--- a/VEM/Phan_tich_VEM_MoMo.docx
+++ b/VEM/Phan_tich_VEM_MoMo.docx
@@ -29,10 +29,22 @@
     </w:p>
     <w:p>
       <w:pPr>
+        <w:pStyle w:val="Heading2"/>
+      </w:pPr>
+      <w:r>
+        <w:rPr>
+          <w:rFonts w:ascii="Times New Roman" w:hAnsi="Times New Roman"/>
+          <w:color w:val="1F3A60"/>
+        </w:rPr>
+        <w:t>1.1. Thông tin chung</w:t>
+      </w:r>
+    </w:p>
+    <w:p>
+      <w:pPr>
         <w:jc w:val="both"/>
       </w:pPr>
       <w:r>
-        <w:t>Công ty Cổ phần Dịch vụ Di Động Trực Tuyến (M_Service) là doanh nghiệp sở hữu và vận hành ví điện tử MoMo – một trong những công ty khởi nghiệp công nghệ tài chính tiêu biểu nhất của Việt Nam. Công ty được thành lập năm 2007 bởi nhóm sáng lập gồm ông Nguyễn Mạnh Tường, ông Phạm Thanh Đức và ông Nguyễn Bá Diệp. Giai đoạn đầu, doanh nghiệp cung cấp dịch vụ giá trị gia tăng trên điện thoại di động; đến năm 2014, ví điện tử MoMo trên điện thoại thông minh chính thức ra mắt sau khi được Ngân hàng Nhà nước Việt Nam cấp phép cung ứng dịch vụ trung gian thanh toán.</w:t>
+        <w:t>Công ty Cổ phần Dịch vụ Di Động Trực Tuyến (M_Service) là doanh nghiệp sở hữu và vận hành ví điện tử MoMo, một trong những doanh nghiệp khởi nghiệp công nghệ tài chính tiêu biểu nhất của Việt Nam. Công ty được thành lập năm 2007 bởi ông Nguyễn Mạnh Tường và ông Nguyễn Bá Diệp. Những năm đầu, MoMo chỉ là dịch vụ chuyển tiền trên nền thẻ SIM điện thoại; lãnh đạo công ty từng phải tự mang loa đi rao giới thiệu dịch vụ chuyển tiền tới người dân.</w:t>
       </w:r>
     </w:p>
     <w:p>
@@ -42,15 +54,7 @@
           <w:color w:val="555555"/>
           <w:sz w:val="21"/>
         </w:rPr>
-        <w:t>Nguồn: MoMo. (n.d.). Giới thiệu về MoMo. https://www.momo.vn/gioi-thieu</w:t>
-      </w:r>
-    </w:p>
-    <w:p>
-      <w:pPr>
-        <w:jc w:val="both"/>
-      </w:pPr>
-      <w:r>
-        <w:t>Sau khi chuyển hướng sang ví điện tử, MoMo liên tục nhận được vốn từ các quỹ đầu tư lớn: năm 2016 có sự tham gia của Goldman Sachs và Standard Chartered; năm 2018 Warburg Pincus dẫn dắt vòng gọi vốn khoảng 100 triệu đô la Mỹ; năm 2021 vòng gọi vốn Series E với sự tham gia của Mizuho, Warburg Pincus, Goodwater Capital… đưa định giá doanh nghiệp lên trên 2 tỷ đô la Mỹ, giúp MoMo trở thành một “kỳ lân” công nghệ của Việt Nam. Hiện nay MoMo công bố có trên 30 triệu người dùng và mạng lưới hàng chục nghìn đối tác, điểm chấp nhận thanh toán trên toàn quốc.</w:t>
+        <w:t>Nguồn: MoMo. (2018). Lãnh đạo của ví điện tử nhiều người dùng nhất Việt Nam từng phải vác loa thùng đi rao dịch vụ chuyển tiền MoMo. https://www.momo.vn/tin-tuc/tin-tuc-su-kien/lanh-dao-cua-vi-dien-tu-nhieu-nguoi-dung-nhat-viet-nam-tung-phai-vac-loa-thung-di-rao-dich-vu-chuyen-tien-momo-day-1383</w:t>
       </w:r>
     </w:p>
     <w:p>
@@ -60,7 +64,27 @@
           <w:color w:val="555555"/>
           <w:sz w:val="21"/>
         </w:rPr>
-        <w:t>Nguồn: Reuters. (2021, 21 tháng 12). Japan's Mizuho to take stake in Vietnam's MoMo e-wallet. https://www.reuters.com/</w:t>
+        <w:t>Nguồn: Brands Vietnam. (2023). MoMo – 16 năm một hành trình của kẻ dẫn đầu lĩnh vực fintech tại Việt Nam. https://www.brandsvietnam.com/congdong/topic/335289-MoMo-16-nam-mot-hanh-trinh-cua-ke-dan-dau-linh-vuc-Fintech-tai-Viet-Nam</w:t>
+      </w:r>
+    </w:p>
+    <w:p>
+      <w:pPr>
+        <w:pStyle w:val="Heading2"/>
+      </w:pPr>
+      <w:r>
+        <w:rPr>
+          <w:rFonts w:ascii="Times New Roman" w:hAnsi="Times New Roman"/>
+          <w:color w:val="1F3A60"/>
+        </w:rPr>
+        <w:t>1.2. Quá trình phát triển</w:t>
+      </w:r>
+    </w:p>
+    <w:p>
+      <w:pPr>
+        <w:jc w:val="both"/>
+      </w:pPr>
+      <w:r>
+        <w:t>Tháng 6/2014, ứng dụng MoMo trên điện thoại thông minh chính thức ra mắt. Tháng 10/2015, M_Service trở thành công ty thanh toán di động đầu tiên tại Việt Nam được Ngân hàng Nhà nước cấp phép cung ứng dịch vụ ví điện tử, đánh dấu bước chuyển mình từ dịch vụ giá trị gia tăng viễn thông sang công nghệ tài chính.</w:t>
       </w:r>
     </w:p>
     <w:p>
@@ -70,27 +94,133 @@
           <w:color w:val="555555"/>
           <w:sz w:val="21"/>
         </w:rPr>
-        <w:t>Nguồn: VnExpress. (2021). MoMo trở thành kỳ lân công nghệ thứ tư của Việt Nam. https://vnexpress.net/</w:t>
+        <w:t>Nguồn: MoMo. (2015). MoMo và những cú hích sau một năm ra mắt. https://www.momo.vn/tin-tuc/tin-tuc-su-kien/ung-dung-momo-va-nhung-cu-hich-sau-mot-nam-ra-mat-41</w:t>
       </w:r>
     </w:p>
     <w:p>
-      <w:pPr>
-        <w:jc w:val="both"/>
-      </w:pPr>
       <w:r>
-        <w:t>Tầm nhìn của MoMo là trở thành “siêu ứng dụng” tài chính – thanh toán của người Việt, tích hợp từ chuyển tiền, thanh toán hóa đơn, mua sắm, giải trí cho đến các dịch vụ tài chính số như vay tiêu dùng, bảo hiểm và đầu tư.</w:t>
+        <w:rPr>
+          <w:i/>
+          <w:color w:val="555555"/>
+          <w:sz w:val="21"/>
+        </w:rPr>
+        <w:t>Nguồn: Brands Vietnam. (2023). MoMo – 16 năm một hành trình của kẻ dẫn đầu lĩnh vực fintech tại Việt Nam. https://www.brandsvietnam.com/congdong/topic/335289-MoMo-16-nam-mot-hanh-trinh-cua-ke-dan-dau-linh-vuc-Fintech-tai-Viet-Nam</w:t>
       </w:r>
     </w:p>
     <w:p>
       <w:pPr>
-        <w:pStyle w:val="Heading1"/>
+        <w:jc w:val="both"/>
+      </w:pPr>
+      <w:r>
+        <w:t>Về huy động vốn, năm 2013 Goldman Sachs rót 5,7 triệu đô la Mỹ vào MoMo; năm 2016, Standard Chartered Private Equity dẫn dắt vòng gọi vốn khoảng 28 triệu đô la Mỹ cùng sự tham gia của Goldman Sachs.</w:t>
+      </w:r>
+    </w:p>
+    <w:p>
+      <w:r>
+        <w:rPr>
+          <w:i/>
+          <w:color w:val="555555"/>
+          <w:sz w:val="21"/>
+        </w:rPr>
+        <w:t>Nguồn: Fintech News Singapore. (2016). Fintech Vietnam boom starts: Vietnamese fintech startup raises US$28M from Goldman Sachs and Standard Chartered Private Equity. https://fintechnews.sg/1715/vietnam/vietnamese-fintech-startup-raises-us28m-goldman-sachs-standard-chartered-private-equity/</w:t>
+      </w:r>
+    </w:p>
+    <w:p>
+      <w:r>
+        <w:rPr>
+          <w:i/>
+          <w:color w:val="555555"/>
+          <w:sz w:val="21"/>
+        </w:rPr>
+        <w:t>Nguồn: Brands Vietnam. (2023). MoMo – 16 năm một hành trình của kẻ dẫn đầu lĩnh vực fintech tại Việt Nam. https://www.brandsvietnam.com/congdong/topic/335289-MoMo-16-nam-mot-hanh-trinh-cua-ke-dan-dau-linh-vuc-Fintech-tai-Viet-Nam</w:t>
+      </w:r>
+    </w:p>
+    <w:p>
+      <w:pPr>
+        <w:jc w:val="both"/>
+      </w:pPr>
+      <w:r>
+        <w:t>Đầu năm 2019, quỹ Warburg Pincus dẫn dắt vòng gọi vốn được cho là khoảng 100 triệu đô la Mỹ – khoản đầu tư lớn nhất vào lĩnh vực công nghệ tài chính Việt Nam tại thời điểm đó.</w:t>
+      </w:r>
+    </w:p>
+    <w:p>
+      <w:r>
+        <w:rPr>
+          <w:i/>
+          <w:color w:val="555555"/>
+          <w:sz w:val="21"/>
+        </w:rPr>
+        <w:t>Nguồn: Báo Đầu tư. (2019). MoMo nhận khoản đầu tư lớn nhất từ trước tới nay ở mảng fintech. https://baodautu.vn/momo-nhan-khoan-dau-tu-lon-nhat-tu-truoc-toi-nay-o-mang-fintech-d94152.html</w:t>
+      </w:r>
+    </w:p>
+    <w:p>
+      <w:r>
+        <w:rPr>
+          <w:i/>
+          <w:color w:val="555555"/>
+          <w:sz w:val="21"/>
+        </w:rPr>
+        <w:t>Nguồn: Global Private Capital Association. (2019). Warburg Pincus leads investments in DaDa and MoMo. https://www.globalprivatecapital.org/newsroom/warburg-pincus-leads-investments-in-dada-and-momo/</w:t>
+      </w:r>
+    </w:p>
+    <w:p>
+      <w:pPr>
+        <w:jc w:val="both"/>
+      </w:pPr>
+      <w:r>
+        <w:t>Ngày 21/12/2021, MoMo công bố hoàn tất vòng gọi vốn Series E trị giá 200 triệu đô la Mỹ do Ngân hàng Mizuho (Nhật Bản) dẫn đầu, cùng Ward Ferry, Goodwater Capital và Kora Management, đưa định giá doanh nghiệp vượt 2 tỷ đô la Mỹ. Riêng Mizuho chi khoảng 20 tỷ yên (khoảng 170 triệu đô la Mỹ) để sở hữu khoảng 7,5% cổ phần M_Service. Với mức định giá này, MoMo chính thức trở thành “kỳ lân” công nghệ của Việt Nam và phục vụ khoảng 31 triệu người dùng.</w:t>
+      </w:r>
+    </w:p>
+    <w:p>
+      <w:r>
+        <w:rPr>
+          <w:i/>
+          <w:color w:val="555555"/>
+          <w:sz w:val="21"/>
+        </w:rPr>
+        <w:t>Nguồn: Tuổi Trẻ News. (2021, 21 tháng 12). Vietnam mobile wallet MoMo says valuation tops $2 billion after funding. https://tuoitrenews.vn/news/business/20211221/vietnam-mobile-wallet-momo-says-valuation-tops-2-billion-after-funding/64834.html</w:t>
+      </w:r>
+    </w:p>
+    <w:p>
+      <w:r>
+        <w:rPr>
+          <w:i/>
+          <w:color w:val="555555"/>
+          <w:sz w:val="21"/>
+        </w:rPr>
+        <w:t>Nguồn: VnEconomy. (2021, 11 tháng 12). Ngân hàng Nhật chi 170 triệu USD mua 7,5% cổ phần MoMo. https://vneconomy.vn/ngan-hang-nhat-chi-170-trieu-usd-mua-7-5-co-phan-momo.htm</w:t>
+      </w:r>
+    </w:p>
+    <w:p>
+      <w:r>
+        <w:rPr>
+          <w:i/>
+          <w:color w:val="555555"/>
+          <w:sz w:val="21"/>
+        </w:rPr>
+        <w:t>Nguồn: Việt Nam News. (2021). MoMo closes its series E funding, becomes a unicorn. https://vietnamnews.vn/economy/1109004/momo-closes-its-series-e-funding-becomes-a-unicorn.html</w:t>
+      </w:r>
+    </w:p>
+    <w:p>
+      <w:r>
+        <w:rPr>
+          <w:i/>
+          <w:color w:val="555555"/>
+          <w:sz w:val="21"/>
+        </w:rPr>
+        <w:t>Nguồn: VnExpress. (2021). TVS đầu tư startup kỳ lân triển vọng. https://vnexpress.net/tvs-dau-tu-startup-ky-lan-trien-vong-4409344.html</w:t>
+      </w:r>
+    </w:p>
+    <w:p>
+      <w:pPr>
+        <w:pStyle w:val="Heading2"/>
       </w:pPr>
       <w:r>
         <w:rPr>
           <w:rFonts w:ascii="Times New Roman" w:hAnsi="Times New Roman"/>
           <w:color w:val="1F3A60"/>
         </w:rPr>
-        <w:t>2. Cơ sở lý thuyết: Ma trận Đánh giá Dự án Kinh doanh (VEM)</w:t>
+        <w:t>1.3. Tầm nhìn và sứ mệnh</w:t>
       </w:r>
     </w:p>
     <w:p>
@@ -98,7 +228,61 @@
         <w:jc w:val="both"/>
       </w:pPr>
       <w:r>
-        <w:t>Ma trận Đánh giá Dự án Kinh doanh do Kathleen Allen đề xuất là công cụ đánh giá một doanh nghiệp khởi nghiệp trên ba khía cạnh (khách hàng, doanh nghiệp, nhà khởi nghiệp) và ba cấp độ: đề xuất giá trị (góc độ vi mô – bản thân doanh nghiệp), ngành (góc độ vĩ mô – đề xuất giá trị trong phạm vi ngành) và chiến lược (định hướng phát triển trong tương lai). Từ đó hình thành chín yếu tố: Nhu cầu – Giải pháp – Đội ngũ; Thị trường – Cạnh tranh – Mạng lưới; Bán hàng – Sản xuất – Tổ chức.</w:t>
+        <w:t>MoMo hướng tới trở thành “siêu ứng dụng” tài chính – thanh toán của người Việt, đưa dịch vụ tài chính đến với mọi người dân, kể cả những người chưa từng có tài khoản ngân hàng. Nguồn vốn từ vòng Series E được dùng để mở rộng dịch vụ tài chính cho người dùng hiện hữu và đầu tư vào các doanh nghiệp Việt Nam có thể củng cố hệ sinh thái MoMo; doanh nghiệp cũng từng công bố mục tiêu niêm yết cổ phiếu vào khoảng năm 2025.</w:t>
+      </w:r>
+    </w:p>
+    <w:p>
+      <w:r>
+        <w:rPr>
+          <w:i/>
+          <w:color w:val="555555"/>
+          <w:sz w:val="21"/>
+        </w:rPr>
+        <w:t>Nguồn: Tuổi Trẻ News. (2021, 21 tháng 12). Vietnam mobile wallet MoMo says valuation tops $2 billion after funding. https://tuoitrenews.vn/news/business/20211221/vietnam-mobile-wallet-momo-says-valuation-tops-2-billion-after-funding/64834.html</w:t>
+      </w:r>
+    </w:p>
+    <w:p>
+      <w:pPr>
+        <w:pStyle w:val="Heading1"/>
+      </w:pPr>
+      <w:r>
+        <w:rPr>
+          <w:rFonts w:ascii="Times New Roman" w:hAnsi="Times New Roman"/>
+          <w:color w:val="1F3A60"/>
+        </w:rPr>
+        <w:t>2. Cơ sở lý thuyết: Ma trận Đánh giá Dự án Kinh doanh</w:t>
+      </w:r>
+    </w:p>
+    <w:p>
+      <w:pPr>
+        <w:jc w:val="both"/>
+      </w:pPr>
+      <w:r>
+        <w:t>Ma trận Đánh giá Dự án Kinh doanh do Kathleen Allen đề xuất là công cụ đánh giá một doanh nghiệp khởi nghiệp trên ba khía cạnh (khách hàng, doanh nghiệp, nhà khởi nghiệp) và ba cấp độ, tạo thành chín ô:</w:t>
+      </w:r>
+    </w:p>
+    <w:p>
+      <w:pPr>
+        <w:pStyle w:val="ListBullet"/>
+      </w:pPr>
+      <w:r>
+        <w:t>Hàng thứ nhất – Đề xuất giá trị (góc độ vi mô): xem xét bản thân doanh nghiệp, gồm Nhu cầu, Giải pháp và Đội ngũ.</w:t>
+      </w:r>
+    </w:p>
+    <w:p>
+      <w:pPr>
+        <w:pStyle w:val="ListBullet"/>
+      </w:pPr>
+      <w:r>
+        <w:t>Hàng thứ hai – Ngành (góc độ vĩ mô): đặt câu hỏi đề xuất giá trị của doanh nghiệp đứng ở đâu trong phạm vi ngành, gồm Thị trường, Cạnh tranh và Mạng lưới.</w:t>
+      </w:r>
+    </w:p>
+    <w:p>
+      <w:pPr>
+        <w:pStyle w:val="ListBullet"/>
+      </w:pPr>
+      <w:r>
+        <w:t>Hàng thứ ba – Chiến lược: nhìn vào định hướng phát triển trong tương lai, gồm Bán hàng, Sản xuất và Tổ chức.</w:t>
       </w:r>
     </w:p>
     <w:p>
@@ -116,7 +300,7 @@
         <w:jc w:val="both"/>
       </w:pPr>
       <w:r>
-        <w:t>Bài viết tập trung phân tích sâu sáu yếu tố thuộc hai hàng đầu (đề xuất giá trị và ngành), sau đó trình bày ngắn gọn ba yếu tố thuộc hàng chiến lược.</w:t>
+        <w:t>Bài viết tập trung phân tích sâu sáu yếu tố thuộc hai hàng đầu, sau đó trình bày ngắn gọn ba yếu tố thuộc hàng chiến lược.</w:t>
       </w:r>
     </w:p>
     <w:p>
@@ -148,7 +332,7 @@
         <w:jc w:val="both"/>
       </w:pPr>
       <w:r>
-        <w:t>Việt Nam từng là nền kinh tế phụ thuộc lớn vào tiền mặt. Theo số liệu của Ngân hàng Thế giới (Global Findex 2017), chỉ khoảng 31% người trưởng thành tại Việt Nam có tài khoản tại tổ chức tài chính, nghĩa là phần lớn dân số chưa tiếp cận dịch vụ ngân hàng. Trong khi đó, tỷ lệ sử dụng điện thoại thông minh và Internet lại tăng rất nhanh, đặc biệt ở nhóm người trẻ.</w:t>
+        <w:t>a) Bối cảnh: Việt Nam từng là nền kinh tế phụ thuộc nặng vào tiền mặt. Theo số liệu Global Findex 2017 được Ngân hàng Nhà nước trình bày, chỉ khoảng 30,8% dân số trưởng thành Việt Nam có tài khoản ngân hàng, nghĩa là gần 70% người dân nằm ngoài hệ thống tài chính chính thức.</w:t>
       </w:r>
     </w:p>
     <w:p>
@@ -158,7 +342,7 @@
           <w:color w:val="555555"/>
           <w:sz w:val="21"/>
         </w:rPr>
-        <w:t>Nguồn: World Bank. (2018). The Global Findex Database 2017. https://globalfindex.worldbank.org/</w:t>
+        <w:t>Nguồn: Định, X. H. (2018). Tài chính toàn diện tại Việt Nam [Bài trình bày, Ngân hàng Nhà nước Việt Nam]. ASEAN Working Committee on Financial Inclusion. https://afcwp.asean.org/wp-content/uploads/2020/07/ANNEX-18-SBV-Xuan-Ha-Dinh.pdf</w:t>
       </w:r>
     </w:p>
     <w:p>
@@ -166,7 +350,7 @@
         <w:jc w:val="both"/>
       </w:pPr>
       <w:r>
-        <w:t>Từ đó hình thành các “điểm đau” rõ rệt của khách hàng:</w:t>
+        <w:t>b) Các “điểm đau” cụ thể của khách hàng:</w:t>
       </w:r>
     </w:p>
     <w:p>
@@ -174,7 +358,7 @@
         <w:pStyle w:val="ListBullet"/>
       </w:pPr>
       <w:r>
-        <w:t>Chuyển tiền, thanh toán hóa đơn điện, nước, Internet phải đến quầy giao dịch, tốn thời gian, xếp hàng.</w:t>
+        <w:t>Tốn thời gian: thanh toán hóa đơn điện, nước, Internet, học phí phải đến quầy giao dịch, xếp hàng, chỉ thực hiện được trong giờ hành chính.</w:t>
       </w:r>
     </w:p>
     <w:p>
@@ -182,7 +366,7 @@
         <w:pStyle w:val="ListBullet"/>
       </w:pPr>
       <w:r>
-        <w:t>Người lao động di cư gửi tiền về quê gặp khó khăn do thủ tục ngân hàng phức tạp, mạng lưới chi nhánh hạn chế ở nông thôn.</w:t>
+        <w:t>Khó chuyển tiền: người lao động di cư từ nông thôn lên thành phố gửi tiền về quê gặp trở ngại vì thủ tục ngân hàng phức tạp, chi nhánh ngân hàng thưa thớt ở vùng nông thôn, phí chuyển tiền cao.</w:t>
       </w:r>
     </w:p>
     <w:p>
@@ -190,7 +374,7 @@
         <w:pStyle w:val="ListBullet"/>
       </w:pPr>
       <w:r>
-        <w:t>Người dân e ngại rủi ro khi mang theo tiền mặt; nhu cầu thanh toán nhanh trong mua sắm trực tuyến, gọi xe, đặt đồ ăn ngày càng lớn.</w:t>
+        <w:t>Rủi ro tiền mặt: mang theo tiền mặt dễ mất mát, nhầm lẫn, khó quản lý chi tiêu.</w:t>
       </w:r>
     </w:p>
     <w:p>
@@ -198,15 +382,23 @@
         <w:pStyle w:val="ListBullet"/>
       </w:pPr>
       <w:r>
-        <w:t>Người trẻ chưa có lịch sử tín dụng khó tiếp cận các khoản vay nhỏ, bảo hiểm, đầu tư.</w:t>
+        <w:t>Nhu cầu mới của nền kinh tế số: thương mại điện tử, gọi xe, đặt đồ ăn, mua vé trực tuyến cần một phương thức thanh toán nhanh, liền mạch trên điện thoại.</w:t>
       </w:r>
     </w:p>
     <w:p>
       <w:pPr>
+        <w:pStyle w:val="ListBullet"/>
+      </w:pPr>
+      <w:r>
+        <w:t>Khó tiếp cận tài chính: người trẻ, người thu nhập thấp chưa có lịch sử tín dụng nên khó vay các khoản nhỏ, mua bảo hiểm hay đầu tư.</w:t>
+      </w:r>
+    </w:p>
+    <w:p>
+      <w:pPr>
         <w:jc w:val="both"/>
       </w:pPr>
       <w:r>
-        <w:t>Chính phủ cũng thúc đẩy mạnh mẽ thanh toán không dùng tiền mặt thông qua Quyết định 2545/QĐ-TTg và sau đó là Quyết định 1813/QĐ-TTg giai đoạn 2021–2025, tạo nền tảng chính sách thuận lợi cho nhu cầu này. Như vậy, nhu cầu mà MoMo hướng tới là thực, lớn và mang tính cấp thiết.</w:t>
+        <w:t>c) Động lực chính sách: Ngày 28/10/2021, Thủ tướng Chính phủ ban hành Quyết định số 1813/QĐ-TTg phê duyệt Đề án phát triển thanh toán không dùng tiền mặt giai đoạn 2021–2025, với mục tiêu đến năm 2025 có 80% người từ 15 tuổi trở lên có tài khoản ngân hàng, đưa thói quen thanh toán không tiền mặt từ thành thị lan rộng đến nông thôn, vùng sâu, vùng xa.</w:t>
       </w:r>
     </w:p>
     <w:p>
@@ -216,7 +408,25 @@
           <w:color w:val="555555"/>
           <w:sz w:val="21"/>
         </w:rPr>
-        <w:t>Nguồn: Thủ tướng Chính phủ. (2021). Quyết định số 1813/QĐ-TTg phê duyệt Đề án phát triển thanh toán không dùng tiền mặt tại Việt Nam giai đoạn 2021–2025. https://thuvienphapluat.vn/</w:t>
+        <w:t>Nguồn: Thủ tướng Chính phủ. (2021). Quyết định số 1813/QĐ-TTg ngày 28/10/2021 phê duyệt Đề án phát triển thanh toán không dùng tiền mặt tại Việt Nam giai đoạn 2021–2025. LuatVietnam. https://luatvietnam.vn/tai-chinh/quyet-dinh-1813-qd-ttg-211698-d1.html</w:t>
+      </w:r>
+    </w:p>
+    <w:p>
+      <w:r>
+        <w:rPr>
+          <w:i/>
+          <w:color w:val="555555"/>
+          <w:sz w:val="21"/>
+        </w:rPr>
+        <w:t>Nguồn: Tạp chí Luật sư Việt Nam. (2021). Đến 2025, 80% người từ 15 tuổi trở lên có tài khoản ngân hàng. https://lsvn.vn/den-2025-80-nguoi-tu-15-tuoi-tro-len-co-tai-khoan-ngan-hang1635608803-a111132.html</w:t>
+      </w:r>
+    </w:p>
+    <w:p>
+      <w:pPr>
+        <w:jc w:val="both"/>
+      </w:pPr>
+      <w:r>
+        <w:t>d) Đánh giá: Nhu cầu mà MoMo hướng tới là nhu cầu thực, quy mô lớn, cấp thiết và được Nhà nước khuyến khích. Đây là điều kiện nền tảng quan trọng nhất theo Ma trận Đánh giá Dự án Kinh doanh: doanh nghiệp không phải “tạo ra” nhu cầu mà giải quyết một vấn đề sẵn có của hàng chục triệu người.</w:t>
       </w:r>
     </w:p>
     <w:p>
@@ -236,7 +446,7 @@
         <w:jc w:val="both"/>
       </w:pPr>
       <w:r>
-        <w:t>MoMo đáp ứng các nhu cầu trên bằng một ứng dụng di động duy nhất, liên kết với hơn 40 ngân hàng trong nước cùng các tổ chức thẻ quốc tế. Các giải pháp cốt lõi gồm:</w:t>
+        <w:t>a) Sản phẩm cốt lõi: MoMo đáp ứng các nhu cầu trên bằng một ứng dụng di động duy nhất, trong đó tiền được nạp từ tài khoản ngân hàng liên kết vào ví và dùng cho nhiều mục đích:</w:t>
       </w:r>
     </w:p>
     <w:p>
@@ -244,7 +454,7 @@
         <w:pStyle w:val="ListBullet"/>
       </w:pPr>
       <w:r>
-        <w:t>Chuyển tiền miễn phí, tức thời giữa các ví và tới tài khoản ngân hàng; nạp, rút tiền qua ngân hàng liên kết và điểm giao dịch.</w:t>
+        <w:t>Chuyển tiền tức thời giữa các ví và tới tài khoản ngân hàng, giải quyết điểm đau chuyển tiền về quê.</w:t>
       </w:r>
     </w:p>
     <w:p>
@@ -252,7 +462,7 @@
         <w:pStyle w:val="ListBullet"/>
       </w:pPr>
       <w:r>
-        <w:t>Thanh toán hóa đơn điện, nước, Internet, học phí, bảo hiểm… chỉ với vài thao tác.</w:t>
+        <w:t>Thanh toán hóa đơn điện, nước, Internet, học phí, bảo hiểm chỉ với vài thao tác, mọi lúc mọi nơi.</w:t>
       </w:r>
     </w:p>
     <w:p>
@@ -260,7 +470,7 @@
         <w:pStyle w:val="ListBullet"/>
       </w:pPr>
       <w:r>
-        <w:t>Thanh toán tại cửa hàng bằng mã QR và thanh toán trực tuyến trên các sàn thương mại điện tử, ứng dụng gọi xe, giao đồ ăn.</w:t>
+        <w:t>Thanh toán tại cửa hàng bằng mã QR (bao gồm mã VietQR) và thanh toán trực tuyến trên ứng dụng gọi xe, giao đồ ăn, sàn thương mại điện tử.</w:t>
       </w:r>
     </w:p>
     <w:p>
@@ -268,7 +478,7 @@
         <w:pStyle w:val="ListBullet"/>
       </w:pPr>
       <w:r>
-        <w:t>Dịch vụ tài chính số kết hợp đối tác: ví trả sau, vay tiêu dùng, bảo hiểm vi mô, tích lũy sinh lời, đầu tư chứng chỉ quỹ.</w:t>
+        <w:t>Dịch vụ tài chính số kết hợp với đối tác: ví trả sau, vay tiêu dùng, bảo hiểm, tích lũy, đầu tư chứng khoán thông qua ứng dụng nhỏ tích hợp.</w:t>
       </w:r>
     </w:p>
     <w:p>
@@ -276,7 +486,7 @@
         <w:pStyle w:val="ListBullet"/>
       </w:pPr>
       <w:r>
-        <w:t>Hệ sinh thái giải trí và tiêu dùng: mua vé xem phim, vé máy bay, trò chơi tương tác, chương trình ưu đãi hoàn tiền.</w:t>
+        <w:t>Tiện ích tiêu dùng – giải trí: mua vé xem phim, vé máy bay, nạp tiền điện thoại, trò chơi tương tác và chương trình hoàn tiền.</w:t>
       </w:r>
     </w:p>
     <w:p>
@@ -286,15 +496,7 @@
           <w:color w:val="555555"/>
           <w:sz w:val="21"/>
         </w:rPr>
-        <w:t>Nguồn: MoMo. (n.d.). Dịch vụ của ví MoMo. https://www.momo.vn/</w:t>
-      </w:r>
-    </w:p>
-    <w:p>
-      <w:pPr>
-        <w:jc w:val="both"/>
-      </w:pPr>
-      <w:r>
-        <w:t>Điểm khác biệt nằm ở trải nghiệm người dùng đơn giản, tốc độ xử lý nhanh và khả năng ứng dụng trí tuệ nhân tạo, dữ liệu lớn để cá nhân hóa ưu đãi và chấm điểm tín dụng thay thế cho người chưa có lịch sử vay vốn. Về pháp lý, MoMo hoạt động theo giấy phép trung gian thanh toán của Ngân hàng Nhà nước và tuân thủ tiêu chuẩn bảo mật dữ liệu thẻ quốc tế, tạo niềm tin cho người dùng. Giải pháp vì vậy giải quyết trực tiếp các “điểm đau” đã nêu và có khả năng mở rộng cao.</w:t>
+        <w:t>Nguồn: Thị trường Tài chính Tiền tệ. (2024). Xu hướng công nghệ định hình ví điện tử tại Việt Nam. https://thitruongtaichinhtiente.vn/xu-huong-cong-nghe-dinh-hinh-vi-dien-tu-tai-viet-nam-68019.html</w:t>
       </w:r>
     </w:p>
     <w:p>
@@ -304,7 +506,83 @@
           <w:color w:val="555555"/>
           <w:sz w:val="21"/>
         </w:rPr>
-        <w:t>Nguồn: Ngân hàng Nhà nước Việt Nam. (2014). Thông tư số 39/2014/TT-NHNN hướng dẫn về dịch vụ trung gian thanh toán. https://thuvienphapluat.vn/</w:t>
+        <w:t>Nguồn: Brands Vietnam. (2023). MoMo – 16 năm một hành trình của kẻ dẫn đầu lĩnh vực fintech tại Việt Nam. https://www.brandsvietnam.com/congdong/topic/335289-MoMo-16-nam-mot-hanh-trinh-cua-ke-dan-dau-linh-vuc-Fintech-tai-Viet-Nam</w:t>
+      </w:r>
+    </w:p>
+    <w:p>
+      <w:pPr>
+        <w:jc w:val="both"/>
+      </w:pPr>
+      <w:r>
+        <w:t>b) Cơ sở pháp lý: Ví điện tử là một loại dịch vụ hỗ trợ thanh toán thuộc nhóm dịch vụ trung gian thanh toán theo Thông tư số 39/2014/TT-NHNN. Quy định yêu cầu tiền nạp vào và rút ra khỏi ví phải đi qua tài khoản thanh toán tại ngân hàng, đồng thời tổ chức cung ứng ví không được cấp tín dụng hay trả lãi trên số dư. Việc MoMo là đơn vị đầu tiên được cấp phép đã tạo cho doanh nghiệp lợi thế về uy tín và niềm tin với người dùng.</w:t>
+      </w:r>
+    </w:p>
+    <w:p>
+      <w:r>
+        <w:rPr>
+          <w:i/>
+          <w:color w:val="555555"/>
+          <w:sz w:val="21"/>
+        </w:rPr>
+        <w:t>Nguồn: Ngân hàng Nhà nước Việt Nam. (2014). Thông tư số 39/2014/TT-NHNN ngày 11/12/2014 hướng dẫn về dịch vụ trung gian thanh toán. LuatVietnam. https://luatvietnam.vn/tai-chinh/thong-tu-39-2014-tt-nhnn-ngan-hang-nha-nuoc-viet-nam-91444-d1.html</w:t>
+      </w:r>
+    </w:p>
+    <w:p>
+      <w:r>
+        <w:rPr>
+          <w:i/>
+          <w:color w:val="555555"/>
+          <w:sz w:val="21"/>
+        </w:rPr>
+        <w:t>Nguồn: Thư viện Pháp luật. (2023). Để có thể cung ứng dịch vụ trung gian thanh toán thì các tổ chức dịch vụ phải đáp ứng được những điều kiện nào? https://thuvienphapluat.vn/phap-luat/de-co-the-cung-ung-dich-vu-trung-gian-thanh-toan-thi-cac-to-chuc-dich-vu-phai-dap-ung-duoc-nhung-di-433505-39657.html</w:t>
+      </w:r>
+    </w:p>
+    <w:p>
+      <w:pPr>
+        <w:jc w:val="both"/>
+      </w:pPr>
+      <w:r>
+        <w:t>c) Điểm khác biệt của giải pháp:</w:t>
+      </w:r>
+    </w:p>
+    <w:p>
+      <w:pPr>
+        <w:pStyle w:val="ListBullet"/>
+      </w:pPr>
+      <w:r>
+        <w:t>Tính tiện lợi: gom nhiều dịch vụ vốn rời rạc (ngân hàng, bưu điện, đại lý, cửa hàng) vào một ứng dụng.</w:t>
+      </w:r>
+    </w:p>
+    <w:p>
+      <w:pPr>
+        <w:pStyle w:val="ListBullet"/>
+      </w:pPr>
+      <w:r>
+        <w:t>Chi phí thấp: nhiều giao dịch chuyển tiền và thanh toán được miễn phí cho người dùng, chi phí do đối tác chấp nhận thanh toán chi trả.</w:t>
+      </w:r>
+    </w:p>
+    <w:p>
+      <w:pPr>
+        <w:pStyle w:val="ListBullet"/>
+      </w:pPr>
+      <w:r>
+        <w:t>Khả năng mở rộng: mô hình nền tảng cho phép liên tục bổ sung dịch vụ mới với chi phí biên thấp, tiến tới “siêu ứng dụng”.</w:t>
+      </w:r>
+    </w:p>
+    <w:p>
+      <w:pPr>
+        <w:pStyle w:val="ListBullet"/>
+      </w:pPr>
+      <w:r>
+        <w:t>Ứng dụng dữ liệu: dữ liệu giao dịch của hàng chục triệu người dùng giúp cá nhân hóa ưu đãi và đánh giá tín dụng thay thế cho người chưa có lịch sử vay vốn.</w:t>
+      </w:r>
+    </w:p>
+    <w:p>
+      <w:pPr>
+        <w:jc w:val="both"/>
+      </w:pPr>
+      <w:r>
+        <w:t>d) Hạn chế: giải pháp phụ thuộc vào hạ tầng ngân hàng liên kết, phải tuân thủ hạn mức và quy định định danh chặt chẽ, và có nguy cơ bị thay thế khi chuyển khoản ngân hàng bằng mã QR miễn phí trở nên phổ biến. Dù vậy, nhìn tổng thể giải pháp của MoMo khớp trực tiếp với từng điểm đau ở mục 3.1.</w:t>
       </w:r>
     </w:p>
     <w:p>
@@ -324,31 +602,7 @@
         <w:jc w:val="both"/>
       </w:pPr>
       <w:r>
-        <w:t>Đội ngũ sáng lập của MoMo là sự kết hợp giữa kinh nghiệm tài chính quốc tế và năng lực công nghệ trong nước:</w:t>
-      </w:r>
-    </w:p>
-    <w:p>
-      <w:pPr>
-        <w:pStyle w:val="ListBullet"/>
-      </w:pPr>
-      <w:r>
-        <w:t>Ông Nguyễn Mạnh Tường – Đồng sáng lập, Tổng giám đốc điều hành: từng làm việc trong lĩnh vực đầu tư, ngân hàng tại Hoa Kỳ trước khi về nước khởi nghiệp, có thế mạnh về chiến lược và gọi vốn.</w:t>
-      </w:r>
-    </w:p>
-    <w:p>
-      <w:pPr>
-        <w:pStyle w:val="ListBullet"/>
-      </w:pPr>
-      <w:r>
-        <w:t>Ông Phạm Thanh Đức – Đồng sáng lập, Phó Chủ tịch: phụ trách vận hành và phát triển kinh doanh, góp phần xây dựng mạng lưới đối tác.</w:t>
-      </w:r>
-    </w:p>
-    <w:p>
-      <w:pPr>
-        <w:pStyle w:val="ListBullet"/>
-      </w:pPr>
-      <w:r>
-        <w:t>Ông Nguyễn Bá Diệp – Đồng sáng lập, Phó Chủ tịch: có kinh nghiệm trong lĩnh vực đầu tư, tài chính và là gương mặt đại diện thường xuyên chia sẻ về tinh thần khởi nghiệp.</w:t>
+        <w:t>a) Nhà sáng lập: Ông Nguyễn Mạnh Tường là đồng sáng lập, hiện giữ vai trò Phó Chủ tịch Hội đồng quản trị kiêm Tổng Giám đốc. Ông Nguyễn Bá Diệp là đồng sáng lập, Phó Chủ tịch Hội đồng quản trị, thường xuyên chia sẻ về hành trình khởi nghiệp với cộng đồng. Hai nhà sáng lập cùng xây dựng M_Service từ năm 2007.</w:t>
       </w:r>
     </w:p>
     <w:p>
@@ -358,15 +612,101 @@
           <w:color w:val="555555"/>
           <w:sz w:val="21"/>
         </w:rPr>
-        <w:t>Nguồn: Forbes Việt Nam. (2021). Nhóm sáng lập MoMo và hành trình trở thành kỳ lân. https://forbes.vn/</w:t>
+        <w:t>Nguồn: Brands Vietnam. (2023). MoMo – 16 năm một hành trình của kẻ dẫn đầu lĩnh vực fintech tại Việt Nam. https://www.brandsvietnam.com/congdong/topic/335289-MoMo-16-nam-mot-hanh-trinh-cua-ke-dan-dau-linh-vuc-Fintech-tai-Viet-Nam</w:t>
       </w:r>
     </w:p>
     <w:p>
+      <w:r>
+        <w:rPr>
+          <w:i/>
+          <w:color w:val="555555"/>
+          <w:sz w:val="21"/>
+        </w:rPr>
+        <w:t>Nguồn: MoMo. (2019). Đồng Tổng giám đốc MoMo Nguyễn Mạnh Tường truyền “cảm hứng khởi nghiệp” đến hàng trăm sinh viên Đại học Quốc gia TP.HCM. https://www.momo.vn/tin-tuc/tin-tuc-su-kien/coceo-momo-nguyen-manh-tuong-truyen-cam-hung-khoi-2580</w:t>
+      </w:r>
+    </w:p>
+    <w:p>
       <w:pPr>
         <w:jc w:val="both"/>
       </w:pPr>
       <w:r>
-        <w:t>Điểm mạnh nổi bật của đội ngũ là sự bền bỉ: công ty mất gần 7 năm (2007–2014) thử nghiệm mô hình dịch vụ trên điện thoại di động trước khi tìm ra hướng đi ví điện tử, cho thấy khả năng thích ứng và xoay trục khi thị trường thay đổi. Bên cạnh đó, MoMo đã thu hút được đội ngũ kỹ sư, chuyên gia dữ liệu quy mô hàng nghìn người, cùng với sự tham gia của các cổ đông chiến lược (Warburg Pincus, Goldman Sachs, Mizuho) không chỉ góp vốn mà còn hỗ trợ quản trị doanh nghiệp theo chuẩn mực quốc tế.</w:t>
+        <w:t>b) Tinh thần bền bỉ và khả năng xoay trục: Đội ngũ mất gần 7 năm (2007–2014) với mô hình chuyển tiền trên nền SIM trước khi tìm ra hướng đi ví điện tử trên điện thoại thông minh. Ông Nguyễn Mạnh Tường từng chia sẻ khó khăn lớn nhất trong 10 năm của MoMo là đấu tranh về đường lối, quan điểm trong nội bộ công ty. Những trải nghiệm này cho thấy đội ngũ có khả năng chịu áp lực, kiên trì và dám thay đổi khi thị trường thay đổi.</w:t>
+      </w:r>
+    </w:p>
+    <w:p>
+      <w:r>
+        <w:rPr>
+          <w:i/>
+          <w:color w:val="555555"/>
+          <w:sz w:val="21"/>
+        </w:rPr>
+        <w:t>Nguồn: MoMo. (2018). Lãnh đạo của ví điện tử nhiều người dùng nhất Việt Nam từng phải vác loa thùng đi rao dịch vụ chuyển tiền MoMo. https://www.momo.vn/tin-tuc/tin-tuc-su-kien/lanh-dao-cua-vi-dien-tu-nhieu-nguoi-dung-nhat-viet-nam-tung-phai-vac-loa-thung-di-rao-dich-vu-chuyen-tien-momo-day-1383</w:t>
+      </w:r>
+    </w:p>
+    <w:p>
+      <w:r>
+        <w:rPr>
+          <w:i/>
+          <w:color w:val="555555"/>
+          <w:sz w:val="21"/>
+        </w:rPr>
+        <w:t>Nguồn: MoMo. (2019). Đồng Tổng giám đốc MoMo Nguyễn Mạnh Tường truyền “cảm hứng khởi nghiệp” đến hàng trăm sinh viên Đại học Quốc gia TP.HCM. https://www.momo.vn/tin-tuc/tin-tuc-su-kien/coceo-momo-nguyen-manh-tuong-truyen-cam-hung-khoi-2580</w:t>
+      </w:r>
+    </w:p>
+    <w:p>
+      <w:pPr>
+        <w:jc w:val="both"/>
+      </w:pPr>
+      <w:r>
+        <w:t>c) Năng lực thu hút vốn và nhân tài: Việc liên tiếp thuyết phục được Goldman Sachs, Standard Chartered, Warburg Pincus và Mizuho rót vốn qua nhiều vòng chứng tỏ uy tín và năng lực điều hành của ban lãnh đạo. Các nhà đầu tư chiến lược không chỉ góp vốn mà còn tham gia hội đồng quản trị, giúp chuẩn hóa quản trị doanh nghiệp theo thông lệ quốc tế.</w:t>
+      </w:r>
+    </w:p>
+    <w:p>
+      <w:r>
+        <w:rPr>
+          <w:i/>
+          <w:color w:val="555555"/>
+          <w:sz w:val="21"/>
+        </w:rPr>
+        <w:t>Nguồn: Fintech News Singapore. (2016). Fintech Vietnam boom starts: Vietnamese fintech startup raises US$28M from Goldman Sachs and Standard Chartered Private Equity. https://fintechnews.sg/1715/vietnam/vietnamese-fintech-startup-raises-us28m-goldman-sachs-standard-chartered-private-equity/</w:t>
+      </w:r>
+    </w:p>
+    <w:p>
+      <w:r>
+        <w:rPr>
+          <w:i/>
+          <w:color w:val="555555"/>
+          <w:sz w:val="21"/>
+        </w:rPr>
+        <w:t>Nguồn: Global Private Capital Association. (2019). Warburg Pincus leads investments in DaDa and MoMo. https://www.globalprivatecapital.org/newsroom/warburg-pincus-leads-investments-in-dada-and-momo/</w:t>
+      </w:r>
+    </w:p>
+    <w:p>
+      <w:r>
+        <w:rPr>
+          <w:i/>
+          <w:color w:val="555555"/>
+          <w:sz w:val="21"/>
+        </w:rPr>
+        <w:t>Nguồn: Tuổi Trẻ News. (2021, 21 tháng 12). Vietnam mobile wallet MoMo says valuation tops $2 billion after funding. https://tuoitrenews.vn/news/business/20211221/vietnam-mobile-wallet-momo-says-valuation-tops-2-billion-after-funding/64834.html</w:t>
+      </w:r>
+    </w:p>
+    <w:p>
+      <w:pPr>
+        <w:jc w:val="both"/>
+      </w:pPr>
+      <w:r>
+        <w:t>d) Đánh giá: Đội ngũ của MoMo đáp ứng tốt ba tiêu chí quan trọng theo Allen: có kinh nghiệm phù hợp với ngành, có cam kết lâu dài và có năng lực xây dựng tổ chức. Điểm cần lưu ý là sự phụ thuộc vào một số cá nhân chủ chốt và nguy cơ thay đổi cơ cấu sở hữu khi các quỹ đầu tư thoái vốn.</w:t>
+      </w:r>
+    </w:p>
+    <w:p>
+      <w:r>
+        <w:rPr>
+          <w:i/>
+          <w:color w:val="555555"/>
+          <w:sz w:val="21"/>
+        </w:rPr>
+        <w:t>Nguồn: Allen, K. R. (2016). Launching new ventures: An entrepreneurial approach (7th ed.). Cengage Learning.</w:t>
       </w:r>
     </w:p>
     <w:p>
@@ -398,7 +738,7 @@
         <w:jc w:val="both"/>
       </w:pPr>
       <w:r>
-        <w:t>Việt Nam có dân số khoảng 100 triệu người, cơ cấu dân số trẻ và tỷ lệ sử dụng điện thoại thông minh cao. Báo cáo “Nền kinh tế số Đông Nam Á” của Google, Temasek và Bain &amp; Company cho thấy giá trị giao dịch thanh toán số của Việt Nam đạt hàng chục tỷ đô la Mỹ và nằm trong nhóm tăng trưởng nhanh nhất khu vực, đồng thời nền kinh tế số Việt Nam được dự báo đạt khoảng 45–50 tỷ đô la Mỹ vào năm 2025.</w:t>
+        <w:t>a) Quy mô và tốc độ tăng trưởng: Theo báo cáo e-Conomy SEA 2023 của Google, Temasek và Bain &amp; Company, Việt Nam là nền kinh tế số tăng trưởng nhanh nhất Đông Nam Á, với tốc độ khoảng 20% mỗi năm giai đoạn 2023–2025; tổng giá trị hàng hóa giao dịch của nền kinh tế số dự kiến gần 45 tỷ đô la Mỹ vào năm 2025, trong đó thương mại điện tử dự kiến đạt 24 tỷ đô la Mỹ. Thanh toán số là “hạ tầng” bắt buộc của toàn bộ mức tăng trưởng này.</w:t>
       </w:r>
     </w:p>
     <w:p>
@@ -408,47 +748,7 @@
           <w:color w:val="555555"/>
           <w:sz w:val="21"/>
         </w:rPr>
-        <w:t>Nguồn: Google, Temasek, &amp; Bain &amp; Company. (2023). e-Conomy SEA 2023. https://economysea.withgoogle.com/</w:t>
-      </w:r>
-    </w:p>
-    <w:p>
-      <w:pPr>
-        <w:jc w:val="both"/>
-      </w:pPr>
-      <w:r>
-        <w:t>Thị trường mục tiêu của MoMo có thể chia thành ba phân khúc:</w:t>
-      </w:r>
-    </w:p>
-    <w:p>
-      <w:pPr>
-        <w:pStyle w:val="ListBullet"/>
-      </w:pPr>
-      <w:r>
-        <w:t>Khách hàng cá nhân thành thị, trẻ tuổi (18–35): sử dụng nhiều dịch vụ, ưa chuộng ưu đãi và trải nghiệm tiện lợi – đây là phân khúc cốt lõi.</w:t>
-      </w:r>
-    </w:p>
-    <w:p>
-      <w:pPr>
-        <w:pStyle w:val="ListBullet"/>
-      </w:pPr>
-      <w:r>
-        <w:t>Khách hàng ở nông thôn và nhóm chưa có tài khoản ngân hàng: dư địa tăng trưởng lớn trong dài hạn, phù hợp với mục tiêu tài chính toàn diện quốc gia.</w:t>
-      </w:r>
-    </w:p>
-    <w:p>
-      <w:pPr>
-        <w:pStyle w:val="ListBullet"/>
-      </w:pPr>
-      <w:r>
-        <w:t>Khách hàng doanh nghiệp, cửa hàng nhỏ lẻ: có nhu cầu chấp nhận thanh toán không tiền mặt với chi phí thấp.</w:t>
-      </w:r>
-    </w:p>
-    <w:p>
-      <w:pPr>
-        <w:jc w:val="both"/>
-      </w:pPr>
-      <w:r>
-        <w:t>Bên cạnh đó, thị trường cũng tồn tại rào cản: thói quen dùng tiền mặt ở người lớn tuổi, lo ngại lừa đảo trực tuyến và quy định quản lý chặt chẽ của Ngân hàng Nhà nước (định danh khách hàng, hạn mức giao dịch). Tuy nhiên, đại dịch COVID-19 đã thúc đẩy mạnh mẽ thói quen thanh toán không chạm, giúp quy mô thị trường mở rộng nhanh hơn dự kiến.</w:t>
+        <w:t>Nguồn: Google, Temasek, &amp; Bain &amp; Company. (2023). e-Conomy SEA 2023: Reaching new heights – Navigating the path to profitable growth. https://temasek.com.sg/content/dam/temasek-corporate/news-and-views/resources/reports/google-temasek-bain-e-conomy-sea-2023-report.pdf</w:t>
       </w:r>
     </w:p>
     <w:p>
@@ -458,7 +758,93 @@
           <w:color w:val="555555"/>
           <w:sz w:val="21"/>
         </w:rPr>
-        <w:t>Nguồn: Ngân hàng Nhà nước Việt Nam. (2023). Báo cáo tình hình thanh toán không dùng tiền mặt. https://www.sbv.gov.vn/</w:t>
+        <w:t>Nguồn: DTiNews. (2023, 8 tháng 11). Vietnam’s digital economy grows fastest in Southeast Asia. https://dtinews.dantri.com.vn/print/20231108132620610.htm</w:t>
+      </w:r>
+    </w:p>
+    <w:p>
+      <w:pPr>
+        <w:jc w:val="both"/>
+      </w:pPr>
+      <w:r>
+        <w:t>b) Số lượng người dùng: Theo Ngân hàng Nhà nước, đến cuối năm 2023 Việt Nam có khoảng 36,23 triệu ví điện tử đang hoạt động, với khoảng 50 tổ chức trung gian thanh toán được cấp phép.</w:t>
+      </w:r>
+    </w:p>
+    <w:p>
+      <w:r>
+        <w:rPr>
+          <w:i/>
+          <w:color w:val="555555"/>
+          <w:sz w:val="21"/>
+        </w:rPr>
+        <w:t>Nguồn: Thị trường Tài chính Tiền tệ. (2024). Xu hướng công nghệ định hình ví điện tử tại Việt Nam. https://thitruongtaichinhtiente.vn/xu-huong-cong-nghe-dinh-hinh-vi-dien-tu-tai-viet-nam-68019.html</w:t>
+      </w:r>
+    </w:p>
+    <w:p>
+      <w:pPr>
+        <w:jc w:val="both"/>
+      </w:pPr>
+      <w:r>
+        <w:t>c) Phân khúc thị trường mục tiêu:</w:t>
+      </w:r>
+    </w:p>
+    <w:p>
+      <w:pPr>
+        <w:pStyle w:val="ListBullet"/>
+      </w:pPr>
+      <w:r>
+        <w:t>Người trẻ thành thị (khoảng 18–35 tuổi): sử dụng điện thoại thông minh thường xuyên, thích ưu đãi và trải nghiệm tiện lợi – phân khúc cốt lõi tạo phần lớn giao dịch.</w:t>
+      </w:r>
+    </w:p>
+    <w:p>
+      <w:pPr>
+        <w:pStyle w:val="ListBullet"/>
+      </w:pPr>
+      <w:r>
+        <w:t>Người dân nông thôn và nhóm chưa có tài khoản ngân hàng: dư địa tăng trưởng dài hạn, phù hợp với mục tiêu tài chính toàn diện của Quyết định 1813/QĐ-TTg.</w:t>
+      </w:r>
+    </w:p>
+    <w:p>
+      <w:pPr>
+        <w:pStyle w:val="ListBullet"/>
+      </w:pPr>
+      <w:r>
+        <w:t>Doanh nghiệp, cửa hàng nhỏ lẻ: cần công cụ chấp nhận thanh toán không tiền mặt chi phí thấp, đồng thời là kênh để MoMo thu phí.</w:t>
+      </w:r>
+    </w:p>
+    <w:p>
+      <w:r>
+        <w:rPr>
+          <w:i/>
+          <w:color w:val="555555"/>
+          <w:sz w:val="21"/>
+        </w:rPr>
+        <w:t>Nguồn: Thủ tướng Chính phủ. (2021). Quyết định số 1813/QĐ-TTg ngày 28/10/2021 phê duyệt Đề án phát triển thanh toán không dùng tiền mặt tại Việt Nam giai đoạn 2021–2025. LuatVietnam. https://luatvietnam.vn/tai-chinh/quyet-dinh-1813-qd-ttg-211698-d1.html</w:t>
+      </w:r>
+    </w:p>
+    <w:p>
+      <w:pPr>
+        <w:jc w:val="both"/>
+      </w:pPr>
+      <w:r>
+        <w:t>d) Rào cản thị trường: thói quen dùng tiền mặt ở người lớn tuổi; lo ngại lừa đảo trực tuyến; quy định ngày càng chặt về định danh khách hàng; người dùng dễ dàng chuyển sang ví khác hoặc ứng dụng ngân hàng vì chi phí chuyển đổi thấp.</w:t>
+      </w:r>
+    </w:p>
+    <w:p>
+      <w:pPr>
+        <w:jc w:val="both"/>
+      </w:pPr>
+      <w:r>
+        <w:t>e) Đánh giá: Thị trường đủ lớn, tăng trưởng nhanh và vẫn còn nhiều khoảng trống ở nhóm chưa có tài khoản ngân hàng. Theo Allen, đây là thị trường hấp dẫn đối với doanh nghiệp khởi nghiệp vì cho phép mở rộng quy mô nhanh.</w:t>
+      </w:r>
+    </w:p>
+    <w:p>
+      <w:r>
+        <w:rPr>
+          <w:i/>
+          <w:color w:val="555555"/>
+          <w:sz w:val="21"/>
+        </w:rPr>
+        <w:t>Nguồn: Allen, K. R. (2016). Launching new ventures: An entrepreneurial approach (7th ed.). Cengage Learning.</w:t>
       </w:r>
     </w:p>
     <w:p>
@@ -478,47 +864,7 @@
         <w:jc w:val="both"/>
       </w:pPr>
       <w:r>
-        <w:t>Thị trường ví điện tử Việt Nam có hàng chục tổ chức được cấp phép, nhưng cạnh tranh chủ yếu tập trung ở một số tên tuổi lớn:</w:t>
-      </w:r>
-    </w:p>
-    <w:p>
-      <w:pPr>
-        <w:pStyle w:val="ListBullet"/>
-      </w:pPr>
-      <w:r>
-        <w:t>ZaloPay (thuộc VNG): lợi thế từ nền tảng nhắn tin Zalo với lượng người dùng rất lớn.</w:t>
-      </w:r>
-    </w:p>
-    <w:p>
-      <w:pPr>
-        <w:pStyle w:val="ListBullet"/>
-      </w:pPr>
-      <w:r>
-        <w:t>ShopeePay (thuộc Sea Group): gắn liền với sàn thương mại điện tử Shopee.</w:t>
-      </w:r>
-    </w:p>
-    <w:p>
-      <w:pPr>
-        <w:pStyle w:val="ListBullet"/>
-      </w:pPr>
-      <w:r>
-        <w:t>VNPAY (VNPAY-QR) và Viettel Money: lợi thế mạng lưới ngân hàng và hạ tầng viễn thông, phủ sâu ở nông thôn.</w:t>
-      </w:r>
-    </w:p>
-    <w:p>
-      <w:pPr>
-        <w:pStyle w:val="ListBullet"/>
-      </w:pPr>
-      <w:r>
-        <w:t>Ứng dụng ngân hàng số của các ngân hàng thương mại: chuyển khoản nhanh qua mã QR miễn phí, đang trở thành đối thủ gián tiếp mạnh nhất.</w:t>
-      </w:r>
-    </w:p>
-    <w:p>
-      <w:pPr>
-        <w:jc w:val="both"/>
-      </w:pPr>
-      <w:r>
-        <w:t>Theo khảo sát của Decision Lab, MoMo liên tục giữ vị trí ví điện tử được sử dụng nhiều nhất tại Việt Nam, vượt qua ZaloPay và ShopeePay về mức độ nhận biết và sử dụng thường xuyên.</w:t>
+        <w:t>a) Vị thế dẫn đầu: Theo dữ liệu của Decision Lab và MMA quý I/2023, MoMo đứng đầu thị trường với tỷ lệ thâm nhập khoảng 68%, tiếp theo là ZaloPay (53%), ViettelPay (27%), ShopeePay (25%), VNPay (16%) và Moca (7%). Khảo sát quý II/2024 tiếp tục cho thấy MoMo là ví điện tử được người dùng Việt Nam sử dụng nhiều nhất.</w:t>
       </w:r>
     </w:p>
     <w:p>
@@ -528,15 +874,171 @@
           <w:color w:val="555555"/>
           <w:sz w:val="21"/>
         </w:rPr>
-        <w:t>Nguồn: Decision Lab. (2022). Báo cáo người tiêu dùng kết nối Việt Nam quý 4/2022. https://www.decisionlab.co/</w:t>
+        <w:t>Nguồn: Nhà Đầu tư. (2023). MoMo nắm 68% thị phần fintech Việt Nam. https://nhadautu.vn/momo-nam-68-thi-phan-fintech-viet-nam-d76691.html</w:t>
       </w:r>
     </w:p>
     <w:p>
+      <w:r>
+        <w:rPr>
+          <w:i/>
+          <w:color w:val="555555"/>
+          <w:sz w:val="21"/>
+        </w:rPr>
+        <w:t>Nguồn: Thị trường Tài chính Tiền tệ. (2023). MoMo và ZaloPay dẫn đầu thị trường ví điện tử trong nước. https://thitruongtaichinhtiente.vn/momo-va-zalopay-dan-dau-thi-truong-vi-dien-tu-trong-nuoc-45105.html</w:t>
+      </w:r>
+    </w:p>
+    <w:p>
+      <w:r>
+        <w:rPr>
+          <w:i/>
+          <w:color w:val="555555"/>
+          <w:sz w:val="21"/>
+        </w:rPr>
+        <w:t>Nguồn: Bizhub – Việt Nam News. (2024). MoMo remains most popular e-wallet in Việt Nam. https://bizhub.vietnamnews.vn/momo-remains-most-popular-e-wallet-in-viet-nam-post352821.html</w:t>
+      </w:r>
+    </w:p>
+    <w:p>
       <w:pPr>
         <w:jc w:val="both"/>
       </w:pPr>
       <w:r>
-        <w:t>Lợi thế cạnh tranh của MoMo đến từ: (1) đi trước thị trường, có số lượng người dùng và đối tác lớn nhất tạo hiệu ứng mạng lưới; (2) thương hiệu mạnh gắn với hình ảnh màu hồng quen thuộc; (3) năng lực công nghệ và dữ liệu. Tuy vậy, sức ép cạnh tranh ngày càng gay gắt khi chuyển khoản ngân hàng bằng mã QR miễn phí trở nên phổ biến, buộc MoMo phải dịch chuyển từ “ví thanh toán” sang “nền tảng tài chính số” để giữ chân khách hàng. Cuộc đua khuyến mãi cũng làm tăng chi phí thu hút khách hàng, ảnh hưởng đến khả năng sinh lời.</w:t>
+        <w:t>b) Phân tích từng đối thủ chính:</w:t>
+      </w:r>
+    </w:p>
+    <w:p>
+      <w:pPr>
+        <w:pStyle w:val="ListBullet"/>
+      </w:pPr>
+      <w:r>
+        <w:t>ZaloPay (VNG): tận dụng hệ sinh thái Zalo với hơn 77 triệu người dùng hoạt động hàng tháng, dễ tiếp cận người dùng qua ứng dụng nhắn tin.</w:t>
+      </w:r>
+    </w:p>
+    <w:p>
+      <w:pPr>
+        <w:pStyle w:val="ListBullet"/>
+      </w:pPr>
+      <w:r>
+        <w:t>ShopeePay (Sea Group): gắn liền với sàn thương mại điện tử Shopee, có lợi thế trong thanh toán mua sắm trực tuyến.</w:t>
+      </w:r>
+    </w:p>
+    <w:p>
+      <w:pPr>
+        <w:pStyle w:val="ListBullet"/>
+      </w:pPr>
+      <w:r>
+        <w:t>ViettelPay/Viettel Money: dựa trên hạ tầng viễn thông Viettel, phủ sâu ở vùng nông thôn.</w:t>
+      </w:r>
+    </w:p>
+    <w:p>
+      <w:pPr>
+        <w:pStyle w:val="ListBullet"/>
+      </w:pPr>
+      <w:r>
+        <w:t>VNPay: nổi bật với mạng lưới mã QR liên kết nhiều ngân hàng và điểm bán.</w:t>
+      </w:r>
+    </w:p>
+    <w:p>
+      <w:pPr>
+        <w:pStyle w:val="ListBullet"/>
+      </w:pPr>
+      <w:r>
+        <w:t>Ứng dụng ngân hàng số: chuyển khoản nhanh qua mã QR miễn phí, là đối thủ gián tiếp ngày càng mạnh.</w:t>
+      </w:r>
+    </w:p>
+    <w:p>
+      <w:r>
+        <w:rPr>
+          <w:i/>
+          <w:color w:val="555555"/>
+          <w:sz w:val="21"/>
+        </w:rPr>
+        <w:t>Nguồn: Thị trường Tài chính Tiền tệ. (2024). Xu hướng công nghệ định hình ví điện tử tại Việt Nam. https://thitruongtaichinhtiente.vn/xu-huong-cong-nghe-dinh-hinh-vi-dien-tu-tai-viet-nam-68019.html</w:t>
+      </w:r>
+    </w:p>
+    <w:p>
+      <w:r>
+        <w:rPr>
+          <w:i/>
+          <w:color w:val="555555"/>
+          <w:sz w:val="21"/>
+        </w:rPr>
+        <w:t>Nguồn: Thị trường Tài chính Tiền tệ. (2023). MoMo và ZaloPay dẫn đầu thị trường ví điện tử trong nước. https://thitruongtaichinhtiente.vn/momo-va-zalopay-dan-dau-thi-truong-vi-dien-tu-trong-nuoc-45105.html</w:t>
+      </w:r>
+    </w:p>
+    <w:p>
+      <w:pPr>
+        <w:jc w:val="both"/>
+      </w:pPr>
+      <w:r>
+        <w:t>c) Lợi thế cạnh tranh của MoMo:</w:t>
+      </w:r>
+    </w:p>
+    <w:p>
+      <w:pPr>
+        <w:pStyle w:val="ListBullet"/>
+      </w:pPr>
+      <w:r>
+        <w:t>Lợi thế người đi đầu: là đơn vị đầu tiên được cấp phép, có lượng người dùng và đối tác lớn nhất, tạo hiệu ứng mạng lưới.</w:t>
+      </w:r>
+    </w:p>
+    <w:p>
+      <w:pPr>
+        <w:pStyle w:val="ListBullet"/>
+      </w:pPr>
+      <w:r>
+        <w:t>Thương hiệu mạnh với màu hồng đặc trưng, gắn với các chiến dịch khuyến mãi dịp Tết.</w:t>
+      </w:r>
+    </w:p>
+    <w:p>
+      <w:pPr>
+        <w:pStyle w:val="ListBullet"/>
+      </w:pPr>
+      <w:r>
+        <w:t>Hệ sinh thái dịch vụ rộng hơn các ví gắn với một nền tảng duy nhất như ZaloPay hay ShopeePay.</w:t>
+      </w:r>
+    </w:p>
+    <w:p>
+      <w:pPr>
+        <w:pStyle w:val="ListBullet"/>
+      </w:pPr>
+      <w:r>
+        <w:t>Nguồn vốn dồi dào từ các nhà đầu tư quốc tế, giúp duy trì đầu tư công nghệ và khuyến mãi.</w:t>
+      </w:r>
+    </w:p>
+    <w:p>
+      <w:r>
+        <w:rPr>
+          <w:i/>
+          <w:color w:val="555555"/>
+          <w:sz w:val="21"/>
+        </w:rPr>
+        <w:t>Nguồn: Decision Lab. (2022). Demystifying the rise of e-wallets in Vietnam. https://www.decisionlab.co/blog/demystifying-the-rise-of-e-wallets-in-vietnam</w:t>
+      </w:r>
+    </w:p>
+    <w:p>
+      <w:pPr>
+        <w:jc w:val="both"/>
+      </w:pPr>
+      <w:r>
+        <w:t>d) Thách thức: cạnh tranh bằng khuyến mãi làm tăng chi phí thu hút khách hàng; các ví còn có xu hướng hợp tác với các siêu ứng dụng như Grab để giành người dùng, làm ranh giới cạnh tranh thay đổi liên tục. Đáng chú ý, chính MoMo cũng đã bắt tay với Grab dù từng là đối thủ, cho thấy doanh nghiệp linh hoạt chuyển từ cạnh tranh sang hợp tác.</w:t>
+      </w:r>
+    </w:p>
+    <w:p>
+      <w:r>
+        <w:rPr>
+          <w:i/>
+          <w:color w:val="555555"/>
+          <w:sz w:val="21"/>
+        </w:rPr>
+        <w:t>Nguồn: Advertising Vietnam. (2021). MoMo bắt tay với Grab dù từng cạnh tranh với nhau và loạt ví điện tử hợp tác với các siêu ứng dụng để thu hút người dùng. https://advertisingvietnam.com/momo-bat-tay-voi-grab-du-tung-canh-tranh-voi-nhau-va-loat-vi-dien-tu-hop-tac-voi-cac-sieu-ung-dung-de-thu-hut-nguoi-dung-p23194</w:t>
+      </w:r>
+    </w:p>
+    <w:p>
+      <w:pPr>
+        <w:jc w:val="both"/>
+      </w:pPr>
+      <w:r>
+        <w:t>e) Đánh giá: Áp dụng lập luận về sức hấp dẫn của ngành trong mô hình, ngành ví điện tử có cường độ cạnh tranh cao, nhưng MoMo đang giữ vị thế dẫn đầu khá vững chắc nhờ quy mô và hiệu ứng mạng lưới. Để duy trì lợi thế, MoMo cần chuyển trọng tâm từ “ví thanh toán” sang “nền tảng tài chính số” có giá trị gia tăng cao hơn.</w:t>
       </w:r>
     </w:p>
     <w:p>
@@ -556,7 +1058,7 @@
         <w:jc w:val="both"/>
       </w:pPr>
       <w:r>
-        <w:t>Mạng lưới quan hệ là một trong những tài sản giá trị nhất của MoMo:</w:t>
+        <w:t>Mạng lưới quan hệ của đội ngũ sáng lập là tài sản giá trị của MoMo, gồm các nhóm:</w:t>
       </w:r>
     </w:p>
     <w:p>
@@ -564,31 +1066,7 @@
         <w:pStyle w:val="ListBullet"/>
       </w:pPr>
       <w:r>
-        <w:t>Nhà đầu tư: Goldman Sachs, Standard Chartered, Warburg Pincus, Mizuho, Goodwater Capital… mang lại nguồn vốn, uy tín và kinh nghiệm quản trị quốc tế.</w:t>
-      </w:r>
-    </w:p>
-    <w:p>
-      <w:pPr>
-        <w:pStyle w:val="ListBullet"/>
-      </w:pPr>
-      <w:r>
-        <w:t>Ngân hàng và tổ chức tài chính: liên kết với hơn 40 ngân hàng, các công ty tài chính và bảo hiểm để cung cấp dịch vụ vay, bảo hiểm, đầu tư.</w:t>
-      </w:r>
-    </w:p>
-    <w:p>
-      <w:pPr>
-        <w:pStyle w:val="ListBullet"/>
-      </w:pPr>
-      <w:r>
-        <w:t>Đối tác kinh doanh: các nhà cung cấp điện, nước, viễn thông, hãng hàng không, rạp chiếu phim, chuỗi bán lẻ và hàng chục nghìn cửa hàng chấp nhận thanh toán.</w:t>
-      </w:r>
-    </w:p>
-    <w:p>
-      <w:pPr>
-        <w:pStyle w:val="ListBullet"/>
-      </w:pPr>
-      <w:r>
-        <w:t>Cơ quan quản lý: quan hệ hợp tác với Ngân hàng Nhà nước, các bộ ngành và địa phương trong các chương trình thanh toán dịch vụ công, chi trả an sinh xã hội.</w:t>
+        <w:t>Nhà đầu tư: Goldman Sachs, Standard Chartered Private Equity, Warburg Pincus, Mizuho, Ward Ferry, Goodwater Capital, Kora Management – mang lại vốn, uy tín và kinh nghiệm quản trị quốc tế. Riêng sự tham gia của Mizuho mở ra cơ hội hợp tác với một tập đoàn tài chính lớn của Nhật Bản.</w:t>
       </w:r>
     </w:p>
     <w:p>
@@ -598,15 +1076,97 @@
           <w:color w:val="555555"/>
           <w:sz w:val="21"/>
         </w:rPr>
-        <w:t>Nguồn: Tech in Asia. (2021). Vietnam's MoMo raises Series E round led by Mizuho. https://www.techinasia.com/</w:t>
+        <w:t>Nguồn: VnEconomy. (2021, 11 tháng 12). Ngân hàng Nhật chi 170 triệu USD mua 7,5% cổ phần MoMo. https://vneconomy.vn/ngan-hang-nhat-chi-170-trieu-usd-mua-7-5-co-phan-momo.htm</w:t>
       </w:r>
     </w:p>
     <w:p>
+      <w:r>
+        <w:rPr>
+          <w:i/>
+          <w:color w:val="555555"/>
+          <w:sz w:val="21"/>
+        </w:rPr>
+        <w:t>Nguồn: Tuổi Trẻ News. (2021, 21 tháng 12). Vietnam mobile wallet MoMo says valuation tops $2 billion after funding. https://tuoitrenews.vn/news/business/20211221/vietnam-mobile-wallet-momo-says-valuation-tops-2-billion-after-funding/64834.html</w:t>
+      </w:r>
+    </w:p>
+    <w:p>
+      <w:pPr>
+        <w:pStyle w:val="ListBullet"/>
+      </w:pPr>
+      <w:r>
+        <w:t>Đối tác viễn thông và ngân hàng: ngay từ khi ra mắt năm 2014, MoMo đã phát triển cùng Vinaphone; sau đó liên kết với nhiều ngân hàng trong nước để nạp, rút tiền và cung cấp dịch vụ tài chính.</w:t>
+      </w:r>
+    </w:p>
+    <w:p>
+      <w:r>
+        <w:rPr>
+          <w:i/>
+          <w:color w:val="555555"/>
+          <w:sz w:val="21"/>
+        </w:rPr>
+        <w:t>Nguồn: MoMo. (2015). MoMo và những cú hích sau một năm ra mắt. https://www.momo.vn/tin-tuc/tin-tuc-su-kien/ung-dung-momo-va-nhung-cu-hich-sau-mot-nam-ra-mat-41</w:t>
+      </w:r>
+    </w:p>
+    <w:p>
+      <w:pPr>
+        <w:pStyle w:val="ListBullet"/>
+      </w:pPr>
+      <w:r>
+        <w:t>Đối tác kinh doanh: nhà cung cấp điện, nước, viễn thông, hãng hàng không, rạp chiếu phim, ứng dụng gọi xe như Grab và các chuỗi bán lẻ.</w:t>
+      </w:r>
+    </w:p>
+    <w:p>
+      <w:r>
+        <w:rPr>
+          <w:i/>
+          <w:color w:val="555555"/>
+          <w:sz w:val="21"/>
+        </w:rPr>
+        <w:t>Nguồn: Advertising Vietnam. (2021). MoMo bắt tay với Grab dù từng cạnh tranh với nhau và loạt ví điện tử hợp tác với các siêu ứng dụng để thu hút người dùng. https://advertisingvietnam.com/momo-bat-tay-voi-grab-du-tung-canh-tranh-voi-nhau-va-loat-vi-dien-tu-hop-tac-voi-cac-sieu-ung-dung-de-thu-hut-nguoi-dung-p23194</w:t>
+      </w:r>
+    </w:p>
+    <w:p>
+      <w:pPr>
+        <w:pStyle w:val="ListBullet"/>
+      </w:pPr>
+      <w:r>
+        <w:t>Cơ quan quản lý: quan hệ với Ngân hàng Nhà nước trong quá trình cấp phép và tham gia triển khai các mục tiêu thanh toán không dùng tiền mặt của Chính phủ.</w:t>
+      </w:r>
+    </w:p>
+    <w:p>
+      <w:r>
+        <w:rPr>
+          <w:i/>
+          <w:color w:val="555555"/>
+          <w:sz w:val="21"/>
+        </w:rPr>
+        <w:t>Nguồn: Thủ tướng Chính phủ. (2021). Quyết định số 1813/QĐ-TTg ngày 28/10/2021 phê duyệt Đề án phát triển thanh toán không dùng tiền mặt tại Việt Nam giai đoạn 2021–2025. LuatVietnam. https://luatvietnam.vn/tai-chinh/quyet-dinh-1813-qd-ttg-211698-d1.html</w:t>
+      </w:r>
+    </w:p>
+    <w:p>
+      <w:pPr>
+        <w:pStyle w:val="ListBullet"/>
+      </w:pPr>
+      <w:r>
+        <w:t>Cổ đông trong nước: Công ty Cổ phần Chứng khoán Thiên Việt (TVS) là một trong những cổ đông của M_Service từ giai đoạn đầu.</w:t>
+      </w:r>
+    </w:p>
+    <w:p>
+      <w:r>
+        <w:rPr>
+          <w:i/>
+          <w:color w:val="555555"/>
+          <w:sz w:val="21"/>
+        </w:rPr>
+        <w:t>Nguồn: VnExpress. (2021). TVS đầu tư startup kỳ lân triển vọng. https://vnexpress.net/tvs-dau-tu-startup-ky-lan-trien-vong-4409344.html</w:t>
+      </w:r>
+    </w:p>
+    <w:p>
       <w:pPr>
         <w:jc w:val="both"/>
       </w:pPr>
       <w:r>
-        <w:t>Mạng lưới rộng giúp MoMo tạo ra vòng tròn giá trị: càng nhiều đối tác thì càng hấp dẫn người dùng, càng nhiều người dùng thì càng thu hút đối tác, tạo rào cản gia nhập đáng kể đối với các đối thủ mới.</w:t>
+        <w:t>Đánh giá: Mạng lưới rộng giúp MoMo tạo ra vòng tuần hoàn giá trị – càng nhiều đối tác thì càng hấp dẫn người dùng, càng nhiều người dùng thì càng thu hút đối tác – từ đó dựng nên rào cản gia nhập đáng kể đối với doanh nghiệp mới.</w:t>
       </w:r>
     </w:p>
     <w:p>
@@ -638,7 +1198,7 @@
         <w:jc w:val="both"/>
       </w:pPr>
       <w:r>
-        <w:t>MoMo thu hút người dùng bằng chương trình khuyến mãi, hoàn tiền, trò chơi tương tác dịp Tết, giới thiệu bạn bè, đồng thời đẩy mạnh truyền thông số. Nguồn thu chủ yếu đến từ phí đối tác (phí trên mỗi giao dịch thanh toán), hoa hồng phân phối sản phẩm tài chính và quảng cáo trong ứng dụng.</w:t>
+        <w:t>MoMo thu hút người dùng bằng khuyến mãi, hoàn tiền, trò chơi tương tác dịp Tết và chương trình giới thiệu bạn bè. Nguồn thu chủ yếu đến từ phí thu từ đối tác trên mỗi giao dịch, hoa hồng phân phối sản phẩm tài chính và quảng cáo trong ứng dụng.</w:t>
       </w:r>
     </w:p>
     <w:p>
@@ -658,7 +1218,17 @@
         <w:jc w:val="both"/>
       </w:pPr>
       <w:r>
-        <w:t>“Sản xuất” của MoMo là hạ tầng công nghệ: hệ thống xử lý giao dịch, bảo mật, định danh điện tử và nền tảng dữ liệu. Doanh nghiệp đầu tư mạnh vào trí tuệ nhân tạo, điện toán đám mây để bảo đảm hệ thống ổn định khi lượng giao dịch tăng đột biến.</w:t>
+        <w:t>“Sản xuất” của MoMo là hạ tầng công nghệ: hệ thống xử lý giao dịch, bảo mật, định danh điện tử và nền tảng dữ liệu, được đầu tư liên tục để bảo đảm hệ thống ổn định khi lượng giao dịch tăng đột biến.</w:t>
+      </w:r>
+    </w:p>
+    <w:p>
+      <w:r>
+        <w:rPr>
+          <w:i/>
+          <w:color w:val="555555"/>
+          <w:sz w:val="21"/>
+        </w:rPr>
+        <w:t>Nguồn: Thị trường Tài chính Tiền tệ. (2024). Xu hướng công nghệ định hình ví điện tử tại Việt Nam. https://thitruongtaichinhtiente.vn/xu-huong-cong-nghe-dinh-hinh-vi-dien-tu-tai-viet-nam-68019.html</w:t>
       </w:r>
     </w:p>
     <w:p>
@@ -678,7 +1248,17 @@
         <w:jc w:val="both"/>
       </w:pPr>
       <w:r>
-        <w:t>MoMo xây dựng bộ máy theo hướng doanh nghiệp công nghệ hiện đại với hội đồng quản trị có đại diện của các quỹ đầu tư, văn hóa đề cao đổi mới và chuẩn bị cho mục tiêu niêm yết trong tương lai, phù hợp định hướng trở thành siêu ứng dụng tài chính.</w:t>
+        <w:t>MoMo vận hành theo mô hình doanh nghiệp công nghệ, hội đồng quản trị có đại diện các quỹ đầu tư, và hướng tới mục tiêu niêm yết cổ phiếu, phù hợp định hướng trở thành siêu ứng dụng tài chính.</w:t>
+      </w:r>
+    </w:p>
+    <w:p>
+      <w:r>
+        <w:rPr>
+          <w:i/>
+          <w:color w:val="555555"/>
+          <w:sz w:val="21"/>
+        </w:rPr>
+        <w:t>Nguồn: Tuổi Trẻ News. (2021, 21 tháng 12). Vietnam mobile wallet MoMo says valuation tops $2 billion after funding. https://tuoitrenews.vn/news/business/20211221/vietnam-mobile-wallet-momo-says-valuation-tops-2-billion-after-funding/64834.html</w:t>
       </w:r>
     </w:p>
     <w:p>
@@ -698,7 +1278,7 @@
         <w:jc w:val="both"/>
       </w:pPr>
       <w:r>
-        <w:t>Theo Ma trận Đánh giá Dự án Kinh doanh, MoMo là doanh nghiệp khởi nghiệp có nền tảng vững chắc ở cả hai hàng đầu: nhu cầu thị trường lớn và cấp thiết, giải pháp phù hợp, đội ngũ sáng lập bền bỉ, thị trường tăng trưởng nhanh, vị thế dẫn đầu trong cạnh tranh và mạng lưới đối tác rộng. Thách thức chủ yếu nằm ở sức ép cạnh tranh từ ngân hàng số, chi phí thu hút khách hàng cao và yêu cầu pháp lý ngày càng chặt chẽ. Để phát triển bền vững, MoMo cần tiếp tục chuyển dịch sang các dịch vụ tài chính số có biên lợi nhuận cao hơn và nâng cao an toàn, bảo mật cho người dùng.</w:t>
+        <w:t>Theo Ma trận Đánh giá Dự án Kinh doanh, MoMo có nền tảng vững chắc ở hai hàng đầu: nhu cầu lớn và cấp thiết, giải pháp phù hợp và được cấp phép sớm, đội ngũ sáng lập bền bỉ; thị trường tăng trưởng nhanh nhất khu vực, vị thế dẫn đầu cạnh tranh và mạng lưới nhà đầu tư, đối tác rộng. Thách thức chủ yếu là sức ép từ ứng dụng ngân hàng số và các ví gắn với hệ sinh thái lớn, chi phí thu hút khách hàng cao và yêu cầu pháp lý ngày càng chặt. Để phát triển bền vững, MoMo cần chuyển dịch sang dịch vụ tài chính số có giá trị gia tăng cao và tăng cường an toàn, bảo mật cho người dùng.</w:t>
       </w:r>
     </w:p>
     <w:p>
@@ -718,6 +1298,14 @@
         <w:ind w:left="560" w:hanging="560"/>
       </w:pPr>
       <w:r>
+        <w:t>Advertising Vietnam. (2021). MoMo bắt tay với Grab dù từng cạnh tranh với nhau và loạt ví điện tử hợp tác với các siêu ứng dụng để thu hút người dùng. https://advertisingvietnam.com/momo-bat-tay-voi-grab-du-tung-canh-tranh-voi-nhau-va-loat-vi-dien-tu-hop-tac-voi-cac-sieu-ung-dung-de-thu-hut-nguoi-dung-p23194</w:t>
+      </w:r>
+    </w:p>
+    <w:p>
+      <w:pPr>
+        <w:ind w:left="560" w:hanging="560"/>
+      </w:pPr>
+      <w:r>
         <w:t>Allen, K. R. (2016). Launching new ventures: An entrepreneurial approach (7th ed.). Cengage Learning.</w:t>
       </w:r>
     </w:p>
@@ -726,7 +1314,7 @@
         <w:ind w:left="560" w:hanging="560"/>
       </w:pPr>
       <w:r>
-        <w:t>Decision Lab. (2022). Báo cáo người tiêu dùng kết nối Việt Nam quý 4/2022. https://www.decisionlab.co/</w:t>
+        <w:t>Bizhub – Việt Nam News. (2024). MoMo remains most popular e-wallet in Việt Nam. https://bizhub.vietnamnews.vn/momo-remains-most-popular-e-wallet-in-viet-nam-post352821.html</w:t>
       </w:r>
     </w:p>
     <w:p>
@@ -734,7 +1322,7 @@
         <w:ind w:left="560" w:hanging="560"/>
       </w:pPr>
       <w:r>
-        <w:t>Forbes Việt Nam. (2021). Nhóm sáng lập MoMo và hành trình trở thành kỳ lân. https://forbes.vn/</w:t>
+        <w:t>Brands Vietnam. (2023). MoMo – 16 năm một hành trình của kẻ dẫn đầu lĩnh vực fintech tại Việt Nam. https://www.brandsvietnam.com/congdong/topic/335289-MoMo-16-nam-mot-hanh-trinh-cua-ke-dan-dau-linh-vuc-Fintech-tai-Viet-Nam</w:t>
       </w:r>
     </w:p>
     <w:p>
@@ -742,7 +1330,7 @@
         <w:ind w:left="560" w:hanging="560"/>
       </w:pPr>
       <w:r>
-        <w:t>Google, Temasek, &amp; Bain &amp; Company. (2023). e-Conomy SEA 2023. https://economysea.withgoogle.com/</w:t>
+        <w:t>Báo Đầu tư. (2019). MoMo nhận khoản đầu tư lớn nhất từ trước tới nay ở mảng fintech. https://baodautu.vn/momo-nhan-khoan-dau-tu-lon-nhat-tu-truoc-toi-nay-o-mang-fintech-d94152.html</w:t>
       </w:r>
     </w:p>
     <w:p>
@@ -750,7 +1338,7 @@
         <w:ind w:left="560" w:hanging="560"/>
       </w:pPr>
       <w:r>
-        <w:t>MoMo. (n.d.-a). Dịch vụ của ví MoMo. https://www.momo.vn/</w:t>
+        <w:t>Decision Lab. (2022). Demystifying the rise of e-wallets in Vietnam. https://www.decisionlab.co/blog/demystifying-the-rise-of-e-wallets-in-vietnam</w:t>
       </w:r>
     </w:p>
     <w:p>
@@ -758,7 +1346,7 @@
         <w:ind w:left="560" w:hanging="560"/>
       </w:pPr>
       <w:r>
-        <w:t>MoMo. (n.d.-b). Giới thiệu về MoMo. https://www.momo.vn/gioi-thieu</w:t>
+        <w:t>DTiNews. (2023, 8 tháng 11). Vietnam’s digital economy grows fastest in Southeast Asia. https://dtinews.dantri.com.vn/print/20231108132620610.htm</w:t>
       </w:r>
     </w:p>
     <w:p>
@@ -766,7 +1354,7 @@
         <w:ind w:left="560" w:hanging="560"/>
       </w:pPr>
       <w:r>
-        <w:t>Ngân hàng Nhà nước Việt Nam. (2014). Thông tư số 39/2014/TT-NHNN hướng dẫn về dịch vụ trung gian thanh toán. https://thuvienphapluat.vn/</w:t>
+        <w:t>Fintech News Singapore. (2016). Fintech Vietnam boom starts: Vietnamese fintech startup raises US$28M from Goldman Sachs and Standard Chartered Private Equity. https://fintechnews.sg/1715/vietnam/vietnamese-fintech-startup-raises-us28m-goldman-sachs-standard-chartered-private-equity/</w:t>
       </w:r>
     </w:p>
     <w:p>
@@ -774,7 +1362,7 @@
         <w:ind w:left="560" w:hanging="560"/>
       </w:pPr>
       <w:r>
-        <w:t>Ngân hàng Nhà nước Việt Nam. (2023). Báo cáo tình hình thanh toán không dùng tiền mặt. https://www.sbv.gov.vn/</w:t>
+        <w:t>Global Private Capital Association. (2019). Warburg Pincus leads investments in DaDa and MoMo. https://www.globalprivatecapital.org/newsroom/warburg-pincus-leads-investments-in-dada-and-momo/</w:t>
       </w:r>
     </w:p>
     <w:p>
@@ -782,7 +1370,7 @@
         <w:ind w:left="560" w:hanging="560"/>
       </w:pPr>
       <w:r>
-        <w:t>Reuters. (2021, 21 tháng 12). Japan's Mizuho to take stake in Vietnam's MoMo e-wallet. https://www.reuters.com/</w:t>
+        <w:t>Google, Temasek, &amp; Bain &amp; Company. (2023). e-Conomy SEA 2023: Reaching new heights – Navigating the path to profitable growth. https://temasek.com.sg/content/dam/temasek-corporate/news-and-views/resources/reports/google-temasek-bain-e-conomy-sea-2023-report.pdf</w:t>
       </w:r>
     </w:p>
     <w:p>
@@ -790,7 +1378,7 @@
         <w:ind w:left="560" w:hanging="560"/>
       </w:pPr>
       <w:r>
-        <w:t>Tech in Asia. (2021). Vietnam's MoMo raises Series E round led by Mizuho. https://www.techinasia.com/</w:t>
+        <w:t>MoMo. (2015). MoMo và những cú hích sau một năm ra mắt. https://www.momo.vn/tin-tuc/tin-tuc-su-kien/ung-dung-momo-va-nhung-cu-hich-sau-mot-nam-ra-mat-41</w:t>
       </w:r>
     </w:p>
     <w:p>
@@ -798,7 +1386,7 @@
         <w:ind w:left="560" w:hanging="560"/>
       </w:pPr>
       <w:r>
-        <w:t>Thủ tướng Chính phủ. (2021). Quyết định số 1813/QĐ-TTg phê duyệt Đề án phát triển thanh toán không dùng tiền mặt tại Việt Nam giai đoạn 2021–2025. https://thuvienphapluat.vn/</w:t>
+        <w:t>MoMo. (2018). Lãnh đạo của ví điện tử nhiều người dùng nhất Việt Nam từng phải vác loa thùng đi rao dịch vụ chuyển tiền MoMo. https://www.momo.vn/tin-tuc/tin-tuc-su-kien/lanh-dao-cua-vi-dien-tu-nhieu-nguoi-dung-nhat-viet-nam-tung-phai-vac-loa-thung-di-rao-dich-vu-chuyen-tien-momo-day-1383</w:t>
       </w:r>
     </w:p>
     <w:p>
@@ -806,7 +1394,7 @@
         <w:ind w:left="560" w:hanging="560"/>
       </w:pPr>
       <w:r>
-        <w:t>VnExpress. (2021). MoMo trở thành kỳ lân công nghệ thứ tư của Việt Nam. https://vnexpress.net/</w:t>
+        <w:t>MoMo. (2019). Đồng Tổng giám đốc MoMo Nguyễn Mạnh Tường truyền “cảm hứng khởi nghiệp” đến hàng trăm sinh viên Đại học Quốc gia TP.HCM. https://www.momo.vn/tin-tuc/tin-tuc-su-kien/coceo-momo-nguyen-manh-tuong-truyen-cam-hung-khoi-2580</w:t>
       </w:r>
     </w:p>
     <w:p>
@@ -814,7 +1402,95 @@
         <w:ind w:left="560" w:hanging="560"/>
       </w:pPr>
       <w:r>
-        <w:t>World Bank. (2018). The Global Findex Database 2017. https://globalfindex.worldbank.org/</w:t>
+        <w:t>Ngân hàng Nhà nước Việt Nam. (2014). Thông tư số 39/2014/TT-NHNN ngày 11/12/2014 hướng dẫn về dịch vụ trung gian thanh toán. LuatVietnam. https://luatvietnam.vn/tai-chinh/thong-tu-39-2014-tt-nhnn-ngan-hang-nha-nuoc-viet-nam-91444-d1.html</w:t>
+      </w:r>
+    </w:p>
+    <w:p>
+      <w:pPr>
+        <w:ind w:left="560" w:hanging="560"/>
+      </w:pPr>
+      <w:r>
+        <w:t>Nhà Đầu tư. (2023). MoMo nắm 68% thị phần fintech Việt Nam. https://nhadautu.vn/momo-nam-68-thi-phan-fintech-viet-nam-d76691.html</w:t>
+      </w:r>
+    </w:p>
+    <w:p>
+      <w:pPr>
+        <w:ind w:left="560" w:hanging="560"/>
+      </w:pPr>
+      <w:r>
+        <w:t>Thư viện Pháp luật. (2023). Để có thể cung ứng dịch vụ trung gian thanh toán thì các tổ chức dịch vụ phải đáp ứng được những điều kiện nào? https://thuvienphapluat.vn/phap-luat/de-co-the-cung-ung-dich-vu-trung-gian-thanh-toan-thi-cac-to-chuc-dich-vu-phai-dap-ung-duoc-nhung-di-433505-39657.html</w:t>
+      </w:r>
+    </w:p>
+    <w:p>
+      <w:pPr>
+        <w:ind w:left="560" w:hanging="560"/>
+      </w:pPr>
+      <w:r>
+        <w:t>Thị trường Tài chính Tiền tệ. (2023). MoMo và ZaloPay dẫn đầu thị trường ví điện tử trong nước. https://thitruongtaichinhtiente.vn/momo-va-zalopay-dan-dau-thi-truong-vi-dien-tu-trong-nuoc-45105.html</w:t>
+      </w:r>
+    </w:p>
+    <w:p>
+      <w:pPr>
+        <w:ind w:left="560" w:hanging="560"/>
+      </w:pPr>
+      <w:r>
+        <w:t>Thị trường Tài chính Tiền tệ. (2024). Xu hướng công nghệ định hình ví điện tử tại Việt Nam. https://thitruongtaichinhtiente.vn/xu-huong-cong-nghe-dinh-hinh-vi-dien-tu-tai-viet-nam-68019.html</w:t>
+      </w:r>
+    </w:p>
+    <w:p>
+      <w:pPr>
+        <w:ind w:left="560" w:hanging="560"/>
+      </w:pPr>
+      <w:r>
+        <w:t>Thủ tướng Chính phủ. (2021). Quyết định số 1813/QĐ-TTg ngày 28/10/2021 phê duyệt Đề án phát triển thanh toán không dùng tiền mặt tại Việt Nam giai đoạn 2021–2025. LuatVietnam. https://luatvietnam.vn/tai-chinh/quyet-dinh-1813-qd-ttg-211698-d1.html</w:t>
+      </w:r>
+    </w:p>
+    <w:p>
+      <w:pPr>
+        <w:ind w:left="560" w:hanging="560"/>
+      </w:pPr>
+      <w:r>
+        <w:t>Tuổi Trẻ News. (2021, 21 tháng 12). Vietnam mobile wallet MoMo says valuation tops $2 billion after funding. https://tuoitrenews.vn/news/business/20211221/vietnam-mobile-wallet-momo-says-valuation-tops-2-billion-after-funding/64834.html</w:t>
+      </w:r>
+    </w:p>
+    <w:p>
+      <w:pPr>
+        <w:ind w:left="560" w:hanging="560"/>
+      </w:pPr>
+      <w:r>
+        <w:t>Tạp chí Luật sư Việt Nam. (2021). Đến 2025, 80% người từ 15 tuổi trở lên có tài khoản ngân hàng. https://lsvn.vn/den-2025-80-nguoi-tu-15-tuoi-tro-len-co-tai-khoan-ngan-hang1635608803-a111132.html</w:t>
+      </w:r>
+    </w:p>
+    <w:p>
+      <w:pPr>
+        <w:ind w:left="560" w:hanging="560"/>
+      </w:pPr>
+      <w:r>
+        <w:t>Việt Nam News. (2021). MoMo closes its series E funding, becomes a unicorn. https://vietnamnews.vn/economy/1109004/momo-closes-its-series-e-funding-becomes-a-unicorn.html</w:t>
+      </w:r>
+    </w:p>
+    <w:p>
+      <w:pPr>
+        <w:ind w:left="560" w:hanging="560"/>
+      </w:pPr>
+      <w:r>
+        <w:t>VnEconomy. (2021, 11 tháng 12). Ngân hàng Nhật chi 170 triệu USD mua 7,5% cổ phần MoMo. https://vneconomy.vn/ngan-hang-nhat-chi-170-trieu-usd-mua-7-5-co-phan-momo.htm</w:t>
+      </w:r>
+    </w:p>
+    <w:p>
+      <w:pPr>
+        <w:ind w:left="560" w:hanging="560"/>
+      </w:pPr>
+      <w:r>
+        <w:t>VnExpress. (2021). TVS đầu tư startup kỳ lân triển vọng. https://vnexpress.net/tvs-dau-tu-startup-ky-lan-trien-vong-4409344.html</w:t>
+      </w:r>
+    </w:p>
+    <w:p>
+      <w:pPr>
+        <w:ind w:left="560" w:hanging="560"/>
+      </w:pPr>
+      <w:r>
+        <w:t>Định, X. H. (2018). Tài chính toàn diện tại Việt Nam [Bài trình bày, Ngân hàng Nhà nước Việt Nam]. ASEAN Working Committee on Financial Inclusion. https://afcwp.asean.org/wp-content/uploads/2020/07/ANNEX-18-SBV-Xuan-Ha-Dinh.pdf</w:t>
       </w:r>
     </w:p>
     <w:sectPr>

--- a/VEM/Phan_tich_VEM_MoMo.docx
+++ b/VEM/Phan_tich_VEM_MoMo.docx
@@ -12,7 +12,7 @@
           <w:rFonts w:ascii="Times New Roman" w:hAnsi="Times New Roman"/>
           <w:sz w:val="36"/>
         </w:rPr>
-        <w:t>PHÂN TÍCH DOANH NGHIỆP KHỞI NGHIỆP MOMO THEO MA TRẬN ĐÁNH GIÁ DỰ ÁN KINH DOANH (VEM)</w:t>
+        <w:t>PHÂN TÍCH DOANH NGHIỆP KHỞI NGHIỆP MOMO THEO MA TRẬN ĐÁNH GIÁ DỰ ÁN KINH DOANH</w:t>
       </w:r>
     </w:p>
     <w:p>
@@ -24,7 +24,7 @@
           <w:rFonts w:ascii="Times New Roman" w:hAnsi="Times New Roman"/>
           <w:color w:val="1F3A60"/>
         </w:rPr>
-        <w:t>1. Giới thiệu doanh nghiệp</w:t>
+        <w:t>I. GIỚI THIỆU DOANH NGHIỆP</w:t>
       </w:r>
     </w:p>
     <w:p>
@@ -36,15 +36,320 @@
           <w:rFonts w:ascii="Times New Roman" w:hAnsi="Times New Roman"/>
           <w:color w:val="1F3A60"/>
         </w:rPr>
-        <w:t>1.1. Thông tin chung</w:t>
+        <w:t>1. Thông tin chung</w:t>
       </w:r>
     </w:p>
     <w:p>
       <w:pPr>
+        <w:jc w:val="center"/>
+      </w:pPr>
+      <w:r>
+        <w:rPr>
+          <w:b/>
+          <w:i/>
+        </w:rPr>
+        <w:t>Bảng 1. Thông tin tổng quan về MoMo</w:t>
+      </w:r>
+    </w:p>
+    <w:tbl>
+      <w:tblPr>
+        <w:tblStyle w:val="TableGrid"/>
+        <w:tblW w:type="auto" w:w="0"/>
+        <w:tblLook w:firstColumn="1" w:firstRow="1" w:lastColumn="0" w:lastRow="0" w:noHBand="0" w:noVBand="1" w:val="04A0"/>
+      </w:tblPr>
+      <w:tblGrid>
+        <w:gridCol w:w="4320"/>
+        <w:gridCol w:w="4320"/>
+      </w:tblGrid>
+      <w:tr>
+        <w:tc>
+          <w:tcPr>
+            <w:tcW w:type="dxa" w:w="4320"/>
+            <w:shd w:val="clear" w:fill="1F3A60"/>
+          </w:tcPr>
+          <w:p>
+            <w:r>
+              <w:rPr>
+                <w:b/>
+                <w:color w:val="FFFFFF"/>
+                <w:sz w:val="23"/>
+              </w:rPr>
+              <w:t>Tiêu chí</w:t>
+            </w:r>
+          </w:p>
+        </w:tc>
+        <w:tc>
+          <w:tcPr>
+            <w:tcW w:type="dxa" w:w="4320"/>
+            <w:shd w:val="clear" w:fill="1F3A60"/>
+          </w:tcPr>
+          <w:p>
+            <w:r>
+              <w:rPr>
+                <w:b/>
+                <w:color w:val="FFFFFF"/>
+                <w:sz w:val="23"/>
+              </w:rPr>
+              <w:t>Thông tin</w:t>
+            </w:r>
+          </w:p>
+        </w:tc>
+      </w:tr>
+      <w:tr>
+        <w:tc>
+          <w:tcPr>
+            <w:tcW w:type="dxa" w:w="4320"/>
+          </w:tcPr>
+          <w:p>
+            <w:r>
+              <w:rPr>
+                <w:sz w:val="23"/>
+              </w:rPr>
+              <w:t>Tên doanh nghiệp</w:t>
+            </w:r>
+          </w:p>
+        </w:tc>
+        <w:tc>
+          <w:tcPr>
+            <w:tcW w:type="dxa" w:w="4320"/>
+          </w:tcPr>
+          <w:p>
+            <w:r>
+              <w:rPr>
+                <w:sz w:val="23"/>
+              </w:rPr>
+              <w:t>Công ty Cổ phần Dịch vụ Di Động Trực Tuyến (M_Service)</w:t>
+            </w:r>
+          </w:p>
+        </w:tc>
+      </w:tr>
+      <w:tr>
+        <w:tc>
+          <w:tcPr>
+            <w:tcW w:type="dxa" w:w="4320"/>
+          </w:tcPr>
+          <w:p>
+            <w:r>
+              <w:rPr>
+                <w:sz w:val="23"/>
+              </w:rPr>
+              <w:t>Thương hiệu</w:t>
+            </w:r>
+          </w:p>
+        </w:tc>
+        <w:tc>
+          <w:tcPr>
+            <w:tcW w:type="dxa" w:w="4320"/>
+          </w:tcPr>
+          <w:p>
+            <w:r>
+              <w:rPr>
+                <w:sz w:val="23"/>
+              </w:rPr>
+              <w:t>Ví điện tử MoMo</w:t>
+            </w:r>
+          </w:p>
+        </w:tc>
+      </w:tr>
+      <w:tr>
+        <w:tc>
+          <w:tcPr>
+            <w:tcW w:type="dxa" w:w="4320"/>
+          </w:tcPr>
+          <w:p>
+            <w:r>
+              <w:rPr>
+                <w:sz w:val="23"/>
+              </w:rPr>
+              <w:t>Năm thành lập</w:t>
+            </w:r>
+          </w:p>
+        </w:tc>
+        <w:tc>
+          <w:tcPr>
+            <w:tcW w:type="dxa" w:w="4320"/>
+          </w:tcPr>
+          <w:p>
+            <w:r>
+              <w:rPr>
+                <w:sz w:val="23"/>
+              </w:rPr>
+              <w:t>2007</w:t>
+            </w:r>
+          </w:p>
+        </w:tc>
+      </w:tr>
+      <w:tr>
+        <w:tc>
+          <w:tcPr>
+            <w:tcW w:type="dxa" w:w="4320"/>
+          </w:tcPr>
+          <w:p>
+            <w:r>
+              <w:rPr>
+                <w:sz w:val="23"/>
+              </w:rPr>
+              <w:t>Nhà sáng lập</w:t>
+            </w:r>
+          </w:p>
+        </w:tc>
+        <w:tc>
+          <w:tcPr>
+            <w:tcW w:type="dxa" w:w="4320"/>
+          </w:tcPr>
+          <w:p>
+            <w:r>
+              <w:rPr>
+                <w:sz w:val="23"/>
+              </w:rPr>
+              <w:t>Ông Nguyễn Mạnh Tường và ông Nguyễn Bá Diệp</w:t>
+            </w:r>
+          </w:p>
+        </w:tc>
+      </w:tr>
+      <w:tr>
+        <w:tc>
+          <w:tcPr>
+            <w:tcW w:type="dxa" w:w="4320"/>
+          </w:tcPr>
+          <w:p>
+            <w:r>
+              <w:rPr>
+                <w:sz w:val="23"/>
+              </w:rPr>
+              <w:t>Lĩnh vực</w:t>
+            </w:r>
+          </w:p>
+        </w:tc>
+        <w:tc>
+          <w:tcPr>
+            <w:tcW w:type="dxa" w:w="4320"/>
+          </w:tcPr>
+          <w:p>
+            <w:r>
+              <w:rPr>
+                <w:sz w:val="23"/>
+              </w:rPr>
+              <w:t>Công nghệ tài chính – thanh toán di động, dịch vụ tài chính số</w:t>
+            </w:r>
+          </w:p>
+        </w:tc>
+      </w:tr>
+      <w:tr>
+        <w:tc>
+          <w:tcPr>
+            <w:tcW w:type="dxa" w:w="4320"/>
+          </w:tcPr>
+          <w:p>
+            <w:r>
+              <w:rPr>
+                <w:sz w:val="23"/>
+              </w:rPr>
+              <w:t>Ra mắt ứng dụng ví</w:t>
+            </w:r>
+          </w:p>
+        </w:tc>
+        <w:tc>
+          <w:tcPr>
+            <w:tcW w:type="dxa" w:w="4320"/>
+          </w:tcPr>
+          <w:p>
+            <w:r>
+              <w:rPr>
+                <w:sz w:val="23"/>
+              </w:rPr>
+              <w:t>Tháng 6/2014</w:t>
+            </w:r>
+          </w:p>
+        </w:tc>
+      </w:tr>
+      <w:tr>
+        <w:tc>
+          <w:tcPr>
+            <w:tcW w:type="dxa" w:w="4320"/>
+          </w:tcPr>
+          <w:p>
+            <w:r>
+              <w:rPr>
+                <w:sz w:val="23"/>
+              </w:rPr>
+              <w:t>Định giá (12/2021)</w:t>
+            </w:r>
+          </w:p>
+        </w:tc>
+        <w:tc>
+          <w:tcPr>
+            <w:tcW w:type="dxa" w:w="4320"/>
+          </w:tcPr>
+          <w:p>
+            <w:r>
+              <w:rPr>
+                <w:sz w:val="23"/>
+              </w:rPr>
+              <w:t>Trên 2 tỷ đô la Mỹ</w:t>
+            </w:r>
+          </w:p>
+        </w:tc>
+      </w:tr>
+      <w:tr>
+        <w:tc>
+          <w:tcPr>
+            <w:tcW w:type="dxa" w:w="4320"/>
+          </w:tcPr>
+          <w:p>
+            <w:r>
+              <w:rPr>
+                <w:sz w:val="23"/>
+              </w:rPr>
+              <w:t>Quy mô người dùng (2021)</w:t>
+            </w:r>
+          </w:p>
+        </w:tc>
+        <w:tc>
+          <w:tcPr>
+            <w:tcW w:type="dxa" w:w="4320"/>
+          </w:tcPr>
+          <w:p>
+            <w:r>
+              <w:rPr>
+                <w:sz w:val="23"/>
+              </w:rPr>
+              <w:t>Khoảng 31 triệu người dùng</w:t>
+            </w:r>
+          </w:p>
+        </w:tc>
+      </w:tr>
+    </w:tbl>
+    <w:p/>
+    <w:p>
+      <w:r>
+        <w:rPr>
+          <w:i/>
+          <w:color w:val="555555"/>
+          <w:sz w:val="21"/>
+        </w:rPr>
+        <w:t>Nguồn: Brands Vietnam. (2023). MoMo – 16 năm một hành trình của kẻ dẫn đầu lĩnh vực fintech tại Việt Nam. https://www.brandsvietnam.com/congdong/topic/335289-MoMo-16-nam-mot-hanh-trinh-cua-ke-dan-dau-linh-vuc-Fintech-tai-Viet-Nam</w:t>
+      </w:r>
+    </w:p>
+    <w:p>
+      <w:r>
+        <w:rPr>
+          <w:i/>
+          <w:color w:val="555555"/>
+          <w:sz w:val="21"/>
+        </w:rPr>
+        <w:t>Nguồn: Tuổi Trẻ News. (2021, 21 tháng 12). Vietnam mobile wallet MoMo says valuation tops $2 billion after funding. https://tuoitrenews.vn/news/business/20211221/vietnam-mobile-wallet-momo-says-valuation-tops-2-billion-after-funding/64834.html</w:t>
+      </w:r>
+    </w:p>
+    <w:p>
+      <w:pPr>
         <w:jc w:val="both"/>
       </w:pPr>
       <w:r>
-        <w:t>Công ty Cổ phần Dịch vụ Di Động Trực Tuyến (M_Service) là doanh nghiệp sở hữu và vận hành ví điện tử MoMo, một trong những doanh nghiệp khởi nghiệp công nghệ tài chính tiêu biểu nhất của Việt Nam. Công ty được thành lập năm 2007 bởi ông Nguyễn Mạnh Tường và ông Nguyễn Bá Diệp. Những năm đầu, MoMo chỉ là dịch vụ chuyển tiền trên nền thẻ SIM điện thoại; lãnh đạo công ty từng phải tự mang loa đi rao giới thiệu dịch vụ chuyển tiền tới người dân.</w:t>
+        <w:rPr>
+          <w:i w:val="0"/>
+        </w:rPr>
+        <w:t>Công ty Cổ phần Dịch vụ Di Động Trực Tuyến (M_Service) là doanh nghiệp sở hữu và vận hành ví điện tử MoMo, một trong những doanh nghiệp khởi nghiệp công nghệ tài chính tiêu biểu nhất của Việt Nam. Những năm đầu, MoMo chỉ là dịch vụ chuyển tiền trên nền thẻ SIM điện thoại; lãnh đạo công ty từng phải tự vác loa đi rao giới thiệu dịch vụ chuyển tiền tới người dân (MoMo, 2018).</w:t>
       </w:r>
     </w:p>
     <w:p>
@@ -58,6 +363,328 @@
       </w:r>
     </w:p>
     <w:p>
+      <w:pPr>
+        <w:pStyle w:val="Heading2"/>
+      </w:pPr>
+      <w:r>
+        <w:rPr>
+          <w:rFonts w:ascii="Times New Roman" w:hAnsi="Times New Roman"/>
+          <w:color w:val="1F3A60"/>
+        </w:rPr>
+        <w:t>2. Các mốc phát triển chính</w:t>
+      </w:r>
+    </w:p>
+    <w:p>
+      <w:pPr>
+        <w:jc w:val="center"/>
+      </w:pPr>
+      <w:r>
+        <w:rPr>
+          <w:b/>
+          <w:i/>
+        </w:rPr>
+        <w:t>Bảng 2. Các mốc phát triển của MoMo</w:t>
+      </w:r>
+    </w:p>
+    <w:tbl>
+      <w:tblPr>
+        <w:tblStyle w:val="TableGrid"/>
+        <w:tblW w:type="auto" w:w="0"/>
+        <w:tblLook w:firstColumn="1" w:firstRow="1" w:lastColumn="0" w:lastRow="0" w:noHBand="0" w:noVBand="1" w:val="04A0"/>
+      </w:tblPr>
+      <w:tblGrid>
+        <w:gridCol w:w="4320"/>
+        <w:gridCol w:w="4320"/>
+      </w:tblGrid>
+      <w:tr>
+        <w:tc>
+          <w:tcPr>
+            <w:tcW w:type="dxa" w:w="4320"/>
+            <w:shd w:val="clear" w:fill="1F3A60"/>
+          </w:tcPr>
+          <w:p>
+            <w:r>
+              <w:rPr>
+                <w:b/>
+                <w:color w:val="FFFFFF"/>
+                <w:sz w:val="23"/>
+              </w:rPr>
+              <w:t>Thời gian</w:t>
+            </w:r>
+          </w:p>
+        </w:tc>
+        <w:tc>
+          <w:tcPr>
+            <w:tcW w:type="dxa" w:w="4320"/>
+            <w:shd w:val="clear" w:fill="1F3A60"/>
+          </w:tcPr>
+          <w:p>
+            <w:r>
+              <w:rPr>
+                <w:b/>
+                <w:color w:val="FFFFFF"/>
+                <w:sz w:val="23"/>
+              </w:rPr>
+              <w:t>Sự kiện</w:t>
+            </w:r>
+          </w:p>
+        </w:tc>
+      </w:tr>
+      <w:tr>
+        <w:tc>
+          <w:tcPr>
+            <w:tcW w:type="dxa" w:w="4320"/>
+          </w:tcPr>
+          <w:p>
+            <w:r>
+              <w:rPr>
+                <w:sz w:val="23"/>
+              </w:rPr>
+              <w:t>2007</w:t>
+            </w:r>
+          </w:p>
+        </w:tc>
+        <w:tc>
+          <w:tcPr>
+            <w:tcW w:type="dxa" w:w="4320"/>
+          </w:tcPr>
+          <w:p>
+            <w:r>
+              <w:rPr>
+                <w:sz w:val="23"/>
+              </w:rPr>
+              <w:t>Thành lập M_Service, cung cấp dịch vụ chuyển tiền trên nền SIM điện thoại</w:t>
+            </w:r>
+          </w:p>
+        </w:tc>
+      </w:tr>
+      <w:tr>
+        <w:tc>
+          <w:tcPr>
+            <w:tcW w:type="dxa" w:w="4320"/>
+          </w:tcPr>
+          <w:p>
+            <w:r>
+              <w:rPr>
+                <w:sz w:val="23"/>
+              </w:rPr>
+              <w:t>2013</w:t>
+            </w:r>
+          </w:p>
+        </w:tc>
+        <w:tc>
+          <w:tcPr>
+            <w:tcW w:type="dxa" w:w="4320"/>
+          </w:tcPr>
+          <w:p>
+            <w:r>
+              <w:rPr>
+                <w:sz w:val="23"/>
+              </w:rPr>
+              <w:t>Goldman Sachs đầu tư 5,7 triệu đô la Mỹ</w:t>
+            </w:r>
+          </w:p>
+        </w:tc>
+      </w:tr>
+      <w:tr>
+        <w:tc>
+          <w:tcPr>
+            <w:tcW w:type="dxa" w:w="4320"/>
+          </w:tcPr>
+          <w:p>
+            <w:r>
+              <w:rPr>
+                <w:sz w:val="23"/>
+              </w:rPr>
+              <w:t>6/2014</w:t>
+            </w:r>
+          </w:p>
+        </w:tc>
+        <w:tc>
+          <w:tcPr>
+            <w:tcW w:type="dxa" w:w="4320"/>
+          </w:tcPr>
+          <w:p>
+            <w:r>
+              <w:rPr>
+                <w:sz w:val="23"/>
+              </w:rPr>
+              <w:t>Ra mắt ứng dụng ví MoMo, phát triển cùng Vinaphone</w:t>
+            </w:r>
+          </w:p>
+        </w:tc>
+      </w:tr>
+      <w:tr>
+        <w:tc>
+          <w:tcPr>
+            <w:tcW w:type="dxa" w:w="4320"/>
+          </w:tcPr>
+          <w:p>
+            <w:r>
+              <w:rPr>
+                <w:sz w:val="23"/>
+              </w:rPr>
+              <w:t>10/2015</w:t>
+            </w:r>
+          </w:p>
+        </w:tc>
+        <w:tc>
+          <w:tcPr>
+            <w:tcW w:type="dxa" w:w="4320"/>
+          </w:tcPr>
+          <w:p>
+            <w:r>
+              <w:rPr>
+                <w:sz w:val="23"/>
+              </w:rPr>
+              <w:t>Trở thành công ty thanh toán di động đầu tiên được Ngân hàng Nhà nước cấp phép ví điện tử</w:t>
+            </w:r>
+          </w:p>
+        </w:tc>
+      </w:tr>
+      <w:tr>
+        <w:tc>
+          <w:tcPr>
+            <w:tcW w:type="dxa" w:w="4320"/>
+          </w:tcPr>
+          <w:p>
+            <w:r>
+              <w:rPr>
+                <w:sz w:val="23"/>
+              </w:rPr>
+              <w:t>2016</w:t>
+            </w:r>
+          </w:p>
+        </w:tc>
+        <w:tc>
+          <w:tcPr>
+            <w:tcW w:type="dxa" w:w="4320"/>
+          </w:tcPr>
+          <w:p>
+            <w:r>
+              <w:rPr>
+                <w:sz w:val="23"/>
+              </w:rPr>
+              <w:t>Standard Chartered Private Equity dẫn dắt vòng gọi vốn khoảng 28 triệu đô la Mỹ</w:t>
+            </w:r>
+          </w:p>
+        </w:tc>
+      </w:tr>
+      <w:tr>
+        <w:tc>
+          <w:tcPr>
+            <w:tcW w:type="dxa" w:w="4320"/>
+          </w:tcPr>
+          <w:p>
+            <w:r>
+              <w:rPr>
+                <w:sz w:val="23"/>
+              </w:rPr>
+              <w:t>Đầu 2019</w:t>
+            </w:r>
+          </w:p>
+        </w:tc>
+        <w:tc>
+          <w:tcPr>
+            <w:tcW w:type="dxa" w:w="4320"/>
+          </w:tcPr>
+          <w:p>
+            <w:r>
+              <w:rPr>
+                <w:sz w:val="23"/>
+              </w:rPr>
+              <w:t>Warburg Pincus dẫn dắt vòng gọi vốn khoảng 100 triệu đô la Mỹ</w:t>
+            </w:r>
+          </w:p>
+        </w:tc>
+      </w:tr>
+      <w:tr>
+        <w:tc>
+          <w:tcPr>
+            <w:tcW w:type="dxa" w:w="4320"/>
+          </w:tcPr>
+          <w:p>
+            <w:r>
+              <w:rPr>
+                <w:sz w:val="23"/>
+              </w:rPr>
+              <w:t>2022</w:t>
+            </w:r>
+          </w:p>
+        </w:tc>
+        <w:tc>
+          <w:tcPr>
+            <w:tcW w:type="dxa" w:w="4320"/>
+          </w:tcPr>
+          <w:p>
+            <w:r>
+              <w:rPr>
+                <w:sz w:val="23"/>
+              </w:rPr>
+              <w:t>Thành lập Hội đồng Trí tuệ nhân tạo, theo đuổi chiến lược lấy trí tuệ nhân tạo làm trọng tâm</w:t>
+            </w:r>
+          </w:p>
+        </w:tc>
+      </w:tr>
+      <w:tr>
+        <w:tc>
+          <w:tcPr>
+            <w:tcW w:type="dxa" w:w="4320"/>
+          </w:tcPr>
+          <w:p>
+            <w:r>
+              <w:rPr>
+                <w:sz w:val="23"/>
+              </w:rPr>
+              <w:t>12/2021</w:t>
+            </w:r>
+          </w:p>
+        </w:tc>
+        <w:tc>
+          <w:tcPr>
+            <w:tcW w:type="dxa" w:w="4320"/>
+          </w:tcPr>
+          <w:p>
+            <w:r>
+              <w:rPr>
+                <w:sz w:val="23"/>
+              </w:rPr>
+              <w:t>Vòng Series E 200 triệu đô la Mỹ do Mizuho dẫn đầu, định giá trên 2 tỷ đô la Mỹ</w:t>
+            </w:r>
+          </w:p>
+        </w:tc>
+      </w:tr>
+      <w:tr>
+        <w:tc>
+          <w:tcPr>
+            <w:tcW w:type="dxa" w:w="4320"/>
+          </w:tcPr>
+          <w:p>
+            <w:r>
+              <w:rPr>
+                <w:sz w:val="23"/>
+              </w:rPr>
+              <w:t>2024</w:t>
+            </w:r>
+          </w:p>
+        </w:tc>
+        <w:tc>
+          <w:tcPr>
+            <w:tcW w:type="dxa" w:w="4320"/>
+          </w:tcPr>
+          <w:p>
+            <w:r>
+              <w:rPr>
+                <w:sz w:val="23"/>
+              </w:rPr>
+              <w:t>Lần đầu ghi nhận lợi nhuận ròng, khoảng 347,5 tỷ đồng</w:t>
+            </w:r>
+          </w:p>
+        </w:tc>
+      </w:tr>
+    </w:tbl>
+    <w:p/>
+    <w:p>
       <w:r>
         <w:rPr>
           <w:i/>
@@ -65,26 +692,6 @@
           <w:sz w:val="21"/>
         </w:rPr>
         <w:t>Nguồn: Brands Vietnam. (2023). MoMo – 16 năm một hành trình của kẻ dẫn đầu lĩnh vực fintech tại Việt Nam. https://www.brandsvietnam.com/congdong/topic/335289-MoMo-16-nam-mot-hanh-trinh-cua-ke-dan-dau-linh-vuc-Fintech-tai-Viet-Nam</w:t>
-      </w:r>
-    </w:p>
-    <w:p>
-      <w:pPr>
-        <w:pStyle w:val="Heading2"/>
-      </w:pPr>
-      <w:r>
-        <w:rPr>
-          <w:rFonts w:ascii="Times New Roman" w:hAnsi="Times New Roman"/>
-          <w:color w:val="1F3A60"/>
-        </w:rPr>
-        <w:t>1.2. Quá trình phát triển</w:t>
-      </w:r>
-    </w:p>
-    <w:p>
-      <w:pPr>
-        <w:jc w:val="both"/>
-      </w:pPr>
-      <w:r>
-        <w:t>Tháng 6/2014, ứng dụng MoMo trên điện thoại thông minh chính thức ra mắt. Tháng 10/2015, M_Service trở thành công ty thanh toán di động đầu tiên tại Việt Nam được Ngân hàng Nhà nước cấp phép cung ứng dịch vụ ví điện tử, đánh dấu bước chuyển mình từ dịch vụ giá trị gia tăng viễn thông sang công nghệ tài chính.</w:t>
       </w:r>
     </w:p>
     <w:p>
@@ -104,43 +711,7 @@
           <w:color w:val="555555"/>
           <w:sz w:val="21"/>
         </w:rPr>
-        <w:t>Nguồn: Brands Vietnam. (2023). MoMo – 16 năm một hành trình của kẻ dẫn đầu lĩnh vực fintech tại Việt Nam. https://www.brandsvietnam.com/congdong/topic/335289-MoMo-16-nam-mot-hanh-trinh-cua-ke-dan-dau-linh-vuc-Fintech-tai-Viet-Nam</w:t>
-      </w:r>
-    </w:p>
-    <w:p>
-      <w:pPr>
-        <w:jc w:val="both"/>
-      </w:pPr>
-      <w:r>
-        <w:t>Về huy động vốn, năm 2013 Goldman Sachs rót 5,7 triệu đô la Mỹ vào MoMo; năm 2016, Standard Chartered Private Equity dẫn dắt vòng gọi vốn khoảng 28 triệu đô la Mỹ cùng sự tham gia của Goldman Sachs.</w:t>
-      </w:r>
-    </w:p>
-    <w:p>
-      <w:r>
-        <w:rPr>
-          <w:i/>
-          <w:color w:val="555555"/>
-          <w:sz w:val="21"/>
-        </w:rPr>
         <w:t>Nguồn: Fintech News Singapore. (2016). Fintech Vietnam boom starts: Vietnamese fintech startup raises US$28M from Goldman Sachs and Standard Chartered Private Equity. https://fintechnews.sg/1715/vietnam/vietnamese-fintech-startup-raises-us28m-goldman-sachs-standard-chartered-private-equity/</w:t>
-      </w:r>
-    </w:p>
-    <w:p>
-      <w:r>
-        <w:rPr>
-          <w:i/>
-          <w:color w:val="555555"/>
-          <w:sz w:val="21"/>
-        </w:rPr>
-        <w:t>Nguồn: Brands Vietnam. (2023). MoMo – 16 năm một hành trình của kẻ dẫn đầu lĩnh vực fintech tại Việt Nam. https://www.brandsvietnam.com/congdong/topic/335289-MoMo-16-nam-mot-hanh-trinh-cua-ke-dan-dau-linh-vuc-Fintech-tai-Viet-Nam</w:t>
-      </w:r>
-    </w:p>
-    <w:p>
-      <w:pPr>
-        <w:jc w:val="both"/>
-      </w:pPr>
-      <w:r>
-        <w:t>Đầu năm 2019, quỹ Warburg Pincus dẫn dắt vòng gọi vốn được cho là khoảng 100 triệu đô la Mỹ – khoản đầu tư lớn nhất vào lĩnh vực công nghệ tài chính Việt Nam tại thời điểm đó.</w:t>
       </w:r>
     </w:p>
     <w:p>
@@ -160,24 +731,6 @@
           <w:color w:val="555555"/>
           <w:sz w:val="21"/>
         </w:rPr>
-        <w:t>Nguồn: Global Private Capital Association. (2019). Warburg Pincus leads investments in DaDa and MoMo. https://www.globalprivatecapital.org/newsroom/warburg-pincus-leads-investments-in-dada-and-momo/</w:t>
-      </w:r>
-    </w:p>
-    <w:p>
-      <w:pPr>
-        <w:jc w:val="both"/>
-      </w:pPr>
-      <w:r>
-        <w:t>Ngày 21/12/2021, MoMo công bố hoàn tất vòng gọi vốn Series E trị giá 200 triệu đô la Mỹ do Ngân hàng Mizuho (Nhật Bản) dẫn đầu, cùng Ward Ferry, Goodwater Capital và Kora Management, đưa định giá doanh nghiệp vượt 2 tỷ đô la Mỹ. Riêng Mizuho chi khoảng 20 tỷ yên (khoảng 170 triệu đô la Mỹ) để sở hữu khoảng 7,5% cổ phần M_Service. Với mức định giá này, MoMo chính thức trở thành “kỳ lân” công nghệ của Việt Nam và phục vụ khoảng 31 triệu người dùng.</w:t>
-      </w:r>
-    </w:p>
-    <w:p>
-      <w:r>
-        <w:rPr>
-          <w:i/>
-          <w:color w:val="555555"/>
-          <w:sz w:val="21"/>
-        </w:rPr>
         <w:t>Nguồn: Tuổi Trẻ News. (2021, 21 tháng 12). Vietnam mobile wallet MoMo says valuation tops $2 billion after funding. https://tuoitrenews.vn/news/business/20211221/vietnam-mobile-wallet-momo-says-valuation-tops-2-billion-after-funding/64834.html</w:t>
       </w:r>
     </w:p>
@@ -188,7 +741,7 @@
           <w:color w:val="555555"/>
           <w:sz w:val="21"/>
         </w:rPr>
-        <w:t>Nguồn: VnEconomy. (2021, 11 tháng 12). Ngân hàng Nhật chi 170 triệu USD mua 7,5% cổ phần MoMo. https://vneconomy.vn/ngan-hang-nhat-chi-170-trieu-usd-mua-7-5-co-phan-momo.htm</w:t>
+        <w:t>Nguồn: Thị trường Tài chính Tiền tệ. (2022). Giới thiệu AI Committee – MoMo khẳng định quyết tâm thực thi chiến lược AI-First. https://thitruongtaichinhtiente.vn/print/38906.html</w:t>
       </w:r>
     </w:p>
     <w:p>
@@ -198,7 +751,30 @@
           <w:color w:val="555555"/>
           <w:sz w:val="21"/>
         </w:rPr>
-        <w:t>Nguồn: Việt Nam News. (2021). MoMo closes its series E funding, becomes a unicorn. https://vietnamnews.vn/economy/1109004/momo-closes-its-series-e-funding-becomes-a-unicorn.html</w:t>
+        <w:t>Nguồn: Vietnam Finance. (2025). Kỳ lân công nghệ MoMo lần đầu báo lãi trong năm 2024. https://vietnamfinance.vn/ky-lan-cong-nghe-momo-lan-dau-bao-lai-trong-nam-2024-d126492.html</w:t>
+      </w:r>
+    </w:p>
+    <w:p>
+      <w:pPr>
+        <w:pStyle w:val="Heading2"/>
+      </w:pPr>
+      <w:r>
+        <w:rPr>
+          <w:rFonts w:ascii="Times New Roman" w:hAnsi="Times New Roman"/>
+          <w:color w:val="1F3A60"/>
+        </w:rPr>
+        <w:t>3. Tầm nhìn</w:t>
+      </w:r>
+    </w:p>
+    <w:p>
+      <w:pPr>
+        <w:jc w:val="both"/>
+      </w:pPr>
+      <w:r>
+        <w:rPr>
+          <w:i w:val="0"/>
+        </w:rPr>
+        <w:t>MoMo hướng tới trở thành “siêu ứng dụng” tài chính – thanh toán của người Việt, đưa dịch vụ tài chính đến với mọi người dân, kể cả những người chưa từng có tài khoản ngân hàng. Năm 2023, MoMo được ghi nhận nằm trong nhóm 10 nền tảng dịch vụ tài chính toàn cầu (MoMo, 2023a).</w:t>
       </w:r>
     </w:p>
     <w:p>
@@ -208,19 +784,19 @@
           <w:color w:val="555555"/>
           <w:sz w:val="21"/>
         </w:rPr>
-        <w:t>Nguồn: VnExpress. (2021). TVS đầu tư startup kỳ lân triển vọng. https://vnexpress.net/tvs-dau-tu-startup-ky-lan-trien-vong-4409344.html</w:t>
+        <w:t>Nguồn: MoMo. (2023). MoMo lọt vào Top 10 Nền tảng dịch vụ tài chính toàn cầu 2023 và là Nền tảng dịch vụ tài chính tốt nhất Việt Nam 2022. https://www.momo.vn/tin-tuc/thong-cao-bao-chi/momo-lot-vao-top-10-nen-tang-dich-vu-tai-chinh-4145</w:t>
       </w:r>
     </w:p>
     <w:p>
       <w:pPr>
-        <w:pStyle w:val="Heading2"/>
+        <w:pStyle w:val="Heading1"/>
       </w:pPr>
       <w:r>
         <w:rPr>
           <w:rFonts w:ascii="Times New Roman" w:hAnsi="Times New Roman"/>
           <w:color w:val="1F3A60"/>
         </w:rPr>
-        <w:t>1.3. Tầm nhìn và sứ mệnh</w:t>
+        <w:t>II. CƠ SỞ LÝ THUYẾT: MA TRẬN ĐÁNH GIÁ DỰ ÁN KINH DOANH</w:t>
       </w:r>
     </w:p>
     <w:p>
@@ -228,63 +804,266 @@
         <w:jc w:val="both"/>
       </w:pPr>
       <w:r>
-        <w:t>MoMo hướng tới trở thành “siêu ứng dụng” tài chính – thanh toán của người Việt, đưa dịch vụ tài chính đến với mọi người dân, kể cả những người chưa từng có tài khoản ngân hàng. Nguồn vốn từ vòng Series E được dùng để mở rộng dịch vụ tài chính cho người dùng hiện hữu và đầu tư vào các doanh nghiệp Việt Nam có thể củng cố hệ sinh thái MoMo; doanh nghiệp cũng từng công bố mục tiêu niêm yết cổ phiếu vào khoảng năm 2025.</w:t>
+        <w:rPr>
+          <w:i w:val="0"/>
+        </w:rPr>
+        <w:t>Ma trận Đánh giá Dự án Kinh doanh do Kathleen Allen đề xuất đánh giá một doanh nghiệp khởi nghiệp trên ba khía cạnh (khách hàng, doanh nghiệp, nhà khởi nghiệp) và ba cấp độ, tạo thành chín yếu tố (Allen, 2016):</w:t>
       </w:r>
     </w:p>
     <w:p>
+      <w:pPr>
+        <w:jc w:val="center"/>
+      </w:pPr>
       <w:r>
         <w:rPr>
+          <w:b/>
           <w:i/>
-          <w:color w:val="555555"/>
-          <w:sz w:val="21"/>
         </w:rPr>
-        <w:t>Nguồn: Tuổi Trẻ News. (2021, 21 tháng 12). Vietnam mobile wallet MoMo says valuation tops $2 billion after funding. https://tuoitrenews.vn/news/business/20211221/vietnam-mobile-wallet-momo-says-valuation-tops-2-billion-after-funding/64834.html</w:t>
+        <w:t>Bảng 3. Chín yếu tố của Ma trận Đánh giá Dự án Kinh doanh</w:t>
       </w:r>
     </w:p>
-    <w:p>
-      <w:pPr>
-        <w:pStyle w:val="Heading1"/>
-      </w:pPr>
-      <w:r>
-        <w:rPr>
-          <w:rFonts w:ascii="Times New Roman" w:hAnsi="Times New Roman"/>
-          <w:color w:val="1F3A60"/>
-        </w:rPr>
-        <w:t>2. Cơ sở lý thuyết: Ma trận Đánh giá Dự án Kinh doanh</w:t>
-      </w:r>
-    </w:p>
-    <w:p>
-      <w:pPr>
-        <w:jc w:val="both"/>
-      </w:pPr>
-      <w:r>
-        <w:t>Ma trận Đánh giá Dự án Kinh doanh do Kathleen Allen đề xuất là công cụ đánh giá một doanh nghiệp khởi nghiệp trên ba khía cạnh (khách hàng, doanh nghiệp, nhà khởi nghiệp) và ba cấp độ, tạo thành chín ô:</w:t>
-      </w:r>
-    </w:p>
-    <w:p>
-      <w:pPr>
-        <w:pStyle w:val="ListBullet"/>
-      </w:pPr>
-      <w:r>
-        <w:t>Hàng thứ nhất – Đề xuất giá trị (góc độ vi mô): xem xét bản thân doanh nghiệp, gồm Nhu cầu, Giải pháp và Đội ngũ.</w:t>
-      </w:r>
-    </w:p>
-    <w:p>
-      <w:pPr>
-        <w:pStyle w:val="ListBullet"/>
-      </w:pPr>
-      <w:r>
-        <w:t>Hàng thứ hai – Ngành (góc độ vĩ mô): đặt câu hỏi đề xuất giá trị của doanh nghiệp đứng ở đâu trong phạm vi ngành, gồm Thị trường, Cạnh tranh và Mạng lưới.</w:t>
-      </w:r>
-    </w:p>
-    <w:p>
-      <w:pPr>
-        <w:pStyle w:val="ListBullet"/>
-      </w:pPr>
-      <w:r>
-        <w:t>Hàng thứ ba – Chiến lược: nhìn vào định hướng phát triển trong tương lai, gồm Bán hàng, Sản xuất và Tổ chức.</w:t>
-      </w:r>
-    </w:p>
+    <w:tbl>
+      <w:tblPr>
+        <w:tblStyle w:val="TableGrid"/>
+        <w:tblW w:type="auto" w:w="0"/>
+        <w:tblLook w:firstColumn="1" w:firstRow="1" w:lastColumn="0" w:lastRow="0" w:noHBand="0" w:noVBand="1" w:val="04A0"/>
+      </w:tblPr>
+      <w:tblGrid>
+        <w:gridCol w:w="2160"/>
+        <w:gridCol w:w="2160"/>
+        <w:gridCol w:w="2160"/>
+        <w:gridCol w:w="2160"/>
+      </w:tblGrid>
+      <w:tr>
+        <w:tc>
+          <w:tcPr>
+            <w:tcW w:type="dxa" w:w="2160"/>
+            <w:shd w:val="clear" w:fill="1F3A60"/>
+          </w:tcPr>
+          <w:p>
+            <w:r>
+              <w:rPr>
+                <w:b/>
+                <w:color w:val="FFFFFF"/>
+                <w:sz w:val="23"/>
+              </w:rPr>
+              <w:t>Cấp độ</w:t>
+            </w:r>
+          </w:p>
+        </w:tc>
+        <w:tc>
+          <w:tcPr>
+            <w:tcW w:type="dxa" w:w="2160"/>
+            <w:shd w:val="clear" w:fill="1F3A60"/>
+          </w:tcPr>
+          <w:p>
+            <w:r>
+              <w:rPr>
+                <w:b/>
+                <w:color w:val="FFFFFF"/>
+                <w:sz w:val="23"/>
+              </w:rPr>
+              <w:t>Khách hàng</w:t>
+            </w:r>
+          </w:p>
+        </w:tc>
+        <w:tc>
+          <w:tcPr>
+            <w:tcW w:type="dxa" w:w="2160"/>
+            <w:shd w:val="clear" w:fill="1F3A60"/>
+          </w:tcPr>
+          <w:p>
+            <w:r>
+              <w:rPr>
+                <w:b/>
+                <w:color w:val="FFFFFF"/>
+                <w:sz w:val="23"/>
+              </w:rPr>
+              <w:t>Doanh nghiệp</w:t>
+            </w:r>
+          </w:p>
+        </w:tc>
+        <w:tc>
+          <w:tcPr>
+            <w:tcW w:type="dxa" w:w="2160"/>
+            <w:shd w:val="clear" w:fill="1F3A60"/>
+          </w:tcPr>
+          <w:p>
+            <w:r>
+              <w:rPr>
+                <w:b/>
+                <w:color w:val="FFFFFF"/>
+                <w:sz w:val="23"/>
+              </w:rPr>
+              <w:t>Nhà khởi nghiệp</w:t>
+            </w:r>
+          </w:p>
+        </w:tc>
+      </w:tr>
+      <w:tr>
+        <w:tc>
+          <w:tcPr>
+            <w:tcW w:type="dxa" w:w="2160"/>
+          </w:tcPr>
+          <w:p>
+            <w:r>
+              <w:rPr>
+                <w:sz w:val="23"/>
+              </w:rPr>
+              <w:t>Đề xuất giá trị (vi mô)</w:t>
+            </w:r>
+          </w:p>
+        </w:tc>
+        <w:tc>
+          <w:tcPr>
+            <w:tcW w:type="dxa" w:w="2160"/>
+          </w:tcPr>
+          <w:p>
+            <w:r>
+              <w:rPr>
+                <w:sz w:val="23"/>
+              </w:rPr>
+              <w:t>Nhu cầu</w:t>
+            </w:r>
+          </w:p>
+        </w:tc>
+        <w:tc>
+          <w:tcPr>
+            <w:tcW w:type="dxa" w:w="2160"/>
+          </w:tcPr>
+          <w:p>
+            <w:r>
+              <w:rPr>
+                <w:sz w:val="23"/>
+              </w:rPr>
+              <w:t>Giải pháp</w:t>
+            </w:r>
+          </w:p>
+        </w:tc>
+        <w:tc>
+          <w:tcPr>
+            <w:tcW w:type="dxa" w:w="2160"/>
+          </w:tcPr>
+          <w:p>
+            <w:r>
+              <w:rPr>
+                <w:sz w:val="23"/>
+              </w:rPr>
+              <w:t>Đội ngũ</w:t>
+            </w:r>
+          </w:p>
+        </w:tc>
+      </w:tr>
+      <w:tr>
+        <w:tc>
+          <w:tcPr>
+            <w:tcW w:type="dxa" w:w="2160"/>
+          </w:tcPr>
+          <w:p>
+            <w:r>
+              <w:rPr>
+                <w:sz w:val="23"/>
+              </w:rPr>
+              <w:t>Ngành (vĩ mô)</w:t>
+            </w:r>
+          </w:p>
+        </w:tc>
+        <w:tc>
+          <w:tcPr>
+            <w:tcW w:type="dxa" w:w="2160"/>
+          </w:tcPr>
+          <w:p>
+            <w:r>
+              <w:rPr>
+                <w:sz w:val="23"/>
+              </w:rPr>
+              <w:t>Thị trường</w:t>
+            </w:r>
+          </w:p>
+        </w:tc>
+        <w:tc>
+          <w:tcPr>
+            <w:tcW w:type="dxa" w:w="2160"/>
+          </w:tcPr>
+          <w:p>
+            <w:r>
+              <w:rPr>
+                <w:sz w:val="23"/>
+              </w:rPr>
+              <w:t>Cạnh tranh</w:t>
+            </w:r>
+          </w:p>
+        </w:tc>
+        <w:tc>
+          <w:tcPr>
+            <w:tcW w:type="dxa" w:w="2160"/>
+          </w:tcPr>
+          <w:p>
+            <w:r>
+              <w:rPr>
+                <w:sz w:val="23"/>
+              </w:rPr>
+              <w:t>Mạng lưới</w:t>
+            </w:r>
+          </w:p>
+        </w:tc>
+      </w:tr>
+      <w:tr>
+        <w:tc>
+          <w:tcPr>
+            <w:tcW w:type="dxa" w:w="2160"/>
+          </w:tcPr>
+          <w:p>
+            <w:r>
+              <w:rPr>
+                <w:sz w:val="23"/>
+              </w:rPr>
+              <w:t>Chiến lược</w:t>
+            </w:r>
+          </w:p>
+        </w:tc>
+        <w:tc>
+          <w:tcPr>
+            <w:tcW w:type="dxa" w:w="2160"/>
+          </w:tcPr>
+          <w:p>
+            <w:r>
+              <w:rPr>
+                <w:sz w:val="23"/>
+              </w:rPr>
+              <w:t>Bán hàng</w:t>
+            </w:r>
+          </w:p>
+        </w:tc>
+        <w:tc>
+          <w:tcPr>
+            <w:tcW w:type="dxa" w:w="2160"/>
+          </w:tcPr>
+          <w:p>
+            <w:r>
+              <w:rPr>
+                <w:sz w:val="23"/>
+              </w:rPr>
+              <w:t>Sản xuất</w:t>
+            </w:r>
+          </w:p>
+        </w:tc>
+        <w:tc>
+          <w:tcPr>
+            <w:tcW w:type="dxa" w:w="2160"/>
+          </w:tcPr>
+          <w:p>
+            <w:r>
+              <w:rPr>
+                <w:sz w:val="23"/>
+              </w:rPr>
+              <w:t>Tổ chức</w:t>
+            </w:r>
+          </w:p>
+        </w:tc>
+      </w:tr>
+    </w:tbl>
+    <w:p/>
     <w:p>
       <w:r>
         <w:rPr>
@@ -300,7 +1079,10 @@
         <w:jc w:val="both"/>
       </w:pPr>
       <w:r>
-        <w:t>Bài viết tập trung phân tích sâu sáu yếu tố thuộc hai hàng đầu, sau đó trình bày ngắn gọn ba yếu tố thuộc hàng chiến lược.</w:t>
+        <w:rPr>
+          <w:i w:val="0"/>
+        </w:rPr>
+        <w:t>Mỗi yếu tố được phân tích theo câu hỏi then chốt mà nhà đầu tư đặt ra, kèm theo bằng chứng và đánh giá theo thang điểm 5. Sáu yếu tố thuộc hai hàng đầu được phân tích sâu hơn ba yếu tố hàng chiến lược.</w:t>
       </w:r>
     </w:p>
     <w:p>
@@ -312,7 +1094,7 @@
           <w:rFonts w:ascii="Times New Roman" w:hAnsi="Times New Roman"/>
           <w:color w:val="1F3A60"/>
         </w:rPr>
-        <w:t>3. Phân tích hàng thứ nhất – Đề xuất giá trị</w:t>
+        <w:t>III. PHÂN TÍCH HÀNG THỨ NHẤT – ĐỀ XUẤT GIÁ TRỊ</w:t>
       </w:r>
     </w:p>
     <w:p>
@@ -324,7 +1106,7 @@
           <w:rFonts w:ascii="Times New Roman" w:hAnsi="Times New Roman"/>
           <w:color w:val="1F3A60"/>
         </w:rPr>
-        <w:t>3.1. Nhu cầu (Khách hàng)</w:t>
+        <w:t>1. Nhu cầu khách hàng – 5/5</w:t>
       </w:r>
     </w:p>
     <w:p>
@@ -332,7 +1114,38 @@
         <w:jc w:val="both"/>
       </w:pPr>
       <w:r>
-        <w:t>a) Bối cảnh: Việt Nam từng là nền kinh tế phụ thuộc nặng vào tiền mặt. Theo số liệu Global Findex 2017 được Ngân hàng Nhà nước trình bày, chỉ khoảng 30,8% dân số trưởng thành Việt Nam có tài khoản ngân hàng, nghĩa là gần 70% người dân nằm ngoài hệ thống tài chính chính thức.</w:t>
+        <w:rPr>
+          <w:b/>
+        </w:rPr>
+        <w:t xml:space="preserve">Câu hỏi đặt ra: </w:t>
+      </w:r>
+      <w:r>
+        <w:rPr>
+          <w:i/>
+        </w:rPr>
+        <w:t>Khách hàng thực sự cần gì? Nhu cầu có cấp thiết không? Họ có sẵn sàng sử dụng và trả phí không?</w:t>
+      </w:r>
+    </w:p>
+    <w:p>
+      <w:pPr>
+        <w:jc w:val="both"/>
+      </w:pPr>
+      <w:r>
+        <w:rPr>
+          <w:i w:val="0"/>
+        </w:rPr>
+        <w:t>a) Bối cảnh nhu cầu</w:t>
+      </w:r>
+    </w:p>
+    <w:p>
+      <w:pPr>
+        <w:jc w:val="both"/>
+      </w:pPr>
+      <w:r>
+        <w:rPr>
+          <w:i w:val="0"/>
+        </w:rPr>
+        <w:t>Việt Nam từng là nền kinh tế phụ thuộc nặng vào tiền mặt. Theo số liệu Global Findex 2017 được Ngân hàng Nhà nước trình bày, chỉ khoảng 30,8% dân số trưởng thành có tài khoản ngân hàng (Định, 2018), nghĩa là gần 70% người dân nằm ngoài hệ thống tài chính chính thức, trong khi điện thoại di động đã phổ biến rộng rãi.</w:t>
       </w:r>
     </w:p>
     <w:p>
@@ -350,47 +1163,85 @@
         <w:jc w:val="both"/>
       </w:pPr>
       <w:r>
-        <w:t>b) Các “điểm đau” cụ thể của khách hàng:</w:t>
+        <w:rPr>
+          <w:i w:val="0"/>
+        </w:rPr>
+        <w:t>b) Phân loại nhu cầu</w:t>
       </w:r>
     </w:p>
     <w:p>
       <w:pPr>
         <w:pStyle w:val="ListBullet"/>
+        <w:jc w:val="both"/>
       </w:pPr>
       <w:r>
-        <w:t>Tốn thời gian: thanh toán hóa đơn điện, nước, Internet, học phí phải đến quầy giao dịch, xếp hàng, chỉ thực hiện được trong giờ hành chính.</w:t>
+        <w:rPr>
+          <w:b/>
+        </w:rPr>
+        <w:t xml:space="preserve">Nhu cầu chức năng: </w:t>
+      </w:r>
+      <w:r>
+        <w:t>chuyển tiền, thanh toán hóa đơn điện, nước, Internet, học phí nhanh chóng, mọi lúc mọi nơi, không phải xếp hàng tại quầy.</w:t>
       </w:r>
     </w:p>
     <w:p>
       <w:pPr>
         <w:pStyle w:val="ListBullet"/>
+        <w:jc w:val="both"/>
       </w:pPr>
       <w:r>
-        <w:t>Khó chuyển tiền: người lao động di cư từ nông thôn lên thành phố gửi tiền về quê gặp trở ngại vì thủ tục ngân hàng phức tạp, chi nhánh ngân hàng thưa thớt ở vùng nông thôn, phí chuyển tiền cao.</w:t>
+        <w:rPr>
+          <w:b/>
+        </w:rPr>
+        <w:t xml:space="preserve">Nhu cầu kinh tế: </w:t>
+      </w:r>
+      <w:r>
+        <w:t>giảm phí chuyển tiền, tận dụng ưu đãi hoàn tiền, khuyến mãi khi thanh toán.</w:t>
       </w:r>
     </w:p>
     <w:p>
       <w:pPr>
         <w:pStyle w:val="ListBullet"/>
+        <w:jc w:val="both"/>
       </w:pPr>
       <w:r>
-        <w:t>Rủi ro tiền mặt: mang theo tiền mặt dễ mất mát, nhầm lẫn, khó quản lý chi tiêu.</w:t>
+        <w:rPr>
+          <w:b/>
+        </w:rPr>
+        <w:t xml:space="preserve">Nhu cầu an toàn: </w:t>
+      </w:r>
+      <w:r>
+        <w:t>hạn chế rủi ro mất mát khi mang tiền mặt, giao dịch được bảo mật và có lịch sử rõ ràng.</w:t>
       </w:r>
     </w:p>
     <w:p>
       <w:pPr>
         <w:pStyle w:val="ListBullet"/>
+        <w:jc w:val="both"/>
       </w:pPr>
       <w:r>
-        <w:t>Nhu cầu mới của nền kinh tế số: thương mại điện tử, gọi xe, đặt đồ ăn, mua vé trực tuyến cần một phương thức thanh toán nhanh, liền mạch trên điện thoại.</w:t>
+        <w:rPr>
+          <w:b/>
+        </w:rPr>
+        <w:t xml:space="preserve">Nhu cầu của nền kinh tế số: </w:t>
+      </w:r>
+      <w:r>
+        <w:t>thanh toán liền mạch cho mua sắm trực tuyến, gọi xe, đặt đồ ăn, mua vé.</w:t>
       </w:r>
     </w:p>
     <w:p>
       <w:pPr>
         <w:pStyle w:val="ListBullet"/>
+        <w:jc w:val="both"/>
       </w:pPr>
       <w:r>
-        <w:t>Khó tiếp cận tài chính: người trẻ, người thu nhập thấp chưa có lịch sử tín dụng nên khó vay các khoản nhỏ, mua bảo hiểm hay đầu tư.</w:t>
+        <w:rPr>
+          <w:b/>
+        </w:rPr>
+        <w:t xml:space="preserve">Nhu cầu tài chính toàn diện: </w:t>
+      </w:r>
+      <w:r>
+        <w:t>người trẻ, người thu nhập thấp chưa có lịch sử tín dụng cần tiếp cận khoản vay nhỏ, bảo hiểm, tích lũy.</w:t>
       </w:r>
     </w:p>
     <w:p>
@@ -398,7 +1249,21 @@
         <w:jc w:val="both"/>
       </w:pPr>
       <w:r>
-        <w:t>c) Động lực chính sách: Ngày 28/10/2021, Thủ tướng Chính phủ ban hành Quyết định số 1813/QĐ-TTg phê duyệt Đề án phát triển thanh toán không dùng tiền mặt giai đoạn 2021–2025, với mục tiêu đến năm 2025 có 80% người từ 15 tuổi trở lên có tài khoản ngân hàng, đưa thói quen thanh toán không tiền mặt từ thành thị lan rộng đến nông thôn, vùng sâu, vùng xa.</w:t>
+        <w:rPr>
+          <w:i w:val="0"/>
+        </w:rPr>
+        <w:t>c) Mức độ cấp thiết</w:t>
+      </w:r>
+    </w:p>
+    <w:p>
+      <w:pPr>
+        <w:jc w:val="both"/>
+      </w:pPr>
+      <w:r>
+        <w:rPr>
+          <w:i w:val="0"/>
+        </w:rPr>
+        <w:t>Nhu cầu không chỉ đến từ người dân mà còn được Nhà nước thúc đẩy. Quyết định số 1813/QĐ-TTg ngày 28/10/2021 phê duyệt Đề án phát triển thanh toán không dùng tiền mặt giai đoạn 2021–2025 đặt mục tiêu đến năm 2025 có 80% người từ 15 tuổi trở lên có tài khoản ngân hàng, đưa thói quen thanh toán không tiền mặt từ thành thị lan rộng đến nông thôn, vùng sâu, vùng xa (Thủ tướng Chính phủ, 2021; Tạp chí Luật sư Việt Nam, 2021).</w:t>
       </w:r>
     </w:p>
     <w:p>
@@ -426,7 +1291,297 @@
         <w:jc w:val="both"/>
       </w:pPr>
       <w:r>
-        <w:t>d) Đánh giá: Nhu cầu mà MoMo hướng tới là nhu cầu thực, quy mô lớn, cấp thiết và được Nhà nước khuyến khích. Đây là điều kiện nền tảng quan trọng nhất theo Ma trận Đánh giá Dự án Kinh doanh: doanh nghiệp không phải “tạo ra” nhu cầu mà giải quyết một vấn đề sẵn có của hàng chục triệu người.</w:t>
+        <w:rPr>
+          <w:i w:val="0"/>
+        </w:rPr>
+        <w:t>d) Mức độ sẵn sàng sử dụng và chi trả</w:t>
+      </w:r>
+    </w:p>
+    <w:p>
+      <w:pPr>
+        <w:jc w:val="both"/>
+      </w:pPr>
+      <w:r>
+        <w:rPr>
+          <w:i w:val="0"/>
+        </w:rPr>
+        <w:t>Với người dùng cá nhân, phần lớn dịch vụ cơ bản được miễn phí, nên rào cản chi trả thấp; khoản phí chủ yếu do đối tác chấp nhận thanh toán chi trả. Bằng chứng về mức độ chấp nhận là quy mô khoảng 31 triệu người dùng vào cuối năm 2021 (Tuổi Trẻ News, 2021) và doanh thu năm 2023 được ghi nhận ở mức khoảng 9.400 tỷ đồng (Người Quan sát, 2025).</w:t>
+      </w:r>
+    </w:p>
+    <w:p>
+      <w:r>
+        <w:rPr>
+          <w:i/>
+          <w:color w:val="555555"/>
+          <w:sz w:val="21"/>
+        </w:rPr>
+        <w:t>Nguồn: Tuổi Trẻ News. (2021, 21 tháng 12). Vietnam mobile wallet MoMo says valuation tops $2 billion after funding. https://tuoitrenews.vn/news/business/20211221/vietnam-mobile-wallet-momo-says-valuation-tops-2-billion-after-funding/64834.html</w:t>
+      </w:r>
+    </w:p>
+    <w:p>
+      <w:r>
+        <w:rPr>
+          <w:i/>
+          <w:color w:val="555555"/>
+          <w:sz w:val="21"/>
+        </w:rPr>
+        <w:t>Nguồn: Người Quan sát. (2025). Kỳ lân công nghệ đầu tiên của Việt Nam lần đầu báo lãi, rục rịch kế hoạch IPO. https://nguoiquansat.vn/ky-lan-cong-nghe-dau-tien-cua-viet-nam-lan-dau-bao-lai-ruc-rich-ke-hoach-ipo-217921.html</w:t>
+      </w:r>
+    </w:p>
+    <w:p>
+      <w:pPr>
+        <w:jc w:val="center"/>
+      </w:pPr>
+      <w:r>
+        <w:rPr>
+          <w:b/>
+          <w:i/>
+        </w:rPr>
+        <w:t>Bảng 4. Các điểm đau của khách hàng</w:t>
+      </w:r>
+    </w:p>
+    <w:tbl>
+      <w:tblPr>
+        <w:tblStyle w:val="TableGrid"/>
+        <w:tblW w:type="auto" w:w="0"/>
+        <w:tblLook w:firstColumn="1" w:firstRow="1" w:lastColumn="0" w:lastRow="0" w:noHBand="0" w:noVBand="1" w:val="04A0"/>
+      </w:tblPr>
+      <w:tblGrid>
+        <w:gridCol w:w="2880"/>
+        <w:gridCol w:w="2880"/>
+        <w:gridCol w:w="2880"/>
+      </w:tblGrid>
+      <w:tr>
+        <w:tc>
+          <w:tcPr>
+            <w:tcW w:type="dxa" w:w="2880"/>
+            <w:shd w:val="clear" w:fill="1F3A60"/>
+          </w:tcPr>
+          <w:p>
+            <w:r>
+              <w:rPr>
+                <w:b/>
+                <w:color w:val="FFFFFF"/>
+                <w:sz w:val="23"/>
+              </w:rPr>
+              <w:t>Điểm đau của khách hàng</w:t>
+            </w:r>
+          </w:p>
+        </w:tc>
+        <w:tc>
+          <w:tcPr>
+            <w:tcW w:type="dxa" w:w="2880"/>
+            <w:shd w:val="clear" w:fill="1F3A60"/>
+          </w:tcPr>
+          <w:p>
+            <w:r>
+              <w:rPr>
+                <w:b/>
+                <w:color w:val="FFFFFF"/>
+                <w:sz w:val="23"/>
+              </w:rPr>
+              <w:t>Mức độ</w:t>
+            </w:r>
+          </w:p>
+        </w:tc>
+        <w:tc>
+          <w:tcPr>
+            <w:tcW w:type="dxa" w:w="2880"/>
+            <w:shd w:val="clear" w:fill="1F3A60"/>
+          </w:tcPr>
+          <w:p>
+            <w:r>
+              <w:rPr>
+                <w:b/>
+                <w:color w:val="FFFFFF"/>
+                <w:sz w:val="23"/>
+              </w:rPr>
+              <w:t>Biểu hiện</w:t>
+            </w:r>
+          </w:p>
+        </w:tc>
+      </w:tr>
+      <w:tr>
+        <w:tc>
+          <w:tcPr>
+            <w:tcW w:type="dxa" w:w="2880"/>
+          </w:tcPr>
+          <w:p>
+            <w:r>
+              <w:rPr>
+                <w:sz w:val="23"/>
+              </w:rPr>
+              <w:t>Thanh toán hóa đơn bất tiện</w:t>
+            </w:r>
+          </w:p>
+        </w:tc>
+        <w:tc>
+          <w:tcPr>
+            <w:tcW w:type="dxa" w:w="2880"/>
+          </w:tcPr>
+          <w:p>
+            <w:r>
+              <w:rPr>
+                <w:sz w:val="23"/>
+              </w:rPr>
+              <w:t>Cao</w:t>
+            </w:r>
+          </w:p>
+        </w:tc>
+        <w:tc>
+          <w:tcPr>
+            <w:tcW w:type="dxa" w:w="2880"/>
+          </w:tcPr>
+          <w:p>
+            <w:r>
+              <w:rPr>
+                <w:sz w:val="23"/>
+              </w:rPr>
+              <w:t>Phải đến quầy, chỉ trong giờ hành chính</w:t>
+            </w:r>
+          </w:p>
+        </w:tc>
+      </w:tr>
+      <w:tr>
+        <w:tc>
+          <w:tcPr>
+            <w:tcW w:type="dxa" w:w="2880"/>
+          </w:tcPr>
+          <w:p>
+            <w:r>
+              <w:rPr>
+                <w:sz w:val="23"/>
+              </w:rPr>
+              <w:t>Chuyển tiền về quê khó khăn</w:t>
+            </w:r>
+          </w:p>
+        </w:tc>
+        <w:tc>
+          <w:tcPr>
+            <w:tcW w:type="dxa" w:w="2880"/>
+          </w:tcPr>
+          <w:p>
+            <w:r>
+              <w:rPr>
+                <w:sz w:val="23"/>
+              </w:rPr>
+              <w:t>Cao</w:t>
+            </w:r>
+          </w:p>
+        </w:tc>
+        <w:tc>
+          <w:tcPr>
+            <w:tcW w:type="dxa" w:w="2880"/>
+          </w:tcPr>
+          <w:p>
+            <w:r>
+              <w:rPr>
+                <w:sz w:val="23"/>
+              </w:rPr>
+              <w:t>Chi nhánh ngân hàng thưa thớt ở nông thôn</w:t>
+            </w:r>
+          </w:p>
+        </w:tc>
+      </w:tr>
+      <w:tr>
+        <w:tc>
+          <w:tcPr>
+            <w:tcW w:type="dxa" w:w="2880"/>
+          </w:tcPr>
+          <w:p>
+            <w:r>
+              <w:rPr>
+                <w:sz w:val="23"/>
+              </w:rPr>
+              <w:t>Rủi ro dùng tiền mặt</w:t>
+            </w:r>
+          </w:p>
+        </w:tc>
+        <w:tc>
+          <w:tcPr>
+            <w:tcW w:type="dxa" w:w="2880"/>
+          </w:tcPr>
+          <w:p>
+            <w:r>
+              <w:rPr>
+                <w:sz w:val="23"/>
+              </w:rPr>
+              <w:t>Trung bình</w:t>
+            </w:r>
+          </w:p>
+        </w:tc>
+        <w:tc>
+          <w:tcPr>
+            <w:tcW w:type="dxa" w:w="2880"/>
+          </w:tcPr>
+          <w:p>
+            <w:r>
+              <w:rPr>
+                <w:sz w:val="23"/>
+              </w:rPr>
+              <w:t>Mất mát, nhầm lẫn, khó quản lý chi tiêu</w:t>
+            </w:r>
+          </w:p>
+        </w:tc>
+      </w:tr>
+      <w:tr>
+        <w:tc>
+          <w:tcPr>
+            <w:tcW w:type="dxa" w:w="2880"/>
+          </w:tcPr>
+          <w:p>
+            <w:r>
+              <w:rPr>
+                <w:sz w:val="23"/>
+              </w:rPr>
+              <w:t>Khó tiếp cận tín dụng nhỏ</w:t>
+            </w:r>
+          </w:p>
+        </w:tc>
+        <w:tc>
+          <w:tcPr>
+            <w:tcW w:type="dxa" w:w="2880"/>
+          </w:tcPr>
+          <w:p>
+            <w:r>
+              <w:rPr>
+                <w:sz w:val="23"/>
+              </w:rPr>
+              <w:t>Cao</w:t>
+            </w:r>
+          </w:p>
+        </w:tc>
+        <w:tc>
+          <w:tcPr>
+            <w:tcW w:type="dxa" w:w="2880"/>
+          </w:tcPr>
+          <w:p>
+            <w:r>
+              <w:rPr>
+                <w:sz w:val="23"/>
+              </w:rPr>
+              <w:t>Chưa có lịch sử tín dụng, thủ tục ngân hàng phức tạp</w:t>
+            </w:r>
+          </w:p>
+        </w:tc>
+      </w:tr>
+    </w:tbl>
+    <w:p/>
+    <w:p>
+      <w:pPr>
+        <w:jc w:val="both"/>
+      </w:pPr>
+      <w:r>
+        <w:rPr>
+          <w:b/>
+        </w:rPr>
+        <w:t xml:space="preserve">Đánh giá: </w:t>
+      </w:r>
+      <w:r>
+        <w:rPr>
+          <w:i w:val="0"/>
+        </w:rPr>
+        <w:t>Nhu cầu thực, quy mô lớn, cấp thiết và được chính sách hỗ trợ. MoMo không phải “tạo ra” nhu cầu mà giải quyết một vấn đề sẵn có của hàng chục triệu người. Đây là yếu tố mạnh nhất của doanh nghiệp.</w:t>
       </w:r>
     </w:p>
     <w:p>
@@ -438,7 +1593,7 @@
           <w:rFonts w:ascii="Times New Roman" w:hAnsi="Times New Roman"/>
           <w:color w:val="1F3A60"/>
         </w:rPr>
-        <w:t>3.2. Giải pháp (Doanh nghiệp)</w:t>
+        <w:t>2. Giải pháp – 4/5</w:t>
       </w:r>
     </w:p>
     <w:p>
@@ -446,49 +1601,361 @@
         <w:jc w:val="both"/>
       </w:pPr>
       <w:r>
-        <w:t>a) Sản phẩm cốt lõi: MoMo đáp ứng các nhu cầu trên bằng một ứng dụng di động duy nhất, trong đó tiền được nạp từ tài khoản ngân hàng liên kết vào ví và dùng cho nhiều mục đích:</w:t>
+        <w:rPr>
+          <w:b/>
+        </w:rPr>
+        <w:t xml:space="preserve">Câu hỏi đặt ra: </w:t>
+      </w:r>
+      <w:r>
+        <w:rPr>
+          <w:i/>
+        </w:rPr>
+        <w:t>Sản phẩm có giải quyết được nhu cầu không? Tốt hơn giải pháp hiện có ở điểm nào? Lợi thế có thể được bảo vệ đến đâu?</w:t>
       </w:r>
     </w:p>
     <w:p>
       <w:pPr>
-        <w:pStyle w:val="ListBullet"/>
+        <w:jc w:val="both"/>
       </w:pPr>
       <w:r>
-        <w:t>Chuyển tiền tức thời giữa các ví và tới tài khoản ngân hàng, giải quyết điểm đau chuyển tiền về quê.</w:t>
+        <w:rPr>
+          <w:i w:val="0"/>
+        </w:rPr>
+        <w:t>a) Giải pháp MoMo cung cấp</w:t>
       </w:r>
     </w:p>
     <w:p>
       <w:pPr>
-        <w:pStyle w:val="ListBullet"/>
+        <w:jc w:val="both"/>
       </w:pPr>
       <w:r>
-        <w:t>Thanh toán hóa đơn điện, nước, Internet, học phí, bảo hiểm chỉ với vài thao tác, mọi lúc mọi nơi.</w:t>
+        <w:rPr>
+          <w:i w:val="0"/>
+        </w:rPr>
+        <w:t>MoMo gom nhiều dịch vụ tài chính vốn rời rạc vào một ứng dụng duy nhất, nạp tiền từ tài khoản ngân hàng liên kết:</w:t>
       </w:r>
     </w:p>
     <w:p>
       <w:pPr>
-        <w:pStyle w:val="ListBullet"/>
+        <w:jc w:val="center"/>
       </w:pPr>
       <w:r>
-        <w:t>Thanh toán tại cửa hàng bằng mã QR (bao gồm mã VietQR) và thanh toán trực tuyến trên ứng dụng gọi xe, giao đồ ăn, sàn thương mại điện tử.</w:t>
+        <w:rPr>
+          <w:b/>
+          <w:i/>
+        </w:rPr>
+        <w:t>Bảng 5. Hệ thống giải pháp của MoMo</w:t>
       </w:r>
     </w:p>
-    <w:p>
-      <w:pPr>
-        <w:pStyle w:val="ListBullet"/>
-      </w:pPr>
-      <w:r>
-        <w:t>Dịch vụ tài chính số kết hợp với đối tác: ví trả sau, vay tiêu dùng, bảo hiểm, tích lũy, đầu tư chứng khoán thông qua ứng dụng nhỏ tích hợp.</w:t>
-      </w:r>
-    </w:p>
-    <w:p>
-      <w:pPr>
-        <w:pStyle w:val="ListBullet"/>
-      </w:pPr>
-      <w:r>
-        <w:t>Tiện ích tiêu dùng – giải trí: mua vé xem phim, vé máy bay, nạp tiền điện thoại, trò chơi tương tác và chương trình hoàn tiền.</w:t>
-      </w:r>
-    </w:p>
+    <w:tbl>
+      <w:tblPr>
+        <w:tblStyle w:val="TableGrid"/>
+        <w:tblW w:type="auto" w:w="0"/>
+        <w:tblLook w:firstColumn="1" w:firstRow="1" w:lastColumn="0" w:lastRow="0" w:noHBand="0" w:noVBand="1" w:val="04A0"/>
+      </w:tblPr>
+      <w:tblGrid>
+        <w:gridCol w:w="2880"/>
+        <w:gridCol w:w="2880"/>
+        <w:gridCol w:w="2880"/>
+      </w:tblGrid>
+      <w:tr>
+        <w:tc>
+          <w:tcPr>
+            <w:tcW w:type="dxa" w:w="2880"/>
+            <w:shd w:val="clear" w:fill="1F3A60"/>
+          </w:tcPr>
+          <w:p>
+            <w:r>
+              <w:rPr>
+                <w:b/>
+                <w:color w:val="FFFFFF"/>
+                <w:sz w:val="23"/>
+              </w:rPr>
+              <w:t>Nhóm dịch vụ</w:t>
+            </w:r>
+          </w:p>
+        </w:tc>
+        <w:tc>
+          <w:tcPr>
+            <w:tcW w:type="dxa" w:w="2880"/>
+            <w:shd w:val="clear" w:fill="1F3A60"/>
+          </w:tcPr>
+          <w:p>
+            <w:r>
+              <w:rPr>
+                <w:b/>
+                <w:color w:val="FFFFFF"/>
+                <w:sz w:val="23"/>
+              </w:rPr>
+              <w:t>Nội dung</w:t>
+            </w:r>
+          </w:p>
+        </w:tc>
+        <w:tc>
+          <w:tcPr>
+            <w:tcW w:type="dxa" w:w="2880"/>
+            <w:shd w:val="clear" w:fill="1F3A60"/>
+          </w:tcPr>
+          <w:p>
+            <w:r>
+              <w:rPr>
+                <w:b/>
+                <w:color w:val="FFFFFF"/>
+                <w:sz w:val="23"/>
+              </w:rPr>
+              <w:t>Điểm đau được giải quyết</w:t>
+            </w:r>
+          </w:p>
+        </w:tc>
+      </w:tr>
+      <w:tr>
+        <w:tc>
+          <w:tcPr>
+            <w:tcW w:type="dxa" w:w="2880"/>
+          </w:tcPr>
+          <w:p>
+            <w:r>
+              <w:rPr>
+                <w:sz w:val="23"/>
+              </w:rPr>
+              <w:t>Chuyển tiền</w:t>
+            </w:r>
+          </w:p>
+        </w:tc>
+        <w:tc>
+          <w:tcPr>
+            <w:tcW w:type="dxa" w:w="2880"/>
+          </w:tcPr>
+          <w:p>
+            <w:r>
+              <w:rPr>
+                <w:sz w:val="23"/>
+              </w:rPr>
+              <w:t>Chuyển tức thời giữa ví và tới tài khoản ngân hàng</w:t>
+            </w:r>
+          </w:p>
+        </w:tc>
+        <w:tc>
+          <w:tcPr>
+            <w:tcW w:type="dxa" w:w="2880"/>
+          </w:tcPr>
+          <w:p>
+            <w:r>
+              <w:rPr>
+                <w:sz w:val="23"/>
+              </w:rPr>
+              <w:t>Chuyển tiền về quê khó khăn</w:t>
+            </w:r>
+          </w:p>
+        </w:tc>
+      </w:tr>
+      <w:tr>
+        <w:tc>
+          <w:tcPr>
+            <w:tcW w:type="dxa" w:w="2880"/>
+          </w:tcPr>
+          <w:p>
+            <w:r>
+              <w:rPr>
+                <w:sz w:val="23"/>
+              </w:rPr>
+              <w:t>Thanh toán hóa đơn</w:t>
+            </w:r>
+          </w:p>
+        </w:tc>
+        <w:tc>
+          <w:tcPr>
+            <w:tcW w:type="dxa" w:w="2880"/>
+          </w:tcPr>
+          <w:p>
+            <w:r>
+              <w:rPr>
+                <w:sz w:val="23"/>
+              </w:rPr>
+              <w:t>Điện, nước, Internet, học phí, bảo hiểm</w:t>
+            </w:r>
+          </w:p>
+        </w:tc>
+        <w:tc>
+          <w:tcPr>
+            <w:tcW w:type="dxa" w:w="2880"/>
+          </w:tcPr>
+          <w:p>
+            <w:r>
+              <w:rPr>
+                <w:sz w:val="23"/>
+              </w:rPr>
+              <w:t>Bất tiện, mất thời gian</w:t>
+            </w:r>
+          </w:p>
+        </w:tc>
+      </w:tr>
+      <w:tr>
+        <w:tc>
+          <w:tcPr>
+            <w:tcW w:type="dxa" w:w="2880"/>
+          </w:tcPr>
+          <w:p>
+            <w:r>
+              <w:rPr>
+                <w:sz w:val="23"/>
+              </w:rPr>
+              <w:t>Thanh toán tại điểm bán</w:t>
+            </w:r>
+          </w:p>
+        </w:tc>
+        <w:tc>
+          <w:tcPr>
+            <w:tcW w:type="dxa" w:w="2880"/>
+          </w:tcPr>
+          <w:p>
+            <w:r>
+              <w:rPr>
+                <w:sz w:val="23"/>
+              </w:rPr>
+              <w:t>Quét mã QR, kể cả mã VietQR</w:t>
+            </w:r>
+          </w:p>
+        </w:tc>
+        <w:tc>
+          <w:tcPr>
+            <w:tcW w:type="dxa" w:w="2880"/>
+          </w:tcPr>
+          <w:p>
+            <w:r>
+              <w:rPr>
+                <w:sz w:val="23"/>
+              </w:rPr>
+              <w:t>Rủi ro tiền mặt</w:t>
+            </w:r>
+          </w:p>
+        </w:tc>
+      </w:tr>
+      <w:tr>
+        <w:tc>
+          <w:tcPr>
+            <w:tcW w:type="dxa" w:w="2880"/>
+          </w:tcPr>
+          <w:p>
+            <w:r>
+              <w:rPr>
+                <w:sz w:val="23"/>
+              </w:rPr>
+              <w:t>Thanh toán trực tuyến</w:t>
+            </w:r>
+          </w:p>
+        </w:tc>
+        <w:tc>
+          <w:tcPr>
+            <w:tcW w:type="dxa" w:w="2880"/>
+          </w:tcPr>
+          <w:p>
+            <w:r>
+              <w:rPr>
+                <w:sz w:val="23"/>
+              </w:rPr>
+              <w:t>Thương mại điện tử, gọi xe, giao đồ ăn</w:t>
+            </w:r>
+          </w:p>
+        </w:tc>
+        <w:tc>
+          <w:tcPr>
+            <w:tcW w:type="dxa" w:w="2880"/>
+          </w:tcPr>
+          <w:p>
+            <w:r>
+              <w:rPr>
+                <w:sz w:val="23"/>
+              </w:rPr>
+              <w:t>Nhu cầu của nền kinh tế số</w:t>
+            </w:r>
+          </w:p>
+        </w:tc>
+      </w:tr>
+      <w:tr>
+        <w:tc>
+          <w:tcPr>
+            <w:tcW w:type="dxa" w:w="2880"/>
+          </w:tcPr>
+          <w:p>
+            <w:r>
+              <w:rPr>
+                <w:sz w:val="23"/>
+              </w:rPr>
+              <w:t>Tài chính số</w:t>
+            </w:r>
+          </w:p>
+        </w:tc>
+        <w:tc>
+          <w:tcPr>
+            <w:tcW w:type="dxa" w:w="2880"/>
+          </w:tcPr>
+          <w:p>
+            <w:r>
+              <w:rPr>
+                <w:sz w:val="23"/>
+              </w:rPr>
+              <w:t>Ví trả sau, vay tiêu dùng, bảo hiểm, tích lũy, chứng khoán</w:t>
+            </w:r>
+          </w:p>
+        </w:tc>
+        <w:tc>
+          <w:tcPr>
+            <w:tcW w:type="dxa" w:w="2880"/>
+          </w:tcPr>
+          <w:p>
+            <w:r>
+              <w:rPr>
+                <w:sz w:val="23"/>
+              </w:rPr>
+              <w:t>Khó tiếp cận tài chính</w:t>
+            </w:r>
+          </w:p>
+        </w:tc>
+      </w:tr>
+      <w:tr>
+        <w:tc>
+          <w:tcPr>
+            <w:tcW w:type="dxa" w:w="2880"/>
+          </w:tcPr>
+          <w:p>
+            <w:r>
+              <w:rPr>
+                <w:sz w:val="23"/>
+              </w:rPr>
+              <w:t>Tiện ích – thiện nguyện</w:t>
+            </w:r>
+          </w:p>
+        </w:tc>
+        <w:tc>
+          <w:tcPr>
+            <w:tcW w:type="dxa" w:w="2880"/>
+          </w:tcPr>
+          <w:p>
+            <w:r>
+              <w:rPr>
+                <w:sz w:val="23"/>
+              </w:rPr>
+              <w:t>Mua vé, nạp tiền điện thoại, Heo Đất quyên góp</w:t>
+            </w:r>
+          </w:p>
+        </w:tc>
+        <w:tc>
+          <w:tcPr>
+            <w:tcW w:type="dxa" w:w="2880"/>
+          </w:tcPr>
+          <w:p>
+            <w:r>
+              <w:rPr>
+                <w:sz w:val="23"/>
+              </w:rPr>
+              <w:t>Nhu cầu giải trí, gắn kết cộng đồng</w:t>
+            </w:r>
+          </w:p>
+        </w:tc>
+      </w:tr>
+    </w:tbl>
+    <w:p/>
     <w:p>
       <w:r>
         <w:rPr>
@@ -510,11 +1977,35 @@
       </w:r>
     </w:p>
     <w:p>
+      <w:r>
+        <w:rPr>
+          <w:i/>
+          <w:color w:val="555555"/>
+          <w:sz w:val="21"/>
+        </w:rPr>
+        <w:t>Nguồn: MoMo. (2023). Heo Đất MoMo khai hội Tết mới. https://www.momo.vn/tin-tuc/tin-tuc-su-kien/heo-dat-momo-khai-hoi-tet-moi-2393</w:t>
+      </w:r>
+    </w:p>
+    <w:p>
       <w:pPr>
         <w:jc w:val="both"/>
       </w:pPr>
       <w:r>
-        <w:t>b) Cơ sở pháp lý: Ví điện tử là một loại dịch vụ hỗ trợ thanh toán thuộc nhóm dịch vụ trung gian thanh toán theo Thông tư số 39/2014/TT-NHNN. Quy định yêu cầu tiền nạp vào và rút ra khỏi ví phải đi qua tài khoản thanh toán tại ngân hàng, đồng thời tổ chức cung ứng ví không được cấp tín dụng hay trả lãi trên số dư. Việc MoMo là đơn vị đầu tiên được cấp phép đã tạo cho doanh nghiệp lợi thế về uy tín và niềm tin với người dùng.</w:t>
+        <w:rPr>
+          <w:i w:val="0"/>
+        </w:rPr>
+        <w:t>b) Cơ sở pháp lý tạo niềm tin</w:t>
+      </w:r>
+    </w:p>
+    <w:p>
+      <w:pPr>
+        <w:jc w:val="both"/>
+      </w:pPr>
+      <w:r>
+        <w:rPr>
+          <w:i w:val="0"/>
+        </w:rPr>
+        <w:t>Ví điện tử là dịch vụ hỗ trợ thanh toán thuộc nhóm dịch vụ trung gian thanh toán theo Thông tư số 39/2014/TT-NHNN. Quy định yêu cầu tiền nạp và rút khỏi ví phải đi qua tài khoản thanh toán tại ngân hàng; tổ chức cung ứng ví không được cấp tín dụng hay trả lãi trên số dư (Ngân hàng Nhà nước Việt Nam, 2014; Thư viện Pháp luật, 2023). Việc là đơn vị thanh toán di động đầu tiên được cấp phép (năm 2015) giúp MoMo có lợi thế uy tín đáng kể.</w:t>
       </w:r>
     </w:p>
     <w:p>
@@ -538,51 +2029,133 @@
       </w:r>
     </w:p>
     <w:p>
-      <w:pPr>
-        <w:jc w:val="both"/>
-      </w:pPr>
       <w:r>
-        <w:t>c) Điểm khác biệt của giải pháp:</w:t>
+        <w:rPr>
+          <w:i/>
+          <w:color w:val="555555"/>
+          <w:sz w:val="21"/>
+        </w:rPr>
+        <w:t>Nguồn: Brands Vietnam. (2023). MoMo – 16 năm một hành trình của kẻ dẫn đầu lĩnh vực fintech tại Việt Nam. https://www.brandsvietnam.com/congdong/topic/335289-MoMo-16-nam-mot-hanh-trinh-cua-ke-dan-dau-linh-vuc-Fintech-tai-Viet-Nam</w:t>
       </w:r>
     </w:p>
     <w:p>
       <w:pPr>
-        <w:pStyle w:val="ListBullet"/>
+        <w:jc w:val="both"/>
       </w:pPr>
       <w:r>
-        <w:t>Tính tiện lợi: gom nhiều dịch vụ vốn rời rạc (ngân hàng, bưu điện, đại lý, cửa hàng) vào một ứng dụng.</w:t>
+        <w:rPr>
+          <w:i w:val="0"/>
+        </w:rPr>
+        <w:t>c) Lợi thế khác biệt</w:t>
       </w:r>
     </w:p>
     <w:p>
       <w:pPr>
         <w:pStyle w:val="ListBullet"/>
+        <w:jc w:val="both"/>
       </w:pPr>
       <w:r>
-        <w:t>Chi phí thấp: nhiều giao dịch chuyển tiền và thanh toán được miễn phí cho người dùng, chi phí do đối tác chấp nhận thanh toán chi trả.</w:t>
+        <w:rPr>
+          <w:b/>
+        </w:rPr>
+        <w:t xml:space="preserve">Tiện lợi: </w:t>
+      </w:r>
+      <w:r>
+        <w:t>một ứng dụng thay cho nhiều kênh: ngân hàng, bưu điện, đại lý thu hộ.</w:t>
       </w:r>
     </w:p>
     <w:p>
       <w:pPr>
         <w:pStyle w:val="ListBullet"/>
+        <w:jc w:val="both"/>
       </w:pPr>
       <w:r>
-        <w:t>Khả năng mở rộng: mô hình nền tảng cho phép liên tục bổ sung dịch vụ mới với chi phí biên thấp, tiến tới “siêu ứng dụng”.</w:t>
+        <w:rPr>
+          <w:b/>
+        </w:rPr>
+        <w:t xml:space="preserve">Chi phí thấp: </w:t>
+      </w:r>
+      <w:r>
+        <w:t>nhiều giao dịch miễn phí với người dùng.</w:t>
       </w:r>
     </w:p>
     <w:p>
       <w:pPr>
         <w:pStyle w:val="ListBullet"/>
+        <w:jc w:val="both"/>
       </w:pPr>
       <w:r>
-        <w:t>Ứng dụng dữ liệu: dữ liệu giao dịch của hàng chục triệu người dùng giúp cá nhân hóa ưu đãi và đánh giá tín dụng thay thế cho người chưa có lịch sử vay vốn.</w:t>
+        <w:rPr>
+          <w:b/>
+        </w:rPr>
+        <w:t xml:space="preserve">Công nghệ dữ liệu: </w:t>
+      </w:r>
+      <w:r>
+        <w:t>từ năm 2019 MoMo đầu tư mạnh vào trí tuệ nhân tạo và dữ liệu, ứng dụng vào gợi ý sản phẩm, định danh điện tử, chấm điểm rủi ro và phát hiện gian lận (Thị trường Tài chính Tiền tệ, 2022).</w:t>
       </w:r>
     </w:p>
     <w:p>
       <w:pPr>
+        <w:pStyle w:val="ListBullet"/>
         <w:jc w:val="both"/>
       </w:pPr>
       <w:r>
-        <w:t>d) Hạn chế: giải pháp phụ thuộc vào hạ tầng ngân hàng liên kết, phải tuân thủ hạn mức và quy định định danh chặt chẽ, và có nguy cơ bị thay thế khi chuyển khoản ngân hàng bằng mã QR miễn phí trở nên phổ biến. Dù vậy, nhìn tổng thể giải pháp của MoMo khớp trực tiếp với từng điểm đau ở mục 3.1.</w:t>
+        <w:rPr>
+          <w:b/>
+        </w:rPr>
+        <w:t xml:space="preserve">Khả năng mở rộng: </w:t>
+      </w:r>
+      <w:r>
+        <w:t>mô hình nền tảng cho phép bổ sung dịch vụ mới với chi phí biên thấp, tiến tới siêu ứng dụng.</w:t>
+      </w:r>
+    </w:p>
+    <w:p>
+      <w:r>
+        <w:rPr>
+          <w:i/>
+          <w:color w:val="555555"/>
+          <w:sz w:val="21"/>
+        </w:rPr>
+        <w:t>Nguồn: Thị trường Tài chính Tiền tệ. (2022). Giới thiệu AI Committee – MoMo khẳng định quyết tâm thực thi chiến lược AI-First. https://thitruongtaichinhtiente.vn/print/38906.html</w:t>
+      </w:r>
+    </w:p>
+    <w:p>
+      <w:pPr>
+        <w:jc w:val="both"/>
+      </w:pPr>
+      <w:r>
+        <w:rPr>
+          <w:i w:val="0"/>
+        </w:rPr>
+        <w:t>d) Tính bền vững của lợi thế</w:t>
+      </w:r>
+    </w:p>
+    <w:p>
+      <w:pPr>
+        <w:jc w:val="both"/>
+      </w:pPr>
+      <w:r>
+        <w:rPr>
+          <w:i w:val="0"/>
+        </w:rPr>
+        <w:t>Tính năng thanh toán cơ bản dễ bị sao chép; đặc biệt, chuyển khoản ngân hàng bằng mã QR miễn phí đã trở nên phổ biến, làm giảm sự khác biệt của ví điện tử. Lợi thế bền vững của MoMo vì vậy không nằm ở từng tính năng riêng lẻ mà ở quy mô dữ liệu người dùng và hệ sinh thái dịch vụ tài chính gắn liền.</w:t>
+      </w:r>
+    </w:p>
+    <w:p>
+      <w:pPr>
+        <w:jc w:val="both"/>
+      </w:pPr>
+      <w:r>
+        <w:rPr>
+          <w:b/>
+        </w:rPr>
+        <w:t xml:space="preserve">Đánh giá: </w:t>
+      </w:r>
+      <w:r>
+        <w:rPr>
+          <w:i w:val="0"/>
+        </w:rPr>
+        <w:t>Giải pháp khớp trực tiếp với từng điểm đau, được cấp phép sớm và có nền tảng công nghệ. Trừ một điểm vì nguy cơ bị thay thế bởi ứng dụng ngân hàng ở chức năng thanh toán cơ bản.</w:t>
       </w:r>
     </w:p>
     <w:p>
@@ -594,7 +2167,7 @@
           <w:rFonts w:ascii="Times New Roman" w:hAnsi="Times New Roman"/>
           <w:color w:val="1F3A60"/>
         </w:rPr>
-        <w:t>3.3. Đội ngũ (Nhà khởi nghiệp)</w:t>
+        <w:t>3. Đội ngũ sáng lập – 4/5</w:t>
       </w:r>
     </w:p>
     <w:p>
@@ -602,7 +2175,38 @@
         <w:jc w:val="both"/>
       </w:pPr>
       <w:r>
-        <w:t>a) Nhà sáng lập: Ông Nguyễn Mạnh Tường là đồng sáng lập, hiện giữ vai trò Phó Chủ tịch Hội đồng quản trị kiêm Tổng Giám đốc. Ông Nguyễn Bá Diệp là đồng sáng lập, Phó Chủ tịch Hội đồng quản trị, thường xuyên chia sẻ về hành trình khởi nghiệp với cộng đồng. Hai nhà sáng lập cùng xây dựng M_Service từ năm 2007.</w:t>
+        <w:rPr>
+          <w:b/>
+        </w:rPr>
+        <w:t xml:space="preserve">Câu hỏi đặt ra: </w:t>
+      </w:r>
+      <w:r>
+        <w:rPr>
+          <w:i/>
+        </w:rPr>
+        <w:t>Đội ngũ có đủ năng lực, kinh nghiệm, động lực và sự gắn kết để triển khai ý tưởng không?</w:t>
+      </w:r>
+    </w:p>
+    <w:p>
+      <w:pPr>
+        <w:jc w:val="both"/>
+      </w:pPr>
+      <w:r>
+        <w:rPr>
+          <w:i w:val="0"/>
+        </w:rPr>
+        <w:t>a) Nhà sáng lập</w:t>
+      </w:r>
+    </w:p>
+    <w:p>
+      <w:pPr>
+        <w:jc w:val="both"/>
+      </w:pPr>
+      <w:r>
+        <w:rPr>
+          <w:i w:val="0"/>
+        </w:rPr>
+        <w:t>Ông Nguyễn Mạnh Tường là đồng sáng lập, giữ vai trò Phó Chủ tịch Hội đồng quản trị kiêm Tổng Giám đốc; ông Nguyễn Bá Diệp là đồng sáng lập, Phó Chủ tịch Hội đồng quản trị. Hai nhà sáng lập cùng xây dựng M_Service từ năm 2007 (Brands Vietnam, 2023; MoMo, 2019).</w:t>
       </w:r>
     </w:p>
     <w:p>
@@ -630,7 +2234,46 @@
         <w:jc w:val="both"/>
       </w:pPr>
       <w:r>
-        <w:t>b) Tinh thần bền bỉ và khả năng xoay trục: Đội ngũ mất gần 7 năm (2007–2014) với mô hình chuyển tiền trên nền SIM trước khi tìm ra hướng đi ví điện tử trên điện thoại thông minh. Ông Nguyễn Mạnh Tường từng chia sẻ khó khăn lớn nhất trong 10 năm của MoMo là đấu tranh về đường lối, quan điểm trong nội bộ công ty. Những trải nghiệm này cho thấy đội ngũ có khả năng chịu áp lực, kiên trì và dám thay đổi khi thị trường thay đổi.</w:t>
+        <w:rPr>
+          <w:i w:val="0"/>
+        </w:rPr>
+        <w:t>b) Bằng chứng về năng lực thực thi</w:t>
+      </w:r>
+    </w:p>
+    <w:p>
+      <w:pPr>
+        <w:pStyle w:val="ListBullet"/>
+        <w:jc w:val="both"/>
+      </w:pPr>
+      <w:r>
+        <w:t>Kiên trì gần 7 năm (2007–2014) với mô hình chuyển tiền trên nền SIM trước khi chuyển hướng sang ví điện tử trên điện thoại thông minh – thể hiện khả năng xoay trục khi thị trường thay đổi.</w:t>
+      </w:r>
+    </w:p>
+    <w:p>
+      <w:pPr>
+        <w:pStyle w:val="ListBullet"/>
+        <w:jc w:val="both"/>
+      </w:pPr>
+      <w:r>
+        <w:t>Từng tự đi rao dịch vụ tới người dân ở giai đoạn đầu, cho thấy tinh thần “bám thị trường” của người sáng lập (MoMo, 2018).</w:t>
+      </w:r>
+    </w:p>
+    <w:p>
+      <w:pPr>
+        <w:pStyle w:val="ListBullet"/>
+        <w:jc w:val="both"/>
+      </w:pPr>
+      <w:r>
+        <w:t>Liên tục thuyết phục được các nhà đầu tư hàng đầu qua năm vòng gọi vốn, từ Goldman Sachs (2013) đến Mizuho (2021).</w:t>
+      </w:r>
+    </w:p>
+    <w:p>
+      <w:pPr>
+        <w:pStyle w:val="ListBullet"/>
+        <w:jc w:val="both"/>
+      </w:pPr>
+      <w:r>
+        <w:t>Đưa doanh nghiệp từ thua lỗ khoảng 1.150 tỷ đồng (2022) và 287 tỷ đồng (2023) đến lần đầu có lãi khoảng 347,5 tỷ đồng năm 2024 (Vietnam Finance, 2025).</w:t>
       </w:r>
     </w:p>
     <w:p>
@@ -650,35 +2293,7 @@
           <w:color w:val="555555"/>
           <w:sz w:val="21"/>
         </w:rPr>
-        <w:t>Nguồn: MoMo. (2019). Đồng Tổng giám đốc MoMo Nguyễn Mạnh Tường truyền “cảm hứng khởi nghiệp” đến hàng trăm sinh viên Đại học Quốc gia TP.HCM. https://www.momo.vn/tin-tuc/tin-tuc-su-kien/coceo-momo-nguyen-manh-tuong-truyen-cam-hung-khoi-2580</w:t>
-      </w:r>
-    </w:p>
-    <w:p>
-      <w:pPr>
-        <w:jc w:val="both"/>
-      </w:pPr>
-      <w:r>
-        <w:t>c) Năng lực thu hút vốn và nhân tài: Việc liên tiếp thuyết phục được Goldman Sachs, Standard Chartered, Warburg Pincus và Mizuho rót vốn qua nhiều vòng chứng tỏ uy tín và năng lực điều hành của ban lãnh đạo. Các nhà đầu tư chiến lược không chỉ góp vốn mà còn tham gia hội đồng quản trị, giúp chuẩn hóa quản trị doanh nghiệp theo thông lệ quốc tế.</w:t>
-      </w:r>
-    </w:p>
-    <w:p>
-      <w:r>
-        <w:rPr>
-          <w:i/>
-          <w:color w:val="555555"/>
-          <w:sz w:val="21"/>
-        </w:rPr>
         <w:t>Nguồn: Fintech News Singapore. (2016). Fintech Vietnam boom starts: Vietnamese fintech startup raises US$28M from Goldman Sachs and Standard Chartered Private Equity. https://fintechnews.sg/1715/vietnam/vietnamese-fintech-startup-raises-us28m-goldman-sachs-standard-chartered-private-equity/</w:t>
-      </w:r>
-    </w:p>
-    <w:p>
-      <w:r>
-        <w:rPr>
-          <w:i/>
-          <w:color w:val="555555"/>
-          <w:sz w:val="21"/>
-        </w:rPr>
-        <w:t>Nguồn: Global Private Capital Association. (2019). Warburg Pincus leads investments in DaDa and MoMo. https://www.globalprivatecapital.org/newsroom/warburg-pincus-leads-investments-in-dada-and-momo/</w:t>
       </w:r>
     </w:p>
     <w:p>
@@ -692,11 +2307,35 @@
       </w:r>
     </w:p>
     <w:p>
+      <w:r>
+        <w:rPr>
+          <w:i/>
+          <w:color w:val="555555"/>
+          <w:sz w:val="21"/>
+        </w:rPr>
+        <w:t>Nguồn: Vietnam Finance. (2025). Kỳ lân công nghệ MoMo lần đầu báo lãi trong năm 2024. https://vietnamfinance.vn/ky-lan-cong-nghe-momo-lan-dau-bao-lai-trong-nam-2024-d126492.html</w:t>
+      </w:r>
+    </w:p>
+    <w:p>
       <w:pPr>
         <w:jc w:val="both"/>
       </w:pPr>
       <w:r>
-        <w:t>d) Đánh giá: Đội ngũ của MoMo đáp ứng tốt ba tiêu chí quan trọng theo Allen: có kinh nghiệm phù hợp với ngành, có cam kết lâu dài và có năng lực xây dựng tổ chức. Điểm cần lưu ý là sự phụ thuộc vào một số cá nhân chủ chốt và nguy cơ thay đổi cơ cấu sở hữu khi các quỹ đầu tư thoái vốn.</w:t>
+        <w:rPr>
+          <w:i w:val="0"/>
+        </w:rPr>
+        <w:t>c) Đội ngũ kế cận</w:t>
+      </w:r>
+    </w:p>
+    <w:p>
+      <w:pPr>
+        <w:jc w:val="both"/>
+      </w:pPr>
+      <w:r>
+        <w:rPr>
+          <w:i w:val="0"/>
+        </w:rPr>
+        <w:t>Đội ngũ kỹ thuật được mở rộng mạnh: theo Giám đốc Công nghệ Thái Trí Hùng, MoMo có hơn 800 kỹ sư công nghệ và hơn 200 kỹ sư dữ liệu, trí tuệ nhân tạo (Báo Pháp luật Việt Nam, 2024). MoMo còn mua lại công ty khởi nghiệp trí tuệ nhân tạo Pique và chiêu mộ cả nhà sáng lập để tăng năng lực đội ngũ (VietTimes, 2022).</w:t>
       </w:r>
     </w:p>
     <w:p>
@@ -706,7 +2345,76 @@
           <w:color w:val="555555"/>
           <w:sz w:val="21"/>
         </w:rPr>
-        <w:t>Nguồn: Allen, K. R. (2016). Launching new ventures: An entrepreneurial approach (7th ed.). Cengage Learning.</w:t>
+        <w:t>Nguồn: Báo Pháp luật Việt Nam. (2024). CTO MoMo Thái Trí Hùng: Công cụ AI thực sự giải phóng nhân viên chăm sóc khách hàng khỏi công việc “rửa chén, quét nhà” nhàm chán. https://doanhnhan.baophapluat.vn/cto-momo-thai-tri-hung-cong-cu-ai-thuc-su-giai-phong-nhan-vien-cham-soc-khach-hang-khoi-cong-viec-rua-chen-quet-nha-nham-chan-78750</w:t>
+      </w:r>
+    </w:p>
+    <w:p>
+      <w:r>
+        <w:rPr>
+          <w:i/>
+          <w:color w:val="555555"/>
+          <w:sz w:val="21"/>
+        </w:rPr>
+        <w:t>Nguồn: VietTimes. (2022). MoMo thâu tóm start-up AI, chiêu mộ cả nhà sáng lập. https://viettimes.vn/momo-thau-tom-start-up-ai-chieu-mo-ca-founder-post147508.html</w:t>
+      </w:r>
+    </w:p>
+    <w:p>
+      <w:pPr>
+        <w:jc w:val="both"/>
+      </w:pPr>
+      <w:r>
+        <w:rPr>
+          <w:i w:val="0"/>
+        </w:rPr>
+        <w:t>d) Điểm cần lưu ý</w:t>
+      </w:r>
+    </w:p>
+    <w:p>
+      <w:pPr>
+        <w:jc w:val="both"/>
+      </w:pPr>
+      <w:r>
+        <w:rPr>
+          <w:i w:val="0"/>
+        </w:rPr>
+        <w:t>Ông Nguyễn Mạnh Tường từng chia sẻ khó khăn lớn nhất trong 10 năm của MoMo là đấu tranh về đường lối, quan điểm trong nội bộ (MoMo, 2019). Ngoài ra, những thay đổi về cơ cấu sở hữu khi các quỹ đầu tư mua bán cổ phần có thể ảnh hưởng đến quyền kiểm soát của nhóm sáng lập (Đại biểu Nhân dân, 2025).</w:t>
+      </w:r>
+    </w:p>
+    <w:p>
+      <w:r>
+        <w:rPr>
+          <w:i/>
+          <w:color w:val="555555"/>
+          <w:sz w:val="21"/>
+        </w:rPr>
+        <w:t>Nguồn: MoMo. (2019). Đồng Tổng giám đốc MoMo Nguyễn Mạnh Tường truyền “cảm hứng khởi nghiệp” đến hàng trăm sinh viên Đại học Quốc gia TP.HCM. https://www.momo.vn/tin-tuc/tin-tuc-su-kien/coceo-momo-nguyen-manh-tuong-truyen-cam-hung-khoi-2580</w:t>
+      </w:r>
+    </w:p>
+    <w:p>
+      <w:r>
+        <w:rPr>
+          <w:i/>
+          <w:color w:val="555555"/>
+          <w:sz w:val="21"/>
+        </w:rPr>
+        <w:t>Nguồn: Đại biểu Nhân dân. (2025). Ai thực sự sở hữu MoMo: Cuộc chuyển giao quyền lực phía sau thương vụ tỷ USD của kỳ lân fintech Việt Nam. https://daibieunhandan.vn/ai-thuc-su-so-huu-momo-cuoc-chuyen-giao-quyen-luc-phia-sau-thuong-vu-ty-usd-cua-ky-lan-fintech-viet-nam-10421244.html</w:t>
+      </w:r>
+    </w:p>
+    <w:p>
+      <w:pPr>
+        <w:jc w:val="both"/>
+      </w:pPr>
+      <w:r>
+        <w:rPr>
+          <w:b/>
+        </w:rPr>
+        <w:t xml:space="preserve">Đánh giá: </w:t>
+      </w:r>
+      <w:r>
+        <w:rPr>
+          <w:i w:val="0"/>
+        </w:rPr>
+        <w:t>Đội ngũ có cam kết dài hạn, năng lực gọi vốn và đã chứng minh khả năng đưa doanh nghiệp đến điểm có lãi. Trừ một điểm vì rủi ro bất đồng nội bộ và thay đổi cơ cấu sở hữu.</w:t>
       </w:r>
     </w:p>
     <w:p>
@@ -718,7 +2426,7 @@
           <w:rFonts w:ascii="Times New Roman" w:hAnsi="Times New Roman"/>
           <w:color w:val="1F3A60"/>
         </w:rPr>
-        <w:t>4. Phân tích hàng thứ hai – Ngành</w:t>
+        <w:t>IV. PHÂN TÍCH HÀNG THỨ HAI – NGÀNH</w:t>
       </w:r>
     </w:p>
     <w:p>
@@ -730,7 +2438,7 @@
           <w:rFonts w:ascii="Times New Roman" w:hAnsi="Times New Roman"/>
           <w:color w:val="1F3A60"/>
         </w:rPr>
-        <w:t>4.1. Thị trường (Khách hàng)</w:t>
+        <w:t>4. Thị trường – 5/5</w:t>
       </w:r>
     </w:p>
     <w:p>
@@ -738,7 +2446,38 @@
         <w:jc w:val="both"/>
       </w:pPr>
       <w:r>
-        <w:t>a) Quy mô và tốc độ tăng trưởng: Theo báo cáo e-Conomy SEA 2023 của Google, Temasek và Bain &amp; Company, Việt Nam là nền kinh tế số tăng trưởng nhanh nhất Đông Nam Á, với tốc độ khoảng 20% mỗi năm giai đoạn 2023–2025; tổng giá trị hàng hóa giao dịch của nền kinh tế số dự kiến gần 45 tỷ đô la Mỹ vào năm 2025, trong đó thương mại điện tử dự kiến đạt 24 tỷ đô la Mỹ. Thanh toán số là “hạ tầng” bắt buộc của toàn bộ mức tăng trưởng này.</w:t>
+        <w:rPr>
+          <w:b/>
+        </w:rPr>
+        <w:t xml:space="preserve">Câu hỏi đặt ra: </w:t>
+      </w:r>
+      <w:r>
+        <w:rPr>
+          <w:i/>
+        </w:rPr>
+        <w:t>Thị trường mục tiêu lớn đến đâu, tăng trưởng thế nào và khách hàng chấp nhận sản phẩm ra sao?</w:t>
+      </w:r>
+    </w:p>
+    <w:p>
+      <w:pPr>
+        <w:jc w:val="both"/>
+      </w:pPr>
+      <w:r>
+        <w:rPr>
+          <w:i w:val="0"/>
+        </w:rPr>
+        <w:t>a) Quy mô thị trường nền tảng</w:t>
+      </w:r>
+    </w:p>
+    <w:p>
+      <w:pPr>
+        <w:jc w:val="both"/>
+      </w:pPr>
+      <w:r>
+        <w:rPr>
+          <w:i w:val="0"/>
+        </w:rPr>
+        <w:t>Theo báo cáo e-Conomy SEA 2023, Việt Nam là nền kinh tế số tăng trưởng nhanh nhất Đông Nam Á với tốc độ khoảng 20% mỗi năm giai đoạn 2023–2025; tổng giá trị hàng hóa giao dịch dự kiến gần 45 tỷ đô la Mỹ vào năm 2025, trong đó thương mại điện tử đạt khoảng 24 tỷ đô la Mỹ (Google và cộng sự, 2023; DTiNews, 2023). Thanh toán số là hạ tầng bắt buộc của toàn bộ mức tăng trưởng này.</w:t>
       </w:r>
     </w:p>
     <w:p>
@@ -766,7 +2505,21 @@
         <w:jc w:val="both"/>
       </w:pPr>
       <w:r>
-        <w:t>b) Số lượng người dùng: Theo Ngân hàng Nhà nước, đến cuối năm 2023 Việt Nam có khoảng 36,23 triệu ví điện tử đang hoạt động, với khoảng 50 tổ chức trung gian thanh toán được cấp phép.</w:t>
+        <w:rPr>
+          <w:i w:val="0"/>
+        </w:rPr>
+        <w:t>b) Quy mô thị trường ví điện tử</w:t>
+      </w:r>
+    </w:p>
+    <w:p>
+      <w:pPr>
+        <w:jc w:val="both"/>
+      </w:pPr>
+      <w:r>
+        <w:rPr>
+          <w:i w:val="0"/>
+        </w:rPr>
+        <w:t>Theo Ngân hàng Nhà nước, đến cuối năm 2023 Việt Nam có khoảng 36,23 triệu ví điện tử đang hoạt động, với khoảng 50 tổ chức trung gian thanh toán được cấp phép (Thị trường Tài chính Tiền tệ, 2024).</w:t>
       </w:r>
     </w:p>
     <w:p>
@@ -784,31 +2537,287 @@
         <w:jc w:val="both"/>
       </w:pPr>
       <w:r>
-        <w:t>c) Phân khúc thị trường mục tiêu:</w:t>
+        <w:rPr>
+          <w:i w:val="0"/>
+        </w:rPr>
+        <w:t>c) Phân khúc khách hàng</w:t>
       </w:r>
     </w:p>
     <w:p>
       <w:pPr>
-        <w:pStyle w:val="ListBullet"/>
+        <w:jc w:val="center"/>
       </w:pPr>
       <w:r>
-        <w:t>Người trẻ thành thị (khoảng 18–35 tuổi): sử dụng điện thoại thông minh thường xuyên, thích ưu đãi và trải nghiệm tiện lợi – phân khúc cốt lõi tạo phần lớn giao dịch.</w:t>
+        <w:rPr>
+          <w:b/>
+          <w:i/>
+        </w:rPr>
+        <w:t>Bảng 6. Phân khúc thị trường mục tiêu</w:t>
+      </w:r>
+    </w:p>
+    <w:tbl>
+      <w:tblPr>
+        <w:tblStyle w:val="TableGrid"/>
+        <w:tblW w:type="auto" w:w="0"/>
+        <w:tblLook w:firstColumn="1" w:firstRow="1" w:lastColumn="0" w:lastRow="0" w:noHBand="0" w:noVBand="1" w:val="04A0"/>
+      </w:tblPr>
+      <w:tblGrid>
+        <w:gridCol w:w="2880"/>
+        <w:gridCol w:w="2880"/>
+        <w:gridCol w:w="2880"/>
+      </w:tblGrid>
+      <w:tr>
+        <w:tc>
+          <w:tcPr>
+            <w:tcW w:type="dxa" w:w="2880"/>
+            <w:shd w:val="clear" w:fill="1F3A60"/>
+          </w:tcPr>
+          <w:p>
+            <w:r>
+              <w:rPr>
+                <w:b/>
+                <w:color w:val="FFFFFF"/>
+                <w:sz w:val="23"/>
+              </w:rPr>
+              <w:t>Phân khúc</w:t>
+            </w:r>
+          </w:p>
+        </w:tc>
+        <w:tc>
+          <w:tcPr>
+            <w:tcW w:type="dxa" w:w="2880"/>
+            <w:shd w:val="clear" w:fill="1F3A60"/>
+          </w:tcPr>
+          <w:p>
+            <w:r>
+              <w:rPr>
+                <w:b/>
+                <w:color w:val="FFFFFF"/>
+                <w:sz w:val="23"/>
+              </w:rPr>
+              <w:t>Đặc điểm</w:t>
+            </w:r>
+          </w:p>
+        </w:tc>
+        <w:tc>
+          <w:tcPr>
+            <w:tcW w:type="dxa" w:w="2880"/>
+            <w:shd w:val="clear" w:fill="1F3A60"/>
+          </w:tcPr>
+          <w:p>
+            <w:r>
+              <w:rPr>
+                <w:b/>
+                <w:color w:val="FFFFFF"/>
+                <w:sz w:val="23"/>
+              </w:rPr>
+              <w:t>Vai trò với MoMo</w:t>
+            </w:r>
+          </w:p>
+        </w:tc>
+      </w:tr>
+      <w:tr>
+        <w:tc>
+          <w:tcPr>
+            <w:tcW w:type="dxa" w:w="2880"/>
+          </w:tcPr>
+          <w:p>
+            <w:r>
+              <w:rPr>
+                <w:sz w:val="23"/>
+              </w:rPr>
+              <w:t>Người trẻ thành thị (khoảng 18–35 tuổi)</w:t>
+            </w:r>
+          </w:p>
+        </w:tc>
+        <w:tc>
+          <w:tcPr>
+            <w:tcW w:type="dxa" w:w="2880"/>
+          </w:tcPr>
+          <w:p>
+            <w:r>
+              <w:rPr>
+                <w:sz w:val="23"/>
+              </w:rPr>
+              <w:t>Dùng điện thoại thông minh thường xuyên, thích ưu đãi</w:t>
+            </w:r>
+          </w:p>
+        </w:tc>
+        <w:tc>
+          <w:tcPr>
+            <w:tcW w:type="dxa" w:w="2880"/>
+          </w:tcPr>
+          <w:p>
+            <w:r>
+              <w:rPr>
+                <w:sz w:val="23"/>
+              </w:rPr>
+              <w:t>Phân khúc cốt lõi, tạo phần lớn giao dịch</w:t>
+            </w:r>
+          </w:p>
+        </w:tc>
+      </w:tr>
+      <w:tr>
+        <w:tc>
+          <w:tcPr>
+            <w:tcW w:type="dxa" w:w="2880"/>
+          </w:tcPr>
+          <w:p>
+            <w:r>
+              <w:rPr>
+                <w:sz w:val="23"/>
+              </w:rPr>
+              <w:t>Người dân nông thôn, chưa có tài khoản ngân hàng</w:t>
+            </w:r>
+          </w:p>
+        </w:tc>
+        <w:tc>
+          <w:tcPr>
+            <w:tcW w:type="dxa" w:w="2880"/>
+          </w:tcPr>
+          <w:p>
+            <w:r>
+              <w:rPr>
+                <w:sz w:val="23"/>
+              </w:rPr>
+              <w:t>Quen dùng tiền mặt, thu nhập thấp hơn</w:t>
+            </w:r>
+          </w:p>
+        </w:tc>
+        <w:tc>
+          <w:tcPr>
+            <w:tcW w:type="dxa" w:w="2880"/>
+          </w:tcPr>
+          <w:p>
+            <w:r>
+              <w:rPr>
+                <w:sz w:val="23"/>
+              </w:rPr>
+              <w:t>Dư địa tăng trưởng dài hạn</w:t>
+            </w:r>
+          </w:p>
+        </w:tc>
+      </w:tr>
+      <w:tr>
+        <w:tc>
+          <w:tcPr>
+            <w:tcW w:type="dxa" w:w="2880"/>
+          </w:tcPr>
+          <w:p>
+            <w:r>
+              <w:rPr>
+                <w:sz w:val="23"/>
+              </w:rPr>
+              <w:t>Người lao động di cư</w:t>
+            </w:r>
+          </w:p>
+        </w:tc>
+        <w:tc>
+          <w:tcPr>
+            <w:tcW w:type="dxa" w:w="2880"/>
+          </w:tcPr>
+          <w:p>
+            <w:r>
+              <w:rPr>
+                <w:sz w:val="23"/>
+              </w:rPr>
+              <w:t>Nhu cầu chuyển tiền về quê thường xuyên</w:t>
+            </w:r>
+          </w:p>
+        </w:tc>
+        <w:tc>
+          <w:tcPr>
+            <w:tcW w:type="dxa" w:w="2880"/>
+          </w:tcPr>
+          <w:p>
+            <w:r>
+              <w:rPr>
+                <w:sz w:val="23"/>
+              </w:rPr>
+              <w:t>Nhóm sử dụng dịch vụ chuyển tiền</w:t>
+            </w:r>
+          </w:p>
+        </w:tc>
+      </w:tr>
+      <w:tr>
+        <w:tc>
+          <w:tcPr>
+            <w:tcW w:type="dxa" w:w="2880"/>
+          </w:tcPr>
+          <w:p>
+            <w:r>
+              <w:rPr>
+                <w:sz w:val="23"/>
+              </w:rPr>
+              <w:t>Cửa hàng, doanh nghiệp nhỏ</w:t>
+            </w:r>
+          </w:p>
+        </w:tc>
+        <w:tc>
+          <w:tcPr>
+            <w:tcW w:type="dxa" w:w="2880"/>
+          </w:tcPr>
+          <w:p>
+            <w:r>
+              <w:rPr>
+                <w:sz w:val="23"/>
+              </w:rPr>
+              <w:t>Cần công cụ thu tiền chi phí thấp</w:t>
+            </w:r>
+          </w:p>
+        </w:tc>
+        <w:tc>
+          <w:tcPr>
+            <w:tcW w:type="dxa" w:w="2880"/>
+          </w:tcPr>
+          <w:p>
+            <w:r>
+              <w:rPr>
+                <w:sz w:val="23"/>
+              </w:rPr>
+              <w:t>Nguồn thu phí từ đối tác</w:t>
+            </w:r>
+          </w:p>
+        </w:tc>
+      </w:tr>
+    </w:tbl>
+    <w:p/>
+    <w:p>
+      <w:pPr>
+        <w:jc w:val="both"/>
+      </w:pPr>
+      <w:r>
+        <w:rPr>
+          <w:i w:val="0"/>
+        </w:rPr>
+        <w:t>d) Động lực tăng trưởng</w:t>
       </w:r>
     </w:p>
     <w:p>
       <w:pPr>
         <w:pStyle w:val="ListBullet"/>
+        <w:jc w:val="both"/>
       </w:pPr>
       <w:r>
-        <w:t>Người dân nông thôn và nhóm chưa có tài khoản ngân hàng: dư địa tăng trưởng dài hạn, phù hợp với mục tiêu tài chính toàn diện của Quyết định 1813/QĐ-TTg.</w:t>
+        <w:t>Mục tiêu 80% người trưởng thành có tài khoản ngân hàng vào năm 2025 theo Quyết định 1813/QĐ-TTg.</w:t>
       </w:r>
     </w:p>
     <w:p>
       <w:pPr>
         <w:pStyle w:val="ListBullet"/>
+        <w:jc w:val="both"/>
       </w:pPr>
       <w:r>
-        <w:t>Doanh nghiệp, cửa hàng nhỏ lẻ: cần công cụ chấp nhận thanh toán không tiền mặt chi phí thấp, đồng thời là kênh để MoMo thu phí.</w:t>
+        <w:t>Thương mại điện tử tăng trưởng nhanh kéo theo nhu cầu thanh toán trực tuyến.</w:t>
+      </w:r>
+    </w:p>
+    <w:p>
+      <w:pPr>
+        <w:pStyle w:val="ListBullet"/>
+        <w:jc w:val="both"/>
+      </w:pPr>
+      <w:r>
+        <w:t>Dân số trẻ, tỷ lệ sử dụng điện thoại thông minh cao.</w:t>
       </w:r>
     </w:p>
     <w:p>
@@ -822,11 +2831,13 @@
       </w:r>
     </w:p>
     <w:p>
-      <w:pPr>
-        <w:jc w:val="both"/>
-      </w:pPr>
       <w:r>
-        <w:t>d) Rào cản thị trường: thói quen dùng tiền mặt ở người lớn tuổi; lo ngại lừa đảo trực tuyến; quy định ngày càng chặt về định danh khách hàng; người dùng dễ dàng chuyển sang ví khác hoặc ứng dụng ngân hàng vì chi phí chuyển đổi thấp.</w:t>
+        <w:rPr>
+          <w:i/>
+          <w:color w:val="555555"/>
+          <w:sz w:val="21"/>
+        </w:rPr>
+        <w:t>Nguồn: Google, Temasek, &amp; Bain &amp; Company. (2023). e-Conomy SEA 2023: Reaching new heights – Navigating the path to profitable growth. https://temasek.com.sg/content/dam/temasek-corporate/news-and-views/resources/reports/google-temasek-bain-e-conomy-sea-2023-report.pdf</w:t>
       </w:r>
     </w:p>
     <w:p>
@@ -834,7 +2845,38 @@
         <w:jc w:val="both"/>
       </w:pPr>
       <w:r>
-        <w:t>e) Đánh giá: Thị trường đủ lớn, tăng trưởng nhanh và vẫn còn nhiều khoảng trống ở nhóm chưa có tài khoản ngân hàng. Theo Allen, đây là thị trường hấp dẫn đối với doanh nghiệp khởi nghiệp vì cho phép mở rộng quy mô nhanh.</w:t>
+        <w:rPr>
+          <w:i w:val="0"/>
+        </w:rPr>
+        <w:t>e) Rủi ro thị trường</w:t>
+      </w:r>
+    </w:p>
+    <w:p>
+      <w:pPr>
+        <w:jc w:val="both"/>
+      </w:pPr>
+      <w:r>
+        <w:rPr>
+          <w:i w:val="0"/>
+        </w:rPr>
+        <w:t>Thị trường tăng trưởng không có nghĩa mọi ví đều tăng trưởng tương ứng. Chi phí chuyển đổi giữa các ví rất thấp, người lớn tuổi vẫn quen dùng tiền mặt, nạn lừa đảo trực tuyến làm giảm niềm tin, và quy định định danh khách hàng ngày càng chặt.</w:t>
+      </w:r>
+    </w:p>
+    <w:p>
+      <w:pPr>
+        <w:jc w:val="both"/>
+      </w:pPr>
+      <w:r>
+        <w:rPr>
+          <w:b/>
+        </w:rPr>
+        <w:t xml:space="preserve">Đánh giá: </w:t>
+      </w:r>
+      <w:r>
+        <w:rPr>
+          <w:i w:val="0"/>
+        </w:rPr>
+        <w:t>Thị trường lớn, tăng nhanh nhất khu vực và còn nhiều khoảng trống ở nhóm chưa có tài khoản ngân hàng – rất hấp dẫn với doanh nghiệp khởi nghiệp theo tiêu chí của Allen (2016).</w:t>
       </w:r>
     </w:p>
     <w:p>
@@ -856,7 +2898,7 @@
           <w:rFonts w:ascii="Times New Roman" w:hAnsi="Times New Roman"/>
           <w:color w:val="1F3A60"/>
         </w:rPr>
-        <w:t>4.2. Cạnh tranh (Doanh nghiệp)</w:t>
+        <w:t>5. Cạnh tranh – 3/5</w:t>
       </w:r>
     </w:p>
     <w:p>
@@ -864,7 +2906,38 @@
         <w:jc w:val="both"/>
       </w:pPr>
       <w:r>
-        <w:t>a) Vị thế dẫn đầu: Theo dữ liệu của Decision Lab và MMA quý I/2023, MoMo đứng đầu thị trường với tỷ lệ thâm nhập khoảng 68%, tiếp theo là ZaloPay (53%), ViettelPay (27%), ShopeePay (25%), VNPay (16%) và Moca (7%). Khảo sát quý II/2024 tiếp tục cho thấy MoMo là ví điện tử được người dùng Việt Nam sử dụng nhiều nhất.</w:t>
+        <w:rPr>
+          <w:b/>
+        </w:rPr>
+        <w:t xml:space="preserve">Câu hỏi đặt ra: </w:t>
+      </w:r>
+      <w:r>
+        <w:rPr>
+          <w:i/>
+        </w:rPr>
+        <w:t>Đối thủ hiện tại và tương lai là ai? Họ cạnh tranh bằng yếu tố nào? MoMo duy trì vị thế bằng cách nào?</w:t>
+      </w:r>
+    </w:p>
+    <w:p>
+      <w:pPr>
+        <w:jc w:val="both"/>
+      </w:pPr>
+      <w:r>
+        <w:rPr>
+          <w:i w:val="0"/>
+        </w:rPr>
+        <w:t>a) Vị thế hiện tại</w:t>
+      </w:r>
+    </w:p>
+    <w:p>
+      <w:pPr>
+        <w:jc w:val="both"/>
+      </w:pPr>
+      <w:r>
+        <w:rPr>
+          <w:i w:val="0"/>
+        </w:rPr>
+        <w:t>Theo dữ liệu của Decision Lab và MMA quý I/2023, MoMo đứng đầu với tỷ lệ thâm nhập khoảng 68%, tiếp theo là ZaloPay (53%), ViettelPay (27%), ShopeePay (25%), VNPay (16%) và Moca (7%) (Nhà Đầu tư, 2023). Khảo sát năm 2024 tiếp tục cho thấy MoMo là ví điện tử được sử dụng nhiều nhất (Bizhub – Việt Nam News, 2024).</w:t>
       </w:r>
     </w:p>
     <w:p>
@@ -899,52 +2972,531 @@
     </w:p>
     <w:p>
       <w:pPr>
-        <w:jc w:val="both"/>
+        <w:jc w:val="center"/>
       </w:pPr>
       <w:r>
-        <w:t>b) Phân tích từng đối thủ chính:</w:t>
+        <w:rPr>
+          <w:b/>
+          <w:i/>
+        </w:rPr>
+        <w:t>Bảng 7. Tỷ lệ thâm nhập của các ví điện tử</w:t>
+      </w:r>
+    </w:p>
+    <w:tbl>
+      <w:tblPr>
+        <w:tblStyle w:val="TableGrid"/>
+        <w:tblW w:type="auto" w:w="0"/>
+        <w:tblLook w:firstColumn="1" w:firstRow="1" w:lastColumn="0" w:lastRow="0" w:noHBand="0" w:noVBand="1" w:val="04A0"/>
+      </w:tblPr>
+      <w:tblGrid>
+        <w:gridCol w:w="4320"/>
+        <w:gridCol w:w="4320"/>
+      </w:tblGrid>
+      <w:tr>
+        <w:tc>
+          <w:tcPr>
+            <w:tcW w:type="dxa" w:w="4320"/>
+            <w:shd w:val="clear" w:fill="1F3A60"/>
+          </w:tcPr>
+          <w:p>
+            <w:r>
+              <w:rPr>
+                <w:b/>
+                <w:color w:val="FFFFFF"/>
+                <w:sz w:val="23"/>
+              </w:rPr>
+              <w:t>Ví điện tử</w:t>
+            </w:r>
+          </w:p>
+        </w:tc>
+        <w:tc>
+          <w:tcPr>
+            <w:tcW w:type="dxa" w:w="4320"/>
+            <w:shd w:val="clear" w:fill="1F3A60"/>
+          </w:tcPr>
+          <w:p>
+            <w:r>
+              <w:rPr>
+                <w:b/>
+                <w:color w:val="FFFFFF"/>
+                <w:sz w:val="23"/>
+              </w:rPr>
+              <w:t>Tỷ lệ thâm nhập (quý I/2023)</w:t>
+            </w:r>
+          </w:p>
+        </w:tc>
+      </w:tr>
+      <w:tr>
+        <w:tc>
+          <w:tcPr>
+            <w:tcW w:type="dxa" w:w="4320"/>
+          </w:tcPr>
+          <w:p>
+            <w:r>
+              <w:rPr>
+                <w:sz w:val="23"/>
+              </w:rPr>
+              <w:t>MoMo</w:t>
+            </w:r>
+          </w:p>
+        </w:tc>
+        <w:tc>
+          <w:tcPr>
+            <w:tcW w:type="dxa" w:w="4320"/>
+          </w:tcPr>
+          <w:p>
+            <w:r>
+              <w:rPr>
+                <w:sz w:val="23"/>
+              </w:rPr>
+              <w:t>68%</w:t>
+            </w:r>
+          </w:p>
+        </w:tc>
+      </w:tr>
+      <w:tr>
+        <w:tc>
+          <w:tcPr>
+            <w:tcW w:type="dxa" w:w="4320"/>
+          </w:tcPr>
+          <w:p>
+            <w:r>
+              <w:rPr>
+                <w:sz w:val="23"/>
+              </w:rPr>
+              <w:t>ZaloPay</w:t>
+            </w:r>
+          </w:p>
+        </w:tc>
+        <w:tc>
+          <w:tcPr>
+            <w:tcW w:type="dxa" w:w="4320"/>
+          </w:tcPr>
+          <w:p>
+            <w:r>
+              <w:rPr>
+                <w:sz w:val="23"/>
+              </w:rPr>
+              <w:t>53%</w:t>
+            </w:r>
+          </w:p>
+        </w:tc>
+      </w:tr>
+      <w:tr>
+        <w:tc>
+          <w:tcPr>
+            <w:tcW w:type="dxa" w:w="4320"/>
+          </w:tcPr>
+          <w:p>
+            <w:r>
+              <w:rPr>
+                <w:sz w:val="23"/>
+              </w:rPr>
+              <w:t>ViettelPay</w:t>
+            </w:r>
+          </w:p>
+        </w:tc>
+        <w:tc>
+          <w:tcPr>
+            <w:tcW w:type="dxa" w:w="4320"/>
+          </w:tcPr>
+          <w:p>
+            <w:r>
+              <w:rPr>
+                <w:sz w:val="23"/>
+              </w:rPr>
+              <w:t>27%</w:t>
+            </w:r>
+          </w:p>
+        </w:tc>
+      </w:tr>
+      <w:tr>
+        <w:tc>
+          <w:tcPr>
+            <w:tcW w:type="dxa" w:w="4320"/>
+          </w:tcPr>
+          <w:p>
+            <w:r>
+              <w:rPr>
+                <w:sz w:val="23"/>
+              </w:rPr>
+              <w:t>ShopeePay</w:t>
+            </w:r>
+          </w:p>
+        </w:tc>
+        <w:tc>
+          <w:tcPr>
+            <w:tcW w:type="dxa" w:w="4320"/>
+          </w:tcPr>
+          <w:p>
+            <w:r>
+              <w:rPr>
+                <w:sz w:val="23"/>
+              </w:rPr>
+              <w:t>25%</w:t>
+            </w:r>
+          </w:p>
+        </w:tc>
+      </w:tr>
+      <w:tr>
+        <w:tc>
+          <w:tcPr>
+            <w:tcW w:type="dxa" w:w="4320"/>
+          </w:tcPr>
+          <w:p>
+            <w:r>
+              <w:rPr>
+                <w:sz w:val="23"/>
+              </w:rPr>
+              <w:t>VNPay</w:t>
+            </w:r>
+          </w:p>
+        </w:tc>
+        <w:tc>
+          <w:tcPr>
+            <w:tcW w:type="dxa" w:w="4320"/>
+          </w:tcPr>
+          <w:p>
+            <w:r>
+              <w:rPr>
+                <w:sz w:val="23"/>
+              </w:rPr>
+              <w:t>16%</w:t>
+            </w:r>
+          </w:p>
+        </w:tc>
+      </w:tr>
+      <w:tr>
+        <w:tc>
+          <w:tcPr>
+            <w:tcW w:type="dxa" w:w="4320"/>
+          </w:tcPr>
+          <w:p>
+            <w:r>
+              <w:rPr>
+                <w:sz w:val="23"/>
+              </w:rPr>
+              <w:t>Moca</w:t>
+            </w:r>
+          </w:p>
+        </w:tc>
+        <w:tc>
+          <w:tcPr>
+            <w:tcW w:type="dxa" w:w="4320"/>
+          </w:tcPr>
+          <w:p>
+            <w:r>
+              <w:rPr>
+                <w:sz w:val="23"/>
+              </w:rPr>
+              <w:t>7%</w:t>
+            </w:r>
+          </w:p>
+        </w:tc>
+      </w:tr>
+    </w:tbl>
+    <w:p/>
+    <w:p>
+      <w:r>
+        <w:rPr>
+          <w:i/>
+          <w:color w:val="555555"/>
+          <w:sz w:val="21"/>
+        </w:rPr>
+        <w:t>Nguồn: Nhà Đầu tư. (2023). MoMo nắm 68% thị phần fintech Việt Nam. https://nhadautu.vn/momo-nam-68-thi-phan-fintech-viet-nam-d76691.html</w:t>
       </w:r>
     </w:p>
     <w:p>
       <w:pPr>
-        <w:pStyle w:val="ListBullet"/>
+        <w:jc w:val="both"/>
       </w:pPr>
       <w:r>
-        <w:t>ZaloPay (VNG): tận dụng hệ sinh thái Zalo với hơn 77 triệu người dùng hoạt động hàng tháng, dễ tiếp cận người dùng qua ứng dụng nhắn tin.</w:t>
+        <w:rPr>
+          <w:i w:val="0"/>
+        </w:rPr>
+        <w:t>b) Đối thủ chính</w:t>
       </w:r>
     </w:p>
     <w:p>
       <w:pPr>
-        <w:pStyle w:val="ListBullet"/>
+        <w:jc w:val="center"/>
       </w:pPr>
       <w:r>
-        <w:t>ShopeePay (Sea Group): gắn liền với sàn thương mại điện tử Shopee, có lợi thế trong thanh toán mua sắm trực tuyến.</w:t>
+        <w:rPr>
+          <w:b/>
+          <w:i/>
+        </w:rPr>
+        <w:t>Bảng 8. Các đối thủ cạnh tranh chính</w:t>
       </w:r>
     </w:p>
-    <w:p>
-      <w:pPr>
-        <w:pStyle w:val="ListBullet"/>
-      </w:pPr>
-      <w:r>
-        <w:t>ViettelPay/Viettel Money: dựa trên hạ tầng viễn thông Viettel, phủ sâu ở vùng nông thôn.</w:t>
-      </w:r>
-    </w:p>
-    <w:p>
-      <w:pPr>
-        <w:pStyle w:val="ListBullet"/>
-      </w:pPr>
-      <w:r>
-        <w:t>VNPay: nổi bật với mạng lưới mã QR liên kết nhiều ngân hàng và điểm bán.</w:t>
-      </w:r>
-    </w:p>
-    <w:p>
-      <w:pPr>
-        <w:pStyle w:val="ListBullet"/>
-      </w:pPr>
-      <w:r>
-        <w:t>Ứng dụng ngân hàng số: chuyển khoản nhanh qua mã QR miễn phí, là đối thủ gián tiếp ngày càng mạnh.</w:t>
-      </w:r>
-    </w:p>
+    <w:tbl>
+      <w:tblPr>
+        <w:tblStyle w:val="TableGrid"/>
+        <w:tblW w:type="auto" w:w="0"/>
+        <w:tblLook w:firstColumn="1" w:firstRow="1" w:lastColumn="0" w:lastRow="0" w:noHBand="0" w:noVBand="1" w:val="04A0"/>
+      </w:tblPr>
+      <w:tblGrid>
+        <w:gridCol w:w="2880"/>
+        <w:gridCol w:w="2880"/>
+        <w:gridCol w:w="2880"/>
+      </w:tblGrid>
+      <w:tr>
+        <w:tc>
+          <w:tcPr>
+            <w:tcW w:type="dxa" w:w="2880"/>
+            <w:shd w:val="clear" w:fill="1F3A60"/>
+          </w:tcPr>
+          <w:p>
+            <w:r>
+              <w:rPr>
+                <w:b/>
+                <w:color w:val="FFFFFF"/>
+                <w:sz w:val="23"/>
+              </w:rPr>
+              <w:t>Đối thủ</w:t>
+            </w:r>
+          </w:p>
+        </w:tc>
+        <w:tc>
+          <w:tcPr>
+            <w:tcW w:type="dxa" w:w="2880"/>
+            <w:shd w:val="clear" w:fill="1F3A60"/>
+          </w:tcPr>
+          <w:p>
+            <w:r>
+              <w:rPr>
+                <w:b/>
+                <w:color w:val="FFFFFF"/>
+                <w:sz w:val="23"/>
+              </w:rPr>
+              <w:t>Lợi thế đáng chú ý</w:t>
+            </w:r>
+          </w:p>
+        </w:tc>
+        <w:tc>
+          <w:tcPr>
+            <w:tcW w:type="dxa" w:w="2880"/>
+            <w:shd w:val="clear" w:fill="1F3A60"/>
+          </w:tcPr>
+          <w:p>
+            <w:r>
+              <w:rPr>
+                <w:b/>
+                <w:color w:val="FFFFFF"/>
+                <w:sz w:val="23"/>
+              </w:rPr>
+              <w:t>Tác động tới MoMo</w:t>
+            </w:r>
+          </w:p>
+        </w:tc>
+      </w:tr>
+      <w:tr>
+        <w:tc>
+          <w:tcPr>
+            <w:tcW w:type="dxa" w:w="2880"/>
+          </w:tcPr>
+          <w:p>
+            <w:r>
+              <w:rPr>
+                <w:sz w:val="23"/>
+              </w:rPr>
+              <w:t>ZaloPay (VNG)</w:t>
+            </w:r>
+          </w:p>
+        </w:tc>
+        <w:tc>
+          <w:tcPr>
+            <w:tcW w:type="dxa" w:w="2880"/>
+          </w:tcPr>
+          <w:p>
+            <w:r>
+              <w:rPr>
+                <w:sz w:val="23"/>
+              </w:rPr>
+              <w:t>Hệ sinh thái Zalo với hơn 77 triệu người dùng hoạt động hằng tháng</w:t>
+            </w:r>
+          </w:p>
+        </w:tc>
+        <w:tc>
+          <w:tcPr>
+            <w:tcW w:type="dxa" w:w="2880"/>
+          </w:tcPr>
+          <w:p>
+            <w:r>
+              <w:rPr>
+                <w:sz w:val="23"/>
+              </w:rPr>
+              <w:t>Tiếp cận người dùng rất nhanh qua ứng dụng nhắn tin</w:t>
+            </w:r>
+          </w:p>
+        </w:tc>
+      </w:tr>
+      <w:tr>
+        <w:tc>
+          <w:tcPr>
+            <w:tcW w:type="dxa" w:w="2880"/>
+          </w:tcPr>
+          <w:p>
+            <w:r>
+              <w:rPr>
+                <w:sz w:val="23"/>
+              </w:rPr>
+              <w:t>ShopeePay (Sea Group)</w:t>
+            </w:r>
+          </w:p>
+        </w:tc>
+        <w:tc>
+          <w:tcPr>
+            <w:tcW w:type="dxa" w:w="2880"/>
+          </w:tcPr>
+          <w:p>
+            <w:r>
+              <w:rPr>
+                <w:sz w:val="23"/>
+              </w:rPr>
+              <w:t>Gắn với sàn thương mại điện tử Shopee</w:t>
+            </w:r>
+          </w:p>
+        </w:tc>
+        <w:tc>
+          <w:tcPr>
+            <w:tcW w:type="dxa" w:w="2880"/>
+          </w:tcPr>
+          <w:p>
+            <w:r>
+              <w:rPr>
+                <w:sz w:val="23"/>
+              </w:rPr>
+              <w:t>Cạnh tranh mạnh ở thanh toán mua sắm trực tuyến</w:t>
+            </w:r>
+          </w:p>
+        </w:tc>
+      </w:tr>
+      <w:tr>
+        <w:tc>
+          <w:tcPr>
+            <w:tcW w:type="dxa" w:w="2880"/>
+          </w:tcPr>
+          <w:p>
+            <w:r>
+              <w:rPr>
+                <w:sz w:val="23"/>
+              </w:rPr>
+              <w:t>ViettelPay/Viettel Money</w:t>
+            </w:r>
+          </w:p>
+        </w:tc>
+        <w:tc>
+          <w:tcPr>
+            <w:tcW w:type="dxa" w:w="2880"/>
+          </w:tcPr>
+          <w:p>
+            <w:r>
+              <w:rPr>
+                <w:sz w:val="23"/>
+              </w:rPr>
+              <w:t>Hạ tầng viễn thông phủ sâu nông thôn</w:t>
+            </w:r>
+          </w:p>
+        </w:tc>
+        <w:tc>
+          <w:tcPr>
+            <w:tcW w:type="dxa" w:w="2880"/>
+          </w:tcPr>
+          <w:p>
+            <w:r>
+              <w:rPr>
+                <w:sz w:val="23"/>
+              </w:rPr>
+              <w:t>Cạnh tranh ở phân khúc nông thôn</w:t>
+            </w:r>
+          </w:p>
+        </w:tc>
+      </w:tr>
+      <w:tr>
+        <w:tc>
+          <w:tcPr>
+            <w:tcW w:type="dxa" w:w="2880"/>
+          </w:tcPr>
+          <w:p>
+            <w:r>
+              <w:rPr>
+                <w:sz w:val="23"/>
+              </w:rPr>
+              <w:t>VNPay</w:t>
+            </w:r>
+          </w:p>
+        </w:tc>
+        <w:tc>
+          <w:tcPr>
+            <w:tcW w:type="dxa" w:w="2880"/>
+          </w:tcPr>
+          <w:p>
+            <w:r>
+              <w:rPr>
+                <w:sz w:val="23"/>
+              </w:rPr>
+              <w:t>Mạng lưới mã QR liên kết nhiều ngân hàng</w:t>
+            </w:r>
+          </w:p>
+        </w:tc>
+        <w:tc>
+          <w:tcPr>
+            <w:tcW w:type="dxa" w:w="2880"/>
+          </w:tcPr>
+          <w:p>
+            <w:r>
+              <w:rPr>
+                <w:sz w:val="23"/>
+              </w:rPr>
+              <w:t>Cạnh tranh ở thanh toán tại điểm bán</w:t>
+            </w:r>
+          </w:p>
+        </w:tc>
+      </w:tr>
+      <w:tr>
+        <w:tc>
+          <w:tcPr>
+            <w:tcW w:type="dxa" w:w="2880"/>
+          </w:tcPr>
+          <w:p>
+            <w:r>
+              <w:rPr>
+                <w:sz w:val="23"/>
+              </w:rPr>
+              <w:t>Ứng dụng ngân hàng số</w:t>
+            </w:r>
+          </w:p>
+        </w:tc>
+        <w:tc>
+          <w:tcPr>
+            <w:tcW w:type="dxa" w:w="2880"/>
+          </w:tcPr>
+          <w:p>
+            <w:r>
+              <w:rPr>
+                <w:sz w:val="23"/>
+              </w:rPr>
+              <w:t>Chuyển khoản mã QR miễn phí, uy tín ngân hàng</w:t>
+            </w:r>
+          </w:p>
+        </w:tc>
+        <w:tc>
+          <w:tcPr>
+            <w:tcW w:type="dxa" w:w="2880"/>
+          </w:tcPr>
+          <w:p>
+            <w:r>
+              <w:rPr>
+                <w:sz w:val="23"/>
+              </w:rPr>
+              <w:t>Đối thủ gián tiếp ngày càng mạnh</w:t>
+            </w:r>
+          </w:p>
+        </w:tc>
+      </w:tr>
+    </w:tbl>
+    <w:p/>
     <w:p>
       <w:r>
         <w:rPr>
@@ -970,39 +3522,92 @@
         <w:jc w:val="both"/>
       </w:pPr>
       <w:r>
-        <w:t>c) Lợi thế cạnh tranh của MoMo:</w:t>
+        <w:rPr>
+          <w:i w:val="0"/>
+        </w:rPr>
+        <w:t>c) Bản chất cạnh tranh</w:t>
       </w:r>
     </w:p>
     <w:p>
       <w:pPr>
         <w:pStyle w:val="ListBullet"/>
+        <w:jc w:val="both"/>
       </w:pPr>
       <w:r>
-        <w:t>Lợi thế người đi đầu: là đơn vị đầu tiên được cấp phép, có lượng người dùng và đối tác lớn nhất, tạo hiệu ứng mạng lưới.</w:t>
+        <w:rPr>
+          <w:b/>
+        </w:rPr>
+        <w:t xml:space="preserve">Giá và ưu đãi: </w:t>
+      </w:r>
+      <w:r>
+        <w:t>khuyến mãi, hoàn tiền, miễn phí giao dịch.</w:t>
       </w:r>
     </w:p>
     <w:p>
       <w:pPr>
         <w:pStyle w:val="ListBullet"/>
+        <w:jc w:val="both"/>
       </w:pPr>
       <w:r>
-        <w:t>Thương hiệu mạnh với màu hồng đặc trưng, gắn với các chiến dịch khuyến mãi dịp Tết.</w:t>
+        <w:rPr>
+          <w:b/>
+        </w:rPr>
+        <w:t xml:space="preserve">Độ rộng hệ sinh thái: </w:t>
+      </w:r>
+      <w:r>
+        <w:t>số lượng dịch vụ và đối tác tích hợp.</w:t>
       </w:r>
     </w:p>
     <w:p>
       <w:pPr>
         <w:pStyle w:val="ListBullet"/>
+        <w:jc w:val="both"/>
       </w:pPr>
       <w:r>
-        <w:t>Hệ sinh thái dịch vụ rộng hơn các ví gắn với một nền tảng duy nhất như ZaloPay hay ShopeePay.</w:t>
+        <w:rPr>
+          <w:b/>
+        </w:rPr>
+        <w:t xml:space="preserve">Niềm tin: </w:t>
+      </w:r>
+      <w:r>
+        <w:t>an toàn, bảo mật, xử lý sự cố.</w:t>
       </w:r>
     </w:p>
     <w:p>
       <w:pPr>
         <w:pStyle w:val="ListBullet"/>
+        <w:jc w:val="both"/>
       </w:pPr>
       <w:r>
-        <w:t>Nguồn vốn dồi dào từ các nhà đầu tư quốc tế, giúp duy trì đầu tư công nghệ và khuyến mãi.</w:t>
+        <w:rPr>
+          <w:b/>
+        </w:rPr>
+        <w:t xml:space="preserve">Kênh tiếp cận: </w:t>
+      </w:r>
+      <w:r>
+        <w:t>liên kết với nền tảng có sẵn lượng người dùng lớn (nhắn tin, thương mại điện tử, gọi xe).</w:t>
+      </w:r>
+    </w:p>
+    <w:p>
+      <w:pPr>
+        <w:jc w:val="both"/>
+      </w:pPr>
+      <w:r>
+        <w:rPr>
+          <w:i w:val="0"/>
+        </w:rPr>
+        <w:t>d) Lợi thế và hạn chế của MoMo</w:t>
+      </w:r>
+    </w:p>
+    <w:p>
+      <w:pPr>
+        <w:jc w:val="both"/>
+      </w:pPr>
+      <w:r>
+        <w:rPr>
+          <w:i w:val="0"/>
+        </w:rPr>
+        <w:t>MoMo có lợi thế người đi đầu, thương hiệu màu hồng dễ nhận diện, hiệu ứng mạng lưới và hệ sinh thái rộng hơn các ví chỉ gắn với một nền tảng (Decision Lab, 2022). Ngược lại, MoMo không sở hữu nền tảng “gốc” như Zalo hay Shopee nên phải chi nhiều hơn cho khuyến mãi để giữ chân người dùng. Ranh giới cạnh tranh cũng thay đổi liên tục: MoMo đã bắt tay với Grab dù từng là đối thủ (Advertising Vietnam, 2021a).</w:t>
       </w:r>
     </w:p>
     <w:p>
@@ -1016,14 +3621,6 @@
       </w:r>
     </w:p>
     <w:p>
-      <w:pPr>
-        <w:jc w:val="both"/>
-      </w:pPr>
-      <w:r>
-        <w:t>d) Thách thức: cạnh tranh bằng khuyến mãi làm tăng chi phí thu hút khách hàng; các ví còn có xu hướng hợp tác với các siêu ứng dụng như Grab để giành người dùng, làm ranh giới cạnh tranh thay đổi liên tục. Đáng chú ý, chính MoMo cũng đã bắt tay với Grab dù từng là đối thủ, cho thấy doanh nghiệp linh hoạt chuyển từ cạnh tranh sang hợp tác.</w:t>
-      </w:r>
-    </w:p>
-    <w:p>
       <w:r>
         <w:rPr>
           <w:i/>
@@ -1038,7 +3635,16 @@
         <w:jc w:val="both"/>
       </w:pPr>
       <w:r>
-        <w:t>e) Đánh giá: Áp dụng lập luận về sức hấp dẫn của ngành trong mô hình, ngành ví điện tử có cường độ cạnh tranh cao, nhưng MoMo đang giữ vị thế dẫn đầu khá vững chắc nhờ quy mô và hiệu ứng mạng lưới. Để duy trì lợi thế, MoMo cần chuyển trọng tâm từ “ví thanh toán” sang “nền tảng tài chính số” có giá trị gia tăng cao hơn.</w:t>
+        <w:rPr>
+          <w:b/>
+        </w:rPr>
+        <w:t xml:space="preserve">Đánh giá: </w:t>
+      </w:r>
+      <w:r>
+        <w:rPr>
+          <w:i w:val="0"/>
+        </w:rPr>
+        <w:t>MoMo dẫn đầu, nhưng cường độ cạnh tranh rất cao, chi phí thu hút khách hàng lớn và chức năng thanh toán cơ bản đang bị ngân hàng số thu hẹp khác biệt.</w:t>
       </w:r>
     </w:p>
     <w:p>
@@ -1050,7 +3656,7 @@
           <w:rFonts w:ascii="Times New Roman" w:hAnsi="Times New Roman"/>
           <w:color w:val="1F3A60"/>
         </w:rPr>
-        <w:t>4.3. Mạng lưới (Nhà khởi nghiệp)</w:t>
+        <w:t>6. Mạng lưới quan hệ – 5/5</w:t>
       </w:r>
     </w:p>
     <w:p>
@@ -1058,15 +3664,343 @@
         <w:jc w:val="both"/>
       </w:pPr>
       <w:r>
-        <w:t>Mạng lưới quan hệ của đội ngũ sáng lập là tài sản giá trị của MoMo, gồm các nhóm:</w:t>
+        <w:rPr>
+          <w:b/>
+        </w:rPr>
+        <w:t xml:space="preserve">Câu hỏi đặt ra: </w:t>
+      </w:r>
+      <w:r>
+        <w:rPr>
+          <w:i/>
+        </w:rPr>
+        <w:t>Đội ngũ tiếp cận được những mạng lưới nào? Mạng lưới đó giúp giảm rủi ro và phát triển doanh nghiệp ra sao?</w:t>
       </w:r>
     </w:p>
     <w:p>
       <w:pPr>
+        <w:jc w:val="both"/>
+      </w:pPr>
+      <w:r>
+        <w:rPr>
+          <w:i w:val="0"/>
+        </w:rPr>
+        <w:t>a) Mạng lưới nhà đầu tư</w:t>
+      </w:r>
+    </w:p>
+    <w:p>
+      <w:pPr>
+        <w:jc w:val="center"/>
+      </w:pPr>
+      <w:r>
+        <w:rPr>
+          <w:b/>
+          <w:i/>
+        </w:rPr>
+        <w:t>Bảng 9. Các vòng gọi vốn của MoMo</w:t>
+      </w:r>
+    </w:p>
+    <w:tbl>
+      <w:tblPr>
+        <w:tblStyle w:val="TableGrid"/>
+        <w:tblW w:type="auto" w:w="0"/>
+        <w:tblLook w:firstColumn="1" w:firstRow="1" w:lastColumn="0" w:lastRow="0" w:noHBand="0" w:noVBand="1" w:val="04A0"/>
+      </w:tblPr>
+      <w:tblGrid>
+        <w:gridCol w:w="2880"/>
+        <w:gridCol w:w="2880"/>
+        <w:gridCol w:w="2880"/>
+      </w:tblGrid>
+      <w:tr>
+        <w:tc>
+          <w:tcPr>
+            <w:tcW w:type="dxa" w:w="2880"/>
+            <w:shd w:val="clear" w:fill="1F3A60"/>
+          </w:tcPr>
+          <w:p>
+            <w:r>
+              <w:rPr>
+                <w:b/>
+                <w:color w:val="FFFFFF"/>
+                <w:sz w:val="23"/>
+              </w:rPr>
+              <w:t>Thời gian</w:t>
+            </w:r>
+          </w:p>
+        </w:tc>
+        <w:tc>
+          <w:tcPr>
+            <w:tcW w:type="dxa" w:w="2880"/>
+            <w:shd w:val="clear" w:fill="1F3A60"/>
+          </w:tcPr>
+          <w:p>
+            <w:r>
+              <w:rPr>
+                <w:b/>
+                <w:color w:val="FFFFFF"/>
+                <w:sz w:val="23"/>
+              </w:rPr>
+              <w:t>Nhà đầu tư</w:t>
+            </w:r>
+          </w:p>
+        </w:tc>
+        <w:tc>
+          <w:tcPr>
+            <w:tcW w:type="dxa" w:w="2880"/>
+            <w:shd w:val="clear" w:fill="1F3A60"/>
+          </w:tcPr>
+          <w:p>
+            <w:r>
+              <w:rPr>
+                <w:b/>
+                <w:color w:val="FFFFFF"/>
+                <w:sz w:val="23"/>
+              </w:rPr>
+              <w:t>Giá trị</w:t>
+            </w:r>
+          </w:p>
+        </w:tc>
+      </w:tr>
+      <w:tr>
+        <w:tc>
+          <w:tcPr>
+            <w:tcW w:type="dxa" w:w="2880"/>
+          </w:tcPr>
+          <w:p>
+            <w:r>
+              <w:rPr>
+                <w:sz w:val="23"/>
+              </w:rPr>
+              <w:t>2013</w:t>
+            </w:r>
+          </w:p>
+        </w:tc>
+        <w:tc>
+          <w:tcPr>
+            <w:tcW w:type="dxa" w:w="2880"/>
+          </w:tcPr>
+          <w:p>
+            <w:r>
+              <w:rPr>
+                <w:sz w:val="23"/>
+              </w:rPr>
+              <w:t>Goldman Sachs</w:t>
+            </w:r>
+          </w:p>
+        </w:tc>
+        <w:tc>
+          <w:tcPr>
+            <w:tcW w:type="dxa" w:w="2880"/>
+          </w:tcPr>
+          <w:p>
+            <w:r>
+              <w:rPr>
+                <w:sz w:val="23"/>
+              </w:rPr>
+              <w:t>5,7 triệu đô la Mỹ</w:t>
+            </w:r>
+          </w:p>
+        </w:tc>
+      </w:tr>
+      <w:tr>
+        <w:tc>
+          <w:tcPr>
+            <w:tcW w:type="dxa" w:w="2880"/>
+          </w:tcPr>
+          <w:p>
+            <w:r>
+              <w:rPr>
+                <w:sz w:val="23"/>
+              </w:rPr>
+              <w:t>2016</w:t>
+            </w:r>
+          </w:p>
+        </w:tc>
+        <w:tc>
+          <w:tcPr>
+            <w:tcW w:type="dxa" w:w="2880"/>
+          </w:tcPr>
+          <w:p>
+            <w:r>
+              <w:rPr>
+                <w:sz w:val="23"/>
+              </w:rPr>
+              <w:t>Standard Chartered Private Equity, Goldman Sachs</w:t>
+            </w:r>
+          </w:p>
+        </w:tc>
+        <w:tc>
+          <w:tcPr>
+            <w:tcW w:type="dxa" w:w="2880"/>
+          </w:tcPr>
+          <w:p>
+            <w:r>
+              <w:rPr>
+                <w:sz w:val="23"/>
+              </w:rPr>
+              <w:t>Khoảng 28 triệu đô la Mỹ</w:t>
+            </w:r>
+          </w:p>
+        </w:tc>
+      </w:tr>
+      <w:tr>
+        <w:tc>
+          <w:tcPr>
+            <w:tcW w:type="dxa" w:w="2880"/>
+          </w:tcPr>
+          <w:p>
+            <w:r>
+              <w:rPr>
+                <w:sz w:val="23"/>
+              </w:rPr>
+              <w:t>Đầu 2019</w:t>
+            </w:r>
+          </w:p>
+        </w:tc>
+        <w:tc>
+          <w:tcPr>
+            <w:tcW w:type="dxa" w:w="2880"/>
+          </w:tcPr>
+          <w:p>
+            <w:r>
+              <w:rPr>
+                <w:sz w:val="23"/>
+              </w:rPr>
+              <w:t>Warburg Pincus (dẫn dắt)</w:t>
+            </w:r>
+          </w:p>
+        </w:tc>
+        <w:tc>
+          <w:tcPr>
+            <w:tcW w:type="dxa" w:w="2880"/>
+          </w:tcPr>
+          <w:p>
+            <w:r>
+              <w:rPr>
+                <w:sz w:val="23"/>
+              </w:rPr>
+              <w:t>Khoảng 100 triệu đô la Mỹ</w:t>
+            </w:r>
+          </w:p>
+        </w:tc>
+      </w:tr>
+      <w:tr>
+        <w:tc>
+          <w:tcPr>
+            <w:tcW w:type="dxa" w:w="2880"/>
+          </w:tcPr>
+          <w:p>
+            <w:r>
+              <w:rPr>
+                <w:sz w:val="23"/>
+              </w:rPr>
+              <w:t>12/2021</w:t>
+            </w:r>
+          </w:p>
+        </w:tc>
+        <w:tc>
+          <w:tcPr>
+            <w:tcW w:type="dxa" w:w="2880"/>
+          </w:tcPr>
+          <w:p>
+            <w:r>
+              <w:rPr>
+                <w:sz w:val="23"/>
+              </w:rPr>
+              <w:t>Mizuho (dẫn dắt), Ward Ferry, Goodwater Capital, Kora Management</w:t>
+            </w:r>
+          </w:p>
+        </w:tc>
+        <w:tc>
+          <w:tcPr>
+            <w:tcW w:type="dxa" w:w="2880"/>
+          </w:tcPr>
+          <w:p>
+            <w:r>
+              <w:rPr>
+                <w:sz w:val="23"/>
+              </w:rPr>
+              <w:t>200 triệu đô la Mỹ</w:t>
+            </w:r>
+          </w:p>
+        </w:tc>
+      </w:tr>
+    </w:tbl>
+    <w:p/>
+    <w:p>
+      <w:r>
+        <w:rPr>
+          <w:i/>
+          <w:color w:val="555555"/>
+          <w:sz w:val="21"/>
+        </w:rPr>
+        <w:t>Nguồn: Brands Vietnam. (2023). MoMo – 16 năm một hành trình của kẻ dẫn đầu lĩnh vực fintech tại Việt Nam. https://www.brandsvietnam.com/congdong/topic/335289-MoMo-16-nam-mot-hanh-trinh-cua-ke-dan-dau-linh-vuc-Fintech-tai-Viet-Nam</w:t>
+      </w:r>
+    </w:p>
+    <w:p>
+      <w:r>
+        <w:rPr>
+          <w:i/>
+          <w:color w:val="555555"/>
+          <w:sz w:val="21"/>
+        </w:rPr>
+        <w:t>Nguồn: Fintech News Singapore. (2016). Fintech Vietnam boom starts: Vietnamese fintech startup raises US$28M from Goldman Sachs and Standard Chartered Private Equity. https://fintechnews.sg/1715/vietnam/vietnamese-fintech-startup-raises-us28m-goldman-sachs-standard-chartered-private-equity/</w:t>
+      </w:r>
+    </w:p>
+    <w:p>
+      <w:r>
+        <w:rPr>
+          <w:i/>
+          <w:color w:val="555555"/>
+          <w:sz w:val="21"/>
+        </w:rPr>
+        <w:t>Nguồn: Báo Đầu tư. (2019). MoMo nhận khoản đầu tư lớn nhất từ trước tới nay ở mảng fintech. https://baodautu.vn/momo-nhan-khoan-dau-tu-lon-nhat-tu-truoc-toi-nay-o-mang-fintech-d94152.html</w:t>
+      </w:r>
+    </w:p>
+    <w:p>
+      <w:r>
+        <w:rPr>
+          <w:i/>
+          <w:color w:val="555555"/>
+          <w:sz w:val="21"/>
+        </w:rPr>
+        <w:t>Nguồn: Global Private Capital Association. (2019). Warburg Pincus leads investments in DaDa and MoMo. https://www.globalprivatecapital.org/newsroom/warburg-pincus-leads-investments-in-dada-and-momo/</w:t>
+      </w:r>
+    </w:p>
+    <w:p>
+      <w:r>
+        <w:rPr>
+          <w:i/>
+          <w:color w:val="555555"/>
+          <w:sz w:val="21"/>
+        </w:rPr>
+        <w:t>Nguồn: Tuổi Trẻ News. (2021, 21 tháng 12). Vietnam mobile wallet MoMo says valuation tops $2 billion after funding. https://tuoitrenews.vn/news/business/20211221/vietnam-mobile-wallet-momo-says-valuation-tops-2-billion-after-funding/64834.html</w:t>
+      </w:r>
+    </w:p>
+    <w:p>
+      <w:pPr>
         <w:pStyle w:val="ListBullet"/>
+        <w:jc w:val="both"/>
       </w:pPr>
       <w:r>
-        <w:t>Nhà đầu tư: Goldman Sachs, Standard Chartered Private Equity, Warburg Pincus, Mizuho, Ward Ferry, Goodwater Capital, Kora Management – mang lại vốn, uy tín và kinh nghiệm quản trị quốc tế. Riêng sự tham gia của Mizuho mở ra cơ hội hợp tác với một tập đoàn tài chính lớn của Nhật Bản.</w:t>
+        <w:t>Vốn từ các tổ chức tài chính hàng đầu thế giới tạo uy tín với đối tác và cơ quan quản lý.</w:t>
+      </w:r>
+    </w:p>
+    <w:p>
+      <w:pPr>
+        <w:pStyle w:val="ListBullet"/>
+        <w:jc w:val="both"/>
+      </w:pPr>
+      <w:r>
+        <w:t>Mizuho chi khoảng 170 triệu đô la Mỹ để sở hữu khoảng 7,5% cổ phần, mở ra khả năng hợp tác với một tập đoàn ngân hàng lớn của Nhật Bản (VnEconomy, 2021).</w:t>
+      </w:r>
+    </w:p>
+    <w:p>
+      <w:pPr>
+        <w:pStyle w:val="ListBullet"/>
+        <w:jc w:val="both"/>
+      </w:pPr>
+      <w:r>
+        <w:t>Cổ đông trong nước như Chứng khoán Thiên Việt (TVS) đồng hành từ giai đoạn đầu (VnExpress, 2021).</w:t>
       </w:r>
     </w:p>
     <w:p>
@@ -1086,15 +4020,54 @@
           <w:color w:val="555555"/>
           <w:sz w:val="21"/>
         </w:rPr>
-        <w:t>Nguồn: Tuổi Trẻ News. (2021, 21 tháng 12). Vietnam mobile wallet MoMo says valuation tops $2 billion after funding. https://tuoitrenews.vn/news/business/20211221/vietnam-mobile-wallet-momo-says-valuation-tops-2-billion-after-funding/64834.html</w:t>
+        <w:t>Nguồn: VnExpress. (2021). TVS đầu tư startup kỳ lân triển vọng. https://vnexpress.net/tvs-dau-tu-startup-ky-lan-trien-vong-4409344.html</w:t>
       </w:r>
     </w:p>
     <w:p>
       <w:pPr>
+        <w:jc w:val="both"/>
+      </w:pPr>
+      <w:r>
+        <w:rPr>
+          <w:i w:val="0"/>
+        </w:rPr>
+        <w:t>b) Mạng lưới đối tác kinh doanh</w:t>
+      </w:r>
+    </w:p>
+    <w:p>
+      <w:pPr>
         <w:pStyle w:val="ListBullet"/>
+        <w:jc w:val="both"/>
       </w:pPr>
       <w:r>
-        <w:t>Đối tác viễn thông và ngân hàng: ngay từ khi ra mắt năm 2014, MoMo đã phát triển cùng Vinaphone; sau đó liên kết với nhiều ngân hàng trong nước để nạp, rút tiền và cung cấp dịch vụ tài chính.</w:t>
+        <w:t>Viễn thông: ngay từ khi ra mắt năm 2014, MoMo phát triển cùng Vinaphone (MoMo, 2015).</w:t>
+      </w:r>
+    </w:p>
+    <w:p>
+      <w:pPr>
+        <w:pStyle w:val="ListBullet"/>
+        <w:jc w:val="both"/>
+      </w:pPr>
+      <w:r>
+        <w:t>Ngân hàng: liên kết với nhiều ngân hàng để nạp, rút tiền và cung cấp dịch vụ tài chính.</w:t>
+      </w:r>
+    </w:p>
+    <w:p>
+      <w:pPr>
+        <w:pStyle w:val="ListBullet"/>
+        <w:jc w:val="both"/>
+      </w:pPr>
+      <w:r>
+        <w:t>Nền tảng tiêu dùng: hợp tác với Grab và các siêu ứng dụng khác (Advertising Vietnam, 2021a).</w:t>
+      </w:r>
+    </w:p>
+    <w:p>
+      <w:pPr>
+        <w:pStyle w:val="ListBullet"/>
+        <w:jc w:val="both"/>
+      </w:pPr>
+      <w:r>
+        <w:t>Nhà cung cấp dịch vụ: điện, nước, viễn thông, hãng hàng không, rạp chiếu phim, chuỗi bán lẻ.</w:t>
       </w:r>
     </w:p>
     <w:p>
@@ -1108,14 +4081,6 @@
       </w:r>
     </w:p>
     <w:p>
-      <w:pPr>
-        <w:pStyle w:val="ListBullet"/>
-      </w:pPr>
-      <w:r>
-        <w:t>Đối tác kinh doanh: nhà cung cấp điện, nước, viễn thông, hãng hàng không, rạp chiếu phim, ứng dụng gọi xe như Grab và các chuỗi bán lẻ.</w:t>
-      </w:r>
-    </w:p>
-    <w:p>
       <w:r>
         <w:rPr>
           <w:i/>
@@ -1127,10 +4092,24 @@
     </w:p>
     <w:p>
       <w:pPr>
-        <w:pStyle w:val="ListBullet"/>
+        <w:jc w:val="both"/>
       </w:pPr>
       <w:r>
-        <w:t>Cơ quan quản lý: quan hệ với Ngân hàng Nhà nước trong quá trình cấp phép và tham gia triển khai các mục tiêu thanh toán không dùng tiền mặt của Chính phủ.</w:t>
+        <w:rPr>
+          <w:i w:val="0"/>
+        </w:rPr>
+        <w:t>c) Mạng lưới cộng đồng và cơ quan quản lý</w:t>
+      </w:r>
+    </w:p>
+    <w:p>
+      <w:pPr>
+        <w:jc w:val="both"/>
+      </w:pPr>
+      <w:r>
+        <w:rPr>
+          <w:i w:val="0"/>
+        </w:rPr>
+        <w:t>Thông qua Heo Đất MoMo, doanh nghiệp xây dựng nền tảng thiện nguyện kết nối tổ chức, doanh nghiệp và cá nhân, được vinh danh tại giải thưởng Human Act Prize năm 2023 (MoMo, 2023b). MoMo cũng là đơn vị đầu tiên được Ngân hàng Nhà nước cấp phép, tham gia thực hiện mục tiêu thanh toán không dùng tiền mặt quốc gia.</w:t>
       </w:r>
     </w:p>
     <w:p>
@@ -1140,15 +4119,76 @@
           <w:color w:val="555555"/>
           <w:sz w:val="21"/>
         </w:rPr>
-        <w:t>Nguồn: Thủ tướng Chính phủ. (2021). Quyết định số 1813/QĐ-TTg ngày 28/10/2021 phê duyệt Đề án phát triển thanh toán không dùng tiền mặt tại Việt Nam giai đoạn 2021–2025. LuatVietnam. https://luatvietnam.vn/tai-chinh/quyet-dinh-1813-qd-ttg-211698-d1.html</w:t>
+        <w:t>Nguồn: MoMo. (2023). Heo Đất MoMo khai hội Tết mới. https://www.momo.vn/tin-tuc/tin-tuc-su-kien/heo-dat-momo-khai-hoi-tet-moi-2393</w:t>
       </w:r>
     </w:p>
     <w:p>
       <w:pPr>
-        <w:pStyle w:val="ListBullet"/>
+        <w:jc w:val="both"/>
       </w:pPr>
       <w:r>
-        <w:t>Cổ đông trong nước: Công ty Cổ phần Chứng khoán Thiên Việt (TVS) là một trong những cổ đông của M_Service từ giai đoạn đầu.</w:t>
+        <w:rPr>
+          <w:b/>
+        </w:rPr>
+        <w:t xml:space="preserve">Đánh giá: </w:t>
+      </w:r>
+      <w:r>
+        <w:rPr>
+          <w:i w:val="0"/>
+        </w:rPr>
+        <w:t>Mạng lưới vốn, đối tác và cộng đồng rộng tạo vòng tuần hoàn giá trị – càng nhiều đối tác càng hấp dẫn người dùng và ngược lại – dựng nên rào cản gia nhập lớn. Đây là một trong những lợi thế nổi bật nhất của MoMo.</w:t>
+      </w:r>
+    </w:p>
+    <w:p>
+      <w:pPr>
+        <w:pStyle w:val="Heading1"/>
+      </w:pPr>
+      <w:r>
+        <w:rPr>
+          <w:rFonts w:ascii="Times New Roman" w:hAnsi="Times New Roman"/>
+          <w:color w:val="1F3A60"/>
+        </w:rPr>
+        <w:t>V. PHÂN TÍCH HÀNG THỨ BA – CHIẾN LƯỢC</w:t>
+      </w:r>
+    </w:p>
+    <w:p>
+      <w:pPr>
+        <w:pStyle w:val="Heading2"/>
+      </w:pPr>
+      <w:r>
+        <w:rPr>
+          <w:rFonts w:ascii="Times New Roman" w:hAnsi="Times New Roman"/>
+          <w:color w:val="1F3A60"/>
+        </w:rPr>
+        <w:t>7. Bán hàng – 4/5</w:t>
+      </w:r>
+    </w:p>
+    <w:p>
+      <w:pPr>
+        <w:jc w:val="both"/>
+      </w:pPr>
+      <w:r>
+        <w:rPr>
+          <w:b/>
+        </w:rPr>
+        <w:t xml:space="preserve">Câu hỏi đặt ra: </w:t>
+      </w:r>
+      <w:r>
+        <w:rPr>
+          <w:i/>
+        </w:rPr>
+        <w:t>Doanh nghiệp tiếp cận khách hàng thế nào, kiếm doanh thu và định giá ra sao?</w:t>
+      </w:r>
+    </w:p>
+    <w:p>
+      <w:pPr>
+        <w:jc w:val="both"/>
+      </w:pPr>
+      <w:r>
+        <w:rPr>
+          <w:i w:val="0"/>
+        </w:rPr>
+        <w:t>a) Chiến lược tiếp cận khách hàng: Chiến dịch Lắc Xì dịp Tết là ví dụ điển hình, số người tham gia tăng từ 5 triệu (2019) lên 8 triệu (2020) và 11 triệu (2021); năm 2021 người dùng quyên góp 39 triệu Heo Vàng để hỗ trợ hoàn cảnh khó khăn (Advertising Vietnam, 2021b). Ngoài ra, MoMo dùng hoàn tiền, giới thiệu bạn bè và hợp tác với đối tác để kéo người dùng.</w:t>
       </w:r>
     </w:p>
     <w:p>
@@ -1158,7 +4198,7 @@
           <w:color w:val="555555"/>
           <w:sz w:val="21"/>
         </w:rPr>
-        <w:t>Nguồn: VnExpress. (2021). TVS đầu tư startup kỳ lân triển vọng. https://vnexpress.net/tvs-dau-tu-startup-ky-lan-trien-vong-4409344.html</w:t>
+        <w:t>Nguồn: Advertising Vietnam. (2021). Hành trình ví MoMo xây dựng Lắc Xì trở thành chiến dịch được mong đợi mỗi mùa Tết. https://advertisingvietnam.com/article/hanh-trinh-vi-momo-xay-dung-lac-xi-tro-thanh-chien-dich-duoc-mong-doi-moi-mua-tet-p16342</w:t>
       </w:r>
     </w:p>
     <w:p>
@@ -1166,59 +4206,21 @@
         <w:jc w:val="both"/>
       </w:pPr>
       <w:r>
-        <w:t>Đánh giá: Mạng lưới rộng giúp MoMo tạo ra vòng tuần hoàn giá trị – càng nhiều đối tác thì càng hấp dẫn người dùng, càng nhiều người dùng thì càng thu hút đối tác – từ đó dựng nên rào cản gia nhập đáng kể đối với doanh nghiệp mới.</w:t>
+        <w:rPr>
+          <w:i w:val="0"/>
+        </w:rPr>
+        <w:t>b) Mô hình doanh thu: phí thu từ đối tác trên mỗi giao dịch; hoa hồng phân phối sản phẩm tài chính (vay, bảo hiểm, đầu tư); quảng cáo và dịch vụ tiếp thị trong ứng dụng.</w:t>
       </w:r>
     </w:p>
     <w:p>
       <w:pPr>
-        <w:pStyle w:val="Heading1"/>
+        <w:jc w:val="both"/>
       </w:pPr>
       <w:r>
         <w:rPr>
-          <w:rFonts w:ascii="Times New Roman" w:hAnsi="Times New Roman"/>
-          <w:color w:val="1F3A60"/>
+          <w:i w:val="0"/>
         </w:rPr>
-        <w:t>5. Phân tích hàng thứ ba – Chiến lược</w:t>
-      </w:r>
-    </w:p>
-    <w:p>
-      <w:pPr>
-        <w:pStyle w:val="Heading2"/>
-      </w:pPr>
-      <w:r>
-        <w:rPr>
-          <w:rFonts w:ascii="Times New Roman" w:hAnsi="Times New Roman"/>
-          <w:color w:val="1F3A60"/>
-        </w:rPr>
-        <w:t>5.1. Bán hàng (Khách hàng)</w:t>
-      </w:r>
-    </w:p>
-    <w:p>
-      <w:pPr>
-        <w:jc w:val="both"/>
-      </w:pPr>
-      <w:r>
-        <w:t>MoMo thu hút người dùng bằng khuyến mãi, hoàn tiền, trò chơi tương tác dịp Tết và chương trình giới thiệu bạn bè. Nguồn thu chủ yếu đến từ phí thu từ đối tác trên mỗi giao dịch, hoa hồng phân phối sản phẩm tài chính và quảng cáo trong ứng dụng.</w:t>
-      </w:r>
-    </w:p>
-    <w:p>
-      <w:pPr>
-        <w:pStyle w:val="Heading2"/>
-      </w:pPr>
-      <w:r>
-        <w:rPr>
-          <w:rFonts w:ascii="Times New Roman" w:hAnsi="Times New Roman"/>
-          <w:color w:val="1F3A60"/>
-        </w:rPr>
-        <w:t>5.2. Sản xuất (Doanh nghiệp)</w:t>
-      </w:r>
-    </w:p>
-    <w:p>
-      <w:pPr>
-        <w:jc w:val="both"/>
-      </w:pPr>
-      <w:r>
-        <w:t>“Sản xuất” của MoMo là hạ tầng công nghệ: hệ thống xử lý giao dịch, bảo mật, định danh điện tử và nền tảng dữ liệu, được đầu tư liên tục để bảo đảm hệ thống ổn định khi lượng giao dịch tăng đột biến.</w:t>
+        <w:t>c) Kết quả: sau giai đoạn lỗ, năm 2024 MoMo lần đầu có lãi ròng khoảng 347,5 tỷ đồng (Vietnam Finance, 2025).</w:t>
       </w:r>
     </w:p>
     <w:p>
@@ -1228,7 +4230,24 @@
           <w:color w:val="555555"/>
           <w:sz w:val="21"/>
         </w:rPr>
-        <w:t>Nguồn: Thị trường Tài chính Tiền tệ. (2024). Xu hướng công nghệ định hình ví điện tử tại Việt Nam. https://thitruongtaichinhtiente.vn/xu-huong-cong-nghe-dinh-hinh-vi-dien-tu-tai-viet-nam-68019.html</w:t>
+        <w:t>Nguồn: Vietnam Finance. (2025). Kỳ lân công nghệ MoMo lần đầu báo lãi trong năm 2024. https://vietnamfinance.vn/ky-lan-cong-nghe-momo-lan-dau-bao-lai-trong-nam-2024-d126492.html</w:t>
+      </w:r>
+    </w:p>
+    <w:p>
+      <w:pPr>
+        <w:jc w:val="both"/>
+      </w:pPr>
+      <w:r>
+        <w:rPr>
+          <w:b/>
+        </w:rPr>
+        <w:t xml:space="preserve">Đánh giá: </w:t>
+      </w:r>
+      <w:r>
+        <w:rPr>
+          <w:i w:val="0"/>
+        </w:rPr>
+        <w:t>Kênh tiếp cận hiệu quả, thương hiệu gắn với văn hóa Tết. Cần chứng minh khả năng sinh lời bền vững khi giảm khuyến mãi.</w:t>
       </w:r>
     </w:p>
     <w:p>
@@ -1240,7 +4259,7 @@
           <w:rFonts w:ascii="Times New Roman" w:hAnsi="Times New Roman"/>
           <w:color w:val="1F3A60"/>
         </w:rPr>
-        <w:t>5.3. Tổ chức (Nhà khởi nghiệp)</w:t>
+        <w:t>8. Sản xuất (vận hành công nghệ) – 4/5</w:t>
       </w:r>
     </w:p>
     <w:p>
@@ -1248,7 +4267,274 @@
         <w:jc w:val="both"/>
       </w:pPr>
       <w:r>
-        <w:t>MoMo vận hành theo mô hình doanh nghiệp công nghệ, hội đồng quản trị có đại diện các quỹ đầu tư, và hướng tới mục tiêu niêm yết cổ phiếu, phù hợp định hướng trở thành siêu ứng dụng tài chính.</w:t>
+        <w:rPr>
+          <w:b/>
+        </w:rPr>
+        <w:t xml:space="preserve">Câu hỏi đặt ra: </w:t>
+      </w:r>
+      <w:r>
+        <w:rPr>
+          <w:i/>
+        </w:rPr>
+        <w:t>Doanh nghiệp tổ chức “sản xuất” dịch vụ như thế nào, có hiệu quả không?</w:t>
+      </w:r>
+    </w:p>
+    <w:p>
+      <w:pPr>
+        <w:jc w:val="both"/>
+      </w:pPr>
+      <w:r>
+        <w:rPr>
+          <w:i w:val="0"/>
+        </w:rPr>
+        <w:t>Với doanh nghiệp công nghệ tài chính, “sản xuất” là hạ tầng công nghệ: hệ thống xử lý giao dịch, bảo mật, định danh điện tử và nền tảng dữ liệu. Năm 2022 MoMo thành lập Hội đồng Trí tuệ nhân tạo để thực thi chiến lược lấy trí tuệ nhân tạo làm trọng tâm (Thị trường Tài chính Tiền tệ, 2022); công cụ trí tuệ nhân tạo được dùng để tự động hóa chăm sóc khách hàng (Báo Pháp luật Việt Nam, 2024).</w:t>
+      </w:r>
+    </w:p>
+    <w:p>
+      <w:r>
+        <w:rPr>
+          <w:i/>
+          <w:color w:val="555555"/>
+          <w:sz w:val="21"/>
+        </w:rPr>
+        <w:t>Nguồn: Thị trường Tài chính Tiền tệ. (2022). Giới thiệu AI Committee – MoMo khẳng định quyết tâm thực thi chiến lược AI-First. https://thitruongtaichinhtiente.vn/print/38906.html</w:t>
+      </w:r>
+    </w:p>
+    <w:p>
+      <w:r>
+        <w:rPr>
+          <w:i/>
+          <w:color w:val="555555"/>
+          <w:sz w:val="21"/>
+        </w:rPr>
+        <w:t>Nguồn: Báo Pháp luật Việt Nam. (2024). CTO MoMo Thái Trí Hùng: Công cụ AI thực sự giải phóng nhân viên chăm sóc khách hàng khỏi công việc “rửa chén, quét nhà” nhàm chán. https://doanhnhan.baophapluat.vn/cto-momo-thai-tri-hung-cong-cu-ai-thuc-su-giai-phong-nhan-vien-cham-soc-khach-hang-khoi-cong-viec-rua-chen-quet-nha-nham-chan-78750</w:t>
+      </w:r>
+    </w:p>
+    <w:p>
+      <w:pPr>
+        <w:jc w:val="center"/>
+      </w:pPr>
+      <w:r>
+        <w:rPr>
+          <w:b/>
+          <w:i/>
+        </w:rPr>
+        <w:t>Bảng 10. Rủi ro vận hành</w:t>
+      </w:r>
+    </w:p>
+    <w:tbl>
+      <w:tblPr>
+        <w:tblStyle w:val="TableGrid"/>
+        <w:tblW w:type="auto" w:w="0"/>
+        <w:tblLook w:firstColumn="1" w:firstRow="1" w:lastColumn="0" w:lastRow="0" w:noHBand="0" w:noVBand="1" w:val="04A0"/>
+      </w:tblPr>
+      <w:tblGrid>
+        <w:gridCol w:w="4320"/>
+        <w:gridCol w:w="4320"/>
+      </w:tblGrid>
+      <w:tr>
+        <w:tc>
+          <w:tcPr>
+            <w:tcW w:type="dxa" w:w="4320"/>
+            <w:shd w:val="clear" w:fill="1F3A60"/>
+          </w:tcPr>
+          <w:p>
+            <w:r>
+              <w:rPr>
+                <w:b/>
+                <w:color w:val="FFFFFF"/>
+                <w:sz w:val="23"/>
+              </w:rPr>
+              <w:t>Rủi ro vận hành</w:t>
+            </w:r>
+          </w:p>
+        </w:tc>
+        <w:tc>
+          <w:tcPr>
+            <w:tcW w:type="dxa" w:w="4320"/>
+            <w:shd w:val="clear" w:fill="1F3A60"/>
+          </w:tcPr>
+          <w:p>
+            <w:r>
+              <w:rPr>
+                <w:b/>
+                <w:color w:val="FFFFFF"/>
+                <w:sz w:val="23"/>
+              </w:rPr>
+              <w:t>Tác động</w:t>
+            </w:r>
+          </w:p>
+        </w:tc>
+      </w:tr>
+      <w:tr>
+        <w:tc>
+          <w:tcPr>
+            <w:tcW w:type="dxa" w:w="4320"/>
+          </w:tcPr>
+          <w:p>
+            <w:r>
+              <w:rPr>
+                <w:sz w:val="23"/>
+              </w:rPr>
+              <w:t>Sự cố hệ thống khi giao dịch tăng đột biến</w:t>
+            </w:r>
+          </w:p>
+        </w:tc>
+        <w:tc>
+          <w:tcPr>
+            <w:tcW w:type="dxa" w:w="4320"/>
+          </w:tcPr>
+          <w:p>
+            <w:r>
+              <w:rPr>
+                <w:sz w:val="23"/>
+              </w:rPr>
+              <w:t>Gián đoạn dịch vụ, mất niềm tin</w:t>
+            </w:r>
+          </w:p>
+        </w:tc>
+      </w:tr>
+      <w:tr>
+        <w:tc>
+          <w:tcPr>
+            <w:tcW w:type="dxa" w:w="4320"/>
+          </w:tcPr>
+          <w:p>
+            <w:r>
+              <w:rPr>
+                <w:sz w:val="23"/>
+              </w:rPr>
+              <w:t>Lừa đảo, gian lận</w:t>
+            </w:r>
+          </w:p>
+        </w:tc>
+        <w:tc>
+          <w:tcPr>
+            <w:tcW w:type="dxa" w:w="4320"/>
+          </w:tcPr>
+          <w:p>
+            <w:r>
+              <w:rPr>
+                <w:sz w:val="23"/>
+              </w:rPr>
+              <w:t>Thiệt hại cho người dùng, rủi ro pháp lý</w:t>
+            </w:r>
+          </w:p>
+        </w:tc>
+      </w:tr>
+      <w:tr>
+        <w:tc>
+          <w:tcPr>
+            <w:tcW w:type="dxa" w:w="4320"/>
+          </w:tcPr>
+          <w:p>
+            <w:r>
+              <w:rPr>
+                <w:sz w:val="23"/>
+              </w:rPr>
+              <w:t>Phụ thuộc ngân hàng liên kết</w:t>
+            </w:r>
+          </w:p>
+        </w:tc>
+        <w:tc>
+          <w:tcPr>
+            <w:tcW w:type="dxa" w:w="4320"/>
+          </w:tcPr>
+          <w:p>
+            <w:r>
+              <w:rPr>
+                <w:sz w:val="23"/>
+              </w:rPr>
+              <w:t>Gián đoạn nạp, rút tiền</w:t>
+            </w:r>
+          </w:p>
+        </w:tc>
+      </w:tr>
+      <w:tr>
+        <w:tc>
+          <w:tcPr>
+            <w:tcW w:type="dxa" w:w="4320"/>
+          </w:tcPr>
+          <w:p>
+            <w:r>
+              <w:rPr>
+                <w:sz w:val="23"/>
+              </w:rPr>
+              <w:t>Chi phí công nghệ cao</w:t>
+            </w:r>
+          </w:p>
+        </w:tc>
+        <w:tc>
+          <w:tcPr>
+            <w:tcW w:type="dxa" w:w="4320"/>
+          </w:tcPr>
+          <w:p>
+            <w:r>
+              <w:rPr>
+                <w:sz w:val="23"/>
+              </w:rPr>
+              <w:t>Áp lực lợi nhuận</w:t>
+            </w:r>
+          </w:p>
+        </w:tc>
+      </w:tr>
+    </w:tbl>
+    <w:p/>
+    <w:p>
+      <w:pPr>
+        <w:jc w:val="both"/>
+      </w:pPr>
+      <w:r>
+        <w:rPr>
+          <w:b/>
+        </w:rPr>
+        <w:t xml:space="preserve">Đánh giá: </w:t>
+      </w:r>
+      <w:r>
+        <w:rPr>
+          <w:i w:val="0"/>
+        </w:rPr>
+        <w:t>Năng lực công nghệ mạnh, nhưng rủi ro an ninh mạng và gian lận luôn thường trực.</w:t>
+      </w:r>
+    </w:p>
+    <w:p>
+      <w:pPr>
+        <w:pStyle w:val="Heading2"/>
+      </w:pPr>
+      <w:r>
+        <w:rPr>
+          <w:rFonts w:ascii="Times New Roman" w:hAnsi="Times New Roman"/>
+          <w:color w:val="1F3A60"/>
+        </w:rPr>
+        <w:t>9. Tổ chức và quản trị – 3/5</w:t>
+      </w:r>
+    </w:p>
+    <w:p>
+      <w:pPr>
+        <w:jc w:val="both"/>
+      </w:pPr>
+      <w:r>
+        <w:rPr>
+          <w:b/>
+        </w:rPr>
+        <w:t xml:space="preserve">Câu hỏi đặt ra: </w:t>
+      </w:r>
+      <w:r>
+        <w:rPr>
+          <w:i/>
+        </w:rPr>
+        <w:t>Cơ cấu quản trị ra sao? Doanh nghiệp có chiến lược nhân tài và định hướng phát triển phù hợp không?</w:t>
+      </w:r>
+    </w:p>
+    <w:p>
+      <w:pPr>
+        <w:jc w:val="both"/>
+      </w:pPr>
+      <w:r>
+        <w:rPr>
+          <w:i w:val="0"/>
+        </w:rPr>
+        <w:t>MoMo vận hành theo mô hình doanh nghiệp công nghệ quy mô lớn, hội đồng quản trị có đại diện các quỹ đầu tư. Doanh nghiệp từng đặt mục tiêu niêm yết vào khoảng năm 2025 (Tuổi Trẻ News, 2021) và có thông tin chuẩn bị niêm yết ở nước ngoài (Báo Pháp luật Việt Nam, 2025). Tuy nhiên, những thay đổi về cơ cấu sở hữu (Đại biểu Nhân dân, 2025) và các bất đồng đường lối từng có trong nội bộ cho thấy quản trị là điểm cần củng cố.</w:t>
       </w:r>
     </w:p>
     <w:p>
@@ -1262,6 +4548,43 @@
       </w:r>
     </w:p>
     <w:p>
+      <w:r>
+        <w:rPr>
+          <w:i/>
+          <w:color w:val="555555"/>
+          <w:sz w:val="21"/>
+        </w:rPr>
+        <w:t>Nguồn: Báo Pháp luật Việt Nam. (2025). M_Service – đơn vị sở hữu ví điện tử MoMo rục rịch chuẩn bị IPO tại nước ngoài. https://doanhnhan.baophapluat.vn/m-service--don-vi-so-huu-vi-dien-tu-momo-ruc-rich-chuan-bi-ipo-tai-nuoc-ngoai-80523.html</w:t>
+      </w:r>
+    </w:p>
+    <w:p>
+      <w:r>
+        <w:rPr>
+          <w:i/>
+          <w:color w:val="555555"/>
+          <w:sz w:val="21"/>
+        </w:rPr>
+        <w:t>Nguồn: Đại biểu Nhân dân. (2025). Ai thực sự sở hữu MoMo: Cuộc chuyển giao quyền lực phía sau thương vụ tỷ USD của kỳ lân fintech Việt Nam. https://daibieunhandan.vn/ai-thuc-su-so-huu-momo-cuoc-chuyen-giao-quyen-luc-phia-sau-thuong-vu-ty-usd-cua-ky-lan-fintech-viet-nam-10421244.html</w:t>
+      </w:r>
+    </w:p>
+    <w:p>
+      <w:pPr>
+        <w:jc w:val="both"/>
+      </w:pPr>
+      <w:r>
+        <w:rPr>
+          <w:b/>
+        </w:rPr>
+        <w:t xml:space="preserve">Đánh giá: </w:t>
+      </w:r>
+      <w:r>
+        <w:rPr>
+          <w:i w:val="0"/>
+        </w:rPr>
+        <w:t>Đã có nền tảng quản trị theo chuẩn mực nhà đầu tư quốc tế, nhưng kế hoạch niêm yết nhiều lần thay đổi và cơ cấu sở hữu biến động là rủi ro cần theo dõi.</w:t>
+      </w:r>
+    </w:p>
+    <w:p>
       <w:pPr>
         <w:pStyle w:val="Heading1"/>
       </w:pPr>
@@ -1270,17 +4593,494 @@
           <w:rFonts w:ascii="Times New Roman" w:hAnsi="Times New Roman"/>
           <w:color w:val="1F3A60"/>
         </w:rPr>
-        <w:t>6. Kết luận</w:t>
+        <w:t>VI. TỔNG HỢP ĐÁNH GIÁ</w:t>
       </w:r>
     </w:p>
     <w:p>
       <w:pPr>
-        <w:jc w:val="both"/>
+        <w:jc w:val="center"/>
       </w:pPr>
       <w:r>
-        <w:t>Theo Ma trận Đánh giá Dự án Kinh doanh, MoMo có nền tảng vững chắc ở hai hàng đầu: nhu cầu lớn và cấp thiết, giải pháp phù hợp và được cấp phép sớm, đội ngũ sáng lập bền bỉ; thị trường tăng trưởng nhanh nhất khu vực, vị thế dẫn đầu cạnh tranh và mạng lưới nhà đầu tư, đối tác rộng. Thách thức chủ yếu là sức ép từ ứng dụng ngân hàng số và các ví gắn với hệ sinh thái lớn, chi phí thu hút khách hàng cao và yêu cầu pháp lý ngày càng chặt. Để phát triển bền vững, MoMo cần chuyển dịch sang dịch vụ tài chính số có giá trị gia tăng cao và tăng cường an toàn, bảo mật cho người dùng.</w:t>
+        <w:rPr>
+          <w:b/>
+          <w:i/>
+        </w:rPr>
+        <w:t>Bảng 11. Tổng hợp điểm theo chín yếu tố</w:t>
       </w:r>
     </w:p>
+    <w:tbl>
+      <w:tblPr>
+        <w:tblStyle w:val="TableGrid"/>
+        <w:tblW w:type="auto" w:w="0"/>
+        <w:tblLook w:firstColumn="1" w:firstRow="1" w:lastColumn="0" w:lastRow="0" w:noHBand="0" w:noVBand="1" w:val="04A0"/>
+      </w:tblPr>
+      <w:tblGrid>
+        <w:gridCol w:w="2880"/>
+        <w:gridCol w:w="2880"/>
+        <w:gridCol w:w="2880"/>
+      </w:tblGrid>
+      <w:tr>
+        <w:tc>
+          <w:tcPr>
+            <w:tcW w:type="dxa" w:w="2880"/>
+            <w:shd w:val="clear" w:fill="1F3A60"/>
+          </w:tcPr>
+          <w:p>
+            <w:r>
+              <w:rPr>
+                <w:b/>
+                <w:color w:val="FFFFFF"/>
+                <w:sz w:val="23"/>
+              </w:rPr>
+              <w:t>Yếu tố</w:t>
+            </w:r>
+          </w:p>
+        </w:tc>
+        <w:tc>
+          <w:tcPr>
+            <w:tcW w:type="dxa" w:w="2880"/>
+            <w:shd w:val="clear" w:fill="1F3A60"/>
+          </w:tcPr>
+          <w:p>
+            <w:r>
+              <w:rPr>
+                <w:b/>
+                <w:color w:val="FFFFFF"/>
+                <w:sz w:val="23"/>
+              </w:rPr>
+              <w:t>Điểm</w:t>
+            </w:r>
+          </w:p>
+        </w:tc>
+        <w:tc>
+          <w:tcPr>
+            <w:tcW w:type="dxa" w:w="2880"/>
+            <w:shd w:val="clear" w:fill="1F3A60"/>
+          </w:tcPr>
+          <w:p>
+            <w:r>
+              <w:rPr>
+                <w:b/>
+                <w:color w:val="FFFFFF"/>
+                <w:sz w:val="23"/>
+              </w:rPr>
+              <w:t>Nhận xét chính</w:t>
+            </w:r>
+          </w:p>
+        </w:tc>
+      </w:tr>
+      <w:tr>
+        <w:tc>
+          <w:tcPr>
+            <w:tcW w:type="dxa" w:w="2880"/>
+          </w:tcPr>
+          <w:p>
+            <w:r>
+              <w:rPr>
+                <w:sz w:val="23"/>
+              </w:rPr>
+              <w:t>Nhu cầu</w:t>
+            </w:r>
+          </w:p>
+        </w:tc>
+        <w:tc>
+          <w:tcPr>
+            <w:tcW w:type="dxa" w:w="2880"/>
+          </w:tcPr>
+          <w:p>
+            <w:r>
+              <w:rPr>
+                <w:sz w:val="23"/>
+              </w:rPr>
+              <w:t>5/5</w:t>
+            </w:r>
+          </w:p>
+        </w:tc>
+        <w:tc>
+          <w:tcPr>
+            <w:tcW w:type="dxa" w:w="2880"/>
+          </w:tcPr>
+          <w:p>
+            <w:r>
+              <w:rPr>
+                <w:sz w:val="23"/>
+              </w:rPr>
+              <w:t>Lớn, cấp thiết, được chính sách hỗ trợ</w:t>
+            </w:r>
+          </w:p>
+        </w:tc>
+      </w:tr>
+      <w:tr>
+        <w:tc>
+          <w:tcPr>
+            <w:tcW w:type="dxa" w:w="2880"/>
+          </w:tcPr>
+          <w:p>
+            <w:r>
+              <w:rPr>
+                <w:sz w:val="23"/>
+              </w:rPr>
+              <w:t>Giải pháp</w:t>
+            </w:r>
+          </w:p>
+        </w:tc>
+        <w:tc>
+          <w:tcPr>
+            <w:tcW w:type="dxa" w:w="2880"/>
+          </w:tcPr>
+          <w:p>
+            <w:r>
+              <w:rPr>
+                <w:sz w:val="23"/>
+              </w:rPr>
+              <w:t>4/5</w:t>
+            </w:r>
+          </w:p>
+        </w:tc>
+        <w:tc>
+          <w:tcPr>
+            <w:tcW w:type="dxa" w:w="2880"/>
+          </w:tcPr>
+          <w:p>
+            <w:r>
+              <w:rPr>
+                <w:sz w:val="23"/>
+              </w:rPr>
+              <w:t>Phù hợp, cấp phép sớm; dễ bị ngân hàng số thay thế</w:t>
+            </w:r>
+          </w:p>
+        </w:tc>
+      </w:tr>
+      <w:tr>
+        <w:tc>
+          <w:tcPr>
+            <w:tcW w:type="dxa" w:w="2880"/>
+          </w:tcPr>
+          <w:p>
+            <w:r>
+              <w:rPr>
+                <w:sz w:val="23"/>
+              </w:rPr>
+              <w:t>Đội ngũ</w:t>
+            </w:r>
+          </w:p>
+        </w:tc>
+        <w:tc>
+          <w:tcPr>
+            <w:tcW w:type="dxa" w:w="2880"/>
+          </w:tcPr>
+          <w:p>
+            <w:r>
+              <w:rPr>
+                <w:sz w:val="23"/>
+              </w:rPr>
+              <w:t>4/5</w:t>
+            </w:r>
+          </w:p>
+        </w:tc>
+        <w:tc>
+          <w:tcPr>
+            <w:tcW w:type="dxa" w:w="2880"/>
+          </w:tcPr>
+          <w:p>
+            <w:r>
+              <w:rPr>
+                <w:sz w:val="23"/>
+              </w:rPr>
+              <w:t>Bền bỉ, gọi vốn giỏi; rủi ro nội bộ</w:t>
+            </w:r>
+          </w:p>
+        </w:tc>
+      </w:tr>
+      <w:tr>
+        <w:tc>
+          <w:tcPr>
+            <w:tcW w:type="dxa" w:w="2880"/>
+          </w:tcPr>
+          <w:p>
+            <w:r>
+              <w:rPr>
+                <w:sz w:val="23"/>
+              </w:rPr>
+              <w:t>Thị trường</w:t>
+            </w:r>
+          </w:p>
+        </w:tc>
+        <w:tc>
+          <w:tcPr>
+            <w:tcW w:type="dxa" w:w="2880"/>
+          </w:tcPr>
+          <w:p>
+            <w:r>
+              <w:rPr>
+                <w:sz w:val="23"/>
+              </w:rPr>
+              <w:t>5/5</w:t>
+            </w:r>
+          </w:p>
+        </w:tc>
+        <w:tc>
+          <w:tcPr>
+            <w:tcW w:type="dxa" w:w="2880"/>
+          </w:tcPr>
+          <w:p>
+            <w:r>
+              <w:rPr>
+                <w:sz w:val="23"/>
+              </w:rPr>
+              <w:t>Nền kinh tế số tăng nhanh nhất khu vực</w:t>
+            </w:r>
+          </w:p>
+        </w:tc>
+      </w:tr>
+      <w:tr>
+        <w:tc>
+          <w:tcPr>
+            <w:tcW w:type="dxa" w:w="2880"/>
+          </w:tcPr>
+          <w:p>
+            <w:r>
+              <w:rPr>
+                <w:sz w:val="23"/>
+              </w:rPr>
+              <w:t>Cạnh tranh</w:t>
+            </w:r>
+          </w:p>
+        </w:tc>
+        <w:tc>
+          <w:tcPr>
+            <w:tcW w:type="dxa" w:w="2880"/>
+          </w:tcPr>
+          <w:p>
+            <w:r>
+              <w:rPr>
+                <w:sz w:val="23"/>
+              </w:rPr>
+              <w:t>3/5</w:t>
+            </w:r>
+          </w:p>
+        </w:tc>
+        <w:tc>
+          <w:tcPr>
+            <w:tcW w:type="dxa" w:w="2880"/>
+          </w:tcPr>
+          <w:p>
+            <w:r>
+              <w:rPr>
+                <w:sz w:val="23"/>
+              </w:rPr>
+              <w:t>Dẫn đầu nhưng cạnh tranh gay gắt</w:t>
+            </w:r>
+          </w:p>
+        </w:tc>
+      </w:tr>
+      <w:tr>
+        <w:tc>
+          <w:tcPr>
+            <w:tcW w:type="dxa" w:w="2880"/>
+          </w:tcPr>
+          <w:p>
+            <w:r>
+              <w:rPr>
+                <w:sz w:val="23"/>
+              </w:rPr>
+              <w:t>Mạng lưới</w:t>
+            </w:r>
+          </w:p>
+        </w:tc>
+        <w:tc>
+          <w:tcPr>
+            <w:tcW w:type="dxa" w:w="2880"/>
+          </w:tcPr>
+          <w:p>
+            <w:r>
+              <w:rPr>
+                <w:sz w:val="23"/>
+              </w:rPr>
+              <w:t>5/5</w:t>
+            </w:r>
+          </w:p>
+        </w:tc>
+        <w:tc>
+          <w:tcPr>
+            <w:tcW w:type="dxa" w:w="2880"/>
+          </w:tcPr>
+          <w:p>
+            <w:r>
+              <w:rPr>
+                <w:sz w:val="23"/>
+              </w:rPr>
+              <w:t>Nhà đầu tư, đối tác, cộng đồng rộng</w:t>
+            </w:r>
+          </w:p>
+        </w:tc>
+      </w:tr>
+      <w:tr>
+        <w:tc>
+          <w:tcPr>
+            <w:tcW w:type="dxa" w:w="2880"/>
+          </w:tcPr>
+          <w:p>
+            <w:r>
+              <w:rPr>
+                <w:sz w:val="23"/>
+              </w:rPr>
+              <w:t>Bán hàng</w:t>
+            </w:r>
+          </w:p>
+        </w:tc>
+        <w:tc>
+          <w:tcPr>
+            <w:tcW w:type="dxa" w:w="2880"/>
+          </w:tcPr>
+          <w:p>
+            <w:r>
+              <w:rPr>
+                <w:sz w:val="23"/>
+              </w:rPr>
+              <w:t>4/5</w:t>
+            </w:r>
+          </w:p>
+        </w:tc>
+        <w:tc>
+          <w:tcPr>
+            <w:tcW w:type="dxa" w:w="2880"/>
+          </w:tcPr>
+          <w:p>
+            <w:r>
+              <w:rPr>
+                <w:sz w:val="23"/>
+              </w:rPr>
+              <w:t>Tiếp thị hiệu quả, mới có lãi lần đầu</w:t>
+            </w:r>
+          </w:p>
+        </w:tc>
+      </w:tr>
+      <w:tr>
+        <w:tc>
+          <w:tcPr>
+            <w:tcW w:type="dxa" w:w="2880"/>
+          </w:tcPr>
+          <w:p>
+            <w:r>
+              <w:rPr>
+                <w:sz w:val="23"/>
+              </w:rPr>
+              <w:t>Sản xuất</w:t>
+            </w:r>
+          </w:p>
+        </w:tc>
+        <w:tc>
+          <w:tcPr>
+            <w:tcW w:type="dxa" w:w="2880"/>
+          </w:tcPr>
+          <w:p>
+            <w:r>
+              <w:rPr>
+                <w:sz w:val="23"/>
+              </w:rPr>
+              <w:t>4/5</w:t>
+            </w:r>
+          </w:p>
+        </w:tc>
+        <w:tc>
+          <w:tcPr>
+            <w:tcW w:type="dxa" w:w="2880"/>
+          </w:tcPr>
+          <w:p>
+            <w:r>
+              <w:rPr>
+                <w:sz w:val="23"/>
+              </w:rPr>
+              <w:t>Công nghệ mạnh, rủi ro an ninh mạng</w:t>
+            </w:r>
+          </w:p>
+        </w:tc>
+      </w:tr>
+      <w:tr>
+        <w:tc>
+          <w:tcPr>
+            <w:tcW w:type="dxa" w:w="2880"/>
+          </w:tcPr>
+          <w:p>
+            <w:r>
+              <w:rPr>
+                <w:sz w:val="23"/>
+              </w:rPr>
+              <w:t>Tổ chức</w:t>
+            </w:r>
+          </w:p>
+        </w:tc>
+        <w:tc>
+          <w:tcPr>
+            <w:tcW w:type="dxa" w:w="2880"/>
+          </w:tcPr>
+          <w:p>
+            <w:r>
+              <w:rPr>
+                <w:sz w:val="23"/>
+              </w:rPr>
+              <w:t>3/5</w:t>
+            </w:r>
+          </w:p>
+        </w:tc>
+        <w:tc>
+          <w:tcPr>
+            <w:tcW w:type="dxa" w:w="2880"/>
+          </w:tcPr>
+          <w:p>
+            <w:r>
+              <w:rPr>
+                <w:sz w:val="23"/>
+              </w:rPr>
+              <w:t>Cơ cấu sở hữu biến động</w:t>
+            </w:r>
+          </w:p>
+        </w:tc>
+      </w:tr>
+      <w:tr>
+        <w:tc>
+          <w:tcPr>
+            <w:tcW w:type="dxa" w:w="2880"/>
+          </w:tcPr>
+          <w:p>
+            <w:r>
+              <w:rPr>
+                <w:sz w:val="23"/>
+              </w:rPr>
+              <w:t>Trung bình</w:t>
+            </w:r>
+          </w:p>
+        </w:tc>
+        <w:tc>
+          <w:tcPr>
+            <w:tcW w:type="dxa" w:w="2880"/>
+          </w:tcPr>
+          <w:p>
+            <w:r>
+              <w:rPr>
+                <w:sz w:val="23"/>
+              </w:rPr>
+              <w:t>≈ 4,1/5</w:t>
+            </w:r>
+          </w:p>
+        </w:tc>
+        <w:tc>
+          <w:tcPr>
+            <w:tcW w:type="dxa" w:w="2880"/>
+          </w:tcPr>
+          <w:p>
+            <w:r>
+              <w:rPr>
+                <w:sz w:val="23"/>
+              </w:rPr>
+              <w:t>Doanh nghiệp khởi nghiệp hấp dẫn</w:t>
+            </w:r>
+          </w:p>
+        </w:tc>
+      </w:tr>
+    </w:tbl>
+    <w:p/>
     <w:p>
       <w:pPr>
         <w:pStyle w:val="Heading1"/>
@@ -1290,15 +5090,46 @@
           <w:rFonts w:ascii="Times New Roman" w:hAnsi="Times New Roman"/>
           <w:color w:val="1F3A60"/>
         </w:rPr>
-        <w:t>Tài liệu tham khảo</w:t>
+        <w:t>VII. KẾT LUẬN</w:t>
       </w:r>
     </w:p>
     <w:p>
       <w:pPr>
+        <w:jc w:val="both"/>
+      </w:pPr>
+      <w:r>
+        <w:rPr>
+          <w:i w:val="0"/>
+        </w:rPr>
+        <w:t>Theo Ma trận Đánh giá Dự án Kinh doanh, MoMo có nền tảng rất vững ở hai hàng đầu: nhu cầu lớn và cấp thiết, giải pháp phù hợp và được cấp phép sớm, đội ngũ bền bỉ; thị trường tăng trưởng nhanh nhất khu vực, vị thế dẫn đầu và mạng lưới rộng. Điểm yếu nằm ở cường độ cạnh tranh cao và các vấn đề quản trị khi doanh nghiệp mở rộng. Để phát triển bền vững, MoMo cần dịch chuyển sang dịch vụ tài chính số có giá trị gia tăng cao, duy trì lợi nhuận và tăng cường an toàn cho người dùng.</w:t>
+      </w:r>
+    </w:p>
+    <w:p>
+      <w:pPr>
+        <w:pStyle w:val="Heading1"/>
+      </w:pPr>
+      <w:r>
+        <w:rPr>
+          <w:rFonts w:ascii="Times New Roman" w:hAnsi="Times New Roman"/>
+          <w:color w:val="1F3A60"/>
+        </w:rPr>
+        <w:t>TÀI LIỆU THAM KHẢO</w:t>
+      </w:r>
+    </w:p>
+    <w:p>
+      <w:pPr>
         <w:ind w:left="560" w:hanging="560"/>
       </w:pPr>
       <w:r>
-        <w:t>Advertising Vietnam. (2021). MoMo bắt tay với Grab dù từng cạnh tranh với nhau và loạt ví điện tử hợp tác với các siêu ứng dụng để thu hút người dùng. https://advertisingvietnam.com/momo-bat-tay-voi-grab-du-tung-canh-tranh-voi-nhau-va-loat-vi-dien-tu-hop-tac-voi-cac-sieu-ung-dung-de-thu-hut-nguoi-dung-p23194</w:t>
+        <w:t>Advertising Vietnam. (2021a). MoMo bắt tay với Grab dù từng cạnh tranh với nhau và loạt ví điện tử hợp tác với các siêu ứng dụng để thu hút người dùng. https://advertisingvietnam.com/momo-bat-tay-voi-grab-du-tung-canh-tranh-voi-nhau-va-loat-vi-dien-tu-hop-tac-voi-cac-sieu-ung-dung-de-thu-hut-nguoi-dung-p23194</w:t>
+      </w:r>
+    </w:p>
+    <w:p>
+      <w:pPr>
+        <w:ind w:left="560" w:hanging="560"/>
+      </w:pPr>
+      <w:r>
+        <w:t>Advertising Vietnam. (2021b). Hành trình ví MoMo xây dựng Lắc Xì trở thành chiến dịch được mong đợi mỗi mùa Tết. https://advertisingvietnam.com/article/hanh-trinh-vi-momo-xay-dung-lac-xi-tro-thanh-chien-dich-duoc-mong-doi-moi-mua-tet-p16342</w:t>
       </w:r>
     </w:p>
     <w:p>
@@ -1322,7 +5153,31 @@
         <w:ind w:left="560" w:hanging="560"/>
       </w:pPr>
       <w:r>
+        <w:t>Brands Vietnam. (2022). Được định giá hơn 2 tỷ USD, kỳ lân MoMo đang kinh doanh ra sao? https://www.brandsvietnam.com/23149-Duoc-dinh-gia-hon-2-ty-USD-ky-lan-MoMo-dang-kinh-doanh-ra-sao</w:t>
+      </w:r>
+    </w:p>
+    <w:p>
+      <w:pPr>
+        <w:ind w:left="560" w:hanging="560"/>
+      </w:pPr>
+      <w:r>
         <w:t>Brands Vietnam. (2023). MoMo – 16 năm một hành trình của kẻ dẫn đầu lĩnh vực fintech tại Việt Nam. https://www.brandsvietnam.com/congdong/topic/335289-MoMo-16-nam-mot-hanh-trinh-cua-ke-dan-dau-linh-vuc-Fintech-tai-Viet-Nam</w:t>
+      </w:r>
+    </w:p>
+    <w:p>
+      <w:pPr>
+        <w:ind w:left="560" w:hanging="560"/>
+      </w:pPr>
+      <w:r>
+        <w:t>Báo Pháp luật Việt Nam. (2024). CTO MoMo Thái Trí Hùng: Công cụ AI thực sự giải phóng nhân viên chăm sóc khách hàng khỏi công việc “rửa chén, quét nhà” nhàm chán. https://doanhnhan.baophapluat.vn/cto-momo-thai-tri-hung-cong-cu-ai-thuc-su-giai-phong-nhan-vien-cham-soc-khach-hang-khoi-cong-viec-rua-chen-quet-nha-nham-chan-78750</w:t>
+      </w:r>
+    </w:p>
+    <w:p>
+      <w:pPr>
+        <w:ind w:left="560" w:hanging="560"/>
+      </w:pPr>
+      <w:r>
+        <w:t>Báo Pháp luật Việt Nam. (2025). M_Service – đơn vị sở hữu ví điện tử MoMo rục rịch chuẩn bị IPO tại nước ngoài. https://doanhnhan.baophapluat.vn/m-service--don-vi-so-huu-vi-dien-tu-momo-ruc-rich-chuan-bi-ipo-tai-nuoc-ngoai-80523.html</w:t>
       </w:r>
     </w:p>
     <w:p>
@@ -1402,7 +5257,31 @@
         <w:ind w:left="560" w:hanging="560"/>
       </w:pPr>
       <w:r>
+        <w:t>MoMo. (2023a). MoMo lọt vào Top 10 Nền tảng dịch vụ tài chính toàn cầu 2023 và là Nền tảng dịch vụ tài chính tốt nhất Việt Nam 2022. https://www.momo.vn/tin-tuc/thong-cao-bao-chi/momo-lot-vao-top-10-nen-tang-dich-vu-tai-chinh-4145</w:t>
+      </w:r>
+    </w:p>
+    <w:p>
+      <w:pPr>
+        <w:ind w:left="560" w:hanging="560"/>
+      </w:pPr>
+      <w:r>
+        <w:t>MoMo. (2023b). Heo Đất MoMo khai hội Tết mới. https://www.momo.vn/tin-tuc/tin-tuc-su-kien/heo-dat-momo-khai-hoi-tet-moi-2393</w:t>
+      </w:r>
+    </w:p>
+    <w:p>
+      <w:pPr>
+        <w:ind w:left="560" w:hanging="560"/>
+      </w:pPr>
+      <w:r>
         <w:t>Ngân hàng Nhà nước Việt Nam. (2014). Thông tư số 39/2014/TT-NHNN ngày 11/12/2014 hướng dẫn về dịch vụ trung gian thanh toán. LuatVietnam. https://luatvietnam.vn/tai-chinh/thong-tu-39-2014-tt-nhnn-ngan-hang-nha-nuoc-viet-nam-91444-d1.html</w:t>
+      </w:r>
+    </w:p>
+    <w:p>
+      <w:pPr>
+        <w:ind w:left="560" w:hanging="560"/>
+      </w:pPr>
+      <w:r>
+        <w:t>Người Quan sát. (2025). Kỳ lân công nghệ đầu tiên của Việt Nam lần đầu báo lãi, rục rịch kế hoạch IPO. https://nguoiquansat.vn/ky-lan-cong-nghe-dau-tien-cua-viet-nam-lan-dau-bao-lai-ruc-rich-ke-hoach-ipo-217921.html</w:t>
       </w:r>
     </w:p>
     <w:p>
@@ -1426,6 +5305,14 @@
         <w:ind w:left="560" w:hanging="560"/>
       </w:pPr>
       <w:r>
+        <w:t>Thị trường Tài chính Tiền tệ. (2022). Giới thiệu AI Committee – MoMo khẳng định quyết tâm thực thi chiến lược AI-First. https://thitruongtaichinhtiente.vn/print/38906.html</w:t>
+      </w:r>
+    </w:p>
+    <w:p>
+      <w:pPr>
+        <w:ind w:left="560" w:hanging="560"/>
+      </w:pPr>
+      <w:r>
         <w:t>Thị trường Tài chính Tiền tệ. (2023). MoMo và ZaloPay dẫn đầu thị trường ví điện tử trong nước. https://thitruongtaichinhtiente.vn/momo-va-zalopay-dan-dau-thi-truong-vi-dien-tu-trong-nuoc-45105.html</w:t>
       </w:r>
     </w:p>
@@ -1466,6 +5353,22 @@
         <w:ind w:left="560" w:hanging="560"/>
       </w:pPr>
       <w:r>
+        <w:t>Vietnam Finance. (2025). Kỳ lân công nghệ MoMo lần đầu báo lãi trong năm 2024. https://vietnamfinance.vn/ky-lan-cong-nghe-momo-lan-dau-bao-lai-trong-nam-2024-d126492.html</w:t>
+      </w:r>
+    </w:p>
+    <w:p>
+      <w:pPr>
+        <w:ind w:left="560" w:hanging="560"/>
+      </w:pPr>
+      <w:r>
+        <w:t>VietTimes. (2022). MoMo thâu tóm start-up AI, chiêu mộ cả nhà sáng lập. https://viettimes.vn/momo-thau-tom-start-up-ai-chieu-mo-ca-founder-post147508.html</w:t>
+      </w:r>
+    </w:p>
+    <w:p>
+      <w:pPr>
+        <w:ind w:left="560" w:hanging="560"/>
+      </w:pPr>
+      <w:r>
         <w:t>Việt Nam News. (2021). MoMo closes its series E funding, becomes a unicorn. https://vietnamnews.vn/economy/1109004/momo-closes-its-series-e-funding-becomes-a-unicorn.html</w:t>
       </w:r>
     </w:p>
@@ -1483,6 +5386,14 @@
       </w:pPr>
       <w:r>
         <w:t>VnExpress. (2021). TVS đầu tư startup kỳ lân triển vọng. https://vnexpress.net/tvs-dau-tu-startup-ky-lan-trien-vong-4409344.html</w:t>
+      </w:r>
+    </w:p>
+    <w:p>
+      <w:pPr>
+        <w:ind w:left="560" w:hanging="560"/>
+      </w:pPr>
+      <w:r>
+        <w:t>Đại biểu Nhân dân. (2025). Ai thực sự sở hữu MoMo: Cuộc chuyển giao quyền lực phía sau thương vụ tỷ USD của kỳ lân fintech Việt Nam. https://daibieunhandan.vn/ai-thuc-su-so-huu-momo-cuoc-chuyen-giao-quyen-luc-phia-sau-thuong-vu-ty-usd-cua-ky-lan-fintech-viet-nam-10421244.html</w:t>
       </w:r>
     </w:p>
     <w:p>
@@ -1867,7 +5778,7 @@
     <w:qFormat/>
     <w:rsid w:val="00FC693F"/>
     <w:rPr>
-      <w:rFonts w:ascii="Times New Roman" w:hAnsi="Times New Roman"/>
+      <w:rFonts w:ascii="Times New Roman" w:hAnsi="Times New Roman" w:eastAsia="Times New Roman"/>
       <w:sz w:val="26"/>
     </w:rPr>
   </w:style>

--- a/VEM/Phan_tich_VEM_MoMo.docx
+++ b/VEM/Phan_tich_VEM_MoMo.docx
@@ -608,6 +608,34 @@
               <w:rPr>
                 <w:sz w:val="23"/>
               </w:rPr>
+              <w:t>12/2021</w:t>
+            </w:r>
+          </w:p>
+        </w:tc>
+        <w:tc>
+          <w:tcPr>
+            <w:tcW w:type="dxa" w:w="4320"/>
+          </w:tcPr>
+          <w:p>
+            <w:r>
+              <w:rPr>
+                <w:sz w:val="23"/>
+              </w:rPr>
+              <w:t>Vòng Series E 200 triệu đô la Mỹ do Mizuho dẫn đầu, định giá trên 2 tỷ đô la Mỹ</w:t>
+            </w:r>
+          </w:p>
+        </w:tc>
+      </w:tr>
+      <w:tr>
+        <w:tc>
+          <w:tcPr>
+            <w:tcW w:type="dxa" w:w="4320"/>
+          </w:tcPr>
+          <w:p>
+            <w:r>
+              <w:rPr>
+                <w:sz w:val="23"/>
+              </w:rPr>
               <w:t>2022</w:t>
             </w:r>
           </w:p>
@@ -622,34 +650,6 @@
                 <w:sz w:val="23"/>
               </w:rPr>
               <w:t>Thành lập Hội đồng Trí tuệ nhân tạo, theo đuổi chiến lược lấy trí tuệ nhân tạo làm trọng tâm</w:t>
-            </w:r>
-          </w:p>
-        </w:tc>
-      </w:tr>
-      <w:tr>
-        <w:tc>
-          <w:tcPr>
-            <w:tcW w:type="dxa" w:w="4320"/>
-          </w:tcPr>
-          <w:p>
-            <w:r>
-              <w:rPr>
-                <w:sz w:val="23"/>
-              </w:rPr>
-              <w:t>12/2021</w:t>
-            </w:r>
-          </w:p>
-        </w:tc>
-        <w:tc>
-          <w:tcPr>
-            <w:tcW w:type="dxa" w:w="4320"/>
-          </w:tcPr>
-          <w:p>
-            <w:r>
-              <w:rPr>
-                <w:sz w:val="23"/>
-              </w:rPr>
-              <w:t>Vòng Series E 200 triệu đô la Mỹ do Mizuho dẫn đầu, định giá trên 2 tỷ đô la Mỹ</w:t>
             </w:r>
           </w:p>
         </w:tc>
@@ -784,7 +784,7 @@
           <w:color w:val="555555"/>
           <w:sz w:val="21"/>
         </w:rPr>
-        <w:t>Nguồn: MoMo. (2023). MoMo lọt vào Top 10 Nền tảng dịch vụ tài chính toàn cầu 2023 và là Nền tảng dịch vụ tài chính tốt nhất Việt Nam 2022. https://www.momo.vn/tin-tuc/thong-cao-bao-chi/momo-lot-vao-top-10-nen-tang-dich-vu-tai-chinh-4145</w:t>
+        <w:t>Nguồn: MoMo. (2023a). MoMo lọt vào Top 10 Nền tảng dịch vụ tài chính toàn cầu 2023 và là Nền tảng dịch vụ tài chính tốt nhất Việt Nam 2022. https://www.momo.vn/tin-tuc/thong-cao-bao-chi/momo-lot-vao-top-10-nen-tang-dich-vu-tai-chinh-4145</w:t>
       </w:r>
     </w:p>
     <w:p>
@@ -1983,7 +1983,7 @@
           <w:color w:val="555555"/>
           <w:sz w:val="21"/>
         </w:rPr>
-        <w:t>Nguồn: MoMo. (2023). Heo Đất MoMo khai hội Tết mới. https://www.momo.vn/tin-tuc/tin-tuc-su-kien/heo-dat-momo-khai-hoi-tet-moi-2393</w:t>
+        <w:t>Nguồn: MoMo. (2023b). Heo Đất MoMo khai hội Tết mới. https://www.momo.vn/tin-tuc/tin-tuc-su-kien/heo-dat-momo-khai-hoi-tet-moi-2393</w:t>
       </w:r>
     </w:p>
     <w:p>
@@ -3627,7 +3627,7 @@
           <w:color w:val="555555"/>
           <w:sz w:val="21"/>
         </w:rPr>
-        <w:t>Nguồn: Advertising Vietnam. (2021). MoMo bắt tay với Grab dù từng cạnh tranh với nhau và loạt ví điện tử hợp tác với các siêu ứng dụng để thu hút người dùng. https://advertisingvietnam.com/momo-bat-tay-voi-grab-du-tung-canh-tranh-voi-nhau-va-loat-vi-dien-tu-hop-tac-voi-cac-sieu-ung-dung-de-thu-hut-nguoi-dung-p23194</w:t>
+        <w:t>Nguồn: Advertising Vietnam. (2021a). MoMo bắt tay với Grab dù từng cạnh tranh với nhau và loạt ví điện tử hợp tác với các siêu ứng dụng để thu hút người dùng. https://advertisingvietnam.com/momo-bat-tay-voi-grab-du-tung-canh-tranh-voi-nhau-va-loat-vi-dien-tu-hop-tac-voi-cac-sieu-ung-dung-de-thu-hut-nguoi-dung-p23194</w:t>
       </w:r>
     </w:p>
     <w:p>
@@ -4087,7 +4087,7 @@
           <w:color w:val="555555"/>
           <w:sz w:val="21"/>
         </w:rPr>
-        <w:t>Nguồn: Advertising Vietnam. (2021). MoMo bắt tay với Grab dù từng cạnh tranh với nhau và loạt ví điện tử hợp tác với các siêu ứng dụng để thu hút người dùng. https://advertisingvietnam.com/momo-bat-tay-voi-grab-du-tung-canh-tranh-voi-nhau-va-loat-vi-dien-tu-hop-tac-voi-cac-sieu-ung-dung-de-thu-hut-nguoi-dung-p23194</w:t>
+        <w:t>Nguồn: Advertising Vietnam. (2021a). MoMo bắt tay với Grab dù từng cạnh tranh với nhau và loạt ví điện tử hợp tác với các siêu ứng dụng để thu hút người dùng. https://advertisingvietnam.com/momo-bat-tay-voi-grab-du-tung-canh-tranh-voi-nhau-va-loat-vi-dien-tu-hop-tac-voi-cac-sieu-ung-dung-de-thu-hut-nguoi-dung-p23194</w:t>
       </w:r>
     </w:p>
     <w:p>
@@ -4119,7 +4119,7 @@
           <w:color w:val="555555"/>
           <w:sz w:val="21"/>
         </w:rPr>
-        <w:t>Nguồn: MoMo. (2023). Heo Đất MoMo khai hội Tết mới. https://www.momo.vn/tin-tuc/tin-tuc-su-kien/heo-dat-momo-khai-hoi-tet-moi-2393</w:t>
+        <w:t>Nguồn: MoMo. (2023b). Heo Đất MoMo khai hội Tết mới. https://www.momo.vn/tin-tuc/tin-tuc-su-kien/heo-dat-momo-khai-hoi-tet-moi-2393</w:t>
       </w:r>
     </w:p>
     <w:p>
@@ -4198,7 +4198,7 @@
           <w:color w:val="555555"/>
           <w:sz w:val="21"/>
         </w:rPr>
-        <w:t>Nguồn: Advertising Vietnam. (2021). Hành trình ví MoMo xây dựng Lắc Xì trở thành chiến dịch được mong đợi mỗi mùa Tết. https://advertisingvietnam.com/article/hanh-trinh-vi-momo-xay-dung-lac-xi-tro-thanh-chien-dich-duoc-mong-doi-moi-mua-tet-p16342</w:t>
+        <w:t>Nguồn: Advertising Vietnam. (2021b). Hành trình ví MoMo xây dựng Lắc Xì trở thành chiến dịch được mong đợi mỗi mùa Tết. https://advertisingvietnam.com/article/hanh-trinh-vi-momo-xay-dung-lac-xi-tro-thanh-chien-dich-duoc-mong-doi-moi-mua-tet-p16342</w:t>
       </w:r>
     </w:p>
     <w:p>

--- a/VEM/Phan_tich_VEM_MoMo.docx
+++ b/VEM/Phan_tich_VEM_MoMo.docx
@@ -12,7 +12,18 @@
           <w:rFonts w:ascii="Times New Roman" w:hAnsi="Times New Roman"/>
           <w:sz w:val="36"/>
         </w:rPr>
-        <w:t>PHÂN TÍCH DOANH NGHIỆP KHỞI NGHIỆP MOMO THEO MA TRẬN ĐÁNH GIÁ DỰ ÁN KINH DOANH</w:t>
+        <w:t>MOMO DƯỚI LĂNG KÍNH MA TRẬN ĐÁNH GIÁ DỰ ÁN KINH DOANH</w:t>
+      </w:r>
+    </w:p>
+    <w:p>
+      <w:pPr>
+        <w:jc w:val="center"/>
+      </w:pPr>
+      <w:r>
+        <w:rPr>
+          <w:i/>
+        </w:rPr>
+        <w:t>Từ dịch vụ chuyển tiền trên thẻ SIM đến “kỳ lân” công nghệ tài chính của Việt Nam</w:t>
       </w:r>
     </w:p>
     <w:p>
@@ -24,19 +35,69 @@
           <w:rFonts w:ascii="Times New Roman" w:hAnsi="Times New Roman"/>
           <w:color w:val="1F3A60"/>
         </w:rPr>
-        <w:t>I. GIỚI THIỆU DOANH NGHIỆP</w:t>
+        <w:t>PHẦN 1. GIỚI THIỆU DOANH NGHIỆP</w:t>
       </w:r>
     </w:p>
     <w:p>
       <w:pPr>
-        <w:pStyle w:val="Heading2"/>
+        <w:jc w:val="both"/>
       </w:pPr>
       <w:r>
         <w:rPr>
-          <w:rFonts w:ascii="Times New Roman" w:hAnsi="Times New Roman"/>
-          <w:color w:val="1F3A60"/>
+          <w:i w:val="0"/>
         </w:rPr>
-        <w:t>1. Thông tin chung</w:t>
+        <w:t>Năm 2007, khi phần lớn người Việt còn trả mọi khoản chi tiêu bằng tiền mặt, ông Nguyễn Mạnh Tường và ông Nguyễn Bá Diệp thành lập Công ty Cổ phần Dịch vụ Di Động Trực Tuyến (M_Service). Sản phẩm ban đầu chỉ là dịch vụ chuyển tiền trên nền thẻ SIM điện thoại; chính lãnh đạo công ty từng phải vác loa đi rao giới thiệu dịch vụ tới người dân (MoMo, 2018).</w:t>
+      </w:r>
+    </w:p>
+    <w:p>
+      <w:r>
+        <w:rPr>
+          <w:i/>
+          <w:color w:val="555555"/>
+          <w:sz w:val="21"/>
+        </w:rPr>
+        <w:t>Nguồn: MoMo. (2018). Lãnh đạo của ví điện tử nhiều người dùng nhất Việt Nam từng phải vác loa thùng đi rao dịch vụ chuyển tiền MoMo. https://www.momo.vn/tin-tuc/tin-tuc-su-kien/lanh-dao-cua-vi-dien-tu-nhieu-nguoi-dung-nhat-viet-nam-tung-phai-vac-loa-thung-di-rao-dich-vu-chuyen-tien-momo-day-1383</w:t>
+      </w:r>
+    </w:p>
+    <w:p>
+      <w:r>
+        <w:rPr>
+          <w:i/>
+          <w:color w:val="555555"/>
+          <w:sz w:val="21"/>
+        </w:rPr>
+        <w:t>Nguồn: Brands Vietnam. (2023). MoMo – 16 năm một hành trình của kẻ dẫn đầu lĩnh vực fintech tại Việt Nam. https://www.brandsvietnam.com/congdong/topic/335289-MoMo-16-nam-mot-hanh-trinh-cua-ke-dan-dau-linh-vuc-Fintech-tai-Viet-Nam</w:t>
+      </w:r>
+    </w:p>
+    <w:p>
+      <w:pPr>
+        <w:jc w:val="both"/>
+      </w:pPr>
+      <w:r>
+        <w:rPr>
+          <w:i w:val="0"/>
+        </w:rPr>
+        <w:t>Bước ngoặt đến vào tháng 6/2014 khi ứng dụng ví MoMo trên điện thoại thông minh ra mắt, phát triển cùng Vinaphone. Tháng 10/2015, M_Service trở thành công ty thanh toán di động đầu tiên tại Việt Nam được Ngân hàng Nhà nước cấp phép cung ứng ví điện tử (Brands Vietnam, 2023; MoMo, 2015).</w:t>
+      </w:r>
+    </w:p>
+    <w:p>
+      <w:r>
+        <w:rPr>
+          <w:i/>
+          <w:color w:val="555555"/>
+          <w:sz w:val="21"/>
+        </w:rPr>
+        <w:t>Nguồn: Brands Vietnam. (2023). MoMo – 16 năm một hành trình của kẻ dẫn đầu lĩnh vực fintech tại Việt Nam. https://www.brandsvietnam.com/congdong/topic/335289-MoMo-16-nam-mot-hanh-trinh-cua-ke-dan-dau-linh-vuc-Fintech-tai-Viet-Nam</w:t>
+      </w:r>
+    </w:p>
+    <w:p>
+      <w:r>
+        <w:rPr>
+          <w:i/>
+          <w:color w:val="555555"/>
+          <w:sz w:val="21"/>
+        </w:rPr>
+        <w:t>Nguồn: MoMo. (2015). MoMo và những cú hích sau một năm ra mắt. https://www.momo.vn/tin-tuc/tin-tuc-su-kien/ung-dung-momo-va-nhung-cu-hich-sau-mot-nam-ra-mat-41</w:t>
       </w:r>
     </w:p>
     <w:p>
@@ -48,7 +109,7 @@
           <w:b/>
           <w:i/>
         </w:rPr>
-        <w:t>Bảng 1. Thông tin tổng quan về MoMo</w:t>
+        <w:t>Bảng 1. Hồ sơ tóm tắt của MoMo</w:t>
       </w:r>
     </w:p>
     <w:tbl>
@@ -202,7 +263,7 @@
               <w:rPr>
                 <w:sz w:val="23"/>
               </w:rPr>
-              <w:t>Ông Nguyễn Mạnh Tường và ông Nguyễn Bá Diệp</w:t>
+              <w:t>Ông Nguyễn Mạnh Tường, ông Nguyễn Bá Diệp</w:t>
             </w:r>
           </w:p>
         </w:tc>
@@ -230,7 +291,7 @@
               <w:rPr>
                 <w:sz w:val="23"/>
               </w:rPr>
-              <w:t>Công nghệ tài chính – thanh toán di động, dịch vụ tài chính số</w:t>
+              <w:t>Thanh toán di động và dịch vụ tài chính số</w:t>
             </w:r>
           </w:p>
         </w:tc>
@@ -245,7 +306,7 @@
               <w:rPr>
                 <w:sz w:val="23"/>
               </w:rPr>
-              <w:t>Ra mắt ứng dụng ví</w:t>
+              <w:t>Người dùng</w:t>
             </w:r>
           </w:p>
         </w:tc>
@@ -258,7 +319,7 @@
               <w:rPr>
                 <w:sz w:val="23"/>
               </w:rPr>
-              <w:t>Tháng 6/2014</w:t>
+              <w:t>Khoảng 20 triệu (2020), khoảng 31 triệu (cuối 2021)</w:t>
             </w:r>
           </w:p>
         </w:tc>
@@ -273,7 +334,7 @@
               <w:rPr>
                 <w:sz w:val="23"/>
               </w:rPr>
-              <w:t>Định giá (12/2021)</w:t>
+              <w:t>Định giá</w:t>
             </w:r>
           </w:p>
         </w:tc>
@@ -286,7 +347,7 @@
               <w:rPr>
                 <w:sz w:val="23"/>
               </w:rPr>
-              <w:t>Trên 2 tỷ đô la Mỹ</w:t>
+              <w:t>Trên 2 tỷ đô la Mỹ (12/2021)</w:t>
             </w:r>
           </w:p>
         </w:tc>
@@ -301,7 +362,7 @@
               <w:rPr>
                 <w:sz w:val="23"/>
               </w:rPr>
-              <w:t>Quy mô người dùng (2021)</w:t>
+              <w:t>Kết quả kinh doanh</w:t>
             </w:r>
           </w:p>
         </w:tc>
@@ -314,7 +375,7 @@
               <w:rPr>
                 <w:sz w:val="23"/>
               </w:rPr>
-              <w:t>Khoảng 31 triệu người dùng</w:t>
+              <w:t>Lần đầu có lãi ròng khoảng 347,5 tỷ đồng (2024)</w:t>
             </w:r>
           </w:p>
         </w:tc>
@@ -328,7 +389,7 @@
           <w:color w:val="555555"/>
           <w:sz w:val="21"/>
         </w:rPr>
-        <w:t>Nguồn: Brands Vietnam. (2023). MoMo – 16 năm một hành trình của kẻ dẫn đầu lĩnh vực fintech tại Việt Nam. https://www.brandsvietnam.com/congdong/topic/335289-MoMo-16-nam-mot-hanh-trinh-cua-ke-dan-dau-linh-vuc-Fintech-tai-Viet-Nam</w:t>
+        <w:t>Nguồn: Thị trường Tài chính Tiền tệ. (2020b). Ví điện tử MoMo cán mốc 20 triệu người dùng. https://thitruongtaichinhtiente.vn/vi-dien-tu-momo-can-moc-20-trieu-nguoi-dung-28790.html</w:t>
       </w:r>
     </w:p>
     <w:p>
@@ -342,6 +403,16 @@
       </w:r>
     </w:p>
     <w:p>
+      <w:r>
+        <w:rPr>
+          <w:i/>
+          <w:color w:val="555555"/>
+          <w:sz w:val="21"/>
+        </w:rPr>
+        <w:t>Nguồn: Vietnam Finance. (2025). Kỳ lân công nghệ MoMo lần đầu báo lãi trong năm 2024. https://vietnamfinance.vn/ky-lan-cong-nghe-momo-lan-dau-bao-lai-trong-nam-2024-d126492.html</w:t>
+      </w:r>
+    </w:p>
+    <w:p>
       <w:pPr>
         <w:jc w:val="both"/>
       </w:pPr>
@@ -349,359 +420,7 @@
         <w:rPr>
           <w:i w:val="0"/>
         </w:rPr>
-        <w:t>Công ty Cổ phần Dịch vụ Di Động Trực Tuyến (M_Service) là doanh nghiệp sở hữu và vận hành ví điện tử MoMo, một trong những doanh nghiệp khởi nghiệp công nghệ tài chính tiêu biểu nhất của Việt Nam. Những năm đầu, MoMo chỉ là dịch vụ chuyển tiền trên nền thẻ SIM điện thoại; lãnh đạo công ty từng phải tự vác loa đi rao giới thiệu dịch vụ chuyển tiền tới người dân (MoMo, 2018).</w:t>
-      </w:r>
-    </w:p>
-    <w:p>
-      <w:r>
-        <w:rPr>
-          <w:i/>
-          <w:color w:val="555555"/>
-          <w:sz w:val="21"/>
-        </w:rPr>
-        <w:t>Nguồn: MoMo. (2018). Lãnh đạo của ví điện tử nhiều người dùng nhất Việt Nam từng phải vác loa thùng đi rao dịch vụ chuyển tiền MoMo. https://www.momo.vn/tin-tuc/tin-tuc-su-kien/lanh-dao-cua-vi-dien-tu-nhieu-nguoi-dung-nhat-viet-nam-tung-phai-vac-loa-thung-di-rao-dich-vu-chuyen-tien-momo-day-1383</w:t>
-      </w:r>
-    </w:p>
-    <w:p>
-      <w:pPr>
-        <w:pStyle w:val="Heading2"/>
-      </w:pPr>
-      <w:r>
-        <w:rPr>
-          <w:rFonts w:ascii="Times New Roman" w:hAnsi="Times New Roman"/>
-          <w:color w:val="1F3A60"/>
-        </w:rPr>
-        <w:t>2. Các mốc phát triển chính</w:t>
-      </w:r>
-    </w:p>
-    <w:p>
-      <w:pPr>
-        <w:jc w:val="center"/>
-      </w:pPr>
-      <w:r>
-        <w:rPr>
-          <w:b/>
-          <w:i/>
-        </w:rPr>
-        <w:t>Bảng 2. Các mốc phát triển của MoMo</w:t>
-      </w:r>
-    </w:p>
-    <w:tbl>
-      <w:tblPr>
-        <w:tblStyle w:val="TableGrid"/>
-        <w:tblW w:type="auto" w:w="0"/>
-        <w:tblLook w:firstColumn="1" w:firstRow="1" w:lastColumn="0" w:lastRow="0" w:noHBand="0" w:noVBand="1" w:val="04A0"/>
-      </w:tblPr>
-      <w:tblGrid>
-        <w:gridCol w:w="4320"/>
-        <w:gridCol w:w="4320"/>
-      </w:tblGrid>
-      <w:tr>
-        <w:tc>
-          <w:tcPr>
-            <w:tcW w:type="dxa" w:w="4320"/>
-            <w:shd w:val="clear" w:fill="1F3A60"/>
-          </w:tcPr>
-          <w:p>
-            <w:r>
-              <w:rPr>
-                <w:b/>
-                <w:color w:val="FFFFFF"/>
-                <w:sz w:val="23"/>
-              </w:rPr>
-              <w:t>Thời gian</w:t>
-            </w:r>
-          </w:p>
-        </w:tc>
-        <w:tc>
-          <w:tcPr>
-            <w:tcW w:type="dxa" w:w="4320"/>
-            <w:shd w:val="clear" w:fill="1F3A60"/>
-          </w:tcPr>
-          <w:p>
-            <w:r>
-              <w:rPr>
-                <w:b/>
-                <w:color w:val="FFFFFF"/>
-                <w:sz w:val="23"/>
-              </w:rPr>
-              <w:t>Sự kiện</w:t>
-            </w:r>
-          </w:p>
-        </w:tc>
-      </w:tr>
-      <w:tr>
-        <w:tc>
-          <w:tcPr>
-            <w:tcW w:type="dxa" w:w="4320"/>
-          </w:tcPr>
-          <w:p>
-            <w:r>
-              <w:rPr>
-                <w:sz w:val="23"/>
-              </w:rPr>
-              <w:t>2007</w:t>
-            </w:r>
-          </w:p>
-        </w:tc>
-        <w:tc>
-          <w:tcPr>
-            <w:tcW w:type="dxa" w:w="4320"/>
-          </w:tcPr>
-          <w:p>
-            <w:r>
-              <w:rPr>
-                <w:sz w:val="23"/>
-              </w:rPr>
-              <w:t>Thành lập M_Service, cung cấp dịch vụ chuyển tiền trên nền SIM điện thoại</w:t>
-            </w:r>
-          </w:p>
-        </w:tc>
-      </w:tr>
-      <w:tr>
-        <w:tc>
-          <w:tcPr>
-            <w:tcW w:type="dxa" w:w="4320"/>
-          </w:tcPr>
-          <w:p>
-            <w:r>
-              <w:rPr>
-                <w:sz w:val="23"/>
-              </w:rPr>
-              <w:t>2013</w:t>
-            </w:r>
-          </w:p>
-        </w:tc>
-        <w:tc>
-          <w:tcPr>
-            <w:tcW w:type="dxa" w:w="4320"/>
-          </w:tcPr>
-          <w:p>
-            <w:r>
-              <w:rPr>
-                <w:sz w:val="23"/>
-              </w:rPr>
-              <w:t>Goldman Sachs đầu tư 5,7 triệu đô la Mỹ</w:t>
-            </w:r>
-          </w:p>
-        </w:tc>
-      </w:tr>
-      <w:tr>
-        <w:tc>
-          <w:tcPr>
-            <w:tcW w:type="dxa" w:w="4320"/>
-          </w:tcPr>
-          <w:p>
-            <w:r>
-              <w:rPr>
-                <w:sz w:val="23"/>
-              </w:rPr>
-              <w:t>6/2014</w:t>
-            </w:r>
-          </w:p>
-        </w:tc>
-        <w:tc>
-          <w:tcPr>
-            <w:tcW w:type="dxa" w:w="4320"/>
-          </w:tcPr>
-          <w:p>
-            <w:r>
-              <w:rPr>
-                <w:sz w:val="23"/>
-              </w:rPr>
-              <w:t>Ra mắt ứng dụng ví MoMo, phát triển cùng Vinaphone</w:t>
-            </w:r>
-          </w:p>
-        </w:tc>
-      </w:tr>
-      <w:tr>
-        <w:tc>
-          <w:tcPr>
-            <w:tcW w:type="dxa" w:w="4320"/>
-          </w:tcPr>
-          <w:p>
-            <w:r>
-              <w:rPr>
-                <w:sz w:val="23"/>
-              </w:rPr>
-              <w:t>10/2015</w:t>
-            </w:r>
-          </w:p>
-        </w:tc>
-        <w:tc>
-          <w:tcPr>
-            <w:tcW w:type="dxa" w:w="4320"/>
-          </w:tcPr>
-          <w:p>
-            <w:r>
-              <w:rPr>
-                <w:sz w:val="23"/>
-              </w:rPr>
-              <w:t>Trở thành công ty thanh toán di động đầu tiên được Ngân hàng Nhà nước cấp phép ví điện tử</w:t>
-            </w:r>
-          </w:p>
-        </w:tc>
-      </w:tr>
-      <w:tr>
-        <w:tc>
-          <w:tcPr>
-            <w:tcW w:type="dxa" w:w="4320"/>
-          </w:tcPr>
-          <w:p>
-            <w:r>
-              <w:rPr>
-                <w:sz w:val="23"/>
-              </w:rPr>
-              <w:t>2016</w:t>
-            </w:r>
-          </w:p>
-        </w:tc>
-        <w:tc>
-          <w:tcPr>
-            <w:tcW w:type="dxa" w:w="4320"/>
-          </w:tcPr>
-          <w:p>
-            <w:r>
-              <w:rPr>
-                <w:sz w:val="23"/>
-              </w:rPr>
-              <w:t>Standard Chartered Private Equity dẫn dắt vòng gọi vốn khoảng 28 triệu đô la Mỹ</w:t>
-            </w:r>
-          </w:p>
-        </w:tc>
-      </w:tr>
-      <w:tr>
-        <w:tc>
-          <w:tcPr>
-            <w:tcW w:type="dxa" w:w="4320"/>
-          </w:tcPr>
-          <w:p>
-            <w:r>
-              <w:rPr>
-                <w:sz w:val="23"/>
-              </w:rPr>
-              <w:t>Đầu 2019</w:t>
-            </w:r>
-          </w:p>
-        </w:tc>
-        <w:tc>
-          <w:tcPr>
-            <w:tcW w:type="dxa" w:w="4320"/>
-          </w:tcPr>
-          <w:p>
-            <w:r>
-              <w:rPr>
-                <w:sz w:val="23"/>
-              </w:rPr>
-              <w:t>Warburg Pincus dẫn dắt vòng gọi vốn khoảng 100 triệu đô la Mỹ</w:t>
-            </w:r>
-          </w:p>
-        </w:tc>
-      </w:tr>
-      <w:tr>
-        <w:tc>
-          <w:tcPr>
-            <w:tcW w:type="dxa" w:w="4320"/>
-          </w:tcPr>
-          <w:p>
-            <w:r>
-              <w:rPr>
-                <w:sz w:val="23"/>
-              </w:rPr>
-              <w:t>12/2021</w:t>
-            </w:r>
-          </w:p>
-        </w:tc>
-        <w:tc>
-          <w:tcPr>
-            <w:tcW w:type="dxa" w:w="4320"/>
-          </w:tcPr>
-          <w:p>
-            <w:r>
-              <w:rPr>
-                <w:sz w:val="23"/>
-              </w:rPr>
-              <w:t>Vòng Series E 200 triệu đô la Mỹ do Mizuho dẫn đầu, định giá trên 2 tỷ đô la Mỹ</w:t>
-            </w:r>
-          </w:p>
-        </w:tc>
-      </w:tr>
-      <w:tr>
-        <w:tc>
-          <w:tcPr>
-            <w:tcW w:type="dxa" w:w="4320"/>
-          </w:tcPr>
-          <w:p>
-            <w:r>
-              <w:rPr>
-                <w:sz w:val="23"/>
-              </w:rPr>
-              <w:t>2022</w:t>
-            </w:r>
-          </w:p>
-        </w:tc>
-        <w:tc>
-          <w:tcPr>
-            <w:tcW w:type="dxa" w:w="4320"/>
-          </w:tcPr>
-          <w:p>
-            <w:r>
-              <w:rPr>
-                <w:sz w:val="23"/>
-              </w:rPr>
-              <w:t>Thành lập Hội đồng Trí tuệ nhân tạo, theo đuổi chiến lược lấy trí tuệ nhân tạo làm trọng tâm</w:t>
-            </w:r>
-          </w:p>
-        </w:tc>
-      </w:tr>
-      <w:tr>
-        <w:tc>
-          <w:tcPr>
-            <w:tcW w:type="dxa" w:w="4320"/>
-          </w:tcPr>
-          <w:p>
-            <w:r>
-              <w:rPr>
-                <w:sz w:val="23"/>
-              </w:rPr>
-              <w:t>2024</w:t>
-            </w:r>
-          </w:p>
-        </w:tc>
-        <w:tc>
-          <w:tcPr>
-            <w:tcW w:type="dxa" w:w="4320"/>
-          </w:tcPr>
-          <w:p>
-            <w:r>
-              <w:rPr>
-                <w:sz w:val="23"/>
-              </w:rPr>
-              <w:t>Lần đầu ghi nhận lợi nhuận ròng, khoảng 347,5 tỷ đồng</w:t>
-            </w:r>
-          </w:p>
-        </w:tc>
-      </w:tr>
-    </w:tbl>
-    <w:p/>
-    <w:p>
-      <w:r>
-        <w:rPr>
-          <w:i/>
-          <w:color w:val="555555"/>
-          <w:sz w:val="21"/>
-        </w:rPr>
-        <w:t>Nguồn: Brands Vietnam. (2023). MoMo – 16 năm một hành trình của kẻ dẫn đầu lĩnh vực fintech tại Việt Nam. https://www.brandsvietnam.com/congdong/topic/335289-MoMo-16-nam-mot-hanh-trinh-cua-ke-dan-dau-linh-vuc-Fintech-tai-Viet-Nam</w:t>
-      </w:r>
-    </w:p>
-    <w:p>
-      <w:r>
-        <w:rPr>
-          <w:i/>
-          <w:color w:val="555555"/>
-          <w:sz w:val="21"/>
-        </w:rPr>
-        <w:t>Nguồn: MoMo. (2015). MoMo và những cú hích sau một năm ra mắt. https://www.momo.vn/tin-tuc/tin-tuc-su-kien/ung-dung-momo-va-nhung-cu-hich-sau-mot-nam-ra-mat-41</w:t>
+        <w:t>Hành trình gọi vốn của MoMo phản ánh mức độ tin tưởng ngày càng lớn của giới đầu tư: Goldman Sachs rót 5,7 triệu đô la Mỹ năm 2013; Standard Chartered Private Equity dẫn dắt vòng khoảng 28 triệu đô la Mỹ năm 2016; Warburg Pincus dẫn dắt vòng khoảng 100 triệu đô la Mỹ đầu năm 2019; và tháng 12/2021, vòng Series E trị giá 200 triệu đô la Mỹ do Mizuho dẫn đầu đưa định giá vượt 2 tỷ đô la Mỹ, biến MoMo thành “kỳ lân” công nghệ của Việt Nam (Fintech News Singapore, 2016; Báo Đầu tư, 2019; Tuổi Trẻ News, 2021).</w:t>
       </w:r>
     </w:p>
     <w:p>
@@ -735,38 +454,6 @@
       </w:r>
     </w:p>
     <w:p>
-      <w:r>
-        <w:rPr>
-          <w:i/>
-          <w:color w:val="555555"/>
-          <w:sz w:val="21"/>
-        </w:rPr>
-        <w:t>Nguồn: Thị trường Tài chính Tiền tệ. (2022). Giới thiệu AI Committee – MoMo khẳng định quyết tâm thực thi chiến lược AI-First. https://thitruongtaichinhtiente.vn/print/38906.html</w:t>
-      </w:r>
-    </w:p>
-    <w:p>
-      <w:r>
-        <w:rPr>
-          <w:i/>
-          <w:color w:val="555555"/>
-          <w:sz w:val="21"/>
-        </w:rPr>
-        <w:t>Nguồn: Vietnam Finance. (2025). Kỳ lân công nghệ MoMo lần đầu báo lãi trong năm 2024. https://vietnamfinance.vn/ky-lan-cong-nghe-momo-lan-dau-bao-lai-trong-nam-2024-d126492.html</w:t>
-      </w:r>
-    </w:p>
-    <w:p>
-      <w:pPr>
-        <w:pStyle w:val="Heading2"/>
-      </w:pPr>
-      <w:r>
-        <w:rPr>
-          <w:rFonts w:ascii="Times New Roman" w:hAnsi="Times New Roman"/>
-          <w:color w:val="1F3A60"/>
-        </w:rPr>
-        <w:t>3. Tầm nhìn</w:t>
-      </w:r>
-    </w:p>
-    <w:p>
       <w:pPr>
         <w:jc w:val="both"/>
       </w:pPr>
@@ -774,7 +461,7 @@
         <w:rPr>
           <w:i w:val="0"/>
         </w:rPr>
-        <w:t>MoMo hướng tới trở thành “siêu ứng dụng” tài chính – thanh toán của người Việt, đưa dịch vụ tài chính đến với mọi người dân, kể cả những người chưa từng có tài khoản ngân hàng. Năm 2023, MoMo được ghi nhận nằm trong nhóm 10 nền tảng dịch vụ tài chính toàn cầu (MoMo, 2023a).</w:t>
+        <w:t>Tầm nhìn của MoMo là trở thành “siêu ứng dụng” tài chính của người Việt; năm 2023 doanh nghiệp được ghi nhận trong nhóm 10 nền tảng dịch vụ tài chính toàn cầu (MoMo, 2023a).</w:t>
       </w:r>
     </w:p>
     <w:p>
@@ -796,7 +483,7 @@
           <w:rFonts w:ascii="Times New Roman" w:hAnsi="Times New Roman"/>
           <w:color w:val="1F3A60"/>
         </w:rPr>
-        <w:t>II. CƠ SỞ LÝ THUYẾT: MA TRẬN ĐÁNH GIÁ DỰ ÁN KINH DOANH</w:t>
+        <w:t>PHẦN 2. KHUNG PHÂN TÍCH</w:t>
       </w:r>
     </w:p>
     <w:p>
@@ -807,7 +494,17 @@
         <w:rPr>
           <w:i w:val="0"/>
         </w:rPr>
-        <w:t>Ma trận Đánh giá Dự án Kinh doanh do Kathleen Allen đề xuất đánh giá một doanh nghiệp khởi nghiệp trên ba khía cạnh (khách hàng, doanh nghiệp, nhà khởi nghiệp) và ba cấp độ, tạo thành chín yếu tố (Allen, 2016):</w:t>
+        <w:t>Bài viết sử dụng Ma trận Đánh giá Dự án Kinh doanh của Allen (2016). Ma trận đặt ba đối tượng (khách hàng, doanh nghiệp, nhà khởi nghiệp) giao với ba cấp độ: đề xuất giá trị – nhìn vào bản thân doanh nghiệp ở góc độ vi mô; ngành – đặt đề xuất giá trị vào bối cảnh vĩ mô của cả ngành; và chiến lược – xem xét định hướng phát triển trong tương lai.</w:t>
+      </w:r>
+    </w:p>
+    <w:p>
+      <w:r>
+        <w:rPr>
+          <w:i/>
+          <w:color w:val="555555"/>
+          <w:sz w:val="21"/>
+        </w:rPr>
+        <w:t>Nguồn: Allen, K. R. (2016). Launching new ventures: An entrepreneurial approach (7th ed.). Cengage Learning.</w:t>
       </w:r>
     </w:p>
     <w:p>
@@ -819,7 +516,7 @@
           <w:b/>
           <w:i/>
         </w:rPr>
-        <w:t>Bảng 3. Chín yếu tố của Ma trận Đánh giá Dự án Kinh doanh</w:t>
+        <w:t>Bảng 2. Chín ô của Ma trận Đánh giá Dự án Kinh doanh</w:t>
       </w:r>
     </w:p>
     <w:tbl>
@@ -910,7 +607,7 @@
               <w:rPr>
                 <w:sz w:val="23"/>
               </w:rPr>
-              <w:t>Đề xuất giá trị (vi mô)</w:t>
+              <w:t>Đề xuất giá trị</w:t>
             </w:r>
           </w:p>
         </w:tc>
@@ -964,7 +661,7 @@
               <w:rPr>
                 <w:sz w:val="23"/>
               </w:rPr>
-              <w:t>Ngành (vĩ mô)</w:t>
+              <w:t>Ngành</w:t>
             </w:r>
           </w:p>
         </w:tc>
@@ -1065,16 +762,6 @@
     </w:tbl>
     <w:p/>
     <w:p>
-      <w:r>
-        <w:rPr>
-          <w:i/>
-          <w:color w:val="555555"/>
-          <w:sz w:val="21"/>
-        </w:rPr>
-        <w:t>Nguồn: Allen, K. R. (2016). Launching new ventures: An entrepreneurial approach (7th ed.). Cengage Learning.</w:t>
-      </w:r>
-    </w:p>
-    <w:p>
       <w:pPr>
         <w:jc w:val="both"/>
       </w:pPr>
@@ -1082,7 +769,7 @@
         <w:rPr>
           <w:i w:val="0"/>
         </w:rPr>
-        <w:t>Mỗi yếu tố được phân tích theo câu hỏi then chốt mà nhà đầu tư đặt ra, kèm theo bằng chứng và đánh giá theo thang điểm 5. Sáu yếu tố thuộc hai hàng đầu được phân tích sâu hơn ba yếu tố hàng chiến lược.</w:t>
+        <w:t>Với mỗi ô, bài viết nêu một nhận định chung, chứng minh bằng dữ liệu, đưa ra góc nhìn phản biện và chỉ ra mối liên kết với các ô khác, bởi chín yếu tố không tồn tại độc lập mà tác động qua lại lẫn nhau. Hai hàng đầu được phân tích sâu nhất vì đây là phần quyết định doanh nghiệp có “đáng để tồn tại” hay không.</w:t>
       </w:r>
     </w:p>
     <w:p>
@@ -1094,7 +781,7 @@
           <w:rFonts w:ascii="Times New Roman" w:hAnsi="Times New Roman"/>
           <w:color w:val="1F3A60"/>
         </w:rPr>
-        <w:t>III. PHÂN TÍCH HÀNG THỨ NHẤT – ĐỀ XUẤT GIÁ TRỊ</w:t>
+        <w:t>PHẦN 3. ĐỀ XUẤT GIÁ TRỊ – NHÌN VÀO BẢN THÂN DOANH NGHIỆP</w:t>
       </w:r>
     </w:p>
     <w:p>
@@ -1106,24 +793,50 @@
           <w:rFonts w:ascii="Times New Roman" w:hAnsi="Times New Roman"/>
           <w:color w:val="1F3A60"/>
         </w:rPr>
-        <w:t>1. Nhu cầu khách hàng – 5/5</w:t>
+        <w:t>3.1. Nhu cầu: “nỗi đau” của một xã hội dùng tiền mặt</w:t>
       </w:r>
     </w:p>
+    <w:tbl>
+      <w:tblPr>
+        <w:tblStyle w:val="TableGrid"/>
+        <w:tblW w:type="auto" w:w="0"/>
+        <w:tblLook w:firstColumn="1" w:firstRow="1" w:lastColumn="0" w:lastRow="0" w:noHBand="0" w:noVBand="1" w:val="04A0"/>
+      </w:tblPr>
+      <w:tblGrid>
+        <w:gridCol w:w="8640"/>
+      </w:tblGrid>
+      <w:tr>
+        <w:tc>
+          <w:tcPr>
+            <w:tcW w:type="dxa" w:w="8640"/>
+            <w:shd w:val="clear" w:fill="E8EEF6"/>
+          </w:tcPr>
+          <w:p>
+            <w:pPr>
+              <w:jc w:val="both"/>
+            </w:pPr>
+            <w:r>
+              <w:rPr>
+                <w:b/>
+              </w:rPr>
+              <w:t xml:space="preserve">Nhận định: </w:t>
+            </w:r>
+            <w:r>
+              <w:t>MoMo ra đời để giải quyết một khoảng trống mang tính cấu trúc của nền kinh tế – phần lớn người dân có điện thoại nhưng không có tài khoản ngân hàng.</w:t>
+            </w:r>
+          </w:p>
+        </w:tc>
+      </w:tr>
+    </w:tbl>
+    <w:p/>
     <w:p>
-      <w:pPr>
-        <w:jc w:val="both"/>
-      </w:pPr>
       <w:r>
         <w:rPr>
           <w:b/>
+          <w:i/>
+          <w:color w:val="1F3A60"/>
         </w:rPr>
-        <w:t xml:space="preserve">Câu hỏi đặt ra: </w:t>
-      </w:r>
-      <w:r>
-        <w:rPr>
-          <w:i/>
-        </w:rPr>
-        <w:t>Khách hàng thực sự cần gì? Nhu cầu có cấp thiết không? Họ có sẵn sàng sử dụng và trả phí không?</w:t>
+        <w:t>Khoảng trống giữa điện thoại và ngân hàng</w:t>
       </w:r>
     </w:p>
     <w:p>
@@ -1134,18 +847,7 @@
         <w:rPr>
           <w:i w:val="0"/>
         </w:rPr>
-        <w:t>a) Bối cảnh nhu cầu</w:t>
-      </w:r>
-    </w:p>
-    <w:p>
-      <w:pPr>
-        <w:jc w:val="both"/>
-      </w:pPr>
-      <w:r>
-        <w:rPr>
-          <w:i w:val="0"/>
-        </w:rPr>
-        <w:t>Việt Nam từng là nền kinh tế phụ thuộc nặng vào tiền mặt. Theo số liệu Global Findex 2017 được Ngân hàng Nhà nước trình bày, chỉ khoảng 30,8% dân số trưởng thành có tài khoản ngân hàng (Định, 2018), nghĩa là gần 70% người dân nằm ngoài hệ thống tài chính chính thức, trong khi điện thoại di động đã phổ biến rộng rãi.</w:t>
+        <w:t>Theo số liệu Global Findex 2017 được Ngân hàng Nhà nước trình bày, chỉ khoảng 30,8% người trưởng thành ở Việt Nam có tài khoản ngân hàng (Định, 2018). Nói cách khác, cứ mười người thì gần bảy người phải thực hiện mọi giao dịch bằng tiền mặt, trong khi điện thoại di động đã có mặt ở hầu khắp các gia đình. Khoảng cách giữa “có điện thoại” và “có ngân hàng” chính là mảnh đất MoMo gieo hạt.</w:t>
       </w:r>
     </w:p>
     <w:p>
@@ -1159,173 +861,13 @@
       </w:r>
     </w:p>
     <w:p>
-      <w:pPr>
-        <w:jc w:val="both"/>
-      </w:pPr>
-      <w:r>
-        <w:rPr>
-          <w:i w:val="0"/>
-        </w:rPr>
-        <w:t>b) Phân loại nhu cầu</w:t>
-      </w:r>
-    </w:p>
-    <w:p>
-      <w:pPr>
-        <w:pStyle w:val="ListBullet"/>
-        <w:jc w:val="both"/>
-      </w:pPr>
       <w:r>
         <w:rPr>
           <w:b/>
+          <w:i/>
+          <w:color w:val="1F3A60"/>
         </w:rPr>
-        <w:t xml:space="preserve">Nhu cầu chức năng: </w:t>
-      </w:r>
-      <w:r>
-        <w:t>chuyển tiền, thanh toán hóa đơn điện, nước, Internet, học phí nhanh chóng, mọi lúc mọi nơi, không phải xếp hàng tại quầy.</w:t>
-      </w:r>
-    </w:p>
-    <w:p>
-      <w:pPr>
-        <w:pStyle w:val="ListBullet"/>
-        <w:jc w:val="both"/>
-      </w:pPr>
-      <w:r>
-        <w:rPr>
-          <w:b/>
-        </w:rPr>
-        <w:t xml:space="preserve">Nhu cầu kinh tế: </w:t>
-      </w:r>
-      <w:r>
-        <w:t>giảm phí chuyển tiền, tận dụng ưu đãi hoàn tiền, khuyến mãi khi thanh toán.</w:t>
-      </w:r>
-    </w:p>
-    <w:p>
-      <w:pPr>
-        <w:pStyle w:val="ListBullet"/>
-        <w:jc w:val="both"/>
-      </w:pPr>
-      <w:r>
-        <w:rPr>
-          <w:b/>
-        </w:rPr>
-        <w:t xml:space="preserve">Nhu cầu an toàn: </w:t>
-      </w:r>
-      <w:r>
-        <w:t>hạn chế rủi ro mất mát khi mang tiền mặt, giao dịch được bảo mật và có lịch sử rõ ràng.</w:t>
-      </w:r>
-    </w:p>
-    <w:p>
-      <w:pPr>
-        <w:pStyle w:val="ListBullet"/>
-        <w:jc w:val="both"/>
-      </w:pPr>
-      <w:r>
-        <w:rPr>
-          <w:b/>
-        </w:rPr>
-        <w:t xml:space="preserve">Nhu cầu của nền kinh tế số: </w:t>
-      </w:r>
-      <w:r>
-        <w:t>thanh toán liền mạch cho mua sắm trực tuyến, gọi xe, đặt đồ ăn, mua vé.</w:t>
-      </w:r>
-    </w:p>
-    <w:p>
-      <w:pPr>
-        <w:pStyle w:val="ListBullet"/>
-        <w:jc w:val="both"/>
-      </w:pPr>
-      <w:r>
-        <w:rPr>
-          <w:b/>
-        </w:rPr>
-        <w:t xml:space="preserve">Nhu cầu tài chính toàn diện: </w:t>
-      </w:r>
-      <w:r>
-        <w:t>người trẻ, người thu nhập thấp chưa có lịch sử tín dụng cần tiếp cận khoản vay nhỏ, bảo hiểm, tích lũy.</w:t>
-      </w:r>
-    </w:p>
-    <w:p>
-      <w:pPr>
-        <w:jc w:val="both"/>
-      </w:pPr>
-      <w:r>
-        <w:rPr>
-          <w:i w:val="0"/>
-        </w:rPr>
-        <w:t>c) Mức độ cấp thiết</w:t>
-      </w:r>
-    </w:p>
-    <w:p>
-      <w:pPr>
-        <w:jc w:val="both"/>
-      </w:pPr>
-      <w:r>
-        <w:rPr>
-          <w:i w:val="0"/>
-        </w:rPr>
-        <w:t>Nhu cầu không chỉ đến từ người dân mà còn được Nhà nước thúc đẩy. Quyết định số 1813/QĐ-TTg ngày 28/10/2021 phê duyệt Đề án phát triển thanh toán không dùng tiền mặt giai đoạn 2021–2025 đặt mục tiêu đến năm 2025 có 80% người từ 15 tuổi trở lên có tài khoản ngân hàng, đưa thói quen thanh toán không tiền mặt từ thành thị lan rộng đến nông thôn, vùng sâu, vùng xa (Thủ tướng Chính phủ, 2021; Tạp chí Luật sư Việt Nam, 2021).</w:t>
-      </w:r>
-    </w:p>
-    <w:p>
-      <w:r>
-        <w:rPr>
-          <w:i/>
-          <w:color w:val="555555"/>
-          <w:sz w:val="21"/>
-        </w:rPr>
-        <w:t>Nguồn: Thủ tướng Chính phủ. (2021). Quyết định số 1813/QĐ-TTg ngày 28/10/2021 phê duyệt Đề án phát triển thanh toán không dùng tiền mặt tại Việt Nam giai đoạn 2021–2025. LuatVietnam. https://luatvietnam.vn/tai-chinh/quyet-dinh-1813-qd-ttg-211698-d1.html</w:t>
-      </w:r>
-    </w:p>
-    <w:p>
-      <w:r>
-        <w:rPr>
-          <w:i/>
-          <w:color w:val="555555"/>
-          <w:sz w:val="21"/>
-        </w:rPr>
-        <w:t>Nguồn: Tạp chí Luật sư Việt Nam. (2021). Đến 2025, 80% người từ 15 tuổi trở lên có tài khoản ngân hàng. https://lsvn.vn/den-2025-80-nguoi-tu-15-tuoi-tro-len-co-tai-khoan-ngan-hang1635608803-a111132.html</w:t>
-      </w:r>
-    </w:p>
-    <w:p>
-      <w:pPr>
-        <w:jc w:val="both"/>
-      </w:pPr>
-      <w:r>
-        <w:rPr>
-          <w:i w:val="0"/>
-        </w:rPr>
-        <w:t>d) Mức độ sẵn sàng sử dụng và chi trả</w:t>
-      </w:r>
-    </w:p>
-    <w:p>
-      <w:pPr>
-        <w:jc w:val="both"/>
-      </w:pPr>
-      <w:r>
-        <w:rPr>
-          <w:i w:val="0"/>
-        </w:rPr>
-        <w:t>Với người dùng cá nhân, phần lớn dịch vụ cơ bản được miễn phí, nên rào cản chi trả thấp; khoản phí chủ yếu do đối tác chấp nhận thanh toán chi trả. Bằng chứng về mức độ chấp nhận là quy mô khoảng 31 triệu người dùng vào cuối năm 2021 (Tuổi Trẻ News, 2021) và doanh thu năm 2023 được ghi nhận ở mức khoảng 9.400 tỷ đồng (Người Quan sát, 2025).</w:t>
-      </w:r>
-    </w:p>
-    <w:p>
-      <w:r>
-        <w:rPr>
-          <w:i/>
-          <w:color w:val="555555"/>
-          <w:sz w:val="21"/>
-        </w:rPr>
-        <w:t>Nguồn: Tuổi Trẻ News. (2021, 21 tháng 12). Vietnam mobile wallet MoMo says valuation tops $2 billion after funding. https://tuoitrenews.vn/news/business/20211221/vietnam-mobile-wallet-momo-says-valuation-tops-2-billion-after-funding/64834.html</w:t>
-      </w:r>
-    </w:p>
-    <w:p>
-      <w:r>
-        <w:rPr>
-          <w:i/>
-          <w:color w:val="555555"/>
-          <w:sz w:val="21"/>
-        </w:rPr>
-        <w:t>Nguồn: Người Quan sát. (2025). Kỳ lân công nghệ đầu tiên của Việt Nam lần đầu báo lãi, rục rịch kế hoạch IPO. https://nguoiquansat.vn/ky-lan-cong-nghe-dau-tien-cua-viet-nam-lan-dau-bao-lai-ruc-rich-ke-hoach-ipo-217921.html</w:t>
+        <w:t>Ba tầng nhu cầu của khách hàng</w:t>
       </w:r>
     </w:p>
     <w:p>
@@ -1337,7 +879,7 @@
           <w:b/>
           <w:i/>
         </w:rPr>
-        <w:t>Bảng 4. Các điểm đau của khách hàng</w:t>
+        <w:t>Bảng 3. Ba tầng nhu cầu MoMo hướng tới</w:t>
       </w:r>
     </w:p>
     <w:tbl>
@@ -1364,7 +906,7 @@
                 <w:color w:val="FFFFFF"/>
                 <w:sz w:val="23"/>
               </w:rPr>
-              <w:t>Điểm đau của khách hàng</w:t>
+              <w:t>Tầng nhu cầu</w:t>
             </w:r>
           </w:p>
         </w:tc>
@@ -1380,7 +922,7 @@
                 <w:color w:val="FFFFFF"/>
                 <w:sz w:val="23"/>
               </w:rPr>
-              <w:t>Mức độ</w:t>
+              <w:t>Biểu hiện cụ thể</w:t>
             </w:r>
           </w:p>
         </w:tc>
@@ -1396,7 +938,7 @@
                 <w:color w:val="FFFFFF"/>
                 <w:sz w:val="23"/>
               </w:rPr>
-              <w:t>Biểu hiện</w:t>
+              <w:t>Đối tượng điển hình</w:t>
             </w:r>
           </w:p>
         </w:tc>
@@ -1411,7 +953,7 @@
               <w:rPr>
                 <w:sz w:val="23"/>
               </w:rPr>
-              <w:t>Thanh toán hóa đơn bất tiện</w:t>
+              <w:t>Tầng cơ bản – giao dịch</w:t>
             </w:r>
           </w:p>
         </w:tc>
@@ -1424,7 +966,7 @@
               <w:rPr>
                 <w:sz w:val="23"/>
               </w:rPr>
-              <w:t>Cao</w:t>
+              <w:t>Chuyển tiền, trả hóa đơn điện, nước, học phí không phải xếp hàng</w:t>
             </w:r>
           </w:p>
         </w:tc>
@@ -1437,7 +979,7 @@
               <w:rPr>
                 <w:sz w:val="23"/>
               </w:rPr>
-              <w:t>Phải đến quầy, chỉ trong giờ hành chính</w:t>
+              <w:t>Hộ gia đình, người lao động di cư</w:t>
             </w:r>
           </w:p>
         </w:tc>
@@ -1452,7 +994,7 @@
               <w:rPr>
                 <w:sz w:val="23"/>
               </w:rPr>
-              <w:t>Chuyển tiền về quê khó khăn</w:t>
+              <w:t>Tầng tiện ích – tiêu dùng số</w:t>
             </w:r>
           </w:p>
         </w:tc>
@@ -1465,7 +1007,7 @@
               <w:rPr>
                 <w:sz w:val="23"/>
               </w:rPr>
-              <w:t>Cao</w:t>
+              <w:t>Thanh toán mua sắm trực tuyến, gọi xe, đặt đồ ăn, mua vé</w:t>
             </w:r>
           </w:p>
         </w:tc>
@@ -1478,7 +1020,7 @@
               <w:rPr>
                 <w:sz w:val="23"/>
               </w:rPr>
-              <w:t>Chi nhánh ngân hàng thưa thớt ở nông thôn</w:t>
+              <w:t>Người trẻ thành thị</w:t>
             </w:r>
           </w:p>
         </w:tc>
@@ -1493,7 +1035,7 @@
               <w:rPr>
                 <w:sz w:val="23"/>
               </w:rPr>
-              <w:t>Rủi ro dùng tiền mặt</w:t>
+              <w:t>Tầng tài chính – phát triển</w:t>
             </w:r>
           </w:p>
         </w:tc>
@@ -1506,7 +1048,7 @@
               <w:rPr>
                 <w:sz w:val="23"/>
               </w:rPr>
-              <w:t>Trung bình</w:t>
+              <w:t>Vay nhỏ, bảo hiểm, tích lũy, đầu tư khi chưa có lịch sử tín dụng</w:t>
             </w:r>
           </w:p>
         </w:tc>
@@ -1519,48 +1061,133 @@
               <w:rPr>
                 <w:sz w:val="23"/>
               </w:rPr>
-              <w:t>Mất mát, nhầm lẫn, khó quản lý chi tiêu</w:t>
+              <w:t>Người thu nhập thấp, sinh viên, người mới đi làm</w:t>
             </w:r>
           </w:p>
         </w:tc>
       </w:tr>
+    </w:tbl>
+    <w:p/>
+    <w:p>
+      <w:pPr>
+        <w:jc w:val="both"/>
+      </w:pPr>
+      <w:r>
+        <w:rPr>
+          <w:i w:val="0"/>
+        </w:rPr>
+        <w:t>Điểm đáng chú ý là ba tầng này nối tiếp nhau: người dùng đến với MoMo vì tầng cơ bản (chuyển tiền), ở lại vì tầng tiện ích, và trở thành nguồn doanh thu bền vững ở tầng tài chính. Đây là logic nền tảng của mô hình siêu ứng dụng.</w:t>
+      </w:r>
+    </w:p>
+    <w:p>
+      <w:r>
+        <w:rPr>
+          <w:b/>
+          <w:i/>
+          <w:color w:val="1F3A60"/>
+        </w:rPr>
+        <w:t>Vì sao nhu cầu này cấp thiết</w:t>
+      </w:r>
+    </w:p>
+    <w:p>
+      <w:pPr>
+        <w:jc w:val="both"/>
+      </w:pPr>
+      <w:r>
+        <w:rPr>
+          <w:i w:val="0"/>
+        </w:rPr>
+        <w:t>Nhu cầu không chỉ xuất phát từ người dân mà còn được Nhà nước chủ động thúc đẩy. Quyết định số 1813/QĐ-TTg ngày 28/10/2021 đặt mục tiêu đến năm 2025 có 80% người từ 15 tuổi trở lên có tài khoản ngân hàng, đồng thời biến thanh toán không tiền mặt thành thói quen ở đô thị và lan rộng về nông thôn, vùng sâu, vùng xa (Thủ tướng Chính phủ, 2021; Tạp chí Luật sư Việt Nam, 2021). Khi cả “cầu” từ người dân và “lực đẩy” từ chính sách cùng xuất hiện, nhu cầu trở nên cấp thiết chứ không còn là xu hướng xa.</w:t>
+      </w:r>
+    </w:p>
+    <w:p>
+      <w:r>
+        <w:rPr>
+          <w:i/>
+          <w:color w:val="555555"/>
+          <w:sz w:val="21"/>
+        </w:rPr>
+        <w:t>Nguồn: Thủ tướng Chính phủ. (2021). Quyết định số 1813/QĐ-TTg ngày 28/10/2021 phê duyệt Đề án phát triển thanh toán không dùng tiền mặt tại Việt Nam giai đoạn 2021–2025. LuatVietnam. https://luatvietnam.vn/tai-chinh/quyet-dinh-1813-qd-ttg-211698-d1.html</w:t>
+      </w:r>
+    </w:p>
+    <w:p>
+      <w:r>
+        <w:rPr>
+          <w:i/>
+          <w:color w:val="555555"/>
+          <w:sz w:val="21"/>
+        </w:rPr>
+        <w:t>Nguồn: Tạp chí Luật sư Việt Nam. (2021). Đến 2025, 80% người từ 15 tuổi trở lên có tài khoản ngân hàng. https://lsvn.vn/den-2025-80-nguoi-tu-15-tuoi-tro-len-co-tai-khoan-ngan-hang1635608803-a111132.html</w:t>
+      </w:r>
+    </w:p>
+    <w:p>
+      <w:r>
+        <w:rPr>
+          <w:b/>
+          <w:i/>
+          <w:color w:val="1F3A60"/>
+        </w:rPr>
+        <w:t>Bằng chứng nhu cầu là có thật</w:t>
+      </w:r>
+    </w:p>
+    <w:p>
+      <w:pPr>
+        <w:jc w:val="both"/>
+      </w:pPr>
+      <w:r>
+        <w:rPr>
+          <w:i w:val="0"/>
+        </w:rPr>
+        <w:t>Thước đo rõ nhất là tốc độ người dùng chấp nhận: MoMo đạt khoảng 20 triệu người dùng năm 2020 và khoảng 31 triệu người dùng cuối năm 2021 (Thị trường Tài chính Tiền tệ, 2020b; Tuổi Trẻ News, 2021). Tăng thêm khoảng 11 triệu người dùng chỉ trong một năm cho thấy nhu cầu đã được “kích hoạt”, đặc biệt trong bối cảnh dịch bệnh khiến thanh toán không chạm trở thành lựa chọn an toàn.</w:t>
+      </w:r>
+    </w:p>
+    <w:p>
+      <w:r>
+        <w:rPr>
+          <w:i/>
+          <w:color w:val="555555"/>
+          <w:sz w:val="21"/>
+        </w:rPr>
+        <w:t>Nguồn: Thị trường Tài chính Tiền tệ. (2020b). Ví điện tử MoMo cán mốc 20 triệu người dùng. https://thitruongtaichinhtiente.vn/vi-dien-tu-momo-can-moc-20-trieu-nguoi-dung-28790.html</w:t>
+      </w:r>
+    </w:p>
+    <w:p>
+      <w:r>
+        <w:rPr>
+          <w:i/>
+          <w:color w:val="555555"/>
+          <w:sz w:val="21"/>
+        </w:rPr>
+        <w:t>Nguồn: Tuổi Trẻ News. (2021, 21 tháng 12). Vietnam mobile wallet MoMo says valuation tops $2 billion after funding. https://tuoitrenews.vn/news/business/20211221/vietnam-mobile-wallet-momo-says-valuation-tops-2-billion-after-funding/64834.html</w:t>
+      </w:r>
+    </w:p>
+    <w:tbl>
+      <w:tblPr>
+        <w:tblStyle w:val="TableGrid"/>
+        <w:tblW w:type="auto" w:w="0"/>
+        <w:tblLook w:firstColumn="1" w:firstRow="1" w:lastColumn="0" w:lastRow="0" w:noHBand="0" w:noVBand="1" w:val="04A0"/>
+      </w:tblPr>
+      <w:tblGrid>
+        <w:gridCol w:w="8640"/>
+      </w:tblGrid>
       <w:tr>
         <w:tc>
           <w:tcPr>
-            <w:tcW w:type="dxa" w:w="2880"/>
+            <w:tcW w:type="dxa" w:w="8640"/>
+            <w:shd w:val="clear" w:fill="FCEFE3"/>
           </w:tcPr>
           <w:p>
+            <w:pPr>
+              <w:jc w:val="both"/>
+            </w:pPr>
             <w:r>
               <w:rPr>
-                <w:sz w:val="23"/>
+                <w:b/>
               </w:rPr>
-              <w:t>Khó tiếp cận tín dụng nhỏ</w:t>
+              <w:t xml:space="preserve">Góc nhìn phản biện: </w:t>
             </w:r>
-          </w:p>
-        </w:tc>
-        <w:tc>
-          <w:tcPr>
-            <w:tcW w:type="dxa" w:w="2880"/>
-          </w:tcPr>
-          <w:p>
             <w:r>
-              <w:rPr>
-                <w:sz w:val="23"/>
-              </w:rPr>
-              <w:t>Cao</w:t>
-            </w:r>
-          </w:p>
-        </w:tc>
-        <w:tc>
-          <w:tcPr>
-            <w:tcW w:type="dxa" w:w="2880"/>
-          </w:tcPr>
-          <w:p>
-            <w:r>
-              <w:rPr>
-                <w:sz w:val="23"/>
-              </w:rPr>
-              <w:t>Chưa có lịch sử tín dụng, thủ tục ngân hàng phức tạp</w:t>
+              <w:t>Người dùng cá nhân gần như không trả phí cho dịch vụ cơ bản. Nhu cầu “dùng” lớn chưa chắc đồng nghĩa với nhu cầu “trả tiền”. Câu hỏi thực sự là bao nhiêu phần trăm người dùng sẽ tiến lên tầng tài chính – nơi tạo ra lợi nhuận.</w:t>
             </w:r>
           </w:p>
         </w:tc>
@@ -1575,13 +1202,13 @@
         <w:rPr>
           <w:b/>
         </w:rPr>
-        <w:t xml:space="preserve">Đánh giá: </w:t>
+        <w:t xml:space="preserve">Liên kết trong ma trận: </w:t>
       </w:r>
       <w:r>
         <w:rPr>
-          <w:i w:val="0"/>
+          <w:i/>
         </w:rPr>
-        <w:t>Nhu cầu thực, quy mô lớn, cấp thiết và được chính sách hỗ trợ. MoMo không phải “tạo ra” nhu cầu mà giải quyết một vấn đề sẵn có của hàng chục triệu người. Đây là yếu tố mạnh nhất của doanh nghiệp.</w:t>
+        <w:t>Nhu cầu ở tầng tài chính chỉ khai thác được khi có Giải pháp (3.2) đủ tin cậy và Mạng lưới (4.3) đối tác ngân hàng, bảo hiểm đủ rộng.</w:t>
       </w:r>
     </w:p>
     <w:p>
@@ -1593,46 +1220,50 @@
           <w:rFonts w:ascii="Times New Roman" w:hAnsi="Times New Roman"/>
           <w:color w:val="1F3A60"/>
         </w:rPr>
-        <w:t>2. Giải pháp – 4/5</w:t>
+        <w:t>3.2. Giải pháp: một ứng dụng thay cho nhiều quầy giao dịch</w:t>
       </w:r>
     </w:p>
+    <w:tbl>
+      <w:tblPr>
+        <w:tblStyle w:val="TableGrid"/>
+        <w:tblW w:type="auto" w:w="0"/>
+        <w:tblLook w:firstColumn="1" w:firstRow="1" w:lastColumn="0" w:lastRow="0" w:noHBand="0" w:noVBand="1" w:val="04A0"/>
+      </w:tblPr>
+      <w:tblGrid>
+        <w:gridCol w:w="8640"/>
+      </w:tblGrid>
+      <w:tr>
+        <w:tc>
+          <w:tcPr>
+            <w:tcW w:type="dxa" w:w="8640"/>
+            <w:shd w:val="clear" w:fill="E8EEF6"/>
+          </w:tcPr>
+          <w:p>
+            <w:pPr>
+              <w:jc w:val="both"/>
+            </w:pPr>
+            <w:r>
+              <w:rPr>
+                <w:b/>
+              </w:rPr>
+              <w:t xml:space="preserve">Nhận định: </w:t>
+            </w:r>
+            <w:r>
+              <w:t>Giá trị của MoMo không nằm ở một tính năng đột phá riêng lẻ, mà ở việc gom các dịch vụ vốn rời rạc vào một điểm chạm duy nhất trên điện thoại, được bảo chứng bởi giấy phép của Ngân hàng Nhà nước.</w:t>
+            </w:r>
+          </w:p>
+        </w:tc>
+      </w:tr>
+    </w:tbl>
+    <w:p/>
     <w:p>
-      <w:pPr>
-        <w:jc w:val="both"/>
-      </w:pPr>
       <w:r>
         <w:rPr>
           <w:b/>
+          <w:i/>
+          <w:color w:val="1F3A60"/>
         </w:rPr>
-        <w:t xml:space="preserve">Câu hỏi đặt ra: </w:t>
-      </w:r>
-      <w:r>
-        <w:rPr>
-          <w:i/>
-        </w:rPr>
-        <w:t>Sản phẩm có giải quyết được nhu cầu không? Tốt hơn giải pháp hiện có ở điểm nào? Lợi thế có thể được bảo vệ đến đâu?</w:t>
-      </w:r>
-    </w:p>
-    <w:p>
-      <w:pPr>
-        <w:jc w:val="both"/>
-      </w:pPr>
-      <w:r>
-        <w:rPr>
-          <w:i w:val="0"/>
-        </w:rPr>
-        <w:t>a) Giải pháp MoMo cung cấp</w:t>
-      </w:r>
-    </w:p>
-    <w:p>
-      <w:pPr>
-        <w:jc w:val="both"/>
-      </w:pPr>
-      <w:r>
-        <w:rPr>
-          <w:i w:val="0"/>
-        </w:rPr>
-        <w:t>MoMo gom nhiều dịch vụ tài chính vốn rời rạc vào một ứng dụng duy nhất, nạp tiền từ tài khoản ngân hàng liên kết:</w:t>
+        <w:t>Ghép nối giải pháp với từng nhu cầu</w:t>
       </w:r>
     </w:p>
     <w:p>
@@ -1644,7 +1275,7 @@
           <w:b/>
           <w:i/>
         </w:rPr>
-        <w:t>Bảng 5. Hệ thống giải pháp của MoMo</w:t>
+        <w:t>Bảng 4. Ghép nối nhu cầu và giải pháp</w:t>
       </w:r>
     </w:p>
     <w:tbl>
@@ -1671,7 +1302,1063 @@
                 <w:color w:val="FFFFFF"/>
                 <w:sz w:val="23"/>
               </w:rPr>
-              <w:t>Nhóm dịch vụ</w:t>
+              <w:t>Nhu cầu</w:t>
+            </w:r>
+          </w:p>
+        </w:tc>
+        <w:tc>
+          <w:tcPr>
+            <w:tcW w:type="dxa" w:w="2880"/>
+            <w:shd w:val="clear" w:fill="1F3A60"/>
+          </w:tcPr>
+          <w:p>
+            <w:r>
+              <w:rPr>
+                <w:b/>
+                <w:color w:val="FFFFFF"/>
+                <w:sz w:val="23"/>
+              </w:rPr>
+              <w:t>Giải pháp của MoMo</w:t>
+            </w:r>
+          </w:p>
+        </w:tc>
+        <w:tc>
+          <w:tcPr>
+            <w:tcW w:type="dxa" w:w="2880"/>
+            <w:shd w:val="clear" w:fill="1F3A60"/>
+          </w:tcPr>
+          <w:p>
+            <w:r>
+              <w:rPr>
+                <w:b/>
+                <w:color w:val="FFFFFF"/>
+                <w:sz w:val="23"/>
+              </w:rPr>
+              <w:t>Trước khi có MoMo</w:t>
+            </w:r>
+          </w:p>
+        </w:tc>
+      </w:tr>
+      <w:tr>
+        <w:tc>
+          <w:tcPr>
+            <w:tcW w:type="dxa" w:w="2880"/>
+          </w:tcPr>
+          <w:p>
+            <w:r>
+              <w:rPr>
+                <w:sz w:val="23"/>
+              </w:rPr>
+              <w:t>Chuyển tiền về quê</w:t>
+            </w:r>
+          </w:p>
+        </w:tc>
+        <w:tc>
+          <w:tcPr>
+            <w:tcW w:type="dxa" w:w="2880"/>
+          </w:tcPr>
+          <w:p>
+            <w:r>
+              <w:rPr>
+                <w:sz w:val="23"/>
+              </w:rPr>
+              <w:t>Chuyển tức thời giữa ví và tới tài khoản ngân hàng</w:t>
+            </w:r>
+          </w:p>
+        </w:tc>
+        <w:tc>
+          <w:tcPr>
+            <w:tcW w:type="dxa" w:w="2880"/>
+          </w:tcPr>
+          <w:p>
+            <w:r>
+              <w:rPr>
+                <w:sz w:val="23"/>
+              </w:rPr>
+              <w:t>Ra bưu điện, ngân hàng; mất phí, mất thời gian</w:t>
+            </w:r>
+          </w:p>
+        </w:tc>
+      </w:tr>
+      <w:tr>
+        <w:tc>
+          <w:tcPr>
+            <w:tcW w:type="dxa" w:w="2880"/>
+          </w:tcPr>
+          <w:p>
+            <w:r>
+              <w:rPr>
+                <w:sz w:val="23"/>
+              </w:rPr>
+              <w:t>Trả hóa đơn</w:t>
+            </w:r>
+          </w:p>
+        </w:tc>
+        <w:tc>
+          <w:tcPr>
+            <w:tcW w:type="dxa" w:w="2880"/>
+          </w:tcPr>
+          <w:p>
+            <w:r>
+              <w:rPr>
+                <w:sz w:val="23"/>
+              </w:rPr>
+              <w:t>Thanh toán điện, nước, Internet, học phí trong vài giây</w:t>
+            </w:r>
+          </w:p>
+        </w:tc>
+        <w:tc>
+          <w:tcPr>
+            <w:tcW w:type="dxa" w:w="2880"/>
+          </w:tcPr>
+          <w:p>
+            <w:r>
+              <w:rPr>
+                <w:sz w:val="23"/>
+              </w:rPr>
+              <w:t>Xếp hàng tại quầy thu hộ</w:t>
+            </w:r>
+          </w:p>
+        </w:tc>
+      </w:tr>
+      <w:tr>
+        <w:tc>
+          <w:tcPr>
+            <w:tcW w:type="dxa" w:w="2880"/>
+          </w:tcPr>
+          <w:p>
+            <w:r>
+              <w:rPr>
+                <w:sz w:val="23"/>
+              </w:rPr>
+              <w:t>Mua sắm tại cửa hàng</w:t>
+            </w:r>
+          </w:p>
+        </w:tc>
+        <w:tc>
+          <w:tcPr>
+            <w:tcW w:type="dxa" w:w="2880"/>
+          </w:tcPr>
+          <w:p>
+            <w:r>
+              <w:rPr>
+                <w:sz w:val="23"/>
+              </w:rPr>
+              <w:t>Quét mã QR, kể cả mã VietQR</w:t>
+            </w:r>
+          </w:p>
+        </w:tc>
+        <w:tc>
+          <w:tcPr>
+            <w:tcW w:type="dxa" w:w="2880"/>
+          </w:tcPr>
+          <w:p>
+            <w:r>
+              <w:rPr>
+                <w:sz w:val="23"/>
+              </w:rPr>
+              <w:t>Dùng tiền mặt, thối tiền lẻ</w:t>
+            </w:r>
+          </w:p>
+        </w:tc>
+      </w:tr>
+      <w:tr>
+        <w:tc>
+          <w:tcPr>
+            <w:tcW w:type="dxa" w:w="2880"/>
+          </w:tcPr>
+          <w:p>
+            <w:r>
+              <w:rPr>
+                <w:sz w:val="23"/>
+              </w:rPr>
+              <w:t>Mua sắm trực tuyến</w:t>
+            </w:r>
+          </w:p>
+        </w:tc>
+        <w:tc>
+          <w:tcPr>
+            <w:tcW w:type="dxa" w:w="2880"/>
+          </w:tcPr>
+          <w:p>
+            <w:r>
+              <w:rPr>
+                <w:sz w:val="23"/>
+              </w:rPr>
+              <w:t>Thanh toán trên ứng dụng gọi xe, giao đồ ăn, thương mại điện tử</w:t>
+            </w:r>
+          </w:p>
+        </w:tc>
+        <w:tc>
+          <w:tcPr>
+            <w:tcW w:type="dxa" w:w="2880"/>
+          </w:tcPr>
+          <w:p>
+            <w:r>
+              <w:rPr>
+                <w:sz w:val="23"/>
+              </w:rPr>
+              <w:t>Giao hàng thu tiền</w:t>
+            </w:r>
+          </w:p>
+        </w:tc>
+      </w:tr>
+      <w:tr>
+        <w:tc>
+          <w:tcPr>
+            <w:tcW w:type="dxa" w:w="2880"/>
+          </w:tcPr>
+          <w:p>
+            <w:r>
+              <w:rPr>
+                <w:sz w:val="23"/>
+              </w:rPr>
+              <w:t>Tài chính cá nhân</w:t>
+            </w:r>
+          </w:p>
+        </w:tc>
+        <w:tc>
+          <w:tcPr>
+            <w:tcW w:type="dxa" w:w="2880"/>
+          </w:tcPr>
+          <w:p>
+            <w:r>
+              <w:rPr>
+                <w:sz w:val="23"/>
+              </w:rPr>
+              <w:t>Ví trả sau, vay tiêu dùng, bảo hiểm, tích lũy, chứng khoán</w:t>
+            </w:r>
+          </w:p>
+        </w:tc>
+        <w:tc>
+          <w:tcPr>
+            <w:tcW w:type="dxa" w:w="2880"/>
+          </w:tcPr>
+          <w:p>
+            <w:r>
+              <w:rPr>
+                <w:sz w:val="23"/>
+              </w:rPr>
+              <w:t>Thủ tục ngân hàng phức tạp</w:t>
+            </w:r>
+          </w:p>
+        </w:tc>
+      </w:tr>
+      <w:tr>
+        <w:tc>
+          <w:tcPr>
+            <w:tcW w:type="dxa" w:w="2880"/>
+          </w:tcPr>
+          <w:p>
+            <w:r>
+              <w:rPr>
+                <w:sz w:val="23"/>
+              </w:rPr>
+              <w:t>Gắn kết cộng đồng</w:t>
+            </w:r>
+          </w:p>
+        </w:tc>
+        <w:tc>
+          <w:tcPr>
+            <w:tcW w:type="dxa" w:w="2880"/>
+          </w:tcPr>
+          <w:p>
+            <w:r>
+              <w:rPr>
+                <w:sz w:val="23"/>
+              </w:rPr>
+              <w:t>Heo Đất quyên góp thiện nguyện</w:t>
+            </w:r>
+          </w:p>
+        </w:tc>
+        <w:tc>
+          <w:tcPr>
+            <w:tcW w:type="dxa" w:w="2880"/>
+          </w:tcPr>
+          <w:p>
+            <w:r>
+              <w:rPr>
+                <w:sz w:val="23"/>
+              </w:rPr>
+              <w:t>Quyên góp thủ công</w:t>
+            </w:r>
+          </w:p>
+        </w:tc>
+      </w:tr>
+    </w:tbl>
+    <w:p/>
+    <w:p>
+      <w:r>
+        <w:rPr>
+          <w:i/>
+          <w:color w:val="555555"/>
+          <w:sz w:val="21"/>
+        </w:rPr>
+        <w:t>Nguồn: Thị trường Tài chính Tiền tệ. (2024). Xu hướng công nghệ định hình ví điện tử tại Việt Nam. https://thitruongtaichinhtiente.vn/xu-huong-cong-nghe-dinh-hinh-vi-dien-tu-tai-viet-nam-68019.html</w:t>
+      </w:r>
+    </w:p>
+    <w:p>
+      <w:r>
+        <w:rPr>
+          <w:i/>
+          <w:color w:val="555555"/>
+          <w:sz w:val="21"/>
+        </w:rPr>
+        <w:t>Nguồn: MoMo. (2023b). Heo Đất MoMo khai hội Tết mới. https://www.momo.vn/tin-tuc/tin-tuc-su-kien/heo-dat-momo-khai-hoi-tet-moi-2393</w:t>
+      </w:r>
+    </w:p>
+    <w:p>
+      <w:r>
+        <w:rPr>
+          <w:b/>
+          <w:i/>
+          <w:color w:val="1F3A60"/>
+        </w:rPr>
+        <w:t>Giấy phép – “tấm vé” tạo niềm tin</w:t>
+      </w:r>
+    </w:p>
+    <w:p>
+      <w:pPr>
+        <w:jc w:val="both"/>
+      </w:pPr>
+      <w:r>
+        <w:rPr>
+          <w:i w:val="0"/>
+        </w:rPr>
+        <w:t>Ví điện tử thuộc nhóm dịch vụ trung gian thanh toán theo Thông tư số 39/2014/TT-NHNN: tiền nạp và rút khỏi ví phải đi qua tài khoản ngân hàng, tổ chức cung ứng ví không được cấp tín dụng hay trả lãi trên số dư (Ngân hàng Nhà nước Việt Nam, 2014; Thư viện Pháp luật, 2023). Là đơn vị thanh toán di động đầu tiên được cấp phép, MoMo có lợi thế uy tín sớm hơn các đối thủ, điều đặc biệt quan trọng trong lĩnh vực liên quan đến tiền bạc.</w:t>
+      </w:r>
+    </w:p>
+    <w:p>
+      <w:r>
+        <w:rPr>
+          <w:i/>
+          <w:color w:val="555555"/>
+          <w:sz w:val="21"/>
+        </w:rPr>
+        <w:t>Nguồn: Ngân hàng Nhà nước Việt Nam. (2014). Thông tư số 39/2014/TT-NHNN ngày 11/12/2014 hướng dẫn về dịch vụ trung gian thanh toán. LuatVietnam. https://luatvietnam.vn/tai-chinh/thong-tu-39-2014-tt-nhnn-ngan-hang-nha-nuoc-viet-nam-91444-d1.html</w:t>
+      </w:r>
+    </w:p>
+    <w:p>
+      <w:r>
+        <w:rPr>
+          <w:i/>
+          <w:color w:val="555555"/>
+          <w:sz w:val="21"/>
+        </w:rPr>
+        <w:t>Nguồn: Thư viện Pháp luật. (2023). Để có thể cung ứng dịch vụ trung gian thanh toán thì các tổ chức dịch vụ phải đáp ứng được những điều kiện nào? https://thuvienphapluat.vn/phap-luat/de-co-the-cung-ung-dich-vu-trung-gian-thanh-toan-thi-cac-to-chuc-dich-vu-phai-dap-ung-duoc-nhung-di-433505-39657.html</w:t>
+      </w:r>
+    </w:p>
+    <w:p>
+      <w:r>
+        <w:rPr>
+          <w:b/>
+          <w:i/>
+          <w:color w:val="1F3A60"/>
+        </w:rPr>
+        <w:t>Từ ví điện tử đến nền tảng mở</w:t>
+      </w:r>
+    </w:p>
+    <w:p>
+      <w:pPr>
+        <w:jc w:val="both"/>
+      </w:pPr>
+      <w:r>
+        <w:rPr>
+          <w:i w:val="0"/>
+        </w:rPr>
+        <w:t>Năm 2022, MoMo giới thiệu công nghệ ứng dụng nhỏ chạy bên trong ứng dụng MoMo, hoạt động theo cơ chế “ứng dụng trong ứng dụng”, tương tự cửa hàng trong trung tâm thương mại. Đến giữa năm 2022, MoMo đã phát triển gần 30 ứng dụng nhỏ cho đối tác như Highlands Coffee, 7-Eleven và đặt mục tiêu 100 ứng dụng nhỏ vào năm 2023; doanh nghiệp đối tác được ước tính tiết kiệm hơn 75% chi phí so với tự xây ứng dụng riêng (MoMo, 2022; The Leader, 2021). Như vậy, giải pháp của MoMo đã mở rộng phục vụ cả doanh nghiệp, không chỉ người tiêu dùng.</w:t>
+      </w:r>
+    </w:p>
+    <w:p>
+      <w:r>
+        <w:rPr>
+          <w:i/>
+          <w:color w:val="555555"/>
+          <w:sz w:val="21"/>
+        </w:rPr>
+        <w:t>Nguồn: MoMo. (2022). MoMo lần đầu giới thiệu công nghệ Mini App doanh nghiệp. https://www.momo.vn/tin-tuc/tin-tuc-su-kien/momo-lan-dau-gioi-thieu-cong-nghe-mini-app-doanh-2991</w:t>
+      </w:r>
+    </w:p>
+    <w:p>
+      <w:r>
+        <w:rPr>
+          <w:i/>
+          <w:color w:val="555555"/>
+          <w:sz w:val="21"/>
+        </w:rPr>
+        <w:t>Nguồn: The Leader. (2021). Siêu ứng dụng đi xây tiểu ứng dụng. https://theleader.vn/sieu-ung-dung-di-xay-tieu-ung-dung-d12975.html</w:t>
+      </w:r>
+    </w:p>
+    <w:p>
+      <w:r>
+        <w:rPr>
+          <w:b/>
+          <w:i/>
+          <w:color w:val="1F3A60"/>
+        </w:rPr>
+        <w:t>Lớp công nghệ phía sau</w:t>
+      </w:r>
+    </w:p>
+    <w:p>
+      <w:pPr>
+        <w:jc w:val="both"/>
+      </w:pPr>
+      <w:r>
+        <w:rPr>
+          <w:i w:val="0"/>
+        </w:rPr>
+        <w:t>Từ năm 2019, MoMo đầu tư mạnh vào trí tuệ nhân tạo và dữ liệu, ứng dụng vào gợi ý sản phẩm, định danh điện tử, chấm điểm rủi ro và phát hiện gian lận (Thị trường Tài chính Tiền tệ, 2022). Chính dữ liệu giao dịch của hàng chục triệu người dùng cho phép MoMo đánh giá tín dụng cho những người chưa từng vay ngân hàng – điều các ngân hàng truyền thống khó làm được.</w:t>
+      </w:r>
+    </w:p>
+    <w:p>
+      <w:r>
+        <w:rPr>
+          <w:i/>
+          <w:color w:val="555555"/>
+          <w:sz w:val="21"/>
+        </w:rPr>
+        <w:t>Nguồn: Thị trường Tài chính Tiền tệ. (2022). Giới thiệu AI Committee – MoMo khẳng định quyết tâm thực thi chiến lược AI-First. https://thitruongtaichinhtiente.vn/print/38906.html</w:t>
+      </w:r>
+    </w:p>
+    <w:tbl>
+      <w:tblPr>
+        <w:tblStyle w:val="TableGrid"/>
+        <w:tblW w:type="auto" w:w="0"/>
+        <w:tblLook w:firstColumn="1" w:firstRow="1" w:lastColumn="0" w:lastRow="0" w:noHBand="0" w:noVBand="1" w:val="04A0"/>
+      </w:tblPr>
+      <w:tblGrid>
+        <w:gridCol w:w="8640"/>
+      </w:tblGrid>
+      <w:tr>
+        <w:tc>
+          <w:tcPr>
+            <w:tcW w:type="dxa" w:w="8640"/>
+            <w:shd w:val="clear" w:fill="FCEFE3"/>
+          </w:tcPr>
+          <w:p>
+            <w:pPr>
+              <w:jc w:val="both"/>
+            </w:pPr>
+            <w:r>
+              <w:rPr>
+                <w:b/>
+              </w:rPr>
+              <w:t xml:space="preserve">Góc nhìn phản biện: </w:t>
+            </w:r>
+            <w:r>
+              <w:t>Chức năng thanh toán cơ bản đang bị “hàng hóa hóa”: chuyển khoản ngân hàng bằng mã QR đã miễn phí và phổ biến. Nếu MoMo chỉ dừng ở vai trò ví thanh toán, giá trị khác biệt sẽ dần biến mất. Lợi thế bền vững phải đến từ dữ liệu và hệ sinh thái.</w:t>
+            </w:r>
+          </w:p>
+        </w:tc>
+      </w:tr>
+    </w:tbl>
+    <w:p/>
+    <w:p>
+      <w:pPr>
+        <w:jc w:val="both"/>
+      </w:pPr>
+      <w:r>
+        <w:rPr>
+          <w:b/>
+        </w:rPr>
+        <w:t xml:space="preserve">Liên kết trong ma trận: </w:t>
+      </w:r>
+      <w:r>
+        <w:rPr>
+          <w:i/>
+        </w:rPr>
+        <w:t>Giải pháp mạnh là kết quả của Đội ngũ (3.3) kiên trì xoay trục và là nền tảng để Sản xuất (5.2) – tức hạ tầng công nghệ – phát huy giá trị.</w:t>
+      </w:r>
+    </w:p>
+    <w:p>
+      <w:pPr>
+        <w:pStyle w:val="Heading2"/>
+      </w:pPr>
+      <w:r>
+        <w:rPr>
+          <w:rFonts w:ascii="Times New Roman" w:hAnsi="Times New Roman"/>
+          <w:color w:val="1F3A60"/>
+        </w:rPr>
+        <w:t>3.3. Đội ngũ: bảy năm “nằm gai” trước khi thành công</w:t>
+      </w:r>
+    </w:p>
+    <w:tbl>
+      <w:tblPr>
+        <w:tblStyle w:val="TableGrid"/>
+        <w:tblW w:type="auto" w:w="0"/>
+        <w:tblLook w:firstColumn="1" w:firstRow="1" w:lastColumn="0" w:lastRow="0" w:noHBand="0" w:noVBand="1" w:val="04A0"/>
+      </w:tblPr>
+      <w:tblGrid>
+        <w:gridCol w:w="8640"/>
+      </w:tblGrid>
+      <w:tr>
+        <w:tc>
+          <w:tcPr>
+            <w:tcW w:type="dxa" w:w="8640"/>
+            <w:shd w:val="clear" w:fill="E8EEF6"/>
+          </w:tcPr>
+          <w:p>
+            <w:pPr>
+              <w:jc w:val="both"/>
+            </w:pPr>
+            <w:r>
+              <w:rPr>
+                <w:b/>
+              </w:rPr>
+              <w:t xml:space="preserve">Nhận định: </w:t>
+            </w:r>
+            <w:r>
+              <w:t>Tài sản lớn nhất của đội ngũ MoMo là sự bền bỉ và khả năng xoay trục – họ mất gần bảy năm với mô hình cũ trước khi tìm ra con đường đúng.</w:t>
+            </w:r>
+          </w:p>
+        </w:tc>
+      </w:tr>
+    </w:tbl>
+    <w:p/>
+    <w:p>
+      <w:r>
+        <w:rPr>
+          <w:b/>
+          <w:i/>
+          <w:color w:val="1F3A60"/>
+        </w:rPr>
+        <w:t>Chân dung nhà sáng lập</w:t>
+      </w:r>
+    </w:p>
+    <w:p>
+      <w:pPr>
+        <w:jc w:val="center"/>
+      </w:pPr>
+      <w:r>
+        <w:rPr>
+          <w:b/>
+          <w:i/>
+        </w:rPr>
+        <w:t>Bảng 5. Nhóm sáng lập MoMo</w:t>
+      </w:r>
+    </w:p>
+    <w:tbl>
+      <w:tblPr>
+        <w:tblStyle w:val="TableGrid"/>
+        <w:tblW w:type="auto" w:w="0"/>
+        <w:tblLook w:firstColumn="1" w:firstRow="1" w:lastColumn="0" w:lastRow="0" w:noHBand="0" w:noVBand="1" w:val="04A0"/>
+      </w:tblPr>
+      <w:tblGrid>
+        <w:gridCol w:w="2880"/>
+        <w:gridCol w:w="2880"/>
+        <w:gridCol w:w="2880"/>
+      </w:tblGrid>
+      <w:tr>
+        <w:tc>
+          <w:tcPr>
+            <w:tcW w:type="dxa" w:w="2880"/>
+            <w:shd w:val="clear" w:fill="1F3A60"/>
+          </w:tcPr>
+          <w:p>
+            <w:r>
+              <w:rPr>
+                <w:b/>
+                <w:color w:val="FFFFFF"/>
+                <w:sz w:val="23"/>
+              </w:rPr>
+              <w:t>Nhà sáng lập</w:t>
+            </w:r>
+          </w:p>
+        </w:tc>
+        <w:tc>
+          <w:tcPr>
+            <w:tcW w:type="dxa" w:w="2880"/>
+            <w:shd w:val="clear" w:fill="1F3A60"/>
+          </w:tcPr>
+          <w:p>
+            <w:r>
+              <w:rPr>
+                <w:b/>
+                <w:color w:val="FFFFFF"/>
+                <w:sz w:val="23"/>
+              </w:rPr>
+              <w:t>Vai trò</w:t>
+            </w:r>
+          </w:p>
+        </w:tc>
+        <w:tc>
+          <w:tcPr>
+            <w:tcW w:type="dxa" w:w="2880"/>
+            <w:shd w:val="clear" w:fill="1F3A60"/>
+          </w:tcPr>
+          <w:p>
+            <w:r>
+              <w:rPr>
+                <w:b/>
+                <w:color w:val="FFFFFF"/>
+                <w:sz w:val="23"/>
+              </w:rPr>
+              <w:t>Dấu ấn</w:t>
+            </w:r>
+          </w:p>
+        </w:tc>
+      </w:tr>
+      <w:tr>
+        <w:tc>
+          <w:tcPr>
+            <w:tcW w:type="dxa" w:w="2880"/>
+          </w:tcPr>
+          <w:p>
+            <w:r>
+              <w:rPr>
+                <w:sz w:val="23"/>
+              </w:rPr>
+              <w:t>Nguyễn Mạnh Tường</w:t>
+            </w:r>
+          </w:p>
+        </w:tc>
+        <w:tc>
+          <w:tcPr>
+            <w:tcW w:type="dxa" w:w="2880"/>
+          </w:tcPr>
+          <w:p>
+            <w:r>
+              <w:rPr>
+                <w:sz w:val="23"/>
+              </w:rPr>
+              <w:t>Đồng sáng lập; Phó Chủ tịch Hội đồng quản trị kiêm Tổng Giám đốc</w:t>
+            </w:r>
+          </w:p>
+        </w:tc>
+        <w:tc>
+          <w:tcPr>
+            <w:tcW w:type="dxa" w:w="2880"/>
+          </w:tcPr>
+          <w:p>
+            <w:r>
+              <w:rPr>
+                <w:sz w:val="23"/>
+              </w:rPr>
+              <w:t>Dẫn dắt chiến lược, gọi vốn; truyền cảm hứng khởi nghiệp cho sinh viên</w:t>
+            </w:r>
+          </w:p>
+        </w:tc>
+      </w:tr>
+      <w:tr>
+        <w:tc>
+          <w:tcPr>
+            <w:tcW w:type="dxa" w:w="2880"/>
+          </w:tcPr>
+          <w:p>
+            <w:r>
+              <w:rPr>
+                <w:sz w:val="23"/>
+              </w:rPr>
+              <w:t>Nguyễn Bá Diệp</w:t>
+            </w:r>
+          </w:p>
+        </w:tc>
+        <w:tc>
+          <w:tcPr>
+            <w:tcW w:type="dxa" w:w="2880"/>
+          </w:tcPr>
+          <w:p>
+            <w:r>
+              <w:rPr>
+                <w:sz w:val="23"/>
+              </w:rPr>
+              <w:t>Đồng sáng lập; Phó Chủ tịch Hội đồng quản trị</w:t>
+            </w:r>
+          </w:p>
+        </w:tc>
+        <w:tc>
+          <w:tcPr>
+            <w:tcW w:type="dxa" w:w="2880"/>
+          </w:tcPr>
+          <w:p>
+            <w:r>
+              <w:rPr>
+                <w:sz w:val="23"/>
+              </w:rPr>
+              <w:t>Đồng hành từ năm 2007, xây dựng nền móng doanh nghiệp</w:t>
+            </w:r>
+          </w:p>
+        </w:tc>
+      </w:tr>
+    </w:tbl>
+    <w:p/>
+    <w:p>
+      <w:r>
+        <w:rPr>
+          <w:i/>
+          <w:color w:val="555555"/>
+          <w:sz w:val="21"/>
+        </w:rPr>
+        <w:t>Nguồn: Brands Vietnam. (2023). MoMo – 16 năm một hành trình của kẻ dẫn đầu lĩnh vực fintech tại Việt Nam. https://www.brandsvietnam.com/congdong/topic/335289-MoMo-16-nam-mot-hanh-trinh-cua-ke-dan-dau-linh-vuc-Fintech-tai-Viet-Nam</w:t>
+      </w:r>
+    </w:p>
+    <w:p>
+      <w:r>
+        <w:rPr>
+          <w:i/>
+          <w:color w:val="555555"/>
+          <w:sz w:val="21"/>
+        </w:rPr>
+        <w:t>Nguồn: MoMo. (2019). Đồng Tổng giám đốc MoMo Nguyễn Mạnh Tường truyền “cảm hứng khởi nghiệp” đến hàng trăm sinh viên Đại học Quốc gia TP.HCM. https://www.momo.vn/tin-tuc/tin-tuc-su-kien/coceo-momo-nguyen-manh-tuong-truyen-cam-hung-khoi-2580</w:t>
+      </w:r>
+    </w:p>
+    <w:p>
+      <w:r>
+        <w:rPr>
+          <w:b/>
+          <w:i/>
+          <w:color w:val="1F3A60"/>
+        </w:rPr>
+        <w:t>Năng lực được chứng minh qua hành động</w:t>
+      </w:r>
+    </w:p>
+    <w:p>
+      <w:pPr>
+        <w:pStyle w:val="ListBullet"/>
+        <w:jc w:val="both"/>
+      </w:pPr>
+      <w:r>
+        <w:rPr>
+          <w:b/>
+        </w:rPr>
+        <w:t xml:space="preserve">Kiên trì và xoay trục: </w:t>
+      </w:r>
+      <w:r>
+        <w:t>giai đoạn 2007–2014 với dịch vụ chuyển tiền trên nền SIM là phép thử về độ kiên trì; quyết định chuyển sang ứng dụng điện thoại thông minh năm 2014 cho thấy khả năng đọc đúng thời điểm thị trường.</w:t>
+      </w:r>
+    </w:p>
+    <w:p>
+      <w:pPr>
+        <w:pStyle w:val="ListBullet"/>
+        <w:jc w:val="both"/>
+      </w:pPr>
+      <w:r>
+        <w:rPr>
+          <w:b/>
+        </w:rPr>
+        <w:t xml:space="preserve">Bám sát thị trường: </w:t>
+      </w:r>
+      <w:r>
+        <w:t>lãnh đạo từng trực tiếp đi rao dịch vụ, hiểu khách hàng từ thực tế chứ không chỉ từ báo cáo (MoMo, 2018).</w:t>
+      </w:r>
+    </w:p>
+    <w:p>
+      <w:pPr>
+        <w:pStyle w:val="ListBullet"/>
+        <w:jc w:val="both"/>
+      </w:pPr>
+      <w:r>
+        <w:rPr>
+          <w:b/>
+        </w:rPr>
+        <w:t xml:space="preserve">Năng lực gọi vốn: </w:t>
+      </w:r>
+      <w:r>
+        <w:t>thuyết phục được các tổ chức tài chính hàng đầu thế giới qua nhiều vòng vốn liên tiếp.</w:t>
+      </w:r>
+    </w:p>
+    <w:p>
+      <w:pPr>
+        <w:pStyle w:val="ListBullet"/>
+        <w:jc w:val="both"/>
+      </w:pPr>
+      <w:r>
+        <w:rPr>
+          <w:b/>
+        </w:rPr>
+        <w:t xml:space="preserve">Khả năng điều hành đến điểm có lãi: </w:t>
+      </w:r>
+      <w:r>
+        <w:t>đưa doanh nghiệp từ lỗ khoảng 1.150 tỷ đồng (2022) và 287 tỷ đồng (2023) đến lãi ròng khoảng 347,5 tỷ đồng (2024) (Vietnam Finance, 2025).</w:t>
+      </w:r>
+    </w:p>
+    <w:p>
+      <w:r>
+        <w:rPr>
+          <w:i/>
+          <w:color w:val="555555"/>
+          <w:sz w:val="21"/>
+        </w:rPr>
+        <w:t>Nguồn: MoMo. (2018). Lãnh đạo của ví điện tử nhiều người dùng nhất Việt Nam từng phải vác loa thùng đi rao dịch vụ chuyển tiền MoMo. https://www.momo.vn/tin-tuc/tin-tuc-su-kien/lanh-dao-cua-vi-dien-tu-nhieu-nguoi-dung-nhat-viet-nam-tung-phai-vac-loa-thung-di-rao-dich-vu-chuyen-tien-momo-day-1383</w:t>
+      </w:r>
+    </w:p>
+    <w:p>
+      <w:r>
+        <w:rPr>
+          <w:i/>
+          <w:color w:val="555555"/>
+          <w:sz w:val="21"/>
+        </w:rPr>
+        <w:t>Nguồn: Vietnam Finance. (2025). Kỳ lân công nghệ MoMo lần đầu báo lãi trong năm 2024. https://vietnamfinance.vn/ky-lan-cong-nghe-momo-lan-dau-bao-lai-trong-nam-2024-d126492.html</w:t>
+      </w:r>
+    </w:p>
+    <w:p>
+      <w:r>
+        <w:rPr>
+          <w:b/>
+          <w:i/>
+          <w:color w:val="1F3A60"/>
+        </w:rPr>
+        <w:t>Đội ngũ kế cận và năng lực công nghệ</w:t>
+      </w:r>
+    </w:p>
+    <w:p>
+      <w:pPr>
+        <w:jc w:val="both"/>
+      </w:pPr>
+      <w:r>
+        <w:rPr>
+          <w:i w:val="0"/>
+        </w:rPr>
+        <w:t>Theo Giám đốc Công nghệ Thái Trí Hùng, MoMo có hơn 800 kỹ sư công nghệ và hơn 200 kỹ sư dữ liệu, trí tuệ nhân tạo (Báo Pháp luật Việt Nam, 2024a). Doanh nghiệp còn mua lại công ty khởi nghiệp trí tuệ nhân tạo Pique và chiêu mộ cả nhà sáng lập của công ty này (VietTimes, 2022) – một cách “mua nhân tài” để rút ngắn thời gian xây dựng năng lực.</w:t>
+      </w:r>
+    </w:p>
+    <w:p>
+      <w:r>
+        <w:rPr>
+          <w:i/>
+          <w:color w:val="555555"/>
+          <w:sz w:val="21"/>
+        </w:rPr>
+        <w:t>Nguồn: Báo Pháp luật Việt Nam. (2024a). CTO MoMo Thái Trí Hùng: Công cụ AI thực sự giải phóng nhân viên chăm sóc khách hàng khỏi công việc “rửa chén, quét nhà” nhàm chán. https://doanhnhan.baophapluat.vn/cto-momo-thai-tri-hung-cong-cu-ai-thuc-su-giai-phong-nhan-vien-cham-soc-khach-hang-khoi-cong-viec-rua-chen-quet-nha-nham-chan-78750</w:t>
+      </w:r>
+    </w:p>
+    <w:p>
+      <w:r>
+        <w:rPr>
+          <w:i/>
+          <w:color w:val="555555"/>
+          <w:sz w:val="21"/>
+        </w:rPr>
+        <w:t>Nguồn: VietTimes. (2022). MoMo thâu tóm start-up AI, chiêu mộ cả nhà sáng lập. https://viettimes.vn/momo-thau-tom-start-up-ai-chieu-mo-ca-founder-post147508.html</w:t>
+      </w:r>
+    </w:p>
+    <w:tbl>
+      <w:tblPr>
+        <w:tblStyle w:val="TableGrid"/>
+        <w:tblW w:type="auto" w:w="0"/>
+        <w:tblLook w:firstColumn="1" w:firstRow="1" w:lastColumn="0" w:lastRow="0" w:noHBand="0" w:noVBand="1" w:val="04A0"/>
+      </w:tblPr>
+      <w:tblGrid>
+        <w:gridCol w:w="8640"/>
+      </w:tblGrid>
+      <w:tr>
+        <w:tc>
+          <w:tcPr>
+            <w:tcW w:type="dxa" w:w="8640"/>
+            <w:shd w:val="clear" w:fill="FCEFE3"/>
+          </w:tcPr>
+          <w:p>
+            <w:pPr>
+              <w:jc w:val="both"/>
+            </w:pPr>
+            <w:r>
+              <w:rPr>
+                <w:b/>
+              </w:rPr>
+              <w:t xml:space="preserve">Góc nhìn phản biện: </w:t>
+            </w:r>
+            <w:r>
+              <w:t>Ông Nguyễn Mạnh Tường từng thừa nhận khó khăn lớn nhất trong mười năm của MoMo là đấu tranh về đường lối, quan điểm trong nội bộ (MoMo, 2019). Khi doanh nghiệp càng lớn và cổ đông càng nhiều, nguy cơ bất đồng chiến lược càng cao.</w:t>
+            </w:r>
+          </w:p>
+        </w:tc>
+      </w:tr>
+    </w:tbl>
+    <w:p/>
+    <w:p>
+      <w:r>
+        <w:rPr>
+          <w:i/>
+          <w:color w:val="555555"/>
+          <w:sz w:val="21"/>
+        </w:rPr>
+        <w:t>Nguồn: MoMo. (2019). Đồng Tổng giám đốc MoMo Nguyễn Mạnh Tường truyền “cảm hứng khởi nghiệp” đến hàng trăm sinh viên Đại học Quốc gia TP.HCM. https://www.momo.vn/tin-tuc/tin-tuc-su-kien/coceo-momo-nguyen-manh-tuong-truyen-cam-hung-khoi-2580</w:t>
+      </w:r>
+    </w:p>
+    <w:p>
+      <w:pPr>
+        <w:jc w:val="both"/>
+      </w:pPr>
+      <w:r>
+        <w:rPr>
+          <w:b/>
+        </w:rPr>
+        <w:t xml:space="preserve">Liên kết trong ma trận: </w:t>
+      </w:r>
+      <w:r>
+        <w:rPr>
+          <w:i/>
+        </w:rPr>
+        <w:t>Đội ngũ là “gốc” của Mạng lưới (4.3) – chính uy tín nhà sáng lập mở ra quan hệ với nhà đầu tư – và quyết định chất lượng của Tổ chức (5.3) khi doanh nghiệp mở rộng.</w:t>
+      </w:r>
+    </w:p>
+    <w:p>
+      <w:pPr>
+        <w:pStyle w:val="Heading1"/>
+      </w:pPr>
+      <w:r>
+        <w:rPr>
+          <w:rFonts w:ascii="Times New Roman" w:hAnsi="Times New Roman"/>
+          <w:color w:val="1F3A60"/>
+        </w:rPr>
+        <w:t>PHẦN 4. NGÀNH – ĐẶT MOMO VÀO BỨC TRANH VĨ MÔ</w:t>
+      </w:r>
+    </w:p>
+    <w:p>
+      <w:pPr>
+        <w:pStyle w:val="Heading2"/>
+      </w:pPr>
+      <w:r>
+        <w:rPr>
+          <w:rFonts w:ascii="Times New Roman" w:hAnsi="Times New Roman"/>
+          <w:color w:val="1F3A60"/>
+        </w:rPr>
+        <w:t>4.1. Thị trường: nền kinh tế số tăng nhanh nhất khu vực</w:t>
+      </w:r>
+    </w:p>
+    <w:tbl>
+      <w:tblPr>
+        <w:tblStyle w:val="TableGrid"/>
+        <w:tblW w:type="auto" w:w="0"/>
+        <w:tblLook w:firstColumn="1" w:firstRow="1" w:lastColumn="0" w:lastRow="0" w:noHBand="0" w:noVBand="1" w:val="04A0"/>
+      </w:tblPr>
+      <w:tblGrid>
+        <w:gridCol w:w="8640"/>
+      </w:tblGrid>
+      <w:tr>
+        <w:tc>
+          <w:tcPr>
+            <w:tcW w:type="dxa" w:w="8640"/>
+            <w:shd w:val="clear" w:fill="E8EEF6"/>
+          </w:tcPr>
+          <w:p>
+            <w:pPr>
+              <w:jc w:val="both"/>
+            </w:pPr>
+            <w:r>
+              <w:rPr>
+                <w:b/>
+              </w:rPr>
+              <w:t xml:space="preserve">Nhận định: </w:t>
+            </w:r>
+            <w:r>
+              <w:t>MoMo hoạt động trong một thị trường vừa lớn vừa tăng nhanh, nhưng giá trị thực sự nằm ở phần thị trường “chưa được phục vụ” – người dân nông thôn và nhóm chưa có tài khoản ngân hàng.</w:t>
+            </w:r>
+          </w:p>
+        </w:tc>
+      </w:tr>
+    </w:tbl>
+    <w:p/>
+    <w:p>
+      <w:r>
+        <w:rPr>
+          <w:b/>
+          <w:i/>
+          <w:color w:val="1F3A60"/>
+        </w:rPr>
+        <w:t>Quy mô và tốc độ</w:t>
+      </w:r>
+    </w:p>
+    <w:p>
+      <w:pPr>
+        <w:jc w:val="both"/>
+      </w:pPr>
+      <w:r>
+        <w:rPr>
+          <w:i w:val="0"/>
+        </w:rPr>
+        <w:t>Báo cáo e-Conomy SEA 2023 cho biết Việt Nam là nền kinh tế số tăng trưởng nhanh nhất Đông Nam Á với tốc độ khoảng 20% mỗi năm giai đoạn 2023–2025; tổng giá trị hàng hóa giao dịch dự kiến gần 45 tỷ đô la Mỹ vào năm 2025, riêng thương mại điện tử đạt khoảng 24 tỷ đô la Mỹ (Google và cộng sự, 2023; DTiNews, 2023). Mọi giao dịch trong nền kinh tế số đều cần một phương thức thanh toán, nên ví điện tử hưởng lợi trực tiếp từ đà tăng trưởng này.</w:t>
+      </w:r>
+    </w:p>
+    <w:p>
+      <w:r>
+        <w:rPr>
+          <w:i/>
+          <w:color w:val="555555"/>
+          <w:sz w:val="21"/>
+        </w:rPr>
+        <w:t>Nguồn: Google, Temasek, &amp; Bain &amp; Company. (2023). e-Conomy SEA 2023: Reaching new heights – Navigating the path to profitable growth. https://temasek.com.sg/content/dam/temasek-corporate/news-and-views/resources/reports/google-temasek-bain-e-conomy-sea-2023-report.pdf</w:t>
+      </w:r>
+    </w:p>
+    <w:p>
+      <w:r>
+        <w:rPr>
+          <w:i/>
+          <w:color w:val="555555"/>
+          <w:sz w:val="21"/>
+        </w:rPr>
+        <w:t>Nguồn: DTiNews. (2023, 8 tháng 11). Vietnam’s digital economy grows fastest in Southeast Asia. https://dtinews.dantri.com.vn/print/20231108132620610.htm</w:t>
+      </w:r>
+    </w:p>
+    <w:p>
+      <w:pPr>
+        <w:jc w:val="both"/>
+      </w:pPr>
+      <w:r>
+        <w:rPr>
+          <w:i w:val="0"/>
+        </w:rPr>
+        <w:t>Đến cuối năm 2023, Việt Nam có khoảng 36,23 triệu ví điện tử đang hoạt động với khoảng 50 tổ chức trung gian thanh toán được cấp phép (Thị trường Tài chính Tiền tệ, 2024).</w:t>
+      </w:r>
+    </w:p>
+    <w:p>
+      <w:r>
+        <w:rPr>
+          <w:i/>
+          <w:color w:val="555555"/>
+          <w:sz w:val="21"/>
+        </w:rPr>
+        <w:t>Nguồn: Thị trường Tài chính Tiền tệ. (2024). Xu hướng công nghệ định hình ví điện tử tại Việt Nam. https://thitruongtaichinhtiente.vn/xu-huong-cong-nghe-dinh-hinh-vi-dien-tu-tai-viet-nam-68019.html</w:t>
+      </w:r>
+    </w:p>
+    <w:p>
+      <w:r>
+        <w:rPr>
+          <w:b/>
+          <w:i/>
+          <w:color w:val="1F3A60"/>
+        </w:rPr>
+        <w:t>Ba vòng thị trường</w:t>
+      </w:r>
+    </w:p>
+    <w:p>
+      <w:pPr>
+        <w:jc w:val="center"/>
+      </w:pPr>
+      <w:r>
+        <w:rPr>
+          <w:b/>
+          <w:i/>
+        </w:rPr>
+        <w:t>Bảng 6. Ba vòng thị trường của MoMo</w:t>
+      </w:r>
+    </w:p>
+    <w:tbl>
+      <w:tblPr>
+        <w:tblStyle w:val="TableGrid"/>
+        <w:tblW w:type="auto" w:w="0"/>
+        <w:tblLook w:firstColumn="1" w:firstRow="1" w:lastColumn="0" w:lastRow="0" w:noHBand="0" w:noVBand="1" w:val="04A0"/>
+      </w:tblPr>
+      <w:tblGrid>
+        <w:gridCol w:w="2880"/>
+        <w:gridCol w:w="2880"/>
+        <w:gridCol w:w="2880"/>
+      </w:tblGrid>
+      <w:tr>
+        <w:tc>
+          <w:tcPr>
+            <w:tcW w:type="dxa" w:w="2880"/>
+            <w:shd w:val="clear" w:fill="1F3A60"/>
+          </w:tcPr>
+          <w:p>
+            <w:r>
+              <w:rPr>
+                <w:b/>
+                <w:color w:val="FFFFFF"/>
+                <w:sz w:val="23"/>
+              </w:rPr>
+              <w:t>Vòng thị trường</w:t>
             </w:r>
           </w:p>
         </w:tc>
@@ -1703,7 +2390,7 @@
                 <w:color w:val="FFFFFF"/>
                 <w:sz w:val="23"/>
               </w:rPr>
-              <w:t>Điểm đau được giải quyết</w:t>
+              <w:t>Ý nghĩa với MoMo</w:t>
             </w:r>
           </w:p>
         </w:tc>
@@ -1718,7 +2405,7 @@
               <w:rPr>
                 <w:sz w:val="23"/>
               </w:rPr>
-              <w:t>Chuyển tiền</w:t>
+              <w:t>Thị trường tổng thể</w:t>
             </w:r>
           </w:p>
         </w:tc>
@@ -1731,7 +2418,7 @@
               <w:rPr>
                 <w:sz w:val="23"/>
               </w:rPr>
-              <w:t>Chuyển tức thời giữa ví và tới tài khoản ngân hàng</w:t>
+              <w:t>Toàn bộ giao dịch của nền kinh tế số Việt Nam, gần 45 tỷ đô la Mỹ (2025)</w:t>
             </w:r>
           </w:p>
         </w:tc>
@@ -1744,7 +2431,7 @@
               <w:rPr>
                 <w:sz w:val="23"/>
               </w:rPr>
-              <w:t>Chuyển tiền về quê khó khăn</w:t>
+              <w:t>Cho thấy tiềm năng dài hạn</w:t>
             </w:r>
           </w:p>
         </w:tc>
@@ -1759,7 +2446,7 @@
               <w:rPr>
                 <w:sz w:val="23"/>
               </w:rPr>
-              <w:t>Thanh toán hóa đơn</w:t>
+              <w:t>Thị trường có thể phục vụ</w:t>
             </w:r>
           </w:p>
         </w:tc>
@@ -1772,7 +2459,7 @@
               <w:rPr>
                 <w:sz w:val="23"/>
               </w:rPr>
-              <w:t>Điện, nước, Internet, học phí, bảo hiểm</w:t>
+              <w:t>Người dùng điện thoại thông minh có nhu cầu thanh toán số, khoảng 36 triệu ví đang hoạt động</w:t>
             </w:r>
           </w:p>
         </w:tc>
@@ -1785,7 +2472,7 @@
               <w:rPr>
                 <w:sz w:val="23"/>
               </w:rPr>
-              <w:t>Bất tiện, mất thời gian</w:t>
+              <w:t>Không gian cạnh tranh trực tiếp</w:t>
             </w:r>
           </w:p>
         </w:tc>
@@ -1800,7 +2487,7 @@
               <w:rPr>
                 <w:sz w:val="23"/>
               </w:rPr>
-              <w:t>Thanh toán tại điểm bán</w:t>
+              <w:t>Thị trường đã chiếm lĩnh</w:t>
             </w:r>
           </w:p>
         </w:tc>
@@ -1813,7 +2500,7 @@
               <w:rPr>
                 <w:sz w:val="23"/>
               </w:rPr>
-              <w:t>Quét mã QR, kể cả mã VietQR</w:t>
+              <w:t>Khoảng 31 triệu người dùng MoMo (2021)</w:t>
             </w:r>
           </w:p>
         </w:tc>
@@ -1826,136 +2513,23 @@
               <w:rPr>
                 <w:sz w:val="23"/>
               </w:rPr>
-              <w:t>Rủi ro tiền mặt</w:t>
-            </w:r>
-          </w:p>
-        </w:tc>
-      </w:tr>
-      <w:tr>
-        <w:tc>
-          <w:tcPr>
-            <w:tcW w:type="dxa" w:w="2880"/>
-          </w:tcPr>
-          <w:p>
-            <w:r>
-              <w:rPr>
-                <w:sz w:val="23"/>
-              </w:rPr>
-              <w:t>Thanh toán trực tuyến</w:t>
-            </w:r>
-          </w:p>
-        </w:tc>
-        <w:tc>
-          <w:tcPr>
-            <w:tcW w:type="dxa" w:w="2880"/>
-          </w:tcPr>
-          <w:p>
-            <w:r>
-              <w:rPr>
-                <w:sz w:val="23"/>
-              </w:rPr>
-              <w:t>Thương mại điện tử, gọi xe, giao đồ ăn</w:t>
-            </w:r>
-          </w:p>
-        </w:tc>
-        <w:tc>
-          <w:tcPr>
-            <w:tcW w:type="dxa" w:w="2880"/>
-          </w:tcPr>
-          <w:p>
-            <w:r>
-              <w:rPr>
-                <w:sz w:val="23"/>
-              </w:rPr>
-              <w:t>Nhu cầu của nền kinh tế số</w:t>
-            </w:r>
-          </w:p>
-        </w:tc>
-      </w:tr>
-      <w:tr>
-        <w:tc>
-          <w:tcPr>
-            <w:tcW w:type="dxa" w:w="2880"/>
-          </w:tcPr>
-          <w:p>
-            <w:r>
-              <w:rPr>
-                <w:sz w:val="23"/>
-              </w:rPr>
-              <w:t>Tài chính số</w:t>
-            </w:r>
-          </w:p>
-        </w:tc>
-        <w:tc>
-          <w:tcPr>
-            <w:tcW w:type="dxa" w:w="2880"/>
-          </w:tcPr>
-          <w:p>
-            <w:r>
-              <w:rPr>
-                <w:sz w:val="23"/>
-              </w:rPr>
-              <w:t>Ví trả sau, vay tiêu dùng, bảo hiểm, tích lũy, chứng khoán</w:t>
-            </w:r>
-          </w:p>
-        </w:tc>
-        <w:tc>
-          <w:tcPr>
-            <w:tcW w:type="dxa" w:w="2880"/>
-          </w:tcPr>
-          <w:p>
-            <w:r>
-              <w:rPr>
-                <w:sz w:val="23"/>
-              </w:rPr>
-              <w:t>Khó tiếp cận tài chính</w:t>
-            </w:r>
-          </w:p>
-        </w:tc>
-      </w:tr>
-      <w:tr>
-        <w:tc>
-          <w:tcPr>
-            <w:tcW w:type="dxa" w:w="2880"/>
-          </w:tcPr>
-          <w:p>
-            <w:r>
-              <w:rPr>
-                <w:sz w:val="23"/>
-              </w:rPr>
-              <w:t>Tiện ích – thiện nguyện</w:t>
-            </w:r>
-          </w:p>
-        </w:tc>
-        <w:tc>
-          <w:tcPr>
-            <w:tcW w:type="dxa" w:w="2880"/>
-          </w:tcPr>
-          <w:p>
-            <w:r>
-              <w:rPr>
-                <w:sz w:val="23"/>
-              </w:rPr>
-              <w:t>Mua vé, nạp tiền điện thoại, Heo Đất quyên góp</w:t>
-            </w:r>
-          </w:p>
-        </w:tc>
-        <w:tc>
-          <w:tcPr>
-            <w:tcW w:type="dxa" w:w="2880"/>
-          </w:tcPr>
-          <w:p>
-            <w:r>
-              <w:rPr>
-                <w:sz w:val="23"/>
-              </w:rPr>
-              <w:t>Nhu cầu giải trí, gắn kết cộng đồng</w:t>
+              <w:t>Nền tảng để bán chéo dịch vụ tài chính</w:t>
             </w:r>
           </w:p>
         </w:tc>
       </w:tr>
     </w:tbl>
     <w:p/>
+    <w:p>
+      <w:r>
+        <w:rPr>
+          <w:i/>
+          <w:color w:val="555555"/>
+          <w:sz w:val="21"/>
+        </w:rPr>
+        <w:t>Nguồn: Google, Temasek, &amp; Bain &amp; Company. (2023). e-Conomy SEA 2023: Reaching new heights – Navigating the path to profitable growth. https://temasek.com.sg/content/dam/temasek-corporate/news-and-views/resources/reports/google-temasek-bain-e-conomy-sea-2023-report.pdf</w:t>
+      </w:r>
+    </w:p>
     <w:p>
       <w:r>
         <w:rPr>
@@ -1973,80 +2547,17 @@
           <w:color w:val="555555"/>
           <w:sz w:val="21"/>
         </w:rPr>
-        <w:t>Nguồn: Brands Vietnam. (2023). MoMo – 16 năm một hành trình của kẻ dẫn đầu lĩnh vực fintech tại Việt Nam. https://www.brandsvietnam.com/congdong/topic/335289-MoMo-16-nam-mot-hanh-trinh-cua-ke-dan-dau-linh-vuc-Fintech-tai-Viet-Nam</w:t>
+        <w:t>Nguồn: Tuổi Trẻ News. (2021, 21 tháng 12). Vietnam mobile wallet MoMo says valuation tops $2 billion after funding. https://tuoitrenews.vn/news/business/20211221/vietnam-mobile-wallet-momo-says-valuation-tops-2-billion-after-funding/64834.html</w:t>
       </w:r>
     </w:p>
     <w:p>
       <w:r>
         <w:rPr>
+          <w:b/>
           <w:i/>
-          <w:color w:val="555555"/>
-          <w:sz w:val="21"/>
+          <w:color w:val="1F3A60"/>
         </w:rPr>
-        <w:t>Nguồn: MoMo. (2023b). Heo Đất MoMo khai hội Tết mới. https://www.momo.vn/tin-tuc/tin-tuc-su-kien/heo-dat-momo-khai-hoi-tet-moi-2393</w:t>
-      </w:r>
-    </w:p>
-    <w:p>
-      <w:pPr>
-        <w:jc w:val="both"/>
-      </w:pPr>
-      <w:r>
-        <w:rPr>
-          <w:i w:val="0"/>
-        </w:rPr>
-        <w:t>b) Cơ sở pháp lý tạo niềm tin</w:t>
-      </w:r>
-    </w:p>
-    <w:p>
-      <w:pPr>
-        <w:jc w:val="both"/>
-      </w:pPr>
-      <w:r>
-        <w:rPr>
-          <w:i w:val="0"/>
-        </w:rPr>
-        <w:t>Ví điện tử là dịch vụ hỗ trợ thanh toán thuộc nhóm dịch vụ trung gian thanh toán theo Thông tư số 39/2014/TT-NHNN. Quy định yêu cầu tiền nạp và rút khỏi ví phải đi qua tài khoản thanh toán tại ngân hàng; tổ chức cung ứng ví không được cấp tín dụng hay trả lãi trên số dư (Ngân hàng Nhà nước Việt Nam, 2014; Thư viện Pháp luật, 2023). Việc là đơn vị thanh toán di động đầu tiên được cấp phép (năm 2015) giúp MoMo có lợi thế uy tín đáng kể.</w:t>
-      </w:r>
-    </w:p>
-    <w:p>
-      <w:r>
-        <w:rPr>
-          <w:i/>
-          <w:color w:val="555555"/>
-          <w:sz w:val="21"/>
-        </w:rPr>
-        <w:t>Nguồn: Ngân hàng Nhà nước Việt Nam. (2014). Thông tư số 39/2014/TT-NHNN ngày 11/12/2014 hướng dẫn về dịch vụ trung gian thanh toán. LuatVietnam. https://luatvietnam.vn/tai-chinh/thong-tu-39-2014-tt-nhnn-ngan-hang-nha-nuoc-viet-nam-91444-d1.html</w:t>
-      </w:r>
-    </w:p>
-    <w:p>
-      <w:r>
-        <w:rPr>
-          <w:i/>
-          <w:color w:val="555555"/>
-          <w:sz w:val="21"/>
-        </w:rPr>
-        <w:t>Nguồn: Thư viện Pháp luật. (2023). Để có thể cung ứng dịch vụ trung gian thanh toán thì các tổ chức dịch vụ phải đáp ứng được những điều kiện nào? https://thuvienphapluat.vn/phap-luat/de-co-the-cung-ung-dich-vu-trung-gian-thanh-toan-thi-cac-to-chuc-dich-vu-phai-dap-ung-duoc-nhung-di-433505-39657.html</w:t>
-      </w:r>
-    </w:p>
-    <w:p>
-      <w:r>
-        <w:rPr>
-          <w:i/>
-          <w:color w:val="555555"/>
-          <w:sz w:val="21"/>
-        </w:rPr>
-        <w:t>Nguồn: Brands Vietnam. (2023). MoMo – 16 năm một hành trình của kẻ dẫn đầu lĩnh vực fintech tại Việt Nam. https://www.brandsvietnam.com/congdong/topic/335289-MoMo-16-nam-mot-hanh-trinh-cua-ke-dan-dau-linh-vuc-Fintech-tai-Viet-Nam</w:t>
-      </w:r>
-    </w:p>
-    <w:p>
-      <w:pPr>
-        <w:jc w:val="both"/>
-      </w:pPr>
-      <w:r>
-        <w:rPr>
-          <w:i w:val="0"/>
-        </w:rPr>
-        <w:t>c) Lợi thế khác biệt</w:t>
+        <w:t>Chân dung các nhóm khách hàng</w:t>
       </w:r>
     </w:p>
     <w:p>
@@ -2058,10 +2569,10 @@
         <w:rPr>
           <w:b/>
         </w:rPr>
-        <w:t xml:space="preserve">Tiện lợi: </w:t>
+        <w:t xml:space="preserve">Người trẻ thành thị: </w:t>
       </w:r>
       <w:r>
-        <w:t>một ứng dụng thay cho nhiều kênh: ngân hàng, bưu điện, đại lý thu hộ.</w:t>
+        <w:t>dùng điện thoại thông minh liên tục, nhạy với ưu đãi – nhóm tạo ra phần lớn giao dịch.</w:t>
       </w:r>
     </w:p>
     <w:p>
@@ -2073,10 +2584,10 @@
         <w:rPr>
           <w:b/>
         </w:rPr>
-        <w:t xml:space="preserve">Chi phí thấp: </w:t>
+        <w:t xml:space="preserve">Người dân nông thôn: </w:t>
       </w:r>
       <w:r>
-        <w:t>nhiều giao dịch miễn phí với người dùng.</w:t>
+        <w:t>quen dùng tiền mặt, chưa có tài khoản ngân hàng – dư địa lớn nhất nhưng khó chinh phục nhất.</w:t>
       </w:r>
     </w:p>
     <w:p>
@@ -2088,10 +2599,10 @@
         <w:rPr>
           <w:b/>
         </w:rPr>
-        <w:t xml:space="preserve">Công nghệ dữ liệu: </w:t>
+        <w:t xml:space="preserve">Người lao động di cư: </w:t>
       </w:r>
       <w:r>
-        <w:t>từ năm 2019 MoMo đầu tư mạnh vào trí tuệ nhân tạo và dữ liệu, ứng dụng vào gợi ý sản phẩm, định danh điện tử, chấm điểm rủi ro và phát hiện gian lận (Thị trường Tài chính Tiền tệ, 2022).</w:t>
+        <w:t>chuyển tiền về quê đều đặn – nhóm trung thành với dịch vụ chuyển tiền.</w:t>
       </w:r>
     </w:p>
     <w:p>
@@ -2103,20 +2614,20 @@
         <w:rPr>
           <w:b/>
         </w:rPr>
-        <w:t xml:space="preserve">Khả năng mở rộng: </w:t>
+        <w:t xml:space="preserve">Cửa hàng nhỏ và doanh nghiệp: </w:t>
       </w:r>
       <w:r>
-        <w:t>mô hình nền tảng cho phép bổ sung dịch vụ mới với chi phí biên thấp, tiến tới siêu ứng dụng.</w:t>
+        <w:t>cần công cụ thu tiền chi phí thấp – nguồn thu phí trực tiếp.</w:t>
       </w:r>
     </w:p>
     <w:p>
       <w:r>
         <w:rPr>
+          <w:b/>
           <w:i/>
-          <w:color w:val="555555"/>
-          <w:sz w:val="21"/>
+          <w:color w:val="1F3A60"/>
         </w:rPr>
-        <w:t>Nguồn: Thị trường Tài chính Tiền tệ. (2022). Giới thiệu AI Committee – MoMo khẳng định quyết tâm thực thi chiến lược AI-First. https://thitruongtaichinhtiente.vn/print/38906.html</w:t>
+        <w:t>Môi trường pháp lý đang thay đổi</w:t>
       </w:r>
     </w:p>
     <w:p>
@@ -2127,86 +2638,7 @@
         <w:rPr>
           <w:i w:val="0"/>
         </w:rPr>
-        <w:t>d) Tính bền vững của lợi thế</w:t>
-      </w:r>
-    </w:p>
-    <w:p>
-      <w:pPr>
-        <w:jc w:val="both"/>
-      </w:pPr>
-      <w:r>
-        <w:rPr>
-          <w:i w:val="0"/>
-        </w:rPr>
-        <w:t>Tính năng thanh toán cơ bản dễ bị sao chép; đặc biệt, chuyển khoản ngân hàng bằng mã QR miễn phí đã trở nên phổ biến, làm giảm sự khác biệt của ví điện tử. Lợi thế bền vững của MoMo vì vậy không nằm ở từng tính năng riêng lẻ mà ở quy mô dữ liệu người dùng và hệ sinh thái dịch vụ tài chính gắn liền.</w:t>
-      </w:r>
-    </w:p>
-    <w:p>
-      <w:pPr>
-        <w:jc w:val="both"/>
-      </w:pPr>
-      <w:r>
-        <w:rPr>
-          <w:b/>
-        </w:rPr>
-        <w:t xml:space="preserve">Đánh giá: </w:t>
-      </w:r>
-      <w:r>
-        <w:rPr>
-          <w:i w:val="0"/>
-        </w:rPr>
-        <w:t>Giải pháp khớp trực tiếp với từng điểm đau, được cấp phép sớm và có nền tảng công nghệ. Trừ một điểm vì nguy cơ bị thay thế bởi ứng dụng ngân hàng ở chức năng thanh toán cơ bản.</w:t>
-      </w:r>
-    </w:p>
-    <w:p>
-      <w:pPr>
-        <w:pStyle w:val="Heading2"/>
-      </w:pPr>
-      <w:r>
-        <w:rPr>
-          <w:rFonts w:ascii="Times New Roman" w:hAnsi="Times New Roman"/>
-          <w:color w:val="1F3A60"/>
-        </w:rPr>
-        <w:t>3. Đội ngũ sáng lập – 4/5</w:t>
-      </w:r>
-    </w:p>
-    <w:p>
-      <w:pPr>
-        <w:jc w:val="both"/>
-      </w:pPr>
-      <w:r>
-        <w:rPr>
-          <w:b/>
-        </w:rPr>
-        <w:t xml:space="preserve">Câu hỏi đặt ra: </w:t>
-      </w:r>
-      <w:r>
-        <w:rPr>
-          <w:i/>
-        </w:rPr>
-        <w:t>Đội ngũ có đủ năng lực, kinh nghiệm, động lực và sự gắn kết để triển khai ý tưởng không?</w:t>
-      </w:r>
-    </w:p>
-    <w:p>
-      <w:pPr>
-        <w:jc w:val="both"/>
-      </w:pPr>
-      <w:r>
-        <w:rPr>
-          <w:i w:val="0"/>
-        </w:rPr>
-        <w:t>a) Nhà sáng lập</w:t>
-      </w:r>
-    </w:p>
-    <w:p>
-      <w:pPr>
-        <w:jc w:val="both"/>
-      </w:pPr>
-      <w:r>
-        <w:rPr>
-          <w:i w:val="0"/>
-        </w:rPr>
-        <w:t>Ông Nguyễn Mạnh Tường là đồng sáng lập, giữ vai trò Phó Chủ tịch Hội đồng quản trị kiêm Tổng Giám đốc; ông Nguyễn Bá Diệp là đồng sáng lập, Phó Chủ tịch Hội đồng quản trị. Hai nhà sáng lập cùng xây dựng M_Service từ năm 2007 (Brands Vietnam, 2023; MoMo, 2019).</w:t>
+        <w:t>Quy định ngày càng chặt chẽ: theo Thông tư 40/2024/TT-NHNN, từ 01/10/2024 người mở ví trực tuyến phải xác thực sinh trắc học; ví chưa xác thực bị tạm dừng giao dịch trực tuyến từ 01/01/2025 (VnEconomy, 2025). Thông tư 41/2025/TT-NHNN tiếp tục siết quy trình mở ví từ 01/01/2026 và không cho phép nạp, rút tiền mặt trực tiếp vào ví (LuatVietnam, 2025). Những thay đổi này làm tăng chi phí thu hút người dùng mới nhưng đồng thời loại bỏ bớt tài khoản ảo, làm thị trường minh bạch hơn.</w:t>
       </w:r>
     </w:p>
     <w:p>
@@ -2216,7 +2648,7 @@
           <w:color w:val="555555"/>
           <w:sz w:val="21"/>
         </w:rPr>
-        <w:t>Nguồn: Brands Vietnam. (2023). MoMo – 16 năm một hành trình của kẻ dẫn đầu lĩnh vực fintech tại Việt Nam. https://www.brandsvietnam.com/congdong/topic/335289-MoMo-16-nam-mot-hanh-trinh-cua-ke-dan-dau-linh-vuc-Fintech-tai-Viet-Nam</w:t>
+        <w:t>Nguồn: VnEconomy. (2025). 100% khách hàng mở tài khoản ví điện tử đều được yêu cầu xác thực sinh trắc học. https://vneconomy.vn/100-khach-hang-mo-tai-khoan-vi-dien-tu-deu-duoc-yeu-cau-xac-thuc-sinh-trac-hoc.htm</w:t>
       </w:r>
     </w:p>
     <w:p>
@@ -2226,333 +2658,7 @@
           <w:color w:val="555555"/>
           <w:sz w:val="21"/>
         </w:rPr>
-        <w:t>Nguồn: MoMo. (2019). Đồng Tổng giám đốc MoMo Nguyễn Mạnh Tường truyền “cảm hứng khởi nghiệp” đến hàng trăm sinh viên Đại học Quốc gia TP.HCM. https://www.momo.vn/tin-tuc/tin-tuc-su-kien/coceo-momo-nguyen-manh-tuong-truyen-cam-hung-khoi-2580</w:t>
-      </w:r>
-    </w:p>
-    <w:p>
-      <w:pPr>
-        <w:jc w:val="both"/>
-      </w:pPr>
-      <w:r>
-        <w:rPr>
-          <w:i w:val="0"/>
-        </w:rPr>
-        <w:t>b) Bằng chứng về năng lực thực thi</w:t>
-      </w:r>
-    </w:p>
-    <w:p>
-      <w:pPr>
-        <w:pStyle w:val="ListBullet"/>
-        <w:jc w:val="both"/>
-      </w:pPr>
-      <w:r>
-        <w:t>Kiên trì gần 7 năm (2007–2014) với mô hình chuyển tiền trên nền SIM trước khi chuyển hướng sang ví điện tử trên điện thoại thông minh – thể hiện khả năng xoay trục khi thị trường thay đổi.</w:t>
-      </w:r>
-    </w:p>
-    <w:p>
-      <w:pPr>
-        <w:pStyle w:val="ListBullet"/>
-        <w:jc w:val="both"/>
-      </w:pPr>
-      <w:r>
-        <w:t>Từng tự đi rao dịch vụ tới người dân ở giai đoạn đầu, cho thấy tinh thần “bám thị trường” của người sáng lập (MoMo, 2018).</w:t>
-      </w:r>
-    </w:p>
-    <w:p>
-      <w:pPr>
-        <w:pStyle w:val="ListBullet"/>
-        <w:jc w:val="both"/>
-      </w:pPr>
-      <w:r>
-        <w:t>Liên tục thuyết phục được các nhà đầu tư hàng đầu qua năm vòng gọi vốn, từ Goldman Sachs (2013) đến Mizuho (2021).</w:t>
-      </w:r>
-    </w:p>
-    <w:p>
-      <w:pPr>
-        <w:pStyle w:val="ListBullet"/>
-        <w:jc w:val="both"/>
-      </w:pPr>
-      <w:r>
-        <w:t>Đưa doanh nghiệp từ thua lỗ khoảng 1.150 tỷ đồng (2022) và 287 tỷ đồng (2023) đến lần đầu có lãi khoảng 347,5 tỷ đồng năm 2024 (Vietnam Finance, 2025).</w:t>
-      </w:r>
-    </w:p>
-    <w:p>
-      <w:r>
-        <w:rPr>
-          <w:i/>
-          <w:color w:val="555555"/>
-          <w:sz w:val="21"/>
-        </w:rPr>
-        <w:t>Nguồn: MoMo. (2018). Lãnh đạo của ví điện tử nhiều người dùng nhất Việt Nam từng phải vác loa thùng đi rao dịch vụ chuyển tiền MoMo. https://www.momo.vn/tin-tuc/tin-tuc-su-kien/lanh-dao-cua-vi-dien-tu-nhieu-nguoi-dung-nhat-viet-nam-tung-phai-vac-loa-thung-di-rao-dich-vu-chuyen-tien-momo-day-1383</w:t>
-      </w:r>
-    </w:p>
-    <w:p>
-      <w:r>
-        <w:rPr>
-          <w:i/>
-          <w:color w:val="555555"/>
-          <w:sz w:val="21"/>
-        </w:rPr>
-        <w:t>Nguồn: Fintech News Singapore. (2016). Fintech Vietnam boom starts: Vietnamese fintech startup raises US$28M from Goldman Sachs and Standard Chartered Private Equity. https://fintechnews.sg/1715/vietnam/vietnamese-fintech-startup-raises-us28m-goldman-sachs-standard-chartered-private-equity/</w:t>
-      </w:r>
-    </w:p>
-    <w:p>
-      <w:r>
-        <w:rPr>
-          <w:i/>
-          <w:color w:val="555555"/>
-          <w:sz w:val="21"/>
-        </w:rPr>
-        <w:t>Nguồn: Tuổi Trẻ News. (2021, 21 tháng 12). Vietnam mobile wallet MoMo says valuation tops $2 billion after funding. https://tuoitrenews.vn/news/business/20211221/vietnam-mobile-wallet-momo-says-valuation-tops-2-billion-after-funding/64834.html</w:t>
-      </w:r>
-    </w:p>
-    <w:p>
-      <w:r>
-        <w:rPr>
-          <w:i/>
-          <w:color w:val="555555"/>
-          <w:sz w:val="21"/>
-        </w:rPr>
-        <w:t>Nguồn: Vietnam Finance. (2025). Kỳ lân công nghệ MoMo lần đầu báo lãi trong năm 2024. https://vietnamfinance.vn/ky-lan-cong-nghe-momo-lan-dau-bao-lai-trong-nam-2024-d126492.html</w:t>
-      </w:r>
-    </w:p>
-    <w:p>
-      <w:pPr>
-        <w:jc w:val="both"/>
-      </w:pPr>
-      <w:r>
-        <w:rPr>
-          <w:i w:val="0"/>
-        </w:rPr>
-        <w:t>c) Đội ngũ kế cận</w:t>
-      </w:r>
-    </w:p>
-    <w:p>
-      <w:pPr>
-        <w:jc w:val="both"/>
-      </w:pPr>
-      <w:r>
-        <w:rPr>
-          <w:i w:val="0"/>
-        </w:rPr>
-        <w:t>Đội ngũ kỹ thuật được mở rộng mạnh: theo Giám đốc Công nghệ Thái Trí Hùng, MoMo có hơn 800 kỹ sư công nghệ và hơn 200 kỹ sư dữ liệu, trí tuệ nhân tạo (Báo Pháp luật Việt Nam, 2024). MoMo còn mua lại công ty khởi nghiệp trí tuệ nhân tạo Pique và chiêu mộ cả nhà sáng lập để tăng năng lực đội ngũ (VietTimes, 2022).</w:t>
-      </w:r>
-    </w:p>
-    <w:p>
-      <w:r>
-        <w:rPr>
-          <w:i/>
-          <w:color w:val="555555"/>
-          <w:sz w:val="21"/>
-        </w:rPr>
-        <w:t>Nguồn: Báo Pháp luật Việt Nam. (2024). CTO MoMo Thái Trí Hùng: Công cụ AI thực sự giải phóng nhân viên chăm sóc khách hàng khỏi công việc “rửa chén, quét nhà” nhàm chán. https://doanhnhan.baophapluat.vn/cto-momo-thai-tri-hung-cong-cu-ai-thuc-su-giai-phong-nhan-vien-cham-soc-khach-hang-khoi-cong-viec-rua-chen-quet-nha-nham-chan-78750</w:t>
-      </w:r>
-    </w:p>
-    <w:p>
-      <w:r>
-        <w:rPr>
-          <w:i/>
-          <w:color w:val="555555"/>
-          <w:sz w:val="21"/>
-        </w:rPr>
-        <w:t>Nguồn: VietTimes. (2022). MoMo thâu tóm start-up AI, chiêu mộ cả nhà sáng lập. https://viettimes.vn/momo-thau-tom-start-up-ai-chieu-mo-ca-founder-post147508.html</w:t>
-      </w:r>
-    </w:p>
-    <w:p>
-      <w:pPr>
-        <w:jc w:val="both"/>
-      </w:pPr>
-      <w:r>
-        <w:rPr>
-          <w:i w:val="0"/>
-        </w:rPr>
-        <w:t>d) Điểm cần lưu ý</w:t>
-      </w:r>
-    </w:p>
-    <w:p>
-      <w:pPr>
-        <w:jc w:val="both"/>
-      </w:pPr>
-      <w:r>
-        <w:rPr>
-          <w:i w:val="0"/>
-        </w:rPr>
-        <w:t>Ông Nguyễn Mạnh Tường từng chia sẻ khó khăn lớn nhất trong 10 năm của MoMo là đấu tranh về đường lối, quan điểm trong nội bộ (MoMo, 2019). Ngoài ra, những thay đổi về cơ cấu sở hữu khi các quỹ đầu tư mua bán cổ phần có thể ảnh hưởng đến quyền kiểm soát của nhóm sáng lập (Đại biểu Nhân dân, 2025).</w:t>
-      </w:r>
-    </w:p>
-    <w:p>
-      <w:r>
-        <w:rPr>
-          <w:i/>
-          <w:color w:val="555555"/>
-          <w:sz w:val="21"/>
-        </w:rPr>
-        <w:t>Nguồn: MoMo. (2019). Đồng Tổng giám đốc MoMo Nguyễn Mạnh Tường truyền “cảm hứng khởi nghiệp” đến hàng trăm sinh viên Đại học Quốc gia TP.HCM. https://www.momo.vn/tin-tuc/tin-tuc-su-kien/coceo-momo-nguyen-manh-tuong-truyen-cam-hung-khoi-2580</w:t>
-      </w:r>
-    </w:p>
-    <w:p>
-      <w:r>
-        <w:rPr>
-          <w:i/>
-          <w:color w:val="555555"/>
-          <w:sz w:val="21"/>
-        </w:rPr>
-        <w:t>Nguồn: Đại biểu Nhân dân. (2025). Ai thực sự sở hữu MoMo: Cuộc chuyển giao quyền lực phía sau thương vụ tỷ USD của kỳ lân fintech Việt Nam. https://daibieunhandan.vn/ai-thuc-su-so-huu-momo-cuoc-chuyen-giao-quyen-luc-phia-sau-thuong-vu-ty-usd-cua-ky-lan-fintech-viet-nam-10421244.html</w:t>
-      </w:r>
-    </w:p>
-    <w:p>
-      <w:pPr>
-        <w:jc w:val="both"/>
-      </w:pPr>
-      <w:r>
-        <w:rPr>
-          <w:b/>
-        </w:rPr>
-        <w:t xml:space="preserve">Đánh giá: </w:t>
-      </w:r>
-      <w:r>
-        <w:rPr>
-          <w:i w:val="0"/>
-        </w:rPr>
-        <w:t>Đội ngũ có cam kết dài hạn, năng lực gọi vốn và đã chứng minh khả năng đưa doanh nghiệp đến điểm có lãi. Trừ một điểm vì rủi ro bất đồng nội bộ và thay đổi cơ cấu sở hữu.</w:t>
-      </w:r>
-    </w:p>
-    <w:p>
-      <w:pPr>
-        <w:pStyle w:val="Heading1"/>
-      </w:pPr>
-      <w:r>
-        <w:rPr>
-          <w:rFonts w:ascii="Times New Roman" w:hAnsi="Times New Roman"/>
-          <w:color w:val="1F3A60"/>
-        </w:rPr>
-        <w:t>IV. PHÂN TÍCH HÀNG THỨ HAI – NGÀNH</w:t>
-      </w:r>
-    </w:p>
-    <w:p>
-      <w:pPr>
-        <w:pStyle w:val="Heading2"/>
-      </w:pPr>
-      <w:r>
-        <w:rPr>
-          <w:rFonts w:ascii="Times New Roman" w:hAnsi="Times New Roman"/>
-          <w:color w:val="1F3A60"/>
-        </w:rPr>
-        <w:t>4. Thị trường – 5/5</w:t>
-      </w:r>
-    </w:p>
-    <w:p>
-      <w:pPr>
-        <w:jc w:val="both"/>
-      </w:pPr>
-      <w:r>
-        <w:rPr>
-          <w:b/>
-        </w:rPr>
-        <w:t xml:space="preserve">Câu hỏi đặt ra: </w:t>
-      </w:r>
-      <w:r>
-        <w:rPr>
-          <w:i/>
-        </w:rPr>
-        <w:t>Thị trường mục tiêu lớn đến đâu, tăng trưởng thế nào và khách hàng chấp nhận sản phẩm ra sao?</w:t>
-      </w:r>
-    </w:p>
-    <w:p>
-      <w:pPr>
-        <w:jc w:val="both"/>
-      </w:pPr>
-      <w:r>
-        <w:rPr>
-          <w:i w:val="0"/>
-        </w:rPr>
-        <w:t>a) Quy mô thị trường nền tảng</w:t>
-      </w:r>
-    </w:p>
-    <w:p>
-      <w:pPr>
-        <w:jc w:val="both"/>
-      </w:pPr>
-      <w:r>
-        <w:rPr>
-          <w:i w:val="0"/>
-        </w:rPr>
-        <w:t>Theo báo cáo e-Conomy SEA 2023, Việt Nam là nền kinh tế số tăng trưởng nhanh nhất Đông Nam Á với tốc độ khoảng 20% mỗi năm giai đoạn 2023–2025; tổng giá trị hàng hóa giao dịch dự kiến gần 45 tỷ đô la Mỹ vào năm 2025, trong đó thương mại điện tử đạt khoảng 24 tỷ đô la Mỹ (Google và cộng sự, 2023; DTiNews, 2023). Thanh toán số là hạ tầng bắt buộc của toàn bộ mức tăng trưởng này.</w:t>
-      </w:r>
-    </w:p>
-    <w:p>
-      <w:r>
-        <w:rPr>
-          <w:i/>
-          <w:color w:val="555555"/>
-          <w:sz w:val="21"/>
-        </w:rPr>
-        <w:t>Nguồn: Google, Temasek, &amp; Bain &amp; Company. (2023). e-Conomy SEA 2023: Reaching new heights – Navigating the path to profitable growth. https://temasek.com.sg/content/dam/temasek-corporate/news-and-views/resources/reports/google-temasek-bain-e-conomy-sea-2023-report.pdf</w:t>
-      </w:r>
-    </w:p>
-    <w:p>
-      <w:r>
-        <w:rPr>
-          <w:i/>
-          <w:color w:val="555555"/>
-          <w:sz w:val="21"/>
-        </w:rPr>
-        <w:t>Nguồn: DTiNews. (2023, 8 tháng 11). Vietnam’s digital economy grows fastest in Southeast Asia. https://dtinews.dantri.com.vn/print/20231108132620610.htm</w:t>
-      </w:r>
-    </w:p>
-    <w:p>
-      <w:pPr>
-        <w:jc w:val="both"/>
-      </w:pPr>
-      <w:r>
-        <w:rPr>
-          <w:i w:val="0"/>
-        </w:rPr>
-        <w:t>b) Quy mô thị trường ví điện tử</w:t>
-      </w:r>
-    </w:p>
-    <w:p>
-      <w:pPr>
-        <w:jc w:val="both"/>
-      </w:pPr>
-      <w:r>
-        <w:rPr>
-          <w:i w:val="0"/>
-        </w:rPr>
-        <w:t>Theo Ngân hàng Nhà nước, đến cuối năm 2023 Việt Nam có khoảng 36,23 triệu ví điện tử đang hoạt động, với khoảng 50 tổ chức trung gian thanh toán được cấp phép (Thị trường Tài chính Tiền tệ, 2024).</w:t>
-      </w:r>
-    </w:p>
-    <w:p>
-      <w:r>
-        <w:rPr>
-          <w:i/>
-          <w:color w:val="555555"/>
-          <w:sz w:val="21"/>
-        </w:rPr>
-        <w:t>Nguồn: Thị trường Tài chính Tiền tệ. (2024). Xu hướng công nghệ định hình ví điện tử tại Việt Nam. https://thitruongtaichinhtiente.vn/xu-huong-cong-nghe-dinh-hinh-vi-dien-tu-tai-viet-nam-68019.html</w:t>
-      </w:r>
-    </w:p>
-    <w:p>
-      <w:pPr>
-        <w:jc w:val="both"/>
-      </w:pPr>
-      <w:r>
-        <w:rPr>
-          <w:i w:val="0"/>
-        </w:rPr>
-        <w:t>c) Phân khúc khách hàng</w:t>
-      </w:r>
-    </w:p>
-    <w:p>
-      <w:pPr>
-        <w:jc w:val="center"/>
-      </w:pPr>
-      <w:r>
-        <w:rPr>
-          <w:b/>
-          <w:i/>
-        </w:rPr>
-        <w:t>Bảng 6. Phân khúc thị trường mục tiêu</w:t>
+        <w:t>Nguồn: LuatVietnam. (2025). Tổng hợp 4 điểm mới Thông tư 41/2025/TT-NHNN về ví điện tử. https://luatvietnam.vn/linh-vuc-khac/tong-hop-diem-moi-thong-tu-41-2025-tt-nhnn-ve-vi-dien-tu-883-106022-article.html</w:t>
       </w:r>
     </w:p>
     <w:tbl>
@@ -2562,220 +2668,26 @@
         <w:tblLook w:firstColumn="1" w:firstRow="1" w:lastColumn="0" w:lastRow="0" w:noHBand="0" w:noVBand="1" w:val="04A0"/>
       </w:tblPr>
       <w:tblGrid>
-        <w:gridCol w:w="2880"/>
-        <w:gridCol w:w="2880"/>
-        <w:gridCol w:w="2880"/>
+        <w:gridCol w:w="8640"/>
       </w:tblGrid>
       <w:tr>
         <w:tc>
           <w:tcPr>
-            <w:tcW w:type="dxa" w:w="2880"/>
-            <w:shd w:val="clear" w:fill="1F3A60"/>
+            <w:tcW w:type="dxa" w:w="8640"/>
+            <w:shd w:val="clear" w:fill="FCEFE3"/>
           </w:tcPr>
           <w:p>
+            <w:pPr>
+              <w:jc w:val="both"/>
+            </w:pPr>
             <w:r>
               <w:rPr>
                 <w:b/>
-                <w:color w:val="FFFFFF"/>
-                <w:sz w:val="23"/>
               </w:rPr>
-              <w:t>Phân khúc</w:t>
+              <w:t xml:space="preserve">Góc nhìn phản biện: </w:t>
             </w:r>
-          </w:p>
-        </w:tc>
-        <w:tc>
-          <w:tcPr>
-            <w:tcW w:type="dxa" w:w="2880"/>
-            <w:shd w:val="clear" w:fill="1F3A60"/>
-          </w:tcPr>
-          <w:p>
             <w:r>
-              <w:rPr>
-                <w:b/>
-                <w:color w:val="FFFFFF"/>
-                <w:sz w:val="23"/>
-              </w:rPr>
-              <w:t>Đặc điểm</w:t>
-            </w:r>
-          </w:p>
-        </w:tc>
-        <w:tc>
-          <w:tcPr>
-            <w:tcW w:type="dxa" w:w="2880"/>
-            <w:shd w:val="clear" w:fill="1F3A60"/>
-          </w:tcPr>
-          <w:p>
-            <w:r>
-              <w:rPr>
-                <w:b/>
-                <w:color w:val="FFFFFF"/>
-                <w:sz w:val="23"/>
-              </w:rPr>
-              <w:t>Vai trò với MoMo</w:t>
-            </w:r>
-          </w:p>
-        </w:tc>
-      </w:tr>
-      <w:tr>
-        <w:tc>
-          <w:tcPr>
-            <w:tcW w:type="dxa" w:w="2880"/>
-          </w:tcPr>
-          <w:p>
-            <w:r>
-              <w:rPr>
-                <w:sz w:val="23"/>
-              </w:rPr>
-              <w:t>Người trẻ thành thị (khoảng 18–35 tuổi)</w:t>
-            </w:r>
-          </w:p>
-        </w:tc>
-        <w:tc>
-          <w:tcPr>
-            <w:tcW w:type="dxa" w:w="2880"/>
-          </w:tcPr>
-          <w:p>
-            <w:r>
-              <w:rPr>
-                <w:sz w:val="23"/>
-              </w:rPr>
-              <w:t>Dùng điện thoại thông minh thường xuyên, thích ưu đãi</w:t>
-            </w:r>
-          </w:p>
-        </w:tc>
-        <w:tc>
-          <w:tcPr>
-            <w:tcW w:type="dxa" w:w="2880"/>
-          </w:tcPr>
-          <w:p>
-            <w:r>
-              <w:rPr>
-                <w:sz w:val="23"/>
-              </w:rPr>
-              <w:t>Phân khúc cốt lõi, tạo phần lớn giao dịch</w:t>
-            </w:r>
-          </w:p>
-        </w:tc>
-      </w:tr>
-      <w:tr>
-        <w:tc>
-          <w:tcPr>
-            <w:tcW w:type="dxa" w:w="2880"/>
-          </w:tcPr>
-          <w:p>
-            <w:r>
-              <w:rPr>
-                <w:sz w:val="23"/>
-              </w:rPr>
-              <w:t>Người dân nông thôn, chưa có tài khoản ngân hàng</w:t>
-            </w:r>
-          </w:p>
-        </w:tc>
-        <w:tc>
-          <w:tcPr>
-            <w:tcW w:type="dxa" w:w="2880"/>
-          </w:tcPr>
-          <w:p>
-            <w:r>
-              <w:rPr>
-                <w:sz w:val="23"/>
-              </w:rPr>
-              <w:t>Quen dùng tiền mặt, thu nhập thấp hơn</w:t>
-            </w:r>
-          </w:p>
-        </w:tc>
-        <w:tc>
-          <w:tcPr>
-            <w:tcW w:type="dxa" w:w="2880"/>
-          </w:tcPr>
-          <w:p>
-            <w:r>
-              <w:rPr>
-                <w:sz w:val="23"/>
-              </w:rPr>
-              <w:t>Dư địa tăng trưởng dài hạn</w:t>
-            </w:r>
-          </w:p>
-        </w:tc>
-      </w:tr>
-      <w:tr>
-        <w:tc>
-          <w:tcPr>
-            <w:tcW w:type="dxa" w:w="2880"/>
-          </w:tcPr>
-          <w:p>
-            <w:r>
-              <w:rPr>
-                <w:sz w:val="23"/>
-              </w:rPr>
-              <w:t>Người lao động di cư</w:t>
-            </w:r>
-          </w:p>
-        </w:tc>
-        <w:tc>
-          <w:tcPr>
-            <w:tcW w:type="dxa" w:w="2880"/>
-          </w:tcPr>
-          <w:p>
-            <w:r>
-              <w:rPr>
-                <w:sz w:val="23"/>
-              </w:rPr>
-              <w:t>Nhu cầu chuyển tiền về quê thường xuyên</w:t>
-            </w:r>
-          </w:p>
-        </w:tc>
-        <w:tc>
-          <w:tcPr>
-            <w:tcW w:type="dxa" w:w="2880"/>
-          </w:tcPr>
-          <w:p>
-            <w:r>
-              <w:rPr>
-                <w:sz w:val="23"/>
-              </w:rPr>
-              <w:t>Nhóm sử dụng dịch vụ chuyển tiền</w:t>
-            </w:r>
-          </w:p>
-        </w:tc>
-      </w:tr>
-      <w:tr>
-        <w:tc>
-          <w:tcPr>
-            <w:tcW w:type="dxa" w:w="2880"/>
-          </w:tcPr>
-          <w:p>
-            <w:r>
-              <w:rPr>
-                <w:sz w:val="23"/>
-              </w:rPr>
-              <w:t>Cửa hàng, doanh nghiệp nhỏ</w:t>
-            </w:r>
-          </w:p>
-        </w:tc>
-        <w:tc>
-          <w:tcPr>
-            <w:tcW w:type="dxa" w:w="2880"/>
-          </w:tcPr>
-          <w:p>
-            <w:r>
-              <w:rPr>
-                <w:sz w:val="23"/>
-              </w:rPr>
-              <w:t>Cần công cụ thu tiền chi phí thấp</w:t>
-            </w:r>
-          </w:p>
-        </w:tc>
-        <w:tc>
-          <w:tcPr>
-            <w:tcW w:type="dxa" w:w="2880"/>
-          </w:tcPr>
-          <w:p>
-            <w:r>
-              <w:rPr>
-                <w:sz w:val="23"/>
-              </w:rPr>
-              <w:t>Nguồn thu phí từ đối tác</w:t>
+              <w:t>Con số 36 triệu ví đang hoạt động không có nghĩa là 36 triệu khách hàng khác nhau – một người có thể dùng nhiều ví. Quy mô thị trường thực có thể nhỏ hơn con số công bố.</w:t>
             </w:r>
           </w:p>
         </w:tc>
@@ -2788,105 +2700,15 @@
       </w:pPr>
       <w:r>
         <w:rPr>
-          <w:i w:val="0"/>
+          <w:b/>
         </w:rPr>
-        <w:t>d) Động lực tăng trưởng</w:t>
+        <w:t xml:space="preserve">Liên kết trong ma trận: </w:t>
       </w:r>
-    </w:p>
-    <w:p>
-      <w:pPr>
-        <w:pStyle w:val="ListBullet"/>
-        <w:jc w:val="both"/>
-      </w:pPr>
-      <w:r>
-        <w:t>Mục tiêu 80% người trưởng thành có tài khoản ngân hàng vào năm 2025 theo Quyết định 1813/QĐ-TTg.</w:t>
-      </w:r>
-    </w:p>
-    <w:p>
-      <w:pPr>
-        <w:pStyle w:val="ListBullet"/>
-        <w:jc w:val="both"/>
-      </w:pPr>
-      <w:r>
-        <w:t>Thương mại điện tử tăng trưởng nhanh kéo theo nhu cầu thanh toán trực tuyến.</w:t>
-      </w:r>
-    </w:p>
-    <w:p>
-      <w:pPr>
-        <w:pStyle w:val="ListBullet"/>
-        <w:jc w:val="both"/>
-      </w:pPr>
-      <w:r>
-        <w:t>Dân số trẻ, tỷ lệ sử dụng điện thoại thông minh cao.</w:t>
-      </w:r>
-    </w:p>
-    <w:p>
       <w:r>
         <w:rPr>
           <w:i/>
-          <w:color w:val="555555"/>
-          <w:sz w:val="21"/>
         </w:rPr>
-        <w:t>Nguồn: Thủ tướng Chính phủ. (2021). Quyết định số 1813/QĐ-TTg ngày 28/10/2021 phê duyệt Đề án phát triển thanh toán không dùng tiền mặt tại Việt Nam giai đoạn 2021–2025. LuatVietnam. https://luatvietnam.vn/tai-chinh/quyet-dinh-1813-qd-ttg-211698-d1.html</w:t>
-      </w:r>
-    </w:p>
-    <w:p>
-      <w:r>
-        <w:rPr>
-          <w:i/>
-          <w:color w:val="555555"/>
-          <w:sz w:val="21"/>
-        </w:rPr>
-        <w:t>Nguồn: Google, Temasek, &amp; Bain &amp; Company. (2023). e-Conomy SEA 2023: Reaching new heights – Navigating the path to profitable growth. https://temasek.com.sg/content/dam/temasek-corporate/news-and-views/resources/reports/google-temasek-bain-e-conomy-sea-2023-report.pdf</w:t>
-      </w:r>
-    </w:p>
-    <w:p>
-      <w:pPr>
-        <w:jc w:val="both"/>
-      </w:pPr>
-      <w:r>
-        <w:rPr>
-          <w:i w:val="0"/>
-        </w:rPr>
-        <w:t>e) Rủi ro thị trường</w:t>
-      </w:r>
-    </w:p>
-    <w:p>
-      <w:pPr>
-        <w:jc w:val="both"/>
-      </w:pPr>
-      <w:r>
-        <w:rPr>
-          <w:i w:val="0"/>
-        </w:rPr>
-        <w:t>Thị trường tăng trưởng không có nghĩa mọi ví đều tăng trưởng tương ứng. Chi phí chuyển đổi giữa các ví rất thấp, người lớn tuổi vẫn quen dùng tiền mặt, nạn lừa đảo trực tuyến làm giảm niềm tin, và quy định định danh khách hàng ngày càng chặt.</w:t>
-      </w:r>
-    </w:p>
-    <w:p>
-      <w:pPr>
-        <w:jc w:val="both"/>
-      </w:pPr>
-      <w:r>
-        <w:rPr>
-          <w:b/>
-        </w:rPr>
-        <w:t xml:space="preserve">Đánh giá: </w:t>
-      </w:r>
-      <w:r>
-        <w:rPr>
-          <w:i w:val="0"/>
-        </w:rPr>
-        <w:t>Thị trường lớn, tăng nhanh nhất khu vực và còn nhiều khoảng trống ở nhóm chưa có tài khoản ngân hàng – rất hấp dẫn với doanh nghiệp khởi nghiệp theo tiêu chí của Allen (2016).</w:t>
-      </w:r>
-    </w:p>
-    <w:p>
-      <w:r>
-        <w:rPr>
-          <w:i/>
-          <w:color w:val="555555"/>
-          <w:sz w:val="21"/>
-        </w:rPr>
-        <w:t>Nguồn: Allen, K. R. (2016). Launching new ventures: An entrepreneurial approach (7th ed.). Cengage Learning.</w:t>
+        <w:t>Thị trường lớn hấp dẫn nhiều đối thủ, dẫn trực tiếp đến cường độ Cạnh tranh (4.2) cao; quy định siết chặt ảnh hưởng tới Bán hàng (5.1) và Sản xuất (5.2).</w:t>
       </w:r>
     </w:p>
     <w:p>
@@ -2898,76 +2720,50 @@
           <w:rFonts w:ascii="Times New Roman" w:hAnsi="Times New Roman"/>
           <w:color w:val="1F3A60"/>
         </w:rPr>
-        <w:t>5. Cạnh tranh – 3/5</w:t>
+        <w:t>4.2. Cạnh tranh: dẫn đầu nhưng không thể chủ quan</w:t>
       </w:r>
     </w:p>
+    <w:tbl>
+      <w:tblPr>
+        <w:tblStyle w:val="TableGrid"/>
+        <w:tblW w:type="auto" w:w="0"/>
+        <w:tblLook w:firstColumn="1" w:firstRow="1" w:lastColumn="0" w:lastRow="0" w:noHBand="0" w:noVBand="1" w:val="04A0"/>
+      </w:tblPr>
+      <w:tblGrid>
+        <w:gridCol w:w="8640"/>
+      </w:tblGrid>
+      <w:tr>
+        <w:tc>
+          <w:tcPr>
+            <w:tcW w:type="dxa" w:w="8640"/>
+            <w:shd w:val="clear" w:fill="E8EEF6"/>
+          </w:tcPr>
+          <w:p>
+            <w:pPr>
+              <w:jc w:val="both"/>
+            </w:pPr>
+            <w:r>
+              <w:rPr>
+                <w:b/>
+              </w:rPr>
+              <w:t xml:space="preserve">Nhận định: </w:t>
+            </w:r>
+            <w:r>
+              <w:t>MoMo đang dẫn đầu thị trường ví điện tử, nhưng đối thủ nguy hiểm nhất lại không phải một ví điện tử khác mà là ứng dụng ngân hàng số.</w:t>
+            </w:r>
+          </w:p>
+        </w:tc>
+      </w:tr>
+    </w:tbl>
+    <w:p/>
     <w:p>
-      <w:pPr>
-        <w:jc w:val="both"/>
-      </w:pPr>
       <w:r>
         <w:rPr>
           <w:b/>
+          <w:i/>
+          <w:color w:val="1F3A60"/>
         </w:rPr>
-        <w:t xml:space="preserve">Câu hỏi đặt ra: </w:t>
-      </w:r>
-      <w:r>
-        <w:rPr>
-          <w:i/>
-        </w:rPr>
-        <w:t>Đối thủ hiện tại và tương lai là ai? Họ cạnh tranh bằng yếu tố nào? MoMo duy trì vị thế bằng cách nào?</w:t>
-      </w:r>
-    </w:p>
-    <w:p>
-      <w:pPr>
-        <w:jc w:val="both"/>
-      </w:pPr>
-      <w:r>
-        <w:rPr>
-          <w:i w:val="0"/>
-        </w:rPr>
-        <w:t>a) Vị thế hiện tại</w:t>
-      </w:r>
-    </w:p>
-    <w:p>
-      <w:pPr>
-        <w:jc w:val="both"/>
-      </w:pPr>
-      <w:r>
-        <w:rPr>
-          <w:i w:val="0"/>
-        </w:rPr>
-        <w:t>Theo dữ liệu của Decision Lab và MMA quý I/2023, MoMo đứng đầu với tỷ lệ thâm nhập khoảng 68%, tiếp theo là ZaloPay (53%), ViettelPay (27%), ShopeePay (25%), VNPay (16%) và Moca (7%) (Nhà Đầu tư, 2023). Khảo sát năm 2024 tiếp tục cho thấy MoMo là ví điện tử được sử dụng nhiều nhất (Bizhub – Việt Nam News, 2024).</w:t>
-      </w:r>
-    </w:p>
-    <w:p>
-      <w:r>
-        <w:rPr>
-          <w:i/>
-          <w:color w:val="555555"/>
-          <w:sz w:val="21"/>
-        </w:rPr>
-        <w:t>Nguồn: Nhà Đầu tư. (2023). MoMo nắm 68% thị phần fintech Việt Nam. https://nhadautu.vn/momo-nam-68-thi-phan-fintech-viet-nam-d76691.html</w:t>
-      </w:r>
-    </w:p>
-    <w:p>
-      <w:r>
-        <w:rPr>
-          <w:i/>
-          <w:color w:val="555555"/>
-          <w:sz w:val="21"/>
-        </w:rPr>
-        <w:t>Nguồn: Thị trường Tài chính Tiền tệ. (2023). MoMo và ZaloPay dẫn đầu thị trường ví điện tử trong nước. https://thitruongtaichinhtiente.vn/momo-va-zalopay-dan-dau-thi-truong-vi-dien-tu-trong-nuoc-45105.html</w:t>
-      </w:r>
-    </w:p>
-    <w:p>
-      <w:r>
-        <w:rPr>
-          <w:i/>
-          <w:color w:val="555555"/>
-          <w:sz w:val="21"/>
-        </w:rPr>
-        <w:t>Nguồn: Bizhub – Việt Nam News. (2024). MoMo remains most popular e-wallet in Việt Nam. https://bizhub.vietnamnews.vn/momo-remains-most-popular-e-wallet-in-viet-nam-post352821.html</w:t>
+        <w:t>Bản đồ vị thế</w:t>
       </w:r>
     </w:p>
     <w:p>
@@ -2979,7 +2775,7 @@
           <w:b/>
           <w:i/>
         </w:rPr>
-        <w:t>Bảng 7. Tỷ lệ thâm nhập của các ví điện tử</w:t>
+        <w:t>Bảng 7. Tỷ lệ thâm nhập của các ví điện tử theo Decision Lab và MMA</w:t>
       </w:r>
     </w:p>
     <w:tbl>
@@ -3214,7 +3010,27 @@
         <w:rPr>
           <w:i w:val="0"/>
         </w:rPr>
-        <w:t>b) Đối thủ chính</w:t>
+        <w:t>MoMo dẫn trước đối thủ gần nhất 15 điểm phần trăm (Nhà Đầu tư, 2023), và các khảo sát năm 2024 tiếp tục xác nhận MoMo là ví được sử dụng nhiều nhất (Bizhub – Việt Nam News, 2024).</w:t>
+      </w:r>
+    </w:p>
+    <w:p>
+      <w:r>
+        <w:rPr>
+          <w:i/>
+          <w:color w:val="555555"/>
+          <w:sz w:val="21"/>
+        </w:rPr>
+        <w:t>Nguồn: Bizhub – Việt Nam News. (2024). MoMo remains most popular e-wallet in Việt Nam. https://bizhub.vietnamnews.vn/momo-remains-most-popular-e-wallet-in-viet-nam-post352821.html</w:t>
+      </w:r>
+    </w:p>
+    <w:p>
+      <w:r>
+        <w:rPr>
+          <w:b/>
+          <w:i/>
+          <w:color w:val="1F3A60"/>
+        </w:rPr>
+        <w:t>Ba nhóm đối thủ</w:t>
       </w:r>
     </w:p>
     <w:p>
@@ -3226,7 +3042,7 @@
           <w:b/>
           <w:i/>
         </w:rPr>
-        <w:t>Bảng 8. Các đối thủ cạnh tranh chính</w:t>
+        <w:t>Bảng 8. Phân nhóm đối thủ cạnh tranh</w:t>
       </w:r>
     </w:p>
     <w:tbl>
@@ -3236,14 +3052,15 @@
         <w:tblLook w:firstColumn="1" w:firstRow="1" w:lastColumn="0" w:lastRow="0" w:noHBand="0" w:noVBand="1" w:val="04A0"/>
       </w:tblPr>
       <w:tblGrid>
-        <w:gridCol w:w="2880"/>
-        <w:gridCol w:w="2880"/>
-        <w:gridCol w:w="2880"/>
+        <w:gridCol w:w="2160"/>
+        <w:gridCol w:w="2160"/>
+        <w:gridCol w:w="2160"/>
+        <w:gridCol w:w="2160"/>
       </w:tblGrid>
       <w:tr>
         <w:tc>
           <w:tcPr>
-            <w:tcW w:type="dxa" w:w="2880"/>
+            <w:tcW w:type="dxa" w:w="2160"/>
             <w:shd w:val="clear" w:fill="1F3A60"/>
           </w:tcPr>
           <w:p>
@@ -3253,13 +3070,13 @@
                 <w:color w:val="FFFFFF"/>
                 <w:sz w:val="23"/>
               </w:rPr>
-              <w:t>Đối thủ</w:t>
+              <w:t>Nhóm đối thủ</w:t>
             </w:r>
           </w:p>
         </w:tc>
         <w:tc>
           <w:tcPr>
-            <w:tcW w:type="dxa" w:w="2880"/>
+            <w:tcW w:type="dxa" w:w="2160"/>
             <w:shd w:val="clear" w:fill="1F3A60"/>
           </w:tcPr>
           <w:p>
@@ -3269,13 +3086,13 @@
                 <w:color w:val="FFFFFF"/>
                 <w:sz w:val="23"/>
               </w:rPr>
-              <w:t>Lợi thế đáng chú ý</w:t>
+              <w:t>Đại diện</w:t>
             </w:r>
           </w:p>
         </w:tc>
         <w:tc>
           <w:tcPr>
-            <w:tcW w:type="dxa" w:w="2880"/>
+            <w:tcW w:type="dxa" w:w="2160"/>
             <w:shd w:val="clear" w:fill="1F3A60"/>
           </w:tcPr>
           <w:p>
@@ -3285,7 +3102,23 @@
                 <w:color w:val="FFFFFF"/>
                 <w:sz w:val="23"/>
               </w:rPr>
-              <w:t>Tác động tới MoMo</w:t>
+              <w:t>Vũ khí cạnh tranh</w:t>
+            </w:r>
+          </w:p>
+        </w:tc>
+        <w:tc>
+          <w:tcPr>
+            <w:tcW w:type="dxa" w:w="2160"/>
+            <w:shd w:val="clear" w:fill="1F3A60"/>
+          </w:tcPr>
+          <w:p>
+            <w:r>
+              <w:rPr>
+                <w:b/>
+                <w:color w:val="FFFFFF"/>
+                <w:sz w:val="23"/>
+              </w:rPr>
+              <w:t>Mức đe dọa</w:t>
             </w:r>
           </w:p>
         </w:tc>
@@ -3293,40 +3126,53 @@
       <w:tr>
         <w:tc>
           <w:tcPr>
-            <w:tcW w:type="dxa" w:w="2880"/>
+            <w:tcW w:type="dxa" w:w="2160"/>
           </w:tcPr>
           <w:p>
             <w:r>
               <w:rPr>
                 <w:sz w:val="23"/>
               </w:rPr>
-              <w:t>ZaloPay (VNG)</w:t>
+              <w:t>Ví gắn với hệ sinh thái lớn</w:t>
             </w:r>
           </w:p>
         </w:tc>
         <w:tc>
           <w:tcPr>
-            <w:tcW w:type="dxa" w:w="2880"/>
+            <w:tcW w:type="dxa" w:w="2160"/>
           </w:tcPr>
           <w:p>
             <w:r>
               <w:rPr>
                 <w:sz w:val="23"/>
               </w:rPr>
-              <w:t>Hệ sinh thái Zalo với hơn 77 triệu người dùng hoạt động hằng tháng</w:t>
+              <w:t>ZaloPay (Zalo, hơn 77 triệu người dùng hằng tháng), ShopeePay (sàn Shopee)</w:t>
             </w:r>
           </w:p>
         </w:tc>
         <w:tc>
           <w:tcPr>
-            <w:tcW w:type="dxa" w:w="2880"/>
+            <w:tcW w:type="dxa" w:w="2160"/>
           </w:tcPr>
           <w:p>
             <w:r>
               <w:rPr>
                 <w:sz w:val="23"/>
               </w:rPr>
-              <w:t>Tiếp cận người dùng rất nhanh qua ứng dụng nhắn tin</w:t>
+              <w:t>Lượng người dùng sẵn có, không tốn chi phí thu hút</w:t>
+            </w:r>
+          </w:p>
+        </w:tc>
+        <w:tc>
+          <w:tcPr>
+            <w:tcW w:type="dxa" w:w="2160"/>
+          </w:tcPr>
+          <w:p>
+            <w:r>
+              <w:rPr>
+                <w:sz w:val="23"/>
+              </w:rPr>
+              <w:t>Cao</w:t>
             </w:r>
           </w:p>
         </w:tc>
@@ -3334,40 +3180,53 @@
       <w:tr>
         <w:tc>
           <w:tcPr>
-            <w:tcW w:type="dxa" w:w="2880"/>
+            <w:tcW w:type="dxa" w:w="2160"/>
           </w:tcPr>
           <w:p>
             <w:r>
               <w:rPr>
                 <w:sz w:val="23"/>
               </w:rPr>
-              <w:t>ShopeePay (Sea Group)</w:t>
+              <w:t>Ví gắn hạ tầng</w:t>
             </w:r>
           </w:p>
         </w:tc>
         <w:tc>
           <w:tcPr>
-            <w:tcW w:type="dxa" w:w="2880"/>
+            <w:tcW w:type="dxa" w:w="2160"/>
           </w:tcPr>
           <w:p>
             <w:r>
               <w:rPr>
                 <w:sz w:val="23"/>
               </w:rPr>
-              <w:t>Gắn với sàn thương mại điện tử Shopee</w:t>
+              <w:t>ViettelPay/Viettel Money, VNPay</w:t>
             </w:r>
           </w:p>
         </w:tc>
         <w:tc>
           <w:tcPr>
-            <w:tcW w:type="dxa" w:w="2880"/>
+            <w:tcW w:type="dxa" w:w="2160"/>
           </w:tcPr>
           <w:p>
             <w:r>
               <w:rPr>
                 <w:sz w:val="23"/>
               </w:rPr>
-              <w:t>Cạnh tranh mạnh ở thanh toán mua sắm trực tuyến</w:t>
+              <w:t>Phủ sóng nông thôn, mạng lưới mã QR</w:t>
+            </w:r>
+          </w:p>
+        </w:tc>
+        <w:tc>
+          <w:tcPr>
+            <w:tcW w:type="dxa" w:w="2160"/>
+          </w:tcPr>
+          <w:p>
+            <w:r>
+              <w:rPr>
+                <w:sz w:val="23"/>
+              </w:rPr>
+              <w:t>Trung bình</w:t>
             </w:r>
           </w:p>
         </w:tc>
@@ -3375,102 +3234,33 @@
       <w:tr>
         <w:tc>
           <w:tcPr>
-            <w:tcW w:type="dxa" w:w="2880"/>
+            <w:tcW w:type="dxa" w:w="2160"/>
           </w:tcPr>
           <w:p>
             <w:r>
               <w:rPr>
                 <w:sz w:val="23"/>
               </w:rPr>
-              <w:t>ViettelPay/Viettel Money</w:t>
+              <w:t>Ngân hàng số</w:t>
             </w:r>
           </w:p>
         </w:tc>
         <w:tc>
           <w:tcPr>
-            <w:tcW w:type="dxa" w:w="2880"/>
+            <w:tcW w:type="dxa" w:w="2160"/>
           </w:tcPr>
           <w:p>
             <w:r>
               <w:rPr>
                 <w:sz w:val="23"/>
               </w:rPr>
-              <w:t>Hạ tầng viễn thông phủ sâu nông thôn</w:t>
+              <w:t>Ứng dụng của các ngân hàng thương mại</w:t>
             </w:r>
           </w:p>
         </w:tc>
         <w:tc>
           <w:tcPr>
-            <w:tcW w:type="dxa" w:w="2880"/>
-          </w:tcPr>
-          <w:p>
-            <w:r>
-              <w:rPr>
-                <w:sz w:val="23"/>
-              </w:rPr>
-              <w:t>Cạnh tranh ở phân khúc nông thôn</w:t>
-            </w:r>
-          </w:p>
-        </w:tc>
-      </w:tr>
-      <w:tr>
-        <w:tc>
-          <w:tcPr>
-            <w:tcW w:type="dxa" w:w="2880"/>
-          </w:tcPr>
-          <w:p>
-            <w:r>
-              <w:rPr>
-                <w:sz w:val="23"/>
-              </w:rPr>
-              <w:t>VNPay</w:t>
-            </w:r>
-          </w:p>
-        </w:tc>
-        <w:tc>
-          <w:tcPr>
-            <w:tcW w:type="dxa" w:w="2880"/>
-          </w:tcPr>
-          <w:p>
-            <w:r>
-              <w:rPr>
-                <w:sz w:val="23"/>
-              </w:rPr>
-              <w:t>Mạng lưới mã QR liên kết nhiều ngân hàng</w:t>
-            </w:r>
-          </w:p>
-        </w:tc>
-        <w:tc>
-          <w:tcPr>
-            <w:tcW w:type="dxa" w:w="2880"/>
-          </w:tcPr>
-          <w:p>
-            <w:r>
-              <w:rPr>
-                <w:sz w:val="23"/>
-              </w:rPr>
-              <w:t>Cạnh tranh ở thanh toán tại điểm bán</w:t>
-            </w:r>
-          </w:p>
-        </w:tc>
-      </w:tr>
-      <w:tr>
-        <w:tc>
-          <w:tcPr>
-            <w:tcW w:type="dxa" w:w="2880"/>
-          </w:tcPr>
-          <w:p>
-            <w:r>
-              <w:rPr>
-                <w:sz w:val="23"/>
-              </w:rPr>
-              <w:t>Ứng dụng ngân hàng số</w:t>
-            </w:r>
-          </w:p>
-        </w:tc>
-        <w:tc>
-          <w:tcPr>
-            <w:tcW w:type="dxa" w:w="2880"/>
+            <w:tcW w:type="dxa" w:w="2160"/>
           </w:tcPr>
           <w:p>
             <w:r>
@@ -3483,14 +3273,14 @@
         </w:tc>
         <w:tc>
           <w:tcPr>
-            <w:tcW w:type="dxa" w:w="2880"/>
+            <w:tcW w:type="dxa" w:w="2160"/>
           </w:tcPr>
           <w:p>
             <w:r>
               <w:rPr>
                 <w:sz w:val="23"/>
               </w:rPr>
-              <w:t>Đối thủ gián tiếp ngày càng mạnh</w:t>
+              <w:t>Rất cao</w:t>
             </w:r>
           </w:p>
         </w:tc>
@@ -3518,14 +3308,13 @@
       </w:r>
     </w:p>
     <w:p>
-      <w:pPr>
-        <w:jc w:val="both"/>
-      </w:pPr>
       <w:r>
         <w:rPr>
-          <w:i w:val="0"/>
+          <w:b/>
+          <w:i/>
+          <w:color w:val="1F3A60"/>
         </w:rPr>
-        <w:t>c) Bản chất cạnh tranh</w:t>
+        <w:t>Điều gì giữ MoMo ở vị trí số một</w:t>
       </w:r>
     </w:p>
     <w:p>
@@ -3537,10 +3326,10 @@
         <w:rPr>
           <w:b/>
         </w:rPr>
-        <w:t xml:space="preserve">Giá và ưu đãi: </w:t>
+        <w:t xml:space="preserve">Lợi thế đi trước: </w:t>
       </w:r>
       <w:r>
-        <w:t>khuyến mãi, hoàn tiền, miễn phí giao dịch.</w:t>
+        <w:t>là ví đầu tiên được cấp phép, tích lũy người dùng sớm nhất.</w:t>
       </w:r>
     </w:p>
     <w:p>
@@ -3552,10 +3341,10 @@
         <w:rPr>
           <w:b/>
         </w:rPr>
-        <w:t xml:space="preserve">Độ rộng hệ sinh thái: </w:t>
+        <w:t xml:space="preserve">Hiệu ứng mạng lưới: </w:t>
       </w:r>
       <w:r>
-        <w:t>số lượng dịch vụ và đối tác tích hợp.</w:t>
+        <w:t>càng nhiều người dùng càng thu hút đối tác, càng nhiều đối tác càng giữ chân người dùng.</w:t>
       </w:r>
     </w:p>
     <w:p>
@@ -3567,10 +3356,10 @@
         <w:rPr>
           <w:b/>
         </w:rPr>
-        <w:t xml:space="preserve">Niềm tin: </w:t>
+        <w:t xml:space="preserve">Thương hiệu: </w:t>
       </w:r>
       <w:r>
-        <w:t>an toàn, bảo mật, xử lý sự cố.</w:t>
+        <w:t>màu hồng đặc trưng, gắn với các hoạt động dịp Tết.</w:t>
       </w:r>
     </w:p>
     <w:p>
@@ -3582,32 +3371,10 @@
         <w:rPr>
           <w:b/>
         </w:rPr>
-        <w:t xml:space="preserve">Kênh tiếp cận: </w:t>
+        <w:t xml:space="preserve">Hệ sinh thái độc lập: </w:t>
       </w:r>
       <w:r>
-        <w:t>liên kết với nền tảng có sẵn lượng người dùng lớn (nhắn tin, thương mại điện tử, gọi xe).</w:t>
-      </w:r>
-    </w:p>
-    <w:p>
-      <w:pPr>
-        <w:jc w:val="both"/>
-      </w:pPr>
-      <w:r>
-        <w:rPr>
-          <w:i w:val="0"/>
-        </w:rPr>
-        <w:t>d) Lợi thế và hạn chế của MoMo</w:t>
-      </w:r>
-    </w:p>
-    <w:p>
-      <w:pPr>
-        <w:jc w:val="both"/>
-      </w:pPr>
-      <w:r>
-        <w:rPr>
-          <w:i w:val="0"/>
-        </w:rPr>
-        <w:t>MoMo có lợi thế người đi đầu, thương hiệu màu hồng dễ nhận diện, hiệu ứng mạng lưới và hệ sinh thái rộng hơn các ví chỉ gắn với một nền tảng (Decision Lab, 2022). Ngược lại, MoMo không sở hữu nền tảng “gốc” như Zalo hay Shopee nên phải chi nhiều hơn cho khuyến mãi để giữ chân người dùng. Ranh giới cạnh tranh cũng thay đổi liên tục: MoMo đã bắt tay với Grab dù từng là đối thủ (Advertising Vietnam, 2021a).</w:t>
+        <w:t>không bị giới hạn trong một nền tảng như ZaloPay hay ShopeePay (Decision Lab, 2022).</w:t>
       </w:r>
     </w:p>
     <w:p>
@@ -3623,11 +3390,11 @@
     <w:p>
       <w:r>
         <w:rPr>
+          <w:b/>
           <w:i/>
-          <w:color w:val="555555"/>
-          <w:sz w:val="21"/>
+          <w:color w:val="1F3A60"/>
         </w:rPr>
-        <w:t>Nguồn: Advertising Vietnam. (2021a). MoMo bắt tay với Grab dù từng cạnh tranh với nhau và loạt ví điện tử hợp tác với các siêu ứng dụng để thu hút người dùng. https://advertisingvietnam.com/momo-bat-tay-voi-grab-du-tung-canh-tranh-voi-nhau-va-loat-vi-dien-tu-hop-tac-voi-cac-sieu-ung-dung-de-thu-hut-nguoi-dung-p23194</w:t>
+        <w:t>Cạnh tranh hay hợp tác?</w:t>
       </w:r>
     </w:p>
     <w:p>
@@ -3636,15 +3403,69 @@
       </w:pPr>
       <w:r>
         <w:rPr>
+          <w:i w:val="0"/>
+        </w:rPr>
+        <w:t>Một điểm thú vị là ranh giới cạnh tranh liên tục dịch chuyển: MoMo đã bắt tay với Grab dù từng là đối thủ, và nhiều ví điện tử khác cũng hợp tác với các siêu ứng dụng để thu hút người dùng (Advertising Vietnam, 2021a). Điều này cho thấy trong ngành thanh toán số, “đối thủ hôm nay có thể là đối tác ngày mai”.</w:t>
+      </w:r>
+    </w:p>
+    <w:p>
+      <w:r>
+        <w:rPr>
+          <w:i/>
+          <w:color w:val="555555"/>
+          <w:sz w:val="21"/>
+        </w:rPr>
+        <w:t>Nguồn: Advertising Vietnam. (2021a). MoMo bắt tay với Grab dù từng cạnh tranh với nhau và loạt ví điện tử hợp tác với các siêu ứng dụng để thu hút người dùng. https://advertisingvietnam.com/momo-bat-tay-voi-grab-du-tung-canh-tranh-voi-nhau-va-loat-vi-dien-tu-hop-tac-voi-cac-sieu-ung-dung-de-thu-hut-nguoi-dung-p23194</w:t>
+      </w:r>
+    </w:p>
+    <w:tbl>
+      <w:tblPr>
+        <w:tblStyle w:val="TableGrid"/>
+        <w:tblW w:type="auto" w:w="0"/>
+        <w:tblLook w:firstColumn="1" w:firstRow="1" w:lastColumn="0" w:lastRow="0" w:noHBand="0" w:noVBand="1" w:val="04A0"/>
+      </w:tblPr>
+      <w:tblGrid>
+        <w:gridCol w:w="8640"/>
+      </w:tblGrid>
+      <w:tr>
+        <w:tc>
+          <w:tcPr>
+            <w:tcW w:type="dxa" w:w="8640"/>
+            <w:shd w:val="clear" w:fill="FCEFE3"/>
+          </w:tcPr>
+          <w:p>
+            <w:pPr>
+              <w:jc w:val="both"/>
+            </w:pPr>
+            <w:r>
+              <w:rPr>
+                <w:b/>
+              </w:rPr>
+              <w:t xml:space="preserve">Góc nhìn phản biện: </w:t>
+            </w:r>
+            <w:r>
+              <w:t>Điểm yếu của MoMo là không sở hữu một nền tảng “gốc” với lượng truy cập tự nhiên như Zalo hay Shopee. Để giữ người dùng mở ứng dụng thường xuyên, MoMo buộc phải chi nhiều cho khuyến mãi – một cuộc đua tốn kém góp phần vào các năm thua lỗ trước 2024.</w:t>
+            </w:r>
+          </w:p>
+        </w:tc>
+      </w:tr>
+    </w:tbl>
+    <w:p/>
+    <w:p>
+      <w:pPr>
+        <w:jc w:val="both"/>
+      </w:pPr>
+      <w:r>
+        <w:rPr>
           <w:b/>
         </w:rPr>
-        <w:t xml:space="preserve">Đánh giá: </w:t>
+        <w:t xml:space="preserve">Liên kết trong ma trận: </w:t>
       </w:r>
       <w:r>
         <w:rPr>
-          <w:i w:val="0"/>
+          <w:i/>
         </w:rPr>
-        <w:t>MoMo dẫn đầu, nhưng cường độ cạnh tranh rất cao, chi phí thu hút khách hàng lớn và chức năng thanh toán cơ bản đang bị ngân hàng số thu hẹp khác biệt.</w:t>
+        <w:t>Áp lực cạnh tranh giải thích vì sao Bán hàng (5.1) phải chuyển từ “đốt tiền khuyến mãi” sang giữ chân bằng dịch vụ tài chính.</w:t>
       </w:r>
     </w:p>
     <w:p>
@@ -3656,35 +3477,50 @@
           <w:rFonts w:ascii="Times New Roman" w:hAnsi="Times New Roman"/>
           <w:color w:val="1F3A60"/>
         </w:rPr>
-        <w:t>6. Mạng lưới quan hệ – 5/5</w:t>
+        <w:t>4.3. Mạng lưới: tài sản khó sao chép nhất</w:t>
       </w:r>
     </w:p>
+    <w:tbl>
+      <w:tblPr>
+        <w:tblStyle w:val="TableGrid"/>
+        <w:tblW w:type="auto" w:w="0"/>
+        <w:tblLook w:firstColumn="1" w:firstRow="1" w:lastColumn="0" w:lastRow="0" w:noHBand="0" w:noVBand="1" w:val="04A0"/>
+      </w:tblPr>
+      <w:tblGrid>
+        <w:gridCol w:w="8640"/>
+      </w:tblGrid>
+      <w:tr>
+        <w:tc>
+          <w:tcPr>
+            <w:tcW w:type="dxa" w:w="8640"/>
+            <w:shd w:val="clear" w:fill="E8EEF6"/>
+          </w:tcPr>
+          <w:p>
+            <w:pPr>
+              <w:jc w:val="both"/>
+            </w:pPr>
+            <w:r>
+              <w:rPr>
+                <w:b/>
+              </w:rPr>
+              <w:t xml:space="preserve">Nhận định: </w:t>
+            </w:r>
+            <w:r>
+              <w:t>Nếu tính năng có thể sao chép trong vài tháng, thì mạng lưới nhà đầu tư, đối tác và cộng đồng mà MoMo xây dựng trong hơn 15 năm là thứ đối thủ khó có thể bắt chước.</w:t>
+            </w:r>
+          </w:p>
+        </w:tc>
+      </w:tr>
+    </w:tbl>
+    <w:p/>
     <w:p>
-      <w:pPr>
-        <w:jc w:val="both"/>
-      </w:pPr>
       <w:r>
         <w:rPr>
           <w:b/>
+          <w:i/>
+          <w:color w:val="1F3A60"/>
         </w:rPr>
-        <w:t xml:space="preserve">Câu hỏi đặt ra: </w:t>
-      </w:r>
-      <w:r>
-        <w:rPr>
-          <w:i/>
-        </w:rPr>
-        <w:t>Đội ngũ tiếp cận được những mạng lưới nào? Mạng lưới đó giúp giảm rủi ro và phát triển doanh nghiệp ra sao?</w:t>
-      </w:r>
-    </w:p>
-    <w:p>
-      <w:pPr>
-        <w:jc w:val="both"/>
-      </w:pPr>
-      <w:r>
-        <w:rPr>
-          <w:i w:val="0"/>
-        </w:rPr>
-        <w:t>a) Mạng lưới nhà đầu tư</w:t>
+        <w:t>Mạng lưới vốn</w:t>
       </w:r>
     </w:p>
     <w:p>
@@ -3706,14 +3542,15 @@
         <w:tblLook w:firstColumn="1" w:firstRow="1" w:lastColumn="0" w:lastRow="0" w:noHBand="0" w:noVBand="1" w:val="04A0"/>
       </w:tblPr>
       <w:tblGrid>
-        <w:gridCol w:w="2880"/>
-        <w:gridCol w:w="2880"/>
-        <w:gridCol w:w="2880"/>
+        <w:gridCol w:w="2160"/>
+        <w:gridCol w:w="2160"/>
+        <w:gridCol w:w="2160"/>
+        <w:gridCol w:w="2160"/>
       </w:tblGrid>
       <w:tr>
         <w:tc>
           <w:tcPr>
-            <w:tcW w:type="dxa" w:w="2880"/>
+            <w:tcW w:type="dxa" w:w="2160"/>
             <w:shd w:val="clear" w:fill="1F3A60"/>
           </w:tcPr>
           <w:p>
@@ -3729,7 +3566,7 @@
         </w:tc>
         <w:tc>
           <w:tcPr>
-            <w:tcW w:type="dxa" w:w="2880"/>
+            <w:tcW w:type="dxa" w:w="2160"/>
             <w:shd w:val="clear" w:fill="1F3A60"/>
           </w:tcPr>
           <w:p>
@@ -3745,7 +3582,7 @@
         </w:tc>
         <w:tc>
           <w:tcPr>
-            <w:tcW w:type="dxa" w:w="2880"/>
+            <w:tcW w:type="dxa" w:w="2160"/>
             <w:shd w:val="clear" w:fill="1F3A60"/>
           </w:tcPr>
           <w:p>
@@ -3759,11 +3596,27 @@
             </w:r>
           </w:p>
         </w:tc>
+        <w:tc>
+          <w:tcPr>
+            <w:tcW w:type="dxa" w:w="2160"/>
+            <w:shd w:val="clear" w:fill="1F3A60"/>
+          </w:tcPr>
+          <w:p>
+            <w:r>
+              <w:rPr>
+                <w:b/>
+                <w:color w:val="FFFFFF"/>
+                <w:sz w:val="23"/>
+              </w:rPr>
+              <w:t>Ý nghĩa</w:t>
+            </w:r>
+          </w:p>
+        </w:tc>
       </w:tr>
       <w:tr>
         <w:tc>
           <w:tcPr>
-            <w:tcW w:type="dxa" w:w="2880"/>
+            <w:tcW w:type="dxa" w:w="2160"/>
           </w:tcPr>
           <w:p>
             <w:r>
@@ -3776,7 +3629,7 @@
         </w:tc>
         <w:tc>
           <w:tcPr>
-            <w:tcW w:type="dxa" w:w="2880"/>
+            <w:tcW w:type="dxa" w:w="2160"/>
           </w:tcPr>
           <w:p>
             <w:r>
@@ -3789,7 +3642,7 @@
         </w:tc>
         <w:tc>
           <w:tcPr>
-            <w:tcW w:type="dxa" w:w="2880"/>
+            <w:tcW w:type="dxa" w:w="2160"/>
           </w:tcPr>
           <w:p>
             <w:r>
@@ -3800,11 +3653,24 @@
             </w:r>
           </w:p>
         </w:tc>
+        <w:tc>
+          <w:tcPr>
+            <w:tcW w:type="dxa" w:w="2160"/>
+          </w:tcPr>
+          <w:p>
+            <w:r>
+              <w:rPr>
+                <w:sz w:val="23"/>
+              </w:rPr>
+              <w:t>Khẳng định tiềm năng từ giai đoạn sớm</w:t>
+            </w:r>
+          </w:p>
+        </w:tc>
       </w:tr>
       <w:tr>
         <w:tc>
           <w:tcPr>
-            <w:tcW w:type="dxa" w:w="2880"/>
+            <w:tcW w:type="dxa" w:w="2160"/>
           </w:tcPr>
           <w:p>
             <w:r>
@@ -3817,7 +3683,7 @@
         </w:tc>
         <w:tc>
           <w:tcPr>
-            <w:tcW w:type="dxa" w:w="2880"/>
+            <w:tcW w:type="dxa" w:w="2160"/>
           </w:tcPr>
           <w:p>
             <w:r>
@@ -3830,7 +3696,7 @@
         </w:tc>
         <w:tc>
           <w:tcPr>
-            <w:tcW w:type="dxa" w:w="2880"/>
+            <w:tcW w:type="dxa" w:w="2160"/>
           </w:tcPr>
           <w:p>
             <w:r>
@@ -3841,11 +3707,24 @@
             </w:r>
           </w:p>
         </w:tc>
+        <w:tc>
+          <w:tcPr>
+            <w:tcW w:type="dxa" w:w="2160"/>
+          </w:tcPr>
+          <w:p>
+            <w:r>
+              <w:rPr>
+                <w:sz w:val="23"/>
+              </w:rPr>
+              <w:t>Vốn để chuyển mình thành ví điện tử</w:t>
+            </w:r>
+          </w:p>
+        </w:tc>
       </w:tr>
       <w:tr>
         <w:tc>
           <w:tcPr>
-            <w:tcW w:type="dxa" w:w="2880"/>
+            <w:tcW w:type="dxa" w:w="2160"/>
           </w:tcPr>
           <w:p>
             <w:r>
@@ -3858,20 +3737,20 @@
         </w:tc>
         <w:tc>
           <w:tcPr>
-            <w:tcW w:type="dxa" w:w="2880"/>
+            <w:tcW w:type="dxa" w:w="2160"/>
           </w:tcPr>
           <w:p>
             <w:r>
               <w:rPr>
                 <w:sz w:val="23"/>
               </w:rPr>
-              <w:t>Warburg Pincus (dẫn dắt)</w:t>
+              <w:t>Warburg Pincus dẫn dắt</w:t>
             </w:r>
           </w:p>
         </w:tc>
         <w:tc>
           <w:tcPr>
-            <w:tcW w:type="dxa" w:w="2880"/>
+            <w:tcW w:type="dxa" w:w="2160"/>
           </w:tcPr>
           <w:p>
             <w:r>
@@ -3882,11 +3761,24 @@
             </w:r>
           </w:p>
         </w:tc>
+        <w:tc>
+          <w:tcPr>
+            <w:tcW w:type="dxa" w:w="2160"/>
+          </w:tcPr>
+          <w:p>
+            <w:r>
+              <w:rPr>
+                <w:sz w:val="23"/>
+              </w:rPr>
+              <w:t>Khoản đầu tư lớn nhất vào fintech Việt lúc đó</w:t>
+            </w:r>
+          </w:p>
+        </w:tc>
       </w:tr>
       <w:tr>
         <w:tc>
           <w:tcPr>
-            <w:tcW w:type="dxa" w:w="2880"/>
+            <w:tcW w:type="dxa" w:w="2160"/>
           </w:tcPr>
           <w:p>
             <w:r>
@@ -3899,20 +3791,20 @@
         </w:tc>
         <w:tc>
           <w:tcPr>
-            <w:tcW w:type="dxa" w:w="2880"/>
+            <w:tcW w:type="dxa" w:w="2160"/>
           </w:tcPr>
           <w:p>
             <w:r>
               <w:rPr>
                 <w:sz w:val="23"/>
               </w:rPr>
-              <w:t>Mizuho (dẫn dắt), Ward Ferry, Goodwater Capital, Kora Management</w:t>
+              <w:t>Mizuho dẫn dắt, Ward Ferry, Goodwater Capital, Kora Management</w:t>
             </w:r>
           </w:p>
         </w:tc>
         <w:tc>
           <w:tcPr>
-            <w:tcW w:type="dxa" w:w="2880"/>
+            <w:tcW w:type="dxa" w:w="2160"/>
           </w:tcPr>
           <w:p>
             <w:r>
@@ -3920,6 +3812,19 @@
                 <w:sz w:val="23"/>
               </w:rPr>
               <w:t>200 triệu đô la Mỹ</w:t>
+            </w:r>
+          </w:p>
+        </w:tc>
+        <w:tc>
+          <w:tcPr>
+            <w:tcW w:type="dxa" w:w="2160"/>
+          </w:tcPr>
+          <w:p>
+            <w:r>
+              <w:rPr>
+                <w:sz w:val="23"/>
+              </w:rPr>
+              <w:t>Đưa MoMo thành “kỳ lân”</w:t>
             </w:r>
           </w:p>
         </w:tc>
@@ -3978,29 +3883,13 @@
     </w:p>
     <w:p>
       <w:pPr>
-        <w:pStyle w:val="ListBullet"/>
         <w:jc w:val="both"/>
       </w:pPr>
       <w:r>
-        <w:t>Vốn từ các tổ chức tài chính hàng đầu thế giới tạo uy tín với đối tác và cơ quan quản lý.</w:t>
-      </w:r>
-    </w:p>
-    <w:p>
-      <w:pPr>
-        <w:pStyle w:val="ListBullet"/>
-        <w:jc w:val="both"/>
-      </w:pPr>
-      <w:r>
-        <w:t>Mizuho chi khoảng 170 triệu đô la Mỹ để sở hữu khoảng 7,5% cổ phần, mở ra khả năng hợp tác với một tập đoàn ngân hàng lớn của Nhật Bản (VnEconomy, 2021).</w:t>
-      </w:r>
-    </w:p>
-    <w:p>
-      <w:pPr>
-        <w:pStyle w:val="ListBullet"/>
-        <w:jc w:val="both"/>
-      </w:pPr>
-      <w:r>
-        <w:t>Cổ đông trong nước như Chứng khoán Thiên Việt (TVS) đồng hành từ giai đoạn đầu (VnExpress, 2021).</w:t>
+        <w:rPr>
+          <w:i w:val="0"/>
+        </w:rPr>
+        <w:t>Riêng Mizuho chi khoảng 170 triệu đô la Mỹ cho khoảng 7,5% cổ phần (VnEconomy, 2021) – không chỉ là nguồn vốn mà còn là cầu nối tới kinh nghiệm của một tập đoàn ngân hàng hàng đầu Nhật Bản. Cổ đông trong nước như Chứng khoán Thiên Việt cũng đồng hành từ sớm (VnExpress, 2021).</w:t>
       </w:r>
     </w:p>
     <w:p>
@@ -4024,14 +3913,13 @@
       </w:r>
     </w:p>
     <w:p>
-      <w:pPr>
-        <w:jc w:val="both"/>
-      </w:pPr>
       <w:r>
         <w:rPr>
-          <w:i w:val="0"/>
+          <w:b/>
+          <w:i/>
+          <w:color w:val="1F3A60"/>
         </w:rPr>
-        <w:t>b) Mạng lưới đối tác kinh doanh</w:t>
+        <w:t>Mạng lưới đối tác kinh doanh</w:t>
       </w:r>
     </w:p>
     <w:p>
@@ -4040,7 +3928,13 @@
         <w:jc w:val="both"/>
       </w:pPr>
       <w:r>
-        <w:t>Viễn thông: ngay từ khi ra mắt năm 2014, MoMo phát triển cùng Vinaphone (MoMo, 2015).</w:t>
+        <w:rPr>
+          <w:b/>
+        </w:rPr>
+        <w:t xml:space="preserve">Viễn thông: </w:t>
+      </w:r>
+      <w:r>
+        <w:t>MoMo phát triển cùng Vinaphone ngay từ khi ra mắt năm 2014 (MoMo, 2015).</w:t>
       </w:r>
     </w:p>
     <w:p>
@@ -4049,7 +3943,13 @@
         <w:jc w:val="both"/>
       </w:pPr>
       <w:r>
-        <w:t>Ngân hàng: liên kết với nhiều ngân hàng để nạp, rút tiền và cung cấp dịch vụ tài chính.</w:t>
+        <w:rPr>
+          <w:b/>
+        </w:rPr>
+        <w:t xml:space="preserve">Ngân hàng và tổ chức tài chính: </w:t>
+      </w:r>
+      <w:r>
+        <w:t>kết nối nạp, rút tiền và phân phối sản phẩm vay, bảo hiểm, đầu tư.</w:t>
       </w:r>
     </w:p>
     <w:p>
@@ -4058,7 +3958,13 @@
         <w:jc w:val="both"/>
       </w:pPr>
       <w:r>
-        <w:t>Nền tảng tiêu dùng: hợp tác với Grab và các siêu ứng dụng khác (Advertising Vietnam, 2021a).</w:t>
+        <w:rPr>
+          <w:b/>
+        </w:rPr>
+        <w:t xml:space="preserve">Bán lẻ và nền tảng tiêu dùng: </w:t>
+      </w:r>
+      <w:r>
+        <w:t>Highlands Coffee, 7-Eleven và các đối tác ứng dụng nhỏ (MoMo, 2022); hợp tác với Grab (Advertising Vietnam, 2021a).</w:t>
       </w:r>
     </w:p>
     <w:p>
@@ -4067,7 +3973,13 @@
         <w:jc w:val="both"/>
       </w:pPr>
       <w:r>
-        <w:t>Nhà cung cấp dịch vụ: điện, nước, viễn thông, hãng hàng không, rạp chiếu phim, chuỗi bán lẻ.</w:t>
+        <w:rPr>
+          <w:b/>
+        </w:rPr>
+        <w:t xml:space="preserve">Nhà cung cấp dịch vụ thiết yếu: </w:t>
+      </w:r>
+      <w:r>
+        <w:t>điện, nước, viễn thông, hãng hàng không, rạp chiếu phim.</w:t>
       </w:r>
     </w:p>
     <w:p>
@@ -4087,7 +3999,27 @@
           <w:color w:val="555555"/>
           <w:sz w:val="21"/>
         </w:rPr>
+        <w:t>Nguồn: MoMo. (2022). MoMo lần đầu giới thiệu công nghệ Mini App doanh nghiệp. https://www.momo.vn/tin-tuc/tin-tuc-su-kien/momo-lan-dau-gioi-thieu-cong-nghe-mini-app-doanh-2991</w:t>
+      </w:r>
+    </w:p>
+    <w:p>
+      <w:r>
+        <w:rPr>
+          <w:i/>
+          <w:color w:val="555555"/>
+          <w:sz w:val="21"/>
+        </w:rPr>
         <w:t>Nguồn: Advertising Vietnam. (2021a). MoMo bắt tay với Grab dù từng cạnh tranh với nhau và loạt ví điện tử hợp tác với các siêu ứng dụng để thu hút người dùng. https://advertisingvietnam.com/momo-bat-tay-voi-grab-du-tung-canh-tranh-voi-nhau-va-loat-vi-dien-tu-hop-tac-voi-cac-sieu-ung-dung-de-thu-hut-nguoi-dung-p23194</w:t>
+      </w:r>
+    </w:p>
+    <w:p>
+      <w:r>
+        <w:rPr>
+          <w:b/>
+          <w:i/>
+          <w:color w:val="1F3A60"/>
+        </w:rPr>
+        <w:t>Mạng lưới cộng đồng</w:t>
       </w:r>
     </w:p>
     <w:p>
@@ -4098,18 +4030,7 @@
         <w:rPr>
           <w:i w:val="0"/>
         </w:rPr>
-        <w:t>c) Mạng lưới cộng đồng và cơ quan quản lý</w:t>
-      </w:r>
-    </w:p>
-    <w:p>
-      <w:pPr>
-        <w:jc w:val="both"/>
-      </w:pPr>
-      <w:r>
-        <w:rPr>
-          <w:i w:val="0"/>
-        </w:rPr>
-        <w:t>Thông qua Heo Đất MoMo, doanh nghiệp xây dựng nền tảng thiện nguyện kết nối tổ chức, doanh nghiệp và cá nhân, được vinh danh tại giải thưởng Human Act Prize năm 2023 (MoMo, 2023b). MoMo cũng là đơn vị đầu tiên được Ngân hàng Nhà nước cấp phép, tham gia thực hiện mục tiêu thanh toán không dùng tiền mặt quốc gia.</w:t>
+        <w:t>Heo Đất MoMo là nền tảng thiện nguyện kết nối tổ chức, doanh nghiệp và cá nhân, được vinh danh tại giải thưởng Human Act Prize năm 2023 (MoMo, 2023b). Mạng lưới này không mang lại doanh thu trực tiếp nhưng tạo ra thiện cảm và lý do để người dùng quay lại ứng dụng mỗi ngày.</w:t>
       </w:r>
     </w:p>
     <w:p>
@@ -4122,6 +4043,49 @@
         <w:t>Nguồn: MoMo. (2023b). Heo Đất MoMo khai hội Tết mới. https://www.momo.vn/tin-tuc/tin-tuc-su-kien/heo-dat-momo-khai-hoi-tet-moi-2393</w:t>
       </w:r>
     </w:p>
+    <w:tbl>
+      <w:tblPr>
+        <w:tblStyle w:val="TableGrid"/>
+        <w:tblW w:type="auto" w:w="0"/>
+        <w:tblLook w:firstColumn="1" w:firstRow="1" w:lastColumn="0" w:lastRow="0" w:noHBand="0" w:noVBand="1" w:val="04A0"/>
+      </w:tblPr>
+      <w:tblGrid>
+        <w:gridCol w:w="8640"/>
+      </w:tblGrid>
+      <w:tr>
+        <w:tc>
+          <w:tcPr>
+            <w:tcW w:type="dxa" w:w="8640"/>
+            <w:shd w:val="clear" w:fill="FCEFE3"/>
+          </w:tcPr>
+          <w:p>
+            <w:pPr>
+              <w:jc w:val="both"/>
+            </w:pPr>
+            <w:r>
+              <w:rPr>
+                <w:b/>
+              </w:rPr>
+              <w:t xml:space="preserve">Góc nhìn phản biện: </w:t>
+            </w:r>
+            <w:r>
+              <w:t>Mạng lưới nhà đầu tư lớn cũng đi kèm áp lực: các quỹ đầu tư cần “lối thoát” để thu hồi vốn, khiến kế hoạch niêm yết và cơ cấu sở hữu trở thành vấn đề nhạy cảm (Đại biểu Nhân dân, 2025).</w:t>
+            </w:r>
+          </w:p>
+        </w:tc>
+      </w:tr>
+    </w:tbl>
+    <w:p/>
+    <w:p>
+      <w:r>
+        <w:rPr>
+          <w:i/>
+          <w:color w:val="555555"/>
+          <w:sz w:val="21"/>
+        </w:rPr>
+        <w:t>Nguồn: Đại biểu Nhân dân. (2025). Ai thực sự sở hữu MoMo: Cuộc chuyển giao quyền lực phía sau thương vụ tỷ USD của kỳ lân fintech Việt Nam. https://daibieunhandan.vn/ai-thuc-su-so-huu-momo-cuoc-chuyen-giao-quyen-luc-phia-sau-thuong-vu-ty-usd-cua-ky-lan-fintech-viet-nam-10421244.html</w:t>
+      </w:r>
+    </w:p>
     <w:p>
       <w:pPr>
         <w:jc w:val="both"/>
@@ -4130,13 +4094,13 @@
         <w:rPr>
           <w:b/>
         </w:rPr>
-        <w:t xml:space="preserve">Đánh giá: </w:t>
+        <w:t xml:space="preserve">Liên kết trong ma trận: </w:t>
       </w:r>
       <w:r>
         <w:rPr>
-          <w:i w:val="0"/>
+          <w:i/>
         </w:rPr>
-        <w:t>Mạng lưới vốn, đối tác và cộng đồng rộng tạo vòng tuần hoàn giá trị – càng nhiều đối tác càng hấp dẫn người dùng và ngược lại – dựng nên rào cản gia nhập lớn. Đây là một trong những lợi thế nổi bật nhất của MoMo.</w:t>
+        <w:t>Mạng lưới đối tác là nguồn “nguyên liệu” cho Sản xuất (5.2) – mỗi đối tác mới là một dịch vụ mới trên nền tảng – và là kênh phân phối cho Bán hàng (5.1).</w:t>
       </w:r>
     </w:p>
     <w:p>
@@ -4148,7 +4112,7 @@
           <w:rFonts w:ascii="Times New Roman" w:hAnsi="Times New Roman"/>
           <w:color w:val="1F3A60"/>
         </w:rPr>
-        <w:t>V. PHÂN TÍCH HÀNG THỨ BA – CHIẾN LƯỢC</w:t>
+        <w:t>PHẦN 5. CHIẾN LƯỢC – ĐỊNH HƯỚNG PHÁT TRIỂN TƯƠNG LAI</w:t>
       </w:r>
     </w:p>
     <w:p>
@@ -4160,24 +4124,50 @@
           <w:rFonts w:ascii="Times New Roman" w:hAnsi="Times New Roman"/>
           <w:color w:val="1F3A60"/>
         </w:rPr>
-        <w:t>7. Bán hàng – 4/5</w:t>
+        <w:t>5.1. Bán hàng: từ “đốt tiền” thu hút sang giữ chân và kiếm lời</w:t>
       </w:r>
     </w:p>
+    <w:tbl>
+      <w:tblPr>
+        <w:tblStyle w:val="TableGrid"/>
+        <w:tblW w:type="auto" w:w="0"/>
+        <w:tblLook w:firstColumn="1" w:firstRow="1" w:lastColumn="0" w:lastRow="0" w:noHBand="0" w:noVBand="1" w:val="04A0"/>
+      </w:tblPr>
+      <w:tblGrid>
+        <w:gridCol w:w="8640"/>
+      </w:tblGrid>
+      <w:tr>
+        <w:tc>
+          <w:tcPr>
+            <w:tcW w:type="dxa" w:w="8640"/>
+            <w:shd w:val="clear" w:fill="E8EEF6"/>
+          </w:tcPr>
+          <w:p>
+            <w:pPr>
+              <w:jc w:val="both"/>
+            </w:pPr>
+            <w:r>
+              <w:rPr>
+                <w:b/>
+              </w:rPr>
+              <w:t xml:space="preserve">Nhận định: </w:t>
+            </w:r>
+            <w:r>
+              <w:t>Chiến lược bán hàng của MoMo đã đi qua hai giai đoạn – thu hút người dùng bằng mọi giá, rồi chuyển sang khai thác giá trị từ người dùng sẵn có – và kết quả là lần đầu có lãi năm 2024.</w:t>
+            </w:r>
+          </w:p>
+        </w:tc>
+      </w:tr>
+    </w:tbl>
+    <w:p/>
     <w:p>
-      <w:pPr>
-        <w:jc w:val="both"/>
-      </w:pPr>
       <w:r>
         <w:rPr>
           <w:b/>
+          <w:i/>
+          <w:color w:val="1F3A60"/>
         </w:rPr>
-        <w:t xml:space="preserve">Câu hỏi đặt ra: </w:t>
-      </w:r>
-      <w:r>
-        <w:rPr>
-          <w:i/>
-        </w:rPr>
-        <w:t>Doanh nghiệp tiếp cận khách hàng thế nào, kiếm doanh thu và định giá ra sao?</w:t>
+        <w:t>Giai đoạn 1: thu hút người dùng</w:t>
       </w:r>
     </w:p>
     <w:p>
@@ -4188,7 +4178,7 @@
         <w:rPr>
           <w:i w:val="0"/>
         </w:rPr>
-        <w:t>a) Chiến lược tiếp cận khách hàng: Chiến dịch Lắc Xì dịp Tết là ví dụ điển hình, số người tham gia tăng từ 5 triệu (2019) lên 8 triệu (2020) và 11 triệu (2021); năm 2021 người dùng quyên góp 39 triệu Heo Vàng để hỗ trợ hoàn cảnh khó khăn (Advertising Vietnam, 2021b). Ngoài ra, MoMo dùng hoàn tiền, giới thiệu bạn bè và hợp tác với đối tác để kéo người dùng.</w:t>
+        <w:t>MoMo dùng khuyến mãi, hoàn tiền, chương trình giới thiệu bạn bè và đặc biệt là chiến dịch Tết. Lắc Xì là ví dụ điển hình: số người tham gia tăng từ 5 triệu (2019) lên 8 triệu (2020) và 11 triệu (2021). Năm 2021, MoMo lồng ghép cơ chế lắc Heo Vàng để người dùng quyên góp; 39 triệu Heo Vàng đã được quyên góp và quy đổi thành tiền hỗ trợ hoàn cảnh khó khăn (Advertising Vietnam, 2021b). Sức hút của Lắc Xì đến từ yếu tố cộng đồng và chia sẻ, biến chương trình thành một “truyền thống giải trí” mỗi dịp Tết.</w:t>
       </w:r>
     </w:p>
     <w:p>
@@ -4203,115 +4193,6 @@
     </w:p>
     <w:p>
       <w:pPr>
-        <w:jc w:val="both"/>
-      </w:pPr>
-      <w:r>
-        <w:rPr>
-          <w:i w:val="0"/>
-        </w:rPr>
-        <w:t>b) Mô hình doanh thu: phí thu từ đối tác trên mỗi giao dịch; hoa hồng phân phối sản phẩm tài chính (vay, bảo hiểm, đầu tư); quảng cáo và dịch vụ tiếp thị trong ứng dụng.</w:t>
-      </w:r>
-    </w:p>
-    <w:p>
-      <w:pPr>
-        <w:jc w:val="both"/>
-      </w:pPr>
-      <w:r>
-        <w:rPr>
-          <w:i w:val="0"/>
-        </w:rPr>
-        <w:t>c) Kết quả: sau giai đoạn lỗ, năm 2024 MoMo lần đầu có lãi ròng khoảng 347,5 tỷ đồng (Vietnam Finance, 2025).</w:t>
-      </w:r>
-    </w:p>
-    <w:p>
-      <w:r>
-        <w:rPr>
-          <w:i/>
-          <w:color w:val="555555"/>
-          <w:sz w:val="21"/>
-        </w:rPr>
-        <w:t>Nguồn: Vietnam Finance. (2025). Kỳ lân công nghệ MoMo lần đầu báo lãi trong năm 2024. https://vietnamfinance.vn/ky-lan-cong-nghe-momo-lan-dau-bao-lai-trong-nam-2024-d126492.html</w:t>
-      </w:r>
-    </w:p>
-    <w:p>
-      <w:pPr>
-        <w:jc w:val="both"/>
-      </w:pPr>
-      <w:r>
-        <w:rPr>
-          <w:b/>
-        </w:rPr>
-        <w:t xml:space="preserve">Đánh giá: </w:t>
-      </w:r>
-      <w:r>
-        <w:rPr>
-          <w:i w:val="0"/>
-        </w:rPr>
-        <w:t>Kênh tiếp cận hiệu quả, thương hiệu gắn với văn hóa Tết. Cần chứng minh khả năng sinh lời bền vững khi giảm khuyến mãi.</w:t>
-      </w:r>
-    </w:p>
-    <w:p>
-      <w:pPr>
-        <w:pStyle w:val="Heading2"/>
-      </w:pPr>
-      <w:r>
-        <w:rPr>
-          <w:rFonts w:ascii="Times New Roman" w:hAnsi="Times New Roman"/>
-          <w:color w:val="1F3A60"/>
-        </w:rPr>
-        <w:t>8. Sản xuất (vận hành công nghệ) – 4/5</w:t>
-      </w:r>
-    </w:p>
-    <w:p>
-      <w:pPr>
-        <w:jc w:val="both"/>
-      </w:pPr>
-      <w:r>
-        <w:rPr>
-          <w:b/>
-        </w:rPr>
-        <w:t xml:space="preserve">Câu hỏi đặt ra: </w:t>
-      </w:r>
-      <w:r>
-        <w:rPr>
-          <w:i/>
-        </w:rPr>
-        <w:t>Doanh nghiệp tổ chức “sản xuất” dịch vụ như thế nào, có hiệu quả không?</w:t>
-      </w:r>
-    </w:p>
-    <w:p>
-      <w:pPr>
-        <w:jc w:val="both"/>
-      </w:pPr>
-      <w:r>
-        <w:rPr>
-          <w:i w:val="0"/>
-        </w:rPr>
-        <w:t>Với doanh nghiệp công nghệ tài chính, “sản xuất” là hạ tầng công nghệ: hệ thống xử lý giao dịch, bảo mật, định danh điện tử và nền tảng dữ liệu. Năm 2022 MoMo thành lập Hội đồng Trí tuệ nhân tạo để thực thi chiến lược lấy trí tuệ nhân tạo làm trọng tâm (Thị trường Tài chính Tiền tệ, 2022); công cụ trí tuệ nhân tạo được dùng để tự động hóa chăm sóc khách hàng (Báo Pháp luật Việt Nam, 2024).</w:t>
-      </w:r>
-    </w:p>
-    <w:p>
-      <w:r>
-        <w:rPr>
-          <w:i/>
-          <w:color w:val="555555"/>
-          <w:sz w:val="21"/>
-        </w:rPr>
-        <w:t>Nguồn: Thị trường Tài chính Tiền tệ. (2022). Giới thiệu AI Committee – MoMo khẳng định quyết tâm thực thi chiến lược AI-First. https://thitruongtaichinhtiente.vn/print/38906.html</w:t>
-      </w:r>
-    </w:p>
-    <w:p>
-      <w:r>
-        <w:rPr>
-          <w:i/>
-          <w:color w:val="555555"/>
-          <w:sz w:val="21"/>
-        </w:rPr>
-        <w:t>Nguồn: Báo Pháp luật Việt Nam. (2024). CTO MoMo Thái Trí Hùng: Công cụ AI thực sự giải phóng nhân viên chăm sóc khách hàng khỏi công việc “rửa chén, quét nhà” nhàm chán. https://doanhnhan.baophapluat.vn/cto-momo-thai-tri-hung-cong-cu-ai-thuc-su-giai-phong-nhan-vien-cham-soc-khach-hang-khoi-cong-viec-rua-chen-quet-nha-nham-chan-78750</w:t>
-      </w:r>
-    </w:p>
-    <w:p>
-      <w:pPr>
         <w:jc w:val="center"/>
       </w:pPr>
       <w:r>
@@ -4319,7 +4200,7 @@
           <w:b/>
           <w:i/>
         </w:rPr>
-        <w:t>Bảng 10. Rủi ro vận hành</w:t>
+        <w:t>Bảng 10. Quy mô chiến dịch Lắc Xì</w:t>
       </w:r>
     </w:p>
     <w:tbl>
@@ -4345,7 +4226,7 @@
                 <w:color w:val="FFFFFF"/>
                 <w:sz w:val="23"/>
               </w:rPr>
-              <w:t>Rủi ro vận hành</w:t>
+              <w:t>Năm</w:t>
             </w:r>
           </w:p>
         </w:tc>
@@ -4361,7 +4242,7 @@
                 <w:color w:val="FFFFFF"/>
                 <w:sz w:val="23"/>
               </w:rPr>
-              <w:t>Tác động</w:t>
+              <w:t>Số người tham gia Lắc Xì</w:t>
             </w:r>
           </w:p>
         </w:tc>
@@ -4376,7 +4257,7 @@
               <w:rPr>
                 <w:sz w:val="23"/>
               </w:rPr>
-              <w:t>Sự cố hệ thống khi giao dịch tăng đột biến</w:t>
+              <w:t>2019</w:t>
             </w:r>
           </w:p>
         </w:tc>
@@ -4389,7 +4270,7 @@
               <w:rPr>
                 <w:sz w:val="23"/>
               </w:rPr>
-              <w:t>Gián đoạn dịch vụ, mất niềm tin</w:t>
+              <w:t>5 triệu</w:t>
             </w:r>
           </w:p>
         </w:tc>
@@ -4404,7 +4285,7 @@
               <w:rPr>
                 <w:sz w:val="23"/>
               </w:rPr>
-              <w:t>Lừa đảo, gian lận</w:t>
+              <w:t>2020</w:t>
             </w:r>
           </w:p>
         </w:tc>
@@ -4417,7 +4298,7 @@
               <w:rPr>
                 <w:sz w:val="23"/>
               </w:rPr>
-              <w:t>Thiệt hại cho người dùng, rủi ro pháp lý</w:t>
+              <w:t>8 triệu</w:t>
             </w:r>
           </w:p>
         </w:tc>
@@ -4432,7 +4313,7 @@
               <w:rPr>
                 <w:sz w:val="23"/>
               </w:rPr>
-              <w:t>Phụ thuộc ngân hàng liên kết</w:t>
+              <w:t>2021</w:t>
             </w:r>
           </w:p>
         </w:tc>
@@ -4445,35 +4326,7 @@
               <w:rPr>
                 <w:sz w:val="23"/>
               </w:rPr>
-              <w:t>Gián đoạn nạp, rút tiền</w:t>
-            </w:r>
-          </w:p>
-        </w:tc>
-      </w:tr>
-      <w:tr>
-        <w:tc>
-          <w:tcPr>
-            <w:tcW w:type="dxa" w:w="4320"/>
-          </w:tcPr>
-          <w:p>
-            <w:r>
-              <w:rPr>
-                <w:sz w:val="23"/>
-              </w:rPr>
-              <w:t>Chi phí công nghệ cao</w:t>
-            </w:r>
-          </w:p>
-        </w:tc>
-        <w:tc>
-          <w:tcPr>
-            <w:tcW w:type="dxa" w:w="4320"/>
-          </w:tcPr>
-          <w:p>
-            <w:r>
-              <w:rPr>
-                <w:sz w:val="23"/>
-              </w:rPr>
-              <w:t>Áp lực lợi nhuận</w:t>
+              <w:t>11 triệu</w:t>
             </w:r>
           </w:p>
         </w:tc>
@@ -4481,49 +4334,23 @@
     </w:tbl>
     <w:p/>
     <w:p>
-      <w:pPr>
-        <w:jc w:val="both"/>
-      </w:pPr>
+      <w:r>
+        <w:rPr>
+          <w:i/>
+          <w:color w:val="555555"/>
+          <w:sz w:val="21"/>
+        </w:rPr>
+        <w:t>Nguồn: Advertising Vietnam. (2021b). Hành trình ví MoMo xây dựng Lắc Xì trở thành chiến dịch được mong đợi mỗi mùa Tết. https://advertisingvietnam.com/article/hanh-trinh-vi-momo-xay-dung-lac-xi-tro-thanh-chien-dich-duoc-mong-doi-moi-mua-tet-p16342</w:t>
+      </w:r>
+    </w:p>
+    <w:p>
       <w:r>
         <w:rPr>
           <w:b/>
-        </w:rPr>
-        <w:t xml:space="preserve">Đánh giá: </w:t>
-      </w:r>
-      <w:r>
-        <w:rPr>
-          <w:i w:val="0"/>
-        </w:rPr>
-        <w:t>Năng lực công nghệ mạnh, nhưng rủi ro an ninh mạng và gian lận luôn thường trực.</w:t>
-      </w:r>
-    </w:p>
-    <w:p>
-      <w:pPr>
-        <w:pStyle w:val="Heading2"/>
-      </w:pPr>
-      <w:r>
-        <w:rPr>
-          <w:rFonts w:ascii="Times New Roman" w:hAnsi="Times New Roman"/>
+          <w:i/>
           <w:color w:val="1F3A60"/>
         </w:rPr>
-        <w:t>9. Tổ chức và quản trị – 3/5</w:t>
-      </w:r>
-    </w:p>
-    <w:p>
-      <w:pPr>
-        <w:jc w:val="both"/>
-      </w:pPr>
-      <w:r>
-        <w:rPr>
-          <w:b/>
-        </w:rPr>
-        <w:t xml:space="preserve">Câu hỏi đặt ra: </w:t>
-      </w:r>
-      <w:r>
-        <w:rPr>
-          <w:i/>
-        </w:rPr>
-        <w:t>Cơ cấu quản trị ra sao? Doanh nghiệp có chiến lược nhân tài và định hướng phát triển phù hợp không?</w:t>
+        <w:t>Giai đoạn 2: khai thác giá trị</w:t>
       </w:r>
     </w:p>
     <w:p>
@@ -4534,66 +4361,7 @@
         <w:rPr>
           <w:i w:val="0"/>
         </w:rPr>
-        <w:t>MoMo vận hành theo mô hình doanh nghiệp công nghệ quy mô lớn, hội đồng quản trị có đại diện các quỹ đầu tư. Doanh nghiệp từng đặt mục tiêu niêm yết vào khoảng năm 2025 (Tuổi Trẻ News, 2021) và có thông tin chuẩn bị niêm yết ở nước ngoài (Báo Pháp luật Việt Nam, 2025). Tuy nhiên, những thay đổi về cơ cấu sở hữu (Đại biểu Nhân dân, 2025) và các bất đồng đường lối từng có trong nội bộ cho thấy quản trị là điểm cần củng cố.</w:t>
-      </w:r>
-    </w:p>
-    <w:p>
-      <w:r>
-        <w:rPr>
-          <w:i/>
-          <w:color w:val="555555"/>
-          <w:sz w:val="21"/>
-        </w:rPr>
-        <w:t>Nguồn: Tuổi Trẻ News. (2021, 21 tháng 12). Vietnam mobile wallet MoMo says valuation tops $2 billion after funding. https://tuoitrenews.vn/news/business/20211221/vietnam-mobile-wallet-momo-says-valuation-tops-2-billion-after-funding/64834.html</w:t>
-      </w:r>
-    </w:p>
-    <w:p>
-      <w:r>
-        <w:rPr>
-          <w:i/>
-          <w:color w:val="555555"/>
-          <w:sz w:val="21"/>
-        </w:rPr>
-        <w:t>Nguồn: Báo Pháp luật Việt Nam. (2025). M_Service – đơn vị sở hữu ví điện tử MoMo rục rịch chuẩn bị IPO tại nước ngoài. https://doanhnhan.baophapluat.vn/m-service--don-vi-so-huu-vi-dien-tu-momo-ruc-rich-chuan-bi-ipo-tai-nuoc-ngoai-80523.html</w:t>
-      </w:r>
-    </w:p>
-    <w:p>
-      <w:r>
-        <w:rPr>
-          <w:i/>
-          <w:color w:val="555555"/>
-          <w:sz w:val="21"/>
-        </w:rPr>
-        <w:t>Nguồn: Đại biểu Nhân dân. (2025). Ai thực sự sở hữu MoMo: Cuộc chuyển giao quyền lực phía sau thương vụ tỷ USD của kỳ lân fintech Việt Nam. https://daibieunhandan.vn/ai-thuc-su-so-huu-momo-cuoc-chuyen-giao-quyen-luc-phia-sau-thuong-vu-ty-usd-cua-ky-lan-fintech-viet-nam-10421244.html</w:t>
-      </w:r>
-    </w:p>
-    <w:p>
-      <w:pPr>
-        <w:jc w:val="both"/>
-      </w:pPr>
-      <w:r>
-        <w:rPr>
-          <w:b/>
-        </w:rPr>
-        <w:t xml:space="preserve">Đánh giá: </w:t>
-      </w:r>
-      <w:r>
-        <w:rPr>
-          <w:i w:val="0"/>
-        </w:rPr>
-        <w:t>Đã có nền tảng quản trị theo chuẩn mực nhà đầu tư quốc tế, nhưng kế hoạch niêm yết nhiều lần thay đổi và cơ cấu sở hữu biến động là rủi ro cần theo dõi.</w:t>
-      </w:r>
-    </w:p>
-    <w:p>
-      <w:pPr>
-        <w:pStyle w:val="Heading1"/>
-      </w:pPr>
-      <w:r>
-        <w:rPr>
-          <w:rFonts w:ascii="Times New Roman" w:hAnsi="Times New Roman"/>
-          <w:color w:val="1F3A60"/>
-        </w:rPr>
-        <w:t>VI. TỔNG HỢP ĐÁNH GIÁ</w:t>
+        <w:t>Khi lượng người dùng đã đủ lớn, MoMo chuyển trọng tâm sang các nguồn thu có biên lợi nhuận cao hơn:</w:t>
       </w:r>
     </w:p>
     <w:p>
@@ -4605,7 +4373,7 @@
           <w:b/>
           <w:i/>
         </w:rPr>
-        <w:t>Bảng 11. Tổng hợp điểm theo chín yếu tố</w:t>
+        <w:t>Bảng 11. Cấu trúc doanh thu của MoMo</w:t>
       </w:r>
     </w:p>
     <w:tbl>
@@ -4632,7 +4400,7 @@
                 <w:color w:val="FFFFFF"/>
                 <w:sz w:val="23"/>
               </w:rPr>
-              <w:t>Yếu tố</w:t>
+              <w:t>Nguồn doanh thu</w:t>
             </w:r>
           </w:p>
         </w:tc>
@@ -4648,7 +4416,7 @@
                 <w:color w:val="FFFFFF"/>
                 <w:sz w:val="23"/>
               </w:rPr>
-              <w:t>Điểm</w:t>
+              <w:t>Cơ chế</w:t>
             </w:r>
           </w:p>
         </w:tc>
@@ -4664,7 +4432,7 @@
                 <w:color w:val="FFFFFF"/>
                 <w:sz w:val="23"/>
               </w:rPr>
-              <w:t>Nhận xét chính</w:t>
+              <w:t>Đặc điểm</w:t>
             </w:r>
           </w:p>
         </w:tc>
@@ -4679,7 +4447,7 @@
               <w:rPr>
                 <w:sz w:val="23"/>
               </w:rPr>
-              <w:t>Nhu cầu</w:t>
+              <w:t>Phí đối tác</w:t>
             </w:r>
           </w:p>
         </w:tc>
@@ -4692,7 +4460,7 @@
               <w:rPr>
                 <w:sz w:val="23"/>
               </w:rPr>
-              <w:t>5/5</w:t>
+              <w:t>Thu phí trên mỗi giao dịch thanh toán tại cửa hàng, ứng dụng đối tác</w:t>
             </w:r>
           </w:p>
         </w:tc>
@@ -4705,7 +4473,7 @@
               <w:rPr>
                 <w:sz w:val="23"/>
               </w:rPr>
-              <w:t>Lớn, cấp thiết, được chính sách hỗ trợ</w:t>
+              <w:t>Ổn định, tăng theo số giao dịch</w:t>
             </w:r>
           </w:p>
         </w:tc>
@@ -4720,7 +4488,7 @@
               <w:rPr>
                 <w:sz w:val="23"/>
               </w:rPr>
-              <w:t>Giải pháp</w:t>
+              <w:t>Phân phối sản phẩm tài chính</w:t>
             </w:r>
           </w:p>
         </w:tc>
@@ -4733,7 +4501,7 @@
               <w:rPr>
                 <w:sz w:val="23"/>
               </w:rPr>
-              <w:t>4/5</w:t>
+              <w:t>Hoa hồng từ vay tiêu dùng, ví trả sau, bảo hiểm, đầu tư</w:t>
             </w:r>
           </w:p>
         </w:tc>
@@ -4746,7 +4514,7 @@
               <w:rPr>
                 <w:sz w:val="23"/>
               </w:rPr>
-              <w:t>Phù hợp, cấp phép sớm; dễ bị ngân hàng số thay thế</w:t>
+              <w:t>Biên lợi nhuận cao, phụ thuộc đối tác tài chính</w:t>
             </w:r>
           </w:p>
         </w:tc>
@@ -4761,7 +4529,7 @@
               <w:rPr>
                 <w:sz w:val="23"/>
               </w:rPr>
-              <w:t>Đội ngũ</w:t>
+              <w:t>Quảng cáo và tiếp thị</w:t>
             </w:r>
           </w:p>
         </w:tc>
@@ -4774,7 +4542,7 @@
               <w:rPr>
                 <w:sz w:val="23"/>
               </w:rPr>
-              <w:t>4/5</w:t>
+              <w:t>Doanh nghiệp trả phí hiển thị, ứng dụng nhỏ trong MoMo</w:t>
             </w:r>
           </w:p>
         </w:tc>
@@ -4787,7 +4555,7 @@
               <w:rPr>
                 <w:sz w:val="23"/>
               </w:rPr>
-              <w:t>Bền bỉ, gọi vốn giỏi; rủi ro nội bộ</w:t>
+              <w:t>Khai thác lượng người dùng lớn</w:t>
             </w:r>
           </w:p>
         </w:tc>
@@ -4802,7 +4570,7 @@
               <w:rPr>
                 <w:sz w:val="23"/>
               </w:rPr>
-              <w:t>Thị trường</w:t>
+              <w:t>Dịch vụ cho doanh nghiệp</w:t>
             </w:r>
           </w:p>
         </w:tc>
@@ -4815,7 +4583,7 @@
               <w:rPr>
                 <w:sz w:val="23"/>
               </w:rPr>
-              <w:t>5/5</w:t>
+              <w:t>Công cụ thanh toán, ứng dụng nhỏ, thành viên, thông báo</w:t>
             </w:r>
           </w:p>
         </w:tc>
@@ -4828,7 +4596,390 @@
               <w:rPr>
                 <w:sz w:val="23"/>
               </w:rPr>
-              <w:t>Nền kinh tế số tăng nhanh nhất khu vực</w:t>
+              <w:t>Mở rộng sang khách hàng doanh nghiệp</w:t>
+            </w:r>
+          </w:p>
+        </w:tc>
+      </w:tr>
+    </w:tbl>
+    <w:p/>
+    <w:p>
+      <w:r>
+        <w:rPr>
+          <w:i/>
+          <w:color w:val="555555"/>
+          <w:sz w:val="21"/>
+        </w:rPr>
+        <w:t>Nguồn: MoMo. (2022). MoMo lần đầu giới thiệu công nghệ Mini App doanh nghiệp. https://www.momo.vn/tin-tuc/tin-tuc-su-kien/momo-lan-dau-gioi-thieu-cong-nghe-mini-app-doanh-2991</w:t>
+      </w:r>
+    </w:p>
+    <w:p>
+      <w:r>
+        <w:rPr>
+          <w:i/>
+          <w:color w:val="555555"/>
+          <w:sz w:val="21"/>
+        </w:rPr>
+        <w:t>Nguồn: Tuổi Trẻ News. (2021, 21 tháng 12). Vietnam mobile wallet MoMo says valuation tops $2 billion after funding. https://tuoitrenews.vn/news/business/20211221/vietnam-mobile-wallet-momo-says-valuation-tops-2-billion-after-funding/64834.html</w:t>
+      </w:r>
+    </w:p>
+    <w:p>
+      <w:r>
+        <w:rPr>
+          <w:b/>
+          <w:i/>
+          <w:color w:val="1F3A60"/>
+        </w:rPr>
+        <w:t>Kết quả tài chính</w:t>
+      </w:r>
+    </w:p>
+    <w:p>
+      <w:pPr>
+        <w:jc w:val="center"/>
+      </w:pPr>
+      <w:r>
+        <w:rPr>
+          <w:b/>
+          <w:i/>
+        </w:rPr>
+        <w:t>Bảng 12. Kết quả kinh doanh của M_Service</w:t>
+      </w:r>
+    </w:p>
+    <w:tbl>
+      <w:tblPr>
+        <w:tblStyle w:val="TableGrid"/>
+        <w:tblW w:type="auto" w:w="0"/>
+        <w:tblLook w:firstColumn="1" w:firstRow="1" w:lastColumn="0" w:lastRow="0" w:noHBand="0" w:noVBand="1" w:val="04A0"/>
+      </w:tblPr>
+      <w:tblGrid>
+        <w:gridCol w:w="4320"/>
+        <w:gridCol w:w="4320"/>
+      </w:tblGrid>
+      <w:tr>
+        <w:tc>
+          <w:tcPr>
+            <w:tcW w:type="dxa" w:w="4320"/>
+            <w:shd w:val="clear" w:fill="1F3A60"/>
+          </w:tcPr>
+          <w:p>
+            <w:r>
+              <w:rPr>
+                <w:b/>
+                <w:color w:val="FFFFFF"/>
+                <w:sz w:val="23"/>
+              </w:rPr>
+              <w:t>Năm</w:t>
+            </w:r>
+          </w:p>
+        </w:tc>
+        <w:tc>
+          <w:tcPr>
+            <w:tcW w:type="dxa" w:w="4320"/>
+            <w:shd w:val="clear" w:fill="1F3A60"/>
+          </w:tcPr>
+          <w:p>
+            <w:r>
+              <w:rPr>
+                <w:b/>
+                <w:color w:val="FFFFFF"/>
+                <w:sz w:val="23"/>
+              </w:rPr>
+              <w:t>Kết quả ròng</w:t>
+            </w:r>
+          </w:p>
+        </w:tc>
+      </w:tr>
+      <w:tr>
+        <w:tc>
+          <w:tcPr>
+            <w:tcW w:type="dxa" w:w="4320"/>
+          </w:tcPr>
+          <w:p>
+            <w:r>
+              <w:rPr>
+                <w:sz w:val="23"/>
+              </w:rPr>
+              <w:t>2022</w:t>
+            </w:r>
+          </w:p>
+        </w:tc>
+        <w:tc>
+          <w:tcPr>
+            <w:tcW w:type="dxa" w:w="4320"/>
+          </w:tcPr>
+          <w:p>
+            <w:r>
+              <w:rPr>
+                <w:sz w:val="23"/>
+              </w:rPr>
+              <w:t>Lỗ khoảng 1.150 tỷ đồng</w:t>
+            </w:r>
+          </w:p>
+        </w:tc>
+      </w:tr>
+      <w:tr>
+        <w:tc>
+          <w:tcPr>
+            <w:tcW w:type="dxa" w:w="4320"/>
+          </w:tcPr>
+          <w:p>
+            <w:r>
+              <w:rPr>
+                <w:sz w:val="23"/>
+              </w:rPr>
+              <w:t>2023</w:t>
+            </w:r>
+          </w:p>
+        </w:tc>
+        <w:tc>
+          <w:tcPr>
+            <w:tcW w:type="dxa" w:w="4320"/>
+          </w:tcPr>
+          <w:p>
+            <w:r>
+              <w:rPr>
+                <w:sz w:val="23"/>
+              </w:rPr>
+              <w:t>Lỗ khoảng 287 tỷ đồng</w:t>
+            </w:r>
+          </w:p>
+        </w:tc>
+      </w:tr>
+      <w:tr>
+        <w:tc>
+          <w:tcPr>
+            <w:tcW w:type="dxa" w:w="4320"/>
+          </w:tcPr>
+          <w:p>
+            <w:r>
+              <w:rPr>
+                <w:sz w:val="23"/>
+              </w:rPr>
+              <w:t>2024</w:t>
+            </w:r>
+          </w:p>
+        </w:tc>
+        <w:tc>
+          <w:tcPr>
+            <w:tcW w:type="dxa" w:w="4320"/>
+          </w:tcPr>
+          <w:p>
+            <w:r>
+              <w:rPr>
+                <w:sz w:val="23"/>
+              </w:rPr>
+              <w:t>Lãi khoảng 347,5 tỷ đồng</w:t>
+            </w:r>
+          </w:p>
+        </w:tc>
+      </w:tr>
+    </w:tbl>
+    <w:p/>
+    <w:p>
+      <w:r>
+        <w:rPr>
+          <w:i/>
+          <w:color w:val="555555"/>
+          <w:sz w:val="21"/>
+        </w:rPr>
+        <w:t>Nguồn: Vietnam Finance. (2025). Kỳ lân công nghệ MoMo lần đầu báo lãi trong năm 2024. https://vietnamfinance.vn/ky-lan-cong-nghe-momo-lan-dau-bao-lai-trong-nam-2024-d126492.html</w:t>
+      </w:r>
+    </w:p>
+    <w:p>
+      <w:r>
+        <w:rPr>
+          <w:i/>
+          <w:color w:val="555555"/>
+          <w:sz w:val="21"/>
+        </w:rPr>
+        <w:t>Nguồn: Người Quan sát. (2025). Kỳ lân công nghệ đầu tiên của Việt Nam lần đầu báo lãi, rục rịch kế hoạch IPO. https://nguoiquansat.vn/ky-lan-cong-nghe-dau-tien-cua-viet-nam-lan-dau-bao-lai-ruc-rich-ke-hoach-ipo-217921.html</w:t>
+      </w:r>
+    </w:p>
+    <w:p>
+      <w:pPr>
+        <w:jc w:val="both"/>
+      </w:pPr>
+      <w:r>
+        <w:rPr>
+          <w:i w:val="0"/>
+        </w:rPr>
+        <w:t>Diễn biến từ lỗ sâu đến có lãi trong ba năm cho thấy chiến lược chuyển dịch đã phát huy hiệu quả: chi phí khuyến mãi được kiểm soát chặt hơn, trong khi doanh thu từ dịch vụ tài chính và đối tác tăng lên.</w:t>
+      </w:r>
+    </w:p>
+    <w:tbl>
+      <w:tblPr>
+        <w:tblStyle w:val="TableGrid"/>
+        <w:tblW w:type="auto" w:w="0"/>
+        <w:tblLook w:firstColumn="1" w:firstRow="1" w:lastColumn="0" w:lastRow="0" w:noHBand="0" w:noVBand="1" w:val="04A0"/>
+      </w:tblPr>
+      <w:tblGrid>
+        <w:gridCol w:w="8640"/>
+      </w:tblGrid>
+      <w:tr>
+        <w:tc>
+          <w:tcPr>
+            <w:tcW w:type="dxa" w:w="8640"/>
+            <w:shd w:val="clear" w:fill="FCEFE3"/>
+          </w:tcPr>
+          <w:p>
+            <w:pPr>
+              <w:jc w:val="both"/>
+            </w:pPr>
+            <w:r>
+              <w:rPr>
+                <w:b/>
+              </w:rPr>
+              <w:t xml:space="preserve">Góc nhìn phản biện: </w:t>
+            </w:r>
+            <w:r>
+              <w:t>Các nguồn báo chí đưa ra số liệu doanh thu chưa thống nhất giữa các năm, và doanh nghiệp chưa niêm yết nên báo cáo tài chính chưa được công bố đầy đủ. Ngoài ra, lợi nhuận mới đạt được trong một năm, cần thêm thời gian để khẳng định tính bền vững, nhất là khi quy định sinh trắc học làm tăng chi phí thu hút người dùng mới.</w:t>
+            </w:r>
+          </w:p>
+        </w:tc>
+      </w:tr>
+    </w:tbl>
+    <w:p/>
+    <w:p>
+      <w:pPr>
+        <w:jc w:val="both"/>
+      </w:pPr>
+      <w:r>
+        <w:rPr>
+          <w:b/>
+        </w:rPr>
+        <w:t xml:space="preserve">Liên kết trong ma trận: </w:t>
+      </w:r>
+      <w:r>
+        <w:rPr>
+          <w:i/>
+        </w:rPr>
+        <w:t>Bán hàng hiệu quả nhờ Mạng lưới (4.3) đối tác rộng, nhưng bị chi phối bởi Cạnh tranh (4.2) – nếu đối thủ tăng khuyến mãi, MoMo khó giữ được biên lợi nhuận.</w:t>
+      </w:r>
+    </w:p>
+    <w:p>
+      <w:pPr>
+        <w:pStyle w:val="Heading2"/>
+      </w:pPr>
+      <w:r>
+        <w:rPr>
+          <w:rFonts w:ascii="Times New Roman" w:hAnsi="Times New Roman"/>
+          <w:color w:val="1F3A60"/>
+        </w:rPr>
+        <w:t>5.2. Sản xuất: hạ tầng công nghệ là “nhà máy” của MoMo</w:t>
+      </w:r>
+    </w:p>
+    <w:tbl>
+      <w:tblPr>
+        <w:tblStyle w:val="TableGrid"/>
+        <w:tblW w:type="auto" w:w="0"/>
+        <w:tblLook w:firstColumn="1" w:firstRow="1" w:lastColumn="0" w:lastRow="0" w:noHBand="0" w:noVBand="1" w:val="04A0"/>
+      </w:tblPr>
+      <w:tblGrid>
+        <w:gridCol w:w="8640"/>
+      </w:tblGrid>
+      <w:tr>
+        <w:tc>
+          <w:tcPr>
+            <w:tcW w:type="dxa" w:w="8640"/>
+            <w:shd w:val="clear" w:fill="E8EEF6"/>
+          </w:tcPr>
+          <w:p>
+            <w:pPr>
+              <w:jc w:val="both"/>
+            </w:pPr>
+            <w:r>
+              <w:rPr>
+                <w:b/>
+              </w:rPr>
+              <w:t xml:space="preserve">Nhận định: </w:t>
+            </w:r>
+            <w:r>
+              <w:t>Với một doanh nghiệp công nghệ tài chính, “sản xuất” chính là năng lực vận hành hạ tầng công nghệ – xử lý hàng triệu giao dịch an toàn mỗi ngày và liên tục “sản xuất” dịch vụ mới.</w:t>
+            </w:r>
+          </w:p>
+        </w:tc>
+      </w:tr>
+    </w:tbl>
+    <w:p/>
+    <w:p>
+      <w:r>
+        <w:rPr>
+          <w:b/>
+          <w:i/>
+          <w:color w:val="1F3A60"/>
+        </w:rPr>
+        <w:t>Ba lớp của “dây chuyền sản xuất”</w:t>
+      </w:r>
+    </w:p>
+    <w:p>
+      <w:pPr>
+        <w:jc w:val="center"/>
+      </w:pPr>
+      <w:r>
+        <w:rPr>
+          <w:b/>
+          <w:i/>
+        </w:rPr>
+        <w:t>Bảng 13. Cấu trúc hạ tầng công nghệ của MoMo</w:t>
+      </w:r>
+    </w:p>
+    <w:tbl>
+      <w:tblPr>
+        <w:tblStyle w:val="TableGrid"/>
+        <w:tblW w:type="auto" w:w="0"/>
+        <w:tblLook w:firstColumn="1" w:firstRow="1" w:lastColumn="0" w:lastRow="0" w:noHBand="0" w:noVBand="1" w:val="04A0"/>
+      </w:tblPr>
+      <w:tblGrid>
+        <w:gridCol w:w="2880"/>
+        <w:gridCol w:w="2880"/>
+        <w:gridCol w:w="2880"/>
+      </w:tblGrid>
+      <w:tr>
+        <w:tc>
+          <w:tcPr>
+            <w:tcW w:type="dxa" w:w="2880"/>
+            <w:shd w:val="clear" w:fill="1F3A60"/>
+          </w:tcPr>
+          <w:p>
+            <w:r>
+              <w:rPr>
+                <w:b/>
+                <w:color w:val="FFFFFF"/>
+                <w:sz w:val="23"/>
+              </w:rPr>
+              <w:t>Lớp</w:t>
+            </w:r>
+          </w:p>
+        </w:tc>
+        <w:tc>
+          <w:tcPr>
+            <w:tcW w:type="dxa" w:w="2880"/>
+            <w:shd w:val="clear" w:fill="1F3A60"/>
+          </w:tcPr>
+          <w:p>
+            <w:r>
+              <w:rPr>
+                <w:b/>
+                <w:color w:val="FFFFFF"/>
+                <w:sz w:val="23"/>
+              </w:rPr>
+              <w:t>Thành phần</w:t>
+            </w:r>
+          </w:p>
+        </w:tc>
+        <w:tc>
+          <w:tcPr>
+            <w:tcW w:type="dxa" w:w="2880"/>
+            <w:shd w:val="clear" w:fill="1F3A60"/>
+          </w:tcPr>
+          <w:p>
+            <w:r>
+              <w:rPr>
+                <w:b/>
+                <w:color w:val="FFFFFF"/>
+                <w:sz w:val="23"/>
+              </w:rPr>
+              <w:t>Vai trò</w:t>
             </w:r>
           </w:p>
         </w:tc>
@@ -4843,7 +4994,7 @@
               <w:rPr>
                 <w:sz w:val="23"/>
               </w:rPr>
-              <w:t>Cạnh tranh</w:t>
+              <w:t>Lớp lõi giao dịch</w:t>
             </w:r>
           </w:p>
         </w:tc>
@@ -4856,7 +5007,7 @@
               <w:rPr>
                 <w:sz w:val="23"/>
               </w:rPr>
-              <w:t>3/5</w:t>
+              <w:t>Hệ thống xử lý thanh toán, kết nối ngân hàng</w:t>
             </w:r>
           </w:p>
         </w:tc>
@@ -4869,7 +5020,7 @@
               <w:rPr>
                 <w:sz w:val="23"/>
               </w:rPr>
-              <w:t>Dẫn đầu nhưng cạnh tranh gay gắt</w:t>
+              <w:t>Bảo đảm giao dịch nhanh, chính xác, không gián đoạn</w:t>
             </w:r>
           </w:p>
         </w:tc>
@@ -4884,7 +5035,7 @@
               <w:rPr>
                 <w:sz w:val="23"/>
               </w:rPr>
-              <w:t>Mạng lưới</w:t>
+              <w:t>Lớp an toàn</w:t>
             </w:r>
           </w:p>
         </w:tc>
@@ -4897,7 +5048,7 @@
               <w:rPr>
                 <w:sz w:val="23"/>
               </w:rPr>
-              <w:t>5/5</w:t>
+              <w:t>Định danh điện tử, xác thực sinh trắc học, chấm điểm rủi ro, phát hiện gian lận</w:t>
             </w:r>
           </w:p>
         </w:tc>
@@ -4910,7 +5061,7 @@
               <w:rPr>
                 <w:sz w:val="23"/>
               </w:rPr>
-              <w:t>Nhà đầu tư, đối tác, cộng đồng rộng</w:t>
+              <w:t>Bảo vệ người dùng, tuân thủ quy định</w:t>
             </w:r>
           </w:p>
         </w:tc>
@@ -4925,7 +5076,7 @@
               <w:rPr>
                 <w:sz w:val="23"/>
               </w:rPr>
-              <w:t>Bán hàng</w:t>
+              <w:t>Lớp mở rộng</w:t>
             </w:r>
           </w:p>
         </w:tc>
@@ -4938,7 +5089,7 @@
               <w:rPr>
                 <w:sz w:val="23"/>
               </w:rPr>
-              <w:t>4/5</w:t>
+              <w:t>Nền tảng ứng dụng nhỏ cho đối tác, trí tuệ nhân tạo cá nhân hóa</w:t>
             </w:r>
           </w:p>
         </w:tc>
@@ -4951,7 +5102,235 @@
               <w:rPr>
                 <w:sz w:val="23"/>
               </w:rPr>
-              <w:t>Tiếp thị hiệu quả, mới có lãi lần đầu</w:t>
+              <w:t>Liên tục bổ sung dịch vụ mới với chi phí thấp</w:t>
+            </w:r>
+          </w:p>
+        </w:tc>
+      </w:tr>
+    </w:tbl>
+    <w:p/>
+    <w:p>
+      <w:r>
+        <w:rPr>
+          <w:i/>
+          <w:color w:val="555555"/>
+          <w:sz w:val="21"/>
+        </w:rPr>
+        <w:t>Nguồn: Thị trường Tài chính Tiền tệ. (2022). Giới thiệu AI Committee – MoMo khẳng định quyết tâm thực thi chiến lược AI-First. https://thitruongtaichinhtiente.vn/print/38906.html</w:t>
+      </w:r>
+    </w:p>
+    <w:p>
+      <w:r>
+        <w:rPr>
+          <w:i/>
+          <w:color w:val="555555"/>
+          <w:sz w:val="21"/>
+        </w:rPr>
+        <w:t>Nguồn: MoMo. (2022). MoMo lần đầu giới thiệu công nghệ Mini App doanh nghiệp. https://www.momo.vn/tin-tuc/tin-tuc-su-kien/momo-lan-dau-gioi-thieu-cong-nghe-mini-app-doanh-2991</w:t>
+      </w:r>
+    </w:p>
+    <w:p>
+      <w:r>
+        <w:rPr>
+          <w:b/>
+          <w:i/>
+          <w:color w:val="1F3A60"/>
+        </w:rPr>
+        <w:t>Trí tuệ nhân tạo – “máy móc” chủ lực</w:t>
+      </w:r>
+    </w:p>
+    <w:p>
+      <w:pPr>
+        <w:jc w:val="both"/>
+      </w:pPr>
+      <w:r>
+        <w:rPr>
+          <w:i w:val="0"/>
+        </w:rPr>
+        <w:t>Năm 2022, MoMo thành lập Hội đồng Trí tuệ nhân tạo để thực thi chiến lược lấy trí tuệ nhân tạo làm trọng tâm; trí tuệ nhân tạo được triển khai rộng rãi trong gợi ý sản phẩm và bảo vệ người dùng (Thị trường Tài chính Tiền tệ, 2022). Theo Giám đốc Công nghệ Thái Trí Hùng, công cụ trí tuệ nhân tạo đã giúp giải phóng nhân viên chăm sóc khách hàng khỏi những công việc lặp lại nhàm chán (Báo Pháp luật Việt Nam, 2024a). Việc mua lại Pique – đơn vị cung cấp giải pháp trí tuệ nhân tạo cá nhân hóa trải nghiệm khách hàng – giúp MoMo sở hữu toàn bộ công nghệ thay vì phải thuê ngoài (VietTimes, 2022).</w:t>
+      </w:r>
+    </w:p>
+    <w:p>
+      <w:r>
+        <w:rPr>
+          <w:i/>
+          <w:color w:val="555555"/>
+          <w:sz w:val="21"/>
+        </w:rPr>
+        <w:t>Nguồn: Thị trường Tài chính Tiền tệ. (2022). Giới thiệu AI Committee – MoMo khẳng định quyết tâm thực thi chiến lược AI-First. https://thitruongtaichinhtiente.vn/print/38906.html</w:t>
+      </w:r>
+    </w:p>
+    <w:p>
+      <w:r>
+        <w:rPr>
+          <w:i/>
+          <w:color w:val="555555"/>
+          <w:sz w:val="21"/>
+        </w:rPr>
+        <w:t>Nguồn: Báo Pháp luật Việt Nam. (2024a). CTO MoMo Thái Trí Hùng: Công cụ AI thực sự giải phóng nhân viên chăm sóc khách hàng khỏi công việc “rửa chén, quét nhà” nhàm chán. https://doanhnhan.baophapluat.vn/cto-momo-thai-tri-hung-cong-cu-ai-thuc-su-giai-phong-nhan-vien-cham-soc-khach-hang-khoi-cong-viec-rua-chen-quet-nha-nham-chan-78750</w:t>
+      </w:r>
+    </w:p>
+    <w:p>
+      <w:r>
+        <w:rPr>
+          <w:i/>
+          <w:color w:val="555555"/>
+          <w:sz w:val="21"/>
+        </w:rPr>
+        <w:t>Nguồn: VietTimes. (2022). MoMo thâu tóm start-up AI, chiêu mộ cả nhà sáng lập. https://viettimes.vn/momo-thau-tom-start-up-ai-chieu-mo-ca-founder-post147508.html</w:t>
+      </w:r>
+    </w:p>
+    <w:p>
+      <w:r>
+        <w:rPr>
+          <w:b/>
+          <w:i/>
+          <w:color w:val="1F3A60"/>
+        </w:rPr>
+        <w:t>Mô hình “sản xuất” dịch vụ qua đối tác</w:t>
+      </w:r>
+    </w:p>
+    <w:p>
+      <w:pPr>
+        <w:jc w:val="both"/>
+      </w:pPr>
+      <w:r>
+        <w:rPr>
+          <w:i w:val="0"/>
+        </w:rPr>
+        <w:t>Thay vì tự phát triển mọi dịch vụ, MoMo cho phép đối tác xây ứng dụng nhỏ chạy trên nền tảng của mình. Cách làm này giống mô hình gia công: MoMo cung cấp “nhà xưởng” (hạ tầng, người dùng, thanh toán), đối tác tự đưa “sản phẩm” lên. Nhờ vậy, danh mục dịch vụ tăng nhanh mà chi phí của MoMo không tăng tương ứng (MoMo, 2022; The Leader, 2021).</w:t>
+      </w:r>
+    </w:p>
+    <w:p>
+      <w:r>
+        <w:rPr>
+          <w:i/>
+          <w:color w:val="555555"/>
+          <w:sz w:val="21"/>
+        </w:rPr>
+        <w:t>Nguồn: MoMo. (2022). MoMo lần đầu giới thiệu công nghệ Mini App doanh nghiệp. https://www.momo.vn/tin-tuc/tin-tuc-su-kien/momo-lan-dau-gioi-thieu-cong-nghe-mini-app-doanh-2991</w:t>
+      </w:r>
+    </w:p>
+    <w:p>
+      <w:r>
+        <w:rPr>
+          <w:i/>
+          <w:color w:val="555555"/>
+          <w:sz w:val="21"/>
+        </w:rPr>
+        <w:t>Nguồn: The Leader. (2021). Siêu ứng dụng đi xây tiểu ứng dụng. https://theleader.vn/sieu-ung-dung-di-xay-tieu-ung-dung-d12975.html</w:t>
+      </w:r>
+    </w:p>
+    <w:p>
+      <w:r>
+        <w:rPr>
+          <w:b/>
+          <w:i/>
+          <w:color w:val="1F3A60"/>
+        </w:rPr>
+        <w:t>Tuân thủ – một phần bắt buộc của sản xuất</w:t>
+      </w:r>
+    </w:p>
+    <w:p>
+      <w:pPr>
+        <w:jc w:val="both"/>
+      </w:pPr>
+      <w:r>
+        <w:rPr>
+          <w:i w:val="0"/>
+        </w:rPr>
+        <w:t>Từ 01/10/2024, việc mở ví trực tuyến phải xác thực sinh trắc học (VnEconomy, 2025); từ 01/01/2026, quy trình mở ví tiếp tục được siết chặt theo Thông tư 41/2025/TT-NHNN (LuatVietnam, 2025). Mỗi thay đổi quy định đòi hỏi MoMo cập nhật hệ thống cho hàng chục triệu người dùng trong thời gian ngắn – một thử thách vận hành lớn.</w:t>
+      </w:r>
+    </w:p>
+    <w:p>
+      <w:r>
+        <w:rPr>
+          <w:i/>
+          <w:color w:val="555555"/>
+          <w:sz w:val="21"/>
+        </w:rPr>
+        <w:t>Nguồn: VnEconomy. (2025). 100% khách hàng mở tài khoản ví điện tử đều được yêu cầu xác thực sinh trắc học. https://vneconomy.vn/100-khach-hang-mo-tai-khoan-vi-dien-tu-deu-duoc-yeu-cau-xac-thuc-sinh-trac-hoc.htm</w:t>
+      </w:r>
+    </w:p>
+    <w:p>
+      <w:r>
+        <w:rPr>
+          <w:i/>
+          <w:color w:val="555555"/>
+          <w:sz w:val="21"/>
+        </w:rPr>
+        <w:t>Nguồn: LuatVietnam. (2025). Tổng hợp 4 điểm mới Thông tư 41/2025/TT-NHNN về ví điện tử. https://luatvietnam.vn/linh-vuc-khac/tong-hop-diem-moi-thong-tu-41-2025-tt-nhnn-ve-vi-dien-tu-883-106022-article.html</w:t>
+      </w:r>
+    </w:p>
+    <w:p>
+      <w:pPr>
+        <w:jc w:val="center"/>
+      </w:pPr>
+      <w:r>
+        <w:rPr>
+          <w:b/>
+          <w:i/>
+        </w:rPr>
+        <w:t>Bảng 14. Rủi ro vận hành và hướng kiểm soát</w:t>
+      </w:r>
+    </w:p>
+    <w:tbl>
+      <w:tblPr>
+        <w:tblStyle w:val="TableGrid"/>
+        <w:tblW w:type="auto" w:w="0"/>
+        <w:tblLook w:firstColumn="1" w:firstRow="1" w:lastColumn="0" w:lastRow="0" w:noHBand="0" w:noVBand="1" w:val="04A0"/>
+      </w:tblPr>
+      <w:tblGrid>
+        <w:gridCol w:w="2880"/>
+        <w:gridCol w:w="2880"/>
+        <w:gridCol w:w="2880"/>
+      </w:tblGrid>
+      <w:tr>
+        <w:tc>
+          <w:tcPr>
+            <w:tcW w:type="dxa" w:w="2880"/>
+            <w:shd w:val="clear" w:fill="1F3A60"/>
+          </w:tcPr>
+          <w:p>
+            <w:r>
+              <w:rPr>
+                <w:b/>
+                <w:color w:val="FFFFFF"/>
+                <w:sz w:val="23"/>
+              </w:rPr>
+              <w:t>Rủi ro vận hành</w:t>
+            </w:r>
+          </w:p>
+        </w:tc>
+        <w:tc>
+          <w:tcPr>
+            <w:tcW w:type="dxa" w:w="2880"/>
+            <w:shd w:val="clear" w:fill="1F3A60"/>
+          </w:tcPr>
+          <w:p>
+            <w:r>
+              <w:rPr>
+                <w:b/>
+                <w:color w:val="FFFFFF"/>
+                <w:sz w:val="23"/>
+              </w:rPr>
+              <w:t>Tác động</w:t>
+            </w:r>
+          </w:p>
+        </w:tc>
+        <w:tc>
+          <w:tcPr>
+            <w:tcW w:type="dxa" w:w="2880"/>
+            <w:shd w:val="clear" w:fill="1F3A60"/>
+          </w:tcPr>
+          <w:p>
+            <w:r>
+              <w:rPr>
+                <w:b/>
+                <w:color w:val="FFFFFF"/>
+                <w:sz w:val="23"/>
+              </w:rPr>
+              <w:t>Hướng kiểm soát</w:t>
             </w:r>
           </w:p>
         </w:tc>
@@ -4966,7 +5345,7 @@
               <w:rPr>
                 <w:sz w:val="23"/>
               </w:rPr>
-              <w:t>Sản xuất</w:t>
+              <w:t>Sự cố hệ thống khi giao dịch tăng đột biến (dịp Tết, khuyến mãi)</w:t>
             </w:r>
           </w:p>
         </w:tc>
@@ -4979,7 +5358,7 @@
               <w:rPr>
                 <w:sz w:val="23"/>
               </w:rPr>
-              <w:t>4/5</w:t>
+              <w:t>Gián đoạn dịch vụ, mất niềm tin</w:t>
             </w:r>
           </w:p>
         </w:tc>
@@ -4992,7 +5371,7 @@
               <w:rPr>
                 <w:sz w:val="23"/>
               </w:rPr>
-              <w:t>Công nghệ mạnh, rủi ro an ninh mạng</w:t>
+              <w:t>Mở rộng hạ tầng, kiểm thử tải</w:t>
             </w:r>
           </w:p>
         </w:tc>
@@ -5007,7 +5386,7 @@
               <w:rPr>
                 <w:sz w:val="23"/>
               </w:rPr>
-              <w:t>Tổ chức</w:t>
+              <w:t>Lừa đảo, gian lận</w:t>
             </w:r>
           </w:p>
         </w:tc>
@@ -5020,7 +5399,7 @@
               <w:rPr>
                 <w:sz w:val="23"/>
               </w:rPr>
-              <w:t>3/5</w:t>
+              <w:t>Thiệt hại cho người dùng, rủi ro pháp lý</w:t>
             </w:r>
           </w:p>
         </w:tc>
@@ -5033,7 +5412,7 @@
               <w:rPr>
                 <w:sz w:val="23"/>
               </w:rPr>
-              <w:t>Cơ cấu sở hữu biến động</w:t>
+              <w:t>Trí tuệ nhân tạo phát hiện gian lận, xác thực sinh trắc học</w:t>
             </w:r>
           </w:p>
         </w:tc>
@@ -5048,7 +5427,7 @@
               <w:rPr>
                 <w:sz w:val="23"/>
               </w:rPr>
-              <w:t>Trung bình</w:t>
+              <w:t>Phụ thuộc ngân hàng liên kết</w:t>
             </w:r>
           </w:p>
         </w:tc>
@@ -5061,7 +5440,7 @@
               <w:rPr>
                 <w:sz w:val="23"/>
               </w:rPr>
-              <w:t>≈ 4,1/5</w:t>
+              <w:t>Gián đoạn nạp, rút tiền</w:t>
             </w:r>
           </w:p>
         </w:tc>
@@ -5074,7 +5453,122 @@
               <w:rPr>
                 <w:sz w:val="23"/>
               </w:rPr>
-              <w:t>Doanh nghiệp khởi nghiệp hấp dẫn</w:t>
+              <w:t>Đa dạng hóa ngân hàng đối tác</w:t>
+            </w:r>
+          </w:p>
+        </w:tc>
+      </w:tr>
+      <w:tr>
+        <w:tc>
+          <w:tcPr>
+            <w:tcW w:type="dxa" w:w="2880"/>
+          </w:tcPr>
+          <w:p>
+            <w:r>
+              <w:rPr>
+                <w:sz w:val="23"/>
+              </w:rPr>
+              <w:t>Thay đổi quy định liên tục</w:t>
+            </w:r>
+          </w:p>
+        </w:tc>
+        <w:tc>
+          <w:tcPr>
+            <w:tcW w:type="dxa" w:w="2880"/>
+          </w:tcPr>
+          <w:p>
+            <w:r>
+              <w:rPr>
+                <w:sz w:val="23"/>
+              </w:rPr>
+              <w:t>Chi phí cập nhật hệ thống</w:t>
+            </w:r>
+          </w:p>
+        </w:tc>
+        <w:tc>
+          <w:tcPr>
+            <w:tcW w:type="dxa" w:w="2880"/>
+          </w:tcPr>
+          <w:p>
+            <w:r>
+              <w:rPr>
+                <w:sz w:val="23"/>
+              </w:rPr>
+              <w:t>Bộ phận tuân thủ chuyên trách</w:t>
+            </w:r>
+          </w:p>
+        </w:tc>
+      </w:tr>
+      <w:tr>
+        <w:tc>
+          <w:tcPr>
+            <w:tcW w:type="dxa" w:w="2880"/>
+          </w:tcPr>
+          <w:p>
+            <w:r>
+              <w:rPr>
+                <w:sz w:val="23"/>
+              </w:rPr>
+              <w:t>Chi phí công nghệ cao</w:t>
+            </w:r>
+          </w:p>
+        </w:tc>
+        <w:tc>
+          <w:tcPr>
+            <w:tcW w:type="dxa" w:w="2880"/>
+          </w:tcPr>
+          <w:p>
+            <w:r>
+              <w:rPr>
+                <w:sz w:val="23"/>
+              </w:rPr>
+              <w:t>Áp lực lên lợi nhuận</w:t>
+            </w:r>
+          </w:p>
+        </w:tc>
+        <w:tc>
+          <w:tcPr>
+            <w:tcW w:type="dxa" w:w="2880"/>
+          </w:tcPr>
+          <w:p>
+            <w:r>
+              <w:rPr>
+                <w:sz w:val="23"/>
+              </w:rPr>
+              <w:t>Tự động hóa, tận dụng đối tác</w:t>
+            </w:r>
+          </w:p>
+        </w:tc>
+      </w:tr>
+    </w:tbl>
+    <w:p/>
+    <w:tbl>
+      <w:tblPr>
+        <w:tblStyle w:val="TableGrid"/>
+        <w:tblW w:type="auto" w:w="0"/>
+        <w:tblLook w:firstColumn="1" w:firstRow="1" w:lastColumn="0" w:lastRow="0" w:noHBand="0" w:noVBand="1" w:val="04A0"/>
+      </w:tblPr>
+      <w:tblGrid>
+        <w:gridCol w:w="8640"/>
+      </w:tblGrid>
+      <w:tr>
+        <w:tc>
+          <w:tcPr>
+            <w:tcW w:type="dxa" w:w="8640"/>
+            <w:shd w:val="clear" w:fill="FCEFE3"/>
+          </w:tcPr>
+          <w:p>
+            <w:pPr>
+              <w:jc w:val="both"/>
+            </w:pPr>
+            <w:r>
+              <w:rPr>
+                <w:b/>
+              </w:rPr>
+              <w:t xml:space="preserve">Góc nhìn phản biện: </w:t>
+            </w:r>
+            <w:r>
+              <w:t>Năng lực công nghệ là điểm mạnh nhưng cũng là “điểm yếu chí mạng”: chỉ một sự cố bảo mật lớn có thể phá hủy niềm tin đã xây dựng hơn mười năm. Ngoài ra, chi phí duy trì hơn một nghìn kỹ sư là gánh nặng cố định lớn.</w:t>
             </w:r>
           </w:p>
         </w:tc>
@@ -5083,14 +5577,74 @@
     <w:p/>
     <w:p>
       <w:pPr>
-        <w:pStyle w:val="Heading1"/>
+        <w:jc w:val="both"/>
+      </w:pPr>
+      <w:r>
+        <w:rPr>
+          <w:b/>
+        </w:rPr>
+        <w:t xml:space="preserve">Liên kết trong ma trận: </w:t>
+      </w:r>
+      <w:r>
+        <w:rPr>
+          <w:i/>
+        </w:rPr>
+        <w:t>Sản xuất là cầu nối giữa Giải pháp (3.2) và Bán hàng (5.1): hạ tầng tốt mới tạo được sản phẩm tốt, và sản phẩm tốt mới bán được.</w:t>
+      </w:r>
+    </w:p>
+    <w:p>
+      <w:pPr>
+        <w:pStyle w:val="Heading2"/>
       </w:pPr>
       <w:r>
         <w:rPr>
           <w:rFonts w:ascii="Times New Roman" w:hAnsi="Times New Roman"/>
           <w:color w:val="1F3A60"/>
         </w:rPr>
-        <w:t>VII. KẾT LUẬN</w:t>
+        <w:t>5.3. Tổ chức: thách thức của một “kỳ lân” đang trưởng thành</w:t>
+      </w:r>
+    </w:p>
+    <w:tbl>
+      <w:tblPr>
+        <w:tblStyle w:val="TableGrid"/>
+        <w:tblW w:type="auto" w:w="0"/>
+        <w:tblLook w:firstColumn="1" w:firstRow="1" w:lastColumn="0" w:lastRow="0" w:noHBand="0" w:noVBand="1" w:val="04A0"/>
+      </w:tblPr>
+      <w:tblGrid>
+        <w:gridCol w:w="8640"/>
+      </w:tblGrid>
+      <w:tr>
+        <w:tc>
+          <w:tcPr>
+            <w:tcW w:type="dxa" w:w="8640"/>
+            <w:shd w:val="clear" w:fill="E8EEF6"/>
+          </w:tcPr>
+          <w:p>
+            <w:pPr>
+              <w:jc w:val="both"/>
+            </w:pPr>
+            <w:r>
+              <w:rPr>
+                <w:b/>
+              </w:rPr>
+              <w:t xml:space="preserve">Nhận định: </w:t>
+            </w:r>
+            <w:r>
+              <w:t>MoMo đã vượt qua giai đoạn khởi nghiệp, nhưng việc chuyển mình từ một công ty do nhà sáng lập dẫn dắt sang một tổ chức đại chúng chuẩn mực vẫn là chặng đường dang dở.</w:t>
+            </w:r>
+          </w:p>
+        </w:tc>
+      </w:tr>
+    </w:tbl>
+    <w:p/>
+    <w:p>
+      <w:r>
+        <w:rPr>
+          <w:b/>
+          <w:i/>
+          <w:color w:val="1F3A60"/>
+        </w:rPr>
+        <w:t>Cơ cấu quản trị</w:t>
       </w:r>
     </w:p>
     <w:p>
@@ -5101,7 +5655,670 @@
         <w:rPr>
           <w:i w:val="0"/>
         </w:rPr>
-        <w:t>Theo Ma trận Đánh giá Dự án Kinh doanh, MoMo có nền tảng rất vững ở hai hàng đầu: nhu cầu lớn và cấp thiết, giải pháp phù hợp và được cấp phép sớm, đội ngũ bền bỉ; thị trường tăng trưởng nhanh nhất khu vực, vị thế dẫn đầu và mạng lưới rộng. Điểm yếu nằm ở cường độ cạnh tranh cao và các vấn đề quản trị khi doanh nghiệp mở rộng. Để phát triển bền vững, MoMo cần dịch chuyển sang dịch vụ tài chính số có giá trị gia tăng cao, duy trì lợi nhuận và tăng cường an toàn cho người dùng.</w:t>
+        <w:t>Hội đồng quản trị của MoMo có sự tham gia của đại diện các quỹ đầu tư, trong khi nhà sáng lập giữ vai trò điều hành. Mô hình này giúp doanh nghiệp tiếp cận chuẩn mực quản trị quốc tế, nhưng cũng tạo ra sự giằng co giữa tầm nhìn dài hạn của nhà sáng lập và kỳ vọng thu hồi vốn của nhà đầu tư. Các thay đổi về cơ cấu sở hữu phía sau những thương vụ tỷ đô la cho thấy quyền lực trong doanh nghiệp đang dịch chuyển (Đại biểu Nhân dân, 2025).</w:t>
+      </w:r>
+    </w:p>
+    <w:p>
+      <w:r>
+        <w:rPr>
+          <w:i/>
+          <w:color w:val="555555"/>
+          <w:sz w:val="21"/>
+        </w:rPr>
+        <w:t>Nguồn: Đại biểu Nhân dân. (2025). Ai thực sự sở hữu MoMo: Cuộc chuyển giao quyền lực phía sau thương vụ tỷ USD của kỳ lân fintech Việt Nam. https://daibieunhandan.vn/ai-thuc-su-so-huu-momo-cuoc-chuyen-giao-quyen-luc-phia-sau-thuong-vu-ty-usd-cua-ky-lan-fintech-viet-nam-10421244.html</w:t>
+      </w:r>
+    </w:p>
+    <w:p>
+      <w:r>
+        <w:rPr>
+          <w:b/>
+          <w:i/>
+          <w:color w:val="1F3A60"/>
+        </w:rPr>
+        <w:t>Con người và văn hóa</w:t>
+      </w:r>
+    </w:p>
+    <w:p>
+      <w:pPr>
+        <w:jc w:val="both"/>
+      </w:pPr>
+      <w:r>
+        <w:rPr>
+          <w:i w:val="0"/>
+        </w:rPr>
+        <w:t>Năm 2020, MoMo là công ty công nghệ tài chính Việt Nam duy nhất được Tạp chí HR Asia vinh danh trong nhóm “Nơi làm việc tốt nhất châu Á 2020”; giải thưởng phản ánh chính sách phát triển nguồn nhân lực gắn với chiến lược trở thành siêu ứng dụng (Thị trường Tài chính Tiền tệ, 2020a). Đội ngũ hơn 800 kỹ sư công nghệ và hơn 200 kỹ sư dữ liệu, trí tuệ nhân tạo (Báo Pháp luật Việt Nam, 2024a) cho thấy MoMo được tổ chức như một công ty công nghệ hơn là một công ty tài chính truyền thống.</w:t>
+      </w:r>
+    </w:p>
+    <w:p>
+      <w:r>
+        <w:rPr>
+          <w:i/>
+          <w:color w:val="555555"/>
+          <w:sz w:val="21"/>
+        </w:rPr>
+        <w:t>Nguồn: Thị trường Tài chính Tiền tệ. (2020a). Ví MoMo – fintech Việt vào top “Nơi làm việc tốt nhất châu Á 2020”. https://thitruongtaichinhtiente.vn/print/28194.html</w:t>
+      </w:r>
+    </w:p>
+    <w:p>
+      <w:r>
+        <w:rPr>
+          <w:i/>
+          <w:color w:val="555555"/>
+          <w:sz w:val="21"/>
+        </w:rPr>
+        <w:t>Nguồn: Báo Pháp luật Việt Nam. (2024a). CTO MoMo Thái Trí Hùng: Công cụ AI thực sự giải phóng nhân viên chăm sóc khách hàng khỏi công việc “rửa chén, quét nhà” nhàm chán. https://doanhnhan.baophapluat.vn/cto-momo-thai-tri-hung-cong-cu-ai-thuc-su-giai-phong-nhan-vien-cham-soc-khach-hang-khoi-cong-viec-rua-chen-quet-nha-nham-chan-78750</w:t>
+      </w:r>
+    </w:p>
+    <w:p>
+      <w:r>
+        <w:rPr>
+          <w:b/>
+          <w:i/>
+          <w:color w:val="1F3A60"/>
+        </w:rPr>
+        <w:t>Tổ chức theo chiến lược</w:t>
+      </w:r>
+    </w:p>
+    <w:p>
+      <w:pPr>
+        <w:jc w:val="center"/>
+      </w:pPr>
+      <w:r>
+        <w:rPr>
+          <w:b/>
+          <w:i/>
+        </w:rPr>
+        <w:t>Bảng 15. Mối quan hệ giữa chiến lược và tổ chức</w:t>
+      </w:r>
+    </w:p>
+    <w:tbl>
+      <w:tblPr>
+        <w:tblStyle w:val="TableGrid"/>
+        <w:tblW w:type="auto" w:w="0"/>
+        <w:tblLook w:firstColumn="1" w:firstRow="1" w:lastColumn="0" w:lastRow="0" w:noHBand="0" w:noVBand="1" w:val="04A0"/>
+      </w:tblPr>
+      <w:tblGrid>
+        <w:gridCol w:w="4320"/>
+        <w:gridCol w:w="4320"/>
+      </w:tblGrid>
+      <w:tr>
+        <w:tc>
+          <w:tcPr>
+            <w:tcW w:type="dxa" w:w="4320"/>
+            <w:shd w:val="clear" w:fill="1F3A60"/>
+          </w:tcPr>
+          <w:p>
+            <w:r>
+              <w:rPr>
+                <w:b/>
+                <w:color w:val="FFFFFF"/>
+                <w:sz w:val="23"/>
+              </w:rPr>
+              <w:t>Định hướng chiến lược</w:t>
+            </w:r>
+          </w:p>
+        </w:tc>
+        <w:tc>
+          <w:tcPr>
+            <w:tcW w:type="dxa" w:w="4320"/>
+            <w:shd w:val="clear" w:fill="1F3A60"/>
+          </w:tcPr>
+          <w:p>
+            <w:r>
+              <w:rPr>
+                <w:b/>
+                <w:color w:val="FFFFFF"/>
+                <w:sz w:val="23"/>
+              </w:rPr>
+              <w:t>Thay đổi trong tổ chức</w:t>
+            </w:r>
+          </w:p>
+        </w:tc>
+      </w:tr>
+      <w:tr>
+        <w:tc>
+          <w:tcPr>
+            <w:tcW w:type="dxa" w:w="4320"/>
+          </w:tcPr>
+          <w:p>
+            <w:r>
+              <w:rPr>
+                <w:sz w:val="23"/>
+              </w:rPr>
+              <w:t>Lấy trí tuệ nhân tạo làm trọng tâm</w:t>
+            </w:r>
+          </w:p>
+        </w:tc>
+        <w:tc>
+          <w:tcPr>
+            <w:tcW w:type="dxa" w:w="4320"/>
+          </w:tcPr>
+          <w:p>
+            <w:r>
+              <w:rPr>
+                <w:sz w:val="23"/>
+              </w:rPr>
+              <w:t>Thành lập Hội đồng Trí tuệ nhân tạo (2022); mua lại Pique</w:t>
+            </w:r>
+          </w:p>
+        </w:tc>
+      </w:tr>
+      <w:tr>
+        <w:tc>
+          <w:tcPr>
+            <w:tcW w:type="dxa" w:w="4320"/>
+          </w:tcPr>
+          <w:p>
+            <w:r>
+              <w:rPr>
+                <w:sz w:val="23"/>
+              </w:rPr>
+              <w:t>Xây dựng nền tảng mở</w:t>
+            </w:r>
+          </w:p>
+        </w:tc>
+        <w:tc>
+          <w:tcPr>
+            <w:tcW w:type="dxa" w:w="4320"/>
+          </w:tcPr>
+          <w:p>
+            <w:r>
+              <w:rPr>
+                <w:sz w:val="23"/>
+              </w:rPr>
+              <w:t>Đội ngũ phát triển ứng dụng nhỏ và quan hệ đối tác</w:t>
+            </w:r>
+          </w:p>
+        </w:tc>
+      </w:tr>
+      <w:tr>
+        <w:tc>
+          <w:tcPr>
+            <w:tcW w:type="dxa" w:w="4320"/>
+          </w:tcPr>
+          <w:p>
+            <w:r>
+              <w:rPr>
+                <w:sz w:val="23"/>
+              </w:rPr>
+              <w:t>Tăng cường tuân thủ</w:t>
+            </w:r>
+          </w:p>
+        </w:tc>
+        <w:tc>
+          <w:tcPr>
+            <w:tcW w:type="dxa" w:w="4320"/>
+          </w:tcPr>
+          <w:p>
+            <w:r>
+              <w:rPr>
+                <w:sz w:val="23"/>
+              </w:rPr>
+              <w:t>Bộ phận pháp chế, kiểm soát rủi ro theo yêu cầu Ngân hàng Nhà nước</w:t>
+            </w:r>
+          </w:p>
+        </w:tc>
+      </w:tr>
+      <w:tr>
+        <w:tc>
+          <w:tcPr>
+            <w:tcW w:type="dxa" w:w="4320"/>
+          </w:tcPr>
+          <w:p>
+            <w:r>
+              <w:rPr>
+                <w:sz w:val="23"/>
+              </w:rPr>
+              <w:t>Chuẩn bị niêm yết</w:t>
+            </w:r>
+          </w:p>
+        </w:tc>
+        <w:tc>
+          <w:tcPr>
+            <w:tcW w:type="dxa" w:w="4320"/>
+          </w:tcPr>
+          <w:p>
+            <w:r>
+              <w:rPr>
+                <w:sz w:val="23"/>
+              </w:rPr>
+              <w:t>Chuẩn hóa báo cáo tài chính, quản trị theo thông lệ quốc tế</w:t>
+            </w:r>
+          </w:p>
+        </w:tc>
+      </w:tr>
+    </w:tbl>
+    <w:p/>
+    <w:p>
+      <w:r>
+        <w:rPr>
+          <w:i/>
+          <w:color w:val="555555"/>
+          <w:sz w:val="21"/>
+        </w:rPr>
+        <w:t>Nguồn: Thị trường Tài chính Tiền tệ. (2022). Giới thiệu AI Committee – MoMo khẳng định quyết tâm thực thi chiến lược AI-First. https://thitruongtaichinhtiente.vn/print/38906.html</w:t>
+      </w:r>
+    </w:p>
+    <w:p>
+      <w:r>
+        <w:rPr>
+          <w:i/>
+          <w:color w:val="555555"/>
+          <w:sz w:val="21"/>
+        </w:rPr>
+        <w:t>Nguồn: VietTimes. (2022). MoMo thâu tóm start-up AI, chiêu mộ cả nhà sáng lập. https://viettimes.vn/momo-thau-tom-start-up-ai-chieu-mo-ca-founder-post147508.html</w:t>
+      </w:r>
+    </w:p>
+    <w:p>
+      <w:r>
+        <w:rPr>
+          <w:b/>
+          <w:i/>
+          <w:color w:val="1F3A60"/>
+        </w:rPr>
+        <w:t>Lộ trình niêm yết</w:t>
+      </w:r>
+    </w:p>
+    <w:p>
+      <w:pPr>
+        <w:jc w:val="both"/>
+      </w:pPr>
+      <w:r>
+        <w:rPr>
+          <w:i w:val="0"/>
+        </w:rPr>
+        <w:t>Năm 2021, MoMo từng đặt mục tiêu niêm yết vào khoảng năm 2025 (Tuổi Trẻ News, 2021); sau đó báo chí đưa tin doanh nghiệp chuẩn bị niêm yết tại nước ngoài (Báo Pháp luật Việt Nam, 2025). Niêm yết sẽ buộc MoMo minh bạch hóa thông tin tài chính và chuẩn hóa bộ máy, nhưng kế hoạch nhiều lần điều chỉnh cho thấy doanh nghiệp vẫn đang cân nhắc thời điểm và địa điểm phù hợp.</w:t>
+      </w:r>
+    </w:p>
+    <w:p>
+      <w:r>
+        <w:rPr>
+          <w:i/>
+          <w:color w:val="555555"/>
+          <w:sz w:val="21"/>
+        </w:rPr>
+        <w:t>Nguồn: Tuổi Trẻ News. (2021, 21 tháng 12). Vietnam mobile wallet MoMo says valuation tops $2 billion after funding. https://tuoitrenews.vn/news/business/20211221/vietnam-mobile-wallet-momo-says-valuation-tops-2-billion-after-funding/64834.html</w:t>
+      </w:r>
+    </w:p>
+    <w:p>
+      <w:r>
+        <w:rPr>
+          <w:i/>
+          <w:color w:val="555555"/>
+          <w:sz w:val="21"/>
+        </w:rPr>
+        <w:t>Nguồn: Báo Pháp luật Việt Nam. (2025). M_Service – đơn vị sở hữu ví điện tử MoMo rục rịch chuẩn bị IPO tại nước ngoài. https://doanhnhan.baophapluat.vn/m-service--don-vi-so-huu-vi-dien-tu-momo-ruc-rich-chuan-bi-ipo-tai-nuoc-ngoai-80523.html</w:t>
+      </w:r>
+    </w:p>
+    <w:tbl>
+      <w:tblPr>
+        <w:tblStyle w:val="TableGrid"/>
+        <w:tblW w:type="auto" w:w="0"/>
+        <w:tblLook w:firstColumn="1" w:firstRow="1" w:lastColumn="0" w:lastRow="0" w:noHBand="0" w:noVBand="1" w:val="04A0"/>
+      </w:tblPr>
+      <w:tblGrid>
+        <w:gridCol w:w="8640"/>
+      </w:tblGrid>
+      <w:tr>
+        <w:tc>
+          <w:tcPr>
+            <w:tcW w:type="dxa" w:w="8640"/>
+            <w:shd w:val="clear" w:fill="FCEFE3"/>
+          </w:tcPr>
+          <w:p>
+            <w:pPr>
+              <w:jc w:val="both"/>
+            </w:pPr>
+            <w:r>
+              <w:rPr>
+                <w:b/>
+              </w:rPr>
+              <w:t xml:space="preserve">Góc nhìn phản biện: </w:t>
+            </w:r>
+            <w:r>
+              <w:t>Bất đồng đường lối từng là khó khăn lớn nhất của MoMo (MoMo, 2019). Khi chuẩn bị niêm yết và cơ cấu sở hữu thay đổi, rủi ro này có thể quay trở lại. Ngoài ra, giữ chân nhân sự công nghệ giỏi trong bối cảnh cạnh tranh nhân tài với ngân hàng và tập đoàn công nghệ là thách thức thường trực.</w:t>
+            </w:r>
+          </w:p>
+        </w:tc>
+      </w:tr>
+    </w:tbl>
+    <w:p/>
+    <w:p>
+      <w:r>
+        <w:rPr>
+          <w:i/>
+          <w:color w:val="555555"/>
+          <w:sz w:val="21"/>
+        </w:rPr>
+        <w:t>Nguồn: MoMo. (2019). Đồng Tổng giám đốc MoMo Nguyễn Mạnh Tường truyền “cảm hứng khởi nghiệp” đến hàng trăm sinh viên Đại học Quốc gia TP.HCM. https://www.momo.vn/tin-tuc/tin-tuc-su-kien/coceo-momo-nguyen-manh-tuong-truyen-cam-hung-khoi-2580</w:t>
+      </w:r>
+    </w:p>
+    <w:p>
+      <w:pPr>
+        <w:jc w:val="both"/>
+      </w:pPr>
+      <w:r>
+        <w:rPr>
+          <w:b/>
+        </w:rPr>
+        <w:t xml:space="preserve">Liên kết trong ma trận: </w:t>
+      </w:r>
+      <w:r>
+        <w:rPr>
+          <w:i/>
+        </w:rPr>
+        <w:t>Tổ chức là “hệ điều hành” của cả ma trận: nó biến năng lực của Đội ngũ (3.3) thành hành động và quyết định Sản xuất (5.2), Bán hàng (5.1) có được thực thi nhất quán hay không.</w:t>
+      </w:r>
+    </w:p>
+    <w:p>
+      <w:pPr>
+        <w:pStyle w:val="Heading1"/>
+      </w:pPr>
+      <w:r>
+        <w:rPr>
+          <w:rFonts w:ascii="Times New Roman" w:hAnsi="Times New Roman"/>
+          <w:color w:val="1F3A60"/>
+        </w:rPr>
+        <w:t>PHẦN 6. BỨC TRANH TỔNG THỂ</w:t>
+      </w:r>
+    </w:p>
+    <w:p>
+      <w:pPr>
+        <w:jc w:val="center"/>
+      </w:pPr>
+      <w:r>
+        <w:rPr>
+          <w:b/>
+          <w:i/>
+        </w:rPr>
+        <w:t>Bảng 16. Ma trận đánh giá tổng hợp MoMo</w:t>
+      </w:r>
+    </w:p>
+    <w:tbl>
+      <w:tblPr>
+        <w:tblStyle w:val="TableGrid"/>
+        <w:tblW w:type="auto" w:w="0"/>
+        <w:tblLook w:firstColumn="1" w:firstRow="1" w:lastColumn="0" w:lastRow="0" w:noHBand="0" w:noVBand="1" w:val="04A0"/>
+      </w:tblPr>
+      <w:tblGrid>
+        <w:gridCol w:w="2160"/>
+        <w:gridCol w:w="2160"/>
+        <w:gridCol w:w="2160"/>
+        <w:gridCol w:w="2160"/>
+      </w:tblGrid>
+      <w:tr>
+        <w:tc>
+          <w:tcPr>
+            <w:tcW w:type="dxa" w:w="2160"/>
+            <w:shd w:val="clear" w:fill="1F3A60"/>
+          </w:tcPr>
+          <w:p>
+            <w:r>
+              <w:rPr>
+                <w:b/>
+                <w:color w:val="FFFFFF"/>
+                <w:sz w:val="23"/>
+              </w:rPr>
+              <w:t>Cấp độ</w:t>
+            </w:r>
+          </w:p>
+        </w:tc>
+        <w:tc>
+          <w:tcPr>
+            <w:tcW w:type="dxa" w:w="2160"/>
+            <w:shd w:val="clear" w:fill="1F3A60"/>
+          </w:tcPr>
+          <w:p>
+            <w:r>
+              <w:rPr>
+                <w:b/>
+                <w:color w:val="FFFFFF"/>
+                <w:sz w:val="23"/>
+              </w:rPr>
+              <w:t>Khách hàng</w:t>
+            </w:r>
+          </w:p>
+        </w:tc>
+        <w:tc>
+          <w:tcPr>
+            <w:tcW w:type="dxa" w:w="2160"/>
+            <w:shd w:val="clear" w:fill="1F3A60"/>
+          </w:tcPr>
+          <w:p>
+            <w:r>
+              <w:rPr>
+                <w:b/>
+                <w:color w:val="FFFFFF"/>
+                <w:sz w:val="23"/>
+              </w:rPr>
+              <w:t>Doanh nghiệp</w:t>
+            </w:r>
+          </w:p>
+        </w:tc>
+        <w:tc>
+          <w:tcPr>
+            <w:tcW w:type="dxa" w:w="2160"/>
+            <w:shd w:val="clear" w:fill="1F3A60"/>
+          </w:tcPr>
+          <w:p>
+            <w:r>
+              <w:rPr>
+                <w:b/>
+                <w:color w:val="FFFFFF"/>
+                <w:sz w:val="23"/>
+              </w:rPr>
+              <w:t>Nhà khởi nghiệp</w:t>
+            </w:r>
+          </w:p>
+        </w:tc>
+      </w:tr>
+      <w:tr>
+        <w:tc>
+          <w:tcPr>
+            <w:tcW w:type="dxa" w:w="2160"/>
+          </w:tcPr>
+          <w:p>
+            <w:r>
+              <w:rPr>
+                <w:sz w:val="23"/>
+              </w:rPr>
+              <w:t>Đề xuất giá trị</w:t>
+            </w:r>
+          </w:p>
+        </w:tc>
+        <w:tc>
+          <w:tcPr>
+            <w:tcW w:type="dxa" w:w="2160"/>
+          </w:tcPr>
+          <w:p>
+            <w:r>
+              <w:rPr>
+                <w:sz w:val="23"/>
+              </w:rPr>
+              <w:t>Nhu cầu – Rất mạnh</w:t>
+            </w:r>
+          </w:p>
+        </w:tc>
+        <w:tc>
+          <w:tcPr>
+            <w:tcW w:type="dxa" w:w="2160"/>
+          </w:tcPr>
+          <w:p>
+            <w:r>
+              <w:rPr>
+                <w:sz w:val="23"/>
+              </w:rPr>
+              <w:t>Giải pháp – Mạnh</w:t>
+            </w:r>
+          </w:p>
+        </w:tc>
+        <w:tc>
+          <w:tcPr>
+            <w:tcW w:type="dxa" w:w="2160"/>
+          </w:tcPr>
+          <w:p>
+            <w:r>
+              <w:rPr>
+                <w:sz w:val="23"/>
+              </w:rPr>
+              <w:t>Đội ngũ – Mạnh</w:t>
+            </w:r>
+          </w:p>
+        </w:tc>
+      </w:tr>
+      <w:tr>
+        <w:tc>
+          <w:tcPr>
+            <w:tcW w:type="dxa" w:w="2160"/>
+          </w:tcPr>
+          <w:p>
+            <w:r>
+              <w:rPr>
+                <w:sz w:val="23"/>
+              </w:rPr>
+              <w:t>Ngành</w:t>
+            </w:r>
+          </w:p>
+        </w:tc>
+        <w:tc>
+          <w:tcPr>
+            <w:tcW w:type="dxa" w:w="2160"/>
+          </w:tcPr>
+          <w:p>
+            <w:r>
+              <w:rPr>
+                <w:sz w:val="23"/>
+              </w:rPr>
+              <w:t>Thị trường – Rất mạnh</w:t>
+            </w:r>
+          </w:p>
+        </w:tc>
+        <w:tc>
+          <w:tcPr>
+            <w:tcW w:type="dxa" w:w="2160"/>
+          </w:tcPr>
+          <w:p>
+            <w:r>
+              <w:rPr>
+                <w:sz w:val="23"/>
+              </w:rPr>
+              <w:t>Cạnh tranh – Cần lưu ý</w:t>
+            </w:r>
+          </w:p>
+        </w:tc>
+        <w:tc>
+          <w:tcPr>
+            <w:tcW w:type="dxa" w:w="2160"/>
+          </w:tcPr>
+          <w:p>
+            <w:r>
+              <w:rPr>
+                <w:sz w:val="23"/>
+              </w:rPr>
+              <w:t>Mạng lưới – Rất mạnh</w:t>
+            </w:r>
+          </w:p>
+        </w:tc>
+      </w:tr>
+      <w:tr>
+        <w:tc>
+          <w:tcPr>
+            <w:tcW w:type="dxa" w:w="2160"/>
+          </w:tcPr>
+          <w:p>
+            <w:r>
+              <w:rPr>
+                <w:sz w:val="23"/>
+              </w:rPr>
+              <w:t>Chiến lược</w:t>
+            </w:r>
+          </w:p>
+        </w:tc>
+        <w:tc>
+          <w:tcPr>
+            <w:tcW w:type="dxa" w:w="2160"/>
+          </w:tcPr>
+          <w:p>
+            <w:r>
+              <w:rPr>
+                <w:sz w:val="23"/>
+              </w:rPr>
+              <w:t>Bán hàng – Đang cải thiện</w:t>
+            </w:r>
+          </w:p>
+        </w:tc>
+        <w:tc>
+          <w:tcPr>
+            <w:tcW w:type="dxa" w:w="2160"/>
+          </w:tcPr>
+          <w:p>
+            <w:r>
+              <w:rPr>
+                <w:sz w:val="23"/>
+              </w:rPr>
+              <w:t>Sản xuất – Mạnh</w:t>
+            </w:r>
+          </w:p>
+        </w:tc>
+        <w:tc>
+          <w:tcPr>
+            <w:tcW w:type="dxa" w:w="2160"/>
+          </w:tcPr>
+          <w:p>
+            <w:r>
+              <w:rPr>
+                <w:sz w:val="23"/>
+              </w:rPr>
+              <w:t>Tổ chức – Cần lưu ý</w:t>
+            </w:r>
+          </w:p>
+        </w:tc>
+      </w:tr>
+    </w:tbl>
+    <w:p/>
+    <w:p>
+      <w:pPr>
+        <w:jc w:val="both"/>
+      </w:pPr>
+      <w:r>
+        <w:rPr>
+          <w:i w:val="0"/>
+        </w:rPr>
+        <w:t>Nhìn vào ma trận, có thể thấy cột “khách hàng” và cột “nhà khởi nghiệp” của MoMo khá vững, trong khi điểm cần lưu ý tập trung ở cột “doanh nghiệp” (cạnh tranh) và hàng “chiến lược” (tổ chức, bán hàng). Điều này phù hợp với giai đoạn phát triển của MoMo: doanh nghiệp đã chứng minh được giá trị và vị thế, giờ là lúc phải chứng minh khả năng sinh lời bền vững và quản trị chuẩn mực.</w:t>
+      </w:r>
+    </w:p>
+    <w:p>
+      <w:pPr>
+        <w:pStyle w:val="Heading1"/>
+      </w:pPr>
+      <w:r>
+        <w:rPr>
+          <w:rFonts w:ascii="Times New Roman" w:hAnsi="Times New Roman"/>
+          <w:color w:val="1F3A60"/>
+        </w:rPr>
+        <w:t>PHẦN 7. KẾT LUẬN</w:t>
+      </w:r>
+    </w:p>
+    <w:p>
+      <w:pPr>
+        <w:jc w:val="both"/>
+      </w:pPr>
+      <w:r>
+        <w:rPr>
+          <w:i w:val="0"/>
+        </w:rPr>
+        <w:t>MoMo là minh chứng cho việc một doanh nghiệp khởi nghiệp Việt Nam có thể trở thành “kỳ lân” nhờ giải quyết đúng một nỗi đau lớn của xã hội. Hai hàng đầu của ma trận cho thấy nền tảng rất vững: nhu cầu cấp thiết, giải pháp phù hợp được bảo chứng bởi giấy phép, đội ngũ bền bỉ, thị trường tăng trưởng nhanh nhất khu vực và mạng lưới khó sao chép. Ở hàng chiến lược, MoMo đã chuyển hướng thành công từ thu hút sang khai thác giá trị, đầu tư mạnh vào hạ tầng trí tuệ nhân tạo và đang hoàn thiện bộ máy để tiến tới niêm yết.</w:t>
+      </w:r>
+    </w:p>
+    <w:p>
+      <w:pPr>
+        <w:jc w:val="both"/>
+      </w:pPr>
+      <w:r>
+        <w:rPr>
+          <w:i w:val="0"/>
+        </w:rPr>
+        <w:t>Thách thức lớn nhất trong thời gian tới gồm: sự cạnh tranh của ngân hàng số ở chức năng thanh toán cơ bản, chi phí tuân thủ quy định ngày càng cao và việc duy trì sự đồng thuận trong quản trị. Nếu tiếp tục dịch chuyển sang dịch vụ tài chính có giá trị gia tăng cao, khai thác tốt dữ liệu và giữ vững niềm tin của người dùng, MoMo có cơ hội trở thành siêu ứng dụng tài chính hàng đầu Việt Nam.</w:t>
       </w:r>
     </w:p>
     <w:p>
@@ -5169,7 +6386,7 @@
         <w:ind w:left="560" w:hanging="560"/>
       </w:pPr>
       <w:r>
-        <w:t>Báo Pháp luật Việt Nam. (2024). CTO MoMo Thái Trí Hùng: Công cụ AI thực sự giải phóng nhân viên chăm sóc khách hàng khỏi công việc “rửa chén, quét nhà” nhàm chán. https://doanhnhan.baophapluat.vn/cto-momo-thai-tri-hung-cong-cu-ai-thuc-su-giai-phong-nhan-vien-cham-soc-khach-hang-khoi-cong-viec-rua-chen-quet-nha-nham-chan-78750</w:t>
+        <w:t>Báo Pháp luật Việt Nam. (2024a). CTO MoMo Thái Trí Hùng: Công cụ AI thực sự giải phóng nhân viên chăm sóc khách hàng khỏi công việc “rửa chén, quét nhà” nhàm chán. https://doanhnhan.baophapluat.vn/cto-momo-thai-tri-hung-cong-cu-ai-thuc-su-giai-phong-nhan-vien-cham-soc-khach-hang-khoi-cong-viec-rua-chen-quet-nha-nham-chan-78750</w:t>
       </w:r>
     </w:p>
     <w:p>
@@ -5233,6 +6450,14 @@
         <w:ind w:left="560" w:hanging="560"/>
       </w:pPr>
       <w:r>
+        <w:t>LuatVietnam. (2025). Tổng hợp 4 điểm mới Thông tư 41/2025/TT-NHNN về ví điện tử. https://luatvietnam.vn/linh-vuc-khac/tong-hop-diem-moi-thong-tu-41-2025-tt-nhnn-ve-vi-dien-tu-883-106022-article.html</w:t>
+      </w:r>
+    </w:p>
+    <w:p>
+      <w:pPr>
+        <w:ind w:left="560" w:hanging="560"/>
+      </w:pPr>
+      <w:r>
         <w:t>MoMo. (2015). MoMo và những cú hích sau một năm ra mắt. https://www.momo.vn/tin-tuc/tin-tuc-su-kien/ung-dung-momo-va-nhung-cu-hich-sau-mot-nam-ra-mat-41</w:t>
       </w:r>
     </w:p>
@@ -5250,6 +6475,14 @@
       </w:pPr>
       <w:r>
         <w:t>MoMo. (2019). Đồng Tổng giám đốc MoMo Nguyễn Mạnh Tường truyền “cảm hứng khởi nghiệp” đến hàng trăm sinh viên Đại học Quốc gia TP.HCM. https://www.momo.vn/tin-tuc/tin-tuc-su-kien/coceo-momo-nguyen-manh-tuong-truyen-cam-hung-khoi-2580</w:t>
+      </w:r>
+    </w:p>
+    <w:p>
+      <w:pPr>
+        <w:ind w:left="560" w:hanging="560"/>
+      </w:pPr>
+      <w:r>
+        <w:t>MoMo. (2022). MoMo lần đầu giới thiệu công nghệ Mini App doanh nghiệp. https://www.momo.vn/tin-tuc/tin-tuc-su-kien/momo-lan-dau-gioi-thieu-cong-nghe-mini-app-doanh-2991</w:t>
       </w:r>
     </w:p>
     <w:p>
@@ -5297,7 +6530,31 @@
         <w:ind w:left="560" w:hanging="560"/>
       </w:pPr>
       <w:r>
+        <w:t>The Leader. (2021). Siêu ứng dụng đi xây tiểu ứng dụng. https://theleader.vn/sieu-ung-dung-di-xay-tieu-ung-dung-d12975.html</w:t>
+      </w:r>
+    </w:p>
+    <w:p>
+      <w:pPr>
+        <w:ind w:left="560" w:hanging="560"/>
+      </w:pPr>
+      <w:r>
         <w:t>Thư viện Pháp luật. (2023). Để có thể cung ứng dịch vụ trung gian thanh toán thì các tổ chức dịch vụ phải đáp ứng được những điều kiện nào? https://thuvienphapluat.vn/phap-luat/de-co-the-cung-ung-dich-vu-trung-gian-thanh-toan-thi-cac-to-chuc-dich-vu-phai-dap-ung-duoc-nhung-di-433505-39657.html</w:t>
+      </w:r>
+    </w:p>
+    <w:p>
+      <w:pPr>
+        <w:ind w:left="560" w:hanging="560"/>
+      </w:pPr>
+      <w:r>
+        <w:t>Thị trường Tài chính Tiền tệ. (2020a). Ví MoMo – fintech Việt vào top “Nơi làm việc tốt nhất châu Á 2020”. https://thitruongtaichinhtiente.vn/print/28194.html</w:t>
+      </w:r>
+    </w:p>
+    <w:p>
+      <w:pPr>
+        <w:ind w:left="560" w:hanging="560"/>
+      </w:pPr>
+      <w:r>
+        <w:t>Thị trường Tài chính Tiền tệ. (2020b). Ví điện tử MoMo cán mốc 20 triệu người dùng. https://thitruongtaichinhtiente.vn/vi-dien-tu-momo-can-moc-20-trieu-nguoi-dung-28790.html</w:t>
       </w:r>
     </w:p>
     <w:p>
@@ -5353,6 +6610,14 @@
         <w:ind w:left="560" w:hanging="560"/>
       </w:pPr>
       <w:r>
+        <w:t>Vietnam Finance. (2021). Hoàn thành vòng gọi vốn Series D, MoMo muốn xây nền tảng siêu ứng dụng mới. https://vietnamfinance.vn/hoan-thanh-vong-goi-von-series-d-momo-muon-xay-nen-tang-sieu-ung-dung-moi-d60088.html</w:t>
+      </w:r>
+    </w:p>
+    <w:p>
+      <w:pPr>
+        <w:ind w:left="560" w:hanging="560"/>
+      </w:pPr>
+      <w:r>
         <w:t>Vietnam Finance. (2025). Kỳ lân công nghệ MoMo lần đầu báo lãi trong năm 2024. https://vietnamfinance.vn/ky-lan-cong-nghe-momo-lan-dau-bao-lai-trong-nam-2024-d126492.html</w:t>
       </w:r>
     </w:p>
@@ -5378,6 +6643,14 @@
       </w:pPr>
       <w:r>
         <w:t>VnEconomy. (2021, 11 tháng 12). Ngân hàng Nhật chi 170 triệu USD mua 7,5% cổ phần MoMo. https://vneconomy.vn/ngan-hang-nhat-chi-170-trieu-usd-mua-7-5-co-phan-momo.htm</w:t>
+      </w:r>
+    </w:p>
+    <w:p>
+      <w:pPr>
+        <w:ind w:left="560" w:hanging="560"/>
+      </w:pPr>
+      <w:r>
+        <w:t>VnEconomy. (2025). 100% khách hàng mở tài khoản ví điện tử đều được yêu cầu xác thực sinh trắc học. https://vneconomy.vn/100-khach-hang-mo-tai-khoan-vi-dien-tu-deu-duoc-yeu-cau-xac-thuc-sinh-trac-hoc.htm</w:t>
       </w:r>
     </w:p>
     <w:p>

--- a/VEM/Phan_tich_VEM_MoMo.docx
+++ b/VEM/Phan_tich_VEM_MoMo.docx
@@ -12,18 +12,7 @@
           <w:rFonts w:ascii="Times New Roman" w:hAnsi="Times New Roman"/>
           <w:sz w:val="36"/>
         </w:rPr>
-        <w:t>MOMO DƯỚI LĂNG KÍNH MA TRẬN ĐÁNH GIÁ DỰ ÁN KINH DOANH</w:t>
-      </w:r>
-    </w:p>
-    <w:p>
-      <w:pPr>
-        <w:jc w:val="center"/>
-      </w:pPr>
-      <w:r>
-        <w:rPr>
-          <w:i/>
-        </w:rPr>
-        <w:t>Từ dịch vụ chuyển tiền trên thẻ SIM đến “kỳ lân” công nghệ tài chính của Việt Nam</w:t>
+        <w:t>PHÂN TÍCH DOANH NGHIỆP KHỞI NGHIỆP MOMO THEO MA TRẬN ĐÁNH GIÁ DỰ ÁN KINH DOANH</w:t>
       </w:r>
     </w:p>
     <w:p>
@@ -35,69 +24,19 @@
           <w:rFonts w:ascii="Times New Roman" w:hAnsi="Times New Roman"/>
           <w:color w:val="1F3A60"/>
         </w:rPr>
-        <w:t>PHẦN 1. GIỚI THIỆU DOANH NGHIỆP</w:t>
+        <w:t>I. GIỚI THIỆU DOANH NGHIỆP</w:t>
       </w:r>
     </w:p>
     <w:p>
       <w:pPr>
-        <w:jc w:val="both"/>
+        <w:pStyle w:val="Heading2"/>
       </w:pPr>
       <w:r>
         <w:rPr>
-          <w:i w:val="0"/>
+          <w:rFonts w:ascii="Times New Roman" w:hAnsi="Times New Roman"/>
+          <w:color w:val="1F3A60"/>
         </w:rPr>
-        <w:t>Năm 2007, khi phần lớn người Việt còn trả mọi khoản chi tiêu bằng tiền mặt, ông Nguyễn Mạnh Tường và ông Nguyễn Bá Diệp thành lập Công ty Cổ phần Dịch vụ Di Động Trực Tuyến (M_Service). Sản phẩm ban đầu chỉ là dịch vụ chuyển tiền trên nền thẻ SIM điện thoại; chính lãnh đạo công ty từng phải vác loa đi rao giới thiệu dịch vụ tới người dân (MoMo, 2018).</w:t>
-      </w:r>
-    </w:p>
-    <w:p>
-      <w:r>
-        <w:rPr>
-          <w:i/>
-          <w:color w:val="555555"/>
-          <w:sz w:val="21"/>
-        </w:rPr>
-        <w:t>Nguồn: MoMo. (2018). Lãnh đạo của ví điện tử nhiều người dùng nhất Việt Nam từng phải vác loa thùng đi rao dịch vụ chuyển tiền MoMo. https://www.momo.vn/tin-tuc/tin-tuc-su-kien/lanh-dao-cua-vi-dien-tu-nhieu-nguoi-dung-nhat-viet-nam-tung-phai-vac-loa-thung-di-rao-dich-vu-chuyen-tien-momo-day-1383</w:t>
-      </w:r>
-    </w:p>
-    <w:p>
-      <w:r>
-        <w:rPr>
-          <w:i/>
-          <w:color w:val="555555"/>
-          <w:sz w:val="21"/>
-        </w:rPr>
-        <w:t>Nguồn: Brands Vietnam. (2023). MoMo – 16 năm một hành trình của kẻ dẫn đầu lĩnh vực fintech tại Việt Nam. https://www.brandsvietnam.com/congdong/topic/335289-MoMo-16-nam-mot-hanh-trinh-cua-ke-dan-dau-linh-vuc-Fintech-tai-Viet-Nam</w:t>
-      </w:r>
-    </w:p>
-    <w:p>
-      <w:pPr>
-        <w:jc w:val="both"/>
-      </w:pPr>
-      <w:r>
-        <w:rPr>
-          <w:i w:val="0"/>
-        </w:rPr>
-        <w:t>Bước ngoặt đến vào tháng 6/2014 khi ứng dụng ví MoMo trên điện thoại thông minh ra mắt, phát triển cùng Vinaphone. Tháng 10/2015, M_Service trở thành công ty thanh toán di động đầu tiên tại Việt Nam được Ngân hàng Nhà nước cấp phép cung ứng ví điện tử (Brands Vietnam, 2023; MoMo, 2015).</w:t>
-      </w:r>
-    </w:p>
-    <w:p>
-      <w:r>
-        <w:rPr>
-          <w:i/>
-          <w:color w:val="555555"/>
-          <w:sz w:val="21"/>
-        </w:rPr>
-        <w:t>Nguồn: Brands Vietnam. (2023). MoMo – 16 năm một hành trình của kẻ dẫn đầu lĩnh vực fintech tại Việt Nam. https://www.brandsvietnam.com/congdong/topic/335289-MoMo-16-nam-mot-hanh-trinh-cua-ke-dan-dau-linh-vuc-Fintech-tai-Viet-Nam</w:t>
-      </w:r>
-    </w:p>
-    <w:p>
-      <w:r>
-        <w:rPr>
-          <w:i/>
-          <w:color w:val="555555"/>
-          <w:sz w:val="21"/>
-        </w:rPr>
-        <w:t>Nguồn: MoMo. (2015). MoMo và những cú hích sau một năm ra mắt. https://www.momo.vn/tin-tuc/tin-tuc-su-kien/ung-dung-momo-va-nhung-cu-hich-sau-mot-nam-ra-mat-41</w:t>
+        <w:t>1. Thông tin chung</w:t>
       </w:r>
     </w:p>
     <w:p>
@@ -109,7 +48,7 @@
           <w:b/>
           <w:i/>
         </w:rPr>
-        <w:t>Bảng 1. Hồ sơ tóm tắt của MoMo</w:t>
+        <w:t>Bảng 1. Thông tin tổng quan về MoMo</w:t>
       </w:r>
     </w:p>
     <w:tbl>
@@ -263,7 +202,7 @@
               <w:rPr>
                 <w:sz w:val="23"/>
               </w:rPr>
-              <w:t>Ông Nguyễn Mạnh Tường, ông Nguyễn Bá Diệp</w:t>
+              <w:t>Ông Nguyễn Mạnh Tường và ông Nguyễn Bá Diệp</w:t>
             </w:r>
           </w:p>
         </w:tc>
@@ -291,7 +230,7 @@
               <w:rPr>
                 <w:sz w:val="23"/>
               </w:rPr>
-              <w:t>Thanh toán di động và dịch vụ tài chính số</w:t>
+              <w:t>Công nghệ tài chính – thanh toán di động, dịch vụ tài chính số</w:t>
             </w:r>
           </w:p>
         </w:tc>
@@ -306,7 +245,7 @@
               <w:rPr>
                 <w:sz w:val="23"/>
               </w:rPr>
-              <w:t>Người dùng</w:t>
+              <w:t>Ra mắt ứng dụng ví</w:t>
             </w:r>
           </w:p>
         </w:tc>
@@ -319,7 +258,7 @@
               <w:rPr>
                 <w:sz w:val="23"/>
               </w:rPr>
-              <w:t>Khoảng 20 triệu (2020), khoảng 31 triệu (cuối 2021)</w:t>
+              <w:t>Tháng 6/2014</w:t>
             </w:r>
           </w:p>
         </w:tc>
@@ -334,7 +273,7 @@
               <w:rPr>
                 <w:sz w:val="23"/>
               </w:rPr>
-              <w:t>Định giá</w:t>
+              <w:t>Định giá (12/2021)</w:t>
             </w:r>
           </w:p>
         </w:tc>
@@ -347,7 +286,7 @@
               <w:rPr>
                 <w:sz w:val="23"/>
               </w:rPr>
-              <w:t>Trên 2 tỷ đô la Mỹ (12/2021)</w:t>
+              <w:t>Trên 2 tỷ đô la Mỹ</w:t>
             </w:r>
           </w:p>
         </w:tc>
@@ -362,7 +301,7 @@
               <w:rPr>
                 <w:sz w:val="23"/>
               </w:rPr>
-              <w:t>Kết quả kinh doanh</w:t>
+              <w:t>Quy mô người dùng (2021)</w:t>
             </w:r>
           </w:p>
         </w:tc>
@@ -375,7 +314,7 @@
               <w:rPr>
                 <w:sz w:val="23"/>
               </w:rPr>
-              <w:t>Lần đầu có lãi ròng khoảng 347,5 tỷ đồng (2024)</w:t>
+              <w:t>Khoảng 31 triệu người dùng</w:t>
             </w:r>
           </w:p>
         </w:tc>
@@ -389,7 +328,7 @@
           <w:color w:val="555555"/>
           <w:sz w:val="21"/>
         </w:rPr>
-        <w:t>Nguồn: Thị trường Tài chính Tiền tệ. (2020b). Ví điện tử MoMo cán mốc 20 triệu người dùng. https://thitruongtaichinhtiente.vn/vi-dien-tu-momo-can-moc-20-trieu-nguoi-dung-28790.html</w:t>
+        <w:t>Nguồn: Brands Vietnam. (2023). MoMo – 16 năm một hành trình của kẻ dẫn đầu lĩnh vực fintech tại Việt Nam. https://www.brandsvietnam.com/congdong/topic/335289-MoMo-16-nam-mot-hanh-trinh-cua-ke-dan-dau-linh-vuc-Fintech-tai-Viet-Nam</w:t>
       </w:r>
     </w:p>
     <w:p>
@@ -403,24 +342,366 @@
       </w:r>
     </w:p>
     <w:p>
+      <w:pPr>
+        <w:jc w:val="both"/>
+      </w:pPr>
+      <w:r>
+        <w:rPr>
+          <w:i w:val="0"/>
+        </w:rPr>
+        <w:t>Công ty Cổ phần Dịch vụ Di Động Trực Tuyến (M_Service) là doanh nghiệp sở hữu và vận hành ví điện tử MoMo, một trong những doanh nghiệp khởi nghiệp công nghệ tài chính tiêu biểu nhất của Việt Nam. Những năm đầu, MoMo chỉ là dịch vụ chuyển tiền trên nền thẻ SIM điện thoại; lãnh đạo công ty từng phải tự vác loa đi rao giới thiệu dịch vụ chuyển tiền tới người dân (MoMo, 2018).</w:t>
+      </w:r>
+    </w:p>
+    <w:p>
       <w:r>
         <w:rPr>
           <w:i/>
           <w:color w:val="555555"/>
           <w:sz w:val="21"/>
         </w:rPr>
-        <w:t>Nguồn: Vietnam Finance. (2025). Kỳ lân công nghệ MoMo lần đầu báo lãi trong năm 2024. https://vietnamfinance.vn/ky-lan-cong-nghe-momo-lan-dau-bao-lai-trong-nam-2024-d126492.html</w:t>
+        <w:t>Nguồn: MoMo. (2018). Lãnh đạo của ví điện tử nhiều người dùng nhất Việt Nam từng phải vác loa thùng đi rao dịch vụ chuyển tiền MoMo. https://www.momo.vn/tin-tuc/tin-tuc-su-kien/lanh-dao-cua-vi-dien-tu-nhieu-nguoi-dung-nhat-viet-nam-tung-phai-vac-loa-thung-di-rao-dich-vu-chuyen-tien-momo-day-1383</w:t>
       </w:r>
     </w:p>
     <w:p>
       <w:pPr>
-        <w:jc w:val="both"/>
+        <w:pStyle w:val="Heading2"/>
       </w:pPr>
       <w:r>
         <w:rPr>
-          <w:i w:val="0"/>
+          <w:rFonts w:ascii="Times New Roman" w:hAnsi="Times New Roman"/>
+          <w:color w:val="1F3A60"/>
         </w:rPr>
-        <w:t>Hành trình gọi vốn của MoMo phản ánh mức độ tin tưởng ngày càng lớn của giới đầu tư: Goldman Sachs rót 5,7 triệu đô la Mỹ năm 2013; Standard Chartered Private Equity dẫn dắt vòng khoảng 28 triệu đô la Mỹ năm 2016; Warburg Pincus dẫn dắt vòng khoảng 100 triệu đô la Mỹ đầu năm 2019; và tháng 12/2021, vòng Series E trị giá 200 triệu đô la Mỹ do Mizuho dẫn đầu đưa định giá vượt 2 tỷ đô la Mỹ, biến MoMo thành “kỳ lân” công nghệ của Việt Nam (Fintech News Singapore, 2016; Báo Đầu tư, 2019; Tuổi Trẻ News, 2021).</w:t>
+        <w:t>2. Các mốc phát triển chính</w:t>
+      </w:r>
+    </w:p>
+    <w:p>
+      <w:pPr>
+        <w:jc w:val="center"/>
+      </w:pPr>
+      <w:r>
+        <w:rPr>
+          <w:b/>
+          <w:i/>
+        </w:rPr>
+        <w:t>Bảng 2. Các mốc phát triển của MoMo</w:t>
+      </w:r>
+    </w:p>
+    <w:tbl>
+      <w:tblPr>
+        <w:tblStyle w:val="TableGrid"/>
+        <w:tblW w:type="auto" w:w="0"/>
+        <w:tblLook w:firstColumn="1" w:firstRow="1" w:lastColumn="0" w:lastRow="0" w:noHBand="0" w:noVBand="1" w:val="04A0"/>
+      </w:tblPr>
+      <w:tblGrid>
+        <w:gridCol w:w="4320"/>
+        <w:gridCol w:w="4320"/>
+      </w:tblGrid>
+      <w:tr>
+        <w:tc>
+          <w:tcPr>
+            <w:tcW w:type="dxa" w:w="4320"/>
+            <w:shd w:val="clear" w:fill="1F3A60"/>
+          </w:tcPr>
+          <w:p>
+            <w:r>
+              <w:rPr>
+                <w:b/>
+                <w:color w:val="FFFFFF"/>
+                <w:sz w:val="23"/>
+              </w:rPr>
+              <w:t>Thời gian</w:t>
+            </w:r>
+          </w:p>
+        </w:tc>
+        <w:tc>
+          <w:tcPr>
+            <w:tcW w:type="dxa" w:w="4320"/>
+            <w:shd w:val="clear" w:fill="1F3A60"/>
+          </w:tcPr>
+          <w:p>
+            <w:r>
+              <w:rPr>
+                <w:b/>
+                <w:color w:val="FFFFFF"/>
+                <w:sz w:val="23"/>
+              </w:rPr>
+              <w:t>Sự kiện</w:t>
+            </w:r>
+          </w:p>
+        </w:tc>
+      </w:tr>
+      <w:tr>
+        <w:tc>
+          <w:tcPr>
+            <w:tcW w:type="dxa" w:w="4320"/>
+          </w:tcPr>
+          <w:p>
+            <w:r>
+              <w:rPr>
+                <w:sz w:val="23"/>
+              </w:rPr>
+              <w:t>2007</w:t>
+            </w:r>
+          </w:p>
+        </w:tc>
+        <w:tc>
+          <w:tcPr>
+            <w:tcW w:type="dxa" w:w="4320"/>
+          </w:tcPr>
+          <w:p>
+            <w:r>
+              <w:rPr>
+                <w:sz w:val="23"/>
+              </w:rPr>
+              <w:t>Thành lập M_Service, cung cấp dịch vụ chuyển tiền trên nền SIM điện thoại</w:t>
+            </w:r>
+          </w:p>
+        </w:tc>
+      </w:tr>
+      <w:tr>
+        <w:tc>
+          <w:tcPr>
+            <w:tcW w:type="dxa" w:w="4320"/>
+          </w:tcPr>
+          <w:p>
+            <w:r>
+              <w:rPr>
+                <w:sz w:val="23"/>
+              </w:rPr>
+              <w:t>2013</w:t>
+            </w:r>
+          </w:p>
+        </w:tc>
+        <w:tc>
+          <w:tcPr>
+            <w:tcW w:type="dxa" w:w="4320"/>
+          </w:tcPr>
+          <w:p>
+            <w:r>
+              <w:rPr>
+                <w:sz w:val="23"/>
+              </w:rPr>
+              <w:t>Goldman Sachs đầu tư 5,7 triệu đô la Mỹ</w:t>
+            </w:r>
+          </w:p>
+        </w:tc>
+      </w:tr>
+      <w:tr>
+        <w:tc>
+          <w:tcPr>
+            <w:tcW w:type="dxa" w:w="4320"/>
+          </w:tcPr>
+          <w:p>
+            <w:r>
+              <w:rPr>
+                <w:sz w:val="23"/>
+              </w:rPr>
+              <w:t>6/2014</w:t>
+            </w:r>
+          </w:p>
+        </w:tc>
+        <w:tc>
+          <w:tcPr>
+            <w:tcW w:type="dxa" w:w="4320"/>
+          </w:tcPr>
+          <w:p>
+            <w:r>
+              <w:rPr>
+                <w:sz w:val="23"/>
+              </w:rPr>
+              <w:t>Ra mắt ứng dụng ví MoMo, phát triển cùng Vinaphone</w:t>
+            </w:r>
+          </w:p>
+        </w:tc>
+      </w:tr>
+      <w:tr>
+        <w:tc>
+          <w:tcPr>
+            <w:tcW w:type="dxa" w:w="4320"/>
+          </w:tcPr>
+          <w:p>
+            <w:r>
+              <w:rPr>
+                <w:sz w:val="23"/>
+              </w:rPr>
+              <w:t>10/2015</w:t>
+            </w:r>
+          </w:p>
+        </w:tc>
+        <w:tc>
+          <w:tcPr>
+            <w:tcW w:type="dxa" w:w="4320"/>
+          </w:tcPr>
+          <w:p>
+            <w:r>
+              <w:rPr>
+                <w:sz w:val="23"/>
+              </w:rPr>
+              <w:t>Trở thành công ty thanh toán di động đầu tiên được Ngân hàng Nhà nước cấp phép ví điện tử</w:t>
+            </w:r>
+          </w:p>
+        </w:tc>
+      </w:tr>
+      <w:tr>
+        <w:tc>
+          <w:tcPr>
+            <w:tcW w:type="dxa" w:w="4320"/>
+          </w:tcPr>
+          <w:p>
+            <w:r>
+              <w:rPr>
+                <w:sz w:val="23"/>
+              </w:rPr>
+              <w:t>2016</w:t>
+            </w:r>
+          </w:p>
+        </w:tc>
+        <w:tc>
+          <w:tcPr>
+            <w:tcW w:type="dxa" w:w="4320"/>
+          </w:tcPr>
+          <w:p>
+            <w:r>
+              <w:rPr>
+                <w:sz w:val="23"/>
+              </w:rPr>
+              <w:t>Standard Chartered Private Equity dẫn dắt vòng gọi vốn khoảng 28 triệu đô la Mỹ</w:t>
+            </w:r>
+          </w:p>
+        </w:tc>
+      </w:tr>
+      <w:tr>
+        <w:tc>
+          <w:tcPr>
+            <w:tcW w:type="dxa" w:w="4320"/>
+          </w:tcPr>
+          <w:p>
+            <w:r>
+              <w:rPr>
+                <w:sz w:val="23"/>
+              </w:rPr>
+              <w:t>Đầu 2019</w:t>
+            </w:r>
+          </w:p>
+        </w:tc>
+        <w:tc>
+          <w:tcPr>
+            <w:tcW w:type="dxa" w:w="4320"/>
+          </w:tcPr>
+          <w:p>
+            <w:r>
+              <w:rPr>
+                <w:sz w:val="23"/>
+              </w:rPr>
+              <w:t>Warburg Pincus dẫn dắt vòng gọi vốn khoảng 100 triệu đô la Mỹ</w:t>
+            </w:r>
+          </w:p>
+        </w:tc>
+      </w:tr>
+      <w:tr>
+        <w:tc>
+          <w:tcPr>
+            <w:tcW w:type="dxa" w:w="4320"/>
+          </w:tcPr>
+          <w:p>
+            <w:r>
+              <w:rPr>
+                <w:sz w:val="23"/>
+              </w:rPr>
+              <w:t>12/2021</w:t>
+            </w:r>
+          </w:p>
+        </w:tc>
+        <w:tc>
+          <w:tcPr>
+            <w:tcW w:type="dxa" w:w="4320"/>
+          </w:tcPr>
+          <w:p>
+            <w:r>
+              <w:rPr>
+                <w:sz w:val="23"/>
+              </w:rPr>
+              <w:t>Vòng Series E 200 triệu đô la Mỹ do Mizuho dẫn đầu, định giá trên 2 tỷ đô la Mỹ</w:t>
+            </w:r>
+          </w:p>
+        </w:tc>
+      </w:tr>
+      <w:tr>
+        <w:tc>
+          <w:tcPr>
+            <w:tcW w:type="dxa" w:w="4320"/>
+          </w:tcPr>
+          <w:p>
+            <w:r>
+              <w:rPr>
+                <w:sz w:val="23"/>
+              </w:rPr>
+              <w:t>2022</w:t>
+            </w:r>
+          </w:p>
+        </w:tc>
+        <w:tc>
+          <w:tcPr>
+            <w:tcW w:type="dxa" w:w="4320"/>
+          </w:tcPr>
+          <w:p>
+            <w:r>
+              <w:rPr>
+                <w:sz w:val="23"/>
+              </w:rPr>
+              <w:t>Thành lập Hội đồng Trí tuệ nhân tạo, theo đuổi chiến lược lấy trí tuệ nhân tạo làm trọng tâm</w:t>
+            </w:r>
+          </w:p>
+        </w:tc>
+      </w:tr>
+      <w:tr>
+        <w:tc>
+          <w:tcPr>
+            <w:tcW w:type="dxa" w:w="4320"/>
+          </w:tcPr>
+          <w:p>
+            <w:r>
+              <w:rPr>
+                <w:sz w:val="23"/>
+              </w:rPr>
+              <w:t>2024</w:t>
+            </w:r>
+          </w:p>
+        </w:tc>
+        <w:tc>
+          <w:tcPr>
+            <w:tcW w:type="dxa" w:w="4320"/>
+          </w:tcPr>
+          <w:p>
+            <w:r>
+              <w:rPr>
+                <w:sz w:val="23"/>
+              </w:rPr>
+              <w:t>Lần đầu ghi nhận lợi nhuận ròng, khoảng 347,5 tỷ đồng</w:t>
+            </w:r>
+          </w:p>
+        </w:tc>
+      </w:tr>
+    </w:tbl>
+    <w:p/>
+    <w:p>
+      <w:r>
+        <w:rPr>
+          <w:i/>
+          <w:color w:val="555555"/>
+          <w:sz w:val="21"/>
+        </w:rPr>
+        <w:t>Nguồn: Brands Vietnam. (2023). MoMo – 16 năm một hành trình của kẻ dẫn đầu lĩnh vực fintech tại Việt Nam. https://www.brandsvietnam.com/congdong/topic/335289-MoMo-16-nam-mot-hanh-trinh-cua-ke-dan-dau-linh-vuc-Fintech-tai-Viet-Nam</w:t>
+      </w:r>
+    </w:p>
+    <w:p>
+      <w:r>
+        <w:rPr>
+          <w:i/>
+          <w:color w:val="555555"/>
+          <w:sz w:val="21"/>
+        </w:rPr>
+        <w:t>Nguồn: MoMo. (2015). MoMo và những cú hích sau một năm ra mắt. https://www.momo.vn/tin-tuc/tin-tuc-su-kien/ung-dung-momo-va-nhung-cu-hich-sau-mot-nam-ra-mat-41</w:t>
       </w:r>
     </w:p>
     <w:p>
@@ -454,6 +735,38 @@
       </w:r>
     </w:p>
     <w:p>
+      <w:r>
+        <w:rPr>
+          <w:i/>
+          <w:color w:val="555555"/>
+          <w:sz w:val="21"/>
+        </w:rPr>
+        <w:t>Nguồn: Thị trường Tài chính Tiền tệ. (2022). Giới thiệu AI Committee – MoMo khẳng định quyết tâm thực thi chiến lược AI-First. https://thitruongtaichinhtiente.vn/print/38906.html</w:t>
+      </w:r>
+    </w:p>
+    <w:p>
+      <w:r>
+        <w:rPr>
+          <w:i/>
+          <w:color w:val="555555"/>
+          <w:sz w:val="21"/>
+        </w:rPr>
+        <w:t>Nguồn: Vietnam Finance. (2025). Kỳ lân công nghệ MoMo lần đầu báo lãi trong năm 2024. https://vietnamfinance.vn/ky-lan-cong-nghe-momo-lan-dau-bao-lai-trong-nam-2024-d126492.html</w:t>
+      </w:r>
+    </w:p>
+    <w:p>
+      <w:pPr>
+        <w:pStyle w:val="Heading2"/>
+      </w:pPr>
+      <w:r>
+        <w:rPr>
+          <w:rFonts w:ascii="Times New Roman" w:hAnsi="Times New Roman"/>
+          <w:color w:val="1F3A60"/>
+        </w:rPr>
+        <w:t>3. Tầm nhìn</w:t>
+      </w:r>
+    </w:p>
+    <w:p>
       <w:pPr>
         <w:jc w:val="both"/>
       </w:pPr>
@@ -461,7 +774,7 @@
         <w:rPr>
           <w:i w:val="0"/>
         </w:rPr>
-        <w:t>Tầm nhìn của MoMo là trở thành “siêu ứng dụng” tài chính của người Việt; năm 2023 doanh nghiệp được ghi nhận trong nhóm 10 nền tảng dịch vụ tài chính toàn cầu (MoMo, 2023a).</w:t>
+        <w:t>MoMo hướng tới trở thành “siêu ứng dụng” tài chính – thanh toán của người Việt, đưa dịch vụ tài chính đến với mọi người dân, kể cả những người chưa từng có tài khoản ngân hàng. Năm 2023, MoMo được ghi nhận nằm trong nhóm 10 nền tảng dịch vụ tài chính toàn cầu (MoMo, 2023a).</w:t>
       </w:r>
     </w:p>
     <w:p>
@@ -483,7 +796,7 @@
           <w:rFonts w:ascii="Times New Roman" w:hAnsi="Times New Roman"/>
           <w:color w:val="1F3A60"/>
         </w:rPr>
-        <w:t>PHẦN 2. KHUNG PHÂN TÍCH</w:t>
+        <w:t>II. CƠ SỞ LÝ THUYẾT: MA TRẬN ĐÁNH GIÁ DỰ ÁN KINH DOANH</w:t>
       </w:r>
     </w:p>
     <w:p>
@@ -494,17 +807,7 @@
         <w:rPr>
           <w:i w:val="0"/>
         </w:rPr>
-        <w:t>Bài viết sử dụng Ma trận Đánh giá Dự án Kinh doanh của Allen (2016). Ma trận đặt ba đối tượng (khách hàng, doanh nghiệp, nhà khởi nghiệp) giao với ba cấp độ: đề xuất giá trị – nhìn vào bản thân doanh nghiệp ở góc độ vi mô; ngành – đặt đề xuất giá trị vào bối cảnh vĩ mô của cả ngành; và chiến lược – xem xét định hướng phát triển trong tương lai.</w:t>
-      </w:r>
-    </w:p>
-    <w:p>
-      <w:r>
-        <w:rPr>
-          <w:i/>
-          <w:color w:val="555555"/>
-          <w:sz w:val="21"/>
-        </w:rPr>
-        <w:t>Nguồn: Allen, K. R. (2016). Launching new ventures: An entrepreneurial approach (7th ed.). Cengage Learning.</w:t>
+        <w:t>Ma trận Đánh giá Dự án Kinh doanh do Kathleen Allen đề xuất đánh giá một doanh nghiệp khởi nghiệp trên ba khía cạnh (khách hàng, doanh nghiệp, nhà khởi nghiệp) và ba cấp độ, tạo thành chín yếu tố (Allen, 2016):</w:t>
       </w:r>
     </w:p>
     <w:p>
@@ -516,7 +819,7 @@
           <w:b/>
           <w:i/>
         </w:rPr>
-        <w:t>Bảng 2. Chín ô của Ma trận Đánh giá Dự án Kinh doanh</w:t>
+        <w:t>Bảng 3. Chín yếu tố của Ma trận Đánh giá Dự án Kinh doanh</w:t>
       </w:r>
     </w:p>
     <w:tbl>
@@ -607,7 +910,7 @@
               <w:rPr>
                 <w:sz w:val="23"/>
               </w:rPr>
-              <w:t>Đề xuất giá trị</w:t>
+              <w:t>Đề xuất giá trị (vi mô)</w:t>
             </w:r>
           </w:p>
         </w:tc>
@@ -661,7 +964,7 @@
               <w:rPr>
                 <w:sz w:val="23"/>
               </w:rPr>
-              <w:t>Ngành</w:t>
+              <w:t>Ngành (vĩ mô)</w:t>
             </w:r>
           </w:p>
         </w:tc>
@@ -762,6 +1065,16 @@
     </w:tbl>
     <w:p/>
     <w:p>
+      <w:r>
+        <w:rPr>
+          <w:i/>
+          <w:color w:val="555555"/>
+          <w:sz w:val="21"/>
+        </w:rPr>
+        <w:t>Nguồn: Allen, K. R. (2016). Launching new ventures: An entrepreneurial approach (7th ed.). Cengage Learning.</w:t>
+      </w:r>
+    </w:p>
+    <w:p>
       <w:pPr>
         <w:jc w:val="both"/>
       </w:pPr>
@@ -769,7 +1082,7 @@
         <w:rPr>
           <w:i w:val="0"/>
         </w:rPr>
-        <w:t>Với mỗi ô, bài viết nêu một nhận định chung, chứng minh bằng dữ liệu, đưa ra góc nhìn phản biện và chỉ ra mối liên kết với các ô khác, bởi chín yếu tố không tồn tại độc lập mà tác động qua lại lẫn nhau. Hai hàng đầu được phân tích sâu nhất vì đây là phần quyết định doanh nghiệp có “đáng để tồn tại” hay không.</w:t>
+        <w:t>Mỗi yếu tố được phân tích theo câu hỏi then chốt mà nhà đầu tư đặt ra, kèm theo bằng chứng và đánh giá theo thang điểm 5. Sáu yếu tố thuộc hai hàng đầu được phân tích sâu hơn ba yếu tố hàng chiến lược.</w:t>
       </w:r>
     </w:p>
     <w:p>
@@ -781,7 +1094,7 @@
           <w:rFonts w:ascii="Times New Roman" w:hAnsi="Times New Roman"/>
           <w:color w:val="1F3A60"/>
         </w:rPr>
-        <w:t>PHẦN 3. ĐỀ XUẤT GIÁ TRỊ – NHÌN VÀO BẢN THÂN DOANH NGHIỆP</w:t>
+        <w:t>III. PHÂN TÍCH HÀNG THỨ NHẤT – ĐỀ XUẤT GIÁ TRỊ</w:t>
       </w:r>
     </w:p>
     <w:p>
@@ -793,50 +1106,24 @@
           <w:rFonts w:ascii="Times New Roman" w:hAnsi="Times New Roman"/>
           <w:color w:val="1F3A60"/>
         </w:rPr>
-        <w:t>3.1. Nhu cầu: “nỗi đau” của một xã hội dùng tiền mặt</w:t>
+        <w:t>1. Nhu cầu khách hàng – 5/5</w:t>
       </w:r>
     </w:p>
-    <w:tbl>
-      <w:tblPr>
-        <w:tblStyle w:val="TableGrid"/>
-        <w:tblW w:type="auto" w:w="0"/>
-        <w:tblLook w:firstColumn="1" w:firstRow="1" w:lastColumn="0" w:lastRow="0" w:noHBand="0" w:noVBand="1" w:val="04A0"/>
-      </w:tblPr>
-      <w:tblGrid>
-        <w:gridCol w:w="8640"/>
-      </w:tblGrid>
-      <w:tr>
-        <w:tc>
-          <w:tcPr>
-            <w:tcW w:type="dxa" w:w="8640"/>
-            <w:shd w:val="clear" w:fill="E8EEF6"/>
-          </w:tcPr>
-          <w:p>
-            <w:pPr>
-              <w:jc w:val="both"/>
-            </w:pPr>
-            <w:r>
-              <w:rPr>
-                <w:b/>
-              </w:rPr>
-              <w:t xml:space="preserve">Nhận định: </w:t>
-            </w:r>
-            <w:r>
-              <w:t>MoMo ra đời để giải quyết một khoảng trống mang tính cấu trúc của nền kinh tế – phần lớn người dân có điện thoại nhưng không có tài khoản ngân hàng.</w:t>
-            </w:r>
-          </w:p>
-        </w:tc>
-      </w:tr>
-    </w:tbl>
-    <w:p/>
     <w:p>
+      <w:pPr>
+        <w:jc w:val="both"/>
+      </w:pPr>
       <w:r>
         <w:rPr>
           <w:b/>
+        </w:rPr>
+        <w:t xml:space="preserve">Câu hỏi đặt ra: </w:t>
+      </w:r>
+      <w:r>
+        <w:rPr>
           <w:i/>
-          <w:color w:val="1F3A60"/>
         </w:rPr>
-        <w:t>Khoảng trống giữa điện thoại và ngân hàng</w:t>
+        <w:t>Khách hàng thực sự cần gì? Nhu cầu có cấp thiết không? Họ có sẵn sàng sử dụng và trả phí không?</w:t>
       </w:r>
     </w:p>
     <w:p>
@@ -847,7 +1134,18 @@
         <w:rPr>
           <w:i w:val="0"/>
         </w:rPr>
-        <w:t>Theo số liệu Global Findex 2017 được Ngân hàng Nhà nước trình bày, chỉ khoảng 30,8% người trưởng thành ở Việt Nam có tài khoản ngân hàng (Định, 2018). Nói cách khác, cứ mười người thì gần bảy người phải thực hiện mọi giao dịch bằng tiền mặt, trong khi điện thoại di động đã có mặt ở hầu khắp các gia đình. Khoảng cách giữa “có điện thoại” và “có ngân hàng” chính là mảnh đất MoMo gieo hạt.</w:t>
+        <w:t>a) Bối cảnh nhu cầu</w:t>
+      </w:r>
+    </w:p>
+    <w:p>
+      <w:pPr>
+        <w:jc w:val="both"/>
+      </w:pPr>
+      <w:r>
+        <w:rPr>
+          <w:i w:val="0"/>
+        </w:rPr>
+        <w:t>Việt Nam từng là nền kinh tế phụ thuộc nặng vào tiền mặt. Theo số liệu Global Findex 2017 được Ngân hàng Nhà nước trình bày, chỉ khoảng 30,8% dân số trưởng thành có tài khoản ngân hàng (Định, 2018), nghĩa là gần 70% người dân nằm ngoài hệ thống tài chính chính thức, trong khi điện thoại di động đã phổ biến rộng rãi.</w:t>
       </w:r>
     </w:p>
     <w:p>
@@ -861,13 +1159,173 @@
       </w:r>
     </w:p>
     <w:p>
+      <w:pPr>
+        <w:jc w:val="both"/>
+      </w:pPr>
+      <w:r>
+        <w:rPr>
+          <w:i w:val="0"/>
+        </w:rPr>
+        <w:t>b) Phân loại nhu cầu</w:t>
+      </w:r>
+    </w:p>
+    <w:p>
+      <w:pPr>
+        <w:pStyle w:val="ListBullet"/>
+        <w:jc w:val="both"/>
+      </w:pPr>
       <w:r>
         <w:rPr>
           <w:b/>
+        </w:rPr>
+        <w:t xml:space="preserve">Nhu cầu chức năng: </w:t>
+      </w:r>
+      <w:r>
+        <w:t>chuyển tiền, thanh toán hóa đơn điện, nước, Internet, học phí nhanh chóng, mọi lúc mọi nơi, không phải xếp hàng tại quầy.</w:t>
+      </w:r>
+    </w:p>
+    <w:p>
+      <w:pPr>
+        <w:pStyle w:val="ListBullet"/>
+        <w:jc w:val="both"/>
+      </w:pPr>
+      <w:r>
+        <w:rPr>
+          <w:b/>
+        </w:rPr>
+        <w:t xml:space="preserve">Nhu cầu kinh tế: </w:t>
+      </w:r>
+      <w:r>
+        <w:t>giảm phí chuyển tiền, tận dụng ưu đãi hoàn tiền, khuyến mãi khi thanh toán.</w:t>
+      </w:r>
+    </w:p>
+    <w:p>
+      <w:pPr>
+        <w:pStyle w:val="ListBullet"/>
+        <w:jc w:val="both"/>
+      </w:pPr>
+      <w:r>
+        <w:rPr>
+          <w:b/>
+        </w:rPr>
+        <w:t xml:space="preserve">Nhu cầu an toàn: </w:t>
+      </w:r>
+      <w:r>
+        <w:t>hạn chế rủi ro mất mát khi mang tiền mặt, giao dịch được bảo mật và có lịch sử rõ ràng.</w:t>
+      </w:r>
+    </w:p>
+    <w:p>
+      <w:pPr>
+        <w:pStyle w:val="ListBullet"/>
+        <w:jc w:val="both"/>
+      </w:pPr>
+      <w:r>
+        <w:rPr>
+          <w:b/>
+        </w:rPr>
+        <w:t xml:space="preserve">Nhu cầu của nền kinh tế số: </w:t>
+      </w:r>
+      <w:r>
+        <w:t>thanh toán liền mạch cho mua sắm trực tuyến, gọi xe, đặt đồ ăn, mua vé.</w:t>
+      </w:r>
+    </w:p>
+    <w:p>
+      <w:pPr>
+        <w:pStyle w:val="ListBullet"/>
+        <w:jc w:val="both"/>
+      </w:pPr>
+      <w:r>
+        <w:rPr>
+          <w:b/>
+        </w:rPr>
+        <w:t xml:space="preserve">Nhu cầu tài chính toàn diện: </w:t>
+      </w:r>
+      <w:r>
+        <w:t>người trẻ, người thu nhập thấp chưa có lịch sử tín dụng cần tiếp cận khoản vay nhỏ, bảo hiểm, tích lũy.</w:t>
+      </w:r>
+    </w:p>
+    <w:p>
+      <w:pPr>
+        <w:jc w:val="both"/>
+      </w:pPr>
+      <w:r>
+        <w:rPr>
+          <w:i w:val="0"/>
+        </w:rPr>
+        <w:t>c) Mức độ cấp thiết</w:t>
+      </w:r>
+    </w:p>
+    <w:p>
+      <w:pPr>
+        <w:jc w:val="both"/>
+      </w:pPr>
+      <w:r>
+        <w:rPr>
+          <w:i w:val="0"/>
+        </w:rPr>
+        <w:t>Nhu cầu không chỉ đến từ người dân mà còn được Nhà nước thúc đẩy. Quyết định số 1813/QĐ-TTg ngày 28/10/2021 phê duyệt Đề án phát triển thanh toán không dùng tiền mặt giai đoạn 2021–2025 đặt mục tiêu đến năm 2025 có 80% người từ 15 tuổi trở lên có tài khoản ngân hàng, đưa thói quen thanh toán không tiền mặt từ thành thị lan rộng đến nông thôn, vùng sâu, vùng xa (Thủ tướng Chính phủ, 2021; Tạp chí Luật sư Việt Nam, 2021).</w:t>
+      </w:r>
+    </w:p>
+    <w:p>
+      <w:r>
+        <w:rPr>
           <w:i/>
-          <w:color w:val="1F3A60"/>
+          <w:color w:val="555555"/>
+          <w:sz w:val="21"/>
         </w:rPr>
-        <w:t>Ba tầng nhu cầu của khách hàng</w:t>
+        <w:t>Nguồn: Thủ tướng Chính phủ. (2021). Quyết định số 1813/QĐ-TTg ngày 28/10/2021 phê duyệt Đề án phát triển thanh toán không dùng tiền mặt tại Việt Nam giai đoạn 2021–2025. LuatVietnam. https://luatvietnam.vn/tai-chinh/quyet-dinh-1813-qd-ttg-211698-d1.html</w:t>
+      </w:r>
+    </w:p>
+    <w:p>
+      <w:r>
+        <w:rPr>
+          <w:i/>
+          <w:color w:val="555555"/>
+          <w:sz w:val="21"/>
+        </w:rPr>
+        <w:t>Nguồn: Tạp chí Luật sư Việt Nam. (2021). Đến 2025, 80% người từ 15 tuổi trở lên có tài khoản ngân hàng. https://lsvn.vn/den-2025-80-nguoi-tu-15-tuoi-tro-len-co-tai-khoan-ngan-hang1635608803-a111132.html</w:t>
+      </w:r>
+    </w:p>
+    <w:p>
+      <w:pPr>
+        <w:jc w:val="both"/>
+      </w:pPr>
+      <w:r>
+        <w:rPr>
+          <w:i w:val="0"/>
+        </w:rPr>
+        <w:t>d) Mức độ sẵn sàng sử dụng và chi trả</w:t>
+      </w:r>
+    </w:p>
+    <w:p>
+      <w:pPr>
+        <w:jc w:val="both"/>
+      </w:pPr>
+      <w:r>
+        <w:rPr>
+          <w:i w:val="0"/>
+        </w:rPr>
+        <w:t>Với người dùng cá nhân, phần lớn dịch vụ cơ bản được miễn phí, nên rào cản chi trả thấp; khoản phí chủ yếu do đối tác chấp nhận thanh toán chi trả. Bằng chứng về mức độ chấp nhận là quy mô khoảng 31 triệu người dùng vào cuối năm 2021 (Tuổi Trẻ News, 2021) và doanh thu năm 2023 được ghi nhận ở mức khoảng 9.400 tỷ đồng (Người Quan sát, 2025).</w:t>
+      </w:r>
+    </w:p>
+    <w:p>
+      <w:r>
+        <w:rPr>
+          <w:i/>
+          <w:color w:val="555555"/>
+          <w:sz w:val="21"/>
+        </w:rPr>
+        <w:t>Nguồn: Tuổi Trẻ News. (2021, 21 tháng 12). Vietnam mobile wallet MoMo says valuation tops $2 billion after funding. https://tuoitrenews.vn/news/business/20211221/vietnam-mobile-wallet-momo-says-valuation-tops-2-billion-after-funding/64834.html</w:t>
+      </w:r>
+    </w:p>
+    <w:p>
+      <w:r>
+        <w:rPr>
+          <w:i/>
+          <w:color w:val="555555"/>
+          <w:sz w:val="21"/>
+        </w:rPr>
+        <w:t>Nguồn: Người Quan sát. (2025). Kỳ lân công nghệ đầu tiên của Việt Nam lần đầu báo lãi, rục rịch kế hoạch IPO. https://nguoiquansat.vn/ky-lan-cong-nghe-dau-tien-cua-viet-nam-lan-dau-bao-lai-ruc-rich-ke-hoach-ipo-217921.html</w:t>
       </w:r>
     </w:p>
     <w:p>
@@ -879,7 +1337,7 @@
           <w:b/>
           <w:i/>
         </w:rPr>
-        <w:t>Bảng 3. Ba tầng nhu cầu MoMo hướng tới</w:t>
+        <w:t>Bảng 4. Các điểm đau của khách hàng</w:t>
       </w:r>
     </w:p>
     <w:tbl>
@@ -906,7 +1364,7 @@
                 <w:color w:val="FFFFFF"/>
                 <w:sz w:val="23"/>
               </w:rPr>
-              <w:t>Tầng nhu cầu</w:t>
+              <w:t>Điểm đau của khách hàng</w:t>
             </w:r>
           </w:p>
         </w:tc>
@@ -922,7 +1380,7 @@
                 <w:color w:val="FFFFFF"/>
                 <w:sz w:val="23"/>
               </w:rPr>
-              <w:t>Biểu hiện cụ thể</w:t>
+              <w:t>Mức độ</w:t>
             </w:r>
           </w:p>
         </w:tc>
@@ -938,7 +1396,7 @@
                 <w:color w:val="FFFFFF"/>
                 <w:sz w:val="23"/>
               </w:rPr>
-              <w:t>Đối tượng điển hình</w:t>
+              <w:t>Biểu hiện</w:t>
             </w:r>
           </w:p>
         </w:tc>
@@ -953,7 +1411,7 @@
               <w:rPr>
                 <w:sz w:val="23"/>
               </w:rPr>
-              <w:t>Tầng cơ bản – giao dịch</w:t>
+              <w:t>Thanh toán hóa đơn bất tiện</w:t>
             </w:r>
           </w:p>
         </w:tc>
@@ -966,7 +1424,7 @@
               <w:rPr>
                 <w:sz w:val="23"/>
               </w:rPr>
-              <w:t>Chuyển tiền, trả hóa đơn điện, nước, học phí không phải xếp hàng</w:t>
+              <w:t>Cao</w:t>
             </w:r>
           </w:p>
         </w:tc>
@@ -979,7 +1437,7 @@
               <w:rPr>
                 <w:sz w:val="23"/>
               </w:rPr>
-              <w:t>Hộ gia đình, người lao động di cư</w:t>
+              <w:t>Phải đến quầy, chỉ trong giờ hành chính</w:t>
             </w:r>
           </w:p>
         </w:tc>
@@ -994,7 +1452,7 @@
               <w:rPr>
                 <w:sz w:val="23"/>
               </w:rPr>
-              <w:t>Tầng tiện ích – tiêu dùng số</w:t>
+              <w:t>Chuyển tiền về quê khó khăn</w:t>
             </w:r>
           </w:p>
         </w:tc>
@@ -1007,7 +1465,7 @@
               <w:rPr>
                 <w:sz w:val="23"/>
               </w:rPr>
-              <w:t>Thanh toán mua sắm trực tuyến, gọi xe, đặt đồ ăn, mua vé</w:t>
+              <w:t>Cao</w:t>
             </w:r>
           </w:p>
         </w:tc>
@@ -1020,7 +1478,7 @@
               <w:rPr>
                 <w:sz w:val="23"/>
               </w:rPr>
-              <w:t>Người trẻ thành thị</w:t>
+              <w:t>Chi nhánh ngân hàng thưa thớt ở nông thôn</w:t>
             </w:r>
           </w:p>
         </w:tc>
@@ -1035,7 +1493,7 @@
               <w:rPr>
                 <w:sz w:val="23"/>
               </w:rPr>
-              <w:t>Tầng tài chính – phát triển</w:t>
+              <w:t>Rủi ro dùng tiền mặt</w:t>
             </w:r>
           </w:p>
         </w:tc>
@@ -1048,7 +1506,7 @@
               <w:rPr>
                 <w:sz w:val="23"/>
               </w:rPr>
-              <w:t>Vay nhỏ, bảo hiểm, tích lũy, đầu tư khi chưa có lịch sử tín dụng</w:t>
+              <w:t>Trung bình</w:t>
             </w:r>
           </w:p>
         </w:tc>
@@ -1061,7 +1519,48 @@
               <w:rPr>
                 <w:sz w:val="23"/>
               </w:rPr>
-              <w:t>Người thu nhập thấp, sinh viên, người mới đi làm</w:t>
+              <w:t>Mất mát, nhầm lẫn, khó quản lý chi tiêu</w:t>
+            </w:r>
+          </w:p>
+        </w:tc>
+      </w:tr>
+      <w:tr>
+        <w:tc>
+          <w:tcPr>
+            <w:tcW w:type="dxa" w:w="2880"/>
+          </w:tcPr>
+          <w:p>
+            <w:r>
+              <w:rPr>
+                <w:sz w:val="23"/>
+              </w:rPr>
+              <w:t>Khó tiếp cận tín dụng nhỏ</w:t>
+            </w:r>
+          </w:p>
+        </w:tc>
+        <w:tc>
+          <w:tcPr>
+            <w:tcW w:type="dxa" w:w="2880"/>
+          </w:tcPr>
+          <w:p>
+            <w:r>
+              <w:rPr>
+                <w:sz w:val="23"/>
+              </w:rPr>
+              <w:t>Cao</w:t>
+            </w:r>
+          </w:p>
+        </w:tc>
+        <w:tc>
+          <w:tcPr>
+            <w:tcW w:type="dxa" w:w="2880"/>
+          </w:tcPr>
+          <w:p>
+            <w:r>
+              <w:rPr>
+                <w:sz w:val="23"/>
+              </w:rPr>
+              <w:t>Chưa có lịch sử tín dụng, thủ tục ngân hàng phức tạp</w:t>
             </w:r>
           </w:p>
         </w:tc>
@@ -1074,126 +1573,29 @@
       </w:pPr>
       <w:r>
         <w:rPr>
-          <w:i w:val="0"/>
+          <w:b/>
         </w:rPr>
-        <w:t>Điểm đáng chú ý là ba tầng này nối tiếp nhau: người dùng đến với MoMo vì tầng cơ bản (chuyển tiền), ở lại vì tầng tiện ích, và trở thành nguồn doanh thu bền vững ở tầng tài chính. Đây là logic nền tảng của mô hình siêu ứng dụng.</w:t>
+        <w:t xml:space="preserve">Đánh giá: </w:t>
       </w:r>
-    </w:p>
-    <w:p>
-      <w:r>
-        <w:rPr>
-          <w:b/>
-          <w:i/>
-          <w:color w:val="1F3A60"/>
-        </w:rPr>
-        <w:t>Vì sao nhu cầu này cấp thiết</w:t>
-      </w:r>
-    </w:p>
-    <w:p>
-      <w:pPr>
-        <w:jc w:val="both"/>
-      </w:pPr>
       <w:r>
         <w:rPr>
           <w:i w:val="0"/>
         </w:rPr>
-        <w:t>Nhu cầu không chỉ xuất phát từ người dân mà còn được Nhà nước chủ động thúc đẩy. Quyết định số 1813/QĐ-TTg ngày 28/10/2021 đặt mục tiêu đến năm 2025 có 80% người từ 15 tuổi trở lên có tài khoản ngân hàng, đồng thời biến thanh toán không tiền mặt thành thói quen ở đô thị và lan rộng về nông thôn, vùng sâu, vùng xa (Thủ tướng Chính phủ, 2021; Tạp chí Luật sư Việt Nam, 2021). Khi cả “cầu” từ người dân và “lực đẩy” từ chính sách cùng xuất hiện, nhu cầu trở nên cấp thiết chứ không còn là xu hướng xa.</w:t>
+        <w:t>Nhu cầu thực, quy mô lớn, cấp thiết và được chính sách hỗ trợ. MoMo không phải “tạo ra” nhu cầu mà giải quyết một vấn đề sẵn có của hàng chục triệu người. Đây là yếu tố mạnh nhất của doanh nghiệp.</w:t>
       </w:r>
     </w:p>
     <w:p>
+      <w:pPr>
+        <w:pStyle w:val="Heading2"/>
+      </w:pPr>
       <w:r>
         <w:rPr>
-          <w:i/>
-          <w:color w:val="555555"/>
-          <w:sz w:val="21"/>
+          <w:rFonts w:ascii="Times New Roman" w:hAnsi="Times New Roman"/>
+          <w:color w:val="1F3A60"/>
         </w:rPr>
-        <w:t>Nguồn: Thủ tướng Chính phủ. (2021). Quyết định số 1813/QĐ-TTg ngày 28/10/2021 phê duyệt Đề án phát triển thanh toán không dùng tiền mặt tại Việt Nam giai đoạn 2021–2025. LuatVietnam. https://luatvietnam.vn/tai-chinh/quyet-dinh-1813-qd-ttg-211698-d1.html</w:t>
+        <w:t>2. Giải pháp – 4/5</w:t>
       </w:r>
     </w:p>
-    <w:p>
-      <w:r>
-        <w:rPr>
-          <w:i/>
-          <w:color w:val="555555"/>
-          <w:sz w:val="21"/>
-        </w:rPr>
-        <w:t>Nguồn: Tạp chí Luật sư Việt Nam. (2021). Đến 2025, 80% người từ 15 tuổi trở lên có tài khoản ngân hàng. https://lsvn.vn/den-2025-80-nguoi-tu-15-tuoi-tro-len-co-tai-khoan-ngan-hang1635608803-a111132.html</w:t>
-      </w:r>
-    </w:p>
-    <w:p>
-      <w:r>
-        <w:rPr>
-          <w:b/>
-          <w:i/>
-          <w:color w:val="1F3A60"/>
-        </w:rPr>
-        <w:t>Bằng chứng nhu cầu là có thật</w:t>
-      </w:r>
-    </w:p>
-    <w:p>
-      <w:pPr>
-        <w:jc w:val="both"/>
-      </w:pPr>
-      <w:r>
-        <w:rPr>
-          <w:i w:val="0"/>
-        </w:rPr>
-        <w:t>Thước đo rõ nhất là tốc độ người dùng chấp nhận: MoMo đạt khoảng 20 triệu người dùng năm 2020 và khoảng 31 triệu người dùng cuối năm 2021 (Thị trường Tài chính Tiền tệ, 2020b; Tuổi Trẻ News, 2021). Tăng thêm khoảng 11 triệu người dùng chỉ trong một năm cho thấy nhu cầu đã được “kích hoạt”, đặc biệt trong bối cảnh dịch bệnh khiến thanh toán không chạm trở thành lựa chọn an toàn.</w:t>
-      </w:r>
-    </w:p>
-    <w:p>
-      <w:r>
-        <w:rPr>
-          <w:i/>
-          <w:color w:val="555555"/>
-          <w:sz w:val="21"/>
-        </w:rPr>
-        <w:t>Nguồn: Thị trường Tài chính Tiền tệ. (2020b). Ví điện tử MoMo cán mốc 20 triệu người dùng. https://thitruongtaichinhtiente.vn/vi-dien-tu-momo-can-moc-20-trieu-nguoi-dung-28790.html</w:t>
-      </w:r>
-    </w:p>
-    <w:p>
-      <w:r>
-        <w:rPr>
-          <w:i/>
-          <w:color w:val="555555"/>
-          <w:sz w:val="21"/>
-        </w:rPr>
-        <w:t>Nguồn: Tuổi Trẻ News. (2021, 21 tháng 12). Vietnam mobile wallet MoMo says valuation tops $2 billion after funding. https://tuoitrenews.vn/news/business/20211221/vietnam-mobile-wallet-momo-says-valuation-tops-2-billion-after-funding/64834.html</w:t>
-      </w:r>
-    </w:p>
-    <w:tbl>
-      <w:tblPr>
-        <w:tblStyle w:val="TableGrid"/>
-        <w:tblW w:type="auto" w:w="0"/>
-        <w:tblLook w:firstColumn="1" w:firstRow="1" w:lastColumn="0" w:lastRow="0" w:noHBand="0" w:noVBand="1" w:val="04A0"/>
-      </w:tblPr>
-      <w:tblGrid>
-        <w:gridCol w:w="8640"/>
-      </w:tblGrid>
-      <w:tr>
-        <w:tc>
-          <w:tcPr>
-            <w:tcW w:type="dxa" w:w="8640"/>
-            <w:shd w:val="clear" w:fill="FCEFE3"/>
-          </w:tcPr>
-          <w:p>
-            <w:pPr>
-              <w:jc w:val="both"/>
-            </w:pPr>
-            <w:r>
-              <w:rPr>
-                <w:b/>
-              </w:rPr>
-              <w:t xml:space="preserve">Góc nhìn phản biện: </w:t>
-            </w:r>
-            <w:r>
-              <w:t>Người dùng cá nhân gần như không trả phí cho dịch vụ cơ bản. Nhu cầu “dùng” lớn chưa chắc đồng nghĩa với nhu cầu “trả tiền”. Câu hỏi thực sự là bao nhiêu phần trăm người dùng sẽ tiến lên tầng tài chính – nơi tạo ra lợi nhuận.</w:t>
-            </w:r>
-          </w:p>
-        </w:tc>
-      </w:tr>
-    </w:tbl>
-    <w:p/>
     <w:p>
       <w:pPr>
         <w:jc w:val="both"/>
@@ -1202,68 +1604,35 @@
         <w:rPr>
           <w:b/>
         </w:rPr>
-        <w:t xml:space="preserve">Liên kết trong ma trận: </w:t>
+        <w:t xml:space="preserve">Câu hỏi đặt ra: </w:t>
       </w:r>
       <w:r>
         <w:rPr>
           <w:i/>
         </w:rPr>
-        <w:t>Nhu cầu ở tầng tài chính chỉ khai thác được khi có Giải pháp (3.2) đủ tin cậy và Mạng lưới (4.3) đối tác ngân hàng, bảo hiểm đủ rộng.</w:t>
+        <w:t>Sản phẩm có giải quyết được nhu cầu không? Tốt hơn giải pháp hiện có ở điểm nào? Lợi thế có thể được bảo vệ đến đâu?</w:t>
       </w:r>
     </w:p>
     <w:p>
       <w:pPr>
-        <w:pStyle w:val="Heading2"/>
+        <w:jc w:val="both"/>
       </w:pPr>
       <w:r>
         <w:rPr>
-          <w:rFonts w:ascii="Times New Roman" w:hAnsi="Times New Roman"/>
-          <w:color w:val="1F3A60"/>
+          <w:i w:val="0"/>
         </w:rPr>
-        <w:t>3.2. Giải pháp: một ứng dụng thay cho nhiều quầy giao dịch</w:t>
+        <w:t>a) Giải pháp MoMo cung cấp</w:t>
       </w:r>
     </w:p>
-    <w:tbl>
-      <w:tblPr>
-        <w:tblStyle w:val="TableGrid"/>
-        <w:tblW w:type="auto" w:w="0"/>
-        <w:tblLook w:firstColumn="1" w:firstRow="1" w:lastColumn="0" w:lastRow="0" w:noHBand="0" w:noVBand="1" w:val="04A0"/>
-      </w:tblPr>
-      <w:tblGrid>
-        <w:gridCol w:w="8640"/>
-      </w:tblGrid>
-      <w:tr>
-        <w:tc>
-          <w:tcPr>
-            <w:tcW w:type="dxa" w:w="8640"/>
-            <w:shd w:val="clear" w:fill="E8EEF6"/>
-          </w:tcPr>
-          <w:p>
-            <w:pPr>
-              <w:jc w:val="both"/>
-            </w:pPr>
-            <w:r>
-              <w:rPr>
-                <w:b/>
-              </w:rPr>
-              <w:t xml:space="preserve">Nhận định: </w:t>
-            </w:r>
-            <w:r>
-              <w:t>Giá trị của MoMo không nằm ở một tính năng đột phá riêng lẻ, mà ở việc gom các dịch vụ vốn rời rạc vào một điểm chạm duy nhất trên điện thoại, được bảo chứng bởi giấy phép của Ngân hàng Nhà nước.</w:t>
-            </w:r>
-          </w:p>
-        </w:tc>
-      </w:tr>
-    </w:tbl>
-    <w:p/>
     <w:p>
+      <w:pPr>
+        <w:jc w:val="both"/>
+      </w:pPr>
       <w:r>
         <w:rPr>
-          <w:b/>
-          <w:i/>
-          <w:color w:val="1F3A60"/>
+          <w:i w:val="0"/>
         </w:rPr>
-        <w:t>Ghép nối giải pháp với từng nhu cầu</w:t>
+        <w:t>MoMo gom nhiều dịch vụ tài chính vốn rời rạc vào một ứng dụng duy nhất, nạp tiền từ tài khoản ngân hàng liên kết:</w:t>
       </w:r>
     </w:p>
     <w:p>
@@ -1275,7 +1644,7 @@
           <w:b/>
           <w:i/>
         </w:rPr>
-        <w:t>Bảng 4. Ghép nối nhu cầu và giải pháp</w:t>
+        <w:t>Bảng 5. Hệ thống giải pháp của MoMo</w:t>
       </w:r>
     </w:p>
     <w:tbl>
@@ -1302,1063 +1671,7 @@
                 <w:color w:val="FFFFFF"/>
                 <w:sz w:val="23"/>
               </w:rPr>
-              <w:t>Nhu cầu</w:t>
-            </w:r>
-          </w:p>
-        </w:tc>
-        <w:tc>
-          <w:tcPr>
-            <w:tcW w:type="dxa" w:w="2880"/>
-            <w:shd w:val="clear" w:fill="1F3A60"/>
-          </w:tcPr>
-          <w:p>
-            <w:r>
-              <w:rPr>
-                <w:b/>
-                <w:color w:val="FFFFFF"/>
-                <w:sz w:val="23"/>
-              </w:rPr>
-              <w:t>Giải pháp của MoMo</w:t>
-            </w:r>
-          </w:p>
-        </w:tc>
-        <w:tc>
-          <w:tcPr>
-            <w:tcW w:type="dxa" w:w="2880"/>
-            <w:shd w:val="clear" w:fill="1F3A60"/>
-          </w:tcPr>
-          <w:p>
-            <w:r>
-              <w:rPr>
-                <w:b/>
-                <w:color w:val="FFFFFF"/>
-                <w:sz w:val="23"/>
-              </w:rPr>
-              <w:t>Trước khi có MoMo</w:t>
-            </w:r>
-          </w:p>
-        </w:tc>
-      </w:tr>
-      <w:tr>
-        <w:tc>
-          <w:tcPr>
-            <w:tcW w:type="dxa" w:w="2880"/>
-          </w:tcPr>
-          <w:p>
-            <w:r>
-              <w:rPr>
-                <w:sz w:val="23"/>
-              </w:rPr>
-              <w:t>Chuyển tiền về quê</w:t>
-            </w:r>
-          </w:p>
-        </w:tc>
-        <w:tc>
-          <w:tcPr>
-            <w:tcW w:type="dxa" w:w="2880"/>
-          </w:tcPr>
-          <w:p>
-            <w:r>
-              <w:rPr>
-                <w:sz w:val="23"/>
-              </w:rPr>
-              <w:t>Chuyển tức thời giữa ví và tới tài khoản ngân hàng</w:t>
-            </w:r>
-          </w:p>
-        </w:tc>
-        <w:tc>
-          <w:tcPr>
-            <w:tcW w:type="dxa" w:w="2880"/>
-          </w:tcPr>
-          <w:p>
-            <w:r>
-              <w:rPr>
-                <w:sz w:val="23"/>
-              </w:rPr>
-              <w:t>Ra bưu điện, ngân hàng; mất phí, mất thời gian</w:t>
-            </w:r>
-          </w:p>
-        </w:tc>
-      </w:tr>
-      <w:tr>
-        <w:tc>
-          <w:tcPr>
-            <w:tcW w:type="dxa" w:w="2880"/>
-          </w:tcPr>
-          <w:p>
-            <w:r>
-              <w:rPr>
-                <w:sz w:val="23"/>
-              </w:rPr>
-              <w:t>Trả hóa đơn</w:t>
-            </w:r>
-          </w:p>
-        </w:tc>
-        <w:tc>
-          <w:tcPr>
-            <w:tcW w:type="dxa" w:w="2880"/>
-          </w:tcPr>
-          <w:p>
-            <w:r>
-              <w:rPr>
-                <w:sz w:val="23"/>
-              </w:rPr>
-              <w:t>Thanh toán điện, nước, Internet, học phí trong vài giây</w:t>
-            </w:r>
-          </w:p>
-        </w:tc>
-        <w:tc>
-          <w:tcPr>
-            <w:tcW w:type="dxa" w:w="2880"/>
-          </w:tcPr>
-          <w:p>
-            <w:r>
-              <w:rPr>
-                <w:sz w:val="23"/>
-              </w:rPr>
-              <w:t>Xếp hàng tại quầy thu hộ</w:t>
-            </w:r>
-          </w:p>
-        </w:tc>
-      </w:tr>
-      <w:tr>
-        <w:tc>
-          <w:tcPr>
-            <w:tcW w:type="dxa" w:w="2880"/>
-          </w:tcPr>
-          <w:p>
-            <w:r>
-              <w:rPr>
-                <w:sz w:val="23"/>
-              </w:rPr>
-              <w:t>Mua sắm tại cửa hàng</w:t>
-            </w:r>
-          </w:p>
-        </w:tc>
-        <w:tc>
-          <w:tcPr>
-            <w:tcW w:type="dxa" w:w="2880"/>
-          </w:tcPr>
-          <w:p>
-            <w:r>
-              <w:rPr>
-                <w:sz w:val="23"/>
-              </w:rPr>
-              <w:t>Quét mã QR, kể cả mã VietQR</w:t>
-            </w:r>
-          </w:p>
-        </w:tc>
-        <w:tc>
-          <w:tcPr>
-            <w:tcW w:type="dxa" w:w="2880"/>
-          </w:tcPr>
-          <w:p>
-            <w:r>
-              <w:rPr>
-                <w:sz w:val="23"/>
-              </w:rPr>
-              <w:t>Dùng tiền mặt, thối tiền lẻ</w:t>
-            </w:r>
-          </w:p>
-        </w:tc>
-      </w:tr>
-      <w:tr>
-        <w:tc>
-          <w:tcPr>
-            <w:tcW w:type="dxa" w:w="2880"/>
-          </w:tcPr>
-          <w:p>
-            <w:r>
-              <w:rPr>
-                <w:sz w:val="23"/>
-              </w:rPr>
-              <w:t>Mua sắm trực tuyến</w:t>
-            </w:r>
-          </w:p>
-        </w:tc>
-        <w:tc>
-          <w:tcPr>
-            <w:tcW w:type="dxa" w:w="2880"/>
-          </w:tcPr>
-          <w:p>
-            <w:r>
-              <w:rPr>
-                <w:sz w:val="23"/>
-              </w:rPr>
-              <w:t>Thanh toán trên ứng dụng gọi xe, giao đồ ăn, thương mại điện tử</w:t>
-            </w:r>
-          </w:p>
-        </w:tc>
-        <w:tc>
-          <w:tcPr>
-            <w:tcW w:type="dxa" w:w="2880"/>
-          </w:tcPr>
-          <w:p>
-            <w:r>
-              <w:rPr>
-                <w:sz w:val="23"/>
-              </w:rPr>
-              <w:t>Giao hàng thu tiền</w:t>
-            </w:r>
-          </w:p>
-        </w:tc>
-      </w:tr>
-      <w:tr>
-        <w:tc>
-          <w:tcPr>
-            <w:tcW w:type="dxa" w:w="2880"/>
-          </w:tcPr>
-          <w:p>
-            <w:r>
-              <w:rPr>
-                <w:sz w:val="23"/>
-              </w:rPr>
-              <w:t>Tài chính cá nhân</w:t>
-            </w:r>
-          </w:p>
-        </w:tc>
-        <w:tc>
-          <w:tcPr>
-            <w:tcW w:type="dxa" w:w="2880"/>
-          </w:tcPr>
-          <w:p>
-            <w:r>
-              <w:rPr>
-                <w:sz w:val="23"/>
-              </w:rPr>
-              <w:t>Ví trả sau, vay tiêu dùng, bảo hiểm, tích lũy, chứng khoán</w:t>
-            </w:r>
-          </w:p>
-        </w:tc>
-        <w:tc>
-          <w:tcPr>
-            <w:tcW w:type="dxa" w:w="2880"/>
-          </w:tcPr>
-          <w:p>
-            <w:r>
-              <w:rPr>
-                <w:sz w:val="23"/>
-              </w:rPr>
-              <w:t>Thủ tục ngân hàng phức tạp</w:t>
-            </w:r>
-          </w:p>
-        </w:tc>
-      </w:tr>
-      <w:tr>
-        <w:tc>
-          <w:tcPr>
-            <w:tcW w:type="dxa" w:w="2880"/>
-          </w:tcPr>
-          <w:p>
-            <w:r>
-              <w:rPr>
-                <w:sz w:val="23"/>
-              </w:rPr>
-              <w:t>Gắn kết cộng đồng</w:t>
-            </w:r>
-          </w:p>
-        </w:tc>
-        <w:tc>
-          <w:tcPr>
-            <w:tcW w:type="dxa" w:w="2880"/>
-          </w:tcPr>
-          <w:p>
-            <w:r>
-              <w:rPr>
-                <w:sz w:val="23"/>
-              </w:rPr>
-              <w:t>Heo Đất quyên góp thiện nguyện</w:t>
-            </w:r>
-          </w:p>
-        </w:tc>
-        <w:tc>
-          <w:tcPr>
-            <w:tcW w:type="dxa" w:w="2880"/>
-          </w:tcPr>
-          <w:p>
-            <w:r>
-              <w:rPr>
-                <w:sz w:val="23"/>
-              </w:rPr>
-              <w:t>Quyên góp thủ công</w:t>
-            </w:r>
-          </w:p>
-        </w:tc>
-      </w:tr>
-    </w:tbl>
-    <w:p/>
-    <w:p>
-      <w:r>
-        <w:rPr>
-          <w:i/>
-          <w:color w:val="555555"/>
-          <w:sz w:val="21"/>
-        </w:rPr>
-        <w:t>Nguồn: Thị trường Tài chính Tiền tệ. (2024). Xu hướng công nghệ định hình ví điện tử tại Việt Nam. https://thitruongtaichinhtiente.vn/xu-huong-cong-nghe-dinh-hinh-vi-dien-tu-tai-viet-nam-68019.html</w:t>
-      </w:r>
-    </w:p>
-    <w:p>
-      <w:r>
-        <w:rPr>
-          <w:i/>
-          <w:color w:val="555555"/>
-          <w:sz w:val="21"/>
-        </w:rPr>
-        <w:t>Nguồn: MoMo. (2023b). Heo Đất MoMo khai hội Tết mới. https://www.momo.vn/tin-tuc/tin-tuc-su-kien/heo-dat-momo-khai-hoi-tet-moi-2393</w:t>
-      </w:r>
-    </w:p>
-    <w:p>
-      <w:r>
-        <w:rPr>
-          <w:b/>
-          <w:i/>
-          <w:color w:val="1F3A60"/>
-        </w:rPr>
-        <w:t>Giấy phép – “tấm vé” tạo niềm tin</w:t>
-      </w:r>
-    </w:p>
-    <w:p>
-      <w:pPr>
-        <w:jc w:val="both"/>
-      </w:pPr>
-      <w:r>
-        <w:rPr>
-          <w:i w:val="0"/>
-        </w:rPr>
-        <w:t>Ví điện tử thuộc nhóm dịch vụ trung gian thanh toán theo Thông tư số 39/2014/TT-NHNN: tiền nạp và rút khỏi ví phải đi qua tài khoản ngân hàng, tổ chức cung ứng ví không được cấp tín dụng hay trả lãi trên số dư (Ngân hàng Nhà nước Việt Nam, 2014; Thư viện Pháp luật, 2023). Là đơn vị thanh toán di động đầu tiên được cấp phép, MoMo có lợi thế uy tín sớm hơn các đối thủ, điều đặc biệt quan trọng trong lĩnh vực liên quan đến tiền bạc.</w:t>
-      </w:r>
-    </w:p>
-    <w:p>
-      <w:r>
-        <w:rPr>
-          <w:i/>
-          <w:color w:val="555555"/>
-          <w:sz w:val="21"/>
-        </w:rPr>
-        <w:t>Nguồn: Ngân hàng Nhà nước Việt Nam. (2014). Thông tư số 39/2014/TT-NHNN ngày 11/12/2014 hướng dẫn về dịch vụ trung gian thanh toán. LuatVietnam. https://luatvietnam.vn/tai-chinh/thong-tu-39-2014-tt-nhnn-ngan-hang-nha-nuoc-viet-nam-91444-d1.html</w:t>
-      </w:r>
-    </w:p>
-    <w:p>
-      <w:r>
-        <w:rPr>
-          <w:i/>
-          <w:color w:val="555555"/>
-          <w:sz w:val="21"/>
-        </w:rPr>
-        <w:t>Nguồn: Thư viện Pháp luật. (2023). Để có thể cung ứng dịch vụ trung gian thanh toán thì các tổ chức dịch vụ phải đáp ứng được những điều kiện nào? https://thuvienphapluat.vn/phap-luat/de-co-the-cung-ung-dich-vu-trung-gian-thanh-toan-thi-cac-to-chuc-dich-vu-phai-dap-ung-duoc-nhung-di-433505-39657.html</w:t>
-      </w:r>
-    </w:p>
-    <w:p>
-      <w:r>
-        <w:rPr>
-          <w:b/>
-          <w:i/>
-          <w:color w:val="1F3A60"/>
-        </w:rPr>
-        <w:t>Từ ví điện tử đến nền tảng mở</w:t>
-      </w:r>
-    </w:p>
-    <w:p>
-      <w:pPr>
-        <w:jc w:val="both"/>
-      </w:pPr>
-      <w:r>
-        <w:rPr>
-          <w:i w:val="0"/>
-        </w:rPr>
-        <w:t>Năm 2022, MoMo giới thiệu công nghệ ứng dụng nhỏ chạy bên trong ứng dụng MoMo, hoạt động theo cơ chế “ứng dụng trong ứng dụng”, tương tự cửa hàng trong trung tâm thương mại. Đến giữa năm 2022, MoMo đã phát triển gần 30 ứng dụng nhỏ cho đối tác như Highlands Coffee, 7-Eleven và đặt mục tiêu 100 ứng dụng nhỏ vào năm 2023; doanh nghiệp đối tác được ước tính tiết kiệm hơn 75% chi phí so với tự xây ứng dụng riêng (MoMo, 2022; The Leader, 2021). Như vậy, giải pháp của MoMo đã mở rộng phục vụ cả doanh nghiệp, không chỉ người tiêu dùng.</w:t>
-      </w:r>
-    </w:p>
-    <w:p>
-      <w:r>
-        <w:rPr>
-          <w:i/>
-          <w:color w:val="555555"/>
-          <w:sz w:val="21"/>
-        </w:rPr>
-        <w:t>Nguồn: MoMo. (2022). MoMo lần đầu giới thiệu công nghệ Mini App doanh nghiệp. https://www.momo.vn/tin-tuc/tin-tuc-su-kien/momo-lan-dau-gioi-thieu-cong-nghe-mini-app-doanh-2991</w:t>
-      </w:r>
-    </w:p>
-    <w:p>
-      <w:r>
-        <w:rPr>
-          <w:i/>
-          <w:color w:val="555555"/>
-          <w:sz w:val="21"/>
-        </w:rPr>
-        <w:t>Nguồn: The Leader. (2021). Siêu ứng dụng đi xây tiểu ứng dụng. https://theleader.vn/sieu-ung-dung-di-xay-tieu-ung-dung-d12975.html</w:t>
-      </w:r>
-    </w:p>
-    <w:p>
-      <w:r>
-        <w:rPr>
-          <w:b/>
-          <w:i/>
-          <w:color w:val="1F3A60"/>
-        </w:rPr>
-        <w:t>Lớp công nghệ phía sau</w:t>
-      </w:r>
-    </w:p>
-    <w:p>
-      <w:pPr>
-        <w:jc w:val="both"/>
-      </w:pPr>
-      <w:r>
-        <w:rPr>
-          <w:i w:val="0"/>
-        </w:rPr>
-        <w:t>Từ năm 2019, MoMo đầu tư mạnh vào trí tuệ nhân tạo và dữ liệu, ứng dụng vào gợi ý sản phẩm, định danh điện tử, chấm điểm rủi ro và phát hiện gian lận (Thị trường Tài chính Tiền tệ, 2022). Chính dữ liệu giao dịch của hàng chục triệu người dùng cho phép MoMo đánh giá tín dụng cho những người chưa từng vay ngân hàng – điều các ngân hàng truyền thống khó làm được.</w:t>
-      </w:r>
-    </w:p>
-    <w:p>
-      <w:r>
-        <w:rPr>
-          <w:i/>
-          <w:color w:val="555555"/>
-          <w:sz w:val="21"/>
-        </w:rPr>
-        <w:t>Nguồn: Thị trường Tài chính Tiền tệ. (2022). Giới thiệu AI Committee – MoMo khẳng định quyết tâm thực thi chiến lược AI-First. https://thitruongtaichinhtiente.vn/print/38906.html</w:t>
-      </w:r>
-    </w:p>
-    <w:tbl>
-      <w:tblPr>
-        <w:tblStyle w:val="TableGrid"/>
-        <w:tblW w:type="auto" w:w="0"/>
-        <w:tblLook w:firstColumn="1" w:firstRow="1" w:lastColumn="0" w:lastRow="0" w:noHBand="0" w:noVBand="1" w:val="04A0"/>
-      </w:tblPr>
-      <w:tblGrid>
-        <w:gridCol w:w="8640"/>
-      </w:tblGrid>
-      <w:tr>
-        <w:tc>
-          <w:tcPr>
-            <w:tcW w:type="dxa" w:w="8640"/>
-            <w:shd w:val="clear" w:fill="FCEFE3"/>
-          </w:tcPr>
-          <w:p>
-            <w:pPr>
-              <w:jc w:val="both"/>
-            </w:pPr>
-            <w:r>
-              <w:rPr>
-                <w:b/>
-              </w:rPr>
-              <w:t xml:space="preserve">Góc nhìn phản biện: </w:t>
-            </w:r>
-            <w:r>
-              <w:t>Chức năng thanh toán cơ bản đang bị “hàng hóa hóa”: chuyển khoản ngân hàng bằng mã QR đã miễn phí và phổ biến. Nếu MoMo chỉ dừng ở vai trò ví thanh toán, giá trị khác biệt sẽ dần biến mất. Lợi thế bền vững phải đến từ dữ liệu và hệ sinh thái.</w:t>
-            </w:r>
-          </w:p>
-        </w:tc>
-      </w:tr>
-    </w:tbl>
-    <w:p/>
-    <w:p>
-      <w:pPr>
-        <w:jc w:val="both"/>
-      </w:pPr>
-      <w:r>
-        <w:rPr>
-          <w:b/>
-        </w:rPr>
-        <w:t xml:space="preserve">Liên kết trong ma trận: </w:t>
-      </w:r>
-      <w:r>
-        <w:rPr>
-          <w:i/>
-        </w:rPr>
-        <w:t>Giải pháp mạnh là kết quả của Đội ngũ (3.3) kiên trì xoay trục và là nền tảng để Sản xuất (5.2) – tức hạ tầng công nghệ – phát huy giá trị.</w:t>
-      </w:r>
-    </w:p>
-    <w:p>
-      <w:pPr>
-        <w:pStyle w:val="Heading2"/>
-      </w:pPr>
-      <w:r>
-        <w:rPr>
-          <w:rFonts w:ascii="Times New Roman" w:hAnsi="Times New Roman"/>
-          <w:color w:val="1F3A60"/>
-        </w:rPr>
-        <w:t>3.3. Đội ngũ: bảy năm “nằm gai” trước khi thành công</w:t>
-      </w:r>
-    </w:p>
-    <w:tbl>
-      <w:tblPr>
-        <w:tblStyle w:val="TableGrid"/>
-        <w:tblW w:type="auto" w:w="0"/>
-        <w:tblLook w:firstColumn="1" w:firstRow="1" w:lastColumn="0" w:lastRow="0" w:noHBand="0" w:noVBand="1" w:val="04A0"/>
-      </w:tblPr>
-      <w:tblGrid>
-        <w:gridCol w:w="8640"/>
-      </w:tblGrid>
-      <w:tr>
-        <w:tc>
-          <w:tcPr>
-            <w:tcW w:type="dxa" w:w="8640"/>
-            <w:shd w:val="clear" w:fill="E8EEF6"/>
-          </w:tcPr>
-          <w:p>
-            <w:pPr>
-              <w:jc w:val="both"/>
-            </w:pPr>
-            <w:r>
-              <w:rPr>
-                <w:b/>
-              </w:rPr>
-              <w:t xml:space="preserve">Nhận định: </w:t>
-            </w:r>
-            <w:r>
-              <w:t>Tài sản lớn nhất của đội ngũ MoMo là sự bền bỉ và khả năng xoay trục – họ mất gần bảy năm với mô hình cũ trước khi tìm ra con đường đúng.</w:t>
-            </w:r>
-          </w:p>
-        </w:tc>
-      </w:tr>
-    </w:tbl>
-    <w:p/>
-    <w:p>
-      <w:r>
-        <w:rPr>
-          <w:b/>
-          <w:i/>
-          <w:color w:val="1F3A60"/>
-        </w:rPr>
-        <w:t>Chân dung nhà sáng lập</w:t>
-      </w:r>
-    </w:p>
-    <w:p>
-      <w:pPr>
-        <w:jc w:val="center"/>
-      </w:pPr>
-      <w:r>
-        <w:rPr>
-          <w:b/>
-          <w:i/>
-        </w:rPr>
-        <w:t>Bảng 5. Nhóm sáng lập MoMo</w:t>
-      </w:r>
-    </w:p>
-    <w:tbl>
-      <w:tblPr>
-        <w:tblStyle w:val="TableGrid"/>
-        <w:tblW w:type="auto" w:w="0"/>
-        <w:tblLook w:firstColumn="1" w:firstRow="1" w:lastColumn="0" w:lastRow="0" w:noHBand="0" w:noVBand="1" w:val="04A0"/>
-      </w:tblPr>
-      <w:tblGrid>
-        <w:gridCol w:w="2880"/>
-        <w:gridCol w:w="2880"/>
-        <w:gridCol w:w="2880"/>
-      </w:tblGrid>
-      <w:tr>
-        <w:tc>
-          <w:tcPr>
-            <w:tcW w:type="dxa" w:w="2880"/>
-            <w:shd w:val="clear" w:fill="1F3A60"/>
-          </w:tcPr>
-          <w:p>
-            <w:r>
-              <w:rPr>
-                <w:b/>
-                <w:color w:val="FFFFFF"/>
-                <w:sz w:val="23"/>
-              </w:rPr>
-              <w:t>Nhà sáng lập</w:t>
-            </w:r>
-          </w:p>
-        </w:tc>
-        <w:tc>
-          <w:tcPr>
-            <w:tcW w:type="dxa" w:w="2880"/>
-            <w:shd w:val="clear" w:fill="1F3A60"/>
-          </w:tcPr>
-          <w:p>
-            <w:r>
-              <w:rPr>
-                <w:b/>
-                <w:color w:val="FFFFFF"/>
-                <w:sz w:val="23"/>
-              </w:rPr>
-              <w:t>Vai trò</w:t>
-            </w:r>
-          </w:p>
-        </w:tc>
-        <w:tc>
-          <w:tcPr>
-            <w:tcW w:type="dxa" w:w="2880"/>
-            <w:shd w:val="clear" w:fill="1F3A60"/>
-          </w:tcPr>
-          <w:p>
-            <w:r>
-              <w:rPr>
-                <w:b/>
-                <w:color w:val="FFFFFF"/>
-                <w:sz w:val="23"/>
-              </w:rPr>
-              <w:t>Dấu ấn</w:t>
-            </w:r>
-          </w:p>
-        </w:tc>
-      </w:tr>
-      <w:tr>
-        <w:tc>
-          <w:tcPr>
-            <w:tcW w:type="dxa" w:w="2880"/>
-          </w:tcPr>
-          <w:p>
-            <w:r>
-              <w:rPr>
-                <w:sz w:val="23"/>
-              </w:rPr>
-              <w:t>Nguyễn Mạnh Tường</w:t>
-            </w:r>
-          </w:p>
-        </w:tc>
-        <w:tc>
-          <w:tcPr>
-            <w:tcW w:type="dxa" w:w="2880"/>
-          </w:tcPr>
-          <w:p>
-            <w:r>
-              <w:rPr>
-                <w:sz w:val="23"/>
-              </w:rPr>
-              <w:t>Đồng sáng lập; Phó Chủ tịch Hội đồng quản trị kiêm Tổng Giám đốc</w:t>
-            </w:r>
-          </w:p>
-        </w:tc>
-        <w:tc>
-          <w:tcPr>
-            <w:tcW w:type="dxa" w:w="2880"/>
-          </w:tcPr>
-          <w:p>
-            <w:r>
-              <w:rPr>
-                <w:sz w:val="23"/>
-              </w:rPr>
-              <w:t>Dẫn dắt chiến lược, gọi vốn; truyền cảm hứng khởi nghiệp cho sinh viên</w:t>
-            </w:r>
-          </w:p>
-        </w:tc>
-      </w:tr>
-      <w:tr>
-        <w:tc>
-          <w:tcPr>
-            <w:tcW w:type="dxa" w:w="2880"/>
-          </w:tcPr>
-          <w:p>
-            <w:r>
-              <w:rPr>
-                <w:sz w:val="23"/>
-              </w:rPr>
-              <w:t>Nguyễn Bá Diệp</w:t>
-            </w:r>
-          </w:p>
-        </w:tc>
-        <w:tc>
-          <w:tcPr>
-            <w:tcW w:type="dxa" w:w="2880"/>
-          </w:tcPr>
-          <w:p>
-            <w:r>
-              <w:rPr>
-                <w:sz w:val="23"/>
-              </w:rPr>
-              <w:t>Đồng sáng lập; Phó Chủ tịch Hội đồng quản trị</w:t>
-            </w:r>
-          </w:p>
-        </w:tc>
-        <w:tc>
-          <w:tcPr>
-            <w:tcW w:type="dxa" w:w="2880"/>
-          </w:tcPr>
-          <w:p>
-            <w:r>
-              <w:rPr>
-                <w:sz w:val="23"/>
-              </w:rPr>
-              <w:t>Đồng hành từ năm 2007, xây dựng nền móng doanh nghiệp</w:t>
-            </w:r>
-          </w:p>
-        </w:tc>
-      </w:tr>
-    </w:tbl>
-    <w:p/>
-    <w:p>
-      <w:r>
-        <w:rPr>
-          <w:i/>
-          <w:color w:val="555555"/>
-          <w:sz w:val="21"/>
-        </w:rPr>
-        <w:t>Nguồn: Brands Vietnam. (2023). MoMo – 16 năm một hành trình của kẻ dẫn đầu lĩnh vực fintech tại Việt Nam. https://www.brandsvietnam.com/congdong/topic/335289-MoMo-16-nam-mot-hanh-trinh-cua-ke-dan-dau-linh-vuc-Fintech-tai-Viet-Nam</w:t>
-      </w:r>
-    </w:p>
-    <w:p>
-      <w:r>
-        <w:rPr>
-          <w:i/>
-          <w:color w:val="555555"/>
-          <w:sz w:val="21"/>
-        </w:rPr>
-        <w:t>Nguồn: MoMo. (2019). Đồng Tổng giám đốc MoMo Nguyễn Mạnh Tường truyền “cảm hứng khởi nghiệp” đến hàng trăm sinh viên Đại học Quốc gia TP.HCM. https://www.momo.vn/tin-tuc/tin-tuc-su-kien/coceo-momo-nguyen-manh-tuong-truyen-cam-hung-khoi-2580</w:t>
-      </w:r>
-    </w:p>
-    <w:p>
-      <w:r>
-        <w:rPr>
-          <w:b/>
-          <w:i/>
-          <w:color w:val="1F3A60"/>
-        </w:rPr>
-        <w:t>Năng lực được chứng minh qua hành động</w:t>
-      </w:r>
-    </w:p>
-    <w:p>
-      <w:pPr>
-        <w:pStyle w:val="ListBullet"/>
-        <w:jc w:val="both"/>
-      </w:pPr>
-      <w:r>
-        <w:rPr>
-          <w:b/>
-        </w:rPr>
-        <w:t xml:space="preserve">Kiên trì và xoay trục: </w:t>
-      </w:r>
-      <w:r>
-        <w:t>giai đoạn 2007–2014 với dịch vụ chuyển tiền trên nền SIM là phép thử về độ kiên trì; quyết định chuyển sang ứng dụng điện thoại thông minh năm 2014 cho thấy khả năng đọc đúng thời điểm thị trường.</w:t>
-      </w:r>
-    </w:p>
-    <w:p>
-      <w:pPr>
-        <w:pStyle w:val="ListBullet"/>
-        <w:jc w:val="both"/>
-      </w:pPr>
-      <w:r>
-        <w:rPr>
-          <w:b/>
-        </w:rPr>
-        <w:t xml:space="preserve">Bám sát thị trường: </w:t>
-      </w:r>
-      <w:r>
-        <w:t>lãnh đạo từng trực tiếp đi rao dịch vụ, hiểu khách hàng từ thực tế chứ không chỉ từ báo cáo (MoMo, 2018).</w:t>
-      </w:r>
-    </w:p>
-    <w:p>
-      <w:pPr>
-        <w:pStyle w:val="ListBullet"/>
-        <w:jc w:val="both"/>
-      </w:pPr>
-      <w:r>
-        <w:rPr>
-          <w:b/>
-        </w:rPr>
-        <w:t xml:space="preserve">Năng lực gọi vốn: </w:t>
-      </w:r>
-      <w:r>
-        <w:t>thuyết phục được các tổ chức tài chính hàng đầu thế giới qua nhiều vòng vốn liên tiếp.</w:t>
-      </w:r>
-    </w:p>
-    <w:p>
-      <w:pPr>
-        <w:pStyle w:val="ListBullet"/>
-        <w:jc w:val="both"/>
-      </w:pPr>
-      <w:r>
-        <w:rPr>
-          <w:b/>
-        </w:rPr>
-        <w:t xml:space="preserve">Khả năng điều hành đến điểm có lãi: </w:t>
-      </w:r>
-      <w:r>
-        <w:t>đưa doanh nghiệp từ lỗ khoảng 1.150 tỷ đồng (2022) và 287 tỷ đồng (2023) đến lãi ròng khoảng 347,5 tỷ đồng (2024) (Vietnam Finance, 2025).</w:t>
-      </w:r>
-    </w:p>
-    <w:p>
-      <w:r>
-        <w:rPr>
-          <w:i/>
-          <w:color w:val="555555"/>
-          <w:sz w:val="21"/>
-        </w:rPr>
-        <w:t>Nguồn: MoMo. (2018). Lãnh đạo của ví điện tử nhiều người dùng nhất Việt Nam từng phải vác loa thùng đi rao dịch vụ chuyển tiền MoMo. https://www.momo.vn/tin-tuc/tin-tuc-su-kien/lanh-dao-cua-vi-dien-tu-nhieu-nguoi-dung-nhat-viet-nam-tung-phai-vac-loa-thung-di-rao-dich-vu-chuyen-tien-momo-day-1383</w:t>
-      </w:r>
-    </w:p>
-    <w:p>
-      <w:r>
-        <w:rPr>
-          <w:i/>
-          <w:color w:val="555555"/>
-          <w:sz w:val="21"/>
-        </w:rPr>
-        <w:t>Nguồn: Vietnam Finance. (2025). Kỳ lân công nghệ MoMo lần đầu báo lãi trong năm 2024. https://vietnamfinance.vn/ky-lan-cong-nghe-momo-lan-dau-bao-lai-trong-nam-2024-d126492.html</w:t>
-      </w:r>
-    </w:p>
-    <w:p>
-      <w:r>
-        <w:rPr>
-          <w:b/>
-          <w:i/>
-          <w:color w:val="1F3A60"/>
-        </w:rPr>
-        <w:t>Đội ngũ kế cận và năng lực công nghệ</w:t>
-      </w:r>
-    </w:p>
-    <w:p>
-      <w:pPr>
-        <w:jc w:val="both"/>
-      </w:pPr>
-      <w:r>
-        <w:rPr>
-          <w:i w:val="0"/>
-        </w:rPr>
-        <w:t>Theo Giám đốc Công nghệ Thái Trí Hùng, MoMo có hơn 800 kỹ sư công nghệ và hơn 200 kỹ sư dữ liệu, trí tuệ nhân tạo (Báo Pháp luật Việt Nam, 2024a). Doanh nghiệp còn mua lại công ty khởi nghiệp trí tuệ nhân tạo Pique và chiêu mộ cả nhà sáng lập của công ty này (VietTimes, 2022) – một cách “mua nhân tài” để rút ngắn thời gian xây dựng năng lực.</w:t>
-      </w:r>
-    </w:p>
-    <w:p>
-      <w:r>
-        <w:rPr>
-          <w:i/>
-          <w:color w:val="555555"/>
-          <w:sz w:val="21"/>
-        </w:rPr>
-        <w:t>Nguồn: Báo Pháp luật Việt Nam. (2024a). CTO MoMo Thái Trí Hùng: Công cụ AI thực sự giải phóng nhân viên chăm sóc khách hàng khỏi công việc “rửa chén, quét nhà” nhàm chán. https://doanhnhan.baophapluat.vn/cto-momo-thai-tri-hung-cong-cu-ai-thuc-su-giai-phong-nhan-vien-cham-soc-khach-hang-khoi-cong-viec-rua-chen-quet-nha-nham-chan-78750</w:t>
-      </w:r>
-    </w:p>
-    <w:p>
-      <w:r>
-        <w:rPr>
-          <w:i/>
-          <w:color w:val="555555"/>
-          <w:sz w:val="21"/>
-        </w:rPr>
-        <w:t>Nguồn: VietTimes. (2022). MoMo thâu tóm start-up AI, chiêu mộ cả nhà sáng lập. https://viettimes.vn/momo-thau-tom-start-up-ai-chieu-mo-ca-founder-post147508.html</w:t>
-      </w:r>
-    </w:p>
-    <w:tbl>
-      <w:tblPr>
-        <w:tblStyle w:val="TableGrid"/>
-        <w:tblW w:type="auto" w:w="0"/>
-        <w:tblLook w:firstColumn="1" w:firstRow="1" w:lastColumn="0" w:lastRow="0" w:noHBand="0" w:noVBand="1" w:val="04A0"/>
-      </w:tblPr>
-      <w:tblGrid>
-        <w:gridCol w:w="8640"/>
-      </w:tblGrid>
-      <w:tr>
-        <w:tc>
-          <w:tcPr>
-            <w:tcW w:type="dxa" w:w="8640"/>
-            <w:shd w:val="clear" w:fill="FCEFE3"/>
-          </w:tcPr>
-          <w:p>
-            <w:pPr>
-              <w:jc w:val="both"/>
-            </w:pPr>
-            <w:r>
-              <w:rPr>
-                <w:b/>
-              </w:rPr>
-              <w:t xml:space="preserve">Góc nhìn phản biện: </w:t>
-            </w:r>
-            <w:r>
-              <w:t>Ông Nguyễn Mạnh Tường từng thừa nhận khó khăn lớn nhất trong mười năm của MoMo là đấu tranh về đường lối, quan điểm trong nội bộ (MoMo, 2019). Khi doanh nghiệp càng lớn và cổ đông càng nhiều, nguy cơ bất đồng chiến lược càng cao.</w:t>
-            </w:r>
-          </w:p>
-        </w:tc>
-      </w:tr>
-    </w:tbl>
-    <w:p/>
-    <w:p>
-      <w:r>
-        <w:rPr>
-          <w:i/>
-          <w:color w:val="555555"/>
-          <w:sz w:val="21"/>
-        </w:rPr>
-        <w:t>Nguồn: MoMo. (2019). Đồng Tổng giám đốc MoMo Nguyễn Mạnh Tường truyền “cảm hứng khởi nghiệp” đến hàng trăm sinh viên Đại học Quốc gia TP.HCM. https://www.momo.vn/tin-tuc/tin-tuc-su-kien/coceo-momo-nguyen-manh-tuong-truyen-cam-hung-khoi-2580</w:t>
-      </w:r>
-    </w:p>
-    <w:p>
-      <w:pPr>
-        <w:jc w:val="both"/>
-      </w:pPr>
-      <w:r>
-        <w:rPr>
-          <w:b/>
-        </w:rPr>
-        <w:t xml:space="preserve">Liên kết trong ma trận: </w:t>
-      </w:r>
-      <w:r>
-        <w:rPr>
-          <w:i/>
-        </w:rPr>
-        <w:t>Đội ngũ là “gốc” của Mạng lưới (4.3) – chính uy tín nhà sáng lập mở ra quan hệ với nhà đầu tư – và quyết định chất lượng của Tổ chức (5.3) khi doanh nghiệp mở rộng.</w:t>
-      </w:r>
-    </w:p>
-    <w:p>
-      <w:pPr>
-        <w:pStyle w:val="Heading1"/>
-      </w:pPr>
-      <w:r>
-        <w:rPr>
-          <w:rFonts w:ascii="Times New Roman" w:hAnsi="Times New Roman"/>
-          <w:color w:val="1F3A60"/>
-        </w:rPr>
-        <w:t>PHẦN 4. NGÀNH – ĐẶT MOMO VÀO BỨC TRANH VĨ MÔ</w:t>
-      </w:r>
-    </w:p>
-    <w:p>
-      <w:pPr>
-        <w:pStyle w:val="Heading2"/>
-      </w:pPr>
-      <w:r>
-        <w:rPr>
-          <w:rFonts w:ascii="Times New Roman" w:hAnsi="Times New Roman"/>
-          <w:color w:val="1F3A60"/>
-        </w:rPr>
-        <w:t>4.1. Thị trường: nền kinh tế số tăng nhanh nhất khu vực</w:t>
-      </w:r>
-    </w:p>
-    <w:tbl>
-      <w:tblPr>
-        <w:tblStyle w:val="TableGrid"/>
-        <w:tblW w:type="auto" w:w="0"/>
-        <w:tblLook w:firstColumn="1" w:firstRow="1" w:lastColumn="0" w:lastRow="0" w:noHBand="0" w:noVBand="1" w:val="04A0"/>
-      </w:tblPr>
-      <w:tblGrid>
-        <w:gridCol w:w="8640"/>
-      </w:tblGrid>
-      <w:tr>
-        <w:tc>
-          <w:tcPr>
-            <w:tcW w:type="dxa" w:w="8640"/>
-            <w:shd w:val="clear" w:fill="E8EEF6"/>
-          </w:tcPr>
-          <w:p>
-            <w:pPr>
-              <w:jc w:val="both"/>
-            </w:pPr>
-            <w:r>
-              <w:rPr>
-                <w:b/>
-              </w:rPr>
-              <w:t xml:space="preserve">Nhận định: </w:t>
-            </w:r>
-            <w:r>
-              <w:t>MoMo hoạt động trong một thị trường vừa lớn vừa tăng nhanh, nhưng giá trị thực sự nằm ở phần thị trường “chưa được phục vụ” – người dân nông thôn và nhóm chưa có tài khoản ngân hàng.</w:t>
-            </w:r>
-          </w:p>
-        </w:tc>
-      </w:tr>
-    </w:tbl>
-    <w:p/>
-    <w:p>
-      <w:r>
-        <w:rPr>
-          <w:b/>
-          <w:i/>
-          <w:color w:val="1F3A60"/>
-        </w:rPr>
-        <w:t>Quy mô và tốc độ</w:t>
-      </w:r>
-    </w:p>
-    <w:p>
-      <w:pPr>
-        <w:jc w:val="both"/>
-      </w:pPr>
-      <w:r>
-        <w:rPr>
-          <w:i w:val="0"/>
-        </w:rPr>
-        <w:t>Báo cáo e-Conomy SEA 2023 cho biết Việt Nam là nền kinh tế số tăng trưởng nhanh nhất Đông Nam Á với tốc độ khoảng 20% mỗi năm giai đoạn 2023–2025; tổng giá trị hàng hóa giao dịch dự kiến gần 45 tỷ đô la Mỹ vào năm 2025, riêng thương mại điện tử đạt khoảng 24 tỷ đô la Mỹ (Google và cộng sự, 2023; DTiNews, 2023). Mọi giao dịch trong nền kinh tế số đều cần một phương thức thanh toán, nên ví điện tử hưởng lợi trực tiếp từ đà tăng trưởng này.</w:t>
-      </w:r>
-    </w:p>
-    <w:p>
-      <w:r>
-        <w:rPr>
-          <w:i/>
-          <w:color w:val="555555"/>
-          <w:sz w:val="21"/>
-        </w:rPr>
-        <w:t>Nguồn: Google, Temasek, &amp; Bain &amp; Company. (2023). e-Conomy SEA 2023: Reaching new heights – Navigating the path to profitable growth. https://temasek.com.sg/content/dam/temasek-corporate/news-and-views/resources/reports/google-temasek-bain-e-conomy-sea-2023-report.pdf</w:t>
-      </w:r>
-    </w:p>
-    <w:p>
-      <w:r>
-        <w:rPr>
-          <w:i/>
-          <w:color w:val="555555"/>
-          <w:sz w:val="21"/>
-        </w:rPr>
-        <w:t>Nguồn: DTiNews. (2023, 8 tháng 11). Vietnam’s digital economy grows fastest in Southeast Asia. https://dtinews.dantri.com.vn/print/20231108132620610.htm</w:t>
-      </w:r>
-    </w:p>
-    <w:p>
-      <w:pPr>
-        <w:jc w:val="both"/>
-      </w:pPr>
-      <w:r>
-        <w:rPr>
-          <w:i w:val="0"/>
-        </w:rPr>
-        <w:t>Đến cuối năm 2023, Việt Nam có khoảng 36,23 triệu ví điện tử đang hoạt động với khoảng 50 tổ chức trung gian thanh toán được cấp phép (Thị trường Tài chính Tiền tệ, 2024).</w:t>
-      </w:r>
-    </w:p>
-    <w:p>
-      <w:r>
-        <w:rPr>
-          <w:i/>
-          <w:color w:val="555555"/>
-          <w:sz w:val="21"/>
-        </w:rPr>
-        <w:t>Nguồn: Thị trường Tài chính Tiền tệ. (2024). Xu hướng công nghệ định hình ví điện tử tại Việt Nam. https://thitruongtaichinhtiente.vn/xu-huong-cong-nghe-dinh-hinh-vi-dien-tu-tai-viet-nam-68019.html</w:t>
-      </w:r>
-    </w:p>
-    <w:p>
-      <w:r>
-        <w:rPr>
-          <w:b/>
-          <w:i/>
-          <w:color w:val="1F3A60"/>
-        </w:rPr>
-        <w:t>Ba vòng thị trường</w:t>
-      </w:r>
-    </w:p>
-    <w:p>
-      <w:pPr>
-        <w:jc w:val="center"/>
-      </w:pPr>
-      <w:r>
-        <w:rPr>
-          <w:b/>
-          <w:i/>
-        </w:rPr>
-        <w:t>Bảng 6. Ba vòng thị trường của MoMo</w:t>
-      </w:r>
-    </w:p>
-    <w:tbl>
-      <w:tblPr>
-        <w:tblStyle w:val="TableGrid"/>
-        <w:tblW w:type="auto" w:w="0"/>
-        <w:tblLook w:firstColumn="1" w:firstRow="1" w:lastColumn="0" w:lastRow="0" w:noHBand="0" w:noVBand="1" w:val="04A0"/>
-      </w:tblPr>
-      <w:tblGrid>
-        <w:gridCol w:w="2880"/>
-        <w:gridCol w:w="2880"/>
-        <w:gridCol w:w="2880"/>
-      </w:tblGrid>
-      <w:tr>
-        <w:tc>
-          <w:tcPr>
-            <w:tcW w:type="dxa" w:w="2880"/>
-            <w:shd w:val="clear" w:fill="1F3A60"/>
-          </w:tcPr>
-          <w:p>
-            <w:r>
-              <w:rPr>
-                <w:b/>
-                <w:color w:val="FFFFFF"/>
-                <w:sz w:val="23"/>
-              </w:rPr>
-              <w:t>Vòng thị trường</w:t>
+              <w:t>Nhóm dịch vụ</w:t>
             </w:r>
           </w:p>
         </w:tc>
@@ -2390,7 +1703,7 @@
                 <w:color w:val="FFFFFF"/>
                 <w:sz w:val="23"/>
               </w:rPr>
-              <w:t>Ý nghĩa với MoMo</w:t>
+              <w:t>Điểm đau được giải quyết</w:t>
             </w:r>
           </w:p>
         </w:tc>
@@ -2405,7 +1718,7 @@
               <w:rPr>
                 <w:sz w:val="23"/>
               </w:rPr>
-              <w:t>Thị trường tổng thể</w:t>
+              <w:t>Chuyển tiền</w:t>
             </w:r>
           </w:p>
         </w:tc>
@@ -2418,7 +1731,7 @@
               <w:rPr>
                 <w:sz w:val="23"/>
               </w:rPr>
-              <w:t>Toàn bộ giao dịch của nền kinh tế số Việt Nam, gần 45 tỷ đô la Mỹ (2025)</w:t>
+              <w:t>Chuyển tức thời giữa ví và tới tài khoản ngân hàng</w:t>
             </w:r>
           </w:p>
         </w:tc>
@@ -2431,7 +1744,7 @@
               <w:rPr>
                 <w:sz w:val="23"/>
               </w:rPr>
-              <w:t>Cho thấy tiềm năng dài hạn</w:t>
+              <w:t>Chuyển tiền về quê khó khăn</w:t>
             </w:r>
           </w:p>
         </w:tc>
@@ -2446,7 +1759,7 @@
               <w:rPr>
                 <w:sz w:val="23"/>
               </w:rPr>
-              <w:t>Thị trường có thể phục vụ</w:t>
+              <w:t>Thanh toán hóa đơn</w:t>
             </w:r>
           </w:p>
         </w:tc>
@@ -2459,7 +1772,7 @@
               <w:rPr>
                 <w:sz w:val="23"/>
               </w:rPr>
-              <w:t>Người dùng điện thoại thông minh có nhu cầu thanh toán số, khoảng 36 triệu ví đang hoạt động</w:t>
+              <w:t>Điện, nước, Internet, học phí, bảo hiểm</w:t>
             </w:r>
           </w:p>
         </w:tc>
@@ -2472,7 +1785,7 @@
               <w:rPr>
                 <w:sz w:val="23"/>
               </w:rPr>
-              <w:t>Không gian cạnh tranh trực tiếp</w:t>
+              <w:t>Bất tiện, mất thời gian</w:t>
             </w:r>
           </w:p>
         </w:tc>
@@ -2487,7 +1800,7 @@
               <w:rPr>
                 <w:sz w:val="23"/>
               </w:rPr>
-              <w:t>Thị trường đã chiếm lĩnh</w:t>
+              <w:t>Thanh toán tại điểm bán</w:t>
             </w:r>
           </w:p>
         </w:tc>
@@ -2500,7 +1813,7 @@
               <w:rPr>
                 <w:sz w:val="23"/>
               </w:rPr>
-              <w:t>Khoảng 31 triệu người dùng MoMo (2021)</w:t>
+              <w:t>Quét mã QR, kể cả mã VietQR</w:t>
             </w:r>
           </w:p>
         </w:tc>
@@ -2513,13 +1826,660 @@
               <w:rPr>
                 <w:sz w:val="23"/>
               </w:rPr>
-              <w:t>Nền tảng để bán chéo dịch vụ tài chính</w:t>
+              <w:t>Rủi ro tiền mặt</w:t>
+            </w:r>
+          </w:p>
+        </w:tc>
+      </w:tr>
+      <w:tr>
+        <w:tc>
+          <w:tcPr>
+            <w:tcW w:type="dxa" w:w="2880"/>
+          </w:tcPr>
+          <w:p>
+            <w:r>
+              <w:rPr>
+                <w:sz w:val="23"/>
+              </w:rPr>
+              <w:t>Thanh toán trực tuyến</w:t>
+            </w:r>
+          </w:p>
+        </w:tc>
+        <w:tc>
+          <w:tcPr>
+            <w:tcW w:type="dxa" w:w="2880"/>
+          </w:tcPr>
+          <w:p>
+            <w:r>
+              <w:rPr>
+                <w:sz w:val="23"/>
+              </w:rPr>
+              <w:t>Thương mại điện tử, gọi xe, giao đồ ăn</w:t>
+            </w:r>
+          </w:p>
+        </w:tc>
+        <w:tc>
+          <w:tcPr>
+            <w:tcW w:type="dxa" w:w="2880"/>
+          </w:tcPr>
+          <w:p>
+            <w:r>
+              <w:rPr>
+                <w:sz w:val="23"/>
+              </w:rPr>
+              <w:t>Nhu cầu của nền kinh tế số</w:t>
+            </w:r>
+          </w:p>
+        </w:tc>
+      </w:tr>
+      <w:tr>
+        <w:tc>
+          <w:tcPr>
+            <w:tcW w:type="dxa" w:w="2880"/>
+          </w:tcPr>
+          <w:p>
+            <w:r>
+              <w:rPr>
+                <w:sz w:val="23"/>
+              </w:rPr>
+              <w:t>Tài chính số</w:t>
+            </w:r>
+          </w:p>
+        </w:tc>
+        <w:tc>
+          <w:tcPr>
+            <w:tcW w:type="dxa" w:w="2880"/>
+          </w:tcPr>
+          <w:p>
+            <w:r>
+              <w:rPr>
+                <w:sz w:val="23"/>
+              </w:rPr>
+              <w:t>Ví trả sau, vay tiêu dùng, bảo hiểm, tích lũy, chứng khoán</w:t>
+            </w:r>
+          </w:p>
+        </w:tc>
+        <w:tc>
+          <w:tcPr>
+            <w:tcW w:type="dxa" w:w="2880"/>
+          </w:tcPr>
+          <w:p>
+            <w:r>
+              <w:rPr>
+                <w:sz w:val="23"/>
+              </w:rPr>
+              <w:t>Khó tiếp cận tài chính</w:t>
+            </w:r>
+          </w:p>
+        </w:tc>
+      </w:tr>
+      <w:tr>
+        <w:tc>
+          <w:tcPr>
+            <w:tcW w:type="dxa" w:w="2880"/>
+          </w:tcPr>
+          <w:p>
+            <w:r>
+              <w:rPr>
+                <w:sz w:val="23"/>
+              </w:rPr>
+              <w:t>Tiện ích – thiện nguyện</w:t>
+            </w:r>
+          </w:p>
+        </w:tc>
+        <w:tc>
+          <w:tcPr>
+            <w:tcW w:type="dxa" w:w="2880"/>
+          </w:tcPr>
+          <w:p>
+            <w:r>
+              <w:rPr>
+                <w:sz w:val="23"/>
+              </w:rPr>
+              <w:t>Mua vé, nạp tiền điện thoại, Heo Đất quyên góp</w:t>
+            </w:r>
+          </w:p>
+        </w:tc>
+        <w:tc>
+          <w:tcPr>
+            <w:tcW w:type="dxa" w:w="2880"/>
+          </w:tcPr>
+          <w:p>
+            <w:r>
+              <w:rPr>
+                <w:sz w:val="23"/>
+              </w:rPr>
+              <w:t>Nhu cầu giải trí, gắn kết cộng đồng</w:t>
             </w:r>
           </w:p>
         </w:tc>
       </w:tr>
     </w:tbl>
     <w:p/>
+    <w:p>
+      <w:r>
+        <w:rPr>
+          <w:i/>
+          <w:color w:val="555555"/>
+          <w:sz w:val="21"/>
+        </w:rPr>
+        <w:t>Nguồn: Thị trường Tài chính Tiền tệ. (2024). Xu hướng công nghệ định hình ví điện tử tại Việt Nam. https://thitruongtaichinhtiente.vn/xu-huong-cong-nghe-dinh-hinh-vi-dien-tu-tai-viet-nam-68019.html</w:t>
+      </w:r>
+    </w:p>
+    <w:p>
+      <w:r>
+        <w:rPr>
+          <w:i/>
+          <w:color w:val="555555"/>
+          <w:sz w:val="21"/>
+        </w:rPr>
+        <w:t>Nguồn: Brands Vietnam. (2023). MoMo – 16 năm một hành trình của kẻ dẫn đầu lĩnh vực fintech tại Việt Nam. https://www.brandsvietnam.com/congdong/topic/335289-MoMo-16-nam-mot-hanh-trinh-cua-ke-dan-dau-linh-vuc-Fintech-tai-Viet-Nam</w:t>
+      </w:r>
+    </w:p>
+    <w:p>
+      <w:r>
+        <w:rPr>
+          <w:i/>
+          <w:color w:val="555555"/>
+          <w:sz w:val="21"/>
+        </w:rPr>
+        <w:t>Nguồn: MoMo. (2023b). Heo Đất MoMo khai hội Tết mới. https://www.momo.vn/tin-tuc/tin-tuc-su-kien/heo-dat-momo-khai-hoi-tet-moi-2393</w:t>
+      </w:r>
+    </w:p>
+    <w:p>
+      <w:pPr>
+        <w:jc w:val="both"/>
+      </w:pPr>
+      <w:r>
+        <w:rPr>
+          <w:i w:val="0"/>
+        </w:rPr>
+        <w:t>b) Cơ sở pháp lý tạo niềm tin</w:t>
+      </w:r>
+    </w:p>
+    <w:p>
+      <w:pPr>
+        <w:jc w:val="both"/>
+      </w:pPr>
+      <w:r>
+        <w:rPr>
+          <w:i w:val="0"/>
+        </w:rPr>
+        <w:t>Ví điện tử là dịch vụ hỗ trợ thanh toán thuộc nhóm dịch vụ trung gian thanh toán theo Thông tư số 39/2014/TT-NHNN. Quy định yêu cầu tiền nạp và rút khỏi ví phải đi qua tài khoản thanh toán tại ngân hàng; tổ chức cung ứng ví không được cấp tín dụng hay trả lãi trên số dư (Ngân hàng Nhà nước Việt Nam, 2014; Thư viện Pháp luật, 2023). Việc là đơn vị thanh toán di động đầu tiên được cấp phép (năm 2015) giúp MoMo có lợi thế uy tín đáng kể.</w:t>
+      </w:r>
+    </w:p>
+    <w:p>
+      <w:r>
+        <w:rPr>
+          <w:i/>
+          <w:color w:val="555555"/>
+          <w:sz w:val="21"/>
+        </w:rPr>
+        <w:t>Nguồn: Ngân hàng Nhà nước Việt Nam. (2014). Thông tư số 39/2014/TT-NHNN ngày 11/12/2014 hướng dẫn về dịch vụ trung gian thanh toán. LuatVietnam. https://luatvietnam.vn/tai-chinh/thong-tu-39-2014-tt-nhnn-ngan-hang-nha-nuoc-viet-nam-91444-d1.html</w:t>
+      </w:r>
+    </w:p>
+    <w:p>
+      <w:r>
+        <w:rPr>
+          <w:i/>
+          <w:color w:val="555555"/>
+          <w:sz w:val="21"/>
+        </w:rPr>
+        <w:t>Nguồn: Thư viện Pháp luật. (2023). Để có thể cung ứng dịch vụ trung gian thanh toán thì các tổ chức dịch vụ phải đáp ứng được những điều kiện nào? https://thuvienphapluat.vn/phap-luat/de-co-the-cung-ung-dich-vu-trung-gian-thanh-toan-thi-cac-to-chuc-dich-vu-phai-dap-ung-duoc-nhung-di-433505-39657.html</w:t>
+      </w:r>
+    </w:p>
+    <w:p>
+      <w:r>
+        <w:rPr>
+          <w:i/>
+          <w:color w:val="555555"/>
+          <w:sz w:val="21"/>
+        </w:rPr>
+        <w:t>Nguồn: Brands Vietnam. (2023). MoMo – 16 năm một hành trình của kẻ dẫn đầu lĩnh vực fintech tại Việt Nam. https://www.brandsvietnam.com/congdong/topic/335289-MoMo-16-nam-mot-hanh-trinh-cua-ke-dan-dau-linh-vuc-Fintech-tai-Viet-Nam</w:t>
+      </w:r>
+    </w:p>
+    <w:p>
+      <w:pPr>
+        <w:jc w:val="both"/>
+      </w:pPr>
+      <w:r>
+        <w:rPr>
+          <w:i w:val="0"/>
+        </w:rPr>
+        <w:t>c) Lợi thế khác biệt</w:t>
+      </w:r>
+    </w:p>
+    <w:p>
+      <w:pPr>
+        <w:pStyle w:val="ListBullet"/>
+        <w:jc w:val="both"/>
+      </w:pPr>
+      <w:r>
+        <w:rPr>
+          <w:b/>
+        </w:rPr>
+        <w:t xml:space="preserve">Tiện lợi: </w:t>
+      </w:r>
+      <w:r>
+        <w:t>một ứng dụng thay cho nhiều kênh: ngân hàng, bưu điện, đại lý thu hộ.</w:t>
+      </w:r>
+    </w:p>
+    <w:p>
+      <w:pPr>
+        <w:pStyle w:val="ListBullet"/>
+        <w:jc w:val="both"/>
+      </w:pPr>
+      <w:r>
+        <w:rPr>
+          <w:b/>
+        </w:rPr>
+        <w:t xml:space="preserve">Chi phí thấp: </w:t>
+      </w:r>
+      <w:r>
+        <w:t>nhiều giao dịch miễn phí với người dùng.</w:t>
+      </w:r>
+    </w:p>
+    <w:p>
+      <w:pPr>
+        <w:pStyle w:val="ListBullet"/>
+        <w:jc w:val="both"/>
+      </w:pPr>
+      <w:r>
+        <w:rPr>
+          <w:b/>
+        </w:rPr>
+        <w:t xml:space="preserve">Công nghệ dữ liệu: </w:t>
+      </w:r>
+      <w:r>
+        <w:t>từ năm 2019 MoMo đầu tư mạnh vào trí tuệ nhân tạo và dữ liệu, ứng dụng vào gợi ý sản phẩm, định danh điện tử, chấm điểm rủi ro và phát hiện gian lận (Thị trường Tài chính Tiền tệ, 2022).</w:t>
+      </w:r>
+    </w:p>
+    <w:p>
+      <w:pPr>
+        <w:pStyle w:val="ListBullet"/>
+        <w:jc w:val="both"/>
+      </w:pPr>
+      <w:r>
+        <w:rPr>
+          <w:b/>
+        </w:rPr>
+        <w:t xml:space="preserve">Khả năng mở rộng: </w:t>
+      </w:r>
+      <w:r>
+        <w:t>mô hình nền tảng cho phép bổ sung dịch vụ mới với chi phí biên thấp, tiến tới siêu ứng dụng.</w:t>
+      </w:r>
+    </w:p>
+    <w:p>
+      <w:r>
+        <w:rPr>
+          <w:i/>
+          <w:color w:val="555555"/>
+          <w:sz w:val="21"/>
+        </w:rPr>
+        <w:t>Nguồn: Thị trường Tài chính Tiền tệ. (2022). Giới thiệu AI Committee – MoMo khẳng định quyết tâm thực thi chiến lược AI-First. https://thitruongtaichinhtiente.vn/print/38906.html</w:t>
+      </w:r>
+    </w:p>
+    <w:p>
+      <w:pPr>
+        <w:jc w:val="both"/>
+      </w:pPr>
+      <w:r>
+        <w:rPr>
+          <w:i w:val="0"/>
+        </w:rPr>
+        <w:t>d) Tính bền vững của lợi thế</w:t>
+      </w:r>
+    </w:p>
+    <w:p>
+      <w:pPr>
+        <w:jc w:val="both"/>
+      </w:pPr>
+      <w:r>
+        <w:rPr>
+          <w:i w:val="0"/>
+        </w:rPr>
+        <w:t>Tính năng thanh toán cơ bản dễ bị sao chép; đặc biệt, chuyển khoản ngân hàng bằng mã QR miễn phí đã trở nên phổ biến, làm giảm sự khác biệt của ví điện tử. Lợi thế bền vững của MoMo vì vậy không nằm ở từng tính năng riêng lẻ mà ở quy mô dữ liệu người dùng và hệ sinh thái dịch vụ tài chính gắn liền.</w:t>
+      </w:r>
+    </w:p>
+    <w:p>
+      <w:pPr>
+        <w:jc w:val="both"/>
+      </w:pPr>
+      <w:r>
+        <w:rPr>
+          <w:b/>
+        </w:rPr>
+        <w:t xml:space="preserve">Đánh giá: </w:t>
+      </w:r>
+      <w:r>
+        <w:rPr>
+          <w:i w:val="0"/>
+        </w:rPr>
+        <w:t>Giải pháp khớp trực tiếp với từng điểm đau, được cấp phép sớm và có nền tảng công nghệ. Trừ một điểm vì nguy cơ bị thay thế bởi ứng dụng ngân hàng ở chức năng thanh toán cơ bản.</w:t>
+      </w:r>
+    </w:p>
+    <w:p>
+      <w:pPr>
+        <w:pStyle w:val="Heading2"/>
+      </w:pPr>
+      <w:r>
+        <w:rPr>
+          <w:rFonts w:ascii="Times New Roman" w:hAnsi="Times New Roman"/>
+          <w:color w:val="1F3A60"/>
+        </w:rPr>
+        <w:t>3. Đội ngũ sáng lập – 4/5</w:t>
+      </w:r>
+    </w:p>
+    <w:p>
+      <w:pPr>
+        <w:jc w:val="both"/>
+      </w:pPr>
+      <w:r>
+        <w:rPr>
+          <w:b/>
+        </w:rPr>
+        <w:t xml:space="preserve">Câu hỏi đặt ra: </w:t>
+      </w:r>
+      <w:r>
+        <w:rPr>
+          <w:i/>
+        </w:rPr>
+        <w:t>Đội ngũ có đủ năng lực, kinh nghiệm, động lực và sự gắn kết để triển khai ý tưởng không?</w:t>
+      </w:r>
+    </w:p>
+    <w:p>
+      <w:pPr>
+        <w:jc w:val="both"/>
+      </w:pPr>
+      <w:r>
+        <w:rPr>
+          <w:i w:val="0"/>
+        </w:rPr>
+        <w:t>a) Nhà sáng lập</w:t>
+      </w:r>
+    </w:p>
+    <w:p>
+      <w:pPr>
+        <w:jc w:val="both"/>
+      </w:pPr>
+      <w:r>
+        <w:rPr>
+          <w:i w:val="0"/>
+        </w:rPr>
+        <w:t>Ông Nguyễn Mạnh Tường là đồng sáng lập, giữ vai trò Phó Chủ tịch Hội đồng quản trị kiêm Tổng Giám đốc; ông Nguyễn Bá Diệp là đồng sáng lập, Phó Chủ tịch Hội đồng quản trị. Hai nhà sáng lập cùng xây dựng M_Service từ năm 2007 (Brands Vietnam, 2023; MoMo, 2019).</w:t>
+      </w:r>
+    </w:p>
+    <w:p>
+      <w:r>
+        <w:rPr>
+          <w:i/>
+          <w:color w:val="555555"/>
+          <w:sz w:val="21"/>
+        </w:rPr>
+        <w:t>Nguồn: Brands Vietnam. (2023). MoMo – 16 năm một hành trình của kẻ dẫn đầu lĩnh vực fintech tại Việt Nam. https://www.brandsvietnam.com/congdong/topic/335289-MoMo-16-nam-mot-hanh-trinh-cua-ke-dan-dau-linh-vuc-Fintech-tai-Viet-Nam</w:t>
+      </w:r>
+    </w:p>
+    <w:p>
+      <w:r>
+        <w:rPr>
+          <w:i/>
+          <w:color w:val="555555"/>
+          <w:sz w:val="21"/>
+        </w:rPr>
+        <w:t>Nguồn: MoMo. (2019). Đồng Tổng giám đốc MoMo Nguyễn Mạnh Tường truyền “cảm hứng khởi nghiệp” đến hàng trăm sinh viên Đại học Quốc gia TP.HCM. https://www.momo.vn/tin-tuc/tin-tuc-su-kien/coceo-momo-nguyen-manh-tuong-truyen-cam-hung-khoi-2580</w:t>
+      </w:r>
+    </w:p>
+    <w:p>
+      <w:pPr>
+        <w:jc w:val="both"/>
+      </w:pPr>
+      <w:r>
+        <w:rPr>
+          <w:i w:val="0"/>
+        </w:rPr>
+        <w:t>b) Bằng chứng về năng lực thực thi</w:t>
+      </w:r>
+    </w:p>
+    <w:p>
+      <w:pPr>
+        <w:pStyle w:val="ListBullet"/>
+        <w:jc w:val="both"/>
+      </w:pPr>
+      <w:r>
+        <w:t>Kiên trì gần 7 năm (2007–2014) với mô hình chuyển tiền trên nền SIM trước khi chuyển hướng sang ví điện tử trên điện thoại thông minh – thể hiện khả năng xoay trục khi thị trường thay đổi.</w:t>
+      </w:r>
+    </w:p>
+    <w:p>
+      <w:pPr>
+        <w:pStyle w:val="ListBullet"/>
+        <w:jc w:val="both"/>
+      </w:pPr>
+      <w:r>
+        <w:t>Từng tự đi rao dịch vụ tới người dân ở giai đoạn đầu, cho thấy tinh thần “bám thị trường” của người sáng lập (MoMo, 2018).</w:t>
+      </w:r>
+    </w:p>
+    <w:p>
+      <w:pPr>
+        <w:pStyle w:val="ListBullet"/>
+        <w:jc w:val="both"/>
+      </w:pPr>
+      <w:r>
+        <w:t>Liên tục thuyết phục được các nhà đầu tư hàng đầu qua năm vòng gọi vốn, từ Goldman Sachs (2013) đến Mizuho (2021).</w:t>
+      </w:r>
+    </w:p>
+    <w:p>
+      <w:pPr>
+        <w:pStyle w:val="ListBullet"/>
+        <w:jc w:val="both"/>
+      </w:pPr>
+      <w:r>
+        <w:t>Đưa doanh nghiệp từ thua lỗ khoảng 1.150 tỷ đồng (2022) và 287 tỷ đồng (2023) đến lần đầu có lãi khoảng 347,5 tỷ đồng năm 2024 (Vietnam Finance, 2025).</w:t>
+      </w:r>
+    </w:p>
+    <w:p>
+      <w:r>
+        <w:rPr>
+          <w:i/>
+          <w:color w:val="555555"/>
+          <w:sz w:val="21"/>
+        </w:rPr>
+        <w:t>Nguồn: MoMo. (2018). Lãnh đạo của ví điện tử nhiều người dùng nhất Việt Nam từng phải vác loa thùng đi rao dịch vụ chuyển tiền MoMo. https://www.momo.vn/tin-tuc/tin-tuc-su-kien/lanh-dao-cua-vi-dien-tu-nhieu-nguoi-dung-nhat-viet-nam-tung-phai-vac-loa-thung-di-rao-dich-vu-chuyen-tien-momo-day-1383</w:t>
+      </w:r>
+    </w:p>
+    <w:p>
+      <w:r>
+        <w:rPr>
+          <w:i/>
+          <w:color w:val="555555"/>
+          <w:sz w:val="21"/>
+        </w:rPr>
+        <w:t>Nguồn: Fintech News Singapore. (2016). Fintech Vietnam boom starts: Vietnamese fintech startup raises US$28M from Goldman Sachs and Standard Chartered Private Equity. https://fintechnews.sg/1715/vietnam/vietnamese-fintech-startup-raises-us28m-goldman-sachs-standard-chartered-private-equity/</w:t>
+      </w:r>
+    </w:p>
+    <w:p>
+      <w:r>
+        <w:rPr>
+          <w:i/>
+          <w:color w:val="555555"/>
+          <w:sz w:val="21"/>
+        </w:rPr>
+        <w:t>Nguồn: Tuổi Trẻ News. (2021, 21 tháng 12). Vietnam mobile wallet MoMo says valuation tops $2 billion after funding. https://tuoitrenews.vn/news/business/20211221/vietnam-mobile-wallet-momo-says-valuation-tops-2-billion-after-funding/64834.html</w:t>
+      </w:r>
+    </w:p>
+    <w:p>
+      <w:r>
+        <w:rPr>
+          <w:i/>
+          <w:color w:val="555555"/>
+          <w:sz w:val="21"/>
+        </w:rPr>
+        <w:t>Nguồn: Vietnam Finance. (2025). Kỳ lân công nghệ MoMo lần đầu báo lãi trong năm 2024. https://vietnamfinance.vn/ky-lan-cong-nghe-momo-lan-dau-bao-lai-trong-nam-2024-d126492.html</w:t>
+      </w:r>
+    </w:p>
+    <w:p>
+      <w:pPr>
+        <w:jc w:val="both"/>
+      </w:pPr>
+      <w:r>
+        <w:rPr>
+          <w:i w:val="0"/>
+        </w:rPr>
+        <w:t>c) Đội ngũ kế cận</w:t>
+      </w:r>
+    </w:p>
+    <w:p>
+      <w:pPr>
+        <w:jc w:val="both"/>
+      </w:pPr>
+      <w:r>
+        <w:rPr>
+          <w:i w:val="0"/>
+        </w:rPr>
+        <w:t>Đội ngũ kỹ thuật được mở rộng mạnh: theo Giám đốc Công nghệ Thái Trí Hùng, MoMo có hơn 800 kỹ sư công nghệ và hơn 200 kỹ sư dữ liệu, trí tuệ nhân tạo (Báo Pháp luật Việt Nam, 2024). MoMo còn mua lại công ty khởi nghiệp trí tuệ nhân tạo Pique và chiêu mộ cả nhà sáng lập để tăng năng lực đội ngũ (VietTimes, 2022).</w:t>
+      </w:r>
+    </w:p>
+    <w:p>
+      <w:r>
+        <w:rPr>
+          <w:i/>
+          <w:color w:val="555555"/>
+          <w:sz w:val="21"/>
+        </w:rPr>
+        <w:t>Nguồn: Báo Pháp luật Việt Nam. (2024). CTO MoMo Thái Trí Hùng: Công cụ AI thực sự giải phóng nhân viên chăm sóc khách hàng khỏi công việc “rửa chén, quét nhà” nhàm chán. https://doanhnhan.baophapluat.vn/cto-momo-thai-tri-hung-cong-cu-ai-thuc-su-giai-phong-nhan-vien-cham-soc-khach-hang-khoi-cong-viec-rua-chen-quet-nha-nham-chan-78750</w:t>
+      </w:r>
+    </w:p>
+    <w:p>
+      <w:r>
+        <w:rPr>
+          <w:i/>
+          <w:color w:val="555555"/>
+          <w:sz w:val="21"/>
+        </w:rPr>
+        <w:t>Nguồn: VietTimes. (2022). MoMo thâu tóm start-up AI, chiêu mộ cả nhà sáng lập. https://viettimes.vn/momo-thau-tom-start-up-ai-chieu-mo-ca-founder-post147508.html</w:t>
+      </w:r>
+    </w:p>
+    <w:p>
+      <w:pPr>
+        <w:jc w:val="both"/>
+      </w:pPr>
+      <w:r>
+        <w:rPr>
+          <w:i w:val="0"/>
+        </w:rPr>
+        <w:t>d) Điểm cần lưu ý</w:t>
+      </w:r>
+    </w:p>
+    <w:p>
+      <w:pPr>
+        <w:jc w:val="both"/>
+      </w:pPr>
+      <w:r>
+        <w:rPr>
+          <w:i w:val="0"/>
+        </w:rPr>
+        <w:t>Ông Nguyễn Mạnh Tường từng chia sẻ khó khăn lớn nhất trong 10 năm của MoMo là đấu tranh về đường lối, quan điểm trong nội bộ (MoMo, 2019). Ngoài ra, những thay đổi về cơ cấu sở hữu khi các quỹ đầu tư mua bán cổ phần có thể ảnh hưởng đến quyền kiểm soát của nhóm sáng lập (Đại biểu Nhân dân, 2025).</w:t>
+      </w:r>
+    </w:p>
+    <w:p>
+      <w:r>
+        <w:rPr>
+          <w:i/>
+          <w:color w:val="555555"/>
+          <w:sz w:val="21"/>
+        </w:rPr>
+        <w:t>Nguồn: MoMo. (2019). Đồng Tổng giám đốc MoMo Nguyễn Mạnh Tường truyền “cảm hứng khởi nghiệp” đến hàng trăm sinh viên Đại học Quốc gia TP.HCM. https://www.momo.vn/tin-tuc/tin-tuc-su-kien/coceo-momo-nguyen-manh-tuong-truyen-cam-hung-khoi-2580</w:t>
+      </w:r>
+    </w:p>
+    <w:p>
+      <w:r>
+        <w:rPr>
+          <w:i/>
+          <w:color w:val="555555"/>
+          <w:sz w:val="21"/>
+        </w:rPr>
+        <w:t>Nguồn: Đại biểu Nhân dân. (2025). Ai thực sự sở hữu MoMo: Cuộc chuyển giao quyền lực phía sau thương vụ tỷ USD của kỳ lân fintech Việt Nam. https://daibieunhandan.vn/ai-thuc-su-so-huu-momo-cuoc-chuyen-giao-quyen-luc-phia-sau-thuong-vu-ty-usd-cua-ky-lan-fintech-viet-nam-10421244.html</w:t>
+      </w:r>
+    </w:p>
+    <w:p>
+      <w:pPr>
+        <w:jc w:val="both"/>
+      </w:pPr>
+      <w:r>
+        <w:rPr>
+          <w:b/>
+        </w:rPr>
+        <w:t xml:space="preserve">Đánh giá: </w:t>
+      </w:r>
+      <w:r>
+        <w:rPr>
+          <w:i w:val="0"/>
+        </w:rPr>
+        <w:t>Đội ngũ có cam kết dài hạn, năng lực gọi vốn và đã chứng minh khả năng đưa doanh nghiệp đến điểm có lãi. Trừ một điểm vì rủi ro bất đồng nội bộ và thay đổi cơ cấu sở hữu.</w:t>
+      </w:r>
+    </w:p>
+    <w:p>
+      <w:pPr>
+        <w:pStyle w:val="Heading1"/>
+      </w:pPr>
+      <w:r>
+        <w:rPr>
+          <w:rFonts w:ascii="Times New Roman" w:hAnsi="Times New Roman"/>
+          <w:color w:val="1F3A60"/>
+        </w:rPr>
+        <w:t>IV. PHÂN TÍCH HÀNG THỨ HAI – NGÀNH</w:t>
+      </w:r>
+    </w:p>
+    <w:p>
+      <w:pPr>
+        <w:pStyle w:val="Heading2"/>
+      </w:pPr>
+      <w:r>
+        <w:rPr>
+          <w:rFonts w:ascii="Times New Roman" w:hAnsi="Times New Roman"/>
+          <w:color w:val="1F3A60"/>
+        </w:rPr>
+        <w:t>4. Thị trường – 5/5</w:t>
+      </w:r>
+    </w:p>
+    <w:p>
+      <w:pPr>
+        <w:jc w:val="both"/>
+      </w:pPr>
+      <w:r>
+        <w:rPr>
+          <w:b/>
+        </w:rPr>
+        <w:t xml:space="preserve">Câu hỏi đặt ra: </w:t>
+      </w:r>
+      <w:r>
+        <w:rPr>
+          <w:i/>
+        </w:rPr>
+        <w:t>Thị trường mục tiêu lớn đến đâu, tăng trưởng thế nào và khách hàng chấp nhận sản phẩm ra sao?</w:t>
+      </w:r>
+    </w:p>
+    <w:p>
+      <w:pPr>
+        <w:jc w:val="both"/>
+      </w:pPr>
+      <w:r>
+        <w:rPr>
+          <w:i w:val="0"/>
+        </w:rPr>
+        <w:t>a) Quy mô thị trường nền tảng</w:t>
+      </w:r>
+    </w:p>
+    <w:p>
+      <w:pPr>
+        <w:jc w:val="both"/>
+      </w:pPr>
+      <w:r>
+        <w:rPr>
+          <w:i w:val="0"/>
+        </w:rPr>
+        <w:t>Theo báo cáo e-Conomy SEA 2023, Việt Nam là nền kinh tế số tăng trưởng nhanh nhất Đông Nam Á với tốc độ khoảng 20% mỗi năm giai đoạn 2023–2025; tổng giá trị hàng hóa giao dịch dự kiến gần 45 tỷ đô la Mỹ vào năm 2025, trong đó thương mại điện tử đạt khoảng 24 tỷ đô la Mỹ (Google và cộng sự, 2023; DTiNews, 2023). Thanh toán số là hạ tầng bắt buộc của toàn bộ mức tăng trưởng này.</w:t>
+      </w:r>
+    </w:p>
     <w:p>
       <w:r>
         <w:rPr>
@@ -2537,7 +2497,29 @@
           <w:color w:val="555555"/>
           <w:sz w:val="21"/>
         </w:rPr>
-        <w:t>Nguồn: Thị trường Tài chính Tiền tệ. (2024). Xu hướng công nghệ định hình ví điện tử tại Việt Nam. https://thitruongtaichinhtiente.vn/xu-huong-cong-nghe-dinh-hinh-vi-dien-tu-tai-viet-nam-68019.html</w:t>
+        <w:t>Nguồn: DTiNews. (2023, 8 tháng 11). Vietnam’s digital economy grows fastest in Southeast Asia. https://dtinews.dantri.com.vn/print/20231108132620610.htm</w:t>
+      </w:r>
+    </w:p>
+    <w:p>
+      <w:pPr>
+        <w:jc w:val="both"/>
+      </w:pPr>
+      <w:r>
+        <w:rPr>
+          <w:i w:val="0"/>
+        </w:rPr>
+        <w:t>b) Quy mô thị trường ví điện tử</w:t>
+      </w:r>
+    </w:p>
+    <w:p>
+      <w:pPr>
+        <w:jc w:val="both"/>
+      </w:pPr>
+      <w:r>
+        <w:rPr>
+          <w:i w:val="0"/>
+        </w:rPr>
+        <w:t>Theo Ngân hàng Nhà nước, đến cuối năm 2023 Việt Nam có khoảng 36,23 triệu ví điện tử đang hoạt động, với khoảng 50 tổ chức trung gian thanh toán được cấp phép (Thị trường Tài chính Tiền tệ, 2024).</w:t>
       </w:r>
     </w:p>
     <w:p>
@@ -2547,89 +2529,259 @@
           <w:color w:val="555555"/>
           <w:sz w:val="21"/>
         </w:rPr>
-        <w:t>Nguồn: Tuổi Trẻ News. (2021, 21 tháng 12). Vietnam mobile wallet MoMo says valuation tops $2 billion after funding. https://tuoitrenews.vn/news/business/20211221/vietnam-mobile-wallet-momo-says-valuation-tops-2-billion-after-funding/64834.html</w:t>
+        <w:t>Nguồn: Thị trường Tài chính Tiền tệ. (2024). Xu hướng công nghệ định hình ví điện tử tại Việt Nam. https://thitruongtaichinhtiente.vn/xu-huong-cong-nghe-dinh-hinh-vi-dien-tu-tai-viet-nam-68019.html</w:t>
       </w:r>
     </w:p>
     <w:p>
+      <w:pPr>
+        <w:jc w:val="both"/>
+      </w:pPr>
+      <w:r>
+        <w:rPr>
+          <w:i w:val="0"/>
+        </w:rPr>
+        <w:t>c) Phân khúc khách hàng</w:t>
+      </w:r>
+    </w:p>
+    <w:p>
+      <w:pPr>
+        <w:jc w:val="center"/>
+      </w:pPr>
       <w:r>
         <w:rPr>
           <w:b/>
           <w:i/>
-          <w:color w:val="1F3A60"/>
         </w:rPr>
-        <w:t>Chân dung các nhóm khách hàng</w:t>
+        <w:t>Bảng 6. Phân khúc thị trường mục tiêu</w:t>
       </w:r>
     </w:p>
-    <w:p>
-      <w:pPr>
-        <w:pStyle w:val="ListBullet"/>
-        <w:jc w:val="both"/>
-      </w:pPr>
-      <w:r>
-        <w:rPr>
-          <w:b/>
-        </w:rPr>
-        <w:t xml:space="preserve">Người trẻ thành thị: </w:t>
-      </w:r>
-      <w:r>
-        <w:t>dùng điện thoại thông minh liên tục, nhạy với ưu đãi – nhóm tạo ra phần lớn giao dịch.</w:t>
-      </w:r>
-    </w:p>
-    <w:p>
-      <w:pPr>
-        <w:pStyle w:val="ListBullet"/>
-        <w:jc w:val="both"/>
-      </w:pPr>
-      <w:r>
-        <w:rPr>
-          <w:b/>
-        </w:rPr>
-        <w:t xml:space="preserve">Người dân nông thôn: </w:t>
-      </w:r>
-      <w:r>
-        <w:t>quen dùng tiền mặt, chưa có tài khoản ngân hàng – dư địa lớn nhất nhưng khó chinh phục nhất.</w:t>
-      </w:r>
-    </w:p>
-    <w:p>
-      <w:pPr>
-        <w:pStyle w:val="ListBullet"/>
-        <w:jc w:val="both"/>
-      </w:pPr>
-      <w:r>
-        <w:rPr>
-          <w:b/>
-        </w:rPr>
-        <w:t xml:space="preserve">Người lao động di cư: </w:t>
-      </w:r>
-      <w:r>
-        <w:t>chuyển tiền về quê đều đặn – nhóm trung thành với dịch vụ chuyển tiền.</w:t>
-      </w:r>
-    </w:p>
-    <w:p>
-      <w:pPr>
-        <w:pStyle w:val="ListBullet"/>
-        <w:jc w:val="both"/>
-      </w:pPr>
-      <w:r>
-        <w:rPr>
-          <w:b/>
-        </w:rPr>
-        <w:t xml:space="preserve">Cửa hàng nhỏ và doanh nghiệp: </w:t>
-      </w:r>
-      <w:r>
-        <w:t>cần công cụ thu tiền chi phí thấp – nguồn thu phí trực tiếp.</w:t>
-      </w:r>
-    </w:p>
-    <w:p>
-      <w:r>
-        <w:rPr>
-          <w:b/>
-          <w:i/>
-          <w:color w:val="1F3A60"/>
-        </w:rPr>
-        <w:t>Môi trường pháp lý đang thay đổi</w:t>
-      </w:r>
-    </w:p>
+    <w:tbl>
+      <w:tblPr>
+        <w:tblStyle w:val="TableGrid"/>
+        <w:tblW w:type="auto" w:w="0"/>
+        <w:tblLook w:firstColumn="1" w:firstRow="1" w:lastColumn="0" w:lastRow="0" w:noHBand="0" w:noVBand="1" w:val="04A0"/>
+      </w:tblPr>
+      <w:tblGrid>
+        <w:gridCol w:w="2880"/>
+        <w:gridCol w:w="2880"/>
+        <w:gridCol w:w="2880"/>
+      </w:tblGrid>
+      <w:tr>
+        <w:tc>
+          <w:tcPr>
+            <w:tcW w:type="dxa" w:w="2880"/>
+            <w:shd w:val="clear" w:fill="1F3A60"/>
+          </w:tcPr>
+          <w:p>
+            <w:r>
+              <w:rPr>
+                <w:b/>
+                <w:color w:val="FFFFFF"/>
+                <w:sz w:val="23"/>
+              </w:rPr>
+              <w:t>Phân khúc</w:t>
+            </w:r>
+          </w:p>
+        </w:tc>
+        <w:tc>
+          <w:tcPr>
+            <w:tcW w:type="dxa" w:w="2880"/>
+            <w:shd w:val="clear" w:fill="1F3A60"/>
+          </w:tcPr>
+          <w:p>
+            <w:r>
+              <w:rPr>
+                <w:b/>
+                <w:color w:val="FFFFFF"/>
+                <w:sz w:val="23"/>
+              </w:rPr>
+              <w:t>Đặc điểm</w:t>
+            </w:r>
+          </w:p>
+        </w:tc>
+        <w:tc>
+          <w:tcPr>
+            <w:tcW w:type="dxa" w:w="2880"/>
+            <w:shd w:val="clear" w:fill="1F3A60"/>
+          </w:tcPr>
+          <w:p>
+            <w:r>
+              <w:rPr>
+                <w:b/>
+                <w:color w:val="FFFFFF"/>
+                <w:sz w:val="23"/>
+              </w:rPr>
+              <w:t>Vai trò với MoMo</w:t>
+            </w:r>
+          </w:p>
+        </w:tc>
+      </w:tr>
+      <w:tr>
+        <w:tc>
+          <w:tcPr>
+            <w:tcW w:type="dxa" w:w="2880"/>
+          </w:tcPr>
+          <w:p>
+            <w:r>
+              <w:rPr>
+                <w:sz w:val="23"/>
+              </w:rPr>
+              <w:t>Người trẻ thành thị (khoảng 18–35 tuổi)</w:t>
+            </w:r>
+          </w:p>
+        </w:tc>
+        <w:tc>
+          <w:tcPr>
+            <w:tcW w:type="dxa" w:w="2880"/>
+          </w:tcPr>
+          <w:p>
+            <w:r>
+              <w:rPr>
+                <w:sz w:val="23"/>
+              </w:rPr>
+              <w:t>Dùng điện thoại thông minh thường xuyên, thích ưu đãi</w:t>
+            </w:r>
+          </w:p>
+        </w:tc>
+        <w:tc>
+          <w:tcPr>
+            <w:tcW w:type="dxa" w:w="2880"/>
+          </w:tcPr>
+          <w:p>
+            <w:r>
+              <w:rPr>
+                <w:sz w:val="23"/>
+              </w:rPr>
+              <w:t>Phân khúc cốt lõi, tạo phần lớn giao dịch</w:t>
+            </w:r>
+          </w:p>
+        </w:tc>
+      </w:tr>
+      <w:tr>
+        <w:tc>
+          <w:tcPr>
+            <w:tcW w:type="dxa" w:w="2880"/>
+          </w:tcPr>
+          <w:p>
+            <w:r>
+              <w:rPr>
+                <w:sz w:val="23"/>
+              </w:rPr>
+              <w:t>Người dân nông thôn, chưa có tài khoản ngân hàng</w:t>
+            </w:r>
+          </w:p>
+        </w:tc>
+        <w:tc>
+          <w:tcPr>
+            <w:tcW w:type="dxa" w:w="2880"/>
+          </w:tcPr>
+          <w:p>
+            <w:r>
+              <w:rPr>
+                <w:sz w:val="23"/>
+              </w:rPr>
+              <w:t>Quen dùng tiền mặt, thu nhập thấp hơn</w:t>
+            </w:r>
+          </w:p>
+        </w:tc>
+        <w:tc>
+          <w:tcPr>
+            <w:tcW w:type="dxa" w:w="2880"/>
+          </w:tcPr>
+          <w:p>
+            <w:r>
+              <w:rPr>
+                <w:sz w:val="23"/>
+              </w:rPr>
+              <w:t>Dư địa tăng trưởng dài hạn</w:t>
+            </w:r>
+          </w:p>
+        </w:tc>
+      </w:tr>
+      <w:tr>
+        <w:tc>
+          <w:tcPr>
+            <w:tcW w:type="dxa" w:w="2880"/>
+          </w:tcPr>
+          <w:p>
+            <w:r>
+              <w:rPr>
+                <w:sz w:val="23"/>
+              </w:rPr>
+              <w:t>Người lao động di cư</w:t>
+            </w:r>
+          </w:p>
+        </w:tc>
+        <w:tc>
+          <w:tcPr>
+            <w:tcW w:type="dxa" w:w="2880"/>
+          </w:tcPr>
+          <w:p>
+            <w:r>
+              <w:rPr>
+                <w:sz w:val="23"/>
+              </w:rPr>
+              <w:t>Nhu cầu chuyển tiền về quê thường xuyên</w:t>
+            </w:r>
+          </w:p>
+        </w:tc>
+        <w:tc>
+          <w:tcPr>
+            <w:tcW w:type="dxa" w:w="2880"/>
+          </w:tcPr>
+          <w:p>
+            <w:r>
+              <w:rPr>
+                <w:sz w:val="23"/>
+              </w:rPr>
+              <w:t>Nhóm sử dụng dịch vụ chuyển tiền</w:t>
+            </w:r>
+          </w:p>
+        </w:tc>
+      </w:tr>
+      <w:tr>
+        <w:tc>
+          <w:tcPr>
+            <w:tcW w:type="dxa" w:w="2880"/>
+          </w:tcPr>
+          <w:p>
+            <w:r>
+              <w:rPr>
+                <w:sz w:val="23"/>
+              </w:rPr>
+              <w:t>Cửa hàng, doanh nghiệp nhỏ</w:t>
+            </w:r>
+          </w:p>
+        </w:tc>
+        <w:tc>
+          <w:tcPr>
+            <w:tcW w:type="dxa" w:w="2880"/>
+          </w:tcPr>
+          <w:p>
+            <w:r>
+              <w:rPr>
+                <w:sz w:val="23"/>
+              </w:rPr>
+              <w:t>Cần công cụ thu tiền chi phí thấp</w:t>
+            </w:r>
+          </w:p>
+        </w:tc>
+        <w:tc>
+          <w:tcPr>
+            <w:tcW w:type="dxa" w:w="2880"/>
+          </w:tcPr>
+          <w:p>
+            <w:r>
+              <w:rPr>
+                <w:sz w:val="23"/>
+              </w:rPr>
+              <w:t>Nguồn thu phí từ đối tác</w:t>
+            </w:r>
+          </w:p>
+        </w:tc>
+      </w:tr>
+    </w:tbl>
+    <w:p/>
     <w:p>
       <w:pPr>
         <w:jc w:val="both"/>
@@ -2638,7 +2790,34 @@
         <w:rPr>
           <w:i w:val="0"/>
         </w:rPr>
-        <w:t>Quy định ngày càng chặt chẽ: theo Thông tư 40/2024/TT-NHNN, từ 01/10/2024 người mở ví trực tuyến phải xác thực sinh trắc học; ví chưa xác thực bị tạm dừng giao dịch trực tuyến từ 01/01/2025 (VnEconomy, 2025). Thông tư 41/2025/TT-NHNN tiếp tục siết quy trình mở ví từ 01/01/2026 và không cho phép nạp, rút tiền mặt trực tiếp vào ví (LuatVietnam, 2025). Những thay đổi này làm tăng chi phí thu hút người dùng mới nhưng đồng thời loại bỏ bớt tài khoản ảo, làm thị trường minh bạch hơn.</w:t>
+        <w:t>d) Động lực tăng trưởng</w:t>
+      </w:r>
+    </w:p>
+    <w:p>
+      <w:pPr>
+        <w:pStyle w:val="ListBullet"/>
+        <w:jc w:val="both"/>
+      </w:pPr>
+      <w:r>
+        <w:t>Mục tiêu 80% người trưởng thành có tài khoản ngân hàng vào năm 2025 theo Quyết định 1813/QĐ-TTg.</w:t>
+      </w:r>
+    </w:p>
+    <w:p>
+      <w:pPr>
+        <w:pStyle w:val="ListBullet"/>
+        <w:jc w:val="both"/>
+      </w:pPr>
+      <w:r>
+        <w:t>Thương mại điện tử tăng trưởng nhanh kéo theo nhu cầu thanh toán trực tuyến.</w:t>
+      </w:r>
+    </w:p>
+    <w:p>
+      <w:pPr>
+        <w:pStyle w:val="ListBullet"/>
+        <w:jc w:val="both"/>
+      </w:pPr>
+      <w:r>
+        <w:t>Dân số trẻ, tỷ lệ sử dụng điện thoại thông minh cao.</w:t>
       </w:r>
     </w:p>
     <w:p>
@@ -2648,7 +2827,7 @@
           <w:color w:val="555555"/>
           <w:sz w:val="21"/>
         </w:rPr>
-        <w:t>Nguồn: VnEconomy. (2025). 100% khách hàng mở tài khoản ví điện tử đều được yêu cầu xác thực sinh trắc học. https://vneconomy.vn/100-khach-hang-mo-tai-khoan-vi-dien-tu-deu-duoc-yeu-cau-xac-thuc-sinh-trac-hoc.htm</w:t>
+        <w:t>Nguồn: Thủ tướng Chính phủ. (2021). Quyết định số 1813/QĐ-TTg ngày 28/10/2021 phê duyệt Đề án phát triển thanh toán không dùng tiền mặt tại Việt Nam giai đoạn 2021–2025. LuatVietnam. https://luatvietnam.vn/tai-chinh/quyet-dinh-1813-qd-ttg-211698-d1.html</w:t>
       </w:r>
     </w:p>
     <w:p>
@@ -2658,42 +2837,31 @@
           <w:color w:val="555555"/>
           <w:sz w:val="21"/>
         </w:rPr>
-        <w:t>Nguồn: LuatVietnam. (2025). Tổng hợp 4 điểm mới Thông tư 41/2025/TT-NHNN về ví điện tử. https://luatvietnam.vn/linh-vuc-khac/tong-hop-diem-moi-thong-tu-41-2025-tt-nhnn-ve-vi-dien-tu-883-106022-article.html</w:t>
+        <w:t>Nguồn: Google, Temasek, &amp; Bain &amp; Company. (2023). e-Conomy SEA 2023: Reaching new heights – Navigating the path to profitable growth. https://temasek.com.sg/content/dam/temasek-corporate/news-and-views/resources/reports/google-temasek-bain-e-conomy-sea-2023-report.pdf</w:t>
       </w:r>
     </w:p>
-    <w:tbl>
-      <w:tblPr>
-        <w:tblStyle w:val="TableGrid"/>
-        <w:tblW w:type="auto" w:w="0"/>
-        <w:tblLook w:firstColumn="1" w:firstRow="1" w:lastColumn="0" w:lastRow="0" w:noHBand="0" w:noVBand="1" w:val="04A0"/>
-      </w:tblPr>
-      <w:tblGrid>
-        <w:gridCol w:w="8640"/>
-      </w:tblGrid>
-      <w:tr>
-        <w:tc>
-          <w:tcPr>
-            <w:tcW w:type="dxa" w:w="8640"/>
-            <w:shd w:val="clear" w:fill="FCEFE3"/>
-          </w:tcPr>
-          <w:p>
-            <w:pPr>
-              <w:jc w:val="both"/>
-            </w:pPr>
-            <w:r>
-              <w:rPr>
-                <w:b/>
-              </w:rPr>
-              <w:t xml:space="preserve">Góc nhìn phản biện: </w:t>
-            </w:r>
-            <w:r>
-              <w:t>Con số 36 triệu ví đang hoạt động không có nghĩa là 36 triệu khách hàng khác nhau – một người có thể dùng nhiều ví. Quy mô thị trường thực có thể nhỏ hơn con số công bố.</w:t>
-            </w:r>
-          </w:p>
-        </w:tc>
-      </w:tr>
-    </w:tbl>
-    <w:p/>
+    <w:p>
+      <w:pPr>
+        <w:jc w:val="both"/>
+      </w:pPr>
+      <w:r>
+        <w:rPr>
+          <w:i w:val="0"/>
+        </w:rPr>
+        <w:t>e) Rủi ro thị trường</w:t>
+      </w:r>
+    </w:p>
+    <w:p>
+      <w:pPr>
+        <w:jc w:val="both"/>
+      </w:pPr>
+      <w:r>
+        <w:rPr>
+          <w:i w:val="0"/>
+        </w:rPr>
+        <w:t>Thị trường tăng trưởng không có nghĩa mọi ví đều tăng trưởng tương ứng. Chi phí chuyển đổi giữa các ví rất thấp, người lớn tuổi vẫn quen dùng tiền mặt, nạn lừa đảo trực tuyến làm giảm niềm tin, và quy định định danh khách hàng ngày càng chặt.</w:t>
+      </w:r>
+    </w:p>
     <w:p>
       <w:pPr>
         <w:jc w:val="both"/>
@@ -2702,68 +2870,104 @@
         <w:rPr>
           <w:b/>
         </w:rPr>
-        <w:t xml:space="preserve">Liên kết trong ma trận: </w:t>
+        <w:t xml:space="preserve">Đánh giá: </w:t>
+      </w:r>
+      <w:r>
+        <w:rPr>
+          <w:i w:val="0"/>
+        </w:rPr>
+        <w:t>Thị trường lớn, tăng nhanh nhất khu vực và còn nhiều khoảng trống ở nhóm chưa có tài khoản ngân hàng – rất hấp dẫn với doanh nghiệp khởi nghiệp theo tiêu chí của Allen (2016).</w:t>
+      </w:r>
+    </w:p>
+    <w:p>
+      <w:r>
+        <w:rPr>
+          <w:i/>
+          <w:color w:val="555555"/>
+          <w:sz w:val="21"/>
+        </w:rPr>
+        <w:t>Nguồn: Allen, K. R. (2016). Launching new ventures: An entrepreneurial approach (7th ed.). Cengage Learning.</w:t>
+      </w:r>
+    </w:p>
+    <w:p>
+      <w:pPr>
+        <w:pStyle w:val="Heading2"/>
+      </w:pPr>
+      <w:r>
+        <w:rPr>
+          <w:rFonts w:ascii="Times New Roman" w:hAnsi="Times New Roman"/>
+          <w:color w:val="1F3A60"/>
+        </w:rPr>
+        <w:t>5. Cạnh tranh – 3/5</w:t>
+      </w:r>
+    </w:p>
+    <w:p>
+      <w:pPr>
+        <w:jc w:val="both"/>
+      </w:pPr>
+      <w:r>
+        <w:rPr>
+          <w:b/>
+        </w:rPr>
+        <w:t xml:space="preserve">Câu hỏi đặt ra: </w:t>
       </w:r>
       <w:r>
         <w:rPr>
           <w:i/>
         </w:rPr>
-        <w:t>Thị trường lớn hấp dẫn nhiều đối thủ, dẫn trực tiếp đến cường độ Cạnh tranh (4.2) cao; quy định siết chặt ảnh hưởng tới Bán hàng (5.1) và Sản xuất (5.2).</w:t>
+        <w:t>Đối thủ hiện tại và tương lai là ai? Họ cạnh tranh bằng yếu tố nào? MoMo duy trì vị thế bằng cách nào?</w:t>
       </w:r>
     </w:p>
     <w:p>
       <w:pPr>
-        <w:pStyle w:val="Heading2"/>
+        <w:jc w:val="both"/>
       </w:pPr>
       <w:r>
         <w:rPr>
-          <w:rFonts w:ascii="Times New Roman" w:hAnsi="Times New Roman"/>
-          <w:color w:val="1F3A60"/>
+          <w:i w:val="0"/>
         </w:rPr>
-        <w:t>4.2. Cạnh tranh: dẫn đầu nhưng không thể chủ quan</w:t>
+        <w:t>a) Vị thế hiện tại</w:t>
       </w:r>
     </w:p>
-    <w:tbl>
-      <w:tblPr>
-        <w:tblStyle w:val="TableGrid"/>
-        <w:tblW w:type="auto" w:w="0"/>
-        <w:tblLook w:firstColumn="1" w:firstRow="1" w:lastColumn="0" w:lastRow="0" w:noHBand="0" w:noVBand="1" w:val="04A0"/>
-      </w:tblPr>
-      <w:tblGrid>
-        <w:gridCol w:w="8640"/>
-      </w:tblGrid>
-      <w:tr>
-        <w:tc>
-          <w:tcPr>
-            <w:tcW w:type="dxa" w:w="8640"/>
-            <w:shd w:val="clear" w:fill="E8EEF6"/>
-          </w:tcPr>
-          <w:p>
-            <w:pPr>
-              <w:jc w:val="both"/>
-            </w:pPr>
-            <w:r>
-              <w:rPr>
-                <w:b/>
-              </w:rPr>
-              <w:t xml:space="preserve">Nhận định: </w:t>
-            </w:r>
-            <w:r>
-              <w:t>MoMo đang dẫn đầu thị trường ví điện tử, nhưng đối thủ nguy hiểm nhất lại không phải một ví điện tử khác mà là ứng dụng ngân hàng số.</w:t>
-            </w:r>
-          </w:p>
-        </w:tc>
-      </w:tr>
-    </w:tbl>
-    <w:p/>
+    <w:p>
+      <w:pPr>
+        <w:jc w:val="both"/>
+      </w:pPr>
+      <w:r>
+        <w:rPr>
+          <w:i w:val="0"/>
+        </w:rPr>
+        <w:t>Theo dữ liệu của Decision Lab và MMA quý I/2023, MoMo đứng đầu với tỷ lệ thâm nhập khoảng 68%, tiếp theo là ZaloPay (53%), ViettelPay (27%), ShopeePay (25%), VNPay (16%) và Moca (7%) (Nhà Đầu tư, 2023). Khảo sát năm 2024 tiếp tục cho thấy MoMo là ví điện tử được sử dụng nhiều nhất (Bizhub – Việt Nam News, 2024).</w:t>
+      </w:r>
+    </w:p>
     <w:p>
       <w:r>
         <w:rPr>
-          <w:b/>
           <w:i/>
-          <w:color w:val="1F3A60"/>
+          <w:color w:val="555555"/>
+          <w:sz w:val="21"/>
         </w:rPr>
-        <w:t>Bản đồ vị thế</w:t>
+        <w:t>Nguồn: Nhà Đầu tư. (2023). MoMo nắm 68% thị phần fintech Việt Nam. https://nhadautu.vn/momo-nam-68-thi-phan-fintech-viet-nam-d76691.html</w:t>
+      </w:r>
+    </w:p>
+    <w:p>
+      <w:r>
+        <w:rPr>
+          <w:i/>
+          <w:color w:val="555555"/>
+          <w:sz w:val="21"/>
+        </w:rPr>
+        <w:t>Nguồn: Thị trường Tài chính Tiền tệ. (2023). MoMo và ZaloPay dẫn đầu thị trường ví điện tử trong nước. https://thitruongtaichinhtiente.vn/momo-va-zalopay-dan-dau-thi-truong-vi-dien-tu-trong-nuoc-45105.html</w:t>
+      </w:r>
+    </w:p>
+    <w:p>
+      <w:r>
+        <w:rPr>
+          <w:i/>
+          <w:color w:val="555555"/>
+          <w:sz w:val="21"/>
+        </w:rPr>
+        <w:t>Nguồn: Bizhub – Việt Nam News. (2024). MoMo remains most popular e-wallet in Việt Nam. https://bizhub.vietnamnews.vn/momo-remains-most-popular-e-wallet-in-viet-nam-post352821.html</w:t>
       </w:r>
     </w:p>
     <w:p>
@@ -2775,7 +2979,7 @@
           <w:b/>
           <w:i/>
         </w:rPr>
-        <w:t>Bảng 7. Tỷ lệ thâm nhập của các ví điện tử theo Decision Lab và MMA</w:t>
+        <w:t>Bảng 7. Tỷ lệ thâm nhập của các ví điện tử</w:t>
       </w:r>
     </w:p>
     <w:tbl>
@@ -3010,27 +3214,7 @@
         <w:rPr>
           <w:i w:val="0"/>
         </w:rPr>
-        <w:t>MoMo dẫn trước đối thủ gần nhất 15 điểm phần trăm (Nhà Đầu tư, 2023), và các khảo sát năm 2024 tiếp tục xác nhận MoMo là ví được sử dụng nhiều nhất (Bizhub – Việt Nam News, 2024).</w:t>
-      </w:r>
-    </w:p>
-    <w:p>
-      <w:r>
-        <w:rPr>
-          <w:i/>
-          <w:color w:val="555555"/>
-          <w:sz w:val="21"/>
-        </w:rPr>
-        <w:t>Nguồn: Bizhub – Việt Nam News. (2024). MoMo remains most popular e-wallet in Việt Nam. https://bizhub.vietnamnews.vn/momo-remains-most-popular-e-wallet-in-viet-nam-post352821.html</w:t>
-      </w:r>
-    </w:p>
-    <w:p>
-      <w:r>
-        <w:rPr>
-          <w:b/>
-          <w:i/>
-          <w:color w:val="1F3A60"/>
-        </w:rPr>
-        <w:t>Ba nhóm đối thủ</w:t>
+        <w:t>b) Đối thủ chính</w:t>
       </w:r>
     </w:p>
     <w:p>
@@ -3042,7 +3226,7 @@
           <w:b/>
           <w:i/>
         </w:rPr>
-        <w:t>Bảng 8. Phân nhóm đối thủ cạnh tranh</w:t>
+        <w:t>Bảng 8. Các đối thủ cạnh tranh chính</w:t>
       </w:r>
     </w:p>
     <w:tbl>
@@ -3052,15 +3236,14 @@
         <w:tblLook w:firstColumn="1" w:firstRow="1" w:lastColumn="0" w:lastRow="0" w:noHBand="0" w:noVBand="1" w:val="04A0"/>
       </w:tblPr>
       <w:tblGrid>
-        <w:gridCol w:w="2160"/>
-        <w:gridCol w:w="2160"/>
-        <w:gridCol w:w="2160"/>
-        <w:gridCol w:w="2160"/>
+        <w:gridCol w:w="2880"/>
+        <w:gridCol w:w="2880"/>
+        <w:gridCol w:w="2880"/>
       </w:tblGrid>
       <w:tr>
         <w:tc>
           <w:tcPr>
-            <w:tcW w:type="dxa" w:w="2160"/>
+            <w:tcW w:type="dxa" w:w="2880"/>
             <w:shd w:val="clear" w:fill="1F3A60"/>
           </w:tcPr>
           <w:p>
@@ -3070,13 +3253,13 @@
                 <w:color w:val="FFFFFF"/>
                 <w:sz w:val="23"/>
               </w:rPr>
-              <w:t>Nhóm đối thủ</w:t>
+              <w:t>Đối thủ</w:t>
             </w:r>
           </w:p>
         </w:tc>
         <w:tc>
           <w:tcPr>
-            <w:tcW w:type="dxa" w:w="2160"/>
+            <w:tcW w:type="dxa" w:w="2880"/>
             <w:shd w:val="clear" w:fill="1F3A60"/>
           </w:tcPr>
           <w:p>
@@ -3086,13 +3269,13 @@
                 <w:color w:val="FFFFFF"/>
                 <w:sz w:val="23"/>
               </w:rPr>
-              <w:t>Đại diện</w:t>
+              <w:t>Lợi thế đáng chú ý</w:t>
             </w:r>
           </w:p>
         </w:tc>
         <w:tc>
           <w:tcPr>
-            <w:tcW w:type="dxa" w:w="2160"/>
+            <w:tcW w:type="dxa" w:w="2880"/>
             <w:shd w:val="clear" w:fill="1F3A60"/>
           </w:tcPr>
           <w:p>
@@ -3102,23 +3285,7 @@
                 <w:color w:val="FFFFFF"/>
                 <w:sz w:val="23"/>
               </w:rPr>
-              <w:t>Vũ khí cạnh tranh</w:t>
-            </w:r>
-          </w:p>
-        </w:tc>
-        <w:tc>
-          <w:tcPr>
-            <w:tcW w:type="dxa" w:w="2160"/>
-            <w:shd w:val="clear" w:fill="1F3A60"/>
-          </w:tcPr>
-          <w:p>
-            <w:r>
-              <w:rPr>
-                <w:b/>
-                <w:color w:val="FFFFFF"/>
-                <w:sz w:val="23"/>
-              </w:rPr>
-              <w:t>Mức đe dọa</w:t>
+              <w:t>Tác động tới MoMo</w:t>
             </w:r>
           </w:p>
         </w:tc>
@@ -3126,53 +3293,40 @@
       <w:tr>
         <w:tc>
           <w:tcPr>
-            <w:tcW w:type="dxa" w:w="2160"/>
+            <w:tcW w:type="dxa" w:w="2880"/>
           </w:tcPr>
           <w:p>
             <w:r>
               <w:rPr>
                 <w:sz w:val="23"/>
               </w:rPr>
-              <w:t>Ví gắn với hệ sinh thái lớn</w:t>
+              <w:t>ZaloPay (VNG)</w:t>
             </w:r>
           </w:p>
         </w:tc>
         <w:tc>
           <w:tcPr>
-            <w:tcW w:type="dxa" w:w="2160"/>
+            <w:tcW w:type="dxa" w:w="2880"/>
           </w:tcPr>
           <w:p>
             <w:r>
               <w:rPr>
                 <w:sz w:val="23"/>
               </w:rPr>
-              <w:t>ZaloPay (Zalo, hơn 77 triệu người dùng hằng tháng), ShopeePay (sàn Shopee)</w:t>
+              <w:t>Hệ sinh thái Zalo với hơn 77 triệu người dùng hoạt động hằng tháng</w:t>
             </w:r>
           </w:p>
         </w:tc>
         <w:tc>
           <w:tcPr>
-            <w:tcW w:type="dxa" w:w="2160"/>
+            <w:tcW w:type="dxa" w:w="2880"/>
           </w:tcPr>
           <w:p>
             <w:r>
               <w:rPr>
                 <w:sz w:val="23"/>
               </w:rPr>
-              <w:t>Lượng người dùng sẵn có, không tốn chi phí thu hút</w:t>
-            </w:r>
-          </w:p>
-        </w:tc>
-        <w:tc>
-          <w:tcPr>
-            <w:tcW w:type="dxa" w:w="2160"/>
-          </w:tcPr>
-          <w:p>
-            <w:r>
-              <w:rPr>
-                <w:sz w:val="23"/>
-              </w:rPr>
-              <w:t>Cao</w:t>
+              <w:t>Tiếp cận người dùng rất nhanh qua ứng dụng nhắn tin</w:t>
             </w:r>
           </w:p>
         </w:tc>
@@ -3180,53 +3334,40 @@
       <w:tr>
         <w:tc>
           <w:tcPr>
-            <w:tcW w:type="dxa" w:w="2160"/>
+            <w:tcW w:type="dxa" w:w="2880"/>
           </w:tcPr>
           <w:p>
             <w:r>
               <w:rPr>
                 <w:sz w:val="23"/>
               </w:rPr>
-              <w:t>Ví gắn hạ tầng</w:t>
+              <w:t>ShopeePay (Sea Group)</w:t>
             </w:r>
           </w:p>
         </w:tc>
         <w:tc>
           <w:tcPr>
-            <w:tcW w:type="dxa" w:w="2160"/>
+            <w:tcW w:type="dxa" w:w="2880"/>
           </w:tcPr>
           <w:p>
             <w:r>
               <w:rPr>
                 <w:sz w:val="23"/>
               </w:rPr>
-              <w:t>ViettelPay/Viettel Money, VNPay</w:t>
+              <w:t>Gắn với sàn thương mại điện tử Shopee</w:t>
             </w:r>
           </w:p>
         </w:tc>
         <w:tc>
           <w:tcPr>
-            <w:tcW w:type="dxa" w:w="2160"/>
+            <w:tcW w:type="dxa" w:w="2880"/>
           </w:tcPr>
           <w:p>
             <w:r>
               <w:rPr>
                 <w:sz w:val="23"/>
               </w:rPr>
-              <w:t>Phủ sóng nông thôn, mạng lưới mã QR</w:t>
-            </w:r>
-          </w:p>
-        </w:tc>
-        <w:tc>
-          <w:tcPr>
-            <w:tcW w:type="dxa" w:w="2160"/>
-          </w:tcPr>
-          <w:p>
-            <w:r>
-              <w:rPr>
-                <w:sz w:val="23"/>
-              </w:rPr>
-              <w:t>Trung bình</w:t>
+              <w:t>Cạnh tranh mạnh ở thanh toán mua sắm trực tuyến</w:t>
             </w:r>
           </w:p>
         </w:tc>
@@ -3234,33 +3375,102 @@
       <w:tr>
         <w:tc>
           <w:tcPr>
-            <w:tcW w:type="dxa" w:w="2160"/>
+            <w:tcW w:type="dxa" w:w="2880"/>
           </w:tcPr>
           <w:p>
             <w:r>
               <w:rPr>
                 <w:sz w:val="23"/>
               </w:rPr>
-              <w:t>Ngân hàng số</w:t>
+              <w:t>ViettelPay/Viettel Money</w:t>
             </w:r>
           </w:p>
         </w:tc>
         <w:tc>
           <w:tcPr>
-            <w:tcW w:type="dxa" w:w="2160"/>
+            <w:tcW w:type="dxa" w:w="2880"/>
           </w:tcPr>
           <w:p>
             <w:r>
               <w:rPr>
                 <w:sz w:val="23"/>
               </w:rPr>
-              <w:t>Ứng dụng của các ngân hàng thương mại</w:t>
+              <w:t>Hạ tầng viễn thông phủ sâu nông thôn</w:t>
             </w:r>
           </w:p>
         </w:tc>
         <w:tc>
           <w:tcPr>
-            <w:tcW w:type="dxa" w:w="2160"/>
+            <w:tcW w:type="dxa" w:w="2880"/>
+          </w:tcPr>
+          <w:p>
+            <w:r>
+              <w:rPr>
+                <w:sz w:val="23"/>
+              </w:rPr>
+              <w:t>Cạnh tranh ở phân khúc nông thôn</w:t>
+            </w:r>
+          </w:p>
+        </w:tc>
+      </w:tr>
+      <w:tr>
+        <w:tc>
+          <w:tcPr>
+            <w:tcW w:type="dxa" w:w="2880"/>
+          </w:tcPr>
+          <w:p>
+            <w:r>
+              <w:rPr>
+                <w:sz w:val="23"/>
+              </w:rPr>
+              <w:t>VNPay</w:t>
+            </w:r>
+          </w:p>
+        </w:tc>
+        <w:tc>
+          <w:tcPr>
+            <w:tcW w:type="dxa" w:w="2880"/>
+          </w:tcPr>
+          <w:p>
+            <w:r>
+              <w:rPr>
+                <w:sz w:val="23"/>
+              </w:rPr>
+              <w:t>Mạng lưới mã QR liên kết nhiều ngân hàng</w:t>
+            </w:r>
+          </w:p>
+        </w:tc>
+        <w:tc>
+          <w:tcPr>
+            <w:tcW w:type="dxa" w:w="2880"/>
+          </w:tcPr>
+          <w:p>
+            <w:r>
+              <w:rPr>
+                <w:sz w:val="23"/>
+              </w:rPr>
+              <w:t>Cạnh tranh ở thanh toán tại điểm bán</w:t>
+            </w:r>
+          </w:p>
+        </w:tc>
+      </w:tr>
+      <w:tr>
+        <w:tc>
+          <w:tcPr>
+            <w:tcW w:type="dxa" w:w="2880"/>
+          </w:tcPr>
+          <w:p>
+            <w:r>
+              <w:rPr>
+                <w:sz w:val="23"/>
+              </w:rPr>
+              <w:t>Ứng dụng ngân hàng số</w:t>
+            </w:r>
+          </w:p>
+        </w:tc>
+        <w:tc>
+          <w:tcPr>
+            <w:tcW w:type="dxa" w:w="2880"/>
           </w:tcPr>
           <w:p>
             <w:r>
@@ -3273,14 +3483,14 @@
         </w:tc>
         <w:tc>
           <w:tcPr>
-            <w:tcW w:type="dxa" w:w="2160"/>
+            <w:tcW w:type="dxa" w:w="2880"/>
           </w:tcPr>
           <w:p>
             <w:r>
               <w:rPr>
                 <w:sz w:val="23"/>
               </w:rPr>
-              <w:t>Rất cao</w:t>
+              <w:t>Đối thủ gián tiếp ngày càng mạnh</w:t>
             </w:r>
           </w:p>
         </w:tc>
@@ -3308,13 +3518,14 @@
       </w:r>
     </w:p>
     <w:p>
+      <w:pPr>
+        <w:jc w:val="both"/>
+      </w:pPr>
       <w:r>
         <w:rPr>
-          <w:b/>
-          <w:i/>
-          <w:color w:val="1F3A60"/>
+          <w:i w:val="0"/>
         </w:rPr>
-        <w:t>Điều gì giữ MoMo ở vị trí số một</w:t>
+        <w:t>c) Bản chất cạnh tranh</w:t>
       </w:r>
     </w:p>
     <w:p>
@@ -3326,10 +3537,10 @@
         <w:rPr>
           <w:b/>
         </w:rPr>
-        <w:t xml:space="preserve">Lợi thế đi trước: </w:t>
+        <w:t xml:space="preserve">Giá và ưu đãi: </w:t>
       </w:r>
       <w:r>
-        <w:t>là ví đầu tiên được cấp phép, tích lũy người dùng sớm nhất.</w:t>
+        <w:t>khuyến mãi, hoàn tiền, miễn phí giao dịch.</w:t>
       </w:r>
     </w:p>
     <w:p>
@@ -3341,10 +3552,10 @@
         <w:rPr>
           <w:b/>
         </w:rPr>
-        <w:t xml:space="preserve">Hiệu ứng mạng lưới: </w:t>
+        <w:t xml:space="preserve">Độ rộng hệ sinh thái: </w:t>
       </w:r>
       <w:r>
-        <w:t>càng nhiều người dùng càng thu hút đối tác, càng nhiều đối tác càng giữ chân người dùng.</w:t>
+        <w:t>số lượng dịch vụ và đối tác tích hợp.</w:t>
       </w:r>
     </w:p>
     <w:p>
@@ -3356,10 +3567,10 @@
         <w:rPr>
           <w:b/>
         </w:rPr>
-        <w:t xml:space="preserve">Thương hiệu: </w:t>
+        <w:t xml:space="preserve">Niềm tin: </w:t>
       </w:r>
       <w:r>
-        <w:t>màu hồng đặc trưng, gắn với các hoạt động dịp Tết.</w:t>
+        <w:t>an toàn, bảo mật, xử lý sự cố.</w:t>
       </w:r>
     </w:p>
     <w:p>
@@ -3371,10 +3582,32 @@
         <w:rPr>
           <w:b/>
         </w:rPr>
-        <w:t xml:space="preserve">Hệ sinh thái độc lập: </w:t>
+        <w:t xml:space="preserve">Kênh tiếp cận: </w:t>
       </w:r>
       <w:r>
-        <w:t>không bị giới hạn trong một nền tảng như ZaloPay hay ShopeePay (Decision Lab, 2022).</w:t>
+        <w:t>liên kết với nền tảng có sẵn lượng người dùng lớn (nhắn tin, thương mại điện tử, gọi xe).</w:t>
+      </w:r>
+    </w:p>
+    <w:p>
+      <w:pPr>
+        <w:jc w:val="both"/>
+      </w:pPr>
+      <w:r>
+        <w:rPr>
+          <w:i w:val="0"/>
+        </w:rPr>
+        <w:t>d) Lợi thế và hạn chế của MoMo</w:t>
+      </w:r>
+    </w:p>
+    <w:p>
+      <w:pPr>
+        <w:jc w:val="both"/>
+      </w:pPr>
+      <w:r>
+        <w:rPr>
+          <w:i w:val="0"/>
+        </w:rPr>
+        <w:t>MoMo có lợi thế người đi đầu, thương hiệu màu hồng dễ nhận diện, hiệu ứng mạng lưới và hệ sinh thái rộng hơn các ví chỉ gắn với một nền tảng (Decision Lab, 2022). Ngược lại, MoMo không sở hữu nền tảng “gốc” như Zalo hay Shopee nên phải chi nhiều hơn cho khuyến mãi để giữ chân người dùng. Ranh giới cạnh tranh cũng thay đổi liên tục: MoMo đã bắt tay với Grab dù từng là đối thủ (Advertising Vietnam, 2021a).</w:t>
       </w:r>
     </w:p>
     <w:p>
@@ -3390,27 +3623,6 @@
     <w:p>
       <w:r>
         <w:rPr>
-          <w:b/>
-          <w:i/>
-          <w:color w:val="1F3A60"/>
-        </w:rPr>
-        <w:t>Cạnh tranh hay hợp tác?</w:t>
-      </w:r>
-    </w:p>
-    <w:p>
-      <w:pPr>
-        <w:jc w:val="both"/>
-      </w:pPr>
-      <w:r>
-        <w:rPr>
-          <w:i w:val="0"/>
-        </w:rPr>
-        <w:t>Một điểm thú vị là ranh giới cạnh tranh liên tục dịch chuyển: MoMo đã bắt tay với Grab dù từng là đối thủ, và nhiều ví điện tử khác cũng hợp tác với các siêu ứng dụng để thu hút người dùng (Advertising Vietnam, 2021a). Điều này cho thấy trong ngành thanh toán số, “đối thủ hôm nay có thể là đối tác ngày mai”.</w:t>
-      </w:r>
-    </w:p>
-    <w:p>
-      <w:r>
-        <w:rPr>
           <w:i/>
           <w:color w:val="555555"/>
           <w:sz w:val="21"/>
@@ -3418,39 +3630,6 @@
         <w:t>Nguồn: Advertising Vietnam. (2021a). MoMo bắt tay với Grab dù từng cạnh tranh với nhau và loạt ví điện tử hợp tác với các siêu ứng dụng để thu hút người dùng. https://advertisingvietnam.com/momo-bat-tay-voi-grab-du-tung-canh-tranh-voi-nhau-va-loat-vi-dien-tu-hop-tac-voi-cac-sieu-ung-dung-de-thu-hut-nguoi-dung-p23194</w:t>
       </w:r>
     </w:p>
-    <w:tbl>
-      <w:tblPr>
-        <w:tblStyle w:val="TableGrid"/>
-        <w:tblW w:type="auto" w:w="0"/>
-        <w:tblLook w:firstColumn="1" w:firstRow="1" w:lastColumn="0" w:lastRow="0" w:noHBand="0" w:noVBand="1" w:val="04A0"/>
-      </w:tblPr>
-      <w:tblGrid>
-        <w:gridCol w:w="8640"/>
-      </w:tblGrid>
-      <w:tr>
-        <w:tc>
-          <w:tcPr>
-            <w:tcW w:type="dxa" w:w="8640"/>
-            <w:shd w:val="clear" w:fill="FCEFE3"/>
-          </w:tcPr>
-          <w:p>
-            <w:pPr>
-              <w:jc w:val="both"/>
-            </w:pPr>
-            <w:r>
-              <w:rPr>
-                <w:b/>
-              </w:rPr>
-              <w:t xml:space="preserve">Góc nhìn phản biện: </w:t>
-            </w:r>
-            <w:r>
-              <w:t>Điểm yếu của MoMo là không sở hữu một nền tảng “gốc” với lượng truy cập tự nhiên như Zalo hay Shopee. Để giữ người dùng mở ứng dụng thường xuyên, MoMo buộc phải chi nhiều cho khuyến mãi – một cuộc đua tốn kém góp phần vào các năm thua lỗ trước 2024.</w:t>
-            </w:r>
-          </w:p>
-        </w:tc>
-      </w:tr>
-    </w:tbl>
-    <w:p/>
     <w:p>
       <w:pPr>
         <w:jc w:val="both"/>
@@ -3459,68 +3638,53 @@
         <w:rPr>
           <w:b/>
         </w:rPr>
-        <w:t xml:space="preserve">Liên kết trong ma trận: </w:t>
+        <w:t xml:space="preserve">Đánh giá: </w:t>
+      </w:r>
+      <w:r>
+        <w:rPr>
+          <w:i w:val="0"/>
+        </w:rPr>
+        <w:t>MoMo dẫn đầu, nhưng cường độ cạnh tranh rất cao, chi phí thu hút khách hàng lớn và chức năng thanh toán cơ bản đang bị ngân hàng số thu hẹp khác biệt.</w:t>
+      </w:r>
+    </w:p>
+    <w:p>
+      <w:pPr>
+        <w:pStyle w:val="Heading2"/>
+      </w:pPr>
+      <w:r>
+        <w:rPr>
+          <w:rFonts w:ascii="Times New Roman" w:hAnsi="Times New Roman"/>
+          <w:color w:val="1F3A60"/>
+        </w:rPr>
+        <w:t>6. Mạng lưới quan hệ – 5/5</w:t>
+      </w:r>
+    </w:p>
+    <w:p>
+      <w:pPr>
+        <w:jc w:val="both"/>
+      </w:pPr>
+      <w:r>
+        <w:rPr>
+          <w:b/>
+        </w:rPr>
+        <w:t xml:space="preserve">Câu hỏi đặt ra: </w:t>
       </w:r>
       <w:r>
         <w:rPr>
           <w:i/>
         </w:rPr>
-        <w:t>Áp lực cạnh tranh giải thích vì sao Bán hàng (5.1) phải chuyển từ “đốt tiền khuyến mãi” sang giữ chân bằng dịch vụ tài chính.</w:t>
+        <w:t>Đội ngũ tiếp cận được những mạng lưới nào? Mạng lưới đó giúp giảm rủi ro và phát triển doanh nghiệp ra sao?</w:t>
       </w:r>
     </w:p>
     <w:p>
       <w:pPr>
-        <w:pStyle w:val="Heading2"/>
+        <w:jc w:val="both"/>
       </w:pPr>
       <w:r>
         <w:rPr>
-          <w:rFonts w:ascii="Times New Roman" w:hAnsi="Times New Roman"/>
-          <w:color w:val="1F3A60"/>
+          <w:i w:val="0"/>
         </w:rPr>
-        <w:t>4.3. Mạng lưới: tài sản khó sao chép nhất</w:t>
-      </w:r>
-    </w:p>
-    <w:tbl>
-      <w:tblPr>
-        <w:tblStyle w:val="TableGrid"/>
-        <w:tblW w:type="auto" w:w="0"/>
-        <w:tblLook w:firstColumn="1" w:firstRow="1" w:lastColumn="0" w:lastRow="0" w:noHBand="0" w:noVBand="1" w:val="04A0"/>
-      </w:tblPr>
-      <w:tblGrid>
-        <w:gridCol w:w="8640"/>
-      </w:tblGrid>
-      <w:tr>
-        <w:tc>
-          <w:tcPr>
-            <w:tcW w:type="dxa" w:w="8640"/>
-            <w:shd w:val="clear" w:fill="E8EEF6"/>
-          </w:tcPr>
-          <w:p>
-            <w:pPr>
-              <w:jc w:val="both"/>
-            </w:pPr>
-            <w:r>
-              <w:rPr>
-                <w:b/>
-              </w:rPr>
-              <w:t xml:space="preserve">Nhận định: </w:t>
-            </w:r>
-            <w:r>
-              <w:t>Nếu tính năng có thể sao chép trong vài tháng, thì mạng lưới nhà đầu tư, đối tác và cộng đồng mà MoMo xây dựng trong hơn 15 năm là thứ đối thủ khó có thể bắt chước.</w:t>
-            </w:r>
-          </w:p>
-        </w:tc>
-      </w:tr>
-    </w:tbl>
-    <w:p/>
-    <w:p>
-      <w:r>
-        <w:rPr>
-          <w:b/>
-          <w:i/>
-          <w:color w:val="1F3A60"/>
-        </w:rPr>
-        <w:t>Mạng lưới vốn</w:t>
+        <w:t>a) Mạng lưới nhà đầu tư</w:t>
       </w:r>
     </w:p>
     <w:p>
@@ -3542,15 +3706,14 @@
         <w:tblLook w:firstColumn="1" w:firstRow="1" w:lastColumn="0" w:lastRow="0" w:noHBand="0" w:noVBand="1" w:val="04A0"/>
       </w:tblPr>
       <w:tblGrid>
-        <w:gridCol w:w="2160"/>
-        <w:gridCol w:w="2160"/>
-        <w:gridCol w:w="2160"/>
-        <w:gridCol w:w="2160"/>
+        <w:gridCol w:w="2880"/>
+        <w:gridCol w:w="2880"/>
+        <w:gridCol w:w="2880"/>
       </w:tblGrid>
       <w:tr>
         <w:tc>
           <w:tcPr>
-            <w:tcW w:type="dxa" w:w="2160"/>
+            <w:tcW w:type="dxa" w:w="2880"/>
             <w:shd w:val="clear" w:fill="1F3A60"/>
           </w:tcPr>
           <w:p>
@@ -3566,7 +3729,7 @@
         </w:tc>
         <w:tc>
           <w:tcPr>
-            <w:tcW w:type="dxa" w:w="2160"/>
+            <w:tcW w:type="dxa" w:w="2880"/>
             <w:shd w:val="clear" w:fill="1F3A60"/>
           </w:tcPr>
           <w:p>
@@ -3582,7 +3745,7 @@
         </w:tc>
         <w:tc>
           <w:tcPr>
-            <w:tcW w:type="dxa" w:w="2160"/>
+            <w:tcW w:type="dxa" w:w="2880"/>
             <w:shd w:val="clear" w:fill="1F3A60"/>
           </w:tcPr>
           <w:p>
@@ -3596,27 +3759,11 @@
             </w:r>
           </w:p>
         </w:tc>
-        <w:tc>
-          <w:tcPr>
-            <w:tcW w:type="dxa" w:w="2160"/>
-            <w:shd w:val="clear" w:fill="1F3A60"/>
-          </w:tcPr>
-          <w:p>
-            <w:r>
-              <w:rPr>
-                <w:b/>
-                <w:color w:val="FFFFFF"/>
-                <w:sz w:val="23"/>
-              </w:rPr>
-              <w:t>Ý nghĩa</w:t>
-            </w:r>
-          </w:p>
-        </w:tc>
       </w:tr>
       <w:tr>
         <w:tc>
           <w:tcPr>
-            <w:tcW w:type="dxa" w:w="2160"/>
+            <w:tcW w:type="dxa" w:w="2880"/>
           </w:tcPr>
           <w:p>
             <w:r>
@@ -3629,7 +3776,7 @@
         </w:tc>
         <w:tc>
           <w:tcPr>
-            <w:tcW w:type="dxa" w:w="2160"/>
+            <w:tcW w:type="dxa" w:w="2880"/>
           </w:tcPr>
           <w:p>
             <w:r>
@@ -3642,7 +3789,7 @@
         </w:tc>
         <w:tc>
           <w:tcPr>
-            <w:tcW w:type="dxa" w:w="2160"/>
+            <w:tcW w:type="dxa" w:w="2880"/>
           </w:tcPr>
           <w:p>
             <w:r>
@@ -3653,24 +3800,11 @@
             </w:r>
           </w:p>
         </w:tc>
-        <w:tc>
-          <w:tcPr>
-            <w:tcW w:type="dxa" w:w="2160"/>
-          </w:tcPr>
-          <w:p>
-            <w:r>
-              <w:rPr>
-                <w:sz w:val="23"/>
-              </w:rPr>
-              <w:t>Khẳng định tiềm năng từ giai đoạn sớm</w:t>
-            </w:r>
-          </w:p>
-        </w:tc>
       </w:tr>
       <w:tr>
         <w:tc>
           <w:tcPr>
-            <w:tcW w:type="dxa" w:w="2160"/>
+            <w:tcW w:type="dxa" w:w="2880"/>
           </w:tcPr>
           <w:p>
             <w:r>
@@ -3683,7 +3817,7 @@
         </w:tc>
         <w:tc>
           <w:tcPr>
-            <w:tcW w:type="dxa" w:w="2160"/>
+            <w:tcW w:type="dxa" w:w="2880"/>
           </w:tcPr>
           <w:p>
             <w:r>
@@ -3696,7 +3830,7 @@
         </w:tc>
         <w:tc>
           <w:tcPr>
-            <w:tcW w:type="dxa" w:w="2160"/>
+            <w:tcW w:type="dxa" w:w="2880"/>
           </w:tcPr>
           <w:p>
             <w:r>
@@ -3707,24 +3841,11 @@
             </w:r>
           </w:p>
         </w:tc>
-        <w:tc>
-          <w:tcPr>
-            <w:tcW w:type="dxa" w:w="2160"/>
-          </w:tcPr>
-          <w:p>
-            <w:r>
-              <w:rPr>
-                <w:sz w:val="23"/>
-              </w:rPr>
-              <w:t>Vốn để chuyển mình thành ví điện tử</w:t>
-            </w:r>
-          </w:p>
-        </w:tc>
       </w:tr>
       <w:tr>
         <w:tc>
           <w:tcPr>
-            <w:tcW w:type="dxa" w:w="2160"/>
+            <w:tcW w:type="dxa" w:w="2880"/>
           </w:tcPr>
           <w:p>
             <w:r>
@@ -3737,20 +3858,20 @@
         </w:tc>
         <w:tc>
           <w:tcPr>
-            <w:tcW w:type="dxa" w:w="2160"/>
+            <w:tcW w:type="dxa" w:w="2880"/>
           </w:tcPr>
           <w:p>
             <w:r>
               <w:rPr>
                 <w:sz w:val="23"/>
               </w:rPr>
-              <w:t>Warburg Pincus dẫn dắt</w:t>
+              <w:t>Warburg Pincus (dẫn dắt)</w:t>
             </w:r>
           </w:p>
         </w:tc>
         <w:tc>
           <w:tcPr>
-            <w:tcW w:type="dxa" w:w="2160"/>
+            <w:tcW w:type="dxa" w:w="2880"/>
           </w:tcPr>
           <w:p>
             <w:r>
@@ -3761,24 +3882,11 @@
             </w:r>
           </w:p>
         </w:tc>
-        <w:tc>
-          <w:tcPr>
-            <w:tcW w:type="dxa" w:w="2160"/>
-          </w:tcPr>
-          <w:p>
-            <w:r>
-              <w:rPr>
-                <w:sz w:val="23"/>
-              </w:rPr>
-              <w:t>Khoản đầu tư lớn nhất vào fintech Việt lúc đó</w:t>
-            </w:r>
-          </w:p>
-        </w:tc>
       </w:tr>
       <w:tr>
         <w:tc>
           <w:tcPr>
-            <w:tcW w:type="dxa" w:w="2160"/>
+            <w:tcW w:type="dxa" w:w="2880"/>
           </w:tcPr>
           <w:p>
             <w:r>
@@ -3791,20 +3899,20 @@
         </w:tc>
         <w:tc>
           <w:tcPr>
-            <w:tcW w:type="dxa" w:w="2160"/>
+            <w:tcW w:type="dxa" w:w="2880"/>
           </w:tcPr>
           <w:p>
             <w:r>
               <w:rPr>
                 <w:sz w:val="23"/>
               </w:rPr>
-              <w:t>Mizuho dẫn dắt, Ward Ferry, Goodwater Capital, Kora Management</w:t>
+              <w:t>Mizuho (dẫn dắt), Ward Ferry, Goodwater Capital, Kora Management</w:t>
             </w:r>
           </w:p>
         </w:tc>
         <w:tc>
           <w:tcPr>
-            <w:tcW w:type="dxa" w:w="2160"/>
+            <w:tcW w:type="dxa" w:w="2880"/>
           </w:tcPr>
           <w:p>
             <w:r>
@@ -3812,19 +3920,6 @@
                 <w:sz w:val="23"/>
               </w:rPr>
               <w:t>200 triệu đô la Mỹ</w:t>
-            </w:r>
-          </w:p>
-        </w:tc>
-        <w:tc>
-          <w:tcPr>
-            <w:tcW w:type="dxa" w:w="2160"/>
-          </w:tcPr>
-          <w:p>
-            <w:r>
-              <w:rPr>
-                <w:sz w:val="23"/>
-              </w:rPr>
-              <w:t>Đưa MoMo thành “kỳ lân”</w:t>
             </w:r>
           </w:p>
         </w:tc>
@@ -3883,13 +3978,29 @@
     </w:p>
     <w:p>
       <w:pPr>
+        <w:pStyle w:val="ListBullet"/>
         <w:jc w:val="both"/>
       </w:pPr>
       <w:r>
-        <w:rPr>
-          <w:i w:val="0"/>
-        </w:rPr>
-        <w:t>Riêng Mizuho chi khoảng 170 triệu đô la Mỹ cho khoảng 7,5% cổ phần (VnEconomy, 2021) – không chỉ là nguồn vốn mà còn là cầu nối tới kinh nghiệm của một tập đoàn ngân hàng hàng đầu Nhật Bản. Cổ đông trong nước như Chứng khoán Thiên Việt cũng đồng hành từ sớm (VnExpress, 2021).</w:t>
+        <w:t>Vốn từ các tổ chức tài chính hàng đầu thế giới tạo uy tín với đối tác và cơ quan quản lý.</w:t>
+      </w:r>
+    </w:p>
+    <w:p>
+      <w:pPr>
+        <w:pStyle w:val="ListBullet"/>
+        <w:jc w:val="both"/>
+      </w:pPr>
+      <w:r>
+        <w:t>Mizuho chi khoảng 170 triệu đô la Mỹ để sở hữu khoảng 7,5% cổ phần, mở ra khả năng hợp tác với một tập đoàn ngân hàng lớn của Nhật Bản (VnEconomy, 2021).</w:t>
+      </w:r>
+    </w:p>
+    <w:p>
+      <w:pPr>
+        <w:pStyle w:val="ListBullet"/>
+        <w:jc w:val="both"/>
+      </w:pPr>
+      <w:r>
+        <w:t>Cổ đông trong nước như Chứng khoán Thiên Việt (TVS) đồng hành từ giai đoạn đầu (VnExpress, 2021).</w:t>
       </w:r>
     </w:p>
     <w:p>
@@ -3913,13 +4024,14 @@
       </w:r>
     </w:p>
     <w:p>
+      <w:pPr>
+        <w:jc w:val="both"/>
+      </w:pPr>
       <w:r>
         <w:rPr>
-          <w:b/>
-          <w:i/>
-          <w:color w:val="1F3A60"/>
+          <w:i w:val="0"/>
         </w:rPr>
-        <w:t>Mạng lưới đối tác kinh doanh</w:t>
+        <w:t>b) Mạng lưới đối tác kinh doanh</w:t>
       </w:r>
     </w:p>
     <w:p>
@@ -3928,13 +4040,7 @@
         <w:jc w:val="both"/>
       </w:pPr>
       <w:r>
-        <w:rPr>
-          <w:b/>
-        </w:rPr>
-        <w:t xml:space="preserve">Viễn thông: </w:t>
-      </w:r>
-      <w:r>
-        <w:t>MoMo phát triển cùng Vinaphone ngay từ khi ra mắt năm 2014 (MoMo, 2015).</w:t>
+        <w:t>Viễn thông: ngay từ khi ra mắt năm 2014, MoMo phát triển cùng Vinaphone (MoMo, 2015).</w:t>
       </w:r>
     </w:p>
     <w:p>
@@ -3943,13 +4049,7 @@
         <w:jc w:val="both"/>
       </w:pPr>
       <w:r>
-        <w:rPr>
-          <w:b/>
-        </w:rPr>
-        <w:t xml:space="preserve">Ngân hàng và tổ chức tài chính: </w:t>
-      </w:r>
-      <w:r>
-        <w:t>kết nối nạp, rút tiền và phân phối sản phẩm vay, bảo hiểm, đầu tư.</w:t>
+        <w:t>Ngân hàng: liên kết với nhiều ngân hàng để nạp, rút tiền và cung cấp dịch vụ tài chính.</w:t>
       </w:r>
     </w:p>
     <w:p>
@@ -3958,13 +4058,7 @@
         <w:jc w:val="both"/>
       </w:pPr>
       <w:r>
-        <w:rPr>
-          <w:b/>
-        </w:rPr>
-        <w:t xml:space="preserve">Bán lẻ và nền tảng tiêu dùng: </w:t>
-      </w:r>
-      <w:r>
-        <w:t>Highlands Coffee, 7-Eleven và các đối tác ứng dụng nhỏ (MoMo, 2022); hợp tác với Grab (Advertising Vietnam, 2021a).</w:t>
+        <w:t>Nền tảng tiêu dùng: hợp tác với Grab và các siêu ứng dụng khác (Advertising Vietnam, 2021a).</w:t>
       </w:r>
     </w:p>
     <w:p>
@@ -3973,13 +4067,7 @@
         <w:jc w:val="both"/>
       </w:pPr>
       <w:r>
-        <w:rPr>
-          <w:b/>
-        </w:rPr>
-        <w:t xml:space="preserve">Nhà cung cấp dịch vụ thiết yếu: </w:t>
-      </w:r>
-      <w:r>
-        <w:t>điện, nước, viễn thông, hãng hàng không, rạp chiếu phim.</w:t>
+        <w:t>Nhà cung cấp dịch vụ: điện, nước, viễn thông, hãng hàng không, rạp chiếu phim, chuỗi bán lẻ.</w:t>
       </w:r>
     </w:p>
     <w:p>
@@ -3999,30 +4087,10 @@
           <w:color w:val="555555"/>
           <w:sz w:val="21"/>
         </w:rPr>
-        <w:t>Nguồn: MoMo. (2022). MoMo lần đầu giới thiệu công nghệ Mini App doanh nghiệp. https://www.momo.vn/tin-tuc/tin-tuc-su-kien/momo-lan-dau-gioi-thieu-cong-nghe-mini-app-doanh-2991</w:t>
-      </w:r>
-    </w:p>
-    <w:p>
-      <w:r>
-        <w:rPr>
-          <w:i/>
-          <w:color w:val="555555"/>
-          <w:sz w:val="21"/>
-        </w:rPr>
         <w:t>Nguồn: Advertising Vietnam. (2021a). MoMo bắt tay với Grab dù từng cạnh tranh với nhau và loạt ví điện tử hợp tác với các siêu ứng dụng để thu hút người dùng. https://advertisingvietnam.com/momo-bat-tay-voi-grab-du-tung-canh-tranh-voi-nhau-va-loat-vi-dien-tu-hop-tac-voi-cac-sieu-ung-dung-de-thu-hut-nguoi-dung-p23194</w:t>
       </w:r>
     </w:p>
     <w:p>
-      <w:r>
-        <w:rPr>
-          <w:b/>
-          <w:i/>
-          <w:color w:val="1F3A60"/>
-        </w:rPr>
-        <w:t>Mạng lưới cộng đồng</w:t>
-      </w:r>
-    </w:p>
-    <w:p>
       <w:pPr>
         <w:jc w:val="both"/>
       </w:pPr>
@@ -4030,7 +4098,18 @@
         <w:rPr>
           <w:i w:val="0"/>
         </w:rPr>
-        <w:t>Heo Đất MoMo là nền tảng thiện nguyện kết nối tổ chức, doanh nghiệp và cá nhân, được vinh danh tại giải thưởng Human Act Prize năm 2023 (MoMo, 2023b). Mạng lưới này không mang lại doanh thu trực tiếp nhưng tạo ra thiện cảm và lý do để người dùng quay lại ứng dụng mỗi ngày.</w:t>
+        <w:t>c) Mạng lưới cộng đồng và cơ quan quản lý</w:t>
+      </w:r>
+    </w:p>
+    <w:p>
+      <w:pPr>
+        <w:jc w:val="both"/>
+      </w:pPr>
+      <w:r>
+        <w:rPr>
+          <w:i w:val="0"/>
+        </w:rPr>
+        <w:t>Thông qua Heo Đất MoMo, doanh nghiệp xây dựng nền tảng thiện nguyện kết nối tổ chức, doanh nghiệp và cá nhân, được vinh danh tại giải thưởng Human Act Prize năm 2023 (MoMo, 2023b). MoMo cũng là đơn vị đầu tiên được Ngân hàng Nhà nước cấp phép, tham gia thực hiện mục tiêu thanh toán không dùng tiền mặt quốc gia.</w:t>
       </w:r>
     </w:p>
     <w:p>
@@ -4043,49 +4122,6 @@
         <w:t>Nguồn: MoMo. (2023b). Heo Đất MoMo khai hội Tết mới. https://www.momo.vn/tin-tuc/tin-tuc-su-kien/heo-dat-momo-khai-hoi-tet-moi-2393</w:t>
       </w:r>
     </w:p>
-    <w:tbl>
-      <w:tblPr>
-        <w:tblStyle w:val="TableGrid"/>
-        <w:tblW w:type="auto" w:w="0"/>
-        <w:tblLook w:firstColumn="1" w:firstRow="1" w:lastColumn="0" w:lastRow="0" w:noHBand="0" w:noVBand="1" w:val="04A0"/>
-      </w:tblPr>
-      <w:tblGrid>
-        <w:gridCol w:w="8640"/>
-      </w:tblGrid>
-      <w:tr>
-        <w:tc>
-          <w:tcPr>
-            <w:tcW w:type="dxa" w:w="8640"/>
-            <w:shd w:val="clear" w:fill="FCEFE3"/>
-          </w:tcPr>
-          <w:p>
-            <w:pPr>
-              <w:jc w:val="both"/>
-            </w:pPr>
-            <w:r>
-              <w:rPr>
-                <w:b/>
-              </w:rPr>
-              <w:t xml:space="preserve">Góc nhìn phản biện: </w:t>
-            </w:r>
-            <w:r>
-              <w:t>Mạng lưới nhà đầu tư lớn cũng đi kèm áp lực: các quỹ đầu tư cần “lối thoát” để thu hồi vốn, khiến kế hoạch niêm yết và cơ cấu sở hữu trở thành vấn đề nhạy cảm (Đại biểu Nhân dân, 2025).</w:t>
-            </w:r>
-          </w:p>
-        </w:tc>
-      </w:tr>
-    </w:tbl>
-    <w:p/>
-    <w:p>
-      <w:r>
-        <w:rPr>
-          <w:i/>
-          <w:color w:val="555555"/>
-          <w:sz w:val="21"/>
-        </w:rPr>
-        <w:t>Nguồn: Đại biểu Nhân dân. (2025). Ai thực sự sở hữu MoMo: Cuộc chuyển giao quyền lực phía sau thương vụ tỷ USD của kỳ lân fintech Việt Nam. https://daibieunhandan.vn/ai-thuc-su-so-huu-momo-cuoc-chuyen-giao-quyen-luc-phia-sau-thuong-vu-ty-usd-cua-ky-lan-fintech-viet-nam-10421244.html</w:t>
-      </w:r>
-    </w:p>
     <w:p>
       <w:pPr>
         <w:jc w:val="both"/>
@@ -4094,80 +4130,54 @@
         <w:rPr>
           <w:b/>
         </w:rPr>
-        <w:t xml:space="preserve">Liên kết trong ma trận: </w:t>
+        <w:t xml:space="preserve">Đánh giá: </w:t>
+      </w:r>
+      <w:r>
+        <w:rPr>
+          <w:i w:val="0"/>
+        </w:rPr>
+        <w:t>Mạng lưới vốn, đối tác và cộng đồng rộng tạo vòng tuần hoàn giá trị – càng nhiều đối tác càng hấp dẫn người dùng và ngược lại – dựng nên rào cản gia nhập lớn. Đây là một trong những lợi thế nổi bật nhất của MoMo.</w:t>
+      </w:r>
+    </w:p>
+    <w:p>
+      <w:pPr>
+        <w:pStyle w:val="Heading1"/>
+      </w:pPr>
+      <w:r>
+        <w:rPr>
+          <w:rFonts w:ascii="Times New Roman" w:hAnsi="Times New Roman"/>
+          <w:color w:val="1F3A60"/>
+        </w:rPr>
+        <w:t>V. PHÂN TÍCH HÀNG THỨ BA – CHIẾN LƯỢC</w:t>
+      </w:r>
+    </w:p>
+    <w:p>
+      <w:pPr>
+        <w:pStyle w:val="Heading2"/>
+      </w:pPr>
+      <w:r>
+        <w:rPr>
+          <w:rFonts w:ascii="Times New Roman" w:hAnsi="Times New Roman"/>
+          <w:color w:val="1F3A60"/>
+        </w:rPr>
+        <w:t>7. Bán hàng – 4/5</w:t>
+      </w:r>
+    </w:p>
+    <w:p>
+      <w:pPr>
+        <w:jc w:val="both"/>
+      </w:pPr>
+      <w:r>
+        <w:rPr>
+          <w:b/>
+        </w:rPr>
+        <w:t xml:space="preserve">Câu hỏi đặt ra: </w:t>
       </w:r>
       <w:r>
         <w:rPr>
           <w:i/>
         </w:rPr>
-        <w:t>Mạng lưới đối tác là nguồn “nguyên liệu” cho Sản xuất (5.2) – mỗi đối tác mới là một dịch vụ mới trên nền tảng – và là kênh phân phối cho Bán hàng (5.1).</w:t>
-      </w:r>
-    </w:p>
-    <w:p>
-      <w:pPr>
-        <w:pStyle w:val="Heading1"/>
-      </w:pPr>
-      <w:r>
-        <w:rPr>
-          <w:rFonts w:ascii="Times New Roman" w:hAnsi="Times New Roman"/>
-          <w:color w:val="1F3A60"/>
-        </w:rPr>
-        <w:t>PHẦN 5. CHIẾN LƯỢC – ĐỊNH HƯỚNG PHÁT TRIỂN TƯƠNG LAI</w:t>
-      </w:r>
-    </w:p>
-    <w:p>
-      <w:pPr>
-        <w:pStyle w:val="Heading2"/>
-      </w:pPr>
-      <w:r>
-        <w:rPr>
-          <w:rFonts w:ascii="Times New Roman" w:hAnsi="Times New Roman"/>
-          <w:color w:val="1F3A60"/>
-        </w:rPr>
-        <w:t>5.1. Bán hàng: từ “đốt tiền” thu hút sang giữ chân và kiếm lời</w:t>
-      </w:r>
-    </w:p>
-    <w:tbl>
-      <w:tblPr>
-        <w:tblStyle w:val="TableGrid"/>
-        <w:tblW w:type="auto" w:w="0"/>
-        <w:tblLook w:firstColumn="1" w:firstRow="1" w:lastColumn="0" w:lastRow="0" w:noHBand="0" w:noVBand="1" w:val="04A0"/>
-      </w:tblPr>
-      <w:tblGrid>
-        <w:gridCol w:w="8640"/>
-      </w:tblGrid>
-      <w:tr>
-        <w:tc>
-          <w:tcPr>
-            <w:tcW w:type="dxa" w:w="8640"/>
-            <w:shd w:val="clear" w:fill="E8EEF6"/>
-          </w:tcPr>
-          <w:p>
-            <w:pPr>
-              <w:jc w:val="both"/>
-            </w:pPr>
-            <w:r>
-              <w:rPr>
-                <w:b/>
-              </w:rPr>
-              <w:t xml:space="preserve">Nhận định: </w:t>
-            </w:r>
-            <w:r>
-              <w:t>Chiến lược bán hàng của MoMo đã đi qua hai giai đoạn – thu hút người dùng bằng mọi giá, rồi chuyển sang khai thác giá trị từ người dùng sẵn có – và kết quả là lần đầu có lãi năm 2024.</w:t>
-            </w:r>
-          </w:p>
-        </w:tc>
-      </w:tr>
-    </w:tbl>
-    <w:p/>
-    <w:p>
-      <w:r>
-        <w:rPr>
-          <w:b/>
-          <w:i/>
-          <w:color w:val="1F3A60"/>
-        </w:rPr>
-        <w:t>Giai đoạn 1: thu hút người dùng</w:t>
+        <w:t>Doanh nghiệp tiếp cận khách hàng thế nào, kiếm doanh thu và định giá ra sao?</w:t>
       </w:r>
     </w:p>
     <w:p>
@@ -4178,7 +4188,7 @@
         <w:rPr>
           <w:i w:val="0"/>
         </w:rPr>
-        <w:t>MoMo dùng khuyến mãi, hoàn tiền, chương trình giới thiệu bạn bè và đặc biệt là chiến dịch Tết. Lắc Xì là ví dụ điển hình: số người tham gia tăng từ 5 triệu (2019) lên 8 triệu (2020) và 11 triệu (2021). Năm 2021, MoMo lồng ghép cơ chế lắc Heo Vàng để người dùng quyên góp; 39 triệu Heo Vàng đã được quyên góp và quy đổi thành tiền hỗ trợ hoàn cảnh khó khăn (Advertising Vietnam, 2021b). Sức hút của Lắc Xì đến từ yếu tố cộng đồng và chia sẻ, biến chương trình thành một “truyền thống giải trí” mỗi dịp Tết.</w:t>
+        <w:t>a) Chiến lược tiếp cận khách hàng: Chiến dịch Lắc Xì dịp Tết là ví dụ điển hình, số người tham gia tăng từ 5 triệu (2019) lên 8 triệu (2020) và 11 triệu (2021); năm 2021 người dùng quyên góp 39 triệu Heo Vàng để hỗ trợ hoàn cảnh khó khăn (Advertising Vietnam, 2021b). Ngoài ra, MoMo dùng hoàn tiền, giới thiệu bạn bè và hợp tác với đối tác để kéo người dùng.</w:t>
       </w:r>
     </w:p>
     <w:p>
@@ -4193,6 +4203,115 @@
     </w:p>
     <w:p>
       <w:pPr>
+        <w:jc w:val="both"/>
+      </w:pPr>
+      <w:r>
+        <w:rPr>
+          <w:i w:val="0"/>
+        </w:rPr>
+        <w:t>b) Mô hình doanh thu: phí thu từ đối tác trên mỗi giao dịch; hoa hồng phân phối sản phẩm tài chính (vay, bảo hiểm, đầu tư); quảng cáo và dịch vụ tiếp thị trong ứng dụng.</w:t>
+      </w:r>
+    </w:p>
+    <w:p>
+      <w:pPr>
+        <w:jc w:val="both"/>
+      </w:pPr>
+      <w:r>
+        <w:rPr>
+          <w:i w:val="0"/>
+        </w:rPr>
+        <w:t>c) Kết quả: sau giai đoạn lỗ, năm 2024 MoMo lần đầu có lãi ròng khoảng 347,5 tỷ đồng (Vietnam Finance, 2025).</w:t>
+      </w:r>
+    </w:p>
+    <w:p>
+      <w:r>
+        <w:rPr>
+          <w:i/>
+          <w:color w:val="555555"/>
+          <w:sz w:val="21"/>
+        </w:rPr>
+        <w:t>Nguồn: Vietnam Finance. (2025). Kỳ lân công nghệ MoMo lần đầu báo lãi trong năm 2024. https://vietnamfinance.vn/ky-lan-cong-nghe-momo-lan-dau-bao-lai-trong-nam-2024-d126492.html</w:t>
+      </w:r>
+    </w:p>
+    <w:p>
+      <w:pPr>
+        <w:jc w:val="both"/>
+      </w:pPr>
+      <w:r>
+        <w:rPr>
+          <w:b/>
+        </w:rPr>
+        <w:t xml:space="preserve">Đánh giá: </w:t>
+      </w:r>
+      <w:r>
+        <w:rPr>
+          <w:i w:val="0"/>
+        </w:rPr>
+        <w:t>Kênh tiếp cận hiệu quả, thương hiệu gắn với văn hóa Tết. Cần chứng minh khả năng sinh lời bền vững khi giảm khuyến mãi.</w:t>
+      </w:r>
+    </w:p>
+    <w:p>
+      <w:pPr>
+        <w:pStyle w:val="Heading2"/>
+      </w:pPr>
+      <w:r>
+        <w:rPr>
+          <w:rFonts w:ascii="Times New Roman" w:hAnsi="Times New Roman"/>
+          <w:color w:val="1F3A60"/>
+        </w:rPr>
+        <w:t>8. Sản xuất (vận hành công nghệ) – 4/5</w:t>
+      </w:r>
+    </w:p>
+    <w:p>
+      <w:pPr>
+        <w:jc w:val="both"/>
+      </w:pPr>
+      <w:r>
+        <w:rPr>
+          <w:b/>
+        </w:rPr>
+        <w:t xml:space="preserve">Câu hỏi đặt ra: </w:t>
+      </w:r>
+      <w:r>
+        <w:rPr>
+          <w:i/>
+        </w:rPr>
+        <w:t>Doanh nghiệp tổ chức “sản xuất” dịch vụ như thế nào, có hiệu quả không?</w:t>
+      </w:r>
+    </w:p>
+    <w:p>
+      <w:pPr>
+        <w:jc w:val="both"/>
+      </w:pPr>
+      <w:r>
+        <w:rPr>
+          <w:i w:val="0"/>
+        </w:rPr>
+        <w:t>Với doanh nghiệp công nghệ tài chính, “sản xuất” là hạ tầng công nghệ: hệ thống xử lý giao dịch, bảo mật, định danh điện tử và nền tảng dữ liệu. Năm 2022 MoMo thành lập Hội đồng Trí tuệ nhân tạo để thực thi chiến lược lấy trí tuệ nhân tạo làm trọng tâm (Thị trường Tài chính Tiền tệ, 2022); công cụ trí tuệ nhân tạo được dùng để tự động hóa chăm sóc khách hàng (Báo Pháp luật Việt Nam, 2024).</w:t>
+      </w:r>
+    </w:p>
+    <w:p>
+      <w:r>
+        <w:rPr>
+          <w:i/>
+          <w:color w:val="555555"/>
+          <w:sz w:val="21"/>
+        </w:rPr>
+        <w:t>Nguồn: Thị trường Tài chính Tiền tệ. (2022). Giới thiệu AI Committee – MoMo khẳng định quyết tâm thực thi chiến lược AI-First. https://thitruongtaichinhtiente.vn/print/38906.html</w:t>
+      </w:r>
+    </w:p>
+    <w:p>
+      <w:r>
+        <w:rPr>
+          <w:i/>
+          <w:color w:val="555555"/>
+          <w:sz w:val="21"/>
+        </w:rPr>
+        <w:t>Nguồn: Báo Pháp luật Việt Nam. (2024). CTO MoMo Thái Trí Hùng: Công cụ AI thực sự giải phóng nhân viên chăm sóc khách hàng khỏi công việc “rửa chén, quét nhà” nhàm chán. https://doanhnhan.baophapluat.vn/cto-momo-thai-tri-hung-cong-cu-ai-thuc-su-giai-phong-nhan-vien-cham-soc-khach-hang-khoi-cong-viec-rua-chen-quet-nha-nham-chan-78750</w:t>
+      </w:r>
+    </w:p>
+    <w:p>
+      <w:pPr>
         <w:jc w:val="center"/>
       </w:pPr>
       <w:r>
@@ -4200,7 +4319,7 @@
           <w:b/>
           <w:i/>
         </w:rPr>
-        <w:t>Bảng 10. Quy mô chiến dịch Lắc Xì</w:t>
+        <w:t>Bảng 10. Rủi ro vận hành</w:t>
       </w:r>
     </w:p>
     <w:tbl>
@@ -4226,7 +4345,7 @@
                 <w:color w:val="FFFFFF"/>
                 <w:sz w:val="23"/>
               </w:rPr>
-              <w:t>Năm</w:t>
+              <w:t>Rủi ro vận hành</w:t>
             </w:r>
           </w:p>
         </w:tc>
@@ -4242,7 +4361,7 @@
                 <w:color w:val="FFFFFF"/>
                 <w:sz w:val="23"/>
               </w:rPr>
-              <w:t>Số người tham gia Lắc Xì</w:t>
+              <w:t>Tác động</w:t>
             </w:r>
           </w:p>
         </w:tc>
@@ -4257,7 +4376,7 @@
               <w:rPr>
                 <w:sz w:val="23"/>
               </w:rPr>
-              <w:t>2019</w:t>
+              <w:t>Sự cố hệ thống khi giao dịch tăng đột biến</w:t>
             </w:r>
           </w:p>
         </w:tc>
@@ -4270,7 +4389,7 @@
               <w:rPr>
                 <w:sz w:val="23"/>
               </w:rPr>
-              <w:t>5 triệu</w:t>
+              <w:t>Gián đoạn dịch vụ, mất niềm tin</w:t>
             </w:r>
           </w:p>
         </w:tc>
@@ -4285,7 +4404,7 @@
               <w:rPr>
                 <w:sz w:val="23"/>
               </w:rPr>
-              <w:t>2020</w:t>
+              <w:t>Lừa đảo, gian lận</w:t>
             </w:r>
           </w:p>
         </w:tc>
@@ -4298,7 +4417,7 @@
               <w:rPr>
                 <w:sz w:val="23"/>
               </w:rPr>
-              <w:t>8 triệu</w:t>
+              <w:t>Thiệt hại cho người dùng, rủi ro pháp lý</w:t>
             </w:r>
           </w:p>
         </w:tc>
@@ -4313,7 +4432,7 @@
               <w:rPr>
                 <w:sz w:val="23"/>
               </w:rPr>
-              <w:t>2021</w:t>
+              <w:t>Phụ thuộc ngân hàng liên kết</w:t>
             </w:r>
           </w:p>
         </w:tc>
@@ -4326,7 +4445,35 @@
               <w:rPr>
                 <w:sz w:val="23"/>
               </w:rPr>
-              <w:t>11 triệu</w:t>
+              <w:t>Gián đoạn nạp, rút tiền</w:t>
+            </w:r>
+          </w:p>
+        </w:tc>
+      </w:tr>
+      <w:tr>
+        <w:tc>
+          <w:tcPr>
+            <w:tcW w:type="dxa" w:w="4320"/>
+          </w:tcPr>
+          <w:p>
+            <w:r>
+              <w:rPr>
+                <w:sz w:val="23"/>
+              </w:rPr>
+              <w:t>Chi phí công nghệ cao</w:t>
+            </w:r>
+          </w:p>
+        </w:tc>
+        <w:tc>
+          <w:tcPr>
+            <w:tcW w:type="dxa" w:w="4320"/>
+          </w:tcPr>
+          <w:p>
+            <w:r>
+              <w:rPr>
+                <w:sz w:val="23"/>
+              </w:rPr>
+              <w:t>Áp lực lợi nhuận</w:t>
             </w:r>
           </w:p>
         </w:tc>
@@ -4334,34 +4481,119 @@
     </w:tbl>
     <w:p/>
     <w:p>
+      <w:pPr>
+        <w:jc w:val="both"/>
+      </w:pPr>
+      <w:r>
+        <w:rPr>
+          <w:b/>
+        </w:rPr>
+        <w:t xml:space="preserve">Đánh giá: </w:t>
+      </w:r>
+      <w:r>
+        <w:rPr>
+          <w:i w:val="0"/>
+        </w:rPr>
+        <w:t>Năng lực công nghệ mạnh, nhưng rủi ro an ninh mạng và gian lận luôn thường trực.</w:t>
+      </w:r>
+    </w:p>
+    <w:p>
+      <w:pPr>
+        <w:pStyle w:val="Heading2"/>
+      </w:pPr>
+      <w:r>
+        <w:rPr>
+          <w:rFonts w:ascii="Times New Roman" w:hAnsi="Times New Roman"/>
+          <w:color w:val="1F3A60"/>
+        </w:rPr>
+        <w:t>9. Tổ chức và quản trị – 3/5</w:t>
+      </w:r>
+    </w:p>
+    <w:p>
+      <w:pPr>
+        <w:jc w:val="both"/>
+      </w:pPr>
+      <w:r>
+        <w:rPr>
+          <w:b/>
+        </w:rPr>
+        <w:t xml:space="preserve">Câu hỏi đặt ra: </w:t>
+      </w:r>
+      <w:r>
+        <w:rPr>
+          <w:i/>
+        </w:rPr>
+        <w:t>Cơ cấu quản trị ra sao? Doanh nghiệp có chiến lược nhân tài và định hướng phát triển phù hợp không?</w:t>
+      </w:r>
+    </w:p>
+    <w:p>
+      <w:pPr>
+        <w:jc w:val="both"/>
+      </w:pPr>
+      <w:r>
+        <w:rPr>
+          <w:i w:val="0"/>
+        </w:rPr>
+        <w:t>MoMo vận hành theo mô hình doanh nghiệp công nghệ quy mô lớn, hội đồng quản trị có đại diện các quỹ đầu tư. Doanh nghiệp từng đặt mục tiêu niêm yết vào khoảng năm 2025 (Tuổi Trẻ News, 2021) và có thông tin chuẩn bị niêm yết ở nước ngoài (Báo Pháp luật Việt Nam, 2025). Tuy nhiên, những thay đổi về cơ cấu sở hữu (Đại biểu Nhân dân, 2025) và các bất đồng đường lối từng có trong nội bộ cho thấy quản trị là điểm cần củng cố.</w:t>
+      </w:r>
+    </w:p>
+    <w:p>
       <w:r>
         <w:rPr>
           <w:i/>
           <w:color w:val="555555"/>
           <w:sz w:val="21"/>
         </w:rPr>
-        <w:t>Nguồn: Advertising Vietnam. (2021b). Hành trình ví MoMo xây dựng Lắc Xì trở thành chiến dịch được mong đợi mỗi mùa Tết. https://advertisingvietnam.com/article/hanh-trinh-vi-momo-xay-dung-lac-xi-tro-thanh-chien-dich-duoc-mong-doi-moi-mua-tet-p16342</w:t>
+        <w:t>Nguồn: Tuổi Trẻ News. (2021, 21 tháng 12). Vietnam mobile wallet MoMo says valuation tops $2 billion after funding. https://tuoitrenews.vn/news/business/20211221/vietnam-mobile-wallet-momo-says-valuation-tops-2-billion-after-funding/64834.html</w:t>
       </w:r>
     </w:p>
     <w:p>
       <w:r>
         <w:rPr>
-          <w:b/>
           <w:i/>
-          <w:color w:val="1F3A60"/>
+          <w:color w:val="555555"/>
+          <w:sz w:val="21"/>
         </w:rPr>
-        <w:t>Giai đoạn 2: khai thác giá trị</w:t>
+        <w:t>Nguồn: Báo Pháp luật Việt Nam. (2025). M_Service – đơn vị sở hữu ví điện tử MoMo rục rịch chuẩn bị IPO tại nước ngoài. https://doanhnhan.baophapluat.vn/m-service--don-vi-so-huu-vi-dien-tu-momo-ruc-rich-chuan-bi-ipo-tai-nuoc-ngoai-80523.html</w:t>
       </w:r>
     </w:p>
     <w:p>
+      <w:r>
+        <w:rPr>
+          <w:i/>
+          <w:color w:val="555555"/>
+          <w:sz w:val="21"/>
+        </w:rPr>
+        <w:t>Nguồn: Đại biểu Nhân dân. (2025). Ai thực sự sở hữu MoMo: Cuộc chuyển giao quyền lực phía sau thương vụ tỷ USD của kỳ lân fintech Việt Nam. https://daibieunhandan.vn/ai-thuc-su-so-huu-momo-cuoc-chuyen-giao-quyen-luc-phia-sau-thuong-vu-ty-usd-cua-ky-lan-fintech-viet-nam-10421244.html</w:t>
+      </w:r>
+    </w:p>
+    <w:p>
       <w:pPr>
         <w:jc w:val="both"/>
       </w:pPr>
+      <w:r>
+        <w:rPr>
+          <w:b/>
+        </w:rPr>
+        <w:t xml:space="preserve">Đánh giá: </w:t>
+      </w:r>
       <w:r>
         <w:rPr>
           <w:i w:val="0"/>
         </w:rPr>
-        <w:t>Khi lượng người dùng đã đủ lớn, MoMo chuyển trọng tâm sang các nguồn thu có biên lợi nhuận cao hơn:</w:t>
+        <w:t>Đã có nền tảng quản trị theo chuẩn mực nhà đầu tư quốc tế, nhưng kế hoạch niêm yết nhiều lần thay đổi và cơ cấu sở hữu biến động là rủi ro cần theo dõi.</w:t>
+      </w:r>
+    </w:p>
+    <w:p>
+      <w:pPr>
+        <w:pStyle w:val="Heading1"/>
+      </w:pPr>
+      <w:r>
+        <w:rPr>
+          <w:rFonts w:ascii="Times New Roman" w:hAnsi="Times New Roman"/>
+          <w:color w:val="1F3A60"/>
+        </w:rPr>
+        <w:t>VI. TỔNG HỢP ĐÁNH GIÁ</w:t>
       </w:r>
     </w:p>
     <w:p>
@@ -4373,7 +4605,7 @@
           <w:b/>
           <w:i/>
         </w:rPr>
-        <w:t>Bảng 11. Cấu trúc doanh thu của MoMo</w:t>
+        <w:t>Bảng 11. Tổng hợp điểm theo chín yếu tố</w:t>
       </w:r>
     </w:p>
     <w:tbl>
@@ -4400,7 +4632,7 @@
                 <w:color w:val="FFFFFF"/>
                 <w:sz w:val="23"/>
               </w:rPr>
-              <w:t>Nguồn doanh thu</w:t>
+              <w:t>Yếu tố</w:t>
             </w:r>
           </w:p>
         </w:tc>
@@ -4416,7 +4648,7 @@
                 <w:color w:val="FFFFFF"/>
                 <w:sz w:val="23"/>
               </w:rPr>
-              <w:t>Cơ chế</w:t>
+              <w:t>Điểm</w:t>
             </w:r>
           </w:p>
         </w:tc>
@@ -4432,7 +4664,7 @@
                 <w:color w:val="FFFFFF"/>
                 <w:sz w:val="23"/>
               </w:rPr>
-              <w:t>Đặc điểm</w:t>
+              <w:t>Nhận xét chính</w:t>
             </w:r>
           </w:p>
         </w:tc>
@@ -4447,7 +4679,7 @@
               <w:rPr>
                 <w:sz w:val="23"/>
               </w:rPr>
-              <w:t>Phí đối tác</w:t>
+              <w:t>Nhu cầu</w:t>
             </w:r>
           </w:p>
         </w:tc>
@@ -4460,7 +4692,7 @@
               <w:rPr>
                 <w:sz w:val="23"/>
               </w:rPr>
-              <w:t>Thu phí trên mỗi giao dịch thanh toán tại cửa hàng, ứng dụng đối tác</w:t>
+              <w:t>5/5</w:t>
             </w:r>
           </w:p>
         </w:tc>
@@ -4473,7 +4705,7 @@
               <w:rPr>
                 <w:sz w:val="23"/>
               </w:rPr>
-              <w:t>Ổn định, tăng theo số giao dịch</w:t>
+              <w:t>Lớn, cấp thiết, được chính sách hỗ trợ</w:t>
             </w:r>
           </w:p>
         </w:tc>
@@ -4488,7 +4720,7 @@
               <w:rPr>
                 <w:sz w:val="23"/>
               </w:rPr>
-              <w:t>Phân phối sản phẩm tài chính</w:t>
+              <w:t>Giải pháp</w:t>
             </w:r>
           </w:p>
         </w:tc>
@@ -4501,7 +4733,7 @@
               <w:rPr>
                 <w:sz w:val="23"/>
               </w:rPr>
-              <w:t>Hoa hồng từ vay tiêu dùng, ví trả sau, bảo hiểm, đầu tư</w:t>
+              <w:t>4/5</w:t>
             </w:r>
           </w:p>
         </w:tc>
@@ -4514,7 +4746,7 @@
               <w:rPr>
                 <w:sz w:val="23"/>
               </w:rPr>
-              <w:t>Biên lợi nhuận cao, phụ thuộc đối tác tài chính</w:t>
+              <w:t>Phù hợp, cấp phép sớm; dễ bị ngân hàng số thay thế</w:t>
             </w:r>
           </w:p>
         </w:tc>
@@ -4529,7 +4761,7 @@
               <w:rPr>
                 <w:sz w:val="23"/>
               </w:rPr>
-              <w:t>Quảng cáo và tiếp thị</w:t>
+              <w:t>Đội ngũ</w:t>
             </w:r>
           </w:p>
         </w:tc>
@@ -4542,7 +4774,7 @@
               <w:rPr>
                 <w:sz w:val="23"/>
               </w:rPr>
-              <w:t>Doanh nghiệp trả phí hiển thị, ứng dụng nhỏ trong MoMo</w:t>
+              <w:t>4/5</w:t>
             </w:r>
           </w:p>
         </w:tc>
@@ -4555,7 +4787,7 @@
               <w:rPr>
                 <w:sz w:val="23"/>
               </w:rPr>
-              <w:t>Khai thác lượng người dùng lớn</w:t>
+              <w:t>Bền bỉ, gọi vốn giỏi; rủi ro nội bộ</w:t>
             </w:r>
           </w:p>
         </w:tc>
@@ -4570,7 +4802,7 @@
               <w:rPr>
                 <w:sz w:val="23"/>
               </w:rPr>
-              <w:t>Dịch vụ cho doanh nghiệp</w:t>
+              <w:t>Thị trường</w:t>
             </w:r>
           </w:p>
         </w:tc>
@@ -4583,7 +4815,7 @@
               <w:rPr>
                 <w:sz w:val="23"/>
               </w:rPr>
-              <w:t>Công cụ thanh toán, ứng dụng nhỏ, thành viên, thông báo</w:t>
+              <w:t>5/5</w:t>
             </w:r>
           </w:p>
         </w:tc>
@@ -4596,390 +4828,7 @@
               <w:rPr>
                 <w:sz w:val="23"/>
               </w:rPr>
-              <w:t>Mở rộng sang khách hàng doanh nghiệp</w:t>
-            </w:r>
-          </w:p>
-        </w:tc>
-      </w:tr>
-    </w:tbl>
-    <w:p/>
-    <w:p>
-      <w:r>
-        <w:rPr>
-          <w:i/>
-          <w:color w:val="555555"/>
-          <w:sz w:val="21"/>
-        </w:rPr>
-        <w:t>Nguồn: MoMo. (2022). MoMo lần đầu giới thiệu công nghệ Mini App doanh nghiệp. https://www.momo.vn/tin-tuc/tin-tuc-su-kien/momo-lan-dau-gioi-thieu-cong-nghe-mini-app-doanh-2991</w:t>
-      </w:r>
-    </w:p>
-    <w:p>
-      <w:r>
-        <w:rPr>
-          <w:i/>
-          <w:color w:val="555555"/>
-          <w:sz w:val="21"/>
-        </w:rPr>
-        <w:t>Nguồn: Tuổi Trẻ News. (2021, 21 tháng 12). Vietnam mobile wallet MoMo says valuation tops $2 billion after funding. https://tuoitrenews.vn/news/business/20211221/vietnam-mobile-wallet-momo-says-valuation-tops-2-billion-after-funding/64834.html</w:t>
-      </w:r>
-    </w:p>
-    <w:p>
-      <w:r>
-        <w:rPr>
-          <w:b/>
-          <w:i/>
-          <w:color w:val="1F3A60"/>
-        </w:rPr>
-        <w:t>Kết quả tài chính</w:t>
-      </w:r>
-    </w:p>
-    <w:p>
-      <w:pPr>
-        <w:jc w:val="center"/>
-      </w:pPr>
-      <w:r>
-        <w:rPr>
-          <w:b/>
-          <w:i/>
-        </w:rPr>
-        <w:t>Bảng 12. Kết quả kinh doanh của M_Service</w:t>
-      </w:r>
-    </w:p>
-    <w:tbl>
-      <w:tblPr>
-        <w:tblStyle w:val="TableGrid"/>
-        <w:tblW w:type="auto" w:w="0"/>
-        <w:tblLook w:firstColumn="1" w:firstRow="1" w:lastColumn="0" w:lastRow="0" w:noHBand="0" w:noVBand="1" w:val="04A0"/>
-      </w:tblPr>
-      <w:tblGrid>
-        <w:gridCol w:w="4320"/>
-        <w:gridCol w:w="4320"/>
-      </w:tblGrid>
-      <w:tr>
-        <w:tc>
-          <w:tcPr>
-            <w:tcW w:type="dxa" w:w="4320"/>
-            <w:shd w:val="clear" w:fill="1F3A60"/>
-          </w:tcPr>
-          <w:p>
-            <w:r>
-              <w:rPr>
-                <w:b/>
-                <w:color w:val="FFFFFF"/>
-                <w:sz w:val="23"/>
-              </w:rPr>
-              <w:t>Năm</w:t>
-            </w:r>
-          </w:p>
-        </w:tc>
-        <w:tc>
-          <w:tcPr>
-            <w:tcW w:type="dxa" w:w="4320"/>
-            <w:shd w:val="clear" w:fill="1F3A60"/>
-          </w:tcPr>
-          <w:p>
-            <w:r>
-              <w:rPr>
-                <w:b/>
-                <w:color w:val="FFFFFF"/>
-                <w:sz w:val="23"/>
-              </w:rPr>
-              <w:t>Kết quả ròng</w:t>
-            </w:r>
-          </w:p>
-        </w:tc>
-      </w:tr>
-      <w:tr>
-        <w:tc>
-          <w:tcPr>
-            <w:tcW w:type="dxa" w:w="4320"/>
-          </w:tcPr>
-          <w:p>
-            <w:r>
-              <w:rPr>
-                <w:sz w:val="23"/>
-              </w:rPr>
-              <w:t>2022</w:t>
-            </w:r>
-          </w:p>
-        </w:tc>
-        <w:tc>
-          <w:tcPr>
-            <w:tcW w:type="dxa" w:w="4320"/>
-          </w:tcPr>
-          <w:p>
-            <w:r>
-              <w:rPr>
-                <w:sz w:val="23"/>
-              </w:rPr>
-              <w:t>Lỗ khoảng 1.150 tỷ đồng</w:t>
-            </w:r>
-          </w:p>
-        </w:tc>
-      </w:tr>
-      <w:tr>
-        <w:tc>
-          <w:tcPr>
-            <w:tcW w:type="dxa" w:w="4320"/>
-          </w:tcPr>
-          <w:p>
-            <w:r>
-              <w:rPr>
-                <w:sz w:val="23"/>
-              </w:rPr>
-              <w:t>2023</w:t>
-            </w:r>
-          </w:p>
-        </w:tc>
-        <w:tc>
-          <w:tcPr>
-            <w:tcW w:type="dxa" w:w="4320"/>
-          </w:tcPr>
-          <w:p>
-            <w:r>
-              <w:rPr>
-                <w:sz w:val="23"/>
-              </w:rPr>
-              <w:t>Lỗ khoảng 287 tỷ đồng</w:t>
-            </w:r>
-          </w:p>
-        </w:tc>
-      </w:tr>
-      <w:tr>
-        <w:tc>
-          <w:tcPr>
-            <w:tcW w:type="dxa" w:w="4320"/>
-          </w:tcPr>
-          <w:p>
-            <w:r>
-              <w:rPr>
-                <w:sz w:val="23"/>
-              </w:rPr>
-              <w:t>2024</w:t>
-            </w:r>
-          </w:p>
-        </w:tc>
-        <w:tc>
-          <w:tcPr>
-            <w:tcW w:type="dxa" w:w="4320"/>
-          </w:tcPr>
-          <w:p>
-            <w:r>
-              <w:rPr>
-                <w:sz w:val="23"/>
-              </w:rPr>
-              <w:t>Lãi khoảng 347,5 tỷ đồng</w:t>
-            </w:r>
-          </w:p>
-        </w:tc>
-      </w:tr>
-    </w:tbl>
-    <w:p/>
-    <w:p>
-      <w:r>
-        <w:rPr>
-          <w:i/>
-          <w:color w:val="555555"/>
-          <w:sz w:val="21"/>
-        </w:rPr>
-        <w:t>Nguồn: Vietnam Finance. (2025). Kỳ lân công nghệ MoMo lần đầu báo lãi trong năm 2024. https://vietnamfinance.vn/ky-lan-cong-nghe-momo-lan-dau-bao-lai-trong-nam-2024-d126492.html</w:t>
-      </w:r>
-    </w:p>
-    <w:p>
-      <w:r>
-        <w:rPr>
-          <w:i/>
-          <w:color w:val="555555"/>
-          <w:sz w:val="21"/>
-        </w:rPr>
-        <w:t>Nguồn: Người Quan sát. (2025). Kỳ lân công nghệ đầu tiên của Việt Nam lần đầu báo lãi, rục rịch kế hoạch IPO. https://nguoiquansat.vn/ky-lan-cong-nghe-dau-tien-cua-viet-nam-lan-dau-bao-lai-ruc-rich-ke-hoach-ipo-217921.html</w:t>
-      </w:r>
-    </w:p>
-    <w:p>
-      <w:pPr>
-        <w:jc w:val="both"/>
-      </w:pPr>
-      <w:r>
-        <w:rPr>
-          <w:i w:val="0"/>
-        </w:rPr>
-        <w:t>Diễn biến từ lỗ sâu đến có lãi trong ba năm cho thấy chiến lược chuyển dịch đã phát huy hiệu quả: chi phí khuyến mãi được kiểm soát chặt hơn, trong khi doanh thu từ dịch vụ tài chính và đối tác tăng lên.</w:t>
-      </w:r>
-    </w:p>
-    <w:tbl>
-      <w:tblPr>
-        <w:tblStyle w:val="TableGrid"/>
-        <w:tblW w:type="auto" w:w="0"/>
-        <w:tblLook w:firstColumn="1" w:firstRow="1" w:lastColumn="0" w:lastRow="0" w:noHBand="0" w:noVBand="1" w:val="04A0"/>
-      </w:tblPr>
-      <w:tblGrid>
-        <w:gridCol w:w="8640"/>
-      </w:tblGrid>
-      <w:tr>
-        <w:tc>
-          <w:tcPr>
-            <w:tcW w:type="dxa" w:w="8640"/>
-            <w:shd w:val="clear" w:fill="FCEFE3"/>
-          </w:tcPr>
-          <w:p>
-            <w:pPr>
-              <w:jc w:val="both"/>
-            </w:pPr>
-            <w:r>
-              <w:rPr>
-                <w:b/>
-              </w:rPr>
-              <w:t xml:space="preserve">Góc nhìn phản biện: </w:t>
-            </w:r>
-            <w:r>
-              <w:t>Các nguồn báo chí đưa ra số liệu doanh thu chưa thống nhất giữa các năm, và doanh nghiệp chưa niêm yết nên báo cáo tài chính chưa được công bố đầy đủ. Ngoài ra, lợi nhuận mới đạt được trong một năm, cần thêm thời gian để khẳng định tính bền vững, nhất là khi quy định sinh trắc học làm tăng chi phí thu hút người dùng mới.</w:t>
-            </w:r>
-          </w:p>
-        </w:tc>
-      </w:tr>
-    </w:tbl>
-    <w:p/>
-    <w:p>
-      <w:pPr>
-        <w:jc w:val="both"/>
-      </w:pPr>
-      <w:r>
-        <w:rPr>
-          <w:b/>
-        </w:rPr>
-        <w:t xml:space="preserve">Liên kết trong ma trận: </w:t>
-      </w:r>
-      <w:r>
-        <w:rPr>
-          <w:i/>
-        </w:rPr>
-        <w:t>Bán hàng hiệu quả nhờ Mạng lưới (4.3) đối tác rộng, nhưng bị chi phối bởi Cạnh tranh (4.2) – nếu đối thủ tăng khuyến mãi, MoMo khó giữ được biên lợi nhuận.</w:t>
-      </w:r>
-    </w:p>
-    <w:p>
-      <w:pPr>
-        <w:pStyle w:val="Heading2"/>
-      </w:pPr>
-      <w:r>
-        <w:rPr>
-          <w:rFonts w:ascii="Times New Roman" w:hAnsi="Times New Roman"/>
-          <w:color w:val="1F3A60"/>
-        </w:rPr>
-        <w:t>5.2. Sản xuất: hạ tầng công nghệ là “nhà máy” của MoMo</w:t>
-      </w:r>
-    </w:p>
-    <w:tbl>
-      <w:tblPr>
-        <w:tblStyle w:val="TableGrid"/>
-        <w:tblW w:type="auto" w:w="0"/>
-        <w:tblLook w:firstColumn="1" w:firstRow="1" w:lastColumn="0" w:lastRow="0" w:noHBand="0" w:noVBand="1" w:val="04A0"/>
-      </w:tblPr>
-      <w:tblGrid>
-        <w:gridCol w:w="8640"/>
-      </w:tblGrid>
-      <w:tr>
-        <w:tc>
-          <w:tcPr>
-            <w:tcW w:type="dxa" w:w="8640"/>
-            <w:shd w:val="clear" w:fill="E8EEF6"/>
-          </w:tcPr>
-          <w:p>
-            <w:pPr>
-              <w:jc w:val="both"/>
-            </w:pPr>
-            <w:r>
-              <w:rPr>
-                <w:b/>
-              </w:rPr>
-              <w:t xml:space="preserve">Nhận định: </w:t>
-            </w:r>
-            <w:r>
-              <w:t>Với một doanh nghiệp công nghệ tài chính, “sản xuất” chính là năng lực vận hành hạ tầng công nghệ – xử lý hàng triệu giao dịch an toàn mỗi ngày và liên tục “sản xuất” dịch vụ mới.</w:t>
-            </w:r>
-          </w:p>
-        </w:tc>
-      </w:tr>
-    </w:tbl>
-    <w:p/>
-    <w:p>
-      <w:r>
-        <w:rPr>
-          <w:b/>
-          <w:i/>
-          <w:color w:val="1F3A60"/>
-        </w:rPr>
-        <w:t>Ba lớp của “dây chuyền sản xuất”</w:t>
-      </w:r>
-    </w:p>
-    <w:p>
-      <w:pPr>
-        <w:jc w:val="center"/>
-      </w:pPr>
-      <w:r>
-        <w:rPr>
-          <w:b/>
-          <w:i/>
-        </w:rPr>
-        <w:t>Bảng 13. Cấu trúc hạ tầng công nghệ của MoMo</w:t>
-      </w:r>
-    </w:p>
-    <w:tbl>
-      <w:tblPr>
-        <w:tblStyle w:val="TableGrid"/>
-        <w:tblW w:type="auto" w:w="0"/>
-        <w:tblLook w:firstColumn="1" w:firstRow="1" w:lastColumn="0" w:lastRow="0" w:noHBand="0" w:noVBand="1" w:val="04A0"/>
-      </w:tblPr>
-      <w:tblGrid>
-        <w:gridCol w:w="2880"/>
-        <w:gridCol w:w="2880"/>
-        <w:gridCol w:w="2880"/>
-      </w:tblGrid>
-      <w:tr>
-        <w:tc>
-          <w:tcPr>
-            <w:tcW w:type="dxa" w:w="2880"/>
-            <w:shd w:val="clear" w:fill="1F3A60"/>
-          </w:tcPr>
-          <w:p>
-            <w:r>
-              <w:rPr>
-                <w:b/>
-                <w:color w:val="FFFFFF"/>
-                <w:sz w:val="23"/>
-              </w:rPr>
-              <w:t>Lớp</w:t>
-            </w:r>
-          </w:p>
-        </w:tc>
-        <w:tc>
-          <w:tcPr>
-            <w:tcW w:type="dxa" w:w="2880"/>
-            <w:shd w:val="clear" w:fill="1F3A60"/>
-          </w:tcPr>
-          <w:p>
-            <w:r>
-              <w:rPr>
-                <w:b/>
-                <w:color w:val="FFFFFF"/>
-                <w:sz w:val="23"/>
-              </w:rPr>
-              <w:t>Thành phần</w:t>
-            </w:r>
-          </w:p>
-        </w:tc>
-        <w:tc>
-          <w:tcPr>
-            <w:tcW w:type="dxa" w:w="2880"/>
-            <w:shd w:val="clear" w:fill="1F3A60"/>
-          </w:tcPr>
-          <w:p>
-            <w:r>
-              <w:rPr>
-                <w:b/>
-                <w:color w:val="FFFFFF"/>
-                <w:sz w:val="23"/>
-              </w:rPr>
-              <w:t>Vai trò</w:t>
+              <w:t>Nền kinh tế số tăng nhanh nhất khu vực</w:t>
             </w:r>
           </w:p>
         </w:tc>
@@ -4994,7 +4843,7 @@
               <w:rPr>
                 <w:sz w:val="23"/>
               </w:rPr>
-              <w:t>Lớp lõi giao dịch</w:t>
+              <w:t>Cạnh tranh</w:t>
             </w:r>
           </w:p>
         </w:tc>
@@ -5007,7 +4856,7 @@
               <w:rPr>
                 <w:sz w:val="23"/>
               </w:rPr>
-              <w:t>Hệ thống xử lý thanh toán, kết nối ngân hàng</w:t>
+              <w:t>3/5</w:t>
             </w:r>
           </w:p>
         </w:tc>
@@ -5020,7 +4869,7 @@
               <w:rPr>
                 <w:sz w:val="23"/>
               </w:rPr>
-              <w:t>Bảo đảm giao dịch nhanh, chính xác, không gián đoạn</w:t>
+              <w:t>Dẫn đầu nhưng cạnh tranh gay gắt</w:t>
             </w:r>
           </w:p>
         </w:tc>
@@ -5035,7 +4884,7 @@
               <w:rPr>
                 <w:sz w:val="23"/>
               </w:rPr>
-              <w:t>Lớp an toàn</w:t>
+              <w:t>Mạng lưới</w:t>
             </w:r>
           </w:p>
         </w:tc>
@@ -5048,7 +4897,7 @@
               <w:rPr>
                 <w:sz w:val="23"/>
               </w:rPr>
-              <w:t>Định danh điện tử, xác thực sinh trắc học, chấm điểm rủi ro, phát hiện gian lận</w:t>
+              <w:t>5/5</w:t>
             </w:r>
           </w:p>
         </w:tc>
@@ -5061,7 +4910,7 @@
               <w:rPr>
                 <w:sz w:val="23"/>
               </w:rPr>
-              <w:t>Bảo vệ người dùng, tuân thủ quy định</w:t>
+              <w:t>Nhà đầu tư, đối tác, cộng đồng rộng</w:t>
             </w:r>
           </w:p>
         </w:tc>
@@ -5076,7 +4925,7 @@
               <w:rPr>
                 <w:sz w:val="23"/>
               </w:rPr>
-              <w:t>Lớp mở rộng</w:t>
+              <w:t>Bán hàng</w:t>
             </w:r>
           </w:p>
         </w:tc>
@@ -5089,7 +4938,7 @@
               <w:rPr>
                 <w:sz w:val="23"/>
               </w:rPr>
-              <w:t>Nền tảng ứng dụng nhỏ cho đối tác, trí tuệ nhân tạo cá nhân hóa</w:t>
+              <w:t>4/5</w:t>
             </w:r>
           </w:p>
         </w:tc>
@@ -5102,235 +4951,7 @@
               <w:rPr>
                 <w:sz w:val="23"/>
               </w:rPr>
-              <w:t>Liên tục bổ sung dịch vụ mới với chi phí thấp</w:t>
-            </w:r>
-          </w:p>
-        </w:tc>
-      </w:tr>
-    </w:tbl>
-    <w:p/>
-    <w:p>
-      <w:r>
-        <w:rPr>
-          <w:i/>
-          <w:color w:val="555555"/>
-          <w:sz w:val="21"/>
-        </w:rPr>
-        <w:t>Nguồn: Thị trường Tài chính Tiền tệ. (2022). Giới thiệu AI Committee – MoMo khẳng định quyết tâm thực thi chiến lược AI-First. https://thitruongtaichinhtiente.vn/print/38906.html</w:t>
-      </w:r>
-    </w:p>
-    <w:p>
-      <w:r>
-        <w:rPr>
-          <w:i/>
-          <w:color w:val="555555"/>
-          <w:sz w:val="21"/>
-        </w:rPr>
-        <w:t>Nguồn: MoMo. (2022). MoMo lần đầu giới thiệu công nghệ Mini App doanh nghiệp. https://www.momo.vn/tin-tuc/tin-tuc-su-kien/momo-lan-dau-gioi-thieu-cong-nghe-mini-app-doanh-2991</w:t>
-      </w:r>
-    </w:p>
-    <w:p>
-      <w:r>
-        <w:rPr>
-          <w:b/>
-          <w:i/>
-          <w:color w:val="1F3A60"/>
-        </w:rPr>
-        <w:t>Trí tuệ nhân tạo – “máy móc” chủ lực</w:t>
-      </w:r>
-    </w:p>
-    <w:p>
-      <w:pPr>
-        <w:jc w:val="both"/>
-      </w:pPr>
-      <w:r>
-        <w:rPr>
-          <w:i w:val="0"/>
-        </w:rPr>
-        <w:t>Năm 2022, MoMo thành lập Hội đồng Trí tuệ nhân tạo để thực thi chiến lược lấy trí tuệ nhân tạo làm trọng tâm; trí tuệ nhân tạo được triển khai rộng rãi trong gợi ý sản phẩm và bảo vệ người dùng (Thị trường Tài chính Tiền tệ, 2022). Theo Giám đốc Công nghệ Thái Trí Hùng, công cụ trí tuệ nhân tạo đã giúp giải phóng nhân viên chăm sóc khách hàng khỏi những công việc lặp lại nhàm chán (Báo Pháp luật Việt Nam, 2024a). Việc mua lại Pique – đơn vị cung cấp giải pháp trí tuệ nhân tạo cá nhân hóa trải nghiệm khách hàng – giúp MoMo sở hữu toàn bộ công nghệ thay vì phải thuê ngoài (VietTimes, 2022).</w:t>
-      </w:r>
-    </w:p>
-    <w:p>
-      <w:r>
-        <w:rPr>
-          <w:i/>
-          <w:color w:val="555555"/>
-          <w:sz w:val="21"/>
-        </w:rPr>
-        <w:t>Nguồn: Thị trường Tài chính Tiền tệ. (2022). Giới thiệu AI Committee – MoMo khẳng định quyết tâm thực thi chiến lược AI-First. https://thitruongtaichinhtiente.vn/print/38906.html</w:t>
-      </w:r>
-    </w:p>
-    <w:p>
-      <w:r>
-        <w:rPr>
-          <w:i/>
-          <w:color w:val="555555"/>
-          <w:sz w:val="21"/>
-        </w:rPr>
-        <w:t>Nguồn: Báo Pháp luật Việt Nam. (2024a). CTO MoMo Thái Trí Hùng: Công cụ AI thực sự giải phóng nhân viên chăm sóc khách hàng khỏi công việc “rửa chén, quét nhà” nhàm chán. https://doanhnhan.baophapluat.vn/cto-momo-thai-tri-hung-cong-cu-ai-thuc-su-giai-phong-nhan-vien-cham-soc-khach-hang-khoi-cong-viec-rua-chen-quet-nha-nham-chan-78750</w:t>
-      </w:r>
-    </w:p>
-    <w:p>
-      <w:r>
-        <w:rPr>
-          <w:i/>
-          <w:color w:val="555555"/>
-          <w:sz w:val="21"/>
-        </w:rPr>
-        <w:t>Nguồn: VietTimes. (2022). MoMo thâu tóm start-up AI, chiêu mộ cả nhà sáng lập. https://viettimes.vn/momo-thau-tom-start-up-ai-chieu-mo-ca-founder-post147508.html</w:t>
-      </w:r>
-    </w:p>
-    <w:p>
-      <w:r>
-        <w:rPr>
-          <w:b/>
-          <w:i/>
-          <w:color w:val="1F3A60"/>
-        </w:rPr>
-        <w:t>Mô hình “sản xuất” dịch vụ qua đối tác</w:t>
-      </w:r>
-    </w:p>
-    <w:p>
-      <w:pPr>
-        <w:jc w:val="both"/>
-      </w:pPr>
-      <w:r>
-        <w:rPr>
-          <w:i w:val="0"/>
-        </w:rPr>
-        <w:t>Thay vì tự phát triển mọi dịch vụ, MoMo cho phép đối tác xây ứng dụng nhỏ chạy trên nền tảng của mình. Cách làm này giống mô hình gia công: MoMo cung cấp “nhà xưởng” (hạ tầng, người dùng, thanh toán), đối tác tự đưa “sản phẩm” lên. Nhờ vậy, danh mục dịch vụ tăng nhanh mà chi phí của MoMo không tăng tương ứng (MoMo, 2022; The Leader, 2021).</w:t>
-      </w:r>
-    </w:p>
-    <w:p>
-      <w:r>
-        <w:rPr>
-          <w:i/>
-          <w:color w:val="555555"/>
-          <w:sz w:val="21"/>
-        </w:rPr>
-        <w:t>Nguồn: MoMo. (2022). MoMo lần đầu giới thiệu công nghệ Mini App doanh nghiệp. https://www.momo.vn/tin-tuc/tin-tuc-su-kien/momo-lan-dau-gioi-thieu-cong-nghe-mini-app-doanh-2991</w:t>
-      </w:r>
-    </w:p>
-    <w:p>
-      <w:r>
-        <w:rPr>
-          <w:i/>
-          <w:color w:val="555555"/>
-          <w:sz w:val="21"/>
-        </w:rPr>
-        <w:t>Nguồn: The Leader. (2021). Siêu ứng dụng đi xây tiểu ứng dụng. https://theleader.vn/sieu-ung-dung-di-xay-tieu-ung-dung-d12975.html</w:t>
-      </w:r>
-    </w:p>
-    <w:p>
-      <w:r>
-        <w:rPr>
-          <w:b/>
-          <w:i/>
-          <w:color w:val="1F3A60"/>
-        </w:rPr>
-        <w:t>Tuân thủ – một phần bắt buộc của sản xuất</w:t>
-      </w:r>
-    </w:p>
-    <w:p>
-      <w:pPr>
-        <w:jc w:val="both"/>
-      </w:pPr>
-      <w:r>
-        <w:rPr>
-          <w:i w:val="0"/>
-        </w:rPr>
-        <w:t>Từ 01/10/2024, việc mở ví trực tuyến phải xác thực sinh trắc học (VnEconomy, 2025); từ 01/01/2026, quy trình mở ví tiếp tục được siết chặt theo Thông tư 41/2025/TT-NHNN (LuatVietnam, 2025). Mỗi thay đổi quy định đòi hỏi MoMo cập nhật hệ thống cho hàng chục triệu người dùng trong thời gian ngắn – một thử thách vận hành lớn.</w:t>
-      </w:r>
-    </w:p>
-    <w:p>
-      <w:r>
-        <w:rPr>
-          <w:i/>
-          <w:color w:val="555555"/>
-          <w:sz w:val="21"/>
-        </w:rPr>
-        <w:t>Nguồn: VnEconomy. (2025). 100% khách hàng mở tài khoản ví điện tử đều được yêu cầu xác thực sinh trắc học. https://vneconomy.vn/100-khach-hang-mo-tai-khoan-vi-dien-tu-deu-duoc-yeu-cau-xac-thuc-sinh-trac-hoc.htm</w:t>
-      </w:r>
-    </w:p>
-    <w:p>
-      <w:r>
-        <w:rPr>
-          <w:i/>
-          <w:color w:val="555555"/>
-          <w:sz w:val="21"/>
-        </w:rPr>
-        <w:t>Nguồn: LuatVietnam. (2025). Tổng hợp 4 điểm mới Thông tư 41/2025/TT-NHNN về ví điện tử. https://luatvietnam.vn/linh-vuc-khac/tong-hop-diem-moi-thong-tu-41-2025-tt-nhnn-ve-vi-dien-tu-883-106022-article.html</w:t>
-      </w:r>
-    </w:p>
-    <w:p>
-      <w:pPr>
-        <w:jc w:val="center"/>
-      </w:pPr>
-      <w:r>
-        <w:rPr>
-          <w:b/>
-          <w:i/>
-        </w:rPr>
-        <w:t>Bảng 14. Rủi ro vận hành và hướng kiểm soát</w:t>
-      </w:r>
-    </w:p>
-    <w:tbl>
-      <w:tblPr>
-        <w:tblStyle w:val="TableGrid"/>
-        <w:tblW w:type="auto" w:w="0"/>
-        <w:tblLook w:firstColumn="1" w:firstRow="1" w:lastColumn="0" w:lastRow="0" w:noHBand="0" w:noVBand="1" w:val="04A0"/>
-      </w:tblPr>
-      <w:tblGrid>
-        <w:gridCol w:w="2880"/>
-        <w:gridCol w:w="2880"/>
-        <w:gridCol w:w="2880"/>
-      </w:tblGrid>
-      <w:tr>
-        <w:tc>
-          <w:tcPr>
-            <w:tcW w:type="dxa" w:w="2880"/>
-            <w:shd w:val="clear" w:fill="1F3A60"/>
-          </w:tcPr>
-          <w:p>
-            <w:r>
-              <w:rPr>
-                <w:b/>
-                <w:color w:val="FFFFFF"/>
-                <w:sz w:val="23"/>
-              </w:rPr>
-              <w:t>Rủi ro vận hành</w:t>
-            </w:r>
-          </w:p>
-        </w:tc>
-        <w:tc>
-          <w:tcPr>
-            <w:tcW w:type="dxa" w:w="2880"/>
-            <w:shd w:val="clear" w:fill="1F3A60"/>
-          </w:tcPr>
-          <w:p>
-            <w:r>
-              <w:rPr>
-                <w:b/>
-                <w:color w:val="FFFFFF"/>
-                <w:sz w:val="23"/>
-              </w:rPr>
-              <w:t>Tác động</w:t>
-            </w:r>
-          </w:p>
-        </w:tc>
-        <w:tc>
-          <w:tcPr>
-            <w:tcW w:type="dxa" w:w="2880"/>
-            <w:shd w:val="clear" w:fill="1F3A60"/>
-          </w:tcPr>
-          <w:p>
-            <w:r>
-              <w:rPr>
-                <w:b/>
-                <w:color w:val="FFFFFF"/>
-                <w:sz w:val="23"/>
-              </w:rPr>
-              <w:t>Hướng kiểm soát</w:t>
+              <w:t>Tiếp thị hiệu quả, mới có lãi lần đầu</w:t>
             </w:r>
           </w:p>
         </w:tc>
@@ -5345,7 +4966,7 @@
               <w:rPr>
                 <w:sz w:val="23"/>
               </w:rPr>
-              <w:t>Sự cố hệ thống khi giao dịch tăng đột biến (dịp Tết, khuyến mãi)</w:t>
+              <w:t>Sản xuất</w:t>
             </w:r>
           </w:p>
         </w:tc>
@@ -5358,7 +4979,7 @@
               <w:rPr>
                 <w:sz w:val="23"/>
               </w:rPr>
-              <w:t>Gián đoạn dịch vụ, mất niềm tin</w:t>
+              <w:t>4/5</w:t>
             </w:r>
           </w:p>
         </w:tc>
@@ -5371,7 +4992,7 @@
               <w:rPr>
                 <w:sz w:val="23"/>
               </w:rPr>
-              <w:t>Mở rộng hạ tầng, kiểm thử tải</w:t>
+              <w:t>Công nghệ mạnh, rủi ro an ninh mạng</w:t>
             </w:r>
           </w:p>
         </w:tc>
@@ -5386,7 +5007,7 @@
               <w:rPr>
                 <w:sz w:val="23"/>
               </w:rPr>
-              <w:t>Lừa đảo, gian lận</w:t>
+              <w:t>Tổ chức</w:t>
             </w:r>
           </w:p>
         </w:tc>
@@ -5399,7 +5020,7 @@
               <w:rPr>
                 <w:sz w:val="23"/>
               </w:rPr>
-              <w:t>Thiệt hại cho người dùng, rủi ro pháp lý</w:t>
+              <w:t>3/5</w:t>
             </w:r>
           </w:p>
         </w:tc>
@@ -5412,7 +5033,7 @@
               <w:rPr>
                 <w:sz w:val="23"/>
               </w:rPr>
-              <w:t>Trí tuệ nhân tạo phát hiện gian lận, xác thực sinh trắc học</w:t>
+              <w:t>Cơ cấu sở hữu biến động</w:t>
             </w:r>
           </w:p>
         </w:tc>
@@ -5427,7 +5048,7 @@
               <w:rPr>
                 <w:sz w:val="23"/>
               </w:rPr>
-              <w:t>Phụ thuộc ngân hàng liên kết</w:t>
+              <w:t>Trung bình</w:t>
             </w:r>
           </w:p>
         </w:tc>
@@ -5440,7 +5061,7 @@
               <w:rPr>
                 <w:sz w:val="23"/>
               </w:rPr>
-              <w:t>Gián đoạn nạp, rút tiền</w:t>
+              <w:t>≈ 4,1/5</w:t>
             </w:r>
           </w:p>
         </w:tc>
@@ -5453,122 +5074,7 @@
               <w:rPr>
                 <w:sz w:val="23"/>
               </w:rPr>
-              <w:t>Đa dạng hóa ngân hàng đối tác</w:t>
-            </w:r>
-          </w:p>
-        </w:tc>
-      </w:tr>
-      <w:tr>
-        <w:tc>
-          <w:tcPr>
-            <w:tcW w:type="dxa" w:w="2880"/>
-          </w:tcPr>
-          <w:p>
-            <w:r>
-              <w:rPr>
-                <w:sz w:val="23"/>
-              </w:rPr>
-              <w:t>Thay đổi quy định liên tục</w:t>
-            </w:r>
-          </w:p>
-        </w:tc>
-        <w:tc>
-          <w:tcPr>
-            <w:tcW w:type="dxa" w:w="2880"/>
-          </w:tcPr>
-          <w:p>
-            <w:r>
-              <w:rPr>
-                <w:sz w:val="23"/>
-              </w:rPr>
-              <w:t>Chi phí cập nhật hệ thống</w:t>
-            </w:r>
-          </w:p>
-        </w:tc>
-        <w:tc>
-          <w:tcPr>
-            <w:tcW w:type="dxa" w:w="2880"/>
-          </w:tcPr>
-          <w:p>
-            <w:r>
-              <w:rPr>
-                <w:sz w:val="23"/>
-              </w:rPr>
-              <w:t>Bộ phận tuân thủ chuyên trách</w:t>
-            </w:r>
-          </w:p>
-        </w:tc>
-      </w:tr>
-      <w:tr>
-        <w:tc>
-          <w:tcPr>
-            <w:tcW w:type="dxa" w:w="2880"/>
-          </w:tcPr>
-          <w:p>
-            <w:r>
-              <w:rPr>
-                <w:sz w:val="23"/>
-              </w:rPr>
-              <w:t>Chi phí công nghệ cao</w:t>
-            </w:r>
-          </w:p>
-        </w:tc>
-        <w:tc>
-          <w:tcPr>
-            <w:tcW w:type="dxa" w:w="2880"/>
-          </w:tcPr>
-          <w:p>
-            <w:r>
-              <w:rPr>
-                <w:sz w:val="23"/>
-              </w:rPr>
-              <w:t>Áp lực lên lợi nhuận</w:t>
-            </w:r>
-          </w:p>
-        </w:tc>
-        <w:tc>
-          <w:tcPr>
-            <w:tcW w:type="dxa" w:w="2880"/>
-          </w:tcPr>
-          <w:p>
-            <w:r>
-              <w:rPr>
-                <w:sz w:val="23"/>
-              </w:rPr>
-              <w:t>Tự động hóa, tận dụng đối tác</w:t>
-            </w:r>
-          </w:p>
-        </w:tc>
-      </w:tr>
-    </w:tbl>
-    <w:p/>
-    <w:tbl>
-      <w:tblPr>
-        <w:tblStyle w:val="TableGrid"/>
-        <w:tblW w:type="auto" w:w="0"/>
-        <w:tblLook w:firstColumn="1" w:firstRow="1" w:lastColumn="0" w:lastRow="0" w:noHBand="0" w:noVBand="1" w:val="04A0"/>
-      </w:tblPr>
-      <w:tblGrid>
-        <w:gridCol w:w="8640"/>
-      </w:tblGrid>
-      <w:tr>
-        <w:tc>
-          <w:tcPr>
-            <w:tcW w:type="dxa" w:w="8640"/>
-            <w:shd w:val="clear" w:fill="FCEFE3"/>
-          </w:tcPr>
-          <w:p>
-            <w:pPr>
-              <w:jc w:val="both"/>
-            </w:pPr>
-            <w:r>
-              <w:rPr>
-                <w:b/>
-              </w:rPr>
-              <w:t xml:space="preserve">Góc nhìn phản biện: </w:t>
-            </w:r>
-            <w:r>
-              <w:t>Năng lực công nghệ là điểm mạnh nhưng cũng là “điểm yếu chí mạng”: chỉ một sự cố bảo mật lớn có thể phá hủy niềm tin đã xây dựng hơn mười năm. Ngoài ra, chi phí duy trì hơn một nghìn kỹ sư là gánh nặng cố định lớn.</w:t>
+              <w:t>Doanh nghiệp khởi nghiệp hấp dẫn</w:t>
             </w:r>
           </w:p>
         </w:tc>
@@ -5577,74 +5083,14 @@
     <w:p/>
     <w:p>
       <w:pPr>
-        <w:jc w:val="both"/>
-      </w:pPr>
-      <w:r>
-        <w:rPr>
-          <w:b/>
-        </w:rPr>
-        <w:t xml:space="preserve">Liên kết trong ma trận: </w:t>
-      </w:r>
-      <w:r>
-        <w:rPr>
-          <w:i/>
-        </w:rPr>
-        <w:t>Sản xuất là cầu nối giữa Giải pháp (3.2) và Bán hàng (5.1): hạ tầng tốt mới tạo được sản phẩm tốt, và sản phẩm tốt mới bán được.</w:t>
-      </w:r>
-    </w:p>
-    <w:p>
-      <w:pPr>
-        <w:pStyle w:val="Heading2"/>
+        <w:pStyle w:val="Heading1"/>
       </w:pPr>
       <w:r>
         <w:rPr>
           <w:rFonts w:ascii="Times New Roman" w:hAnsi="Times New Roman"/>
           <w:color w:val="1F3A60"/>
         </w:rPr>
-        <w:t>5.3. Tổ chức: thách thức của một “kỳ lân” đang trưởng thành</w:t>
-      </w:r>
-    </w:p>
-    <w:tbl>
-      <w:tblPr>
-        <w:tblStyle w:val="TableGrid"/>
-        <w:tblW w:type="auto" w:w="0"/>
-        <w:tblLook w:firstColumn="1" w:firstRow="1" w:lastColumn="0" w:lastRow="0" w:noHBand="0" w:noVBand="1" w:val="04A0"/>
-      </w:tblPr>
-      <w:tblGrid>
-        <w:gridCol w:w="8640"/>
-      </w:tblGrid>
-      <w:tr>
-        <w:tc>
-          <w:tcPr>
-            <w:tcW w:type="dxa" w:w="8640"/>
-            <w:shd w:val="clear" w:fill="E8EEF6"/>
-          </w:tcPr>
-          <w:p>
-            <w:pPr>
-              <w:jc w:val="both"/>
-            </w:pPr>
-            <w:r>
-              <w:rPr>
-                <w:b/>
-              </w:rPr>
-              <w:t xml:space="preserve">Nhận định: </w:t>
-            </w:r>
-            <w:r>
-              <w:t>MoMo đã vượt qua giai đoạn khởi nghiệp, nhưng việc chuyển mình từ một công ty do nhà sáng lập dẫn dắt sang một tổ chức đại chúng chuẩn mực vẫn là chặng đường dang dở.</w:t>
-            </w:r>
-          </w:p>
-        </w:tc>
-      </w:tr>
-    </w:tbl>
-    <w:p/>
-    <w:p>
-      <w:r>
-        <w:rPr>
-          <w:b/>
-          <w:i/>
-          <w:color w:val="1F3A60"/>
-        </w:rPr>
-        <w:t>Cơ cấu quản trị</w:t>
+        <w:t>VII. KẾT LUẬN</w:t>
       </w:r>
     </w:p>
     <w:p>
@@ -5655,670 +5101,7 @@
         <w:rPr>
           <w:i w:val="0"/>
         </w:rPr>
-        <w:t>Hội đồng quản trị của MoMo có sự tham gia của đại diện các quỹ đầu tư, trong khi nhà sáng lập giữ vai trò điều hành. Mô hình này giúp doanh nghiệp tiếp cận chuẩn mực quản trị quốc tế, nhưng cũng tạo ra sự giằng co giữa tầm nhìn dài hạn của nhà sáng lập và kỳ vọng thu hồi vốn của nhà đầu tư. Các thay đổi về cơ cấu sở hữu phía sau những thương vụ tỷ đô la cho thấy quyền lực trong doanh nghiệp đang dịch chuyển (Đại biểu Nhân dân, 2025).</w:t>
-      </w:r>
-    </w:p>
-    <w:p>
-      <w:r>
-        <w:rPr>
-          <w:i/>
-          <w:color w:val="555555"/>
-          <w:sz w:val="21"/>
-        </w:rPr>
-        <w:t>Nguồn: Đại biểu Nhân dân. (2025). Ai thực sự sở hữu MoMo: Cuộc chuyển giao quyền lực phía sau thương vụ tỷ USD của kỳ lân fintech Việt Nam. https://daibieunhandan.vn/ai-thuc-su-so-huu-momo-cuoc-chuyen-giao-quyen-luc-phia-sau-thuong-vu-ty-usd-cua-ky-lan-fintech-viet-nam-10421244.html</w:t>
-      </w:r>
-    </w:p>
-    <w:p>
-      <w:r>
-        <w:rPr>
-          <w:b/>
-          <w:i/>
-          <w:color w:val="1F3A60"/>
-        </w:rPr>
-        <w:t>Con người và văn hóa</w:t>
-      </w:r>
-    </w:p>
-    <w:p>
-      <w:pPr>
-        <w:jc w:val="both"/>
-      </w:pPr>
-      <w:r>
-        <w:rPr>
-          <w:i w:val="0"/>
-        </w:rPr>
-        <w:t>Năm 2020, MoMo là công ty công nghệ tài chính Việt Nam duy nhất được Tạp chí HR Asia vinh danh trong nhóm “Nơi làm việc tốt nhất châu Á 2020”; giải thưởng phản ánh chính sách phát triển nguồn nhân lực gắn với chiến lược trở thành siêu ứng dụng (Thị trường Tài chính Tiền tệ, 2020a). Đội ngũ hơn 800 kỹ sư công nghệ và hơn 200 kỹ sư dữ liệu, trí tuệ nhân tạo (Báo Pháp luật Việt Nam, 2024a) cho thấy MoMo được tổ chức như một công ty công nghệ hơn là một công ty tài chính truyền thống.</w:t>
-      </w:r>
-    </w:p>
-    <w:p>
-      <w:r>
-        <w:rPr>
-          <w:i/>
-          <w:color w:val="555555"/>
-          <w:sz w:val="21"/>
-        </w:rPr>
-        <w:t>Nguồn: Thị trường Tài chính Tiền tệ. (2020a). Ví MoMo – fintech Việt vào top “Nơi làm việc tốt nhất châu Á 2020”. https://thitruongtaichinhtiente.vn/print/28194.html</w:t>
-      </w:r>
-    </w:p>
-    <w:p>
-      <w:r>
-        <w:rPr>
-          <w:i/>
-          <w:color w:val="555555"/>
-          <w:sz w:val="21"/>
-        </w:rPr>
-        <w:t>Nguồn: Báo Pháp luật Việt Nam. (2024a). CTO MoMo Thái Trí Hùng: Công cụ AI thực sự giải phóng nhân viên chăm sóc khách hàng khỏi công việc “rửa chén, quét nhà” nhàm chán. https://doanhnhan.baophapluat.vn/cto-momo-thai-tri-hung-cong-cu-ai-thuc-su-giai-phong-nhan-vien-cham-soc-khach-hang-khoi-cong-viec-rua-chen-quet-nha-nham-chan-78750</w:t>
-      </w:r>
-    </w:p>
-    <w:p>
-      <w:r>
-        <w:rPr>
-          <w:b/>
-          <w:i/>
-          <w:color w:val="1F3A60"/>
-        </w:rPr>
-        <w:t>Tổ chức theo chiến lược</w:t>
-      </w:r>
-    </w:p>
-    <w:p>
-      <w:pPr>
-        <w:jc w:val="center"/>
-      </w:pPr>
-      <w:r>
-        <w:rPr>
-          <w:b/>
-          <w:i/>
-        </w:rPr>
-        <w:t>Bảng 15. Mối quan hệ giữa chiến lược và tổ chức</w:t>
-      </w:r>
-    </w:p>
-    <w:tbl>
-      <w:tblPr>
-        <w:tblStyle w:val="TableGrid"/>
-        <w:tblW w:type="auto" w:w="0"/>
-        <w:tblLook w:firstColumn="1" w:firstRow="1" w:lastColumn="0" w:lastRow="0" w:noHBand="0" w:noVBand="1" w:val="04A0"/>
-      </w:tblPr>
-      <w:tblGrid>
-        <w:gridCol w:w="4320"/>
-        <w:gridCol w:w="4320"/>
-      </w:tblGrid>
-      <w:tr>
-        <w:tc>
-          <w:tcPr>
-            <w:tcW w:type="dxa" w:w="4320"/>
-            <w:shd w:val="clear" w:fill="1F3A60"/>
-          </w:tcPr>
-          <w:p>
-            <w:r>
-              <w:rPr>
-                <w:b/>
-                <w:color w:val="FFFFFF"/>
-                <w:sz w:val="23"/>
-              </w:rPr>
-              <w:t>Định hướng chiến lược</w:t>
-            </w:r>
-          </w:p>
-        </w:tc>
-        <w:tc>
-          <w:tcPr>
-            <w:tcW w:type="dxa" w:w="4320"/>
-            <w:shd w:val="clear" w:fill="1F3A60"/>
-          </w:tcPr>
-          <w:p>
-            <w:r>
-              <w:rPr>
-                <w:b/>
-                <w:color w:val="FFFFFF"/>
-                <w:sz w:val="23"/>
-              </w:rPr>
-              <w:t>Thay đổi trong tổ chức</w:t>
-            </w:r>
-          </w:p>
-        </w:tc>
-      </w:tr>
-      <w:tr>
-        <w:tc>
-          <w:tcPr>
-            <w:tcW w:type="dxa" w:w="4320"/>
-          </w:tcPr>
-          <w:p>
-            <w:r>
-              <w:rPr>
-                <w:sz w:val="23"/>
-              </w:rPr>
-              <w:t>Lấy trí tuệ nhân tạo làm trọng tâm</w:t>
-            </w:r>
-          </w:p>
-        </w:tc>
-        <w:tc>
-          <w:tcPr>
-            <w:tcW w:type="dxa" w:w="4320"/>
-          </w:tcPr>
-          <w:p>
-            <w:r>
-              <w:rPr>
-                <w:sz w:val="23"/>
-              </w:rPr>
-              <w:t>Thành lập Hội đồng Trí tuệ nhân tạo (2022); mua lại Pique</w:t>
-            </w:r>
-          </w:p>
-        </w:tc>
-      </w:tr>
-      <w:tr>
-        <w:tc>
-          <w:tcPr>
-            <w:tcW w:type="dxa" w:w="4320"/>
-          </w:tcPr>
-          <w:p>
-            <w:r>
-              <w:rPr>
-                <w:sz w:val="23"/>
-              </w:rPr>
-              <w:t>Xây dựng nền tảng mở</w:t>
-            </w:r>
-          </w:p>
-        </w:tc>
-        <w:tc>
-          <w:tcPr>
-            <w:tcW w:type="dxa" w:w="4320"/>
-          </w:tcPr>
-          <w:p>
-            <w:r>
-              <w:rPr>
-                <w:sz w:val="23"/>
-              </w:rPr>
-              <w:t>Đội ngũ phát triển ứng dụng nhỏ và quan hệ đối tác</w:t>
-            </w:r>
-          </w:p>
-        </w:tc>
-      </w:tr>
-      <w:tr>
-        <w:tc>
-          <w:tcPr>
-            <w:tcW w:type="dxa" w:w="4320"/>
-          </w:tcPr>
-          <w:p>
-            <w:r>
-              <w:rPr>
-                <w:sz w:val="23"/>
-              </w:rPr>
-              <w:t>Tăng cường tuân thủ</w:t>
-            </w:r>
-          </w:p>
-        </w:tc>
-        <w:tc>
-          <w:tcPr>
-            <w:tcW w:type="dxa" w:w="4320"/>
-          </w:tcPr>
-          <w:p>
-            <w:r>
-              <w:rPr>
-                <w:sz w:val="23"/>
-              </w:rPr>
-              <w:t>Bộ phận pháp chế, kiểm soát rủi ro theo yêu cầu Ngân hàng Nhà nước</w:t>
-            </w:r>
-          </w:p>
-        </w:tc>
-      </w:tr>
-      <w:tr>
-        <w:tc>
-          <w:tcPr>
-            <w:tcW w:type="dxa" w:w="4320"/>
-          </w:tcPr>
-          <w:p>
-            <w:r>
-              <w:rPr>
-                <w:sz w:val="23"/>
-              </w:rPr>
-              <w:t>Chuẩn bị niêm yết</w:t>
-            </w:r>
-          </w:p>
-        </w:tc>
-        <w:tc>
-          <w:tcPr>
-            <w:tcW w:type="dxa" w:w="4320"/>
-          </w:tcPr>
-          <w:p>
-            <w:r>
-              <w:rPr>
-                <w:sz w:val="23"/>
-              </w:rPr>
-              <w:t>Chuẩn hóa báo cáo tài chính, quản trị theo thông lệ quốc tế</w:t>
-            </w:r>
-          </w:p>
-        </w:tc>
-      </w:tr>
-    </w:tbl>
-    <w:p/>
-    <w:p>
-      <w:r>
-        <w:rPr>
-          <w:i/>
-          <w:color w:val="555555"/>
-          <w:sz w:val="21"/>
-        </w:rPr>
-        <w:t>Nguồn: Thị trường Tài chính Tiền tệ. (2022). Giới thiệu AI Committee – MoMo khẳng định quyết tâm thực thi chiến lược AI-First. https://thitruongtaichinhtiente.vn/print/38906.html</w:t>
-      </w:r>
-    </w:p>
-    <w:p>
-      <w:r>
-        <w:rPr>
-          <w:i/>
-          <w:color w:val="555555"/>
-          <w:sz w:val="21"/>
-        </w:rPr>
-        <w:t>Nguồn: VietTimes. (2022). MoMo thâu tóm start-up AI, chiêu mộ cả nhà sáng lập. https://viettimes.vn/momo-thau-tom-start-up-ai-chieu-mo-ca-founder-post147508.html</w:t>
-      </w:r>
-    </w:p>
-    <w:p>
-      <w:r>
-        <w:rPr>
-          <w:b/>
-          <w:i/>
-          <w:color w:val="1F3A60"/>
-        </w:rPr>
-        <w:t>Lộ trình niêm yết</w:t>
-      </w:r>
-    </w:p>
-    <w:p>
-      <w:pPr>
-        <w:jc w:val="both"/>
-      </w:pPr>
-      <w:r>
-        <w:rPr>
-          <w:i w:val="0"/>
-        </w:rPr>
-        <w:t>Năm 2021, MoMo từng đặt mục tiêu niêm yết vào khoảng năm 2025 (Tuổi Trẻ News, 2021); sau đó báo chí đưa tin doanh nghiệp chuẩn bị niêm yết tại nước ngoài (Báo Pháp luật Việt Nam, 2025). Niêm yết sẽ buộc MoMo minh bạch hóa thông tin tài chính và chuẩn hóa bộ máy, nhưng kế hoạch nhiều lần điều chỉnh cho thấy doanh nghiệp vẫn đang cân nhắc thời điểm và địa điểm phù hợp.</w:t>
-      </w:r>
-    </w:p>
-    <w:p>
-      <w:r>
-        <w:rPr>
-          <w:i/>
-          <w:color w:val="555555"/>
-          <w:sz w:val="21"/>
-        </w:rPr>
-        <w:t>Nguồn: Tuổi Trẻ News. (2021, 21 tháng 12). Vietnam mobile wallet MoMo says valuation tops $2 billion after funding. https://tuoitrenews.vn/news/business/20211221/vietnam-mobile-wallet-momo-says-valuation-tops-2-billion-after-funding/64834.html</w:t>
-      </w:r>
-    </w:p>
-    <w:p>
-      <w:r>
-        <w:rPr>
-          <w:i/>
-          <w:color w:val="555555"/>
-          <w:sz w:val="21"/>
-        </w:rPr>
-        <w:t>Nguồn: Báo Pháp luật Việt Nam. (2025). M_Service – đơn vị sở hữu ví điện tử MoMo rục rịch chuẩn bị IPO tại nước ngoài. https://doanhnhan.baophapluat.vn/m-service--don-vi-so-huu-vi-dien-tu-momo-ruc-rich-chuan-bi-ipo-tai-nuoc-ngoai-80523.html</w:t>
-      </w:r>
-    </w:p>
-    <w:tbl>
-      <w:tblPr>
-        <w:tblStyle w:val="TableGrid"/>
-        <w:tblW w:type="auto" w:w="0"/>
-        <w:tblLook w:firstColumn="1" w:firstRow="1" w:lastColumn="0" w:lastRow="0" w:noHBand="0" w:noVBand="1" w:val="04A0"/>
-      </w:tblPr>
-      <w:tblGrid>
-        <w:gridCol w:w="8640"/>
-      </w:tblGrid>
-      <w:tr>
-        <w:tc>
-          <w:tcPr>
-            <w:tcW w:type="dxa" w:w="8640"/>
-            <w:shd w:val="clear" w:fill="FCEFE3"/>
-          </w:tcPr>
-          <w:p>
-            <w:pPr>
-              <w:jc w:val="both"/>
-            </w:pPr>
-            <w:r>
-              <w:rPr>
-                <w:b/>
-              </w:rPr>
-              <w:t xml:space="preserve">Góc nhìn phản biện: </w:t>
-            </w:r>
-            <w:r>
-              <w:t>Bất đồng đường lối từng là khó khăn lớn nhất của MoMo (MoMo, 2019). Khi chuẩn bị niêm yết và cơ cấu sở hữu thay đổi, rủi ro này có thể quay trở lại. Ngoài ra, giữ chân nhân sự công nghệ giỏi trong bối cảnh cạnh tranh nhân tài với ngân hàng và tập đoàn công nghệ là thách thức thường trực.</w:t>
-            </w:r>
-          </w:p>
-        </w:tc>
-      </w:tr>
-    </w:tbl>
-    <w:p/>
-    <w:p>
-      <w:r>
-        <w:rPr>
-          <w:i/>
-          <w:color w:val="555555"/>
-          <w:sz w:val="21"/>
-        </w:rPr>
-        <w:t>Nguồn: MoMo. (2019). Đồng Tổng giám đốc MoMo Nguyễn Mạnh Tường truyền “cảm hứng khởi nghiệp” đến hàng trăm sinh viên Đại học Quốc gia TP.HCM. https://www.momo.vn/tin-tuc/tin-tuc-su-kien/coceo-momo-nguyen-manh-tuong-truyen-cam-hung-khoi-2580</w:t>
-      </w:r>
-    </w:p>
-    <w:p>
-      <w:pPr>
-        <w:jc w:val="both"/>
-      </w:pPr>
-      <w:r>
-        <w:rPr>
-          <w:b/>
-        </w:rPr>
-        <w:t xml:space="preserve">Liên kết trong ma trận: </w:t>
-      </w:r>
-      <w:r>
-        <w:rPr>
-          <w:i/>
-        </w:rPr>
-        <w:t>Tổ chức là “hệ điều hành” của cả ma trận: nó biến năng lực của Đội ngũ (3.3) thành hành động và quyết định Sản xuất (5.2), Bán hàng (5.1) có được thực thi nhất quán hay không.</w:t>
-      </w:r>
-    </w:p>
-    <w:p>
-      <w:pPr>
-        <w:pStyle w:val="Heading1"/>
-      </w:pPr>
-      <w:r>
-        <w:rPr>
-          <w:rFonts w:ascii="Times New Roman" w:hAnsi="Times New Roman"/>
-          <w:color w:val="1F3A60"/>
-        </w:rPr>
-        <w:t>PHẦN 6. BỨC TRANH TỔNG THỂ</w:t>
-      </w:r>
-    </w:p>
-    <w:p>
-      <w:pPr>
-        <w:jc w:val="center"/>
-      </w:pPr>
-      <w:r>
-        <w:rPr>
-          <w:b/>
-          <w:i/>
-        </w:rPr>
-        <w:t>Bảng 16. Ma trận đánh giá tổng hợp MoMo</w:t>
-      </w:r>
-    </w:p>
-    <w:tbl>
-      <w:tblPr>
-        <w:tblStyle w:val="TableGrid"/>
-        <w:tblW w:type="auto" w:w="0"/>
-        <w:tblLook w:firstColumn="1" w:firstRow="1" w:lastColumn="0" w:lastRow="0" w:noHBand="0" w:noVBand="1" w:val="04A0"/>
-      </w:tblPr>
-      <w:tblGrid>
-        <w:gridCol w:w="2160"/>
-        <w:gridCol w:w="2160"/>
-        <w:gridCol w:w="2160"/>
-        <w:gridCol w:w="2160"/>
-      </w:tblGrid>
-      <w:tr>
-        <w:tc>
-          <w:tcPr>
-            <w:tcW w:type="dxa" w:w="2160"/>
-            <w:shd w:val="clear" w:fill="1F3A60"/>
-          </w:tcPr>
-          <w:p>
-            <w:r>
-              <w:rPr>
-                <w:b/>
-                <w:color w:val="FFFFFF"/>
-                <w:sz w:val="23"/>
-              </w:rPr>
-              <w:t>Cấp độ</w:t>
-            </w:r>
-          </w:p>
-        </w:tc>
-        <w:tc>
-          <w:tcPr>
-            <w:tcW w:type="dxa" w:w="2160"/>
-            <w:shd w:val="clear" w:fill="1F3A60"/>
-          </w:tcPr>
-          <w:p>
-            <w:r>
-              <w:rPr>
-                <w:b/>
-                <w:color w:val="FFFFFF"/>
-                <w:sz w:val="23"/>
-              </w:rPr>
-              <w:t>Khách hàng</w:t>
-            </w:r>
-          </w:p>
-        </w:tc>
-        <w:tc>
-          <w:tcPr>
-            <w:tcW w:type="dxa" w:w="2160"/>
-            <w:shd w:val="clear" w:fill="1F3A60"/>
-          </w:tcPr>
-          <w:p>
-            <w:r>
-              <w:rPr>
-                <w:b/>
-                <w:color w:val="FFFFFF"/>
-                <w:sz w:val="23"/>
-              </w:rPr>
-              <w:t>Doanh nghiệp</w:t>
-            </w:r>
-          </w:p>
-        </w:tc>
-        <w:tc>
-          <w:tcPr>
-            <w:tcW w:type="dxa" w:w="2160"/>
-            <w:shd w:val="clear" w:fill="1F3A60"/>
-          </w:tcPr>
-          <w:p>
-            <w:r>
-              <w:rPr>
-                <w:b/>
-                <w:color w:val="FFFFFF"/>
-                <w:sz w:val="23"/>
-              </w:rPr>
-              <w:t>Nhà khởi nghiệp</w:t>
-            </w:r>
-          </w:p>
-        </w:tc>
-      </w:tr>
-      <w:tr>
-        <w:tc>
-          <w:tcPr>
-            <w:tcW w:type="dxa" w:w="2160"/>
-          </w:tcPr>
-          <w:p>
-            <w:r>
-              <w:rPr>
-                <w:sz w:val="23"/>
-              </w:rPr>
-              <w:t>Đề xuất giá trị</w:t>
-            </w:r>
-          </w:p>
-        </w:tc>
-        <w:tc>
-          <w:tcPr>
-            <w:tcW w:type="dxa" w:w="2160"/>
-          </w:tcPr>
-          <w:p>
-            <w:r>
-              <w:rPr>
-                <w:sz w:val="23"/>
-              </w:rPr>
-              <w:t>Nhu cầu – Rất mạnh</w:t>
-            </w:r>
-          </w:p>
-        </w:tc>
-        <w:tc>
-          <w:tcPr>
-            <w:tcW w:type="dxa" w:w="2160"/>
-          </w:tcPr>
-          <w:p>
-            <w:r>
-              <w:rPr>
-                <w:sz w:val="23"/>
-              </w:rPr>
-              <w:t>Giải pháp – Mạnh</w:t>
-            </w:r>
-          </w:p>
-        </w:tc>
-        <w:tc>
-          <w:tcPr>
-            <w:tcW w:type="dxa" w:w="2160"/>
-          </w:tcPr>
-          <w:p>
-            <w:r>
-              <w:rPr>
-                <w:sz w:val="23"/>
-              </w:rPr>
-              <w:t>Đội ngũ – Mạnh</w:t>
-            </w:r>
-          </w:p>
-        </w:tc>
-      </w:tr>
-      <w:tr>
-        <w:tc>
-          <w:tcPr>
-            <w:tcW w:type="dxa" w:w="2160"/>
-          </w:tcPr>
-          <w:p>
-            <w:r>
-              <w:rPr>
-                <w:sz w:val="23"/>
-              </w:rPr>
-              <w:t>Ngành</w:t>
-            </w:r>
-          </w:p>
-        </w:tc>
-        <w:tc>
-          <w:tcPr>
-            <w:tcW w:type="dxa" w:w="2160"/>
-          </w:tcPr>
-          <w:p>
-            <w:r>
-              <w:rPr>
-                <w:sz w:val="23"/>
-              </w:rPr>
-              <w:t>Thị trường – Rất mạnh</w:t>
-            </w:r>
-          </w:p>
-        </w:tc>
-        <w:tc>
-          <w:tcPr>
-            <w:tcW w:type="dxa" w:w="2160"/>
-          </w:tcPr>
-          <w:p>
-            <w:r>
-              <w:rPr>
-                <w:sz w:val="23"/>
-              </w:rPr>
-              <w:t>Cạnh tranh – Cần lưu ý</w:t>
-            </w:r>
-          </w:p>
-        </w:tc>
-        <w:tc>
-          <w:tcPr>
-            <w:tcW w:type="dxa" w:w="2160"/>
-          </w:tcPr>
-          <w:p>
-            <w:r>
-              <w:rPr>
-                <w:sz w:val="23"/>
-              </w:rPr>
-              <w:t>Mạng lưới – Rất mạnh</w:t>
-            </w:r>
-          </w:p>
-        </w:tc>
-      </w:tr>
-      <w:tr>
-        <w:tc>
-          <w:tcPr>
-            <w:tcW w:type="dxa" w:w="2160"/>
-          </w:tcPr>
-          <w:p>
-            <w:r>
-              <w:rPr>
-                <w:sz w:val="23"/>
-              </w:rPr>
-              <w:t>Chiến lược</w:t>
-            </w:r>
-          </w:p>
-        </w:tc>
-        <w:tc>
-          <w:tcPr>
-            <w:tcW w:type="dxa" w:w="2160"/>
-          </w:tcPr>
-          <w:p>
-            <w:r>
-              <w:rPr>
-                <w:sz w:val="23"/>
-              </w:rPr>
-              <w:t>Bán hàng – Đang cải thiện</w:t>
-            </w:r>
-          </w:p>
-        </w:tc>
-        <w:tc>
-          <w:tcPr>
-            <w:tcW w:type="dxa" w:w="2160"/>
-          </w:tcPr>
-          <w:p>
-            <w:r>
-              <w:rPr>
-                <w:sz w:val="23"/>
-              </w:rPr>
-              <w:t>Sản xuất – Mạnh</w:t>
-            </w:r>
-          </w:p>
-        </w:tc>
-        <w:tc>
-          <w:tcPr>
-            <w:tcW w:type="dxa" w:w="2160"/>
-          </w:tcPr>
-          <w:p>
-            <w:r>
-              <w:rPr>
-                <w:sz w:val="23"/>
-              </w:rPr>
-              <w:t>Tổ chức – Cần lưu ý</w:t>
-            </w:r>
-          </w:p>
-        </w:tc>
-      </w:tr>
-    </w:tbl>
-    <w:p/>
-    <w:p>
-      <w:pPr>
-        <w:jc w:val="both"/>
-      </w:pPr>
-      <w:r>
-        <w:rPr>
-          <w:i w:val="0"/>
-        </w:rPr>
-        <w:t>Nhìn vào ma trận, có thể thấy cột “khách hàng” và cột “nhà khởi nghiệp” của MoMo khá vững, trong khi điểm cần lưu ý tập trung ở cột “doanh nghiệp” (cạnh tranh) và hàng “chiến lược” (tổ chức, bán hàng). Điều này phù hợp với giai đoạn phát triển của MoMo: doanh nghiệp đã chứng minh được giá trị và vị thế, giờ là lúc phải chứng minh khả năng sinh lời bền vững và quản trị chuẩn mực.</w:t>
-      </w:r>
-    </w:p>
-    <w:p>
-      <w:pPr>
-        <w:pStyle w:val="Heading1"/>
-      </w:pPr>
-      <w:r>
-        <w:rPr>
-          <w:rFonts w:ascii="Times New Roman" w:hAnsi="Times New Roman"/>
-          <w:color w:val="1F3A60"/>
-        </w:rPr>
-        <w:t>PHẦN 7. KẾT LUẬN</w:t>
-      </w:r>
-    </w:p>
-    <w:p>
-      <w:pPr>
-        <w:jc w:val="both"/>
-      </w:pPr>
-      <w:r>
-        <w:rPr>
-          <w:i w:val="0"/>
-        </w:rPr>
-        <w:t>MoMo là minh chứng cho việc một doanh nghiệp khởi nghiệp Việt Nam có thể trở thành “kỳ lân” nhờ giải quyết đúng một nỗi đau lớn của xã hội. Hai hàng đầu của ma trận cho thấy nền tảng rất vững: nhu cầu cấp thiết, giải pháp phù hợp được bảo chứng bởi giấy phép, đội ngũ bền bỉ, thị trường tăng trưởng nhanh nhất khu vực và mạng lưới khó sao chép. Ở hàng chiến lược, MoMo đã chuyển hướng thành công từ thu hút sang khai thác giá trị, đầu tư mạnh vào hạ tầng trí tuệ nhân tạo và đang hoàn thiện bộ máy để tiến tới niêm yết.</w:t>
-      </w:r>
-    </w:p>
-    <w:p>
-      <w:pPr>
-        <w:jc w:val="both"/>
-      </w:pPr>
-      <w:r>
-        <w:rPr>
-          <w:i w:val="0"/>
-        </w:rPr>
-        <w:t>Thách thức lớn nhất trong thời gian tới gồm: sự cạnh tranh của ngân hàng số ở chức năng thanh toán cơ bản, chi phí tuân thủ quy định ngày càng cao và việc duy trì sự đồng thuận trong quản trị. Nếu tiếp tục dịch chuyển sang dịch vụ tài chính có giá trị gia tăng cao, khai thác tốt dữ liệu và giữ vững niềm tin của người dùng, MoMo có cơ hội trở thành siêu ứng dụng tài chính hàng đầu Việt Nam.</w:t>
+        <w:t>Theo Ma trận Đánh giá Dự án Kinh doanh, MoMo có nền tảng rất vững ở hai hàng đầu: nhu cầu lớn và cấp thiết, giải pháp phù hợp và được cấp phép sớm, đội ngũ bền bỉ; thị trường tăng trưởng nhanh nhất khu vực, vị thế dẫn đầu và mạng lưới rộng. Điểm yếu nằm ở cường độ cạnh tranh cao và các vấn đề quản trị khi doanh nghiệp mở rộng. Để phát triển bền vững, MoMo cần dịch chuyển sang dịch vụ tài chính số có giá trị gia tăng cao, duy trì lợi nhuận và tăng cường an toàn cho người dùng.</w:t>
       </w:r>
     </w:p>
     <w:p>
@@ -6386,7 +5169,7 @@
         <w:ind w:left="560" w:hanging="560"/>
       </w:pPr>
       <w:r>
-        <w:t>Báo Pháp luật Việt Nam. (2024a). CTO MoMo Thái Trí Hùng: Công cụ AI thực sự giải phóng nhân viên chăm sóc khách hàng khỏi công việc “rửa chén, quét nhà” nhàm chán. https://doanhnhan.baophapluat.vn/cto-momo-thai-tri-hung-cong-cu-ai-thuc-su-giai-phong-nhan-vien-cham-soc-khach-hang-khoi-cong-viec-rua-chen-quet-nha-nham-chan-78750</w:t>
+        <w:t>Báo Pháp luật Việt Nam. (2024). CTO MoMo Thái Trí Hùng: Công cụ AI thực sự giải phóng nhân viên chăm sóc khách hàng khỏi công việc “rửa chén, quét nhà” nhàm chán. https://doanhnhan.baophapluat.vn/cto-momo-thai-tri-hung-cong-cu-ai-thuc-su-giai-phong-nhan-vien-cham-soc-khach-hang-khoi-cong-viec-rua-chen-quet-nha-nham-chan-78750</w:t>
       </w:r>
     </w:p>
     <w:p>
@@ -6450,14 +5233,6 @@
         <w:ind w:left="560" w:hanging="560"/>
       </w:pPr>
       <w:r>
-        <w:t>LuatVietnam. (2025). Tổng hợp 4 điểm mới Thông tư 41/2025/TT-NHNN về ví điện tử. https://luatvietnam.vn/linh-vuc-khac/tong-hop-diem-moi-thong-tu-41-2025-tt-nhnn-ve-vi-dien-tu-883-106022-article.html</w:t>
-      </w:r>
-    </w:p>
-    <w:p>
-      <w:pPr>
-        <w:ind w:left="560" w:hanging="560"/>
-      </w:pPr>
-      <w:r>
         <w:t>MoMo. (2015). MoMo và những cú hích sau một năm ra mắt. https://www.momo.vn/tin-tuc/tin-tuc-su-kien/ung-dung-momo-va-nhung-cu-hich-sau-mot-nam-ra-mat-41</w:t>
       </w:r>
     </w:p>
@@ -6482,14 +5257,6 @@
         <w:ind w:left="560" w:hanging="560"/>
       </w:pPr>
       <w:r>
-        <w:t>MoMo. (2022). MoMo lần đầu giới thiệu công nghệ Mini App doanh nghiệp. https://www.momo.vn/tin-tuc/tin-tuc-su-kien/momo-lan-dau-gioi-thieu-cong-nghe-mini-app-doanh-2991</w:t>
-      </w:r>
-    </w:p>
-    <w:p>
-      <w:pPr>
-        <w:ind w:left="560" w:hanging="560"/>
-      </w:pPr>
-      <w:r>
         <w:t>MoMo. (2023a). MoMo lọt vào Top 10 Nền tảng dịch vụ tài chính toàn cầu 2023 và là Nền tảng dịch vụ tài chính tốt nhất Việt Nam 2022. https://www.momo.vn/tin-tuc/thong-cao-bao-chi/momo-lot-vao-top-10-nen-tang-dich-vu-tai-chinh-4145</w:t>
       </w:r>
     </w:p>
@@ -6530,31 +5297,7 @@
         <w:ind w:left="560" w:hanging="560"/>
       </w:pPr>
       <w:r>
-        <w:t>The Leader. (2021). Siêu ứng dụng đi xây tiểu ứng dụng. https://theleader.vn/sieu-ung-dung-di-xay-tieu-ung-dung-d12975.html</w:t>
-      </w:r>
-    </w:p>
-    <w:p>
-      <w:pPr>
-        <w:ind w:left="560" w:hanging="560"/>
-      </w:pPr>
-      <w:r>
         <w:t>Thư viện Pháp luật. (2023). Để có thể cung ứng dịch vụ trung gian thanh toán thì các tổ chức dịch vụ phải đáp ứng được những điều kiện nào? https://thuvienphapluat.vn/phap-luat/de-co-the-cung-ung-dich-vu-trung-gian-thanh-toan-thi-cac-to-chuc-dich-vu-phai-dap-ung-duoc-nhung-di-433505-39657.html</w:t>
-      </w:r>
-    </w:p>
-    <w:p>
-      <w:pPr>
-        <w:ind w:left="560" w:hanging="560"/>
-      </w:pPr>
-      <w:r>
-        <w:t>Thị trường Tài chính Tiền tệ. (2020a). Ví MoMo – fintech Việt vào top “Nơi làm việc tốt nhất châu Á 2020”. https://thitruongtaichinhtiente.vn/print/28194.html</w:t>
-      </w:r>
-    </w:p>
-    <w:p>
-      <w:pPr>
-        <w:ind w:left="560" w:hanging="560"/>
-      </w:pPr>
-      <w:r>
-        <w:t>Thị trường Tài chính Tiền tệ. (2020b). Ví điện tử MoMo cán mốc 20 triệu người dùng. https://thitruongtaichinhtiente.vn/vi-dien-tu-momo-can-moc-20-trieu-nguoi-dung-28790.html</w:t>
       </w:r>
     </w:p>
     <w:p>
@@ -6610,14 +5353,6 @@
         <w:ind w:left="560" w:hanging="560"/>
       </w:pPr>
       <w:r>
-        <w:t>Vietnam Finance. (2021). Hoàn thành vòng gọi vốn Series D, MoMo muốn xây nền tảng siêu ứng dụng mới. https://vietnamfinance.vn/hoan-thanh-vong-goi-von-series-d-momo-muon-xay-nen-tang-sieu-ung-dung-moi-d60088.html</w:t>
-      </w:r>
-    </w:p>
-    <w:p>
-      <w:pPr>
-        <w:ind w:left="560" w:hanging="560"/>
-      </w:pPr>
-      <w:r>
         <w:t>Vietnam Finance. (2025). Kỳ lân công nghệ MoMo lần đầu báo lãi trong năm 2024. https://vietnamfinance.vn/ky-lan-cong-nghe-momo-lan-dau-bao-lai-trong-nam-2024-d126492.html</w:t>
       </w:r>
     </w:p>
@@ -6643,14 +5378,6 @@
       </w:pPr>
       <w:r>
         <w:t>VnEconomy. (2021, 11 tháng 12). Ngân hàng Nhật chi 170 triệu USD mua 7,5% cổ phần MoMo. https://vneconomy.vn/ngan-hang-nhat-chi-170-trieu-usd-mua-7-5-co-phan-momo.htm</w:t>
-      </w:r>
-    </w:p>
-    <w:p>
-      <w:pPr>
-        <w:ind w:left="560" w:hanging="560"/>
-      </w:pPr>
-      <w:r>
-        <w:t>VnEconomy. (2025). 100% khách hàng mở tài khoản ví điện tử đều được yêu cầu xác thực sinh trắc học. https://vneconomy.vn/100-khach-hang-mo-tai-khoan-vi-dien-tu-deu-duoc-yeu-cau-xac-thuc-sinh-trac-hoc.htm</w:t>
       </w:r>
     </w:p>
     <w:p>
